--- a/hin/docx/08.content.docx
+++ b/hin/docx/08.content.docx
@@ -1106,6 +1106,20 @@
       </w:r>
       <w:r>
         <w:rPr>
+          <w:lang w:val="hi_IN" w:bidi="hi_IN"/>
+        </w:rPr>
+        <w:t>בִּ⁠ימֵי֙ שְׁפֹ֣ט הַ⁠שֹּׁפְטִ֔ים</w:t>
+      </w:r>
+    </w:p>
+    <w:p>
+      <w:pPr/>
+      <w:r>
+        <w:rPr>
+          <w:lang w:val="hi_IN" w:bidi="hi_IN"/>
+        </w:rPr>
+      </w:r>
+      <w:r>
+        <w:rPr>
           <w:b/>
           <w:lang w:val="hi_IN" w:bidi="hi_IN"/>
         </w:rPr>
@@ -1203,6 +1217,20 @@
       </w:r>
       <w:r>
         <w:rPr>
+          <w:lang w:val="hi_IN" w:bidi="hi_IN"/>
+        </w:rPr>
+        <w:t>בָּ⁠אָ֑רֶץ</w:t>
+      </w:r>
+    </w:p>
+    <w:p>
+      <w:pPr/>
+      <w:r>
+        <w:rPr>
+          <w:lang w:val="hi_IN" w:bidi="hi_IN"/>
+        </w:rPr>
+      </w:r>
+      <w:r>
+        <w:rPr>
           <w:b/>
           <w:lang w:val="hi_IN" w:bidi="hi_IN"/>
         </w:rPr>
@@ -1286,6 +1314,20 @@
       </w:r>
       <w:r>
         <w:rPr>
+          <w:lang w:val="hi_IN" w:bidi="hi_IN"/>
+        </w:rPr>
+        <w:t>אִ֜ישׁ</w:t>
+      </w:r>
+    </w:p>
+    <w:p>
+      <w:pPr/>
+      <w:r>
+        <w:rPr>
+          <w:lang w:val="hi_IN" w:bidi="hi_IN"/>
+        </w:rPr>
+      </w:r>
+      <w:r>
+        <w:rPr>
           <w:b/>
           <w:lang w:val="hi_IN" w:bidi="hi_IN"/>
         </w:rPr>
@@ -1376,6 +1418,20 @@
       </w:r>
       <w:r>
         <w:rPr>
+          <w:lang w:val="hi_IN" w:bidi="hi_IN"/>
+        </w:rPr>
+        <w:t>אֶפְרָתִ֔ים</w:t>
+      </w:r>
+    </w:p>
+    <w:p>
+      <w:pPr/>
+      <w:r>
+        <w:rPr>
+          <w:lang w:val="hi_IN" w:bidi="hi_IN"/>
+        </w:rPr>
+      </w:r>
+      <w:r>
+        <w:rPr>
           <w:b/>
           <w:lang w:val="hi_IN" w:bidi="hi_IN"/>
         </w:rPr>
@@ -1452,6 +1508,20 @@
       </w:r>
       <w:r>
         <w:rPr>
+          <w:lang w:val="hi_IN" w:bidi="hi_IN"/>
+        </w:rPr>
+        <w:t>וַ⁠תִּשָּׁאֵ֥ר הִ֖יא וּ⁠שְׁנֵ֥י בָנֶֽי⁠הָ</w:t>
+      </w:r>
+    </w:p>
+    <w:p>
+      <w:pPr/>
+      <w:r>
+        <w:rPr>
+          <w:lang w:val="hi_IN" w:bidi="hi_IN"/>
+        </w:rPr>
+      </w:r>
+      <w:r>
+        <w:rPr>
           <w:b/>
           <w:lang w:val="hi_IN" w:bidi="hi_IN"/>
         </w:rPr>
@@ -1516,6 +1586,20 @@
       </w:r>
       <w:r>
         <w:rPr>
+          <w:lang w:val="hi_IN" w:bidi="hi_IN"/>
+        </w:rPr>
+        <w:t>וַ⁠יִּשְׂא֣וּ לָ⁠הֶ֗ם נָשִׁים֙</w:t>
+      </w:r>
+    </w:p>
+    <w:p>
+      <w:pPr/>
+      <w:r>
+        <w:rPr>
+          <w:lang w:val="hi_IN" w:bidi="hi_IN"/>
+        </w:rPr>
+      </w:r>
+      <w:r>
+        <w:rPr>
           <w:b/>
           <w:lang w:val="hi_IN" w:bidi="hi_IN"/>
         </w:rPr>
@@ -1606,6 +1690,20 @@
       </w:r>
       <w:r>
         <w:rPr>
+          <w:lang w:val="hi_IN" w:bidi="hi_IN"/>
+        </w:rPr>
+        <w:t>שֵׁ֤ם הָֽ⁠אַחַת֙ עָרְפָּ֔ה וְ⁠שֵׁ֥ם הַ⁠שֵּׁנִ֖ית ר֑וּת</w:t>
+      </w:r>
+    </w:p>
+    <w:p>
+      <w:pPr/>
+      <w:r>
+        <w:rPr>
+          <w:lang w:val="hi_IN" w:bidi="hi_IN"/>
+        </w:rPr>
+      </w:r>
+      <w:r>
+        <w:rPr>
           <w:b/>
           <w:lang w:val="hi_IN" w:bidi="hi_IN"/>
         </w:rPr>
@@ -1670,6 +1768,20 @@
       </w:r>
       <w:r>
         <w:rPr>
+          <w:lang w:val="hi_IN" w:bidi="hi_IN"/>
+        </w:rPr>
+        <w:t>וַ⁠תִּשָּׁאֵר֙ הָֽ⁠אִשָּׁ֔ה מִ⁠שְּׁנֵ֥י יְלָדֶ֖י⁠הָ וּ⁠מֵ⁠אִישָֽׁ⁠הּ</w:t>
+      </w:r>
+    </w:p>
+    <w:p>
+      <w:pPr/>
+      <w:r>
+        <w:rPr>
+          <w:lang w:val="hi_IN" w:bidi="hi_IN"/>
+        </w:rPr>
+      </w:r>
+      <w:r>
+        <w:rPr>
           <w:b/>
           <w:lang w:val="hi_IN" w:bidi="hi_IN"/>
         </w:rPr>
@@ -1733,6 +1845,20 @@
       </w:r>
       <w:r>
         <w:rPr>
+          <w:lang w:val="hi_IN" w:bidi="hi_IN"/>
+        </w:rPr>
+        <w:t>וַ⁠תָּ֤קָם הִיא֙ וְ⁠כַלֹּתֶ֔י⁠הָ וַ⁠תָּ֖שָׁב</w:t>
+      </w:r>
+    </w:p>
+    <w:p>
+      <w:pPr/>
+      <w:r>
+        <w:rPr>
+          <w:lang w:val="hi_IN" w:bidi="hi_IN"/>
+        </w:rPr>
+      </w:r>
+      <w:r>
+        <w:rPr>
           <w:b/>
           <w:lang w:val="hi_IN" w:bidi="hi_IN"/>
         </w:rPr>
@@ -1836,6 +1962,20 @@
       </w:r>
       <w:r>
         <w:rPr>
+          <w:lang w:val="hi_IN" w:bidi="hi_IN"/>
+        </w:rPr>
+        <w:t>וַ⁠תָּ֤קָם הִיא֙ וְ⁠כַלֹּתֶ֔י⁠הָ וַ⁠תָּ֖שָׁב</w:t>
+      </w:r>
+    </w:p>
+    <w:p>
+      <w:pPr/>
+      <w:r>
+        <w:rPr>
+          <w:lang w:val="hi_IN" w:bidi="hi_IN"/>
+        </w:rPr>
+      </w:r>
+      <w:r>
+        <w:rPr>
           <w:b/>
           <w:lang w:val="hi_IN" w:bidi="hi_IN"/>
         </w:rPr>
@@ -2008,6 +2148,20 @@
       </w:r>
       <w:r>
         <w:rPr>
+          <w:lang w:val="hi_IN" w:bidi="hi_IN"/>
+        </w:rPr>
+        <w:t>כִּ֤י שָֽׁמְעָה֙ בִּ⁠שְׂדֵ֣ה מוֹאָ֔ב כִּֽי־פָקַ֤ד יְהוָה֙ אֶת־עַמּ֔⁠וֹ לָ⁠תֵ֥ת לָ⁠הֶ֖ם לָֽחֶם</w:t>
+      </w:r>
+    </w:p>
+    <w:p>
+      <w:pPr/>
+      <w:r>
+        <w:rPr>
+          <w:lang w:val="hi_IN" w:bidi="hi_IN"/>
+        </w:rPr>
+      </w:r>
+      <w:r>
+        <w:rPr>
           <w:b/>
           <w:lang w:val="hi_IN" w:bidi="hi_IN"/>
         </w:rPr>
@@ -2091,6 +2245,20 @@
       </w:r>
       <w:r>
         <w:rPr>
+          <w:lang w:val="hi_IN" w:bidi="hi_IN"/>
+        </w:rPr>
+        <w:t>שָֽׁמְעָה֙ בִּ⁠שְׂדֵ֣ה מוֹאָ֔ב</w:t>
+      </w:r>
+    </w:p>
+    <w:p>
+      <w:pPr/>
+      <w:r>
+        <w:rPr>
+          <w:lang w:val="hi_IN" w:bidi="hi_IN"/>
+        </w:rPr>
+      </w:r>
+      <w:r>
+        <w:rPr>
           <w:b/>
           <w:lang w:val="hi_IN" w:bidi="hi_IN"/>
         </w:rPr>
@@ -2200,6 +2368,20 @@
       </w:r>
       <w:r>
         <w:rPr>
+          <w:lang w:val="hi_IN" w:bidi="hi_IN"/>
+        </w:rPr>
+        <w:t>פָקַ֤ד &amp; אֶת־עַמּ֔⁠וֹ</w:t>
+      </w:r>
+    </w:p>
+    <w:p>
+      <w:pPr/>
+      <w:r>
+        <w:rPr>
+          <w:lang w:val="hi_IN" w:bidi="hi_IN"/>
+        </w:rPr>
+      </w:r>
+      <w:r>
+        <w:rPr>
           <w:b/>
           <w:lang w:val="hi_IN" w:bidi="hi_IN"/>
         </w:rPr>
@@ -2263,6 +2445,20 @@
       </w:r>
       <w:r>
         <w:rPr>
+          <w:lang w:val="hi_IN" w:bidi="hi_IN"/>
+        </w:rPr>
+        <w:t>לָ⁠תֵ֥ת לָ⁠הֶ֖ם לָֽחֶם</w:t>
+      </w:r>
+    </w:p>
+    <w:p>
+      <w:pPr/>
+      <w:r>
+        <w:rPr>
+          <w:lang w:val="hi_IN" w:bidi="hi_IN"/>
+        </w:rPr>
+      </w:r>
+      <w:r>
+        <w:rPr>
           <w:b/>
           <w:lang w:val="hi_IN" w:bidi="hi_IN"/>
         </w:rPr>
@@ -2539,6 +2735,20 @@
       </w:r>
       <w:r>
         <w:rPr>
+          <w:lang w:val="hi_IN" w:bidi="hi_IN"/>
+        </w:rPr>
+        <w:t>לֵ֣כְנָה שֹּׁ֔בְנָה אִשָּׁ֖ה</w:t>
+      </w:r>
+    </w:p>
+    <w:p>
+      <w:pPr/>
+      <w:r>
+        <w:rPr>
+          <w:lang w:val="hi_IN" w:bidi="hi_IN"/>
+        </w:rPr>
+      </w:r>
+      <w:r>
+        <w:rPr>
           <w:b/>
           <w:lang w:val="hi_IN" w:bidi="hi_IN"/>
         </w:rPr>
@@ -2635,6 +2845,20 @@
       </w:r>
       <w:r>
         <w:rPr>
+          <w:lang w:val="hi_IN" w:bidi="hi_IN"/>
+        </w:rPr>
+        <w:t>לֵ֣כְנָה שֹּׁ֔בְנָה אִשָּׁ֖ה לְ⁠בֵ֣ית אִמָּ֑⁠הּ</w:t>
+      </w:r>
+    </w:p>
+    <w:p>
+      <w:pPr/>
+      <w:r>
+        <w:rPr>
+          <w:lang w:val="hi_IN" w:bidi="hi_IN"/>
+        </w:rPr>
+      </w:r>
+      <w:r>
+        <w:rPr>
           <w:b/>
           <w:lang w:val="hi_IN" w:bidi="hi_IN"/>
         </w:rPr>
@@ -2762,6 +2986,20 @@
       </w:r>
       <w:r>
         <w:rPr>
+          <w:lang w:val="hi_IN" w:bidi="hi_IN"/>
+        </w:rPr>
+        <w:t>יעשה יְהוָ֤ה עִמָּ⁠כֶם֙ חֶ֔סֶד כַּ⁠אֲשֶׁ֧ר עֲשִׂיתֶ֛ם עִם־הַ⁠מֵּתִ֖ים וְ⁠עִמָּדִֽ⁠י</w:t>
+      </w:r>
+    </w:p>
+    <w:p>
+      <w:pPr/>
+      <w:r>
+        <w:rPr>
+          <w:lang w:val="hi_IN" w:bidi="hi_IN"/>
+        </w:rPr>
+      </w:r>
+      <w:r>
+        <w:rPr>
           <w:b/>
           <w:lang w:val="hi_IN" w:bidi="hi_IN"/>
         </w:rPr>
@@ -2845,6 +3083,20 @@
       </w:r>
       <w:r>
         <w:rPr>
+          <w:lang w:val="hi_IN" w:bidi="hi_IN"/>
+        </w:rPr>
+        <w:t>עִם־הַ⁠מֵּתִ֖ים</w:t>
+      </w:r>
+    </w:p>
+    <w:p>
+      <w:pPr/>
+      <w:r>
+        <w:rPr>
+          <w:lang w:val="hi_IN" w:bidi="hi_IN"/>
+        </w:rPr>
+      </w:r>
+      <w:r>
+        <w:rPr>
           <w:b/>
           <w:lang w:val="hi_IN" w:bidi="hi_IN"/>
         </w:rPr>
@@ -2929,6 +3181,20 @@
       </w:r>
       <w:r>
         <w:rPr>
+          <w:lang w:val="hi_IN" w:bidi="hi_IN"/>
+        </w:rPr>
+        <w:t>חֶ֔סֶד</w:t>
+      </w:r>
+    </w:p>
+    <w:p>
+      <w:pPr/>
+      <w:r>
+        <w:rPr>
+          <w:lang w:val="hi_IN" w:bidi="hi_IN"/>
+        </w:rPr>
+      </w:r>
+      <w:r>
+        <w:rPr>
           <w:b/>
           <w:lang w:val="hi_IN" w:bidi="hi_IN"/>
         </w:rPr>
@@ -3115,6 +3381,20 @@
       </w:r>
       <w:r>
         <w:rPr>
+          <w:lang w:val="hi_IN" w:bidi="hi_IN"/>
+        </w:rPr>
+        <w:t>וּ⁠מְצֶ֣אןָ מְנוּחָ֔ה</w:t>
+      </w:r>
+    </w:p>
+    <w:p>
+      <w:pPr/>
+      <w:r>
+        <w:rPr>
+          <w:lang w:val="hi_IN" w:bidi="hi_IN"/>
+        </w:rPr>
+      </w:r>
+      <w:r>
+        <w:rPr>
           <w:b/>
           <w:lang w:val="hi_IN" w:bidi="hi_IN"/>
         </w:rPr>
@@ -3231,6 +3511,20 @@
       </w:r>
       <w:r>
         <w:rPr>
+          <w:lang w:val="hi_IN" w:bidi="hi_IN"/>
+        </w:rPr>
+        <w:t>בֵּ֣ית אִישָׁ֑⁠הּ</w:t>
+      </w:r>
+    </w:p>
+    <w:p>
+      <w:pPr/>
+      <w:r>
+        <w:rPr>
+          <w:lang w:val="hi_IN" w:bidi="hi_IN"/>
+        </w:rPr>
+      </w:r>
+      <w:r>
+        <w:rPr>
           <w:b/>
           <w:lang w:val="hi_IN" w:bidi="hi_IN"/>
         </w:rPr>
@@ -3327,6 +3621,20 @@
       </w:r>
       <w:r>
         <w:rPr>
+          <w:lang w:val="hi_IN" w:bidi="hi_IN"/>
+        </w:rPr>
+        <w:t>וַ⁠תִּשֶּׂ֥אנָה קוֹלָ֖⁠ן וַ⁠תִּבְכֶּֽינָה</w:t>
+      </w:r>
+    </w:p>
+    <w:p>
+      <w:pPr/>
+      <w:r>
+        <w:rPr>
+          <w:lang w:val="hi_IN" w:bidi="hi_IN"/>
+        </w:rPr>
+      </w:r>
+      <w:r>
+        <w:rPr>
           <w:b/>
           <w:lang w:val="hi_IN" w:bidi="hi_IN"/>
         </w:rPr>
@@ -3410,6 +3718,20 @@
       </w:r>
       <w:r>
         <w:rPr>
+          <w:lang w:val="hi_IN" w:bidi="hi_IN"/>
+        </w:rPr>
+        <w:t>נָשׁ֖וּב</w:t>
+      </w:r>
+    </w:p>
+    <w:p>
+      <w:pPr/>
+      <w:r>
+        <w:rPr>
+          <w:lang w:val="hi_IN" w:bidi="hi_IN"/>
+        </w:rPr>
+      </w:r>
+      <w:r>
+        <w:rPr>
           <w:b/>
           <w:lang w:val="hi_IN" w:bidi="hi_IN"/>
         </w:rPr>
@@ -3519,6 +3841,20 @@
       </w:r>
       <w:r>
         <w:rPr>
+          <w:lang w:val="hi_IN" w:bidi="hi_IN"/>
+        </w:rPr>
+        <w:t>וַ⁠תֹּאמַ֖רְנָה</w:t>
+      </w:r>
+    </w:p>
+    <w:p>
+      <w:pPr/>
+      <w:r>
+        <w:rPr>
+          <w:lang w:val="hi_IN" w:bidi="hi_IN"/>
+        </w:rPr>
+      </w:r>
+      <w:r>
+        <w:rPr>
           <w:b/>
           <w:lang w:val="hi_IN" w:bidi="hi_IN"/>
         </w:rPr>
@@ -3641,6 +3977,20 @@
       </w:r>
       <w:r>
         <w:rPr>
+          <w:lang w:val="hi_IN" w:bidi="hi_IN"/>
+        </w:rPr>
+        <w:t>כִּי</w:t>
+      </w:r>
+    </w:p>
+    <w:p>
+      <w:pPr/>
+      <w:r>
+        <w:rPr>
+          <w:lang w:val="hi_IN" w:bidi="hi_IN"/>
+        </w:rPr>
+      </w:r>
+      <w:r>
+        <w:rPr>
           <w:b/>
           <w:lang w:val="hi_IN" w:bidi="hi_IN"/>
         </w:rPr>
@@ -3737,6 +4087,20 @@
       </w:r>
       <w:r>
         <w:rPr>
+          <w:lang w:val="hi_IN" w:bidi="hi_IN"/>
+        </w:rPr>
+        <w:t>אִתָּ֥⁠ךְ</w:t>
+      </w:r>
+    </w:p>
+    <w:p>
+      <w:pPr/>
+      <w:r>
+        <w:rPr>
+          <w:lang w:val="hi_IN" w:bidi="hi_IN"/>
+        </w:rPr>
+      </w:r>
+      <w:r>
+        <w:rPr>
           <w:b/>
           <w:lang w:val="hi_IN" w:bidi="hi_IN"/>
         </w:rPr>
@@ -3833,6 +4197,20 @@
       </w:r>
       <w:r>
         <w:rPr>
+          <w:lang w:val="hi_IN" w:bidi="hi_IN"/>
+        </w:rPr>
+        <w:t>וַ⁠תֹּ֤אמֶר נָעֳמִי֙</w:t>
+      </w:r>
+    </w:p>
+    <w:p>
+      <w:pPr/>
+      <w:r>
+        <w:rPr>
+          <w:lang w:val="hi_IN" w:bidi="hi_IN"/>
+        </w:rPr>
+      </w:r>
+      <w:r>
+        <w:rPr>
           <w:b/>
           <w:lang w:val="hi_IN" w:bidi="hi_IN"/>
         </w:rPr>
@@ -3929,6 +4307,20 @@
       </w:r>
       <w:r>
         <w:rPr>
+          <w:lang w:val="hi_IN" w:bidi="hi_IN"/>
+        </w:rPr>
+        <w:t>בְנֹתַ֔⁠י</w:t>
+      </w:r>
+    </w:p>
+    <w:p>
+      <w:pPr/>
+      <w:r>
+        <w:rPr>
+          <w:lang w:val="hi_IN" w:bidi="hi_IN"/>
+        </w:rPr>
+      </w:r>
+      <w:r>
+        <w:rPr>
           <w:b/>
           <w:lang w:val="hi_IN" w:bidi="hi_IN"/>
         </w:rPr>
@@ -4005,6 +4397,20 @@
       </w:r>
       <w:r>
         <w:rPr>
+          <w:lang w:val="hi_IN" w:bidi="hi_IN"/>
+        </w:rPr>
+        <w:t>לָ֥⁠מָּה תֵלַ֖כְנָה עִמִּ֑⁠י</w:t>
+      </w:r>
+    </w:p>
+    <w:p>
+      <w:pPr/>
+      <w:r>
+        <w:rPr>
+          <w:lang w:val="hi_IN" w:bidi="hi_IN"/>
+        </w:rPr>
+      </w:r>
+      <w:r>
+        <w:rPr>
           <w:b/>
           <w:lang w:val="hi_IN" w:bidi="hi_IN"/>
         </w:rPr>
@@ -4088,6 +4494,20 @@
       </w:r>
       <w:r>
         <w:rPr>
+          <w:lang w:val="hi_IN" w:bidi="hi_IN"/>
+        </w:rPr>
+        <w:t>הַֽ⁠עֽוֹד־לִ֤⁠י בָנִים֙ בְּֽ⁠מֵעַ֔⁠י וְ⁠הָי֥וּ לָ⁠כֶ֖ם לַ⁠אֲנָשִֽׁים</w:t>
+      </w:r>
+    </w:p>
+    <w:p>
+      <w:pPr/>
+      <w:r>
+        <w:rPr>
+          <w:lang w:val="hi_IN" w:bidi="hi_IN"/>
+        </w:rPr>
+      </w:r>
+      <w:r>
+        <w:rPr>
           <w:b/>
           <w:lang w:val="hi_IN" w:bidi="hi_IN"/>
         </w:rPr>
@@ -4171,6 +4591,20 @@
       </w:r>
       <w:r>
         <w:rPr>
+          <w:lang w:val="hi_IN" w:bidi="hi_IN"/>
+        </w:rPr>
+        <w:t>זָקַ֖נְתִּי מִ⁠הְי֣וֹת לְ⁠אִ֑ישׁ</w:t>
+      </w:r>
+    </w:p>
+    <w:p>
+      <w:pPr/>
+      <w:r>
+        <w:rPr>
+          <w:lang w:val="hi_IN" w:bidi="hi_IN"/>
+        </w:rPr>
+      </w:r>
+      <w:r>
+        <w:rPr>
           <w:b/>
           <w:lang w:val="hi_IN" w:bidi="hi_IN"/>
         </w:rPr>
@@ -4254,6 +4688,20 @@
       </w:r>
       <w:r>
         <w:rPr>
+          <w:lang w:val="hi_IN" w:bidi="hi_IN"/>
+        </w:rPr>
+        <w:t>כִּ֤י אָמַ֨רְתִּי֙ יֶשׁ־לִ֣⁠י תִקְוָ֔ה גַּ֣ם הָיִ֤יתִי הַ⁠לַּ֨יְלָה֙ לְ⁠אִ֔ישׁ וְ⁠גַ֖ם יָלַ֥דְתִּי בָנִֽים</w:t>
+      </w:r>
+    </w:p>
+    <w:p>
+      <w:pPr/>
+      <w:r>
+        <w:rPr>
+          <w:lang w:val="hi_IN" w:bidi="hi_IN"/>
+        </w:rPr>
+      </w:r>
+      <w:r>
+        <w:rPr>
           <w:b/>
           <w:lang w:val="hi_IN" w:bidi="hi_IN"/>
         </w:rPr>
@@ -4414,6 +4862,20 @@
       </w:r>
       <w:r>
         <w:rPr>
+          <w:lang w:val="hi_IN" w:bidi="hi_IN"/>
+        </w:rPr>
+        <w:t>הֲ⁠לָהֵ֣ן ׀ תְּשַׂבֵּ֗רְנָה עַ֚ד אֲשֶׁ֣ר יִגְדָּ֔לוּ הֲ⁠לָהֵן֙ תֵּֽעָגֵ֔נָה לְ⁠בִלְתִּ֖י הֱי֣וֹת לְ⁠אִ֑ישׁ</w:t>
+      </w:r>
+    </w:p>
+    <w:p>
+      <w:pPr/>
+      <w:r>
+        <w:rPr>
+          <w:lang w:val="hi_IN" w:bidi="hi_IN"/>
+        </w:rPr>
+      </w:r>
+      <w:r>
+        <w:rPr>
           <w:b/>
           <w:lang w:val="hi_IN" w:bidi="hi_IN"/>
         </w:rPr>
@@ -4523,6 +4985,20 @@
       </w:r>
       <w:r>
         <w:rPr>
+          <w:lang w:val="hi_IN" w:bidi="hi_IN"/>
+        </w:rPr>
+        <w:t>הֲ⁠לָהֵ֣ן ׀ תְּשַׂבֵּ֗רְנָה עַ֚ד אֲשֶׁ֣ר יִגְדָּ֔לוּ הֲ⁠לָהֵן֙ תֵּֽעָגֵ֔נָה לְ⁠בִלְתִּ֖י הֱי֣וֹת לְ⁠אִ֑ישׁ</w:t>
+      </w:r>
+    </w:p>
+    <w:p>
+      <w:pPr/>
+      <w:r>
+        <w:rPr>
+          <w:lang w:val="hi_IN" w:bidi="hi_IN"/>
+        </w:rPr>
+      </w:r>
+      <w:r>
+        <w:rPr>
           <w:b/>
           <w:lang w:val="hi_IN" w:bidi="hi_IN"/>
         </w:rPr>
@@ -4612,6 +5088,20 @@
       </w:r>
       <w:r>
         <w:rPr>
+          <w:lang w:val="hi_IN" w:bidi="hi_IN"/>
+        </w:rPr>
+        <w:t>מַר־לִ֤⁠י מְאֹד֙</w:t>
+      </w:r>
+    </w:p>
+    <w:p>
+      <w:pPr/>
+      <w:r>
+        <w:rPr>
+          <w:lang w:val="hi_IN" w:bidi="hi_IN"/>
+        </w:rPr>
+      </w:r>
+      <w:r>
+        <w:rPr>
           <w:b/>
           <w:lang w:val="hi_IN" w:bidi="hi_IN"/>
         </w:rPr>
@@ -4721,6 +5211,20 @@
       </w:r>
       <w:r>
         <w:rPr>
+          <w:lang w:val="hi_IN" w:bidi="hi_IN"/>
+        </w:rPr>
+        <w:t>יָצְאָ֥ה בִ֖⁠י יַד־יְהוָֽה</w:t>
+      </w:r>
+    </w:p>
+    <w:p>
+      <w:pPr/>
+      <w:r>
+        <w:rPr>
+          <w:lang w:val="hi_IN" w:bidi="hi_IN"/>
+        </w:rPr>
+      </w:r>
+      <w:r>
+        <w:rPr>
           <w:b/>
           <w:lang w:val="hi_IN" w:bidi="hi_IN"/>
         </w:rPr>
@@ -4830,6 +5334,20 @@
       </w:r>
       <w:r>
         <w:rPr>
+          <w:lang w:val="hi_IN" w:bidi="hi_IN"/>
+        </w:rPr>
+        <w:t>יָצְאָ֥ה בִ֖⁠י יַד־יְהוָֽה</w:t>
+      </w:r>
+    </w:p>
+    <w:p>
+      <w:pPr/>
+      <w:r>
+        <w:rPr>
+          <w:lang w:val="hi_IN" w:bidi="hi_IN"/>
+        </w:rPr>
+      </w:r>
+      <w:r>
+        <w:rPr>
           <w:b/>
           <w:lang w:val="hi_IN" w:bidi="hi_IN"/>
         </w:rPr>
@@ -4926,6 +5444,20 @@
       </w:r>
       <w:r>
         <w:rPr>
+          <w:lang w:val="hi_IN" w:bidi="hi_IN"/>
+        </w:rPr>
+        <w:t>וַ⁠תִּשֶּׂ֣נָה קוֹלָ֔⁠ן וַ⁠תִּבְכֶּ֖ינָה</w:t>
+      </w:r>
+    </w:p>
+    <w:p>
+      <w:pPr/>
+      <w:r>
+        <w:rPr>
+          <w:lang w:val="hi_IN" w:bidi="hi_IN"/>
+        </w:rPr>
+      </w:r>
+      <w:r>
+        <w:rPr>
           <w:b/>
           <w:lang w:val="hi_IN" w:bidi="hi_IN"/>
         </w:rPr>
@@ -5009,6 +5541,20 @@
       </w:r>
       <w:r>
         <w:rPr>
+          <w:lang w:val="hi_IN" w:bidi="hi_IN"/>
+        </w:rPr>
+        <w:t>וְ⁠ר֖וּת דָּ֥בְקָה בָּֽ⁠הּ</w:t>
+      </w:r>
+    </w:p>
+    <w:p>
+      <w:pPr/>
+      <w:r>
+        <w:rPr>
+          <w:lang w:val="hi_IN" w:bidi="hi_IN"/>
+        </w:rPr>
+      </w:r>
+      <w:r>
+        <w:rPr>
           <w:b/>
           <w:lang w:val="hi_IN" w:bidi="hi_IN"/>
         </w:rPr>
@@ -5131,6 +5677,20 @@
       </w:r>
       <w:r>
         <w:rPr>
+          <w:lang w:val="hi_IN" w:bidi="hi_IN"/>
+        </w:rPr>
+        <w:t>הִנֵּה֙</w:t>
+      </w:r>
+    </w:p>
+    <w:p>
+      <w:pPr/>
+      <w:r>
+        <w:rPr>
+          <w:lang w:val="hi_IN" w:bidi="hi_IN"/>
+        </w:rPr>
+      </w:r>
+      <w:r>
+        <w:rPr>
           <w:b/>
           <w:lang w:val="hi_IN" w:bidi="hi_IN"/>
         </w:rPr>
@@ -5298,6 +5858,20 @@
       </w:r>
       <w:r>
         <w:rPr>
+          <w:lang w:val="hi_IN" w:bidi="hi_IN"/>
+        </w:rPr>
+        <w:t>עַמָּ֖⁠הּ</w:t>
+      </w:r>
+    </w:p>
+    <w:p>
+      <w:pPr/>
+      <w:r>
+        <w:rPr>
+          <w:lang w:val="hi_IN" w:bidi="hi_IN"/>
+        </w:rPr>
+      </w:r>
+      <w:r>
+        <w:rPr>
           <w:b/>
           <w:lang w:val="hi_IN" w:bidi="hi_IN"/>
         </w:rPr>
@@ -5381,6 +5955,20 @@
       </w:r>
       <w:r>
         <w:rPr>
+          <w:lang w:val="hi_IN" w:bidi="hi_IN"/>
+        </w:rPr>
+        <w:t>אֱלֹהֶ֑י⁠הָ</w:t>
+      </w:r>
+    </w:p>
+    <w:p>
+      <w:pPr/>
+      <w:r>
+        <w:rPr>
+          <w:lang w:val="hi_IN" w:bidi="hi_IN"/>
+        </w:rPr>
+      </w:r>
+      <w:r>
+        <w:rPr>
           <w:b/>
           <w:lang w:val="hi_IN" w:bidi="hi_IN"/>
         </w:rPr>
@@ -5444,6 +6032,20 @@
       </w:r>
       <w:r>
         <w:rPr>
+          <w:lang w:val="hi_IN" w:bidi="hi_IN"/>
+        </w:rPr>
+        <w:t>אֱלֹהֶ֑י⁠הָ</w:t>
+      </w:r>
+    </w:p>
+    <w:p>
+      <w:pPr/>
+      <w:r>
+        <w:rPr>
+          <w:lang w:val="hi_IN" w:bidi="hi_IN"/>
+        </w:rPr>
+      </w:r>
+      <w:r>
+        <w:rPr>
           <w:b/>
           <w:lang w:val="hi_IN" w:bidi="hi_IN"/>
         </w:rPr>
@@ -5604,6 +6206,20 @@
       </w:r>
       <w:r>
         <w:rPr>
+          <w:lang w:val="hi_IN" w:bidi="hi_IN"/>
+        </w:rPr>
+        <w:t>לְ⁠עָזְבֵ֖⁠ךְ לָ⁠שׁ֣וּב מֵ⁠אַחֲרָ֑יִ⁠ךְ</w:t>
+      </w:r>
+    </w:p>
+    <w:p>
+      <w:pPr/>
+      <w:r>
+        <w:rPr>
+          <w:lang w:val="hi_IN" w:bidi="hi_IN"/>
+        </w:rPr>
+      </w:r>
+      <w:r>
+        <w:rPr>
           <w:b/>
           <w:lang w:val="hi_IN" w:bidi="hi_IN"/>
         </w:rPr>
@@ -5713,6 +6329,20 @@
       </w:r>
       <w:r>
         <w:rPr>
+          <w:lang w:val="hi_IN" w:bidi="hi_IN"/>
+        </w:rPr>
+        <w:t>עַמֵּ֣⁠ךְ עַמִּ֔⁠י וֵ⁠אלֹהַ֖יִ⁠ךְ אֱלֹהָֽ⁠י</w:t>
+      </w:r>
+    </w:p>
+    <w:p>
+      <w:pPr/>
+      <w:r>
+        <w:rPr>
+          <w:lang w:val="hi_IN" w:bidi="hi_IN"/>
+        </w:rPr>
+      </w:r>
+      <w:r>
+        <w:rPr>
           <w:b/>
           <w:lang w:val="hi_IN" w:bidi="hi_IN"/>
         </w:rPr>
@@ -5796,6 +6426,20 @@
       </w:r>
       <w:r>
         <w:rPr>
+          <w:lang w:val="hi_IN" w:bidi="hi_IN"/>
+        </w:rPr>
+        <w:t>כֹּה֩ יַעֲשֶׂ֨ה יְהוָ֥ה לִ⁠י֙ וְ⁠כֹ֣ה יֹסִ֔יף</w:t>
+      </w:r>
+    </w:p>
+    <w:p>
+      <w:pPr/>
+      <w:r>
+        <w:rPr>
+          <w:lang w:val="hi_IN" w:bidi="hi_IN"/>
+        </w:rPr>
+      </w:r>
+      <w:r>
+        <w:rPr>
           <w:b/>
           <w:lang w:val="hi_IN" w:bidi="hi_IN"/>
         </w:rPr>
@@ -5905,6 +6549,20 @@
       </w:r>
       <w:r>
         <w:rPr>
+          <w:lang w:val="hi_IN" w:bidi="hi_IN"/>
+        </w:rPr>
+        <w:t>כִּ֣י הַ⁠מָּ֔וֶת יַפְרִ֖יד בֵּינִ֥⁠י וּ⁠בֵינֵֽ⁠ךְ</w:t>
+      </w:r>
+    </w:p>
+    <w:p>
+      <w:pPr/>
+      <w:r>
+        <w:rPr>
+          <w:lang w:val="hi_IN" w:bidi="hi_IN"/>
+        </w:rPr>
+      </w:r>
+      <w:r>
+        <w:rPr>
           <w:b/>
           <w:lang w:val="hi_IN" w:bidi="hi_IN"/>
         </w:rPr>
@@ -5982,6 +6640,20 @@
       </w:r>
       <w:r>
         <w:rPr>
+          <w:lang w:val="hi_IN" w:bidi="hi_IN"/>
+        </w:rPr>
+        <w:t>יַפְרִ֖יד בֵּינִ֥⁠י וּ⁠בֵינֵֽ⁠ךְ</w:t>
+      </w:r>
+    </w:p>
+    <w:p>
+      <w:pPr/>
+      <w:r>
+        <w:rPr>
+          <w:lang w:val="hi_IN" w:bidi="hi_IN"/>
+        </w:rPr>
+      </w:r>
+      <w:r>
+        <w:rPr>
           <w:b/>
           <w:lang w:val="hi_IN" w:bidi="hi_IN"/>
         </w:rPr>
@@ -6091,6 +6763,20 @@
       </w:r>
       <w:r>
         <w:rPr>
+          <w:lang w:val="hi_IN" w:bidi="hi_IN"/>
+        </w:rPr>
+        <w:t>וַ⁠תֶּחְדַּ֖ל לְ⁠דַבֵּ֥ר אֵלֶֽי⁠הָ</w:t>
+      </w:r>
+    </w:p>
+    <w:p>
+      <w:pPr/>
+      <w:r>
+        <w:rPr>
+          <w:lang w:val="hi_IN" w:bidi="hi_IN"/>
+        </w:rPr>
+      </w:r>
+      <w:r>
+        <w:rPr>
           <w:b/>
           <w:lang w:val="hi_IN" w:bidi="hi_IN"/>
         </w:rPr>
@@ -6168,6 +6854,20 @@
       </w:r>
       <w:r>
         <w:rPr>
+          <w:lang w:val="hi_IN" w:bidi="hi_IN"/>
+        </w:rPr>
+        <w:t>וַ⁠תֶּחְדַּ֖ל לְ⁠דַבֵּ֥ר אֵלֶֽי⁠הָ</w:t>
+      </w:r>
+    </w:p>
+    <w:p>
+      <w:pPr/>
+      <w:r>
+        <w:rPr>
+          <w:lang w:val="hi_IN" w:bidi="hi_IN"/>
+        </w:rPr>
+      </w:r>
+      <w:r>
+        <w:rPr>
           <w:b/>
           <w:lang w:val="hi_IN" w:bidi="hi_IN"/>
         </w:rPr>
@@ -6277,6 +6977,20 @@
       </w:r>
       <w:r>
         <w:rPr>
+          <w:lang w:val="hi_IN" w:bidi="hi_IN"/>
+        </w:rPr>
+        <w:t>וַ⁠יְהִ֗י</w:t>
+      </w:r>
+    </w:p>
+    <w:p>
+      <w:pPr/>
+      <w:r>
+        <w:rPr>
+          <w:lang w:val="hi_IN" w:bidi="hi_IN"/>
+        </w:rPr>
+      </w:r>
+      <w:r>
+        <w:rPr>
           <w:b/>
           <w:lang w:val="hi_IN" w:bidi="hi_IN"/>
         </w:rPr>
@@ -6373,6 +7087,20 @@
       </w:r>
       <w:r>
         <w:rPr>
+          <w:lang w:val="hi_IN" w:bidi="hi_IN"/>
+        </w:rPr>
+        <w:t>כְּ⁠בֹאָ֨⁠נָה֙ בֵּ֣ית לֶ֔חֶם</w:t>
+      </w:r>
+    </w:p>
+    <w:p>
+      <w:pPr/>
+      <w:r>
+        <w:rPr>
+          <w:lang w:val="hi_IN" w:bidi="hi_IN"/>
+        </w:rPr>
+      </w:r>
+      <w:r>
+        <w:rPr>
           <w:b/>
           <w:lang w:val="hi_IN" w:bidi="hi_IN"/>
         </w:rPr>
@@ -6456,6 +7184,20 @@
       </w:r>
       <w:r>
         <w:rPr>
+          <w:lang w:val="hi_IN" w:bidi="hi_IN"/>
+        </w:rPr>
+        <w:t>כָּל־הָ⁠עִיר֙</w:t>
+      </w:r>
+    </w:p>
+    <w:p>
+      <w:pPr/>
+      <w:r>
+        <w:rPr>
+          <w:lang w:val="hi_IN" w:bidi="hi_IN"/>
+        </w:rPr>
+      </w:r>
+      <w:r>
+        <w:rPr>
           <w:b/>
           <w:lang w:val="hi_IN" w:bidi="hi_IN"/>
         </w:rPr>
@@ -6552,6 +7294,20 @@
       </w:r>
       <w:r>
         <w:rPr>
+          <w:lang w:val="hi_IN" w:bidi="hi_IN"/>
+        </w:rPr>
+        <w:t>כָּל־הָ⁠עִיר֙</w:t>
+      </w:r>
+    </w:p>
+    <w:p>
+      <w:pPr/>
+      <w:r>
+        <w:rPr>
+          <w:lang w:val="hi_IN" w:bidi="hi_IN"/>
+        </w:rPr>
+      </w:r>
+      <w:r>
+        <w:rPr>
           <w:b/>
           <w:lang w:val="hi_IN" w:bidi="hi_IN"/>
         </w:rPr>
@@ -6648,6 +7404,20 @@
       </w:r>
       <w:r>
         <w:rPr>
+          <w:lang w:val="hi_IN" w:bidi="hi_IN"/>
+        </w:rPr>
+        <w:t>הֲ⁠זֹ֥את נָעֳמִֽי</w:t>
+      </w:r>
+    </w:p>
+    <w:p>
+      <w:pPr/>
+      <w:r>
+        <w:rPr>
+          <w:lang w:val="hi_IN" w:bidi="hi_IN"/>
+        </w:rPr>
+      </w:r>
+      <w:r>
+        <w:rPr>
           <w:b/>
           <w:lang w:val="hi_IN" w:bidi="hi_IN"/>
         </w:rPr>
@@ -6711,6 +7481,20 @@
       </w:r>
       <w:r>
         <w:rPr>
+          <w:lang w:val="hi_IN" w:bidi="hi_IN"/>
+        </w:rPr>
+        <w:t>אַל־תִּקְרֶ֥אנָה לִ֖⁠י נָעֳמִ֑י</w:t>
+      </w:r>
+    </w:p>
+    <w:p>
+      <w:pPr/>
+      <w:r>
+        <w:rPr>
+          <w:lang w:val="hi_IN" w:bidi="hi_IN"/>
+        </w:rPr>
+      </w:r>
+      <w:r>
+        <w:rPr>
           <w:b/>
           <w:lang w:val="hi_IN" w:bidi="hi_IN"/>
         </w:rPr>
@@ -6800,6 +7584,20 @@
       </w:r>
       <w:r>
         <w:rPr>
+          <w:lang w:val="hi_IN" w:bidi="hi_IN"/>
+        </w:rPr>
+        <w:t>מָרָ֔א</w:t>
+      </w:r>
+    </w:p>
+    <w:p>
+      <w:pPr/>
+      <w:r>
+        <w:rPr>
+          <w:lang w:val="hi_IN" w:bidi="hi_IN"/>
+        </w:rPr>
+      </w:r>
+      <w:r>
+        <w:rPr>
           <w:b/>
           <w:lang w:val="hi_IN" w:bidi="hi_IN"/>
         </w:rPr>
@@ -6896,6 +7694,20 @@
       </w:r>
       <w:r>
         <w:rPr>
+          <w:lang w:val="hi_IN" w:bidi="hi_IN"/>
+        </w:rPr>
+        <w:t>אֲנִי֙ מְלֵאָ֣ה הָלַ֔כְתִּי וְ⁠רֵיקָ֖ם הֱשִׁיבַ֣⁠נִי יְהוָ֑ה</w:t>
+      </w:r>
+    </w:p>
+    <w:p>
+      <w:pPr/>
+      <w:r>
+        <w:rPr>
+          <w:lang w:val="hi_IN" w:bidi="hi_IN"/>
+        </w:rPr>
+      </w:r>
+      <w:r>
+        <w:rPr>
           <w:b/>
           <w:lang w:val="hi_IN" w:bidi="hi_IN"/>
         </w:rPr>
@@ -6985,6 +7797,20 @@
       </w:r>
       <w:r>
         <w:rPr>
+          <w:lang w:val="hi_IN" w:bidi="hi_IN"/>
+        </w:rPr>
+        <w:t>לָ֣⁠מָּה תִקְרֶ֤אנָה לִ⁠י֙ נָעֳמִ֔י</w:t>
+      </w:r>
+    </w:p>
+    <w:p>
+      <w:pPr/>
+      <w:r>
+        <w:rPr>
+          <w:lang w:val="hi_IN" w:bidi="hi_IN"/>
+        </w:rPr>
+      </w:r>
+      <w:r>
+        <w:rPr>
           <w:b/>
           <w:lang w:val="hi_IN" w:bidi="hi_IN"/>
         </w:rPr>
@@ -7068,6 +7894,20 @@
       </w:r>
       <w:r>
         <w:rPr>
+          <w:lang w:val="hi_IN" w:bidi="hi_IN"/>
+        </w:rPr>
+        <w:t>וַֽ⁠יהוָה֙ עָ֣נָה בִ֔⁠י וְ⁠שַׁדַּ֖י הֵ֥רַֽע לִֽ⁠י</w:t>
+      </w:r>
+    </w:p>
+    <w:p>
+      <w:pPr/>
+      <w:r>
+        <w:rPr>
+          <w:lang w:val="hi_IN" w:bidi="hi_IN"/>
+        </w:rPr>
+      </w:r>
+      <w:r>
+        <w:rPr>
           <w:b/>
           <w:lang w:val="hi_IN" w:bidi="hi_IN"/>
         </w:rPr>
@@ -7189,6 +8029,20 @@
       </w:r>
       <w:r>
         <w:rPr>
+          <w:lang w:val="hi_IN" w:bidi="hi_IN"/>
+        </w:rPr>
+        <w:t>עָ֣נָה בִ֔⁠י</w:t>
+      </w:r>
+    </w:p>
+    <w:p>
+      <w:pPr/>
+      <w:r>
+        <w:rPr>
+          <w:lang w:val="hi_IN" w:bidi="hi_IN"/>
+        </w:rPr>
+      </w:r>
+      <w:r>
+        <w:rPr>
           <w:b/>
           <w:lang w:val="hi_IN" w:bidi="hi_IN"/>
         </w:rPr>
@@ -7343,6 +8197,20 @@
       </w:r>
       <w:r>
         <w:rPr>
+          <w:lang w:val="hi_IN" w:bidi="hi_IN"/>
+        </w:rPr>
+        <w:t>וַ⁠תָּ֣שָׁב נָעֳמִ֗י וְ⁠ר֨וּת הַ⁠מּוֹאֲבִיָּ֤ה כַלָּתָ⁠הּ֙ עִמָּ֔⁠הּ הַ⁠שָּׁ֖בָה מִ⁠שְּׂדֵ֣י מוֹאָ֑ב</w:t>
+      </w:r>
+    </w:p>
+    <w:p>
+      <w:pPr/>
+      <w:r>
+        <w:rPr>
+          <w:lang w:val="hi_IN" w:bidi="hi_IN"/>
+        </w:rPr>
+      </w:r>
+      <w:r>
+        <w:rPr>
           <w:b/>
           <w:lang w:val="hi_IN" w:bidi="hi_IN"/>
         </w:rPr>
@@ -7426,6 +8294,20 @@
       </w:r>
       <w:r>
         <w:rPr>
+          <w:lang w:val="hi_IN" w:bidi="hi_IN"/>
+        </w:rPr>
+        <w:t>וְ⁠הֵ֗מָּה בָּ֚אוּ בֵּ֣ית לֶ֔חֶם בִּ⁠תְחִלַּ֖ת קְצִ֥יר שְׂעֹרִֽים</w:t>
+      </w:r>
+    </w:p>
+    <w:p>
+      <w:pPr/>
+      <w:r>
+        <w:rPr>
+          <w:lang w:val="hi_IN" w:bidi="hi_IN"/>
+        </w:rPr>
+      </w:r>
+      <w:r>
+        <w:rPr>
           <w:b/>
           <w:lang w:val="hi_IN" w:bidi="hi_IN"/>
         </w:rPr>
@@ -7509,6 +8391,20 @@
       </w:r>
       <w:r>
         <w:rPr>
+          <w:lang w:val="hi_IN" w:bidi="hi_IN"/>
+        </w:rPr>
+        <w:t>בִּ⁠תְחִלַּ֖ת קְצִ֥יר שְׂעֹרִֽים</w:t>
+      </w:r>
+    </w:p>
+    <w:p>
+      <w:pPr/>
+      <w:r>
+        <w:rPr>
+          <w:lang w:val="hi_IN" w:bidi="hi_IN"/>
+        </w:rPr>
+      </w:r>
+      <w:r>
+        <w:rPr>
           <w:b/>
           <w:lang w:val="hi_IN" w:bidi="hi_IN"/>
         </w:rPr>
@@ -7776,6 +8672,20 @@
       </w:r>
       <w:r>
         <w:rPr>
+          <w:lang w:val="hi_IN" w:bidi="hi_IN"/>
+        </w:rPr>
+        <w:t>וּֽ⁠לְ⁠נָעֳמִ֞י מוֹדַ֣ע לְ⁠אִישָׁ֗⁠הּ</w:t>
+      </w:r>
+    </w:p>
+    <w:p>
+      <w:pPr/>
+      <w:r>
+        <w:rPr>
+          <w:lang w:val="hi_IN" w:bidi="hi_IN"/>
+        </w:rPr>
+      </w:r>
+      <w:r>
+        <w:rPr>
           <w:b/>
           <w:lang w:val="hi_IN" w:bidi="hi_IN"/>
         </w:rPr>
@@ -7859,6 +8769,20 @@
       </w:r>
       <w:r>
         <w:rPr>
+          <w:lang w:val="hi_IN" w:bidi="hi_IN"/>
+        </w:rPr>
+        <w:t>וּֽ⁠לְ⁠נָעֳמִ֞י מוֹדַ֣ע לְ⁠אִישָׁ֗⁠הּ</w:t>
+      </w:r>
+    </w:p>
+    <w:p>
+      <w:pPr/>
+      <w:r>
+        <w:rPr>
+          <w:lang w:val="hi_IN" w:bidi="hi_IN"/>
+        </w:rPr>
+      </w:r>
+      <w:r>
+        <w:rPr>
           <w:b/>
           <w:lang w:val="hi_IN" w:bidi="hi_IN"/>
         </w:rPr>
@@ -7942,6 +8866,20 @@
       </w:r>
       <w:r>
         <w:rPr>
+          <w:lang w:val="hi_IN" w:bidi="hi_IN"/>
+        </w:rPr>
+        <w:t>אִ֚ישׁ גִּבּ֣וֹר חַ֔יִל</w:t>
+      </w:r>
+    </w:p>
+    <w:p>
+      <w:pPr/>
+      <w:r>
+        <w:rPr>
+          <w:lang w:val="hi_IN" w:bidi="hi_IN"/>
+        </w:rPr>
+      </w:r>
+      <w:r>
+        <w:rPr>
           <w:b/>
           <w:lang w:val="hi_IN" w:bidi="hi_IN"/>
         </w:rPr>
@@ -8025,6 +8963,20 @@
       </w:r>
       <w:r>
         <w:rPr>
+          <w:lang w:val="hi_IN" w:bidi="hi_IN"/>
+        </w:rPr>
+        <w:t>מִ⁠מִּשְׁפַּ֖חַת אֱלִימֶ֑לֶךְ</w:t>
+      </w:r>
+    </w:p>
+    <w:p>
+      <w:pPr/>
+      <w:r>
+        <w:rPr>
+          <w:lang w:val="hi_IN" w:bidi="hi_IN"/>
+        </w:rPr>
+      </w:r>
+      <w:r>
+        <w:rPr>
           <w:b/>
           <w:lang w:val="hi_IN" w:bidi="hi_IN"/>
         </w:rPr>
@@ -8101,6 +9053,20 @@
       </w:r>
       <w:r>
         <w:rPr>
+          <w:lang w:val="hi_IN" w:bidi="hi_IN"/>
+        </w:rPr>
+        <w:t>ר֨וּת הַ⁠מּוֹאֲבִיָּ֜ה</w:t>
+      </w:r>
+    </w:p>
+    <w:p>
+      <w:pPr/>
+      <w:r>
+        <w:rPr>
+          <w:lang w:val="hi_IN" w:bidi="hi_IN"/>
+        </w:rPr>
+      </w:r>
+      <w:r>
+        <w:rPr>
           <w:b/>
           <w:lang w:val="hi_IN" w:bidi="hi_IN"/>
         </w:rPr>
@@ -8227,6 +9193,20 @@
       </w:r>
       <w:r>
         <w:rPr>
+          <w:lang w:val="hi_IN" w:bidi="hi_IN"/>
+        </w:rPr>
+        <w:t>אֲשֶׁ֥ר אֶמְצָא־חֵ֖ן בְּ⁠עֵינָ֑י⁠ו</w:t>
+      </w:r>
+    </w:p>
+    <w:p>
+      <w:pPr/>
+      <w:r>
+        <w:rPr>
+          <w:lang w:val="hi_IN" w:bidi="hi_IN"/>
+        </w:rPr>
+      </w:r>
+      <w:r>
+        <w:rPr>
           <w:b/>
           <w:lang w:val="hi_IN" w:bidi="hi_IN"/>
         </w:rPr>
@@ -8323,6 +9303,20 @@
       </w:r>
       <w:r>
         <w:rPr>
+          <w:lang w:val="hi_IN" w:bidi="hi_IN"/>
+        </w:rPr>
+        <w:t>בִתִּֽ⁠י</w:t>
+      </w:r>
+    </w:p>
+    <w:p>
+      <w:pPr/>
+      <w:r>
+        <w:rPr>
+          <w:lang w:val="hi_IN" w:bidi="hi_IN"/>
+        </w:rPr>
+      </w:r>
+      <w:r>
+        <w:rPr>
           <w:b/>
           <w:lang w:val="hi_IN" w:bidi="hi_IN"/>
         </w:rPr>
@@ -8386,6 +9380,20 @@
       </w:r>
       <w:r>
         <w:rPr>
+          <w:lang w:val="hi_IN" w:bidi="hi_IN"/>
+        </w:rPr>
+        <w:t>וַ⁠יִּ֣קֶר מִקְרֶ֔⁠הָ</w:t>
+      </w:r>
+    </w:p>
+    <w:p>
+      <w:pPr/>
+      <w:r>
+        <w:rPr>
+          <w:lang w:val="hi_IN" w:bidi="hi_IN"/>
+        </w:rPr>
+      </w:r>
+      <w:r>
+        <w:rPr>
           <w:b/>
           <w:lang w:val="hi_IN" w:bidi="hi_IN"/>
         </w:rPr>
@@ -8449,6 +9457,20 @@
       </w:r>
       <w:r>
         <w:rPr>
+          <w:lang w:val="hi_IN" w:bidi="hi_IN"/>
+        </w:rPr>
+        <w:t>מִ⁠מִּשְׁפַּ֥חַת אֱלִימֶֽלֶךְ</w:t>
+      </w:r>
+    </w:p>
+    <w:p>
+      <w:pPr/>
+      <w:r>
+        <w:rPr>
+          <w:lang w:val="hi_IN" w:bidi="hi_IN"/>
+        </w:rPr>
+      </w:r>
+      <w:r>
+        <w:rPr>
           <w:b/>
           <w:lang w:val="hi_IN" w:bidi="hi_IN"/>
         </w:rPr>
@@ -8525,6 +9547,20 @@
       </w:r>
       <w:r>
         <w:rPr>
+          <w:lang w:val="hi_IN" w:bidi="hi_IN"/>
+        </w:rPr>
+        <w:t>וְ⁠הִנֵּה</w:t>
+      </w:r>
+    </w:p>
+    <w:p>
+      <w:pPr/>
+      <w:r>
+        <w:rPr>
+          <w:lang w:val="hi_IN" w:bidi="hi_IN"/>
+        </w:rPr>
+      </w:r>
+      <w:r>
+        <w:rPr>
           <w:b/>
           <w:lang w:val="hi_IN" w:bidi="hi_IN"/>
         </w:rPr>
@@ -8615,6 +9651,20 @@
       </w:r>
       <w:r>
         <w:rPr>
+          <w:lang w:val="hi_IN" w:bidi="hi_IN"/>
+        </w:rPr>
+        <w:t>בָּ֚א מִ⁠בֵּ֣ית לֶ֔חֶם</w:t>
+      </w:r>
+    </w:p>
+    <w:p>
+      <w:pPr/>
+      <w:r>
+        <w:rPr>
+          <w:lang w:val="hi_IN" w:bidi="hi_IN"/>
+        </w:rPr>
+      </w:r>
+      <w:r>
+        <w:rPr>
           <w:b/>
           <w:lang w:val="hi_IN" w:bidi="hi_IN"/>
         </w:rPr>
@@ -8678,6 +9728,20 @@
       </w:r>
       <w:r>
         <w:rPr>
+          <w:lang w:val="hi_IN" w:bidi="hi_IN"/>
+        </w:rPr>
+        <w:t>יְהוָ֣ה עִמָּ⁠כֶ֑ם</w:t>
+      </w:r>
+    </w:p>
+    <w:p>
+      <w:pPr/>
+      <w:r>
+        <w:rPr>
+          <w:lang w:val="hi_IN" w:bidi="hi_IN"/>
+        </w:rPr>
+      </w:r>
+      <w:r>
+        <w:rPr>
           <w:b/>
           <w:lang w:val="hi_IN" w:bidi="hi_IN"/>
         </w:rPr>
@@ -8921,6 +9985,20 @@
       </w:r>
       <w:r>
         <w:rPr>
+          <w:lang w:val="hi_IN" w:bidi="hi_IN"/>
+        </w:rPr>
+        <w:t>לְ⁠מִ֖י הַ⁠נַּעֲרָ֥ה הַ⁠זֹּֽאת</w:t>
+      </w:r>
+    </w:p>
+    <w:p>
+      <w:pPr/>
+      <w:r>
+        <w:rPr>
+          <w:lang w:val="hi_IN" w:bidi="hi_IN"/>
+        </w:rPr>
+      </w:r>
+      <w:r>
+        <w:rPr>
           <w:b/>
           <w:lang w:val="hi_IN" w:bidi="hi_IN"/>
         </w:rPr>
@@ -8984,6 +10062,20 @@
       </w:r>
       <w:r>
         <w:rPr>
+          <w:lang w:val="hi_IN" w:bidi="hi_IN"/>
+        </w:rPr>
+        <w:t>וַ⁠יַּ֗עַן &amp; וַ⁠יֹּאמַ֑ר</w:t>
+      </w:r>
+    </w:p>
+    <w:p>
+      <w:pPr/>
+      <w:r>
+        <w:rPr>
+          <w:lang w:val="hi_IN" w:bidi="hi_IN"/>
+        </w:rPr>
+      </w:r>
+      <w:r>
+        <w:rPr>
           <w:b/>
           <w:lang w:val="hi_IN" w:bidi="hi_IN"/>
         </w:rPr>
@@ -9080,6 +10172,20 @@
       </w:r>
       <w:r>
         <w:rPr>
+          <w:lang w:val="hi_IN" w:bidi="hi_IN"/>
+        </w:rPr>
+        <w:t>וַ⁠תֹּ֗אמֶר אֲלַקֳטָה־נָּא֙ וְ⁠אָסַפְתִּ֣י בָֽ⁠עֳמָרִ֔ים אַחֲרֵ֖י הַ⁠קּוֹצְרִ֑ים</w:t>
+      </w:r>
+    </w:p>
+    <w:p>
+      <w:pPr/>
+      <w:r>
+        <w:rPr>
+          <w:lang w:val="hi_IN" w:bidi="hi_IN"/>
+        </w:rPr>
+      </w:r>
+      <w:r>
+        <w:rPr>
           <w:b/>
           <w:lang w:val="hi_IN" w:bidi="hi_IN"/>
         </w:rPr>
@@ -9163,6 +10269,20 @@
       </w:r>
       <w:r>
         <w:rPr>
+          <w:lang w:val="hi_IN" w:bidi="hi_IN"/>
+        </w:rPr>
+        <w:t>אֲלַקֳטָה־נָּא֙ וְ⁠אָסַפְתִּ֣י</w:t>
+      </w:r>
+    </w:p>
+    <w:p>
+      <w:pPr/>
+      <w:r>
+        <w:rPr>
+          <w:lang w:val="hi_IN" w:bidi="hi_IN"/>
+        </w:rPr>
+      </w:r>
+      <w:r>
+        <w:rPr>
           <w:b/>
           <w:lang w:val="hi_IN" w:bidi="hi_IN"/>
         </w:rPr>
@@ -9355,6 +10475,20 @@
       </w:r>
       <w:r>
         <w:rPr>
+          <w:lang w:val="hi_IN" w:bidi="hi_IN"/>
+        </w:rPr>
+        <w:t>הֲ⁠ל֧וֹא שָׁמַ֣עַתְּ בִּתִּ֗⁠י</w:t>
+      </w:r>
+    </w:p>
+    <w:p>
+      <w:pPr/>
+      <w:r>
+        <w:rPr>
+          <w:lang w:val="hi_IN" w:bidi="hi_IN"/>
+        </w:rPr>
+      </w:r>
+      <w:r>
+        <w:rPr>
           <w:b/>
           <w:lang w:val="hi_IN" w:bidi="hi_IN"/>
         </w:rPr>
@@ -9438,6 +10572,20 @@
       </w:r>
       <w:r>
         <w:rPr>
+          <w:lang w:val="hi_IN" w:bidi="hi_IN"/>
+        </w:rPr>
+        <w:t>בִּתִּ֗⁠י</w:t>
+      </w:r>
+    </w:p>
+    <w:p>
+      <w:pPr/>
+      <w:r>
+        <w:rPr>
+          <w:lang w:val="hi_IN" w:bidi="hi_IN"/>
+        </w:rPr>
+      </w:r>
+      <w:r>
+        <w:rPr>
           <w:b/>
           <w:lang w:val="hi_IN" w:bidi="hi_IN"/>
         </w:rPr>
@@ -9521,6 +10669,20 @@
       </w:r>
       <w:r>
         <w:rPr>
+          <w:lang w:val="hi_IN" w:bidi="hi_IN"/>
+        </w:rPr>
+        <w:t>עֵינַ֜יִ⁠ךְ בַּ⁠שָּׂדֶ֤ה</w:t>
+      </w:r>
+    </w:p>
+    <w:p>
+      <w:pPr/>
+      <w:r>
+        <w:rPr>
+          <w:lang w:val="hi_IN" w:bidi="hi_IN"/>
+        </w:rPr>
+      </w:r>
+      <w:r>
+        <w:rPr>
           <w:b/>
           <w:lang w:val="hi_IN" w:bidi="hi_IN"/>
         </w:rPr>
@@ -9617,6 +10779,20 @@
       </w:r>
       <w:r>
         <w:rPr>
+          <w:lang w:val="hi_IN" w:bidi="hi_IN"/>
+        </w:rPr>
+        <w:t>אַחֲרֵי⁠הֶ֔ן</w:t>
+      </w:r>
+    </w:p>
+    <w:p>
+      <w:pPr/>
+      <w:r>
+        <w:rPr>
+          <w:lang w:val="hi_IN" w:bidi="hi_IN"/>
+        </w:rPr>
+      </w:r>
+      <w:r>
+        <w:rPr>
           <w:b/>
           <w:lang w:val="hi_IN" w:bidi="hi_IN"/>
         </w:rPr>
@@ -9713,6 +10889,20 @@
       </w:r>
       <w:r>
         <w:rPr>
+          <w:lang w:val="hi_IN" w:bidi="hi_IN"/>
+        </w:rPr>
+        <w:t>הֲ⁠ל֥וֹא צִוִּ֛יתִי אֶת־הַ⁠נְּעָרִ֖ים לְ⁠בִלְתִּ֣י נָגְעֵ֑⁠ךְ</w:t>
+      </w:r>
+    </w:p>
+    <w:p>
+      <w:pPr/>
+      <w:r>
+        <w:rPr>
+          <w:lang w:val="hi_IN" w:bidi="hi_IN"/>
+        </w:rPr>
+      </w:r>
+      <w:r>
+        <w:rPr>
           <w:b/>
           <w:lang w:val="hi_IN" w:bidi="hi_IN"/>
         </w:rPr>
@@ -9796,6 +10986,20 @@
       </w:r>
       <w:r>
         <w:rPr>
+          <w:lang w:val="hi_IN" w:bidi="hi_IN"/>
+        </w:rPr>
+        <w:t>אֶת־הַ⁠נְּעָרִ֖ים</w:t>
+      </w:r>
+    </w:p>
+    <w:p>
+      <w:pPr/>
+      <w:r>
+        <w:rPr>
+          <w:lang w:val="hi_IN" w:bidi="hi_IN"/>
+        </w:rPr>
+      </w:r>
+      <w:r>
+        <w:rPr>
           <w:b/>
           <w:lang w:val="hi_IN" w:bidi="hi_IN"/>
         </w:rPr>
@@ -9898,6 +11102,20 @@
       </w:r>
       <w:r>
         <w:rPr>
+          <w:lang w:val="hi_IN" w:bidi="hi_IN"/>
+        </w:rPr>
+        <w:t>לְ⁠בִלְתִּ֣י נָגְעֵ֑⁠ךְ</w:t>
+      </w:r>
+    </w:p>
+    <w:p>
+      <w:pPr/>
+      <w:r>
+        <w:rPr>
+          <w:lang w:val="hi_IN" w:bidi="hi_IN"/>
+        </w:rPr>
+      </w:r>
+      <w:r>
+        <w:rPr>
           <w:b/>
           <w:lang w:val="hi_IN" w:bidi="hi_IN"/>
         </w:rPr>
@@ -10037,6 +11255,20 @@
       </w:r>
       <w:r>
         <w:rPr>
+          <w:lang w:val="hi_IN" w:bidi="hi_IN"/>
+        </w:rPr>
+        <w:t>וַ⁠תִּפֹּל֙ עַל־פָּנֶ֔י⁠הָ וַ⁠תִּשְׁתַּ֖חוּ אָ֑רְצָ⁠ה</w:t>
+      </w:r>
+    </w:p>
+    <w:p>
+      <w:pPr/>
+      <w:r>
+        <w:rPr>
+          <w:lang w:val="hi_IN" w:bidi="hi_IN"/>
+        </w:rPr>
+      </w:r>
+      <w:r>
+        <w:rPr>
           <w:b/>
           <w:lang w:val="hi_IN" w:bidi="hi_IN"/>
         </w:rPr>
@@ -10120,6 +11352,20 @@
       </w:r>
       <w:r>
         <w:rPr>
+          <w:lang w:val="hi_IN" w:bidi="hi_IN"/>
+        </w:rPr>
+        <w:t>וַ⁠תִּפֹּל֙ עַל־פָּנֶ֔י⁠הָ וַ⁠תִּשְׁתַּ֖חוּ אָ֑רְצָ⁠ה</w:t>
+      </w:r>
+    </w:p>
+    <w:p>
+      <w:pPr/>
+      <w:r>
+        <w:rPr>
+          <w:lang w:val="hi_IN" w:bidi="hi_IN"/>
+        </w:rPr>
+      </w:r>
+      <w:r>
+        <w:rPr>
           <w:b/>
           <w:lang w:val="hi_IN" w:bidi="hi_IN"/>
         </w:rPr>
@@ -10203,6 +11449,20 @@
       </w:r>
       <w:r>
         <w:rPr>
+          <w:lang w:val="hi_IN" w:bidi="hi_IN"/>
+        </w:rPr>
+        <w:t>וַ⁠תִּפֹּל֙ עַל־פָּנֶ֔י⁠הָ וַ⁠תִּשְׁתַּ֖חוּ אָ֑רְצָ⁠ה</w:t>
+      </w:r>
+    </w:p>
+    <w:p>
+      <w:pPr/>
+      <w:r>
+        <w:rPr>
+          <w:lang w:val="hi_IN" w:bidi="hi_IN"/>
+        </w:rPr>
+      </w:r>
+      <w:r>
+        <w:rPr>
           <w:b/>
           <w:lang w:val="hi_IN" w:bidi="hi_IN"/>
         </w:rPr>
@@ -10286,6 +11546,20 @@
       </w:r>
       <w:r>
         <w:rPr>
+          <w:lang w:val="hi_IN" w:bidi="hi_IN"/>
+        </w:rPr>
+        <w:t>מַדּוּעַ֩ מָצָ֨אתִי חֵ֤ן בְּ⁠עֵינֶ֨י⁠ךָ֙ לְ⁠הַכִּירֵ֔⁠נִי וְ⁠אָּנֹכִ֖י נָכְרִיָּֽה</w:t>
+      </w:r>
+    </w:p>
+    <w:p>
+      <w:pPr/>
+      <w:r>
+        <w:rPr>
+          <w:lang w:val="hi_IN" w:bidi="hi_IN"/>
+        </w:rPr>
+      </w:r>
+      <w:r>
+        <w:rPr>
           <w:b/>
           <w:lang w:val="hi_IN" w:bidi="hi_IN"/>
         </w:rPr>
@@ -10362,6 +11636,20 @@
       </w:r>
       <w:r>
         <w:rPr>
+          <w:lang w:val="hi_IN" w:bidi="hi_IN"/>
+        </w:rPr>
+        <w:t>מָצָ֨אתִי חֵ֤ן בְּ⁠עֵינֶ֨י⁠ךָ֙</w:t>
+      </w:r>
+    </w:p>
+    <w:p>
+      <w:pPr/>
+      <w:r>
+        <w:rPr>
+          <w:lang w:val="hi_IN" w:bidi="hi_IN"/>
+        </w:rPr>
+      </w:r>
+      <w:r>
+        <w:rPr>
           <w:b/>
           <w:lang w:val="hi_IN" w:bidi="hi_IN"/>
         </w:rPr>
@@ -10580,6 +11868,20 @@
       </w:r>
       <w:r>
         <w:rPr>
+          <w:lang w:val="hi_IN" w:bidi="hi_IN"/>
+        </w:rPr>
+        <w:t>הֻגֵּ֨ד הֻגַּ֜ד</w:t>
+      </w:r>
+    </w:p>
+    <w:p>
+      <w:pPr/>
+      <w:r>
+        <w:rPr>
+          <w:lang w:val="hi_IN" w:bidi="hi_IN"/>
+        </w:rPr>
+      </w:r>
+      <w:r>
+        <w:rPr>
           <w:b/>
           <w:lang w:val="hi_IN" w:bidi="hi_IN"/>
         </w:rPr>
@@ -10676,6 +11978,20 @@
       </w:r>
       <w:r>
         <w:rPr>
+          <w:lang w:val="hi_IN" w:bidi="hi_IN"/>
+        </w:rPr>
+        <w:t>הֻגֵּ֨ד הֻגַּ֜ד לִ֗⁠י</w:t>
+      </w:r>
+    </w:p>
+    <w:p>
+      <w:pPr/>
+      <w:r>
+        <w:rPr>
+          <w:lang w:val="hi_IN" w:bidi="hi_IN"/>
+        </w:rPr>
+      </w:r>
+      <w:r>
+        <w:rPr>
           <w:b/>
           <w:lang w:val="hi_IN" w:bidi="hi_IN"/>
         </w:rPr>
@@ -10779,6 +12095,20 @@
       </w:r>
       <w:r>
         <w:rPr>
+          <w:lang w:val="hi_IN" w:bidi="hi_IN"/>
+        </w:rPr>
+        <w:t>וַ⁠תֵּ֣לְכִ֔י אֶל־עַ֕ם</w:t>
+      </w:r>
+    </w:p>
+    <w:p>
+      <w:pPr/>
+      <w:r>
+        <w:rPr>
+          <w:lang w:val="hi_IN" w:bidi="hi_IN"/>
+        </w:rPr>
+      </w:r>
+      <w:r>
+        <w:rPr>
           <w:b/>
           <w:lang w:val="hi_IN" w:bidi="hi_IN"/>
         </w:rPr>
@@ -10888,6 +12218,20 @@
       </w:r>
       <w:r>
         <w:rPr>
+          <w:lang w:val="hi_IN" w:bidi="hi_IN"/>
+        </w:rPr>
+        <w:t>תְּמ֥וֹל שִׁלְשֽׁוֹם</w:t>
+      </w:r>
+    </w:p>
+    <w:p>
+      <w:pPr/>
+      <w:r>
+        <w:rPr>
+          <w:lang w:val="hi_IN" w:bidi="hi_IN"/>
+        </w:rPr>
+      </w:r>
+      <w:r>
+        <w:rPr>
           <w:b/>
           <w:lang w:val="hi_IN" w:bidi="hi_IN"/>
         </w:rPr>
@@ -10984,6 +12328,20 @@
       </w:r>
       <w:r>
         <w:rPr>
+          <w:lang w:val="hi_IN" w:bidi="hi_IN"/>
+        </w:rPr>
+        <w:t>פָּעֳלֵ֑⁠ךְ</w:t>
+      </w:r>
+    </w:p>
+    <w:p>
+      <w:pPr/>
+      <w:r>
+        <w:rPr>
+          <w:lang w:val="hi_IN" w:bidi="hi_IN"/>
+        </w:rPr>
+      </w:r>
+      <w:r>
+        <w:rPr>
           <w:b/>
           <w:lang w:val="hi_IN" w:bidi="hi_IN"/>
         </w:rPr>
@@ -11045,6 +12403,20 @@
           <w:lang w:val="hi_IN" w:bidi="hi_IN"/>
         </w:rPr>
       </w:r>
+      <w:r>
+        <w:rPr>
+          <w:lang w:val="hi_IN" w:bidi="hi_IN"/>
+        </w:rPr>
+        <w:t>וּ⁠תְהִ֨י מַשְׂכֻּרְתֵּ֜⁠ךְ שְׁלֵמָ֗ה מֵ⁠עִ֤ם יְהוָה֙</w:t>
+      </w:r>
+    </w:p>
+    <w:p>
+      <w:pPr/>
+      <w:r>
+        <w:rPr>
+          <w:lang w:val="hi_IN" w:bidi="hi_IN"/>
+        </w:rPr>
+      </w:r>
     </w:p>
     <w:p>
       <w:pPr/>
@@ -11123,6 +12495,20 @@
       </w:r>
       <w:r>
         <w:rPr>
+          <w:lang w:val="hi_IN" w:bidi="hi_IN"/>
+        </w:rPr>
+        <w:t>אֲשֶׁר־בָּ֖את לַ⁠חֲס֥וֹת תַּֽחַת־כְּנָפָֽי⁠ו</w:t>
+      </w:r>
+    </w:p>
+    <w:p>
+      <w:pPr/>
+      <w:r>
+        <w:rPr>
+          <w:lang w:val="hi_IN" w:bidi="hi_IN"/>
+        </w:rPr>
+      </w:r>
+      <w:r>
+        <w:rPr>
           <w:b/>
           <w:lang w:val="hi_IN" w:bidi="hi_IN"/>
         </w:rPr>
@@ -11206,6 +12592,20 @@
       </w:r>
       <w:r>
         <w:rPr>
+          <w:lang w:val="hi_IN" w:bidi="hi_IN"/>
+        </w:rPr>
+        <w:t>אֶמְצָא־חֵ֨ן בְּ⁠עֵינֶ֤י⁠ךָ</w:t>
+      </w:r>
+    </w:p>
+    <w:p>
+      <w:pPr/>
+      <w:r>
+        <w:rPr>
+          <w:lang w:val="hi_IN" w:bidi="hi_IN"/>
+        </w:rPr>
+      </w:r>
+      <w:r>
+        <w:rPr>
           <w:b/>
           <w:lang w:val="hi_IN" w:bidi="hi_IN"/>
         </w:rPr>
@@ -11289,6 +12689,20 @@
       </w:r>
       <w:r>
         <w:rPr>
+          <w:lang w:val="hi_IN" w:bidi="hi_IN"/>
+        </w:rPr>
+        <w:t>אֲדֹנִ⁠י֙</w:t>
+      </w:r>
+    </w:p>
+    <w:p>
+      <w:pPr/>
+      <w:r>
+        <w:rPr>
+          <w:lang w:val="hi_IN" w:bidi="hi_IN"/>
+        </w:rPr>
+      </w:r>
+      <w:r>
+        <w:rPr>
           <w:b/>
           <w:lang w:val="hi_IN" w:bidi="hi_IN"/>
         </w:rPr>
@@ -11352,6 +12766,20 @@
       </w:r>
       <w:r>
         <w:rPr>
+          <w:lang w:val="hi_IN" w:bidi="hi_IN"/>
+        </w:rPr>
+        <w:t>עַל־לֵ֣ב שִׁפְחָתֶ֑⁠ךָ</w:t>
+      </w:r>
+    </w:p>
+    <w:p>
+      <w:pPr/>
+      <w:r>
+        <w:rPr>
+          <w:lang w:val="hi_IN" w:bidi="hi_IN"/>
+        </w:rPr>
+      </w:r>
+      <w:r>
+        <w:rPr>
           <w:b/>
           <w:lang w:val="hi_IN" w:bidi="hi_IN"/>
         </w:rPr>
@@ -11435,6 +12863,20 @@
       </w:r>
       <w:r>
         <w:rPr>
+          <w:lang w:val="hi_IN" w:bidi="hi_IN"/>
+        </w:rPr>
+        <w:t>עַל־לֵ֣ב</w:t>
+      </w:r>
+    </w:p>
+    <w:p>
+      <w:pPr/>
+      <w:r>
+        <w:rPr>
+          <w:lang w:val="hi_IN" w:bidi="hi_IN"/>
+        </w:rPr>
+      </w:r>
+      <w:r>
+        <w:rPr>
           <w:b/>
           <w:lang w:val="hi_IN" w:bidi="hi_IN"/>
         </w:rPr>
@@ -11531,6 +12973,20 @@
       </w:r>
       <w:r>
         <w:rPr>
+          <w:lang w:val="hi_IN" w:bidi="hi_IN"/>
+        </w:rPr>
+        <w:t>שִׁפְחָתֶ֑⁠ךָ</w:t>
+      </w:r>
+    </w:p>
+    <w:p>
+      <w:pPr/>
+      <w:r>
+        <w:rPr>
+          <w:lang w:val="hi_IN" w:bidi="hi_IN"/>
+        </w:rPr>
+      </w:r>
+      <w:r>
+        <w:rPr>
           <w:b/>
           <w:lang w:val="hi_IN" w:bidi="hi_IN"/>
         </w:rPr>
@@ -11614,6 +13070,20 @@
       </w:r>
       <w:r>
         <w:rPr>
+          <w:lang w:val="hi_IN" w:bidi="hi_IN"/>
+        </w:rPr>
+        <w:t>וְ⁠אָנֹכִי֙ לֹ֣א אֶֽהְיֶ֔ה כְּ⁠אַחַ֖ת שִׁפְחֹתֶֽי⁠ךָ</w:t>
+      </w:r>
+    </w:p>
+    <w:p>
+      <w:pPr/>
+      <w:r>
+        <w:rPr>
+          <w:lang w:val="hi_IN" w:bidi="hi_IN"/>
+        </w:rPr>
+      </w:r>
+      <w:r>
+        <w:rPr>
           <w:b/>
           <w:lang w:val="hi_IN" w:bidi="hi_IN"/>
         </w:rPr>
@@ -11779,6 +13249,20 @@
       </w:r>
       <w:r>
         <w:rPr>
+          <w:lang w:val="hi_IN" w:bidi="hi_IN"/>
+        </w:rPr>
+        <w:t>גֹּ֤שִֽׁי הֲלֹם֙ וְ⁠אָכַ֣לְתְּ מִן־הַ⁠לֶּ֔חֶם וְ⁠טָבַ֥לְתְּ פִּתֵּ֖⁠ךְ בַּ⁠חֹ֑מֶץ</w:t>
+      </w:r>
+    </w:p>
+    <w:p>
+      <w:pPr/>
+      <w:r>
+        <w:rPr>
+          <w:lang w:val="hi_IN" w:bidi="hi_IN"/>
+        </w:rPr>
+      </w:r>
+      <w:r>
+        <w:rPr>
           <w:b/>
           <w:lang w:val="hi_IN" w:bidi="hi_IN"/>
         </w:rPr>
@@ -11862,6 +13346,20 @@
       </w:r>
       <w:r>
         <w:rPr>
+          <w:lang w:val="hi_IN" w:bidi="hi_IN"/>
+        </w:rPr>
+        <w:t>וְ⁠אָכַ֣לְתְּ מִן־הַ⁠לֶּ֔חֶם וְ⁠טָבַ֥לְתְּ פִּתֵּ֖⁠ךְ בַּ⁠חֹ֑מֶץ</w:t>
+      </w:r>
+    </w:p>
+    <w:p>
+      <w:pPr/>
+      <w:r>
+        <w:rPr>
+          <w:lang w:val="hi_IN" w:bidi="hi_IN"/>
+        </w:rPr>
+      </w:r>
+      <w:r>
+        <w:rPr>
           <w:b/>
           <w:lang w:val="hi_IN" w:bidi="hi_IN"/>
         </w:rPr>
@@ -11957,6 +13455,20 @@
       </w:r>
       <w:r>
         <w:rPr>
+          <w:lang w:val="hi_IN" w:bidi="hi_IN"/>
+        </w:rPr>
+        <w:t>וְ⁠טָבַ֥לְתְּ פִּתֵּ֖⁠ךְ בַּ⁠חֹ֑מֶץ</w:t>
+      </w:r>
+    </w:p>
+    <w:p>
+      <w:pPr/>
+      <w:r>
+        <w:rPr>
+          <w:lang w:val="hi_IN" w:bidi="hi_IN"/>
+        </w:rPr>
+      </w:r>
+      <w:r>
+        <w:rPr>
           <w:b/>
           <w:lang w:val="hi_IN" w:bidi="hi_IN"/>
         </w:rPr>
@@ -12033,6 +13545,20 @@
       </w:r>
       <w:r>
         <w:rPr>
+          <w:lang w:val="hi_IN" w:bidi="hi_IN"/>
+        </w:rPr>
+        <w:t>וַ⁠יְצַו֩ בֹּ֨עַז אֶת־נְעָרָ֜י⁠ו</w:t>
+      </w:r>
+    </w:p>
+    <w:p>
+      <w:pPr/>
+      <w:r>
+        <w:rPr>
+          <w:lang w:val="hi_IN" w:bidi="hi_IN"/>
+        </w:rPr>
+      </w:r>
+      <w:r>
+        <w:rPr>
           <w:b/>
           <w:lang w:val="hi_IN" w:bidi="hi_IN"/>
         </w:rPr>
@@ -12116,6 +13642,20 @@
       </w:r>
       <w:r>
         <w:rPr>
+          <w:lang w:val="hi_IN" w:bidi="hi_IN"/>
+        </w:rPr>
+        <w:t>גַּ֣ם בֵּ֧ין הָֽ⁠עֳמָרִ֛ים</w:t>
+      </w:r>
+    </w:p>
+    <w:p>
+      <w:pPr/>
+      <w:r>
+        <w:rPr>
+          <w:lang w:val="hi_IN" w:bidi="hi_IN"/>
+        </w:rPr>
+      </w:r>
+      <w:r>
+        <w:rPr>
           <w:b/>
           <w:lang w:val="hi_IN" w:bidi="hi_IN"/>
         </w:rPr>
@@ -12192,6 +13732,20 @@
       </w:r>
       <w:r>
         <w:rPr>
+          <w:lang w:val="hi_IN" w:bidi="hi_IN"/>
+        </w:rPr>
+        <w:t>וְ⁠לֹ֥א תַכְלִימֽוּ⁠הָ</w:t>
+      </w:r>
+    </w:p>
+    <w:p>
+      <w:pPr/>
+      <w:r>
+        <w:rPr>
+          <w:lang w:val="hi_IN" w:bidi="hi_IN"/>
+        </w:rPr>
+      </w:r>
+      <w:r>
+        <w:rPr>
           <w:b/>
           <w:lang w:val="hi_IN" w:bidi="hi_IN"/>
         </w:rPr>
@@ -12275,6 +13829,20 @@
       </w:r>
       <w:r>
         <w:rPr>
+          <w:lang w:val="hi_IN" w:bidi="hi_IN"/>
+        </w:rPr>
+        <w:t>וְ⁠גַ֛ם</w:t>
+      </w:r>
+    </w:p>
+    <w:p>
+      <w:pPr/>
+      <w:r>
+        <w:rPr>
+          <w:lang w:val="hi_IN" w:bidi="hi_IN"/>
+        </w:rPr>
+      </w:r>
+      <w:r>
+        <w:rPr>
           <w:b/>
           <w:lang w:val="hi_IN" w:bidi="hi_IN"/>
         </w:rPr>
@@ -12448,6 +14016,20 @@
       </w:r>
       <w:r>
         <w:rPr>
+          <w:lang w:val="hi_IN" w:bidi="hi_IN"/>
+        </w:rPr>
+        <w:t>וַ⁠תַּחְבֹּט֙</w:t>
+      </w:r>
+    </w:p>
+    <w:p>
+      <w:pPr/>
+      <w:r>
+        <w:rPr>
+          <w:lang w:val="hi_IN" w:bidi="hi_IN"/>
+        </w:rPr>
+      </w:r>
+      <w:r>
+        <w:rPr>
           <w:b/>
           <w:lang w:val="hi_IN" w:bidi="hi_IN"/>
         </w:rPr>
@@ -12511,6 +14093,20 @@
       </w:r>
       <w:r>
         <w:rPr>
+          <w:lang w:val="hi_IN" w:bidi="hi_IN"/>
+        </w:rPr>
+        <w:t>כְּ⁠אֵיפָ֥ה</w:t>
+      </w:r>
+    </w:p>
+    <w:p>
+      <w:pPr/>
+      <w:r>
+        <w:rPr>
+          <w:lang w:val="hi_IN" w:bidi="hi_IN"/>
+        </w:rPr>
+      </w:r>
+      <w:r>
+        <w:rPr>
           <w:b/>
           <w:lang w:val="hi_IN" w:bidi="hi_IN"/>
         </w:rPr>
@@ -12620,6 +14216,20 @@
       </w:r>
       <w:r>
         <w:rPr>
+          <w:lang w:val="hi_IN" w:bidi="hi_IN"/>
+        </w:rPr>
+        <w:t>וַ⁠תִּשָּׂא֙ וַ⁠תָּב֣וֹא הָ⁠עִ֔יר</w:t>
+      </w:r>
+    </w:p>
+    <w:p>
+      <w:pPr/>
+      <w:r>
+        <w:rPr>
+          <w:lang w:val="hi_IN" w:bidi="hi_IN"/>
+        </w:rPr>
+      </w:r>
+      <w:r>
+        <w:rPr>
           <w:b/>
           <w:lang w:val="hi_IN" w:bidi="hi_IN"/>
         </w:rPr>
@@ -12703,6 +14313,20 @@
       </w:r>
       <w:r>
         <w:rPr>
+          <w:lang w:val="hi_IN" w:bidi="hi_IN"/>
+        </w:rPr>
+        <w:t>אֵיפֹ֨ה לִקַּ֤טְתְּ הַ⁠יּוֹם֙ וְ⁠אָ֣נָה עָשִׂ֔ית</w:t>
+      </w:r>
+    </w:p>
+    <w:p>
+      <w:pPr/>
+      <w:r>
+        <w:rPr>
+          <w:lang w:val="hi_IN" w:bidi="hi_IN"/>
+        </w:rPr>
+      </w:r>
+      <w:r>
+        <w:rPr>
           <w:b/>
           <w:lang w:val="hi_IN" w:bidi="hi_IN"/>
         </w:rPr>
@@ -12786,6 +14410,20 @@
       </w:r>
       <w:r>
         <w:rPr>
+          <w:lang w:val="hi_IN" w:bidi="hi_IN"/>
+        </w:rPr>
+        <w:t>יְהִ֥י מַכִּירֵ֖⁠ךְ בָּר֑וּךְ</w:t>
+      </w:r>
+    </w:p>
+    <w:p>
+      <w:pPr/>
+      <w:r>
+        <w:rPr>
+          <w:lang w:val="hi_IN" w:bidi="hi_IN"/>
+        </w:rPr>
+      </w:r>
+      <w:r>
+        <w:rPr>
           <w:b/>
           <w:lang w:val="hi_IN" w:bidi="hi_IN"/>
         </w:rPr>
@@ -12869,6 +14507,20 @@
       </w:r>
       <w:r>
         <w:rPr>
+          <w:lang w:val="hi_IN" w:bidi="hi_IN"/>
+        </w:rPr>
+        <w:t>יְהִ֥י מַכִּירֵ֖⁠ךְ בָּר֑וּךְ</w:t>
+      </w:r>
+    </w:p>
+    <w:p>
+      <w:pPr/>
+      <w:r>
+        <w:rPr>
+          <w:lang w:val="hi_IN" w:bidi="hi_IN"/>
+        </w:rPr>
+      </w:r>
+      <w:r>
+        <w:rPr>
           <w:b/>
           <w:lang w:val="hi_IN" w:bidi="hi_IN"/>
         </w:rPr>
@@ -12952,6 +14604,20 @@
       </w:r>
       <w:r>
         <w:rPr>
+          <w:lang w:val="hi_IN" w:bidi="hi_IN"/>
+        </w:rPr>
+        <w:t>מַכִּירֵ֖⁠ךְ</w:t>
+      </w:r>
+    </w:p>
+    <w:p>
+      <w:pPr/>
+      <w:r>
+        <w:rPr>
+          <w:lang w:val="hi_IN" w:bidi="hi_IN"/>
+        </w:rPr>
+      </w:r>
+      <w:r>
+        <w:rPr>
           <w:b/>
           <w:lang w:val="hi_IN" w:bidi="hi_IN"/>
         </w:rPr>
@@ -13048,6 +14714,20 @@
       </w:r>
       <w:r>
         <w:rPr>
+          <w:lang w:val="hi_IN" w:bidi="hi_IN"/>
+        </w:rPr>
+        <w:t>וַ⁠תַּגֵּ֣ד לַ⁠חֲמוֹתָ֗⁠הּ אֵ֤ת אֲשֶׁר־עָשְׂתָה֙ עִמּ֔⁠וֹ וַ⁠תֹּ֗אמֶר שֵׁ֤ם הָ⁠אִישׁ֙ אֲשֶׁ֨ר עָשִׂ֧יתִי עִמּ֛⁠וֹ הַ⁠יּ֖וֹם בֹּֽעַז</w:t>
+      </w:r>
+    </w:p>
+    <w:p>
+      <w:pPr/>
+      <w:r>
+        <w:rPr>
+          <w:lang w:val="hi_IN" w:bidi="hi_IN"/>
+        </w:rPr>
+      </w:r>
+      <w:r>
+        <w:rPr>
           <w:b/>
           <w:lang w:val="hi_IN" w:bidi="hi_IN"/>
         </w:rPr>
@@ -13131,6 +14811,20 @@
       </w:r>
       <w:r>
         <w:rPr>
+          <w:lang w:val="hi_IN" w:bidi="hi_IN"/>
+        </w:rPr>
+        <w:t>בָּר֥וּךְ הוּא֙ לַ⁠יהוָ֔ה</w:t>
+      </w:r>
+    </w:p>
+    <w:p>
+      <w:pPr/>
+      <w:r>
+        <w:rPr>
+          <w:lang w:val="hi_IN" w:bidi="hi_IN"/>
+        </w:rPr>
+      </w:r>
+      <w:r>
+        <w:rPr>
           <w:b/>
           <w:lang w:val="hi_IN" w:bidi="hi_IN"/>
         </w:rPr>
@@ -13207,6 +14901,20 @@
       </w:r>
       <w:r>
         <w:rPr>
+          <w:lang w:val="hi_IN" w:bidi="hi_IN"/>
+        </w:rPr>
+        <w:t>בָּר֥וּךְ הוּא֙ לַ⁠יהוָ֔ה</w:t>
+      </w:r>
+    </w:p>
+    <w:p>
+      <w:pPr/>
+      <w:r>
+        <w:rPr>
+          <w:lang w:val="hi_IN" w:bidi="hi_IN"/>
+        </w:rPr>
+      </w:r>
+      <w:r>
+        <w:rPr>
           <w:b/>
           <w:lang w:val="hi_IN" w:bidi="hi_IN"/>
         </w:rPr>
@@ -13290,6 +14998,20 @@
       </w:r>
       <w:r>
         <w:rPr>
+          <w:lang w:val="hi_IN" w:bidi="hi_IN"/>
+        </w:rPr>
+        <w:t>אֲשֶׁר֙ לֹא־עָזַ֣ב</w:t>
+      </w:r>
+    </w:p>
+    <w:p>
+      <w:pPr/>
+      <w:r>
+        <w:rPr>
+          <w:lang w:val="hi_IN" w:bidi="hi_IN"/>
+        </w:rPr>
+      </w:r>
+      <w:r>
+        <w:rPr>
           <w:b/>
           <w:lang w:val="hi_IN" w:bidi="hi_IN"/>
         </w:rPr>
@@ -13425,6 +15147,20 @@
       </w:r>
       <w:r>
         <w:rPr>
+          <w:lang w:val="hi_IN" w:bidi="hi_IN"/>
+        </w:rPr>
+        <w:t>אֲשֶׁר֙ לֹא־עָזַ֣ב</w:t>
+      </w:r>
+    </w:p>
+    <w:p>
+      <w:pPr/>
+      <w:r>
+        <w:rPr>
+          <w:lang w:val="hi_IN" w:bidi="hi_IN"/>
+        </w:rPr>
+      </w:r>
+      <w:r>
+        <w:rPr>
           <w:b/>
           <w:lang w:val="hi_IN" w:bidi="hi_IN"/>
         </w:rPr>
@@ -13527,6 +15263,20 @@
       </w:r>
       <w:r>
         <w:rPr>
+          <w:lang w:val="hi_IN" w:bidi="hi_IN"/>
+        </w:rPr>
+        <w:t>אֶת־הַ⁠חַיִּ֖ים</w:t>
+      </w:r>
+    </w:p>
+    <w:p>
+      <w:pPr/>
+      <w:r>
+        <w:rPr>
+          <w:lang w:val="hi_IN" w:bidi="hi_IN"/>
+        </w:rPr>
+      </w:r>
+      <w:r>
+        <w:rPr>
           <w:b/>
           <w:lang w:val="hi_IN" w:bidi="hi_IN"/>
         </w:rPr>
@@ -13649,6 +15399,20 @@
       </w:r>
       <w:r>
         <w:rPr>
+          <w:lang w:val="hi_IN" w:bidi="hi_IN"/>
+        </w:rPr>
+        <w:t>וְ⁠אֶת־הַ⁠מֵּתִ֑ים</w:t>
+      </w:r>
+    </w:p>
+    <w:p>
+      <w:pPr/>
+      <w:r>
+        <w:rPr>
+          <w:lang w:val="hi_IN" w:bidi="hi_IN"/>
+        </w:rPr>
+      </w:r>
+      <w:r>
+        <w:rPr>
           <w:b/>
           <w:lang w:val="hi_IN" w:bidi="hi_IN"/>
         </w:rPr>
@@ -13771,6 +15535,20 @@
       </w:r>
       <w:r>
         <w:rPr>
+          <w:lang w:val="hi_IN" w:bidi="hi_IN"/>
+        </w:rPr>
+        <w:t>קָר֥וֹב לָ֨⁠נוּ֙ הָ⁠אִ֔ישׁ מִֽ⁠גֹּאֲלֵ֖⁠נוּ הֽוּא</w:t>
+      </w:r>
+    </w:p>
+    <w:p>
+      <w:pPr/>
+      <w:r>
+        <w:rPr>
+          <w:lang w:val="hi_IN" w:bidi="hi_IN"/>
+        </w:rPr>
+      </w:r>
+      <w:r>
+        <w:rPr>
           <w:b/>
           <w:lang w:val="hi_IN" w:bidi="hi_IN"/>
         </w:rPr>
@@ -13854,6 +15632,20 @@
       </w:r>
       <w:r>
         <w:rPr>
+          <w:lang w:val="hi_IN" w:bidi="hi_IN"/>
+        </w:rPr>
+        <w:t>מִֽ⁠גֹּאֲלֵ֖⁠נוּ</w:t>
+      </w:r>
+    </w:p>
+    <w:p>
+      <w:pPr/>
+      <w:r>
+        <w:rPr>
+          <w:lang w:val="hi_IN" w:bidi="hi_IN"/>
+        </w:rPr>
+      </w:r>
+      <w:r>
+        <w:rPr>
           <w:b/>
           <w:lang w:val="hi_IN" w:bidi="hi_IN"/>
         </w:rPr>
@@ -13917,6 +15709,20 @@
       </w:r>
       <w:r>
         <w:rPr>
+          <w:lang w:val="hi_IN" w:bidi="hi_IN"/>
+        </w:rPr>
+        <w:t>גַּ֣ם ׀ כִּי־אָמַ֣ר אֵלַ֗⁠י</w:t>
+      </w:r>
+    </w:p>
+    <w:p>
+      <w:pPr/>
+      <w:r>
+        <w:rPr>
+          <w:lang w:val="hi_IN" w:bidi="hi_IN"/>
+        </w:rPr>
+      </w:r>
+      <w:r>
+        <w:rPr>
           <w:b/>
           <w:lang w:val="hi_IN" w:bidi="hi_IN"/>
         </w:rPr>
@@ -13980,6 +15786,20 @@
       </w:r>
       <w:r>
         <w:rPr>
+          <w:lang w:val="hi_IN" w:bidi="hi_IN"/>
+        </w:rPr>
+        <w:t>אָמַ֣ר אֵלַ֗⁠י עִם־הַ⁠נְּעָרִ֤ים אֲשֶׁר־לִ⁠י֙ תִּדְבָּקִ֔י⁠ן עַ֣ד אִם־כִּלּ֔וּ אֵ֥ת כָּל־הַ⁠קָּצִ֖יר אֲשֶׁר־לִֽ⁠י</w:t>
+      </w:r>
+    </w:p>
+    <w:p>
+      <w:pPr/>
+      <w:r>
+        <w:rPr>
+          <w:lang w:val="hi_IN" w:bidi="hi_IN"/>
+        </w:rPr>
+      </w:r>
+      <w:r>
+        <w:rPr>
           <w:b/>
           <w:lang w:val="hi_IN" w:bidi="hi_IN"/>
         </w:rPr>
@@ -14063,6 +15883,20 @@
       </w:r>
       <w:r>
         <w:rPr>
+          <w:lang w:val="hi_IN" w:bidi="hi_IN"/>
+        </w:rPr>
+        <w:t>עִם־הַ⁠נְּעָרִ֤ים אֲשֶׁר־לִ⁠י֙ תִּדְבָּקִ֔י⁠ן</w:t>
+      </w:r>
+    </w:p>
+    <w:p>
+      <w:pPr/>
+      <w:r>
+        <w:rPr>
+          <w:lang w:val="hi_IN" w:bidi="hi_IN"/>
+        </w:rPr>
+      </w:r>
+      <w:r>
+        <w:rPr>
           <w:b/>
           <w:lang w:val="hi_IN" w:bidi="hi_IN"/>
         </w:rPr>
@@ -14229,6 +16063,20 @@
       </w:r>
       <w:r>
         <w:rPr>
+          <w:lang w:val="hi_IN" w:bidi="hi_IN"/>
+        </w:rPr>
+        <w:t>וְ⁠לֹ֥א יִפְגְּעוּ־בָ֖⁠ךְ</w:t>
+      </w:r>
+    </w:p>
+    <w:p>
+      <w:pPr/>
+      <w:r>
+        <w:rPr>
+          <w:lang w:val="hi_IN" w:bidi="hi_IN"/>
+        </w:rPr>
+      </w:r>
+      <w:r>
+        <w:rPr>
           <w:b/>
           <w:lang w:val="hi_IN" w:bidi="hi_IN"/>
         </w:rPr>
@@ -14305,6 +16153,20 @@
       </w:r>
       <w:r>
         <w:rPr>
+          <w:lang w:val="hi_IN" w:bidi="hi_IN"/>
+        </w:rPr>
+        <w:t>וַ⁠תִּדְבַּ֞ק</w:t>
+      </w:r>
+    </w:p>
+    <w:p>
+      <w:pPr/>
+      <w:r>
+        <w:rPr>
+          <w:lang w:val="hi_IN" w:bidi="hi_IN"/>
+        </w:rPr>
+      </w:r>
+      <w:r>
+        <w:rPr>
           <w:b/>
           <w:lang w:val="hi_IN" w:bidi="hi_IN"/>
         </w:rPr>
@@ -14368,6 +16230,20 @@
       </w:r>
       <w:r>
         <w:rPr>
+          <w:lang w:val="hi_IN" w:bidi="hi_IN"/>
+        </w:rPr>
+        <w:t>עַד־כְּל֥וֹת קְצִֽיר־הַ⁠שְּׂעֹרִ֖ים וּ⁠קְצִ֣יר הַֽ⁠חִטִּ֑ים</w:t>
+      </w:r>
+    </w:p>
+    <w:p>
+      <w:pPr/>
+      <w:r>
+        <w:rPr>
+          <w:lang w:val="hi_IN" w:bidi="hi_IN"/>
+        </w:rPr>
+      </w:r>
+      <w:r>
+        <w:rPr>
           <w:b/>
           <w:lang w:val="hi_IN" w:bidi="hi_IN"/>
         </w:rPr>
@@ -14570,6 +16446,20 @@
       </w:r>
       <w:r>
         <w:rPr>
+          <w:lang w:val="hi_IN" w:bidi="hi_IN"/>
+        </w:rPr>
+        <w:t>וַ⁠תֹּ֥אמֶר לָ֖⁠הּ נָעֳמִ֣י חֲמוֹתָ֑⁠הּ</w:t>
+      </w:r>
+    </w:p>
+    <w:p>
+      <w:pPr/>
+      <w:r>
+        <w:rPr>
+          <w:lang w:val="hi_IN" w:bidi="hi_IN"/>
+        </w:rPr>
+      </w:r>
+      <w:r>
+        <w:rPr>
           <w:b/>
           <w:lang w:val="hi_IN" w:bidi="hi_IN"/>
         </w:rPr>
@@ -14716,6 +16606,20 @@
       </w:r>
       <w:r>
         <w:rPr>
+          <w:lang w:val="hi_IN" w:bidi="hi_IN"/>
+        </w:rPr>
+        <w:t>נָעֳמִ֣י חֲמוֹתָ֑⁠הּ</w:t>
+      </w:r>
+    </w:p>
+    <w:p>
+      <w:pPr/>
+      <w:r>
+        <w:rPr>
+          <w:lang w:val="hi_IN" w:bidi="hi_IN"/>
+        </w:rPr>
+      </w:r>
+      <w:r>
+        <w:rPr>
           <w:b/>
           <w:lang w:val="hi_IN" w:bidi="hi_IN"/>
         </w:rPr>
@@ -14819,6 +16723,20 @@
       </w:r>
       <w:r>
         <w:rPr>
+          <w:lang w:val="hi_IN" w:bidi="hi_IN"/>
+        </w:rPr>
+        <w:t>חֲמוֹתָ֑⁠הּ</w:t>
+      </w:r>
+    </w:p>
+    <w:p>
+      <w:pPr/>
+      <w:r>
+        <w:rPr>
+          <w:lang w:val="hi_IN" w:bidi="hi_IN"/>
+        </w:rPr>
+      </w:r>
+      <w:r>
+        <w:rPr>
           <w:b/>
           <w:lang w:val="hi_IN" w:bidi="hi_IN"/>
         </w:rPr>
@@ -14915,6 +16833,20 @@
       </w:r>
       <w:r>
         <w:rPr>
+          <w:lang w:val="hi_IN" w:bidi="hi_IN"/>
+        </w:rPr>
+        <w:t>בִּתִּ֞⁠י</w:t>
+      </w:r>
+    </w:p>
+    <w:p>
+      <w:pPr/>
+      <w:r>
+        <w:rPr>
+          <w:lang w:val="hi_IN" w:bidi="hi_IN"/>
+        </w:rPr>
+      </w:r>
+      <w:r>
+        <w:rPr>
           <w:b/>
           <w:lang w:val="hi_IN" w:bidi="hi_IN"/>
         </w:rPr>
@@ -14978,6 +16910,20 @@
       </w:r>
       <w:r>
         <w:rPr>
+          <w:lang w:val="hi_IN" w:bidi="hi_IN"/>
+        </w:rPr>
+        <w:t>הֲ⁠לֹ֧א אֲבַקֶּשׁ־לָ֛⁠ךְ מָנ֖וֹחַ אֲשֶׁ֥ר יִֽיטַב־לָֽ⁠ךְ</w:t>
+      </w:r>
+    </w:p>
+    <w:p>
+      <w:pPr/>
+      <w:r>
+        <w:rPr>
+          <w:lang w:val="hi_IN" w:bidi="hi_IN"/>
+        </w:rPr>
+      </w:r>
+      <w:r>
+        <w:rPr>
           <w:b/>
           <w:lang w:val="hi_IN" w:bidi="hi_IN"/>
         </w:rPr>
@@ -15074,6 +17020,20 @@
       </w:r>
       <w:r>
         <w:rPr>
+          <w:lang w:val="hi_IN" w:bidi="hi_IN"/>
+        </w:rPr>
+        <w:t>מָנ֖וֹחַ</w:t>
+      </w:r>
+    </w:p>
+    <w:p>
+      <w:pPr/>
+      <w:r>
+        <w:rPr>
+          <w:lang w:val="hi_IN" w:bidi="hi_IN"/>
+        </w:rPr>
+      </w:r>
+      <w:r>
+        <w:rPr>
           <w:b/>
           <w:lang w:val="hi_IN" w:bidi="hi_IN"/>
         </w:rPr>
@@ -15170,6 +17130,20 @@
       </w:r>
       <w:r>
         <w:rPr>
+          <w:lang w:val="hi_IN" w:bidi="hi_IN"/>
+        </w:rPr>
+        <w:t>וְ⁠עַתָּ֗ה</w:t>
+      </w:r>
+    </w:p>
+    <w:p>
+      <w:pPr/>
+      <w:r>
+        <w:rPr>
+          <w:lang w:val="hi_IN" w:bidi="hi_IN"/>
+        </w:rPr>
+      </w:r>
+      <w:r>
+        <w:rPr>
           <w:b/>
           <w:lang w:val="hi_IN" w:bidi="hi_IN"/>
         </w:rPr>
@@ -15253,6 +17227,20 @@
       </w:r>
       <w:r>
         <w:rPr>
+          <w:lang w:val="hi_IN" w:bidi="hi_IN"/>
+        </w:rPr>
+        <w:t>הֲ⁠לֹ֥א בֹ֨עַז֙ מֹֽדַעְתָּ֔⁠נוּ אֲשֶׁ֥ר הָיִ֖ית אֶת־נַעֲרוֹתָ֑י⁠ו</w:t>
+      </w:r>
+    </w:p>
+    <w:p>
+      <w:pPr/>
+      <w:r>
+        <w:rPr>
+          <w:lang w:val="hi_IN" w:bidi="hi_IN"/>
+        </w:rPr>
+      </w:r>
+      <w:r>
+        <w:rPr>
           <w:b/>
           <w:lang w:val="hi_IN" w:bidi="hi_IN"/>
         </w:rPr>
@@ -15349,6 +17337,20 @@
       </w:r>
       <w:r>
         <w:rPr>
+          <w:lang w:val="hi_IN" w:bidi="hi_IN"/>
+        </w:rPr>
+        <w:t>אֲשֶׁ֥ר הָיִ֖ית אֶת־נַעֲרוֹתָ֑י⁠ו</w:t>
+      </w:r>
+    </w:p>
+    <w:p>
+      <w:pPr/>
+      <w:r>
+        <w:rPr>
+          <w:lang w:val="hi_IN" w:bidi="hi_IN"/>
+        </w:rPr>
+      </w:r>
+      <w:r>
+        <w:rPr>
           <w:b/>
           <w:lang w:val="hi_IN" w:bidi="hi_IN"/>
         </w:rPr>
@@ -15432,6 +17434,20 @@
       </w:r>
       <w:r>
         <w:rPr>
+          <w:lang w:val="hi_IN" w:bidi="hi_IN"/>
+        </w:rPr>
+        <w:t>הִנֵּה</w:t>
+      </w:r>
+    </w:p>
+    <w:p>
+      <w:pPr/>
+      <w:r>
+        <w:rPr>
+          <w:lang w:val="hi_IN" w:bidi="hi_IN"/>
+        </w:rPr>
+      </w:r>
+      <w:r>
+        <w:rPr>
           <w:b/>
           <w:lang w:val="hi_IN" w:bidi="hi_IN"/>
         </w:rPr>
@@ -15585,6 +17601,20 @@
       </w:r>
       <w:r>
         <w:rPr>
+          <w:lang w:val="hi_IN" w:bidi="hi_IN"/>
+        </w:rPr>
+        <w:t>וְיָרַ֣דְתְּ הַ⁠גֹּ֑רֶן</w:t>
+      </w:r>
+    </w:p>
+    <w:p>
+      <w:pPr/>
+      <w:r>
+        <w:rPr>
+          <w:lang w:val="hi_IN" w:bidi="hi_IN"/>
+        </w:rPr>
+      </w:r>
+      <w:r>
+        <w:rPr>
           <w:b/>
           <w:lang w:val="hi_IN" w:bidi="hi_IN"/>
         </w:rPr>
@@ -15648,6 +17678,20 @@
       </w:r>
       <w:r>
         <w:rPr>
+          <w:lang w:val="hi_IN" w:bidi="hi_IN"/>
+        </w:rPr>
+        <w:t>לֶ⁠אֱכֹ֥ל וְ⁠לִ⁠שְׁתּֽוֹת</w:t>
+      </w:r>
+    </w:p>
+    <w:p>
+      <w:pPr/>
+      <w:r>
+        <w:rPr>
+          <w:lang w:val="hi_IN" w:bidi="hi_IN"/>
+        </w:rPr>
+      </w:r>
+      <w:r>
+        <w:rPr>
           <w:b/>
           <w:lang w:val="hi_IN" w:bidi="hi_IN"/>
         </w:rPr>
@@ -15725,6 +17769,20 @@
       </w:r>
       <w:r>
         <w:rPr>
+          <w:lang w:val="hi_IN" w:bidi="hi_IN"/>
+        </w:rPr>
+        <w:t>וִ⁠יהִ֣י</w:t>
+      </w:r>
+    </w:p>
+    <w:p>
+      <w:pPr/>
+      <w:r>
+        <w:rPr>
+          <w:lang w:val="hi_IN" w:bidi="hi_IN"/>
+        </w:rPr>
+      </w:r>
+      <w:r>
+        <w:rPr>
           <w:b/>
           <w:lang w:val="hi_IN" w:bidi="hi_IN"/>
         </w:rPr>
@@ -15808,6 +17866,20 @@
       </w:r>
       <w:r>
         <w:rPr>
+          <w:lang w:val="hi_IN" w:bidi="hi_IN"/>
+        </w:rPr>
+        <w:t>וְ⁠גִלִּ֥ית מַרְגְּלֹתָ֖י⁠ו</w:t>
+      </w:r>
+    </w:p>
+    <w:p>
+      <w:pPr/>
+      <w:r>
+        <w:rPr>
+          <w:lang w:val="hi_IN" w:bidi="hi_IN"/>
+        </w:rPr>
+      </w:r>
+      <w:r>
+        <w:rPr>
           <w:b/>
           <w:lang w:val="hi_IN" w:bidi="hi_IN"/>
         </w:rPr>
@@ -15891,6 +17963,20 @@
       </w:r>
       <w:r>
         <w:rPr>
+          <w:lang w:val="hi_IN" w:bidi="hi_IN"/>
+        </w:rPr>
+        <w:t>מַרְגְּלֹתָ֖י⁠ו</w:t>
+      </w:r>
+    </w:p>
+    <w:p>
+      <w:pPr/>
+      <w:r>
+        <w:rPr>
+          <w:lang w:val="hi_IN" w:bidi="hi_IN"/>
+        </w:rPr>
+      </w:r>
+      <w:r>
+        <w:rPr>
           <w:b/>
           <w:lang w:val="hi_IN" w:bidi="hi_IN"/>
         </w:rPr>
@@ -15954,6 +18040,20 @@
       </w:r>
       <w:r>
         <w:rPr>
+          <w:lang w:val="hi_IN" w:bidi="hi_IN"/>
+        </w:rPr>
+        <w:t>וְ⁠הוּא֙ יַגִּ֣יד לָ֔⁠ךְ אֵ֖ת אֲשֶׁ֥ר תַּעַשִֽׂי⁠ן</w:t>
+      </w:r>
+    </w:p>
+    <w:p>
+      <w:pPr/>
+      <w:r>
+        <w:rPr>
+          <w:lang w:val="hi_IN" w:bidi="hi_IN"/>
+        </w:rPr>
+      </w:r>
+      <w:r>
+        <w:rPr>
           <w:b/>
           <w:lang w:val="hi_IN" w:bidi="hi_IN"/>
         </w:rPr>
@@ -16043,6 +18143,20 @@
       </w:r>
       <w:r>
         <w:rPr>
+          <w:lang w:val="hi_IN" w:bidi="hi_IN"/>
+        </w:rPr>
+        <w:t>וְ⁠הוּא֙ יַגִּ֣יד</w:t>
+      </w:r>
+    </w:p>
+    <w:p>
+      <w:pPr/>
+      <w:r>
+        <w:rPr>
+          <w:lang w:val="hi_IN" w:bidi="hi_IN"/>
+        </w:rPr>
+      </w:r>
+      <w:r>
+        <w:rPr>
           <w:b/>
           <w:lang w:val="hi_IN" w:bidi="hi_IN"/>
         </w:rPr>
@@ -16107,6 +18221,20 @@
       </w:r>
       <w:r>
         <w:rPr>
+          <w:lang w:val="hi_IN" w:bidi="hi_IN"/>
+        </w:rPr>
+        <w:t>וַ⁠תַּ֕עַשׂ כְּ⁠כֹ֥ל אֲשֶׁר־צִוַּ֖תָּ⁠ה חֲמוֹתָֽ⁠הּ</w:t>
+      </w:r>
+    </w:p>
+    <w:p>
+      <w:pPr/>
+      <w:r>
+        <w:rPr>
+          <w:lang w:val="hi_IN" w:bidi="hi_IN"/>
+        </w:rPr>
+      </w:r>
+      <w:r>
+        <w:rPr>
           <w:b/>
           <w:lang w:val="hi_IN" w:bidi="hi_IN"/>
         </w:rPr>
@@ -16216,6 +18344,20 @@
       </w:r>
       <w:r>
         <w:rPr>
+          <w:lang w:val="hi_IN" w:bidi="hi_IN"/>
+        </w:rPr>
+        <w:t>וַ⁠יִּיטַ֣ב לִבּ֔⁠וֹ</w:t>
+      </w:r>
+    </w:p>
+    <w:p>
+      <w:pPr/>
+      <w:r>
+        <w:rPr>
+          <w:lang w:val="hi_IN" w:bidi="hi_IN"/>
+        </w:rPr>
+      </w:r>
+      <w:r>
+        <w:rPr>
           <w:b/>
           <w:lang w:val="hi_IN" w:bidi="hi_IN"/>
         </w:rPr>
@@ -16453,6 +18595,20 @@
       </w:r>
       <w:r>
         <w:rPr>
+          <w:lang w:val="hi_IN" w:bidi="hi_IN"/>
+        </w:rPr>
+        <w:t>וַ⁠יְהִי֙ בַּ⁠חֲצִ֣י הַ⁠לַּ֔יְלָה</w:t>
+      </w:r>
+    </w:p>
+    <w:p>
+      <w:pPr/>
+      <w:r>
+        <w:rPr>
+          <w:lang w:val="hi_IN" w:bidi="hi_IN"/>
+        </w:rPr>
+      </w:r>
+      <w:r>
+        <w:rPr>
           <w:b/>
           <w:lang w:val="hi_IN" w:bidi="hi_IN"/>
         </w:rPr>
@@ -16536,6 +18692,20 @@
       </w:r>
       <w:r>
         <w:rPr>
+          <w:lang w:val="hi_IN" w:bidi="hi_IN"/>
+        </w:rPr>
+        <w:t>וַ⁠יֶּחֱרַ֥ד הָ⁠אִ֖ישׁ</w:t>
+      </w:r>
+    </w:p>
+    <w:p>
+      <w:pPr/>
+      <w:r>
+        <w:rPr>
+          <w:lang w:val="hi_IN" w:bidi="hi_IN"/>
+        </w:rPr>
+      </w:r>
+      <w:r>
+        <w:rPr>
           <w:b/>
           <w:lang w:val="hi_IN" w:bidi="hi_IN"/>
         </w:rPr>
@@ -16682,6 +18852,20 @@
       </w:r>
       <w:r>
         <w:rPr>
+          <w:lang w:val="hi_IN" w:bidi="hi_IN"/>
+        </w:rPr>
+        <w:t>אֲמָתֶ֔⁠ךָ &amp; אֲמָ֣תְ⁠ךָ֔</w:t>
+      </w:r>
+    </w:p>
+    <w:p>
+      <w:pPr/>
+      <w:r>
+        <w:rPr>
+          <w:lang w:val="hi_IN" w:bidi="hi_IN"/>
+        </w:rPr>
+      </w:r>
+      <w:r>
+        <w:rPr>
           <w:b/>
           <w:lang w:val="hi_IN" w:bidi="hi_IN"/>
         </w:rPr>
@@ -16745,6 +18929,20 @@
       </w:r>
       <w:r>
         <w:rPr>
+          <w:lang w:val="hi_IN" w:bidi="hi_IN"/>
+        </w:rPr>
+        <w:t>וּ⁠פָרַשְׂתָּ֤ כְנָפֶ֨⁠ךָ֙ עַל־אֲמָ֣תְ⁠ךָ֔</w:t>
+      </w:r>
+    </w:p>
+    <w:p>
+      <w:pPr/>
+      <w:r>
+        <w:rPr>
+          <w:lang w:val="hi_IN" w:bidi="hi_IN"/>
+        </w:rPr>
+      </w:r>
+      <w:r>
+        <w:rPr>
           <w:b/>
           <w:lang w:val="hi_IN" w:bidi="hi_IN"/>
         </w:rPr>
@@ -16891,6 +19089,20 @@
       </w:r>
       <w:r>
         <w:rPr>
+          <w:lang w:val="hi_IN" w:bidi="hi_IN"/>
+        </w:rPr>
+        <w:t>בְּרוּכָ֨ה אַ֤תְּ לַֽ⁠יהוָה֙</w:t>
+      </w:r>
+    </w:p>
+    <w:p>
+      <w:pPr/>
+      <w:r>
+        <w:rPr>
+          <w:lang w:val="hi_IN" w:bidi="hi_IN"/>
+        </w:rPr>
+      </w:r>
+      <w:r>
+        <w:rPr>
           <w:b/>
           <w:lang w:val="hi_IN" w:bidi="hi_IN"/>
         </w:rPr>
@@ -16963,6 +19175,20 @@
         <w:rPr>
           <w:lang w:val="hi_IN" w:bidi="hi_IN"/>
         </w:rPr>
+      </w:r>
+    </w:p>
+    <w:p>
+      <w:pPr/>
+      <w:r>
+        <w:rPr>
+          <w:lang w:val="hi_IN" w:bidi="hi_IN"/>
+        </w:rPr>
+      </w:r>
+      <w:r>
+        <w:rPr>
+          <w:lang w:val="hi_IN" w:bidi="hi_IN"/>
+        </w:rPr>
+        <w:t>בִּתִּ֔⁠י</w:t>
       </w:r>
     </w:p>
     <w:p>
@@ -17088,6 +19314,20 @@
       </w:r>
       <w:r>
         <w:rPr>
+          <w:lang w:val="hi_IN" w:bidi="hi_IN"/>
+        </w:rPr>
+        <w:t>הֵיטַ֛בְתְּ חַסְדֵּ֥⁠ךְ הָ⁠אַחֲר֖וֹן מִן־הָ⁠רִאשׁ֑וֹן</w:t>
+      </w:r>
+    </w:p>
+    <w:p>
+      <w:pPr/>
+      <w:r>
+        <w:rPr>
+          <w:lang w:val="hi_IN" w:bidi="hi_IN"/>
+        </w:rPr>
+      </w:r>
+      <w:r>
+        <w:rPr>
           <w:b/>
           <w:lang w:val="hi_IN" w:bidi="hi_IN"/>
         </w:rPr>
@@ -17152,6 +19392,20 @@
       </w:r>
       <w:r>
         <w:rPr>
+          <w:lang w:val="hi_IN" w:bidi="hi_IN"/>
+        </w:rPr>
+        <w:t>הָ⁠רִאשׁ֑וֹן</w:t>
+      </w:r>
+    </w:p>
+    <w:p>
+      <w:pPr/>
+      <w:r>
+        <w:rPr>
+          <w:lang w:val="hi_IN" w:bidi="hi_IN"/>
+        </w:rPr>
+      </w:r>
+      <w:r>
+        <w:rPr>
           <w:b/>
           <w:lang w:val="hi_IN" w:bidi="hi_IN"/>
         </w:rPr>
@@ -17215,6 +19469,20 @@
       </w:r>
       <w:r>
         <w:rPr>
+          <w:lang w:val="hi_IN" w:bidi="hi_IN"/>
+        </w:rPr>
+        <w:t>לְ⁠בִלְתִּי־לֶ֗כֶת אַחֲרֵי֙</w:t>
+      </w:r>
+    </w:p>
+    <w:p>
+      <w:pPr/>
+      <w:r>
+        <w:rPr>
+          <w:lang w:val="hi_IN" w:bidi="hi_IN"/>
+        </w:rPr>
+      </w:r>
+      <w:r>
+        <w:rPr>
           <w:b/>
           <w:lang w:val="hi_IN" w:bidi="hi_IN"/>
         </w:rPr>
@@ -17305,6 +19573,20 @@
       </w:r>
       <w:r>
         <w:rPr>
+          <w:lang w:val="hi_IN" w:bidi="hi_IN"/>
+        </w:rPr>
+        <w:t>וְ⁠עַתָּ֗ה</w:t>
+      </w:r>
+    </w:p>
+    <w:p>
+      <w:pPr/>
+      <w:r>
+        <w:rPr>
+          <w:lang w:val="hi_IN" w:bidi="hi_IN"/>
+        </w:rPr>
+      </w:r>
+      <w:r>
+        <w:rPr>
           <w:b/>
           <w:lang w:val="hi_IN" w:bidi="hi_IN"/>
         </w:rPr>
@@ -17414,6 +19696,20 @@
       </w:r>
       <w:r>
         <w:rPr>
+          <w:lang w:val="hi_IN" w:bidi="hi_IN"/>
+        </w:rPr>
+        <w:t>בִּתִּ⁠י֙</w:t>
+      </w:r>
+    </w:p>
+    <w:p>
+      <w:pPr/>
+      <w:r>
+        <w:rPr>
+          <w:lang w:val="hi_IN" w:bidi="hi_IN"/>
+        </w:rPr>
+      </w:r>
+      <w:r>
+        <w:rPr>
           <w:b/>
           <w:lang w:val="hi_IN" w:bidi="hi_IN"/>
         </w:rPr>
@@ -17477,6 +19773,20 @@
       </w:r>
       <w:r>
         <w:rPr>
+          <w:lang w:val="hi_IN" w:bidi="hi_IN"/>
+        </w:rPr>
+        <w:t>כָּל־שַׁ֣עַר עַמִּ֔⁠י</w:t>
+      </w:r>
+    </w:p>
+    <w:p>
+      <w:pPr/>
+      <w:r>
+        <w:rPr>
+          <w:lang w:val="hi_IN" w:bidi="hi_IN"/>
+        </w:rPr>
+      </w:r>
+      <w:r>
+        <w:rPr>
           <w:b/>
           <w:lang w:val="hi_IN" w:bidi="hi_IN"/>
         </w:rPr>
@@ -17637,6 +19947,20 @@
       </w:r>
       <w:r>
         <w:rPr>
+          <w:lang w:val="hi_IN" w:bidi="hi_IN"/>
+        </w:rPr>
+        <w:t>וְ⁠עַתָּה֙</w:t>
+      </w:r>
+    </w:p>
+    <w:p>
+      <w:pPr/>
+      <w:r>
+        <w:rPr>
+          <w:lang w:val="hi_IN" w:bidi="hi_IN"/>
+        </w:rPr>
+      </w:r>
+      <w:r>
+        <w:rPr>
           <w:b/>
           <w:lang w:val="hi_IN" w:bidi="hi_IN"/>
         </w:rPr>
@@ -17700,6 +20024,20 @@
       </w:r>
       <w:r>
         <w:rPr>
+          <w:lang w:val="hi_IN" w:bidi="hi_IN"/>
+        </w:rPr>
+        <w:t>וְ⁠גַ֛ם</w:t>
+      </w:r>
+    </w:p>
+    <w:p>
+      <w:pPr/>
+      <w:r>
+        <w:rPr>
+          <w:lang w:val="hi_IN" w:bidi="hi_IN"/>
+        </w:rPr>
+      </w:r>
+      <w:r>
+        <w:rPr>
           <w:b/>
           <w:lang w:val="hi_IN" w:bidi="hi_IN"/>
         </w:rPr>
@@ -17796,6 +20134,20 @@
       </w:r>
       <w:r>
         <w:rPr>
+          <w:lang w:val="hi_IN" w:bidi="hi_IN"/>
+        </w:rPr>
+        <w:t>גֹאֵ֖ל &amp; גֹּאֵ֖ל</w:t>
+      </w:r>
+    </w:p>
+    <w:p>
+      <w:pPr/>
+      <w:r>
+        <w:rPr>
+          <w:lang w:val="hi_IN" w:bidi="hi_IN"/>
+        </w:rPr>
+      </w:r>
+      <w:r>
+        <w:rPr>
           <w:b/>
           <w:lang w:val="hi_IN" w:bidi="hi_IN"/>
         </w:rPr>
@@ -17859,6 +20211,20 @@
       </w:r>
       <w:r>
         <w:rPr>
+          <w:lang w:val="hi_IN" w:bidi="hi_IN"/>
+        </w:rPr>
+        <w:t>אִם־יִגְאָלֵ֥⁠ךְ</w:t>
+      </w:r>
+    </w:p>
+    <w:p>
+      <w:pPr/>
+      <w:r>
+        <w:rPr>
+          <w:lang w:val="hi_IN" w:bidi="hi_IN"/>
+        </w:rPr>
+      </w:r>
+      <w:r>
+        <w:rPr>
           <w:b/>
           <w:lang w:val="hi_IN" w:bidi="hi_IN"/>
         </w:rPr>
@@ -17968,6 +20334,20 @@
       </w:r>
       <w:r>
         <w:rPr>
+          <w:lang w:val="hi_IN" w:bidi="hi_IN"/>
+        </w:rPr>
+        <w:t>וּ⁠גְאַלְתִּ֥י⁠ךְ אָנֹ֖כִי</w:t>
+      </w:r>
+    </w:p>
+    <w:p>
+      <w:pPr/>
+      <w:r>
+        <w:rPr>
+          <w:lang w:val="hi_IN" w:bidi="hi_IN"/>
+        </w:rPr>
+      </w:r>
+      <w:r>
+        <w:rPr>
           <w:b/>
           <w:lang w:val="hi_IN" w:bidi="hi_IN"/>
         </w:rPr>
@@ -18127,6 +20507,20 @@
       </w:r>
       <w:r>
         <w:rPr>
+          <w:lang w:val="hi_IN" w:bidi="hi_IN"/>
+        </w:rPr>
+        <w:t>וַ⁠תִּשְׁכַּ֤ב מַרְגְּלוֹתָיו֙</w:t>
+      </w:r>
+    </w:p>
+    <w:p>
+      <w:pPr/>
+      <w:r>
+        <w:rPr>
+          <w:lang w:val="hi_IN" w:bidi="hi_IN"/>
+        </w:rPr>
+      </w:r>
+      <w:r>
+        <w:rPr>
           <w:b/>
           <w:lang w:val="hi_IN" w:bidi="hi_IN"/>
         </w:rPr>
@@ -18190,6 +20584,20 @@
       </w:r>
       <w:r>
         <w:rPr>
+          <w:lang w:val="hi_IN" w:bidi="hi_IN"/>
+        </w:rPr>
+        <w:t>בְּטֶ֛רֶם יַכִּ֥יר אִ֖ישׁ אֶת־רֵעֵ֑⁠הוּ</w:t>
+      </w:r>
+    </w:p>
+    <w:p>
+      <w:pPr/>
+      <w:r>
+        <w:rPr>
+          <w:lang w:val="hi_IN" w:bidi="hi_IN"/>
+        </w:rPr>
+      </w:r>
+      <w:r>
+        <w:rPr>
           <w:b/>
           <w:lang w:val="hi_IN" w:bidi="hi_IN"/>
         </w:rPr>
@@ -18286,6 +20694,20 @@
       </w:r>
       <w:r>
         <w:rPr>
+          <w:lang w:val="hi_IN" w:bidi="hi_IN"/>
+        </w:rPr>
+        <w:t>וַ⁠יֹּ֨אמֶר֙</w:t>
+      </w:r>
+    </w:p>
+    <w:p>
+      <w:pPr/>
+      <w:r>
+        <w:rPr>
+          <w:lang w:val="hi_IN" w:bidi="hi_IN"/>
+        </w:rPr>
+      </w:r>
+      <w:r>
+        <w:rPr>
           <w:b/>
           <w:lang w:val="hi_IN" w:bidi="hi_IN"/>
         </w:rPr>
@@ -18369,6 +20791,20 @@
       </w:r>
       <w:r>
         <w:rPr>
+          <w:lang w:val="hi_IN" w:bidi="hi_IN"/>
+        </w:rPr>
+        <w:t>אַל־יִוָּדַ֔ע</w:t>
+      </w:r>
+    </w:p>
+    <w:p>
+      <w:pPr/>
+      <w:r>
+        <w:rPr>
+          <w:lang w:val="hi_IN" w:bidi="hi_IN"/>
+        </w:rPr>
+      </w:r>
+      <w:r>
+        <w:rPr>
           <w:b/>
           <w:lang w:val="hi_IN" w:bidi="hi_IN"/>
         </w:rPr>
@@ -18452,6 +20888,20 @@
       </w:r>
       <w:r>
         <w:rPr>
+          <w:lang w:val="hi_IN" w:bidi="hi_IN"/>
+        </w:rPr>
+        <w:t>הַ⁠מִּטְפַּ֧חַת</w:t>
+      </w:r>
+    </w:p>
+    <w:p>
+      <w:pPr/>
+      <w:r>
+        <w:rPr>
+          <w:lang w:val="hi_IN" w:bidi="hi_IN"/>
+        </w:rPr>
+      </w:r>
+      <w:r>
+        <w:rPr>
           <w:b/>
           <w:lang w:val="hi_IN" w:bidi="hi_IN"/>
         </w:rPr>
@@ -18515,6 +20965,20 @@
       </w:r>
       <w:r>
         <w:rPr>
+          <w:lang w:val="hi_IN" w:bidi="hi_IN"/>
+        </w:rPr>
+        <w:t>שֵׁשׁ־שְׂעֹרִים֙</w:t>
+      </w:r>
+    </w:p>
+    <w:p>
+      <w:pPr/>
+      <w:r>
+        <w:rPr>
+          <w:lang w:val="hi_IN" w:bidi="hi_IN"/>
+        </w:rPr>
+      </w:r>
+      <w:r>
+        <w:rPr>
           <w:b/>
           <w:lang w:val="hi_IN" w:bidi="hi_IN"/>
         </w:rPr>
@@ -18591,6 +21055,20 @@
       </w:r>
       <w:r>
         <w:rPr>
+          <w:lang w:val="hi_IN" w:bidi="hi_IN"/>
+        </w:rPr>
+        <w:t>וַ⁠יָּ֣שֶׁת עָלֶ֔י⁠הָ</w:t>
+      </w:r>
+    </w:p>
+    <w:p>
+      <w:pPr/>
+      <w:r>
+        <w:rPr>
+          <w:lang w:val="hi_IN" w:bidi="hi_IN"/>
+        </w:rPr>
+      </w:r>
+      <w:r>
+        <w:rPr>
           <w:b/>
           <w:lang w:val="hi_IN" w:bidi="hi_IN"/>
         </w:rPr>
@@ -18654,6 +21132,20 @@
       </w:r>
       <w:r>
         <w:rPr>
+          <w:lang w:val="hi_IN" w:bidi="hi_IN"/>
+        </w:rPr>
+        <w:t>וַ⁠יָּבֹ֖א הָ⁠עִֽיר</w:t>
+      </w:r>
+    </w:p>
+    <w:p>
+      <w:pPr/>
+      <w:r>
+        <w:rPr>
+          <w:lang w:val="hi_IN" w:bidi="hi_IN"/>
+        </w:rPr>
+      </w:r>
+      <w:r>
+        <w:rPr>
           <w:b/>
           <w:lang w:val="hi_IN" w:bidi="hi_IN"/>
         </w:rPr>
@@ -18756,6 +21248,20 @@
       </w:r>
       <w:r>
         <w:rPr>
+          <w:lang w:val="hi_IN" w:bidi="hi_IN"/>
+        </w:rPr>
+        <w:t>מִי־אַ֣תְּ</w:t>
+      </w:r>
+    </w:p>
+    <w:p>
+      <w:pPr/>
+      <w:r>
+        <w:rPr>
+          <w:lang w:val="hi_IN" w:bidi="hi_IN"/>
+        </w:rPr>
+      </w:r>
+      <w:r>
+        <w:rPr>
           <w:b/>
           <w:lang w:val="hi_IN" w:bidi="hi_IN"/>
         </w:rPr>
@@ -18865,6 +21371,20 @@
       </w:r>
       <w:r>
         <w:rPr>
+          <w:lang w:val="hi_IN" w:bidi="hi_IN"/>
+        </w:rPr>
+        <w:t>בִּתִּ֑⁠י</w:t>
+      </w:r>
+    </w:p>
+    <w:p>
+      <w:pPr/>
+      <w:r>
+        <w:rPr>
+          <w:lang w:val="hi_IN" w:bidi="hi_IN"/>
+        </w:rPr>
+      </w:r>
+      <w:r>
+        <w:rPr>
           <w:b/>
           <w:lang w:val="hi_IN" w:bidi="hi_IN"/>
         </w:rPr>
@@ -18941,6 +21461,20 @@
       </w:r>
       <w:r>
         <w:rPr>
+          <w:lang w:val="hi_IN" w:bidi="hi_IN"/>
+        </w:rPr>
+        <w:t>אֵ֛ת כָּל־אֲשֶׁ֥ר עָֽשָׂה־לָ֖⁠הּ הָ⁠אִֽישׁ</w:t>
+      </w:r>
+    </w:p>
+    <w:p>
+      <w:pPr/>
+      <w:r>
+        <w:rPr>
+          <w:lang w:val="hi_IN" w:bidi="hi_IN"/>
+        </w:rPr>
+      </w:r>
+      <w:r>
+        <w:rPr>
           <w:b/>
           <w:lang w:val="hi_IN" w:bidi="hi_IN"/>
         </w:rPr>
@@ -19081,6 +21615,20 @@
       </w:r>
       <w:r>
         <w:rPr>
+          <w:lang w:val="hi_IN" w:bidi="hi_IN"/>
+        </w:rPr>
+        <w:t>כִּ֚י אָמַ֣ר אַל־תָּב֥וֹאִי רֵיקָ֖ם אֶל־חֲמוֹתֵֽ⁠ךְ</w:t>
+      </w:r>
+    </w:p>
+    <w:p>
+      <w:pPr/>
+      <w:r>
+        <w:rPr>
+          <w:lang w:val="hi_IN" w:bidi="hi_IN"/>
+        </w:rPr>
+      </w:r>
+      <w:r>
+        <w:rPr>
           <w:b/>
           <w:lang w:val="hi_IN" w:bidi="hi_IN"/>
         </w:rPr>
@@ -19287,6 +21835,20 @@
       </w:r>
       <w:r>
         <w:rPr>
+          <w:lang w:val="hi_IN" w:bidi="hi_IN"/>
+        </w:rPr>
+        <w:t>שְׁבִ֣י</w:t>
+      </w:r>
+    </w:p>
+    <w:p>
+      <w:pPr/>
+      <w:r>
+        <w:rPr>
+          <w:lang w:val="hi_IN" w:bidi="hi_IN"/>
+        </w:rPr>
+      </w:r>
+      <w:r>
+        <w:rPr>
           <w:b/>
           <w:lang w:val="hi_IN" w:bidi="hi_IN"/>
         </w:rPr>
@@ -19433,6 +21995,20 @@
       </w:r>
       <w:r>
         <w:rPr>
+          <w:lang w:val="hi_IN" w:bidi="hi_IN"/>
+        </w:rPr>
+        <w:t>אֵ֖יךְ יִפֹּ֣ל דָּבָ֑ר</w:t>
+      </w:r>
+    </w:p>
+    <w:p>
+      <w:pPr/>
+      <w:r>
+        <w:rPr>
+          <w:lang w:val="hi_IN" w:bidi="hi_IN"/>
+        </w:rPr>
+      </w:r>
+      <w:r>
+        <w:rPr>
           <w:b/>
           <w:lang w:val="hi_IN" w:bidi="hi_IN"/>
         </w:rPr>
@@ -19529,6 +22105,20 @@
       </w:r>
       <w:r>
         <w:rPr>
+          <w:lang w:val="hi_IN" w:bidi="hi_IN"/>
+        </w:rPr>
+        <w:t>לֹ֤א יִשְׁקֹט֙ הָ⁠אִ֔ישׁ כִּֽי־אִם</w:t>
+      </w:r>
+    </w:p>
+    <w:p>
+      <w:pPr/>
+      <w:r>
+        <w:rPr>
+          <w:lang w:val="hi_IN" w:bidi="hi_IN"/>
+        </w:rPr>
+      </w:r>
+      <w:r>
+        <w:rPr>
           <w:b/>
           <w:lang w:val="hi_IN" w:bidi="hi_IN"/>
         </w:rPr>
@@ -19892,6 +22482,20 @@
       </w:r>
       <w:r>
         <w:rPr>
+          <w:lang w:val="hi_IN" w:bidi="hi_IN"/>
+        </w:rPr>
+        <w:t>וּ⁠בֹ֨עַז עָלָ֣ה הַ⁠שַּׁעַר֮</w:t>
+      </w:r>
+    </w:p>
+    <w:p>
+      <w:pPr/>
+      <w:r>
+        <w:rPr>
+          <w:lang w:val="hi_IN" w:bidi="hi_IN"/>
+        </w:rPr>
+      </w:r>
+      <w:r>
+        <w:rPr>
           <w:b/>
           <w:lang w:val="hi_IN" w:bidi="hi_IN"/>
         </w:rPr>
@@ -19975,6 +22579,20 @@
       </w:r>
       <w:r>
         <w:rPr>
+          <w:lang w:val="hi_IN" w:bidi="hi_IN"/>
+        </w:rPr>
+        <w:t>הַ⁠שַּׁעַר֮</w:t>
+      </w:r>
+    </w:p>
+    <w:p>
+      <w:pPr/>
+      <w:r>
+        <w:rPr>
+          <w:lang w:val="hi_IN" w:bidi="hi_IN"/>
+        </w:rPr>
+      </w:r>
+      <w:r>
+        <w:rPr>
           <w:b/>
           <w:lang w:val="hi_IN" w:bidi="hi_IN"/>
         </w:rPr>
@@ -20148,6 +22766,20 @@
       </w:r>
       <w:r>
         <w:rPr>
+          <w:lang w:val="hi_IN" w:bidi="hi_IN"/>
+        </w:rPr>
+        <w:t>הַ⁠גֹּאֵ֤ל</w:t>
+      </w:r>
+    </w:p>
+    <w:p>
+      <w:pPr/>
+      <w:r>
+        <w:rPr>
+          <w:lang w:val="hi_IN" w:bidi="hi_IN"/>
+        </w:rPr>
+      </w:r>
+      <w:r>
+        <w:rPr>
           <w:b/>
           <w:lang w:val="hi_IN" w:bidi="hi_IN"/>
         </w:rPr>
@@ -20211,6 +22843,20 @@
       </w:r>
       <w:r>
         <w:rPr>
+          <w:lang w:val="hi_IN" w:bidi="hi_IN"/>
+        </w:rPr>
+        <w:t>וַ⁠יֹּ֛אמֶר ס֥וּרָ⁠ה שְׁבָ⁠ה־פֹּ֖ה פְּלֹנִ֣י אַלְמֹנִ֑י</w:t>
+      </w:r>
+    </w:p>
+    <w:p>
+      <w:pPr/>
+      <w:r>
+        <w:rPr>
+          <w:lang w:val="hi_IN" w:bidi="hi_IN"/>
+        </w:rPr>
+      </w:r>
+      <w:r>
+        <w:rPr>
           <w:b/>
           <w:lang w:val="hi_IN" w:bidi="hi_IN"/>
         </w:rPr>
@@ -20294,6 +22940,20 @@
       </w:r>
       <w:r>
         <w:rPr>
+          <w:lang w:val="hi_IN" w:bidi="hi_IN"/>
+        </w:rPr>
+        <w:t>פְּלֹנִ֣י אַלְמֹנִ֑י</w:t>
+      </w:r>
+    </w:p>
+    <w:p>
+      <w:pPr/>
+      <w:r>
+        <w:rPr>
+          <w:lang w:val="hi_IN" w:bidi="hi_IN"/>
+        </w:rPr>
+      </w:r>
+      <w:r>
+        <w:rPr>
           <w:b/>
           <w:lang w:val="hi_IN" w:bidi="hi_IN"/>
         </w:rPr>
@@ -20454,6 +23114,20 @@
       </w:r>
       <w:r>
         <w:rPr>
+          <w:lang w:val="hi_IN" w:bidi="hi_IN"/>
+        </w:rPr>
+        <w:t>לְ⁠אָחִ֖י⁠נוּ</w:t>
+      </w:r>
+    </w:p>
+    <w:p>
+      <w:pPr/>
+      <w:r>
+        <w:rPr>
+          <w:lang w:val="hi_IN" w:bidi="hi_IN"/>
+        </w:rPr>
+      </w:r>
+      <w:r>
+        <w:rPr>
           <w:b/>
           <w:lang w:val="hi_IN" w:bidi="hi_IN"/>
         </w:rPr>
@@ -20517,6 +23191,20 @@
       </w:r>
       <w:r>
         <w:rPr>
+          <w:lang w:val="hi_IN" w:bidi="hi_IN"/>
+        </w:rPr>
+        <w:t>אָמַ֜רְתִּי</w:t>
+      </w:r>
+    </w:p>
+    <w:p>
+      <w:pPr/>
+      <w:r>
+        <w:rPr>
+          <w:lang w:val="hi_IN" w:bidi="hi_IN"/>
+        </w:rPr>
+      </w:r>
+      <w:r>
+        <w:rPr>
           <w:b/>
           <w:lang w:val="hi_IN" w:bidi="hi_IN"/>
         </w:rPr>
@@ -20613,6 +23301,20 @@
       </w:r>
       <w:r>
         <w:rPr>
+          <w:lang w:val="hi_IN" w:bidi="hi_IN"/>
+        </w:rPr>
+        <w:t>אֶגְלֶ֧ה אָזְנְ⁠ךָ֣</w:t>
+      </w:r>
+    </w:p>
+    <w:p>
+      <w:pPr/>
+      <w:r>
+        <w:rPr>
+          <w:lang w:val="hi_IN" w:bidi="hi_IN"/>
+        </w:rPr>
+      </w:r>
+      <w:r>
+        <w:rPr>
           <w:b/>
           <w:lang w:val="hi_IN" w:bidi="hi_IN"/>
         </w:rPr>
@@ -20696,6 +23398,20 @@
       </w:r>
       <w:r>
         <w:rPr>
+          <w:lang w:val="hi_IN" w:bidi="hi_IN"/>
+        </w:rPr>
+        <w:t>נֶ֥גֶד הַֽ⁠יֹּשְׁבִים֮</w:t>
+      </w:r>
+    </w:p>
+    <w:p>
+      <w:pPr/>
+      <w:r>
+        <w:rPr>
+          <w:lang w:val="hi_IN" w:bidi="hi_IN"/>
+        </w:rPr>
+      </w:r>
+      <w:r>
+        <w:rPr>
           <w:b/>
           <w:lang w:val="hi_IN" w:bidi="hi_IN"/>
         </w:rPr>
@@ -20836,6 +23552,20 @@
       </w:r>
       <w:r>
         <w:rPr>
+          <w:lang w:val="hi_IN" w:bidi="hi_IN"/>
+        </w:rPr>
+        <w:t>אֵ֤ין זוּלָֽתְ⁠ךָ֙ לִ⁠גְא֔וֹל וְ⁠אָנֹכִ֖י אַחֲרֶ֑י⁠ךָ</w:t>
+      </w:r>
+    </w:p>
+    <w:p>
+      <w:pPr/>
+      <w:r>
+        <w:rPr>
+          <w:lang w:val="hi_IN" w:bidi="hi_IN"/>
+        </w:rPr>
+      </w:r>
+      <w:r>
+        <w:rPr>
           <w:b/>
           <w:lang w:val="hi_IN" w:bidi="hi_IN"/>
         </w:rPr>
@@ -20932,6 +23662,20 @@
       </w:r>
       <w:r>
         <w:rPr>
+          <w:lang w:val="hi_IN" w:bidi="hi_IN"/>
+        </w:rPr>
+        <w:t>אָנֹכִ֥י אֶגְאָֽל</w:t>
+      </w:r>
+    </w:p>
+    <w:p>
+      <w:pPr/>
+      <w:r>
+        <w:rPr>
+          <w:lang w:val="hi_IN" w:bidi="hi_IN"/>
+        </w:rPr>
+      </w:r>
+      <w:r>
+        <w:rPr>
           <w:b/>
           <w:lang w:val="hi_IN" w:bidi="hi_IN"/>
         </w:rPr>
@@ -21021,6 +23765,20 @@
       </w:r>
       <w:r>
         <w:rPr>
+          <w:lang w:val="hi_IN" w:bidi="hi_IN"/>
+        </w:rPr>
+        <w:t>בְּ⁠יוֹם</w:t>
+      </w:r>
+    </w:p>
+    <w:p>
+      <w:pPr/>
+      <w:r>
+        <w:rPr>
+          <w:lang w:val="hi_IN" w:bidi="hi_IN"/>
+        </w:rPr>
+      </w:r>
+      <w:r>
+        <w:rPr>
           <w:b/>
           <w:lang w:val="hi_IN" w:bidi="hi_IN"/>
         </w:rPr>
@@ -21117,6 +23875,20 @@
       </w:r>
       <w:r>
         <w:rPr>
+          <w:lang w:val="hi_IN" w:bidi="hi_IN"/>
+        </w:rPr>
+        <w:t>מִ⁠יַּ֣ד נָעֳמִ֑י</w:t>
+      </w:r>
+    </w:p>
+    <w:p>
+      <w:pPr/>
+      <w:r>
+        <w:rPr>
+          <w:lang w:val="hi_IN" w:bidi="hi_IN"/>
+        </w:rPr>
+      </w:r>
+      <w:r>
+        <w:rPr>
           <w:b/>
           <w:lang w:val="hi_IN" w:bidi="hi_IN"/>
         </w:rPr>
@@ -21200,6 +23972,20 @@
       </w:r>
       <w:r>
         <w:rPr>
+          <w:lang w:val="hi_IN" w:bidi="hi_IN"/>
+        </w:rPr>
+        <w:t>וּ֠⁠מֵ⁠אֵת ר֣וּת &amp; קָנִ֔יתָה</w:t>
+      </w:r>
+    </w:p>
+    <w:p>
+      <w:pPr/>
+      <w:r>
+        <w:rPr>
+          <w:lang w:val="hi_IN" w:bidi="hi_IN"/>
+        </w:rPr>
+      </w:r>
+      <w:r>
+        <w:rPr>
           <w:b/>
           <w:lang w:val="hi_IN" w:bidi="hi_IN"/>
         </w:rPr>
@@ -21354,6 +24140,20 @@
       </w:r>
       <w:r>
         <w:rPr>
+          <w:lang w:val="hi_IN" w:bidi="hi_IN"/>
+        </w:rPr>
+        <w:t>לְ⁠הָקִ֥ים שֵׁם־הַ⁠מֵּ֖ת עַל־נַחֲלָתֽ⁠וֹ</w:t>
+      </w:r>
+    </w:p>
+    <w:p>
+      <w:pPr/>
+      <w:r>
+        <w:rPr>
+          <w:lang w:val="hi_IN" w:bidi="hi_IN"/>
+        </w:rPr>
+      </w:r>
+      <w:r>
+        <w:rPr>
           <w:b/>
           <w:lang w:val="hi_IN" w:bidi="hi_IN"/>
         </w:rPr>
@@ -21418,6 +24218,20 @@
       </w:r>
       <w:r>
         <w:rPr>
+          <w:lang w:val="hi_IN" w:bidi="hi_IN"/>
+        </w:rPr>
+        <w:t>הַ⁠מֵּת֙ &amp; הַ⁠מֵּ֖ת</w:t>
+      </w:r>
+    </w:p>
+    <w:p>
+      <w:pPr/>
+      <w:r>
+        <w:rPr>
+          <w:lang w:val="hi_IN" w:bidi="hi_IN"/>
+        </w:rPr>
+      </w:r>
+      <w:r>
+        <w:rPr>
           <w:b/>
           <w:lang w:val="hi_IN" w:bidi="hi_IN"/>
         </w:rPr>
@@ -21501,6 +24315,20 @@
       </w:r>
       <w:r>
         <w:rPr>
+          <w:lang w:val="hi_IN" w:bidi="hi_IN"/>
+        </w:rPr>
+        <w:t>אַשְׁחִ֖ית אֶת־נַחֲלָתִ֑⁠י</w:t>
+      </w:r>
+    </w:p>
+    <w:p>
+      <w:pPr/>
+      <w:r>
+        <w:rPr>
+          <w:lang w:val="hi_IN" w:bidi="hi_IN"/>
+        </w:rPr>
+      </w:r>
+      <w:r>
+        <w:rPr>
           <w:b/>
           <w:lang w:val="hi_IN" w:bidi="hi_IN"/>
         </w:rPr>
@@ -21577,6 +24405,20 @@
       </w:r>
       <w:r>
         <w:rPr>
+          <w:lang w:val="hi_IN" w:bidi="hi_IN"/>
+        </w:rPr>
+        <w:t>גְּאַל־לְ⁠ךָ֤ אַתָּה֙ אֶת־גְּאֻלָּתִ֔⁠י</w:t>
+      </w:r>
+    </w:p>
+    <w:p>
+      <w:pPr/>
+      <w:r>
+        <w:rPr>
+          <w:lang w:val="hi_IN" w:bidi="hi_IN"/>
+        </w:rPr>
+      </w:r>
+      <w:r>
+        <w:rPr>
           <w:b/>
           <w:lang w:val="hi_IN" w:bidi="hi_IN"/>
         </w:rPr>
@@ -21654,6 +24496,20 @@
       </w:r>
       <w:r>
         <w:rPr>
+          <w:lang w:val="hi_IN" w:bidi="hi_IN"/>
+        </w:rPr>
+        <w:t>וְ⁠זֹאת֩</w:t>
+      </w:r>
+    </w:p>
+    <w:p>
+      <w:pPr/>
+      <w:r>
+        <w:rPr>
+          <w:lang w:val="hi_IN" w:bidi="hi_IN"/>
+        </w:rPr>
+      </w:r>
+      <w:r>
+        <w:rPr>
           <w:b/>
           <w:lang w:val="hi_IN" w:bidi="hi_IN"/>
         </w:rPr>
@@ -21744,6 +24600,20 @@
       </w:r>
       <w:r>
         <w:rPr>
+          <w:lang w:val="hi_IN" w:bidi="hi_IN"/>
+        </w:rPr>
+        <w:t>וְ⁠זֹאת֩</w:t>
+      </w:r>
+    </w:p>
+    <w:p>
+      <w:pPr/>
+      <w:r>
+        <w:rPr>
+          <w:lang w:val="hi_IN" w:bidi="hi_IN"/>
+        </w:rPr>
+      </w:r>
+      <w:r>
+        <w:rPr>
           <w:b/>
           <w:lang w:val="hi_IN" w:bidi="hi_IN"/>
         </w:rPr>
@@ -21834,6 +24704,20 @@
       </w:r>
       <w:r>
         <w:rPr>
+          <w:lang w:val="hi_IN" w:bidi="hi_IN"/>
+        </w:rPr>
+        <w:t>לְ⁠פָנִ֨ים</w:t>
+      </w:r>
+    </w:p>
+    <w:p>
+      <w:pPr/>
+      <w:r>
+        <w:rPr>
+          <w:lang w:val="hi_IN" w:bidi="hi_IN"/>
+        </w:rPr>
+      </w:r>
+      <w:r>
+        <w:rPr>
           <w:b/>
           <w:lang w:val="hi_IN" w:bidi="hi_IN"/>
         </w:rPr>
@@ -21937,6 +24821,20 @@
       </w:r>
       <w:r>
         <w:rPr>
+          <w:lang w:val="hi_IN" w:bidi="hi_IN"/>
+        </w:rPr>
+        <w:t>לְ⁠רֵעֵ֑⁠הוּ</w:t>
+      </w:r>
+    </w:p>
+    <w:p>
+      <w:pPr/>
+      <w:r>
+        <w:rPr>
+          <w:lang w:val="hi_IN" w:bidi="hi_IN"/>
+        </w:rPr>
+      </w:r>
+      <w:r>
+        <w:rPr>
           <w:b/>
           <w:lang w:val="hi_IN" w:bidi="hi_IN"/>
         </w:rPr>
@@ -22007,6 +24905,20 @@
       </w:r>
       <w:r>
         <w:rPr>
+          <w:lang w:val="hi_IN" w:bidi="hi_IN"/>
+        </w:rPr>
+        <w:t>וַ⁠יֹּ֧אמֶר הַ⁠גֹּאֵ֛ל לְ⁠בֹ֖עַז קְנֵה־לָ֑⁠ךְ וַ⁠יִּשְׁלֹ֖ף נַעֲלֽ⁠וֹ</w:t>
+      </w:r>
+    </w:p>
+    <w:p>
+      <w:pPr/>
+      <w:r>
+        <w:rPr>
+          <w:lang w:val="hi_IN" w:bidi="hi_IN"/>
+        </w:rPr>
+      </w:r>
+      <w:r>
+        <w:rPr>
           <w:b/>
           <w:lang w:val="hi_IN" w:bidi="hi_IN"/>
         </w:rPr>
@@ -22090,6 +25002,20 @@
       </w:r>
       <w:r>
         <w:rPr>
+          <w:lang w:val="hi_IN" w:bidi="hi_IN"/>
+        </w:rPr>
+        <w:t>וַ⁠יֹּ֧אמֶר הַ⁠גֹּאֵ֛ל לְ⁠בֹ֖עַז קְנֵה־לָ֑⁠ךְ וַ⁠יִּשְׁלֹ֖ף נַעֲלֽ⁠וֹ</w:t>
+      </w:r>
+    </w:p>
+    <w:p>
+      <w:pPr/>
+      <w:r>
+        <w:rPr>
+          <w:lang w:val="hi_IN" w:bidi="hi_IN"/>
+        </w:rPr>
+      </w:r>
+      <w:r>
+        <w:rPr>
           <w:b/>
           <w:lang w:val="hi_IN" w:bidi="hi_IN"/>
         </w:rPr>
@@ -22166,6 +25092,20 @@
       </w:r>
       <w:r>
         <w:rPr>
+          <w:lang w:val="hi_IN" w:bidi="hi_IN"/>
+        </w:rPr>
+        <w:t>וַ⁠יִּשְׁלֹ֖ף נַעֲלֽ⁠וֹ</w:t>
+      </w:r>
+    </w:p>
+    <w:p>
+      <w:pPr/>
+      <w:r>
+        <w:rPr>
+          <w:lang w:val="hi_IN" w:bidi="hi_IN"/>
+        </w:rPr>
+      </w:r>
+      <w:r>
+        <w:rPr>
           <w:b/>
           <w:lang w:val="hi_IN" w:bidi="hi_IN"/>
         </w:rPr>
@@ -22263,6 +25203,20 @@
       </w:r>
       <w:r>
         <w:rPr>
+          <w:lang w:val="hi_IN" w:bidi="hi_IN"/>
+        </w:rPr>
+        <w:t>לַ⁠זְּקֵנִ֜ים וְ⁠כָל־הָ⁠עָ֗ם</w:t>
+      </w:r>
+    </w:p>
+    <w:p>
+      <w:pPr/>
+      <w:r>
+        <w:rPr>
+          <w:lang w:val="hi_IN" w:bidi="hi_IN"/>
+        </w:rPr>
+      </w:r>
+      <w:r>
+        <w:rPr>
           <w:b/>
           <w:lang w:val="hi_IN" w:bidi="hi_IN"/>
         </w:rPr>
@@ -22346,6 +25300,20 @@
       </w:r>
       <w:r>
         <w:rPr>
+          <w:lang w:val="hi_IN" w:bidi="hi_IN"/>
+        </w:rPr>
+        <w:t>מִ⁠יַּ֖ד נָעֳמִֽי</w:t>
+      </w:r>
+    </w:p>
+    <w:p>
+      <w:pPr/>
+      <w:r>
+        <w:rPr>
+          <w:lang w:val="hi_IN" w:bidi="hi_IN"/>
+        </w:rPr>
+      </w:r>
+      <w:r>
+        <w:rPr>
           <w:b/>
           <w:lang w:val="hi_IN" w:bidi="hi_IN"/>
         </w:rPr>
@@ -22518,6 +25486,20 @@
       </w:r>
       <w:r>
         <w:rPr>
+          <w:lang w:val="hi_IN" w:bidi="hi_IN"/>
+        </w:rPr>
+        <w:t>וְ⁠גַ֣ם</w:t>
+      </w:r>
+    </w:p>
+    <w:p>
+      <w:pPr/>
+      <w:r>
+        <w:rPr>
+          <w:lang w:val="hi_IN" w:bidi="hi_IN"/>
+        </w:rPr>
+      </w:r>
+      <w:r>
+        <w:rPr>
           <w:b/>
           <w:lang w:val="hi_IN" w:bidi="hi_IN"/>
         </w:rPr>
@@ -22601,6 +25583,20 @@
       </w:r>
       <w:r>
         <w:rPr>
+          <w:lang w:val="hi_IN" w:bidi="hi_IN"/>
+        </w:rPr>
+        <w:t>לְ⁠הָקִ֤ים שֵׁם־הַ⁠מֵּת֙ עַל־נַ֣חֲלָת֔⁠וֹ</w:t>
+      </w:r>
+    </w:p>
+    <w:p>
+      <w:pPr/>
+      <w:r>
+        <w:rPr>
+          <w:lang w:val="hi_IN" w:bidi="hi_IN"/>
+        </w:rPr>
+      </w:r>
+      <w:r>
+        <w:rPr>
           <w:b/>
           <w:lang w:val="hi_IN" w:bidi="hi_IN"/>
         </w:rPr>
@@ -22653,6 +25649,20 @@
         <w:rPr>
           <w:lang w:val="hi_IN" w:bidi="hi_IN"/>
         </w:rPr>
+      </w:r>
+    </w:p>
+    <w:p>
+      <w:pPr/>
+      <w:r>
+        <w:rPr>
+          <w:lang w:val="hi_IN" w:bidi="hi_IN"/>
+        </w:rPr>
+      </w:r>
+      <w:r>
+        <w:rPr>
+          <w:lang w:val="hi_IN" w:bidi="hi_IN"/>
+        </w:rPr>
+        <w:t>הַ⁠מֵּת֙ &amp; הַ⁠מֵּ֛ת</w:t>
       </w:r>
     </w:p>
     <w:p>
@@ -22791,6 +25801,20 @@
       </w:r>
       <w:r>
         <w:rPr>
+          <w:lang w:val="hi_IN" w:bidi="hi_IN"/>
+        </w:rPr>
+        <w:t>וְ⁠לֹא־יִכָּרֵ֧ת שֵׁם־הַ⁠מֵּ֛ת מֵ⁠עִ֥ם אֶחָ֖י⁠ו וּ⁠מִ⁠שַּׁ֣עַר מְקוֹמ֑⁠וֹ</w:t>
+      </w:r>
+    </w:p>
+    <w:p>
+      <w:pPr/>
+      <w:r>
+        <w:rPr>
+          <w:lang w:val="hi_IN" w:bidi="hi_IN"/>
+        </w:rPr>
+      </w:r>
+      <w:r>
+        <w:rPr>
           <w:b/>
           <w:lang w:val="hi_IN" w:bidi="hi_IN"/>
         </w:rPr>
@@ -22900,6 +25924,20 @@
       </w:r>
       <w:r>
         <w:rPr>
+          <w:lang w:val="hi_IN" w:bidi="hi_IN"/>
+        </w:rPr>
+        <w:t>וְ⁠לֹא־יִכָּרֵ֧ת שֵׁם־הַ⁠מֵּ֛ת מֵ⁠עִ֥ם אֶחָ֖י⁠ו וּ⁠מִ⁠שַּׁ֣עַר מְקוֹמ֑⁠וֹ</w:t>
+      </w:r>
+    </w:p>
+    <w:p>
+      <w:pPr/>
+      <w:r>
+        <w:rPr>
+          <w:lang w:val="hi_IN" w:bidi="hi_IN"/>
+        </w:rPr>
+      </w:r>
+      <w:r>
+        <w:rPr>
           <w:b/>
           <w:lang w:val="hi_IN" w:bidi="hi_IN"/>
         </w:rPr>
@@ -22996,6 +26034,20 @@
       </w:r>
       <w:r>
         <w:rPr>
+          <w:lang w:val="hi_IN" w:bidi="hi_IN"/>
+        </w:rPr>
+        <w:t>וּ⁠מִ⁠שַּׁ֣עַר מְקוֹמ֑⁠וֹ</w:t>
+      </w:r>
+    </w:p>
+    <w:p>
+      <w:pPr/>
+      <w:r>
+        <w:rPr>
+          <w:lang w:val="hi_IN" w:bidi="hi_IN"/>
+        </w:rPr>
+      </w:r>
+      <w:r>
+        <w:rPr>
           <w:b/>
           <w:lang w:val="hi_IN" w:bidi="hi_IN"/>
         </w:rPr>
@@ -23143,6 +26195,20 @@
       </w:r>
       <w:r>
         <w:rPr>
+          <w:lang w:val="hi_IN" w:bidi="hi_IN"/>
+        </w:rPr>
+        <w:t>הָ⁠עָ֧ם אֲשֶׁר־בַּ⁠שַּׁ֛עַר</w:t>
+      </w:r>
+    </w:p>
+    <w:p>
+      <w:pPr/>
+      <w:r>
+        <w:rPr>
+          <w:lang w:val="hi_IN" w:bidi="hi_IN"/>
+        </w:rPr>
+      </w:r>
+      <w:r>
+        <w:rPr>
           <w:b/>
           <w:lang w:val="hi_IN" w:bidi="hi_IN"/>
         </w:rPr>
@@ -23233,6 +26299,20 @@
       </w:r>
       <w:r>
         <w:rPr>
+          <w:lang w:val="hi_IN" w:bidi="hi_IN"/>
+        </w:rPr>
+        <w:t>הַ⁠בָּאָ֣ה אֶל־בֵּיתֶ֗⁠ךָ</w:t>
+      </w:r>
+    </w:p>
+    <w:p>
+      <w:pPr/>
+      <w:r>
+        <w:rPr>
+          <w:lang w:val="hi_IN" w:bidi="hi_IN"/>
+        </w:rPr>
+      </w:r>
+      <w:r>
+        <w:rPr>
           <w:b/>
           <w:lang w:val="hi_IN" w:bidi="hi_IN"/>
         </w:rPr>
@@ -23329,6 +26409,20 @@
       </w:r>
       <w:r>
         <w:rPr>
+          <w:lang w:val="hi_IN" w:bidi="hi_IN"/>
+        </w:rPr>
+        <w:t>יִתֵּן֩ יְהוָ֨ה אֶֽת־הָ⁠אִשָּׁ֜ה הַ⁠בָּאָ֣ה אֶל־בֵּיתֶ֗⁠ךָ כְּ⁠רָחֵ֤ל ׀ וּ⁠כְ⁠לֵאָה֙ אֲשֶׁ֨ר בָּנ֤וּ שְׁתֵּי⁠הֶם֙ אֶת־בֵּ֣ית יִשְׂרָאֵ֔ל</w:t>
+      </w:r>
+    </w:p>
+    <w:p>
+      <w:pPr/>
+      <w:r>
+        <w:rPr>
+          <w:lang w:val="hi_IN" w:bidi="hi_IN"/>
+        </w:rPr>
+      </w:r>
+      <w:r>
+        <w:rPr>
           <w:b/>
           <w:lang w:val="hi_IN" w:bidi="hi_IN"/>
         </w:rPr>
@@ -23412,6 +26506,20 @@
       </w:r>
       <w:r>
         <w:rPr>
+          <w:lang w:val="hi_IN" w:bidi="hi_IN"/>
+        </w:rPr>
+        <w:t>כְּ⁠רָחֵ֤ל ׀ וּ⁠כְ⁠לֵאָה֙ אֲשֶׁ֨ר בָּנ֤וּ שְׁתֵּי⁠הֶם֙ אֶת־בֵּ֣ית יִשְׂרָאֵ֔ל</w:t>
+      </w:r>
+    </w:p>
+    <w:p>
+      <w:pPr/>
+      <w:r>
+        <w:rPr>
+          <w:lang w:val="hi_IN" w:bidi="hi_IN"/>
+        </w:rPr>
+      </w:r>
+      <w:r>
+        <w:rPr>
           <w:b/>
           <w:lang w:val="hi_IN" w:bidi="hi_IN"/>
         </w:rPr>
@@ -23475,6 +26583,20 @@
       </w:r>
       <w:r>
         <w:rPr>
+          <w:lang w:val="hi_IN" w:bidi="hi_IN"/>
+        </w:rPr>
+        <w:t>בָּנ֤וּ &amp; אֶת־בֵּ֣ית יִשְׂרָאֵ֔ל</w:t>
+      </w:r>
+    </w:p>
+    <w:p>
+      <w:pPr/>
+      <w:r>
+        <w:rPr>
+          <w:lang w:val="hi_IN" w:bidi="hi_IN"/>
+        </w:rPr>
+      </w:r>
+      <w:r>
+        <w:rPr>
           <w:b/>
           <w:lang w:val="hi_IN" w:bidi="hi_IN"/>
         </w:rPr>
@@ -23552,6 +26674,20 @@
       </w:r>
       <w:r>
         <w:rPr>
+          <w:lang w:val="hi_IN" w:bidi="hi_IN"/>
+        </w:rPr>
+        <w:t>וַ⁠עֲשֵׂה־חַ֣יִל בְּ⁠אֶפְרָ֔תָה וּ⁠קְרָא־שֵׁ֖ם בְּ⁠בֵ֥ית לָֽחֶם</w:t>
+      </w:r>
+    </w:p>
+    <w:p>
+      <w:pPr/>
+      <w:r>
+        <w:rPr>
+          <w:lang w:val="hi_IN" w:bidi="hi_IN"/>
+        </w:rPr>
+      </w:r>
+      <w:r>
+        <w:rPr>
           <w:b/>
           <w:lang w:val="hi_IN" w:bidi="hi_IN"/>
         </w:rPr>
@@ -23648,6 +26784,20 @@
       </w:r>
       <w:r>
         <w:rPr>
+          <w:lang w:val="hi_IN" w:bidi="hi_IN"/>
+        </w:rPr>
+        <w:t>וַ⁠עֲשֵׂה־חַ֣יִל בְּ⁠אֶפְרָ֔תָה וּ⁠קְרָא־שֵׁ֖ם בְּ⁠בֵ֥ית לָֽחֶם</w:t>
+      </w:r>
+    </w:p>
+    <w:p>
+      <w:pPr/>
+      <w:r>
+        <w:rPr>
+          <w:lang w:val="hi_IN" w:bidi="hi_IN"/>
+        </w:rPr>
+      </w:r>
+      <w:r>
+        <w:rPr>
           <w:b/>
           <w:lang w:val="hi_IN" w:bidi="hi_IN"/>
         </w:rPr>
@@ -23744,6 +26894,20 @@
       </w:r>
       <w:r>
         <w:rPr>
+          <w:lang w:val="hi_IN" w:bidi="hi_IN"/>
+        </w:rPr>
+        <w:t>וִ⁠יהִ֤י בֵֽיתְ⁠ךָ֙ כְּ⁠בֵ֣ית פֶּ֔רֶץ</w:t>
+      </w:r>
+    </w:p>
+    <w:p>
+      <w:pPr/>
+      <w:r>
+        <w:rPr>
+          <w:lang w:val="hi_IN" w:bidi="hi_IN"/>
+        </w:rPr>
+      </w:r>
+      <w:r>
+        <w:rPr>
           <w:b/>
           <w:lang w:val="hi_IN" w:bidi="hi_IN"/>
         </w:rPr>
@@ -23853,6 +27017,20 @@
       </w:r>
       <w:r>
         <w:rPr>
+          <w:lang w:val="hi_IN" w:bidi="hi_IN"/>
+        </w:rPr>
+        <w:t>מִן־הַ⁠זֶּ֗רַע אֲשֶׁ֨ר יִתֵּ֤ן יְהוָה֙ לְ⁠ךָ֔</w:t>
+      </w:r>
+    </w:p>
+    <w:p>
+      <w:pPr/>
+      <w:r>
+        <w:rPr>
+          <w:lang w:val="hi_IN" w:bidi="hi_IN"/>
+        </w:rPr>
+      </w:r>
+      <w:r>
+        <w:rPr>
           <w:b/>
           <w:lang w:val="hi_IN" w:bidi="hi_IN"/>
         </w:rPr>
@@ -23929,6 +27107,20 @@
       </w:r>
       <w:r>
         <w:rPr>
+          <w:lang w:val="hi_IN" w:bidi="hi_IN"/>
+        </w:rPr>
+        <w:t>וַ⁠יִּקַּ֨ח בֹּ֤עַז אֶת־רוּת֙ וַ⁠תְּהִי־ל֣⁠וֹ לְ⁠אִשָּׁ֔ה</w:t>
+      </w:r>
+    </w:p>
+    <w:p>
+      <w:pPr/>
+      <w:r>
+        <w:rPr>
+          <w:lang w:val="hi_IN" w:bidi="hi_IN"/>
+        </w:rPr>
+      </w:r>
+      <w:r>
+        <w:rPr>
           <w:b/>
           <w:lang w:val="hi_IN" w:bidi="hi_IN"/>
         </w:rPr>
@@ -24012,6 +27204,20 @@
       </w:r>
       <w:r>
         <w:rPr>
+          <w:lang w:val="hi_IN" w:bidi="hi_IN"/>
+        </w:rPr>
+        <w:t>וַ⁠יִּקַּ֨ח בֹּ֤עַז אֶת־רוּת֙</w:t>
+      </w:r>
+    </w:p>
+    <w:p>
+      <w:pPr/>
+      <w:r>
+        <w:rPr>
+          <w:lang w:val="hi_IN" w:bidi="hi_IN"/>
+        </w:rPr>
+      </w:r>
+      <w:r>
+        <w:rPr>
           <w:b/>
           <w:lang w:val="hi_IN" w:bidi="hi_IN"/>
         </w:rPr>
@@ -24134,6 +27340,20 @@
       </w:r>
       <w:r>
         <w:rPr>
+          <w:lang w:val="hi_IN" w:bidi="hi_IN"/>
+        </w:rPr>
+        <w:t>וַ⁠יָּבֹ֖א אֵלֶ֑י⁠הָ</w:t>
+      </w:r>
+    </w:p>
+    <w:p>
+      <w:pPr/>
+      <w:r>
+        <w:rPr>
+          <w:lang w:val="hi_IN" w:bidi="hi_IN"/>
+        </w:rPr>
+      </w:r>
+      <w:r>
+        <w:rPr>
           <w:b/>
           <w:lang w:val="hi_IN" w:bidi="hi_IN"/>
         </w:rPr>
@@ -24230,6 +27450,20 @@
       </w:r>
       <w:r>
         <w:rPr>
+          <w:lang w:val="hi_IN" w:bidi="hi_IN"/>
+        </w:rPr>
+        <w:t>הַ⁠נָּשִׁים֙</w:t>
+      </w:r>
+    </w:p>
+    <w:p>
+      <w:pPr/>
+      <w:r>
+        <w:rPr>
+          <w:lang w:val="hi_IN" w:bidi="hi_IN"/>
+        </w:rPr>
+      </w:r>
+      <w:r>
+        <w:rPr>
           <w:b/>
           <w:lang w:val="hi_IN" w:bidi="hi_IN"/>
         </w:rPr>
@@ -24313,6 +27547,20 @@
       </w:r>
       <w:r>
         <w:rPr>
+          <w:lang w:val="hi_IN" w:bidi="hi_IN"/>
+        </w:rPr>
+        <w:t>בָּר֣וּךְ יְהוָ֔ה</w:t>
+      </w:r>
+    </w:p>
+    <w:p>
+      <w:pPr/>
+      <w:r>
+        <w:rPr>
+          <w:lang w:val="hi_IN" w:bidi="hi_IN"/>
+        </w:rPr>
+      </w:r>
+      <w:r>
+        <w:rPr>
           <w:b/>
           <w:lang w:val="hi_IN" w:bidi="hi_IN"/>
         </w:rPr>
@@ -24376,6 +27624,20 @@
       </w:r>
       <w:r>
         <w:rPr>
+          <w:lang w:val="hi_IN" w:bidi="hi_IN"/>
+        </w:rPr>
+        <w:t>לֹ֣א הִשְׁבִּ֥ית לָ֛⁠ךְ גֹּאֵ֖ל הַ⁠יּ֑וֹם</w:t>
+      </w:r>
+    </w:p>
+    <w:p>
+      <w:pPr/>
+      <w:r>
+        <w:rPr>
+          <w:lang w:val="hi_IN" w:bidi="hi_IN"/>
+        </w:rPr>
+      </w:r>
+      <w:r>
+        <w:rPr>
           <w:b/>
           <w:lang w:val="hi_IN" w:bidi="hi_IN"/>
         </w:rPr>
@@ -24459,6 +27721,20 @@
       </w:r>
       <w:r>
         <w:rPr>
+          <w:lang w:val="hi_IN" w:bidi="hi_IN"/>
+        </w:rPr>
+        <w:t>וְ⁠יִקָּרֵ֥א שְׁמ֖⁠וֹ</w:t>
+      </w:r>
+    </w:p>
+    <w:p>
+      <w:pPr/>
+      <w:r>
+        <w:rPr>
+          <w:lang w:val="hi_IN" w:bidi="hi_IN"/>
+        </w:rPr>
+      </w:r>
+      <w:r>
+        <w:rPr>
           <w:b/>
           <w:lang w:val="hi_IN" w:bidi="hi_IN"/>
         </w:rPr>
@@ -24522,6 +27798,20 @@
       </w:r>
       <w:r>
         <w:rPr>
+          <w:lang w:val="hi_IN" w:bidi="hi_IN"/>
+        </w:rPr>
+        <w:t>וְ⁠יִקָּרֵ֥א שְׁמ֖⁠וֹ בְּ⁠יִשְׂרָאֵֽל</w:t>
+      </w:r>
+    </w:p>
+    <w:p>
+      <w:pPr/>
+      <w:r>
+        <w:rPr>
+          <w:lang w:val="hi_IN" w:bidi="hi_IN"/>
+        </w:rPr>
+      </w:r>
+      <w:r>
+        <w:rPr>
           <w:b/>
           <w:lang w:val="hi_IN" w:bidi="hi_IN"/>
         </w:rPr>
@@ -24618,6 +27908,20 @@
       </w:r>
       <w:r>
         <w:rPr>
+          <w:lang w:val="hi_IN" w:bidi="hi_IN"/>
+        </w:rPr>
+        <w:t>לְ⁠מֵשִׁ֣יב נֶ֔פֶשׁ</w:t>
+      </w:r>
+    </w:p>
+    <w:p>
+      <w:pPr/>
+      <w:r>
+        <w:rPr>
+          <w:lang w:val="hi_IN" w:bidi="hi_IN"/>
+        </w:rPr>
+      </w:r>
+      <w:r>
+        <w:rPr>
           <w:b/>
           <w:lang w:val="hi_IN" w:bidi="hi_IN"/>
         </w:rPr>
@@ -24681,6 +27985,20 @@
       </w:r>
       <w:r>
         <w:rPr>
+          <w:lang w:val="hi_IN" w:bidi="hi_IN"/>
+        </w:rPr>
+        <w:t>וּ⁠לְ⁠כַלְכֵּ֖ל אֶת־שֵׂיבָתֵ֑⁠ךְ</w:t>
+      </w:r>
+    </w:p>
+    <w:p>
+      <w:pPr/>
+      <w:r>
+        <w:rPr>
+          <w:lang w:val="hi_IN" w:bidi="hi_IN"/>
+        </w:rPr>
+      </w:r>
+      <w:r>
+        <w:rPr>
           <w:b/>
           <w:lang w:val="hi_IN" w:bidi="hi_IN"/>
         </w:rPr>
@@ -24745,6 +28063,20 @@
       </w:r>
       <w:r>
         <w:rPr>
+          <w:lang w:val="hi_IN" w:bidi="hi_IN"/>
+        </w:rPr>
+        <w:t>כִּ֣י</w:t>
+      </w:r>
+    </w:p>
+    <w:p>
+      <w:pPr/>
+      <w:r>
+        <w:rPr>
+          <w:lang w:val="hi_IN" w:bidi="hi_IN"/>
+        </w:rPr>
+      </w:r>
+      <w:r>
+        <w:rPr>
           <w:b/>
           <w:lang w:val="hi_IN" w:bidi="hi_IN"/>
         </w:rPr>
@@ -24835,6 +28167,20 @@
       </w:r>
       <w:r>
         <w:rPr>
+          <w:lang w:val="hi_IN" w:bidi="hi_IN"/>
+        </w:rPr>
+        <w:t>ט֣וֹבָה לָ֔⁠ךְ מִ⁠שִּׁבְעָ֖ה בָּנִֽים</w:t>
+      </w:r>
+    </w:p>
+    <w:p>
+      <w:pPr/>
+      <w:r>
+        <w:rPr>
+          <w:lang w:val="hi_IN" w:bidi="hi_IN"/>
+        </w:rPr>
+      </w:r>
+      <w:r>
+        <w:rPr>
           <w:b/>
           <w:lang w:val="hi_IN" w:bidi="hi_IN"/>
         </w:rPr>
@@ -24931,6 +28277,20 @@
       </w:r>
       <w:r>
         <w:rPr>
+          <w:lang w:val="hi_IN" w:bidi="hi_IN"/>
+        </w:rPr>
+        <w:t>וַ⁠תִּקַּ֨ח נָעֳמִ֤י אֶת־הַ⁠יֶּ֨לֶד֙</w:t>
+      </w:r>
+    </w:p>
+    <w:p>
+      <w:pPr/>
+      <w:r>
+        <w:rPr>
+          <w:lang w:val="hi_IN" w:bidi="hi_IN"/>
+        </w:rPr>
+      </w:r>
+      <w:r>
+        <w:rPr>
           <w:b/>
           <w:lang w:val="hi_IN" w:bidi="hi_IN"/>
         </w:rPr>
@@ -25078,6 +28438,20 @@
       </w:r>
       <w:r>
         <w:rPr>
+          <w:lang w:val="hi_IN" w:bidi="hi_IN"/>
+        </w:rPr>
+        <w:t>וַ⁠תִּקְרֶאנָה֩ ל֨⁠וֹ הַ⁠שְּׁכֵנ֥וֹת שֵׁם֙ לֵ⁠אמֹ֔ר &amp; וַ⁠תִּקְרֶ֤אנָֽה שְׁמ⁠וֹ֙ עוֹבֵ֔ד</w:t>
+      </w:r>
+    </w:p>
+    <w:p>
+      <w:pPr/>
+      <w:r>
+        <w:rPr>
+          <w:lang w:val="hi_IN" w:bidi="hi_IN"/>
+        </w:rPr>
+      </w:r>
+      <w:r>
+        <w:rPr>
           <w:b/>
           <w:lang w:val="hi_IN" w:bidi="hi_IN"/>
         </w:rPr>
@@ -25174,6 +28548,20 @@
       </w:r>
       <w:r>
         <w:rPr>
+          <w:lang w:val="hi_IN" w:bidi="hi_IN"/>
+        </w:rPr>
+        <w:t>יֻלַּד־בֵּ֖ן לְ⁠נָעֳמִ֑י</w:t>
+      </w:r>
+    </w:p>
+    <w:p>
+      <w:pPr/>
+      <w:r>
+        <w:rPr>
+          <w:lang w:val="hi_IN" w:bidi="hi_IN"/>
+        </w:rPr>
+      </w:r>
+      <w:r>
+        <w:rPr>
           <w:b/>
           <w:lang w:val="hi_IN" w:bidi="hi_IN"/>
         </w:rPr>
@@ -25244,6 +28632,20 @@
       </w:r>
       <w:r>
         <w:rPr>
+          <w:lang w:val="hi_IN" w:bidi="hi_IN"/>
+        </w:rPr>
+        <w:t>וַ⁠תִּקְרֶ֤אנָֽה שְׁמ⁠וֹ֙ עוֹבֵ֔ד</w:t>
+      </w:r>
+    </w:p>
+    <w:p>
+      <w:pPr/>
+      <w:r>
+        <w:rPr>
+          <w:lang w:val="hi_IN" w:bidi="hi_IN"/>
+        </w:rPr>
+      </w:r>
+      <w:r>
+        <w:rPr>
           <w:b/>
           <w:lang w:val="hi_IN" w:bidi="hi_IN"/>
         </w:rPr>
@@ -25365,6 +28767,20 @@
       </w:r>
       <w:r>
         <w:rPr>
+          <w:lang w:val="hi_IN" w:bidi="hi_IN"/>
+        </w:rPr>
+        <w:t>ה֥וּא אֲבִי־יִשַׁ֖י</w:t>
+      </w:r>
+    </w:p>
+    <w:p>
+      <w:pPr/>
+      <w:r>
+        <w:rPr>
+          <w:lang w:val="hi_IN" w:bidi="hi_IN"/>
+        </w:rPr>
+      </w:r>
+      <w:r>
+        <w:rPr>
           <w:b/>
           <w:lang w:val="hi_IN" w:bidi="hi_IN"/>
         </w:rPr>
@@ -25551,6 +28967,20 @@
       </w:r>
       <w:r>
         <w:rPr>
+          <w:lang w:val="hi_IN" w:bidi="hi_IN"/>
+        </w:rPr>
+        <w:t>תּוֹלְד֣וֹת פָּ֔רֶץ</w:t>
+      </w:r>
+    </w:p>
+    <w:p>
+      <w:pPr/>
+      <w:r>
+        <w:rPr>
+          <w:lang w:val="hi_IN" w:bidi="hi_IN"/>
+        </w:rPr>
+      </w:r>
+      <w:r>
+        <w:rPr>
           <w:b/>
           <w:lang w:val="hi_IN" w:bidi="hi_IN"/>
         </w:rPr>
@@ -25621,6 +29051,20 @@
       </w:r>
       <w:r>
         <w:rPr>
+          <w:lang w:val="hi_IN" w:bidi="hi_IN"/>
+        </w:rPr>
+        <w:t>פֶּ֖רֶץ הוֹלִ֥יד אֶת־חֶצְרֽוֹן</w:t>
+      </w:r>
+    </w:p>
+    <w:p>
+      <w:pPr/>
+      <w:r>
+        <w:rPr>
+          <w:lang w:val="hi_IN" w:bidi="hi_IN"/>
+        </w:rPr>
+      </w:r>
+      <w:r>
+        <w:rPr>
           <w:b/>
           <w:lang w:val="hi_IN" w:bidi="hi_IN"/>
         </w:rPr>
@@ -25713,6 +29157,20 @@
         <w:rPr>
           <w:lang w:val="hi_IN" w:bidi="hi_IN"/>
         </w:rPr>
+      </w:r>
+    </w:p>
+    <w:p>
+      <w:pPr/>
+      <w:r>
+        <w:rPr>
+          <w:lang w:val="hi_IN" w:bidi="hi_IN"/>
+        </w:rPr>
+      </w:r>
+      <w:r>
+        <w:rPr>
+          <w:lang w:val="hi_IN" w:bidi="hi_IN"/>
+        </w:rPr>
+        <w:t>וְ⁠חֶצְרוֹן֙ &amp; אֶת־רָ֔ם &amp; אֶת־עַמִּֽינָדָֽב</w:t>
       </w:r>
     </w:p>
     <w:p>

--- a/hin/docx/08.content.docx
+++ b/hin/docx/08.content.docx
@@ -28,49 +28,15 @@
       </w:r>
     </w:p>
     <w:p>
-      <w:pPr>
-        <w:pStyle w:val="Heading2"/>
-      </w:pPr>
-      <w:r>
-        <w:rPr>
-          <w:lang w:val="hi_IN" w:bidi="hi_IN"/>
-        </w:rPr>
-        <w:t>License Information</w:t>
-      </w:r>
-      <w:r>
-        <w:rPr>
-          <w:lang w:val="hi_IN" w:bidi="hi_IN"/>
-        </w:rPr>
-      </w:r>
-    </w:p>
-    <w:p>
-      <w:pPr/>
-      <w:r>
-        <w:rPr>
-          <w:lang w:val="hi_IN" w:bidi="hi_IN"/>
-        </w:rPr>
-      </w:r>
-      <w:r>
-        <w:rPr>
-          <w:b/>
-          <w:lang w:val="hi_IN" w:bidi="hi_IN"/>
-        </w:rPr>
-        <w:t>अनुवाद नोट्स (अनफोल्डिंग वर्ड)</w:t>
-      </w:r>
-      <w:r>
-        <w:rPr>
-          <w:lang w:val="hi_IN" w:bidi="hi_IN"/>
-        </w:rPr>
-        <w:t xml:space="preserve"> (Hindi) is based on</w:t>
-      </w:r>
-      <w:r>
-        <w:rPr>
-          <w:lang w:val="hi_IN" w:bidi="hi_IN"/>
-        </w:rPr>
-        <w:t xml:space="preserve">: </w:t>
-      </w:r>
-      <w:r>
-        <w:rPr>
+      <w:pPr/>
+      <w:r>
+        <w:rPr>
+          <w:lang w:val="hi_IN" w:bidi="hi_IN"/>
+        </w:rPr>
+      </w:r>
+      <w:r>
+        <w:rPr>
+          <w:b/>
           <w:lang w:val="hi_IN" w:bidi="hi_IN"/>
         </w:rPr>
         <w:t>unfoldingWord® Translation Notes</w:t>
@@ -79,62 +45,31 @@
         <w:rPr>
           <w:lang w:val="hi_IN" w:bidi="hi_IN"/>
         </w:rPr>
-        <w:t xml:space="preserve">, </w:t>
-      </w:r>
-      <w:hyperlink r:id="rId13">
-        <w:r>
-          <w:rPr>
-            <w:lang w:val="hi_IN" w:bidi="hi_IN"/>
-          </w:rPr>
-          <w:rPr>
-            <w:color w:val="0000EE"/>
-            <w:u w:val="single"/>
-          </w:rPr>
-          <w:t>unfoldingWord</w:t>
-        </w:r>
-      </w:hyperlink>
-      <w:r>
-        <w:rPr>
-          <w:lang w:val="hi_IN" w:bidi="hi_IN"/>
-        </w:rPr>
-        <w:t xml:space="preserve">, 2022, which is licensed under a </w:t>
-      </w:r>
-      <w:hyperlink r:id="rId14">
-        <w:r>
-          <w:rPr>
-            <w:lang w:val="hi_IN" w:bidi="hi_IN"/>
-          </w:rPr>
-          <w:rPr>
-            <w:color w:val="0000EE"/>
-            <w:u w:val="single"/>
-          </w:rPr>
-          <w:t>CC BY-SA 4.0 license</w:t>
-        </w:r>
-      </w:hyperlink>
-      <w:r>
-        <w:rPr>
-          <w:lang w:val="hi_IN" w:bidi="hi_IN"/>
-        </w:rPr>
-        <w:t>.</w:t>
-      </w:r>
-      <w:r>
-        <w:rPr>
-          <w:lang w:val="hi_IN" w:bidi="hi_IN"/>
-        </w:rPr>
-      </w:r>
-    </w:p>
-    <w:p>
-      <w:pPr/>
-      <w:r>
-        <w:rPr>
-          <w:lang w:val="hi_IN" w:bidi="hi_IN"/>
-        </w:rPr>
-      </w:r>
-      <w:r>
-        <w:rPr>
-          <w:lang w:val="hi_IN" w:bidi="hi_IN"/>
-        </w:rPr>
-        <w:t>This PDF version is provided under the same license.</w:t>
+        <w:t xml:space="preserve"> © 2022 unfoldingWord. Released under CC BY-SA 4.0 license. </w:t>
+      </w:r>
+      <w:r>
+        <w:rPr>
+          <w:lang w:val="hi_IN" w:bidi="hi_IN"/>
+        </w:rPr>
+        <w:t>unfoldingWord® Translation Notes</w:t>
+      </w:r>
+      <w:r>
+        <w:rPr>
+          <w:lang w:val="hi_IN" w:bidi="hi_IN"/>
+        </w:rPr>
+        <w:t xml:space="preserve"> has been adapted in the following languages: Tok Pisin, Arabic (عربي), French (Français), Hindi (हिंदी), Indonesian (Bahasa Indonesia), Portuguese (Português), Russian (Русский), Spanish (Español), Swahili (Kiswahili), and Simplified Chinese (简体中文) from </w:t>
+      </w:r>
+      <w:r>
+        <w:rPr>
+          <w:lang w:val="hi_IN" w:bidi="hi_IN"/>
+        </w:rPr>
+        <w:t>unfoldingWord® Translation Notes</w:t>
+      </w:r>
+      <w:r>
+        <w:rPr>
+          <w:lang w:val="hi_IN" w:bidi="hi_IN"/>
+        </w:rPr>
+        <w:t xml:space="preserve"> © 2022 unfoldingWord. Released under CC BY-SA 4.0 license by Mission Mutual</w:t>
       </w:r>
       <w:r>
         <w:rPr>
@@ -1106,20 +1041,6 @@
       </w:r>
       <w:r>
         <w:rPr>
-          <w:lang w:val="hi_IN" w:bidi="hi_IN"/>
-        </w:rPr>
-        <w:t>בִּ⁠ימֵי֙ שְׁפֹ֣ט הַ⁠שֹּׁפְטִ֔ים</w:t>
-      </w:r>
-    </w:p>
-    <w:p>
-      <w:pPr/>
-      <w:r>
-        <w:rPr>
-          <w:lang w:val="hi_IN" w:bidi="hi_IN"/>
-        </w:rPr>
-      </w:r>
-      <w:r>
-        <w:rPr>
           <w:b/>
           <w:lang w:val="hi_IN" w:bidi="hi_IN"/>
         </w:rPr>
@@ -1217,20 +1138,6 @@
       </w:r>
       <w:r>
         <w:rPr>
-          <w:lang w:val="hi_IN" w:bidi="hi_IN"/>
-        </w:rPr>
-        <w:t>בָּ⁠אָ֑רֶץ</w:t>
-      </w:r>
-    </w:p>
-    <w:p>
-      <w:pPr/>
-      <w:r>
-        <w:rPr>
-          <w:lang w:val="hi_IN" w:bidi="hi_IN"/>
-        </w:rPr>
-      </w:r>
-      <w:r>
-        <w:rPr>
           <w:b/>
           <w:lang w:val="hi_IN" w:bidi="hi_IN"/>
         </w:rPr>
@@ -1314,20 +1221,6 @@
       </w:r>
       <w:r>
         <w:rPr>
-          <w:lang w:val="hi_IN" w:bidi="hi_IN"/>
-        </w:rPr>
-        <w:t>אִ֜ישׁ</w:t>
-      </w:r>
-    </w:p>
-    <w:p>
-      <w:pPr/>
-      <w:r>
-        <w:rPr>
-          <w:lang w:val="hi_IN" w:bidi="hi_IN"/>
-        </w:rPr>
-      </w:r>
-      <w:r>
-        <w:rPr>
           <w:b/>
           <w:lang w:val="hi_IN" w:bidi="hi_IN"/>
         </w:rPr>
@@ -1418,20 +1311,6 @@
       </w:r>
       <w:r>
         <w:rPr>
-          <w:lang w:val="hi_IN" w:bidi="hi_IN"/>
-        </w:rPr>
-        <w:t>אֶפְרָתִ֔ים</w:t>
-      </w:r>
-    </w:p>
-    <w:p>
-      <w:pPr/>
-      <w:r>
-        <w:rPr>
-          <w:lang w:val="hi_IN" w:bidi="hi_IN"/>
-        </w:rPr>
-      </w:r>
-      <w:r>
-        <w:rPr>
           <w:b/>
           <w:lang w:val="hi_IN" w:bidi="hi_IN"/>
         </w:rPr>
@@ -1508,20 +1387,6 @@
       </w:r>
       <w:r>
         <w:rPr>
-          <w:lang w:val="hi_IN" w:bidi="hi_IN"/>
-        </w:rPr>
-        <w:t>וַ⁠תִּשָּׁאֵ֥ר הִ֖יא וּ⁠שְׁנֵ֥י בָנֶֽי⁠הָ</w:t>
-      </w:r>
-    </w:p>
-    <w:p>
-      <w:pPr/>
-      <w:r>
-        <w:rPr>
-          <w:lang w:val="hi_IN" w:bidi="hi_IN"/>
-        </w:rPr>
-      </w:r>
-      <w:r>
-        <w:rPr>
           <w:b/>
           <w:lang w:val="hi_IN" w:bidi="hi_IN"/>
         </w:rPr>
@@ -1586,20 +1451,6 @@
       </w:r>
       <w:r>
         <w:rPr>
-          <w:lang w:val="hi_IN" w:bidi="hi_IN"/>
-        </w:rPr>
-        <w:t>וַ⁠יִּשְׂא֣וּ לָ⁠הֶ֗ם נָשִׁים֙</w:t>
-      </w:r>
-    </w:p>
-    <w:p>
-      <w:pPr/>
-      <w:r>
-        <w:rPr>
-          <w:lang w:val="hi_IN" w:bidi="hi_IN"/>
-        </w:rPr>
-      </w:r>
-      <w:r>
-        <w:rPr>
           <w:b/>
           <w:lang w:val="hi_IN" w:bidi="hi_IN"/>
         </w:rPr>
@@ -1690,20 +1541,6 @@
       </w:r>
       <w:r>
         <w:rPr>
-          <w:lang w:val="hi_IN" w:bidi="hi_IN"/>
-        </w:rPr>
-        <w:t>שֵׁ֤ם הָֽ⁠אַחַת֙ עָרְפָּ֔ה וְ⁠שֵׁ֥ם הַ⁠שֵּׁנִ֖ית ר֑וּת</w:t>
-      </w:r>
-    </w:p>
-    <w:p>
-      <w:pPr/>
-      <w:r>
-        <w:rPr>
-          <w:lang w:val="hi_IN" w:bidi="hi_IN"/>
-        </w:rPr>
-      </w:r>
-      <w:r>
-        <w:rPr>
           <w:b/>
           <w:lang w:val="hi_IN" w:bidi="hi_IN"/>
         </w:rPr>
@@ -1768,20 +1605,6 @@
       </w:r>
       <w:r>
         <w:rPr>
-          <w:lang w:val="hi_IN" w:bidi="hi_IN"/>
-        </w:rPr>
-        <w:t>וַ⁠תִּשָּׁאֵר֙ הָֽ⁠אִשָּׁ֔ה מִ⁠שְּׁנֵ֥י יְלָדֶ֖י⁠הָ וּ⁠מֵ⁠אִישָֽׁ⁠הּ</w:t>
-      </w:r>
-    </w:p>
-    <w:p>
-      <w:pPr/>
-      <w:r>
-        <w:rPr>
-          <w:lang w:val="hi_IN" w:bidi="hi_IN"/>
-        </w:rPr>
-      </w:r>
-      <w:r>
-        <w:rPr>
           <w:b/>
           <w:lang w:val="hi_IN" w:bidi="hi_IN"/>
         </w:rPr>
@@ -1845,20 +1668,6 @@
       </w:r>
       <w:r>
         <w:rPr>
-          <w:lang w:val="hi_IN" w:bidi="hi_IN"/>
-        </w:rPr>
-        <w:t>וַ⁠תָּ֤קָם הִיא֙ וְ⁠כַלֹּתֶ֔י⁠הָ וַ⁠תָּ֖שָׁב</w:t>
-      </w:r>
-    </w:p>
-    <w:p>
-      <w:pPr/>
-      <w:r>
-        <w:rPr>
-          <w:lang w:val="hi_IN" w:bidi="hi_IN"/>
-        </w:rPr>
-      </w:r>
-      <w:r>
-        <w:rPr>
           <w:b/>
           <w:lang w:val="hi_IN" w:bidi="hi_IN"/>
         </w:rPr>
@@ -1962,20 +1771,6 @@
       </w:r>
       <w:r>
         <w:rPr>
-          <w:lang w:val="hi_IN" w:bidi="hi_IN"/>
-        </w:rPr>
-        <w:t>וַ⁠תָּ֤קָם הִיא֙ וְ⁠כַלֹּתֶ֔י⁠הָ וַ⁠תָּ֖שָׁב</w:t>
-      </w:r>
-    </w:p>
-    <w:p>
-      <w:pPr/>
-      <w:r>
-        <w:rPr>
-          <w:lang w:val="hi_IN" w:bidi="hi_IN"/>
-        </w:rPr>
-      </w:r>
-      <w:r>
-        <w:rPr>
           <w:b/>
           <w:lang w:val="hi_IN" w:bidi="hi_IN"/>
         </w:rPr>
@@ -2148,20 +1943,6 @@
       </w:r>
       <w:r>
         <w:rPr>
-          <w:lang w:val="hi_IN" w:bidi="hi_IN"/>
-        </w:rPr>
-        <w:t>כִּ֤י שָֽׁמְעָה֙ בִּ⁠שְׂדֵ֣ה מוֹאָ֔ב כִּֽי־פָקַ֤ד יְהוָה֙ אֶת־עַמּ֔⁠וֹ לָ⁠תֵ֥ת לָ⁠הֶ֖ם לָֽחֶם</w:t>
-      </w:r>
-    </w:p>
-    <w:p>
-      <w:pPr/>
-      <w:r>
-        <w:rPr>
-          <w:lang w:val="hi_IN" w:bidi="hi_IN"/>
-        </w:rPr>
-      </w:r>
-      <w:r>
-        <w:rPr>
           <w:b/>
           <w:lang w:val="hi_IN" w:bidi="hi_IN"/>
         </w:rPr>
@@ -2245,20 +2026,6 @@
       </w:r>
       <w:r>
         <w:rPr>
-          <w:lang w:val="hi_IN" w:bidi="hi_IN"/>
-        </w:rPr>
-        <w:t>שָֽׁמְעָה֙ בִּ⁠שְׂדֵ֣ה מוֹאָ֔ב</w:t>
-      </w:r>
-    </w:p>
-    <w:p>
-      <w:pPr/>
-      <w:r>
-        <w:rPr>
-          <w:lang w:val="hi_IN" w:bidi="hi_IN"/>
-        </w:rPr>
-      </w:r>
-      <w:r>
-        <w:rPr>
           <w:b/>
           <w:lang w:val="hi_IN" w:bidi="hi_IN"/>
         </w:rPr>
@@ -2368,20 +2135,6 @@
       </w:r>
       <w:r>
         <w:rPr>
-          <w:lang w:val="hi_IN" w:bidi="hi_IN"/>
-        </w:rPr>
-        <w:t>פָקַ֤ד &amp; אֶת־עַמּ֔⁠וֹ</w:t>
-      </w:r>
-    </w:p>
-    <w:p>
-      <w:pPr/>
-      <w:r>
-        <w:rPr>
-          <w:lang w:val="hi_IN" w:bidi="hi_IN"/>
-        </w:rPr>
-      </w:r>
-      <w:r>
-        <w:rPr>
           <w:b/>
           <w:lang w:val="hi_IN" w:bidi="hi_IN"/>
         </w:rPr>
@@ -2445,20 +2198,6 @@
       </w:r>
       <w:r>
         <w:rPr>
-          <w:lang w:val="hi_IN" w:bidi="hi_IN"/>
-        </w:rPr>
-        <w:t>לָ⁠תֵ֥ת לָ⁠הֶ֖ם לָֽחֶם</w:t>
-      </w:r>
-    </w:p>
-    <w:p>
-      <w:pPr/>
-      <w:r>
-        <w:rPr>
-          <w:lang w:val="hi_IN" w:bidi="hi_IN"/>
-        </w:rPr>
-      </w:r>
-      <w:r>
-        <w:rPr>
           <w:b/>
           <w:lang w:val="hi_IN" w:bidi="hi_IN"/>
         </w:rPr>
@@ -2735,20 +2474,6 @@
       </w:r>
       <w:r>
         <w:rPr>
-          <w:lang w:val="hi_IN" w:bidi="hi_IN"/>
-        </w:rPr>
-        <w:t>לֵ֣כְנָה שֹּׁ֔בְנָה אִשָּׁ֖ה</w:t>
-      </w:r>
-    </w:p>
-    <w:p>
-      <w:pPr/>
-      <w:r>
-        <w:rPr>
-          <w:lang w:val="hi_IN" w:bidi="hi_IN"/>
-        </w:rPr>
-      </w:r>
-      <w:r>
-        <w:rPr>
           <w:b/>
           <w:lang w:val="hi_IN" w:bidi="hi_IN"/>
         </w:rPr>
@@ -2845,20 +2570,6 @@
       </w:r>
       <w:r>
         <w:rPr>
-          <w:lang w:val="hi_IN" w:bidi="hi_IN"/>
-        </w:rPr>
-        <w:t>לֵ֣כְנָה שֹּׁ֔בְנָה אִשָּׁ֖ה לְ⁠בֵ֣ית אִמָּ֑⁠הּ</w:t>
-      </w:r>
-    </w:p>
-    <w:p>
-      <w:pPr/>
-      <w:r>
-        <w:rPr>
-          <w:lang w:val="hi_IN" w:bidi="hi_IN"/>
-        </w:rPr>
-      </w:r>
-      <w:r>
-        <w:rPr>
           <w:b/>
           <w:lang w:val="hi_IN" w:bidi="hi_IN"/>
         </w:rPr>
@@ -2986,20 +2697,6 @@
       </w:r>
       <w:r>
         <w:rPr>
-          <w:lang w:val="hi_IN" w:bidi="hi_IN"/>
-        </w:rPr>
-        <w:t>יעשה יְהוָ֤ה עִמָּ⁠כֶם֙ חֶ֔סֶד כַּ⁠אֲשֶׁ֧ר עֲשִׂיתֶ֛ם עִם־הַ⁠מֵּתִ֖ים וְ⁠עִמָּדִֽ⁠י</w:t>
-      </w:r>
-    </w:p>
-    <w:p>
-      <w:pPr/>
-      <w:r>
-        <w:rPr>
-          <w:lang w:val="hi_IN" w:bidi="hi_IN"/>
-        </w:rPr>
-      </w:r>
-      <w:r>
-        <w:rPr>
           <w:b/>
           <w:lang w:val="hi_IN" w:bidi="hi_IN"/>
         </w:rPr>
@@ -3083,20 +2780,6 @@
       </w:r>
       <w:r>
         <w:rPr>
-          <w:lang w:val="hi_IN" w:bidi="hi_IN"/>
-        </w:rPr>
-        <w:t>עִם־הַ⁠מֵּתִ֖ים</w:t>
-      </w:r>
-    </w:p>
-    <w:p>
-      <w:pPr/>
-      <w:r>
-        <w:rPr>
-          <w:lang w:val="hi_IN" w:bidi="hi_IN"/>
-        </w:rPr>
-      </w:r>
-      <w:r>
-        <w:rPr>
           <w:b/>
           <w:lang w:val="hi_IN" w:bidi="hi_IN"/>
         </w:rPr>
@@ -3181,20 +2864,6 @@
       </w:r>
       <w:r>
         <w:rPr>
-          <w:lang w:val="hi_IN" w:bidi="hi_IN"/>
-        </w:rPr>
-        <w:t>חֶ֔סֶד</w:t>
-      </w:r>
-    </w:p>
-    <w:p>
-      <w:pPr/>
-      <w:r>
-        <w:rPr>
-          <w:lang w:val="hi_IN" w:bidi="hi_IN"/>
-        </w:rPr>
-      </w:r>
-      <w:r>
-        <w:rPr>
           <w:b/>
           <w:lang w:val="hi_IN" w:bidi="hi_IN"/>
         </w:rPr>
@@ -3381,20 +3050,6 @@
       </w:r>
       <w:r>
         <w:rPr>
-          <w:lang w:val="hi_IN" w:bidi="hi_IN"/>
-        </w:rPr>
-        <w:t>וּ⁠מְצֶ֣אןָ מְנוּחָ֔ה</w:t>
-      </w:r>
-    </w:p>
-    <w:p>
-      <w:pPr/>
-      <w:r>
-        <w:rPr>
-          <w:lang w:val="hi_IN" w:bidi="hi_IN"/>
-        </w:rPr>
-      </w:r>
-      <w:r>
-        <w:rPr>
           <w:b/>
           <w:lang w:val="hi_IN" w:bidi="hi_IN"/>
         </w:rPr>
@@ -3511,20 +3166,6 @@
       </w:r>
       <w:r>
         <w:rPr>
-          <w:lang w:val="hi_IN" w:bidi="hi_IN"/>
-        </w:rPr>
-        <w:t>בֵּ֣ית אִישָׁ֑⁠הּ</w:t>
-      </w:r>
-    </w:p>
-    <w:p>
-      <w:pPr/>
-      <w:r>
-        <w:rPr>
-          <w:lang w:val="hi_IN" w:bidi="hi_IN"/>
-        </w:rPr>
-      </w:r>
-      <w:r>
-        <w:rPr>
           <w:b/>
           <w:lang w:val="hi_IN" w:bidi="hi_IN"/>
         </w:rPr>
@@ -3621,20 +3262,6 @@
       </w:r>
       <w:r>
         <w:rPr>
-          <w:lang w:val="hi_IN" w:bidi="hi_IN"/>
-        </w:rPr>
-        <w:t>וַ⁠תִּשֶּׂ֥אנָה קוֹלָ֖⁠ן וַ⁠תִּבְכֶּֽינָה</w:t>
-      </w:r>
-    </w:p>
-    <w:p>
-      <w:pPr/>
-      <w:r>
-        <w:rPr>
-          <w:lang w:val="hi_IN" w:bidi="hi_IN"/>
-        </w:rPr>
-      </w:r>
-      <w:r>
-        <w:rPr>
           <w:b/>
           <w:lang w:val="hi_IN" w:bidi="hi_IN"/>
         </w:rPr>
@@ -3718,20 +3345,6 @@
       </w:r>
       <w:r>
         <w:rPr>
-          <w:lang w:val="hi_IN" w:bidi="hi_IN"/>
-        </w:rPr>
-        <w:t>נָשׁ֖וּב</w:t>
-      </w:r>
-    </w:p>
-    <w:p>
-      <w:pPr/>
-      <w:r>
-        <w:rPr>
-          <w:lang w:val="hi_IN" w:bidi="hi_IN"/>
-        </w:rPr>
-      </w:r>
-      <w:r>
-        <w:rPr>
           <w:b/>
           <w:lang w:val="hi_IN" w:bidi="hi_IN"/>
         </w:rPr>
@@ -3841,20 +3454,6 @@
       </w:r>
       <w:r>
         <w:rPr>
-          <w:lang w:val="hi_IN" w:bidi="hi_IN"/>
-        </w:rPr>
-        <w:t>וַ⁠תֹּאמַ֖רְנָה</w:t>
-      </w:r>
-    </w:p>
-    <w:p>
-      <w:pPr/>
-      <w:r>
-        <w:rPr>
-          <w:lang w:val="hi_IN" w:bidi="hi_IN"/>
-        </w:rPr>
-      </w:r>
-      <w:r>
-        <w:rPr>
           <w:b/>
           <w:lang w:val="hi_IN" w:bidi="hi_IN"/>
         </w:rPr>
@@ -3977,20 +3576,6 @@
       </w:r>
       <w:r>
         <w:rPr>
-          <w:lang w:val="hi_IN" w:bidi="hi_IN"/>
-        </w:rPr>
-        <w:t>כִּי</w:t>
-      </w:r>
-    </w:p>
-    <w:p>
-      <w:pPr/>
-      <w:r>
-        <w:rPr>
-          <w:lang w:val="hi_IN" w:bidi="hi_IN"/>
-        </w:rPr>
-      </w:r>
-      <w:r>
-        <w:rPr>
           <w:b/>
           <w:lang w:val="hi_IN" w:bidi="hi_IN"/>
         </w:rPr>
@@ -4087,20 +3672,6 @@
       </w:r>
       <w:r>
         <w:rPr>
-          <w:lang w:val="hi_IN" w:bidi="hi_IN"/>
-        </w:rPr>
-        <w:t>אִתָּ֥⁠ךְ</w:t>
-      </w:r>
-    </w:p>
-    <w:p>
-      <w:pPr/>
-      <w:r>
-        <w:rPr>
-          <w:lang w:val="hi_IN" w:bidi="hi_IN"/>
-        </w:rPr>
-      </w:r>
-      <w:r>
-        <w:rPr>
           <w:b/>
           <w:lang w:val="hi_IN" w:bidi="hi_IN"/>
         </w:rPr>
@@ -4197,20 +3768,6 @@
       </w:r>
       <w:r>
         <w:rPr>
-          <w:lang w:val="hi_IN" w:bidi="hi_IN"/>
-        </w:rPr>
-        <w:t>וַ⁠תֹּ֤אמֶר נָעֳמִי֙</w:t>
-      </w:r>
-    </w:p>
-    <w:p>
-      <w:pPr/>
-      <w:r>
-        <w:rPr>
-          <w:lang w:val="hi_IN" w:bidi="hi_IN"/>
-        </w:rPr>
-      </w:r>
-      <w:r>
-        <w:rPr>
           <w:b/>
           <w:lang w:val="hi_IN" w:bidi="hi_IN"/>
         </w:rPr>
@@ -4307,20 +3864,6 @@
       </w:r>
       <w:r>
         <w:rPr>
-          <w:lang w:val="hi_IN" w:bidi="hi_IN"/>
-        </w:rPr>
-        <w:t>בְנֹתַ֔⁠י</w:t>
-      </w:r>
-    </w:p>
-    <w:p>
-      <w:pPr/>
-      <w:r>
-        <w:rPr>
-          <w:lang w:val="hi_IN" w:bidi="hi_IN"/>
-        </w:rPr>
-      </w:r>
-      <w:r>
-        <w:rPr>
           <w:b/>
           <w:lang w:val="hi_IN" w:bidi="hi_IN"/>
         </w:rPr>
@@ -4397,20 +3940,6 @@
       </w:r>
       <w:r>
         <w:rPr>
-          <w:lang w:val="hi_IN" w:bidi="hi_IN"/>
-        </w:rPr>
-        <w:t>לָ֥⁠מָּה תֵלַ֖כְנָה עִמִּ֑⁠י</w:t>
-      </w:r>
-    </w:p>
-    <w:p>
-      <w:pPr/>
-      <w:r>
-        <w:rPr>
-          <w:lang w:val="hi_IN" w:bidi="hi_IN"/>
-        </w:rPr>
-      </w:r>
-      <w:r>
-        <w:rPr>
           <w:b/>
           <w:lang w:val="hi_IN" w:bidi="hi_IN"/>
         </w:rPr>
@@ -4494,20 +4023,6 @@
       </w:r>
       <w:r>
         <w:rPr>
-          <w:lang w:val="hi_IN" w:bidi="hi_IN"/>
-        </w:rPr>
-        <w:t>הַֽ⁠עֽוֹד־לִ֤⁠י בָנִים֙ בְּֽ⁠מֵעַ֔⁠י וְ⁠הָי֥וּ לָ⁠כֶ֖ם לַ⁠אֲנָשִֽׁים</w:t>
-      </w:r>
-    </w:p>
-    <w:p>
-      <w:pPr/>
-      <w:r>
-        <w:rPr>
-          <w:lang w:val="hi_IN" w:bidi="hi_IN"/>
-        </w:rPr>
-      </w:r>
-      <w:r>
-        <w:rPr>
           <w:b/>
           <w:lang w:val="hi_IN" w:bidi="hi_IN"/>
         </w:rPr>
@@ -4591,20 +4106,6 @@
       </w:r>
       <w:r>
         <w:rPr>
-          <w:lang w:val="hi_IN" w:bidi="hi_IN"/>
-        </w:rPr>
-        <w:t>זָקַ֖נְתִּי מִ⁠הְי֣וֹת לְ⁠אִ֑ישׁ</w:t>
-      </w:r>
-    </w:p>
-    <w:p>
-      <w:pPr/>
-      <w:r>
-        <w:rPr>
-          <w:lang w:val="hi_IN" w:bidi="hi_IN"/>
-        </w:rPr>
-      </w:r>
-      <w:r>
-        <w:rPr>
           <w:b/>
           <w:lang w:val="hi_IN" w:bidi="hi_IN"/>
         </w:rPr>
@@ -4688,20 +4189,6 @@
       </w:r>
       <w:r>
         <w:rPr>
-          <w:lang w:val="hi_IN" w:bidi="hi_IN"/>
-        </w:rPr>
-        <w:t>כִּ֤י אָמַ֨רְתִּי֙ יֶשׁ־לִ֣⁠י תִקְוָ֔ה גַּ֣ם הָיִ֤יתִי הַ⁠לַּ֨יְלָה֙ לְ⁠אִ֔ישׁ וְ⁠גַ֖ם יָלַ֥דְתִּי בָנִֽים</w:t>
-      </w:r>
-    </w:p>
-    <w:p>
-      <w:pPr/>
-      <w:r>
-        <w:rPr>
-          <w:lang w:val="hi_IN" w:bidi="hi_IN"/>
-        </w:rPr>
-      </w:r>
-      <w:r>
-        <w:rPr>
           <w:b/>
           <w:lang w:val="hi_IN" w:bidi="hi_IN"/>
         </w:rPr>
@@ -4862,20 +4349,6 @@
       </w:r>
       <w:r>
         <w:rPr>
-          <w:lang w:val="hi_IN" w:bidi="hi_IN"/>
-        </w:rPr>
-        <w:t>הֲ⁠לָהֵ֣ן ׀ תְּשַׂבֵּ֗רְנָה עַ֚ד אֲשֶׁ֣ר יִגְדָּ֔לוּ הֲ⁠לָהֵן֙ תֵּֽעָגֵ֔נָה לְ⁠בִלְתִּ֖י הֱי֣וֹת לְ⁠אִ֑ישׁ</w:t>
-      </w:r>
-    </w:p>
-    <w:p>
-      <w:pPr/>
-      <w:r>
-        <w:rPr>
-          <w:lang w:val="hi_IN" w:bidi="hi_IN"/>
-        </w:rPr>
-      </w:r>
-      <w:r>
-        <w:rPr>
           <w:b/>
           <w:lang w:val="hi_IN" w:bidi="hi_IN"/>
         </w:rPr>
@@ -4985,20 +4458,6 @@
       </w:r>
       <w:r>
         <w:rPr>
-          <w:lang w:val="hi_IN" w:bidi="hi_IN"/>
-        </w:rPr>
-        <w:t>הֲ⁠לָהֵ֣ן ׀ תְּשַׂבֵּ֗רְנָה עַ֚ד אֲשֶׁ֣ר יִגְדָּ֔לוּ הֲ⁠לָהֵן֙ תֵּֽעָגֵ֔נָה לְ⁠בִלְתִּ֖י הֱי֣וֹת לְ⁠אִ֑ישׁ</w:t>
-      </w:r>
-    </w:p>
-    <w:p>
-      <w:pPr/>
-      <w:r>
-        <w:rPr>
-          <w:lang w:val="hi_IN" w:bidi="hi_IN"/>
-        </w:rPr>
-      </w:r>
-      <w:r>
-        <w:rPr>
           <w:b/>
           <w:lang w:val="hi_IN" w:bidi="hi_IN"/>
         </w:rPr>
@@ -5088,20 +4547,6 @@
       </w:r>
       <w:r>
         <w:rPr>
-          <w:lang w:val="hi_IN" w:bidi="hi_IN"/>
-        </w:rPr>
-        <w:t>מַר־לִ֤⁠י מְאֹד֙</w:t>
-      </w:r>
-    </w:p>
-    <w:p>
-      <w:pPr/>
-      <w:r>
-        <w:rPr>
-          <w:lang w:val="hi_IN" w:bidi="hi_IN"/>
-        </w:rPr>
-      </w:r>
-      <w:r>
-        <w:rPr>
           <w:b/>
           <w:lang w:val="hi_IN" w:bidi="hi_IN"/>
         </w:rPr>
@@ -5211,20 +4656,6 @@
       </w:r>
       <w:r>
         <w:rPr>
-          <w:lang w:val="hi_IN" w:bidi="hi_IN"/>
-        </w:rPr>
-        <w:t>יָצְאָ֥ה בִ֖⁠י יַד־יְהוָֽה</w:t>
-      </w:r>
-    </w:p>
-    <w:p>
-      <w:pPr/>
-      <w:r>
-        <w:rPr>
-          <w:lang w:val="hi_IN" w:bidi="hi_IN"/>
-        </w:rPr>
-      </w:r>
-      <w:r>
-        <w:rPr>
           <w:b/>
           <w:lang w:val="hi_IN" w:bidi="hi_IN"/>
         </w:rPr>
@@ -5334,20 +4765,6 @@
       </w:r>
       <w:r>
         <w:rPr>
-          <w:lang w:val="hi_IN" w:bidi="hi_IN"/>
-        </w:rPr>
-        <w:t>יָצְאָ֥ה בִ֖⁠י יַד־יְהוָֽה</w:t>
-      </w:r>
-    </w:p>
-    <w:p>
-      <w:pPr/>
-      <w:r>
-        <w:rPr>
-          <w:lang w:val="hi_IN" w:bidi="hi_IN"/>
-        </w:rPr>
-      </w:r>
-      <w:r>
-        <w:rPr>
           <w:b/>
           <w:lang w:val="hi_IN" w:bidi="hi_IN"/>
         </w:rPr>
@@ -5444,20 +4861,6 @@
       </w:r>
       <w:r>
         <w:rPr>
-          <w:lang w:val="hi_IN" w:bidi="hi_IN"/>
-        </w:rPr>
-        <w:t>וַ⁠תִּשֶּׂ֣נָה קוֹלָ֔⁠ן וַ⁠תִּבְכֶּ֖ינָה</w:t>
-      </w:r>
-    </w:p>
-    <w:p>
-      <w:pPr/>
-      <w:r>
-        <w:rPr>
-          <w:lang w:val="hi_IN" w:bidi="hi_IN"/>
-        </w:rPr>
-      </w:r>
-      <w:r>
-        <w:rPr>
           <w:b/>
           <w:lang w:val="hi_IN" w:bidi="hi_IN"/>
         </w:rPr>
@@ -5541,20 +4944,6 @@
       </w:r>
       <w:r>
         <w:rPr>
-          <w:lang w:val="hi_IN" w:bidi="hi_IN"/>
-        </w:rPr>
-        <w:t>וְ⁠ר֖וּת דָּ֥בְקָה בָּֽ⁠הּ</w:t>
-      </w:r>
-    </w:p>
-    <w:p>
-      <w:pPr/>
-      <w:r>
-        <w:rPr>
-          <w:lang w:val="hi_IN" w:bidi="hi_IN"/>
-        </w:rPr>
-      </w:r>
-      <w:r>
-        <w:rPr>
           <w:b/>
           <w:lang w:val="hi_IN" w:bidi="hi_IN"/>
         </w:rPr>
@@ -5677,20 +5066,6 @@
       </w:r>
       <w:r>
         <w:rPr>
-          <w:lang w:val="hi_IN" w:bidi="hi_IN"/>
-        </w:rPr>
-        <w:t>הִנֵּה֙</w:t>
-      </w:r>
-    </w:p>
-    <w:p>
-      <w:pPr/>
-      <w:r>
-        <w:rPr>
-          <w:lang w:val="hi_IN" w:bidi="hi_IN"/>
-        </w:rPr>
-      </w:r>
-      <w:r>
-        <w:rPr>
           <w:b/>
           <w:lang w:val="hi_IN" w:bidi="hi_IN"/>
         </w:rPr>
@@ -5858,20 +5233,6 @@
       </w:r>
       <w:r>
         <w:rPr>
-          <w:lang w:val="hi_IN" w:bidi="hi_IN"/>
-        </w:rPr>
-        <w:t>עַמָּ֖⁠הּ</w:t>
-      </w:r>
-    </w:p>
-    <w:p>
-      <w:pPr/>
-      <w:r>
-        <w:rPr>
-          <w:lang w:val="hi_IN" w:bidi="hi_IN"/>
-        </w:rPr>
-      </w:r>
-      <w:r>
-        <w:rPr>
           <w:b/>
           <w:lang w:val="hi_IN" w:bidi="hi_IN"/>
         </w:rPr>
@@ -5955,20 +5316,6 @@
       </w:r>
       <w:r>
         <w:rPr>
-          <w:lang w:val="hi_IN" w:bidi="hi_IN"/>
-        </w:rPr>
-        <w:t>אֱלֹהֶ֑י⁠הָ</w:t>
-      </w:r>
-    </w:p>
-    <w:p>
-      <w:pPr/>
-      <w:r>
-        <w:rPr>
-          <w:lang w:val="hi_IN" w:bidi="hi_IN"/>
-        </w:rPr>
-      </w:r>
-      <w:r>
-        <w:rPr>
           <w:b/>
           <w:lang w:val="hi_IN" w:bidi="hi_IN"/>
         </w:rPr>
@@ -6032,20 +5379,6 @@
       </w:r>
       <w:r>
         <w:rPr>
-          <w:lang w:val="hi_IN" w:bidi="hi_IN"/>
-        </w:rPr>
-        <w:t>אֱלֹהֶ֑י⁠הָ</w:t>
-      </w:r>
-    </w:p>
-    <w:p>
-      <w:pPr/>
-      <w:r>
-        <w:rPr>
-          <w:lang w:val="hi_IN" w:bidi="hi_IN"/>
-        </w:rPr>
-      </w:r>
-      <w:r>
-        <w:rPr>
           <w:b/>
           <w:lang w:val="hi_IN" w:bidi="hi_IN"/>
         </w:rPr>
@@ -6206,20 +5539,6 @@
       </w:r>
       <w:r>
         <w:rPr>
-          <w:lang w:val="hi_IN" w:bidi="hi_IN"/>
-        </w:rPr>
-        <w:t>לְ⁠עָזְבֵ֖⁠ךְ לָ⁠שׁ֣וּב מֵ⁠אַחֲרָ֑יִ⁠ךְ</w:t>
-      </w:r>
-    </w:p>
-    <w:p>
-      <w:pPr/>
-      <w:r>
-        <w:rPr>
-          <w:lang w:val="hi_IN" w:bidi="hi_IN"/>
-        </w:rPr>
-      </w:r>
-      <w:r>
-        <w:rPr>
           <w:b/>
           <w:lang w:val="hi_IN" w:bidi="hi_IN"/>
         </w:rPr>
@@ -6329,20 +5648,6 @@
       </w:r>
       <w:r>
         <w:rPr>
-          <w:lang w:val="hi_IN" w:bidi="hi_IN"/>
-        </w:rPr>
-        <w:t>עַמֵּ֣⁠ךְ עַמִּ֔⁠י וֵ⁠אלֹהַ֖יִ⁠ךְ אֱלֹהָֽ⁠י</w:t>
-      </w:r>
-    </w:p>
-    <w:p>
-      <w:pPr/>
-      <w:r>
-        <w:rPr>
-          <w:lang w:val="hi_IN" w:bidi="hi_IN"/>
-        </w:rPr>
-      </w:r>
-      <w:r>
-        <w:rPr>
           <w:b/>
           <w:lang w:val="hi_IN" w:bidi="hi_IN"/>
         </w:rPr>
@@ -6426,20 +5731,6 @@
       </w:r>
       <w:r>
         <w:rPr>
-          <w:lang w:val="hi_IN" w:bidi="hi_IN"/>
-        </w:rPr>
-        <w:t>כֹּה֩ יַעֲשֶׂ֨ה יְהוָ֥ה לִ⁠י֙ וְ⁠כֹ֣ה יֹסִ֔יף</w:t>
-      </w:r>
-    </w:p>
-    <w:p>
-      <w:pPr/>
-      <w:r>
-        <w:rPr>
-          <w:lang w:val="hi_IN" w:bidi="hi_IN"/>
-        </w:rPr>
-      </w:r>
-      <w:r>
-        <w:rPr>
           <w:b/>
           <w:lang w:val="hi_IN" w:bidi="hi_IN"/>
         </w:rPr>
@@ -6549,20 +5840,6 @@
       </w:r>
       <w:r>
         <w:rPr>
-          <w:lang w:val="hi_IN" w:bidi="hi_IN"/>
-        </w:rPr>
-        <w:t>כִּ֣י הַ⁠מָּ֔וֶת יַפְרִ֖יד בֵּינִ֥⁠י וּ⁠בֵינֵֽ⁠ךְ</w:t>
-      </w:r>
-    </w:p>
-    <w:p>
-      <w:pPr/>
-      <w:r>
-        <w:rPr>
-          <w:lang w:val="hi_IN" w:bidi="hi_IN"/>
-        </w:rPr>
-      </w:r>
-      <w:r>
-        <w:rPr>
           <w:b/>
           <w:lang w:val="hi_IN" w:bidi="hi_IN"/>
         </w:rPr>
@@ -6640,20 +5917,6 @@
       </w:r>
       <w:r>
         <w:rPr>
-          <w:lang w:val="hi_IN" w:bidi="hi_IN"/>
-        </w:rPr>
-        <w:t>יַפְרִ֖יד בֵּינִ֥⁠י וּ⁠בֵינֵֽ⁠ךְ</w:t>
-      </w:r>
-    </w:p>
-    <w:p>
-      <w:pPr/>
-      <w:r>
-        <w:rPr>
-          <w:lang w:val="hi_IN" w:bidi="hi_IN"/>
-        </w:rPr>
-      </w:r>
-      <w:r>
-        <w:rPr>
           <w:b/>
           <w:lang w:val="hi_IN" w:bidi="hi_IN"/>
         </w:rPr>
@@ -6763,20 +6026,6 @@
       </w:r>
       <w:r>
         <w:rPr>
-          <w:lang w:val="hi_IN" w:bidi="hi_IN"/>
-        </w:rPr>
-        <w:t>וַ⁠תֶּחְדַּ֖ל לְ⁠דַבֵּ֥ר אֵלֶֽי⁠הָ</w:t>
-      </w:r>
-    </w:p>
-    <w:p>
-      <w:pPr/>
-      <w:r>
-        <w:rPr>
-          <w:lang w:val="hi_IN" w:bidi="hi_IN"/>
-        </w:rPr>
-      </w:r>
-      <w:r>
-        <w:rPr>
           <w:b/>
           <w:lang w:val="hi_IN" w:bidi="hi_IN"/>
         </w:rPr>
@@ -6854,20 +6103,6 @@
       </w:r>
       <w:r>
         <w:rPr>
-          <w:lang w:val="hi_IN" w:bidi="hi_IN"/>
-        </w:rPr>
-        <w:t>וַ⁠תֶּחְדַּ֖ל לְ⁠דַבֵּ֥ר אֵלֶֽי⁠הָ</w:t>
-      </w:r>
-    </w:p>
-    <w:p>
-      <w:pPr/>
-      <w:r>
-        <w:rPr>
-          <w:lang w:val="hi_IN" w:bidi="hi_IN"/>
-        </w:rPr>
-      </w:r>
-      <w:r>
-        <w:rPr>
           <w:b/>
           <w:lang w:val="hi_IN" w:bidi="hi_IN"/>
         </w:rPr>
@@ -6977,20 +6212,6 @@
       </w:r>
       <w:r>
         <w:rPr>
-          <w:lang w:val="hi_IN" w:bidi="hi_IN"/>
-        </w:rPr>
-        <w:t>וַ⁠יְהִ֗י</w:t>
-      </w:r>
-    </w:p>
-    <w:p>
-      <w:pPr/>
-      <w:r>
-        <w:rPr>
-          <w:lang w:val="hi_IN" w:bidi="hi_IN"/>
-        </w:rPr>
-      </w:r>
-      <w:r>
-        <w:rPr>
           <w:b/>
           <w:lang w:val="hi_IN" w:bidi="hi_IN"/>
         </w:rPr>
@@ -7087,20 +6308,6 @@
       </w:r>
       <w:r>
         <w:rPr>
-          <w:lang w:val="hi_IN" w:bidi="hi_IN"/>
-        </w:rPr>
-        <w:t>כְּ⁠בֹאָ֨⁠נָה֙ בֵּ֣ית לֶ֔חֶם</w:t>
-      </w:r>
-    </w:p>
-    <w:p>
-      <w:pPr/>
-      <w:r>
-        <w:rPr>
-          <w:lang w:val="hi_IN" w:bidi="hi_IN"/>
-        </w:rPr>
-      </w:r>
-      <w:r>
-        <w:rPr>
           <w:b/>
           <w:lang w:val="hi_IN" w:bidi="hi_IN"/>
         </w:rPr>
@@ -7184,20 +6391,6 @@
       </w:r>
       <w:r>
         <w:rPr>
-          <w:lang w:val="hi_IN" w:bidi="hi_IN"/>
-        </w:rPr>
-        <w:t>כָּל־הָ⁠עִיר֙</w:t>
-      </w:r>
-    </w:p>
-    <w:p>
-      <w:pPr/>
-      <w:r>
-        <w:rPr>
-          <w:lang w:val="hi_IN" w:bidi="hi_IN"/>
-        </w:rPr>
-      </w:r>
-      <w:r>
-        <w:rPr>
           <w:b/>
           <w:lang w:val="hi_IN" w:bidi="hi_IN"/>
         </w:rPr>
@@ -7294,20 +6487,6 @@
       </w:r>
       <w:r>
         <w:rPr>
-          <w:lang w:val="hi_IN" w:bidi="hi_IN"/>
-        </w:rPr>
-        <w:t>כָּל־הָ⁠עִיר֙</w:t>
-      </w:r>
-    </w:p>
-    <w:p>
-      <w:pPr/>
-      <w:r>
-        <w:rPr>
-          <w:lang w:val="hi_IN" w:bidi="hi_IN"/>
-        </w:rPr>
-      </w:r>
-      <w:r>
-        <w:rPr>
           <w:b/>
           <w:lang w:val="hi_IN" w:bidi="hi_IN"/>
         </w:rPr>
@@ -7404,20 +6583,6 @@
       </w:r>
       <w:r>
         <w:rPr>
-          <w:lang w:val="hi_IN" w:bidi="hi_IN"/>
-        </w:rPr>
-        <w:t>הֲ⁠זֹ֥את נָעֳמִֽי</w:t>
-      </w:r>
-    </w:p>
-    <w:p>
-      <w:pPr/>
-      <w:r>
-        <w:rPr>
-          <w:lang w:val="hi_IN" w:bidi="hi_IN"/>
-        </w:rPr>
-      </w:r>
-      <w:r>
-        <w:rPr>
           <w:b/>
           <w:lang w:val="hi_IN" w:bidi="hi_IN"/>
         </w:rPr>
@@ -7481,20 +6646,6 @@
       </w:r>
       <w:r>
         <w:rPr>
-          <w:lang w:val="hi_IN" w:bidi="hi_IN"/>
-        </w:rPr>
-        <w:t>אַל־תִּקְרֶ֥אנָה לִ֖⁠י נָעֳמִ֑י</w:t>
-      </w:r>
-    </w:p>
-    <w:p>
-      <w:pPr/>
-      <w:r>
-        <w:rPr>
-          <w:lang w:val="hi_IN" w:bidi="hi_IN"/>
-        </w:rPr>
-      </w:r>
-      <w:r>
-        <w:rPr>
           <w:b/>
           <w:lang w:val="hi_IN" w:bidi="hi_IN"/>
         </w:rPr>
@@ -7584,20 +6735,6 @@
       </w:r>
       <w:r>
         <w:rPr>
-          <w:lang w:val="hi_IN" w:bidi="hi_IN"/>
-        </w:rPr>
-        <w:t>מָרָ֔א</w:t>
-      </w:r>
-    </w:p>
-    <w:p>
-      <w:pPr/>
-      <w:r>
-        <w:rPr>
-          <w:lang w:val="hi_IN" w:bidi="hi_IN"/>
-        </w:rPr>
-      </w:r>
-      <w:r>
-        <w:rPr>
           <w:b/>
           <w:lang w:val="hi_IN" w:bidi="hi_IN"/>
         </w:rPr>
@@ -7694,20 +6831,6 @@
       </w:r>
       <w:r>
         <w:rPr>
-          <w:lang w:val="hi_IN" w:bidi="hi_IN"/>
-        </w:rPr>
-        <w:t>אֲנִי֙ מְלֵאָ֣ה הָלַ֔כְתִּי וְ⁠רֵיקָ֖ם הֱשִׁיבַ֣⁠נִי יְהוָ֑ה</w:t>
-      </w:r>
-    </w:p>
-    <w:p>
-      <w:pPr/>
-      <w:r>
-        <w:rPr>
-          <w:lang w:val="hi_IN" w:bidi="hi_IN"/>
-        </w:rPr>
-      </w:r>
-      <w:r>
-        <w:rPr>
           <w:b/>
           <w:lang w:val="hi_IN" w:bidi="hi_IN"/>
         </w:rPr>
@@ -7797,20 +6920,6 @@
       </w:r>
       <w:r>
         <w:rPr>
-          <w:lang w:val="hi_IN" w:bidi="hi_IN"/>
-        </w:rPr>
-        <w:t>לָ֣⁠מָּה תִקְרֶ֤אנָה לִ⁠י֙ נָעֳמִ֔י</w:t>
-      </w:r>
-    </w:p>
-    <w:p>
-      <w:pPr/>
-      <w:r>
-        <w:rPr>
-          <w:lang w:val="hi_IN" w:bidi="hi_IN"/>
-        </w:rPr>
-      </w:r>
-      <w:r>
-        <w:rPr>
           <w:b/>
           <w:lang w:val="hi_IN" w:bidi="hi_IN"/>
         </w:rPr>
@@ -7894,20 +7003,6 @@
       </w:r>
       <w:r>
         <w:rPr>
-          <w:lang w:val="hi_IN" w:bidi="hi_IN"/>
-        </w:rPr>
-        <w:t>וַֽ⁠יהוָה֙ עָ֣נָה בִ֔⁠י וְ⁠שַׁדַּ֖י הֵ֥רַֽע לִֽ⁠י</w:t>
-      </w:r>
-    </w:p>
-    <w:p>
-      <w:pPr/>
-      <w:r>
-        <w:rPr>
-          <w:lang w:val="hi_IN" w:bidi="hi_IN"/>
-        </w:rPr>
-      </w:r>
-      <w:r>
-        <w:rPr>
           <w:b/>
           <w:lang w:val="hi_IN" w:bidi="hi_IN"/>
         </w:rPr>
@@ -8029,20 +7124,6 @@
       </w:r>
       <w:r>
         <w:rPr>
-          <w:lang w:val="hi_IN" w:bidi="hi_IN"/>
-        </w:rPr>
-        <w:t>עָ֣נָה בִ֔⁠י</w:t>
-      </w:r>
-    </w:p>
-    <w:p>
-      <w:pPr/>
-      <w:r>
-        <w:rPr>
-          <w:lang w:val="hi_IN" w:bidi="hi_IN"/>
-        </w:rPr>
-      </w:r>
-      <w:r>
-        <w:rPr>
           <w:b/>
           <w:lang w:val="hi_IN" w:bidi="hi_IN"/>
         </w:rPr>
@@ -8197,20 +7278,6 @@
       </w:r>
       <w:r>
         <w:rPr>
-          <w:lang w:val="hi_IN" w:bidi="hi_IN"/>
-        </w:rPr>
-        <w:t>וַ⁠תָּ֣שָׁב נָעֳמִ֗י וְ⁠ר֨וּת הַ⁠מּוֹאֲבִיָּ֤ה כַלָּתָ⁠הּ֙ עִמָּ֔⁠הּ הַ⁠שָּׁ֖בָה מִ⁠שְּׂדֵ֣י מוֹאָ֑ב</w:t>
-      </w:r>
-    </w:p>
-    <w:p>
-      <w:pPr/>
-      <w:r>
-        <w:rPr>
-          <w:lang w:val="hi_IN" w:bidi="hi_IN"/>
-        </w:rPr>
-      </w:r>
-      <w:r>
-        <w:rPr>
           <w:b/>
           <w:lang w:val="hi_IN" w:bidi="hi_IN"/>
         </w:rPr>
@@ -8294,20 +7361,6 @@
       </w:r>
       <w:r>
         <w:rPr>
-          <w:lang w:val="hi_IN" w:bidi="hi_IN"/>
-        </w:rPr>
-        <w:t>וְ⁠הֵ֗מָּה בָּ֚אוּ בֵּ֣ית לֶ֔חֶם בִּ⁠תְחִלַּ֖ת קְצִ֥יר שְׂעֹרִֽים</w:t>
-      </w:r>
-    </w:p>
-    <w:p>
-      <w:pPr/>
-      <w:r>
-        <w:rPr>
-          <w:lang w:val="hi_IN" w:bidi="hi_IN"/>
-        </w:rPr>
-      </w:r>
-      <w:r>
-        <w:rPr>
           <w:b/>
           <w:lang w:val="hi_IN" w:bidi="hi_IN"/>
         </w:rPr>
@@ -8391,20 +7444,6 @@
       </w:r>
       <w:r>
         <w:rPr>
-          <w:lang w:val="hi_IN" w:bidi="hi_IN"/>
-        </w:rPr>
-        <w:t>בִּ⁠תְחִלַּ֖ת קְצִ֥יר שְׂעֹרִֽים</w:t>
-      </w:r>
-    </w:p>
-    <w:p>
-      <w:pPr/>
-      <w:r>
-        <w:rPr>
-          <w:lang w:val="hi_IN" w:bidi="hi_IN"/>
-        </w:rPr>
-      </w:r>
-      <w:r>
-        <w:rPr>
           <w:b/>
           <w:lang w:val="hi_IN" w:bidi="hi_IN"/>
         </w:rPr>
@@ -8672,20 +7711,6 @@
       </w:r>
       <w:r>
         <w:rPr>
-          <w:lang w:val="hi_IN" w:bidi="hi_IN"/>
-        </w:rPr>
-        <w:t>וּֽ⁠לְ⁠נָעֳמִ֞י מוֹדַ֣ע לְ⁠אִישָׁ֗⁠הּ</w:t>
-      </w:r>
-    </w:p>
-    <w:p>
-      <w:pPr/>
-      <w:r>
-        <w:rPr>
-          <w:lang w:val="hi_IN" w:bidi="hi_IN"/>
-        </w:rPr>
-      </w:r>
-      <w:r>
-        <w:rPr>
           <w:b/>
           <w:lang w:val="hi_IN" w:bidi="hi_IN"/>
         </w:rPr>
@@ -8769,20 +7794,6 @@
       </w:r>
       <w:r>
         <w:rPr>
-          <w:lang w:val="hi_IN" w:bidi="hi_IN"/>
-        </w:rPr>
-        <w:t>וּֽ⁠לְ⁠נָעֳמִ֞י מוֹדַ֣ע לְ⁠אִישָׁ֗⁠הּ</w:t>
-      </w:r>
-    </w:p>
-    <w:p>
-      <w:pPr/>
-      <w:r>
-        <w:rPr>
-          <w:lang w:val="hi_IN" w:bidi="hi_IN"/>
-        </w:rPr>
-      </w:r>
-      <w:r>
-        <w:rPr>
           <w:b/>
           <w:lang w:val="hi_IN" w:bidi="hi_IN"/>
         </w:rPr>
@@ -8866,20 +7877,6 @@
       </w:r>
       <w:r>
         <w:rPr>
-          <w:lang w:val="hi_IN" w:bidi="hi_IN"/>
-        </w:rPr>
-        <w:t>אִ֚ישׁ גִּבּ֣וֹר חַ֔יִל</w:t>
-      </w:r>
-    </w:p>
-    <w:p>
-      <w:pPr/>
-      <w:r>
-        <w:rPr>
-          <w:lang w:val="hi_IN" w:bidi="hi_IN"/>
-        </w:rPr>
-      </w:r>
-      <w:r>
-        <w:rPr>
           <w:b/>
           <w:lang w:val="hi_IN" w:bidi="hi_IN"/>
         </w:rPr>
@@ -8963,20 +7960,6 @@
       </w:r>
       <w:r>
         <w:rPr>
-          <w:lang w:val="hi_IN" w:bidi="hi_IN"/>
-        </w:rPr>
-        <w:t>מִ⁠מִּשְׁפַּ֖חַת אֱלִימֶ֑לֶךְ</w:t>
-      </w:r>
-    </w:p>
-    <w:p>
-      <w:pPr/>
-      <w:r>
-        <w:rPr>
-          <w:lang w:val="hi_IN" w:bidi="hi_IN"/>
-        </w:rPr>
-      </w:r>
-      <w:r>
-        <w:rPr>
           <w:b/>
           <w:lang w:val="hi_IN" w:bidi="hi_IN"/>
         </w:rPr>
@@ -9053,20 +8036,6 @@
       </w:r>
       <w:r>
         <w:rPr>
-          <w:lang w:val="hi_IN" w:bidi="hi_IN"/>
-        </w:rPr>
-        <w:t>ר֨וּת הַ⁠מּוֹאֲבִיָּ֜ה</w:t>
-      </w:r>
-    </w:p>
-    <w:p>
-      <w:pPr/>
-      <w:r>
-        <w:rPr>
-          <w:lang w:val="hi_IN" w:bidi="hi_IN"/>
-        </w:rPr>
-      </w:r>
-      <w:r>
-        <w:rPr>
           <w:b/>
           <w:lang w:val="hi_IN" w:bidi="hi_IN"/>
         </w:rPr>
@@ -9193,20 +8162,6 @@
       </w:r>
       <w:r>
         <w:rPr>
-          <w:lang w:val="hi_IN" w:bidi="hi_IN"/>
-        </w:rPr>
-        <w:t>אֲשֶׁ֥ר אֶמְצָא־חֵ֖ן בְּ⁠עֵינָ֑י⁠ו</w:t>
-      </w:r>
-    </w:p>
-    <w:p>
-      <w:pPr/>
-      <w:r>
-        <w:rPr>
-          <w:lang w:val="hi_IN" w:bidi="hi_IN"/>
-        </w:rPr>
-      </w:r>
-      <w:r>
-        <w:rPr>
           <w:b/>
           <w:lang w:val="hi_IN" w:bidi="hi_IN"/>
         </w:rPr>
@@ -9303,20 +8258,6 @@
       </w:r>
       <w:r>
         <w:rPr>
-          <w:lang w:val="hi_IN" w:bidi="hi_IN"/>
-        </w:rPr>
-        <w:t>בִתִּֽ⁠י</w:t>
-      </w:r>
-    </w:p>
-    <w:p>
-      <w:pPr/>
-      <w:r>
-        <w:rPr>
-          <w:lang w:val="hi_IN" w:bidi="hi_IN"/>
-        </w:rPr>
-      </w:r>
-      <w:r>
-        <w:rPr>
           <w:b/>
           <w:lang w:val="hi_IN" w:bidi="hi_IN"/>
         </w:rPr>
@@ -9380,20 +8321,6 @@
       </w:r>
       <w:r>
         <w:rPr>
-          <w:lang w:val="hi_IN" w:bidi="hi_IN"/>
-        </w:rPr>
-        <w:t>וַ⁠יִּ֣קֶר מִקְרֶ֔⁠הָ</w:t>
-      </w:r>
-    </w:p>
-    <w:p>
-      <w:pPr/>
-      <w:r>
-        <w:rPr>
-          <w:lang w:val="hi_IN" w:bidi="hi_IN"/>
-        </w:rPr>
-      </w:r>
-      <w:r>
-        <w:rPr>
           <w:b/>
           <w:lang w:val="hi_IN" w:bidi="hi_IN"/>
         </w:rPr>
@@ -9457,20 +8384,6 @@
       </w:r>
       <w:r>
         <w:rPr>
-          <w:lang w:val="hi_IN" w:bidi="hi_IN"/>
-        </w:rPr>
-        <w:t>מִ⁠מִּשְׁפַּ֥חַת אֱלִימֶֽלֶךְ</w:t>
-      </w:r>
-    </w:p>
-    <w:p>
-      <w:pPr/>
-      <w:r>
-        <w:rPr>
-          <w:lang w:val="hi_IN" w:bidi="hi_IN"/>
-        </w:rPr>
-      </w:r>
-      <w:r>
-        <w:rPr>
           <w:b/>
           <w:lang w:val="hi_IN" w:bidi="hi_IN"/>
         </w:rPr>
@@ -9547,20 +8460,6 @@
       </w:r>
       <w:r>
         <w:rPr>
-          <w:lang w:val="hi_IN" w:bidi="hi_IN"/>
-        </w:rPr>
-        <w:t>וְ⁠הִנֵּה</w:t>
-      </w:r>
-    </w:p>
-    <w:p>
-      <w:pPr/>
-      <w:r>
-        <w:rPr>
-          <w:lang w:val="hi_IN" w:bidi="hi_IN"/>
-        </w:rPr>
-      </w:r>
-      <w:r>
-        <w:rPr>
           <w:b/>
           <w:lang w:val="hi_IN" w:bidi="hi_IN"/>
         </w:rPr>
@@ -9651,20 +8550,6 @@
       </w:r>
       <w:r>
         <w:rPr>
-          <w:lang w:val="hi_IN" w:bidi="hi_IN"/>
-        </w:rPr>
-        <w:t>בָּ֚א מִ⁠בֵּ֣ית לֶ֔חֶם</w:t>
-      </w:r>
-    </w:p>
-    <w:p>
-      <w:pPr/>
-      <w:r>
-        <w:rPr>
-          <w:lang w:val="hi_IN" w:bidi="hi_IN"/>
-        </w:rPr>
-      </w:r>
-      <w:r>
-        <w:rPr>
           <w:b/>
           <w:lang w:val="hi_IN" w:bidi="hi_IN"/>
         </w:rPr>
@@ -9728,20 +8613,6 @@
       </w:r>
       <w:r>
         <w:rPr>
-          <w:lang w:val="hi_IN" w:bidi="hi_IN"/>
-        </w:rPr>
-        <w:t>יְהוָ֣ה עִמָּ⁠כֶ֑ם</w:t>
-      </w:r>
-    </w:p>
-    <w:p>
-      <w:pPr/>
-      <w:r>
-        <w:rPr>
-          <w:lang w:val="hi_IN" w:bidi="hi_IN"/>
-        </w:rPr>
-      </w:r>
-      <w:r>
-        <w:rPr>
           <w:b/>
           <w:lang w:val="hi_IN" w:bidi="hi_IN"/>
         </w:rPr>
@@ -9985,20 +8856,6 @@
       </w:r>
       <w:r>
         <w:rPr>
-          <w:lang w:val="hi_IN" w:bidi="hi_IN"/>
-        </w:rPr>
-        <w:t>לְ⁠מִ֖י הַ⁠נַּעֲרָ֥ה הַ⁠זֹּֽאת</w:t>
-      </w:r>
-    </w:p>
-    <w:p>
-      <w:pPr/>
-      <w:r>
-        <w:rPr>
-          <w:lang w:val="hi_IN" w:bidi="hi_IN"/>
-        </w:rPr>
-      </w:r>
-      <w:r>
-        <w:rPr>
           <w:b/>
           <w:lang w:val="hi_IN" w:bidi="hi_IN"/>
         </w:rPr>
@@ -10062,20 +8919,6 @@
       </w:r>
       <w:r>
         <w:rPr>
-          <w:lang w:val="hi_IN" w:bidi="hi_IN"/>
-        </w:rPr>
-        <w:t>וַ⁠יַּ֗עַן &amp; וַ⁠יֹּאמַ֑ר</w:t>
-      </w:r>
-    </w:p>
-    <w:p>
-      <w:pPr/>
-      <w:r>
-        <w:rPr>
-          <w:lang w:val="hi_IN" w:bidi="hi_IN"/>
-        </w:rPr>
-      </w:r>
-      <w:r>
-        <w:rPr>
           <w:b/>
           <w:lang w:val="hi_IN" w:bidi="hi_IN"/>
         </w:rPr>
@@ -10172,20 +9015,6 @@
       </w:r>
       <w:r>
         <w:rPr>
-          <w:lang w:val="hi_IN" w:bidi="hi_IN"/>
-        </w:rPr>
-        <w:t>וַ⁠תֹּ֗אמֶר אֲלַקֳטָה־נָּא֙ וְ⁠אָסַפְתִּ֣י בָֽ⁠עֳמָרִ֔ים אַחֲרֵ֖י הַ⁠קּוֹצְרִ֑ים</w:t>
-      </w:r>
-    </w:p>
-    <w:p>
-      <w:pPr/>
-      <w:r>
-        <w:rPr>
-          <w:lang w:val="hi_IN" w:bidi="hi_IN"/>
-        </w:rPr>
-      </w:r>
-      <w:r>
-        <w:rPr>
           <w:b/>
           <w:lang w:val="hi_IN" w:bidi="hi_IN"/>
         </w:rPr>
@@ -10269,20 +9098,6 @@
       </w:r>
       <w:r>
         <w:rPr>
-          <w:lang w:val="hi_IN" w:bidi="hi_IN"/>
-        </w:rPr>
-        <w:t>אֲלַקֳטָה־נָּא֙ וְ⁠אָסַפְתִּ֣י</w:t>
-      </w:r>
-    </w:p>
-    <w:p>
-      <w:pPr/>
-      <w:r>
-        <w:rPr>
-          <w:lang w:val="hi_IN" w:bidi="hi_IN"/>
-        </w:rPr>
-      </w:r>
-      <w:r>
-        <w:rPr>
           <w:b/>
           <w:lang w:val="hi_IN" w:bidi="hi_IN"/>
         </w:rPr>
@@ -10475,20 +9290,6 @@
       </w:r>
       <w:r>
         <w:rPr>
-          <w:lang w:val="hi_IN" w:bidi="hi_IN"/>
-        </w:rPr>
-        <w:t>הֲ⁠ל֧וֹא שָׁמַ֣עַתְּ בִּתִּ֗⁠י</w:t>
-      </w:r>
-    </w:p>
-    <w:p>
-      <w:pPr/>
-      <w:r>
-        <w:rPr>
-          <w:lang w:val="hi_IN" w:bidi="hi_IN"/>
-        </w:rPr>
-      </w:r>
-      <w:r>
-        <w:rPr>
           <w:b/>
           <w:lang w:val="hi_IN" w:bidi="hi_IN"/>
         </w:rPr>
@@ -10572,20 +9373,6 @@
       </w:r>
       <w:r>
         <w:rPr>
-          <w:lang w:val="hi_IN" w:bidi="hi_IN"/>
-        </w:rPr>
-        <w:t>בִּתִּ֗⁠י</w:t>
-      </w:r>
-    </w:p>
-    <w:p>
-      <w:pPr/>
-      <w:r>
-        <w:rPr>
-          <w:lang w:val="hi_IN" w:bidi="hi_IN"/>
-        </w:rPr>
-      </w:r>
-      <w:r>
-        <w:rPr>
           <w:b/>
           <w:lang w:val="hi_IN" w:bidi="hi_IN"/>
         </w:rPr>
@@ -10669,20 +9456,6 @@
       </w:r>
       <w:r>
         <w:rPr>
-          <w:lang w:val="hi_IN" w:bidi="hi_IN"/>
-        </w:rPr>
-        <w:t>עֵינַ֜יִ⁠ךְ בַּ⁠שָּׂדֶ֤ה</w:t>
-      </w:r>
-    </w:p>
-    <w:p>
-      <w:pPr/>
-      <w:r>
-        <w:rPr>
-          <w:lang w:val="hi_IN" w:bidi="hi_IN"/>
-        </w:rPr>
-      </w:r>
-      <w:r>
-        <w:rPr>
           <w:b/>
           <w:lang w:val="hi_IN" w:bidi="hi_IN"/>
         </w:rPr>
@@ -10779,20 +9552,6 @@
       </w:r>
       <w:r>
         <w:rPr>
-          <w:lang w:val="hi_IN" w:bidi="hi_IN"/>
-        </w:rPr>
-        <w:t>אַחֲרֵי⁠הֶ֔ן</w:t>
-      </w:r>
-    </w:p>
-    <w:p>
-      <w:pPr/>
-      <w:r>
-        <w:rPr>
-          <w:lang w:val="hi_IN" w:bidi="hi_IN"/>
-        </w:rPr>
-      </w:r>
-      <w:r>
-        <w:rPr>
           <w:b/>
           <w:lang w:val="hi_IN" w:bidi="hi_IN"/>
         </w:rPr>
@@ -10889,20 +9648,6 @@
       </w:r>
       <w:r>
         <w:rPr>
-          <w:lang w:val="hi_IN" w:bidi="hi_IN"/>
-        </w:rPr>
-        <w:t>הֲ⁠ל֥וֹא צִוִּ֛יתִי אֶת־הַ⁠נְּעָרִ֖ים לְ⁠בִלְתִּ֣י נָגְעֵ֑⁠ךְ</w:t>
-      </w:r>
-    </w:p>
-    <w:p>
-      <w:pPr/>
-      <w:r>
-        <w:rPr>
-          <w:lang w:val="hi_IN" w:bidi="hi_IN"/>
-        </w:rPr>
-      </w:r>
-      <w:r>
-        <w:rPr>
           <w:b/>
           <w:lang w:val="hi_IN" w:bidi="hi_IN"/>
         </w:rPr>
@@ -10986,20 +9731,6 @@
       </w:r>
       <w:r>
         <w:rPr>
-          <w:lang w:val="hi_IN" w:bidi="hi_IN"/>
-        </w:rPr>
-        <w:t>אֶת־הַ⁠נְּעָרִ֖ים</w:t>
-      </w:r>
-    </w:p>
-    <w:p>
-      <w:pPr/>
-      <w:r>
-        <w:rPr>
-          <w:lang w:val="hi_IN" w:bidi="hi_IN"/>
-        </w:rPr>
-      </w:r>
-      <w:r>
-        <w:rPr>
           <w:b/>
           <w:lang w:val="hi_IN" w:bidi="hi_IN"/>
         </w:rPr>
@@ -11102,20 +9833,6 @@
       </w:r>
       <w:r>
         <w:rPr>
-          <w:lang w:val="hi_IN" w:bidi="hi_IN"/>
-        </w:rPr>
-        <w:t>לְ⁠בִלְתִּ֣י נָגְעֵ֑⁠ךְ</w:t>
-      </w:r>
-    </w:p>
-    <w:p>
-      <w:pPr/>
-      <w:r>
-        <w:rPr>
-          <w:lang w:val="hi_IN" w:bidi="hi_IN"/>
-        </w:rPr>
-      </w:r>
-      <w:r>
-        <w:rPr>
           <w:b/>
           <w:lang w:val="hi_IN" w:bidi="hi_IN"/>
         </w:rPr>
@@ -11255,20 +9972,6 @@
       </w:r>
       <w:r>
         <w:rPr>
-          <w:lang w:val="hi_IN" w:bidi="hi_IN"/>
-        </w:rPr>
-        <w:t>וַ⁠תִּפֹּל֙ עַל־פָּנֶ֔י⁠הָ וַ⁠תִּשְׁתַּ֖חוּ אָ֑רְצָ⁠ה</w:t>
-      </w:r>
-    </w:p>
-    <w:p>
-      <w:pPr/>
-      <w:r>
-        <w:rPr>
-          <w:lang w:val="hi_IN" w:bidi="hi_IN"/>
-        </w:rPr>
-      </w:r>
-      <w:r>
-        <w:rPr>
           <w:b/>
           <w:lang w:val="hi_IN" w:bidi="hi_IN"/>
         </w:rPr>
@@ -11352,20 +10055,6 @@
       </w:r>
       <w:r>
         <w:rPr>
-          <w:lang w:val="hi_IN" w:bidi="hi_IN"/>
-        </w:rPr>
-        <w:t>וַ⁠תִּפֹּל֙ עַל־פָּנֶ֔י⁠הָ וַ⁠תִּשְׁתַּ֖חוּ אָ֑רְצָ⁠ה</w:t>
-      </w:r>
-    </w:p>
-    <w:p>
-      <w:pPr/>
-      <w:r>
-        <w:rPr>
-          <w:lang w:val="hi_IN" w:bidi="hi_IN"/>
-        </w:rPr>
-      </w:r>
-      <w:r>
-        <w:rPr>
           <w:b/>
           <w:lang w:val="hi_IN" w:bidi="hi_IN"/>
         </w:rPr>
@@ -11449,20 +10138,6 @@
       </w:r>
       <w:r>
         <w:rPr>
-          <w:lang w:val="hi_IN" w:bidi="hi_IN"/>
-        </w:rPr>
-        <w:t>וַ⁠תִּפֹּל֙ עַל־פָּנֶ֔י⁠הָ וַ⁠תִּשְׁתַּ֖חוּ אָ֑רְצָ⁠ה</w:t>
-      </w:r>
-    </w:p>
-    <w:p>
-      <w:pPr/>
-      <w:r>
-        <w:rPr>
-          <w:lang w:val="hi_IN" w:bidi="hi_IN"/>
-        </w:rPr>
-      </w:r>
-      <w:r>
-        <w:rPr>
           <w:b/>
           <w:lang w:val="hi_IN" w:bidi="hi_IN"/>
         </w:rPr>
@@ -11546,20 +10221,6 @@
       </w:r>
       <w:r>
         <w:rPr>
-          <w:lang w:val="hi_IN" w:bidi="hi_IN"/>
-        </w:rPr>
-        <w:t>מַדּוּעַ֩ מָצָ֨אתִי חֵ֤ן בְּ⁠עֵינֶ֨י⁠ךָ֙ לְ⁠הַכִּירֵ֔⁠נִי וְ⁠אָּנֹכִ֖י נָכְרִיָּֽה</w:t>
-      </w:r>
-    </w:p>
-    <w:p>
-      <w:pPr/>
-      <w:r>
-        <w:rPr>
-          <w:lang w:val="hi_IN" w:bidi="hi_IN"/>
-        </w:rPr>
-      </w:r>
-      <w:r>
-        <w:rPr>
           <w:b/>
           <w:lang w:val="hi_IN" w:bidi="hi_IN"/>
         </w:rPr>
@@ -11636,20 +10297,6 @@
       </w:r>
       <w:r>
         <w:rPr>
-          <w:lang w:val="hi_IN" w:bidi="hi_IN"/>
-        </w:rPr>
-        <w:t>מָצָ֨אתִי חֵ֤ן בְּ⁠עֵינֶ֨י⁠ךָ֙</w:t>
-      </w:r>
-    </w:p>
-    <w:p>
-      <w:pPr/>
-      <w:r>
-        <w:rPr>
-          <w:lang w:val="hi_IN" w:bidi="hi_IN"/>
-        </w:rPr>
-      </w:r>
-      <w:r>
-        <w:rPr>
           <w:b/>
           <w:lang w:val="hi_IN" w:bidi="hi_IN"/>
         </w:rPr>
@@ -11868,20 +10515,6 @@
       </w:r>
       <w:r>
         <w:rPr>
-          <w:lang w:val="hi_IN" w:bidi="hi_IN"/>
-        </w:rPr>
-        <w:t>הֻגֵּ֨ד הֻגַּ֜ד</w:t>
-      </w:r>
-    </w:p>
-    <w:p>
-      <w:pPr/>
-      <w:r>
-        <w:rPr>
-          <w:lang w:val="hi_IN" w:bidi="hi_IN"/>
-        </w:rPr>
-      </w:r>
-      <w:r>
-        <w:rPr>
           <w:b/>
           <w:lang w:val="hi_IN" w:bidi="hi_IN"/>
         </w:rPr>
@@ -11978,20 +10611,6 @@
       </w:r>
       <w:r>
         <w:rPr>
-          <w:lang w:val="hi_IN" w:bidi="hi_IN"/>
-        </w:rPr>
-        <w:t>הֻגֵּ֨ד הֻגַּ֜ד לִ֗⁠י</w:t>
-      </w:r>
-    </w:p>
-    <w:p>
-      <w:pPr/>
-      <w:r>
-        <w:rPr>
-          <w:lang w:val="hi_IN" w:bidi="hi_IN"/>
-        </w:rPr>
-      </w:r>
-      <w:r>
-        <w:rPr>
           <w:b/>
           <w:lang w:val="hi_IN" w:bidi="hi_IN"/>
         </w:rPr>
@@ -12095,20 +10714,6 @@
       </w:r>
       <w:r>
         <w:rPr>
-          <w:lang w:val="hi_IN" w:bidi="hi_IN"/>
-        </w:rPr>
-        <w:t>וַ⁠תֵּ֣לְכִ֔י אֶל־עַ֕ם</w:t>
-      </w:r>
-    </w:p>
-    <w:p>
-      <w:pPr/>
-      <w:r>
-        <w:rPr>
-          <w:lang w:val="hi_IN" w:bidi="hi_IN"/>
-        </w:rPr>
-      </w:r>
-      <w:r>
-        <w:rPr>
           <w:b/>
           <w:lang w:val="hi_IN" w:bidi="hi_IN"/>
         </w:rPr>
@@ -12218,20 +10823,6 @@
       </w:r>
       <w:r>
         <w:rPr>
-          <w:lang w:val="hi_IN" w:bidi="hi_IN"/>
-        </w:rPr>
-        <w:t>תְּמ֥וֹל שִׁלְשֽׁוֹם</w:t>
-      </w:r>
-    </w:p>
-    <w:p>
-      <w:pPr/>
-      <w:r>
-        <w:rPr>
-          <w:lang w:val="hi_IN" w:bidi="hi_IN"/>
-        </w:rPr>
-      </w:r>
-      <w:r>
-        <w:rPr>
           <w:b/>
           <w:lang w:val="hi_IN" w:bidi="hi_IN"/>
         </w:rPr>
@@ -12328,20 +10919,6 @@
       </w:r>
       <w:r>
         <w:rPr>
-          <w:lang w:val="hi_IN" w:bidi="hi_IN"/>
-        </w:rPr>
-        <w:t>פָּעֳלֵ֑⁠ךְ</w:t>
-      </w:r>
-    </w:p>
-    <w:p>
-      <w:pPr/>
-      <w:r>
-        <w:rPr>
-          <w:lang w:val="hi_IN" w:bidi="hi_IN"/>
-        </w:rPr>
-      </w:r>
-      <w:r>
-        <w:rPr>
           <w:b/>
           <w:lang w:val="hi_IN" w:bidi="hi_IN"/>
         </w:rPr>
@@ -12403,20 +10980,6 @@
           <w:lang w:val="hi_IN" w:bidi="hi_IN"/>
         </w:rPr>
       </w:r>
-      <w:r>
-        <w:rPr>
-          <w:lang w:val="hi_IN" w:bidi="hi_IN"/>
-        </w:rPr>
-        <w:t>וּ⁠תְהִ֨י מַשְׂכֻּרְתֵּ֜⁠ךְ שְׁלֵמָ֗ה מֵ⁠עִ֤ם יְהוָה֙</w:t>
-      </w:r>
-    </w:p>
-    <w:p>
-      <w:pPr/>
-      <w:r>
-        <w:rPr>
-          <w:lang w:val="hi_IN" w:bidi="hi_IN"/>
-        </w:rPr>
-      </w:r>
     </w:p>
     <w:p>
       <w:pPr/>
@@ -12495,20 +11058,6 @@
       </w:r>
       <w:r>
         <w:rPr>
-          <w:lang w:val="hi_IN" w:bidi="hi_IN"/>
-        </w:rPr>
-        <w:t>אֲשֶׁר־בָּ֖את לַ⁠חֲס֥וֹת תַּֽחַת־כְּנָפָֽי⁠ו</w:t>
-      </w:r>
-    </w:p>
-    <w:p>
-      <w:pPr/>
-      <w:r>
-        <w:rPr>
-          <w:lang w:val="hi_IN" w:bidi="hi_IN"/>
-        </w:rPr>
-      </w:r>
-      <w:r>
-        <w:rPr>
           <w:b/>
           <w:lang w:val="hi_IN" w:bidi="hi_IN"/>
         </w:rPr>
@@ -12592,20 +11141,6 @@
       </w:r>
       <w:r>
         <w:rPr>
-          <w:lang w:val="hi_IN" w:bidi="hi_IN"/>
-        </w:rPr>
-        <w:t>אֶמְצָא־חֵ֨ן בְּ⁠עֵינֶ֤י⁠ךָ</w:t>
-      </w:r>
-    </w:p>
-    <w:p>
-      <w:pPr/>
-      <w:r>
-        <w:rPr>
-          <w:lang w:val="hi_IN" w:bidi="hi_IN"/>
-        </w:rPr>
-      </w:r>
-      <w:r>
-        <w:rPr>
           <w:b/>
           <w:lang w:val="hi_IN" w:bidi="hi_IN"/>
         </w:rPr>
@@ -12689,20 +11224,6 @@
       </w:r>
       <w:r>
         <w:rPr>
-          <w:lang w:val="hi_IN" w:bidi="hi_IN"/>
-        </w:rPr>
-        <w:t>אֲדֹנִ⁠י֙</w:t>
-      </w:r>
-    </w:p>
-    <w:p>
-      <w:pPr/>
-      <w:r>
-        <w:rPr>
-          <w:lang w:val="hi_IN" w:bidi="hi_IN"/>
-        </w:rPr>
-      </w:r>
-      <w:r>
-        <w:rPr>
           <w:b/>
           <w:lang w:val="hi_IN" w:bidi="hi_IN"/>
         </w:rPr>
@@ -12766,20 +11287,6 @@
       </w:r>
       <w:r>
         <w:rPr>
-          <w:lang w:val="hi_IN" w:bidi="hi_IN"/>
-        </w:rPr>
-        <w:t>עַל־לֵ֣ב שִׁפְחָתֶ֑⁠ךָ</w:t>
-      </w:r>
-    </w:p>
-    <w:p>
-      <w:pPr/>
-      <w:r>
-        <w:rPr>
-          <w:lang w:val="hi_IN" w:bidi="hi_IN"/>
-        </w:rPr>
-      </w:r>
-      <w:r>
-        <w:rPr>
           <w:b/>
           <w:lang w:val="hi_IN" w:bidi="hi_IN"/>
         </w:rPr>
@@ -12863,20 +11370,6 @@
       </w:r>
       <w:r>
         <w:rPr>
-          <w:lang w:val="hi_IN" w:bidi="hi_IN"/>
-        </w:rPr>
-        <w:t>עַל־לֵ֣ב</w:t>
-      </w:r>
-    </w:p>
-    <w:p>
-      <w:pPr/>
-      <w:r>
-        <w:rPr>
-          <w:lang w:val="hi_IN" w:bidi="hi_IN"/>
-        </w:rPr>
-      </w:r>
-      <w:r>
-        <w:rPr>
           <w:b/>
           <w:lang w:val="hi_IN" w:bidi="hi_IN"/>
         </w:rPr>
@@ -12973,20 +11466,6 @@
       </w:r>
       <w:r>
         <w:rPr>
-          <w:lang w:val="hi_IN" w:bidi="hi_IN"/>
-        </w:rPr>
-        <w:t>שִׁפְחָתֶ֑⁠ךָ</w:t>
-      </w:r>
-    </w:p>
-    <w:p>
-      <w:pPr/>
-      <w:r>
-        <w:rPr>
-          <w:lang w:val="hi_IN" w:bidi="hi_IN"/>
-        </w:rPr>
-      </w:r>
-      <w:r>
-        <w:rPr>
           <w:b/>
           <w:lang w:val="hi_IN" w:bidi="hi_IN"/>
         </w:rPr>
@@ -13070,20 +11549,6 @@
       </w:r>
       <w:r>
         <w:rPr>
-          <w:lang w:val="hi_IN" w:bidi="hi_IN"/>
-        </w:rPr>
-        <w:t>וְ⁠אָנֹכִי֙ לֹ֣א אֶֽהְיֶ֔ה כְּ⁠אַחַ֖ת שִׁפְחֹתֶֽי⁠ךָ</w:t>
-      </w:r>
-    </w:p>
-    <w:p>
-      <w:pPr/>
-      <w:r>
-        <w:rPr>
-          <w:lang w:val="hi_IN" w:bidi="hi_IN"/>
-        </w:rPr>
-      </w:r>
-      <w:r>
-        <w:rPr>
           <w:b/>
           <w:lang w:val="hi_IN" w:bidi="hi_IN"/>
         </w:rPr>
@@ -13249,20 +11714,6 @@
       </w:r>
       <w:r>
         <w:rPr>
-          <w:lang w:val="hi_IN" w:bidi="hi_IN"/>
-        </w:rPr>
-        <w:t>גֹּ֤שִֽׁי הֲלֹם֙ וְ⁠אָכַ֣לְתְּ מִן־הַ⁠לֶּ֔חֶם וְ⁠טָבַ֥לְתְּ פִּתֵּ֖⁠ךְ בַּ⁠חֹ֑מֶץ</w:t>
-      </w:r>
-    </w:p>
-    <w:p>
-      <w:pPr/>
-      <w:r>
-        <w:rPr>
-          <w:lang w:val="hi_IN" w:bidi="hi_IN"/>
-        </w:rPr>
-      </w:r>
-      <w:r>
-        <w:rPr>
           <w:b/>
           <w:lang w:val="hi_IN" w:bidi="hi_IN"/>
         </w:rPr>
@@ -13346,20 +11797,6 @@
       </w:r>
       <w:r>
         <w:rPr>
-          <w:lang w:val="hi_IN" w:bidi="hi_IN"/>
-        </w:rPr>
-        <w:t>וְ⁠אָכַ֣לְתְּ מִן־הַ⁠לֶּ֔חֶם וְ⁠טָבַ֥לְתְּ פִּתֵּ֖⁠ךְ בַּ⁠חֹ֑מֶץ</w:t>
-      </w:r>
-    </w:p>
-    <w:p>
-      <w:pPr/>
-      <w:r>
-        <w:rPr>
-          <w:lang w:val="hi_IN" w:bidi="hi_IN"/>
-        </w:rPr>
-      </w:r>
-      <w:r>
-        <w:rPr>
           <w:b/>
           <w:lang w:val="hi_IN" w:bidi="hi_IN"/>
         </w:rPr>
@@ -13455,20 +11892,6 @@
       </w:r>
       <w:r>
         <w:rPr>
-          <w:lang w:val="hi_IN" w:bidi="hi_IN"/>
-        </w:rPr>
-        <w:t>וְ⁠טָבַ֥לְתְּ פִּתֵּ֖⁠ךְ בַּ⁠חֹ֑מֶץ</w:t>
-      </w:r>
-    </w:p>
-    <w:p>
-      <w:pPr/>
-      <w:r>
-        <w:rPr>
-          <w:lang w:val="hi_IN" w:bidi="hi_IN"/>
-        </w:rPr>
-      </w:r>
-      <w:r>
-        <w:rPr>
           <w:b/>
           <w:lang w:val="hi_IN" w:bidi="hi_IN"/>
         </w:rPr>
@@ -13545,20 +11968,6 @@
       </w:r>
       <w:r>
         <w:rPr>
-          <w:lang w:val="hi_IN" w:bidi="hi_IN"/>
-        </w:rPr>
-        <w:t>וַ⁠יְצַו֩ בֹּ֨עַז אֶת־נְעָרָ֜י⁠ו</w:t>
-      </w:r>
-    </w:p>
-    <w:p>
-      <w:pPr/>
-      <w:r>
-        <w:rPr>
-          <w:lang w:val="hi_IN" w:bidi="hi_IN"/>
-        </w:rPr>
-      </w:r>
-      <w:r>
-        <w:rPr>
           <w:b/>
           <w:lang w:val="hi_IN" w:bidi="hi_IN"/>
         </w:rPr>
@@ -13642,20 +12051,6 @@
       </w:r>
       <w:r>
         <w:rPr>
-          <w:lang w:val="hi_IN" w:bidi="hi_IN"/>
-        </w:rPr>
-        <w:t>גַּ֣ם בֵּ֧ין הָֽ⁠עֳמָרִ֛ים</w:t>
-      </w:r>
-    </w:p>
-    <w:p>
-      <w:pPr/>
-      <w:r>
-        <w:rPr>
-          <w:lang w:val="hi_IN" w:bidi="hi_IN"/>
-        </w:rPr>
-      </w:r>
-      <w:r>
-        <w:rPr>
           <w:b/>
           <w:lang w:val="hi_IN" w:bidi="hi_IN"/>
         </w:rPr>
@@ -13732,20 +12127,6 @@
       </w:r>
       <w:r>
         <w:rPr>
-          <w:lang w:val="hi_IN" w:bidi="hi_IN"/>
-        </w:rPr>
-        <w:t>וְ⁠לֹ֥א תַכְלִימֽוּ⁠הָ</w:t>
-      </w:r>
-    </w:p>
-    <w:p>
-      <w:pPr/>
-      <w:r>
-        <w:rPr>
-          <w:lang w:val="hi_IN" w:bidi="hi_IN"/>
-        </w:rPr>
-      </w:r>
-      <w:r>
-        <w:rPr>
           <w:b/>
           <w:lang w:val="hi_IN" w:bidi="hi_IN"/>
         </w:rPr>
@@ -13829,20 +12210,6 @@
       </w:r>
       <w:r>
         <w:rPr>
-          <w:lang w:val="hi_IN" w:bidi="hi_IN"/>
-        </w:rPr>
-        <w:t>וְ⁠גַ֛ם</w:t>
-      </w:r>
-    </w:p>
-    <w:p>
-      <w:pPr/>
-      <w:r>
-        <w:rPr>
-          <w:lang w:val="hi_IN" w:bidi="hi_IN"/>
-        </w:rPr>
-      </w:r>
-      <w:r>
-        <w:rPr>
           <w:b/>
           <w:lang w:val="hi_IN" w:bidi="hi_IN"/>
         </w:rPr>
@@ -14016,20 +12383,6 @@
       </w:r>
       <w:r>
         <w:rPr>
-          <w:lang w:val="hi_IN" w:bidi="hi_IN"/>
-        </w:rPr>
-        <w:t>וַ⁠תַּחְבֹּט֙</w:t>
-      </w:r>
-    </w:p>
-    <w:p>
-      <w:pPr/>
-      <w:r>
-        <w:rPr>
-          <w:lang w:val="hi_IN" w:bidi="hi_IN"/>
-        </w:rPr>
-      </w:r>
-      <w:r>
-        <w:rPr>
           <w:b/>
           <w:lang w:val="hi_IN" w:bidi="hi_IN"/>
         </w:rPr>
@@ -14093,20 +12446,6 @@
       </w:r>
       <w:r>
         <w:rPr>
-          <w:lang w:val="hi_IN" w:bidi="hi_IN"/>
-        </w:rPr>
-        <w:t>כְּ⁠אֵיפָ֥ה</w:t>
-      </w:r>
-    </w:p>
-    <w:p>
-      <w:pPr/>
-      <w:r>
-        <w:rPr>
-          <w:lang w:val="hi_IN" w:bidi="hi_IN"/>
-        </w:rPr>
-      </w:r>
-      <w:r>
-        <w:rPr>
           <w:b/>
           <w:lang w:val="hi_IN" w:bidi="hi_IN"/>
         </w:rPr>
@@ -14216,20 +12555,6 @@
       </w:r>
       <w:r>
         <w:rPr>
-          <w:lang w:val="hi_IN" w:bidi="hi_IN"/>
-        </w:rPr>
-        <w:t>וַ⁠תִּשָּׂא֙ וַ⁠תָּב֣וֹא הָ⁠עִ֔יר</w:t>
-      </w:r>
-    </w:p>
-    <w:p>
-      <w:pPr/>
-      <w:r>
-        <w:rPr>
-          <w:lang w:val="hi_IN" w:bidi="hi_IN"/>
-        </w:rPr>
-      </w:r>
-      <w:r>
-        <w:rPr>
           <w:b/>
           <w:lang w:val="hi_IN" w:bidi="hi_IN"/>
         </w:rPr>
@@ -14313,20 +12638,6 @@
       </w:r>
       <w:r>
         <w:rPr>
-          <w:lang w:val="hi_IN" w:bidi="hi_IN"/>
-        </w:rPr>
-        <w:t>אֵיפֹ֨ה לִקַּ֤טְתְּ הַ⁠יּוֹם֙ וְ⁠אָ֣נָה עָשִׂ֔ית</w:t>
-      </w:r>
-    </w:p>
-    <w:p>
-      <w:pPr/>
-      <w:r>
-        <w:rPr>
-          <w:lang w:val="hi_IN" w:bidi="hi_IN"/>
-        </w:rPr>
-      </w:r>
-      <w:r>
-        <w:rPr>
           <w:b/>
           <w:lang w:val="hi_IN" w:bidi="hi_IN"/>
         </w:rPr>
@@ -14410,20 +12721,6 @@
       </w:r>
       <w:r>
         <w:rPr>
-          <w:lang w:val="hi_IN" w:bidi="hi_IN"/>
-        </w:rPr>
-        <w:t>יְהִ֥י מַכִּירֵ֖⁠ךְ בָּר֑וּךְ</w:t>
-      </w:r>
-    </w:p>
-    <w:p>
-      <w:pPr/>
-      <w:r>
-        <w:rPr>
-          <w:lang w:val="hi_IN" w:bidi="hi_IN"/>
-        </w:rPr>
-      </w:r>
-      <w:r>
-        <w:rPr>
           <w:b/>
           <w:lang w:val="hi_IN" w:bidi="hi_IN"/>
         </w:rPr>
@@ -14507,20 +12804,6 @@
       </w:r>
       <w:r>
         <w:rPr>
-          <w:lang w:val="hi_IN" w:bidi="hi_IN"/>
-        </w:rPr>
-        <w:t>יְהִ֥י מַכִּירֵ֖⁠ךְ בָּר֑וּךְ</w:t>
-      </w:r>
-    </w:p>
-    <w:p>
-      <w:pPr/>
-      <w:r>
-        <w:rPr>
-          <w:lang w:val="hi_IN" w:bidi="hi_IN"/>
-        </w:rPr>
-      </w:r>
-      <w:r>
-        <w:rPr>
           <w:b/>
           <w:lang w:val="hi_IN" w:bidi="hi_IN"/>
         </w:rPr>
@@ -14604,20 +12887,6 @@
       </w:r>
       <w:r>
         <w:rPr>
-          <w:lang w:val="hi_IN" w:bidi="hi_IN"/>
-        </w:rPr>
-        <w:t>מַכִּירֵ֖⁠ךְ</w:t>
-      </w:r>
-    </w:p>
-    <w:p>
-      <w:pPr/>
-      <w:r>
-        <w:rPr>
-          <w:lang w:val="hi_IN" w:bidi="hi_IN"/>
-        </w:rPr>
-      </w:r>
-      <w:r>
-        <w:rPr>
           <w:b/>
           <w:lang w:val="hi_IN" w:bidi="hi_IN"/>
         </w:rPr>
@@ -14714,20 +12983,6 @@
       </w:r>
       <w:r>
         <w:rPr>
-          <w:lang w:val="hi_IN" w:bidi="hi_IN"/>
-        </w:rPr>
-        <w:t>וַ⁠תַּגֵּ֣ד לַ⁠חֲמוֹתָ֗⁠הּ אֵ֤ת אֲשֶׁר־עָשְׂתָה֙ עִמּ֔⁠וֹ וַ⁠תֹּ֗אמֶר שֵׁ֤ם הָ⁠אִישׁ֙ אֲשֶׁ֨ר עָשִׂ֧יתִי עִמּ֛⁠וֹ הַ⁠יּ֖וֹם בֹּֽעַז</w:t>
-      </w:r>
-    </w:p>
-    <w:p>
-      <w:pPr/>
-      <w:r>
-        <w:rPr>
-          <w:lang w:val="hi_IN" w:bidi="hi_IN"/>
-        </w:rPr>
-      </w:r>
-      <w:r>
-        <w:rPr>
           <w:b/>
           <w:lang w:val="hi_IN" w:bidi="hi_IN"/>
         </w:rPr>
@@ -14811,20 +13066,6 @@
       </w:r>
       <w:r>
         <w:rPr>
-          <w:lang w:val="hi_IN" w:bidi="hi_IN"/>
-        </w:rPr>
-        <w:t>בָּר֥וּךְ הוּא֙ לַ⁠יהוָ֔ה</w:t>
-      </w:r>
-    </w:p>
-    <w:p>
-      <w:pPr/>
-      <w:r>
-        <w:rPr>
-          <w:lang w:val="hi_IN" w:bidi="hi_IN"/>
-        </w:rPr>
-      </w:r>
-      <w:r>
-        <w:rPr>
           <w:b/>
           <w:lang w:val="hi_IN" w:bidi="hi_IN"/>
         </w:rPr>
@@ -14901,20 +13142,6 @@
       </w:r>
       <w:r>
         <w:rPr>
-          <w:lang w:val="hi_IN" w:bidi="hi_IN"/>
-        </w:rPr>
-        <w:t>בָּר֥וּךְ הוּא֙ לַ⁠יהוָ֔ה</w:t>
-      </w:r>
-    </w:p>
-    <w:p>
-      <w:pPr/>
-      <w:r>
-        <w:rPr>
-          <w:lang w:val="hi_IN" w:bidi="hi_IN"/>
-        </w:rPr>
-      </w:r>
-      <w:r>
-        <w:rPr>
           <w:b/>
           <w:lang w:val="hi_IN" w:bidi="hi_IN"/>
         </w:rPr>
@@ -14998,20 +13225,6 @@
       </w:r>
       <w:r>
         <w:rPr>
-          <w:lang w:val="hi_IN" w:bidi="hi_IN"/>
-        </w:rPr>
-        <w:t>אֲשֶׁר֙ לֹא־עָזַ֣ב</w:t>
-      </w:r>
-    </w:p>
-    <w:p>
-      <w:pPr/>
-      <w:r>
-        <w:rPr>
-          <w:lang w:val="hi_IN" w:bidi="hi_IN"/>
-        </w:rPr>
-      </w:r>
-      <w:r>
-        <w:rPr>
           <w:b/>
           <w:lang w:val="hi_IN" w:bidi="hi_IN"/>
         </w:rPr>
@@ -15147,20 +13360,6 @@
       </w:r>
       <w:r>
         <w:rPr>
-          <w:lang w:val="hi_IN" w:bidi="hi_IN"/>
-        </w:rPr>
-        <w:t>אֲשֶׁר֙ לֹא־עָזַ֣ב</w:t>
-      </w:r>
-    </w:p>
-    <w:p>
-      <w:pPr/>
-      <w:r>
-        <w:rPr>
-          <w:lang w:val="hi_IN" w:bidi="hi_IN"/>
-        </w:rPr>
-      </w:r>
-      <w:r>
-        <w:rPr>
           <w:b/>
           <w:lang w:val="hi_IN" w:bidi="hi_IN"/>
         </w:rPr>
@@ -15263,20 +13462,6 @@
       </w:r>
       <w:r>
         <w:rPr>
-          <w:lang w:val="hi_IN" w:bidi="hi_IN"/>
-        </w:rPr>
-        <w:t>אֶת־הַ⁠חַיִּ֖ים</w:t>
-      </w:r>
-    </w:p>
-    <w:p>
-      <w:pPr/>
-      <w:r>
-        <w:rPr>
-          <w:lang w:val="hi_IN" w:bidi="hi_IN"/>
-        </w:rPr>
-      </w:r>
-      <w:r>
-        <w:rPr>
           <w:b/>
           <w:lang w:val="hi_IN" w:bidi="hi_IN"/>
         </w:rPr>
@@ -15399,20 +13584,6 @@
       </w:r>
       <w:r>
         <w:rPr>
-          <w:lang w:val="hi_IN" w:bidi="hi_IN"/>
-        </w:rPr>
-        <w:t>וְ⁠אֶת־הַ⁠מֵּתִ֑ים</w:t>
-      </w:r>
-    </w:p>
-    <w:p>
-      <w:pPr/>
-      <w:r>
-        <w:rPr>
-          <w:lang w:val="hi_IN" w:bidi="hi_IN"/>
-        </w:rPr>
-      </w:r>
-      <w:r>
-        <w:rPr>
           <w:b/>
           <w:lang w:val="hi_IN" w:bidi="hi_IN"/>
         </w:rPr>
@@ -15535,20 +13706,6 @@
       </w:r>
       <w:r>
         <w:rPr>
-          <w:lang w:val="hi_IN" w:bidi="hi_IN"/>
-        </w:rPr>
-        <w:t>קָר֥וֹב לָ֨⁠נוּ֙ הָ⁠אִ֔ישׁ מִֽ⁠גֹּאֲלֵ֖⁠נוּ הֽוּא</w:t>
-      </w:r>
-    </w:p>
-    <w:p>
-      <w:pPr/>
-      <w:r>
-        <w:rPr>
-          <w:lang w:val="hi_IN" w:bidi="hi_IN"/>
-        </w:rPr>
-      </w:r>
-      <w:r>
-        <w:rPr>
           <w:b/>
           <w:lang w:val="hi_IN" w:bidi="hi_IN"/>
         </w:rPr>
@@ -15632,20 +13789,6 @@
       </w:r>
       <w:r>
         <w:rPr>
-          <w:lang w:val="hi_IN" w:bidi="hi_IN"/>
-        </w:rPr>
-        <w:t>מִֽ⁠גֹּאֲלֵ֖⁠נוּ</w:t>
-      </w:r>
-    </w:p>
-    <w:p>
-      <w:pPr/>
-      <w:r>
-        <w:rPr>
-          <w:lang w:val="hi_IN" w:bidi="hi_IN"/>
-        </w:rPr>
-      </w:r>
-      <w:r>
-        <w:rPr>
           <w:b/>
           <w:lang w:val="hi_IN" w:bidi="hi_IN"/>
         </w:rPr>
@@ -15709,20 +13852,6 @@
       </w:r>
       <w:r>
         <w:rPr>
-          <w:lang w:val="hi_IN" w:bidi="hi_IN"/>
-        </w:rPr>
-        <w:t>גַּ֣ם ׀ כִּי־אָמַ֣ר אֵלַ֗⁠י</w:t>
-      </w:r>
-    </w:p>
-    <w:p>
-      <w:pPr/>
-      <w:r>
-        <w:rPr>
-          <w:lang w:val="hi_IN" w:bidi="hi_IN"/>
-        </w:rPr>
-      </w:r>
-      <w:r>
-        <w:rPr>
           <w:b/>
           <w:lang w:val="hi_IN" w:bidi="hi_IN"/>
         </w:rPr>
@@ -15786,20 +13915,6 @@
       </w:r>
       <w:r>
         <w:rPr>
-          <w:lang w:val="hi_IN" w:bidi="hi_IN"/>
-        </w:rPr>
-        <w:t>אָמַ֣ר אֵלַ֗⁠י עִם־הַ⁠נְּעָרִ֤ים אֲשֶׁר־לִ⁠י֙ תִּדְבָּקִ֔י⁠ן עַ֣ד אִם־כִּלּ֔וּ אֵ֥ת כָּל־הַ⁠קָּצִ֖יר אֲשֶׁר־לִֽ⁠י</w:t>
-      </w:r>
-    </w:p>
-    <w:p>
-      <w:pPr/>
-      <w:r>
-        <w:rPr>
-          <w:lang w:val="hi_IN" w:bidi="hi_IN"/>
-        </w:rPr>
-      </w:r>
-      <w:r>
-        <w:rPr>
           <w:b/>
           <w:lang w:val="hi_IN" w:bidi="hi_IN"/>
         </w:rPr>
@@ -15883,20 +13998,6 @@
       </w:r>
       <w:r>
         <w:rPr>
-          <w:lang w:val="hi_IN" w:bidi="hi_IN"/>
-        </w:rPr>
-        <w:t>עִם־הַ⁠נְּעָרִ֤ים אֲשֶׁר־לִ⁠י֙ תִּדְבָּקִ֔י⁠ן</w:t>
-      </w:r>
-    </w:p>
-    <w:p>
-      <w:pPr/>
-      <w:r>
-        <w:rPr>
-          <w:lang w:val="hi_IN" w:bidi="hi_IN"/>
-        </w:rPr>
-      </w:r>
-      <w:r>
-        <w:rPr>
           <w:b/>
           <w:lang w:val="hi_IN" w:bidi="hi_IN"/>
         </w:rPr>
@@ -16063,20 +14164,6 @@
       </w:r>
       <w:r>
         <w:rPr>
-          <w:lang w:val="hi_IN" w:bidi="hi_IN"/>
-        </w:rPr>
-        <w:t>וְ⁠לֹ֥א יִפְגְּעוּ־בָ֖⁠ךְ</w:t>
-      </w:r>
-    </w:p>
-    <w:p>
-      <w:pPr/>
-      <w:r>
-        <w:rPr>
-          <w:lang w:val="hi_IN" w:bidi="hi_IN"/>
-        </w:rPr>
-      </w:r>
-      <w:r>
-        <w:rPr>
           <w:b/>
           <w:lang w:val="hi_IN" w:bidi="hi_IN"/>
         </w:rPr>
@@ -16153,20 +14240,6 @@
       </w:r>
       <w:r>
         <w:rPr>
-          <w:lang w:val="hi_IN" w:bidi="hi_IN"/>
-        </w:rPr>
-        <w:t>וַ⁠תִּדְבַּ֞ק</w:t>
-      </w:r>
-    </w:p>
-    <w:p>
-      <w:pPr/>
-      <w:r>
-        <w:rPr>
-          <w:lang w:val="hi_IN" w:bidi="hi_IN"/>
-        </w:rPr>
-      </w:r>
-      <w:r>
-        <w:rPr>
           <w:b/>
           <w:lang w:val="hi_IN" w:bidi="hi_IN"/>
         </w:rPr>
@@ -16230,20 +14303,6 @@
       </w:r>
       <w:r>
         <w:rPr>
-          <w:lang w:val="hi_IN" w:bidi="hi_IN"/>
-        </w:rPr>
-        <w:t>עַד־כְּל֥וֹת קְצִֽיר־הַ⁠שְּׂעֹרִ֖ים וּ⁠קְצִ֣יר הַֽ⁠חִטִּ֑ים</w:t>
-      </w:r>
-    </w:p>
-    <w:p>
-      <w:pPr/>
-      <w:r>
-        <w:rPr>
-          <w:lang w:val="hi_IN" w:bidi="hi_IN"/>
-        </w:rPr>
-      </w:r>
-      <w:r>
-        <w:rPr>
           <w:b/>
           <w:lang w:val="hi_IN" w:bidi="hi_IN"/>
         </w:rPr>
@@ -16446,20 +14505,6 @@
       </w:r>
       <w:r>
         <w:rPr>
-          <w:lang w:val="hi_IN" w:bidi="hi_IN"/>
-        </w:rPr>
-        <w:t>וַ⁠תֹּ֥אמֶר לָ֖⁠הּ נָעֳמִ֣י חֲמוֹתָ֑⁠הּ</w:t>
-      </w:r>
-    </w:p>
-    <w:p>
-      <w:pPr/>
-      <w:r>
-        <w:rPr>
-          <w:lang w:val="hi_IN" w:bidi="hi_IN"/>
-        </w:rPr>
-      </w:r>
-      <w:r>
-        <w:rPr>
           <w:b/>
           <w:lang w:val="hi_IN" w:bidi="hi_IN"/>
         </w:rPr>
@@ -16606,20 +14651,6 @@
       </w:r>
       <w:r>
         <w:rPr>
-          <w:lang w:val="hi_IN" w:bidi="hi_IN"/>
-        </w:rPr>
-        <w:t>נָעֳמִ֣י חֲמוֹתָ֑⁠הּ</w:t>
-      </w:r>
-    </w:p>
-    <w:p>
-      <w:pPr/>
-      <w:r>
-        <w:rPr>
-          <w:lang w:val="hi_IN" w:bidi="hi_IN"/>
-        </w:rPr>
-      </w:r>
-      <w:r>
-        <w:rPr>
           <w:b/>
           <w:lang w:val="hi_IN" w:bidi="hi_IN"/>
         </w:rPr>
@@ -16723,20 +14754,6 @@
       </w:r>
       <w:r>
         <w:rPr>
-          <w:lang w:val="hi_IN" w:bidi="hi_IN"/>
-        </w:rPr>
-        <w:t>חֲמוֹתָ֑⁠הּ</w:t>
-      </w:r>
-    </w:p>
-    <w:p>
-      <w:pPr/>
-      <w:r>
-        <w:rPr>
-          <w:lang w:val="hi_IN" w:bidi="hi_IN"/>
-        </w:rPr>
-      </w:r>
-      <w:r>
-        <w:rPr>
           <w:b/>
           <w:lang w:val="hi_IN" w:bidi="hi_IN"/>
         </w:rPr>
@@ -16833,20 +14850,6 @@
       </w:r>
       <w:r>
         <w:rPr>
-          <w:lang w:val="hi_IN" w:bidi="hi_IN"/>
-        </w:rPr>
-        <w:t>בִּתִּ֞⁠י</w:t>
-      </w:r>
-    </w:p>
-    <w:p>
-      <w:pPr/>
-      <w:r>
-        <w:rPr>
-          <w:lang w:val="hi_IN" w:bidi="hi_IN"/>
-        </w:rPr>
-      </w:r>
-      <w:r>
-        <w:rPr>
           <w:b/>
           <w:lang w:val="hi_IN" w:bidi="hi_IN"/>
         </w:rPr>
@@ -16910,20 +14913,6 @@
       </w:r>
       <w:r>
         <w:rPr>
-          <w:lang w:val="hi_IN" w:bidi="hi_IN"/>
-        </w:rPr>
-        <w:t>הֲ⁠לֹ֧א אֲבַקֶּשׁ־לָ֛⁠ךְ מָנ֖וֹחַ אֲשֶׁ֥ר יִֽיטַב־לָֽ⁠ךְ</w:t>
-      </w:r>
-    </w:p>
-    <w:p>
-      <w:pPr/>
-      <w:r>
-        <w:rPr>
-          <w:lang w:val="hi_IN" w:bidi="hi_IN"/>
-        </w:rPr>
-      </w:r>
-      <w:r>
-        <w:rPr>
           <w:b/>
           <w:lang w:val="hi_IN" w:bidi="hi_IN"/>
         </w:rPr>
@@ -17020,20 +15009,6 @@
       </w:r>
       <w:r>
         <w:rPr>
-          <w:lang w:val="hi_IN" w:bidi="hi_IN"/>
-        </w:rPr>
-        <w:t>מָנ֖וֹחַ</w:t>
-      </w:r>
-    </w:p>
-    <w:p>
-      <w:pPr/>
-      <w:r>
-        <w:rPr>
-          <w:lang w:val="hi_IN" w:bidi="hi_IN"/>
-        </w:rPr>
-      </w:r>
-      <w:r>
-        <w:rPr>
           <w:b/>
           <w:lang w:val="hi_IN" w:bidi="hi_IN"/>
         </w:rPr>
@@ -17130,20 +15105,6 @@
       </w:r>
       <w:r>
         <w:rPr>
-          <w:lang w:val="hi_IN" w:bidi="hi_IN"/>
-        </w:rPr>
-        <w:t>וְ⁠עַתָּ֗ה</w:t>
-      </w:r>
-    </w:p>
-    <w:p>
-      <w:pPr/>
-      <w:r>
-        <w:rPr>
-          <w:lang w:val="hi_IN" w:bidi="hi_IN"/>
-        </w:rPr>
-      </w:r>
-      <w:r>
-        <w:rPr>
           <w:b/>
           <w:lang w:val="hi_IN" w:bidi="hi_IN"/>
         </w:rPr>
@@ -17227,20 +15188,6 @@
       </w:r>
       <w:r>
         <w:rPr>
-          <w:lang w:val="hi_IN" w:bidi="hi_IN"/>
-        </w:rPr>
-        <w:t>הֲ⁠לֹ֥א בֹ֨עַז֙ מֹֽדַעְתָּ֔⁠נוּ אֲשֶׁ֥ר הָיִ֖ית אֶת־נַעֲרוֹתָ֑י⁠ו</w:t>
-      </w:r>
-    </w:p>
-    <w:p>
-      <w:pPr/>
-      <w:r>
-        <w:rPr>
-          <w:lang w:val="hi_IN" w:bidi="hi_IN"/>
-        </w:rPr>
-      </w:r>
-      <w:r>
-        <w:rPr>
           <w:b/>
           <w:lang w:val="hi_IN" w:bidi="hi_IN"/>
         </w:rPr>
@@ -17337,20 +15284,6 @@
       </w:r>
       <w:r>
         <w:rPr>
-          <w:lang w:val="hi_IN" w:bidi="hi_IN"/>
-        </w:rPr>
-        <w:t>אֲשֶׁ֥ר הָיִ֖ית אֶת־נַעֲרוֹתָ֑י⁠ו</w:t>
-      </w:r>
-    </w:p>
-    <w:p>
-      <w:pPr/>
-      <w:r>
-        <w:rPr>
-          <w:lang w:val="hi_IN" w:bidi="hi_IN"/>
-        </w:rPr>
-      </w:r>
-      <w:r>
-        <w:rPr>
           <w:b/>
           <w:lang w:val="hi_IN" w:bidi="hi_IN"/>
         </w:rPr>
@@ -17434,20 +15367,6 @@
       </w:r>
       <w:r>
         <w:rPr>
-          <w:lang w:val="hi_IN" w:bidi="hi_IN"/>
-        </w:rPr>
-        <w:t>הִנֵּה</w:t>
-      </w:r>
-    </w:p>
-    <w:p>
-      <w:pPr/>
-      <w:r>
-        <w:rPr>
-          <w:lang w:val="hi_IN" w:bidi="hi_IN"/>
-        </w:rPr>
-      </w:r>
-      <w:r>
-        <w:rPr>
           <w:b/>
           <w:lang w:val="hi_IN" w:bidi="hi_IN"/>
         </w:rPr>
@@ -17601,20 +15520,6 @@
       </w:r>
       <w:r>
         <w:rPr>
-          <w:lang w:val="hi_IN" w:bidi="hi_IN"/>
-        </w:rPr>
-        <w:t>וְיָרַ֣דְתְּ הַ⁠גֹּ֑רֶן</w:t>
-      </w:r>
-    </w:p>
-    <w:p>
-      <w:pPr/>
-      <w:r>
-        <w:rPr>
-          <w:lang w:val="hi_IN" w:bidi="hi_IN"/>
-        </w:rPr>
-      </w:r>
-      <w:r>
-        <w:rPr>
           <w:b/>
           <w:lang w:val="hi_IN" w:bidi="hi_IN"/>
         </w:rPr>
@@ -17678,20 +15583,6 @@
       </w:r>
       <w:r>
         <w:rPr>
-          <w:lang w:val="hi_IN" w:bidi="hi_IN"/>
-        </w:rPr>
-        <w:t>לֶ⁠אֱכֹ֥ל וְ⁠לִ⁠שְׁתּֽוֹת</w:t>
-      </w:r>
-    </w:p>
-    <w:p>
-      <w:pPr/>
-      <w:r>
-        <w:rPr>
-          <w:lang w:val="hi_IN" w:bidi="hi_IN"/>
-        </w:rPr>
-      </w:r>
-      <w:r>
-        <w:rPr>
           <w:b/>
           <w:lang w:val="hi_IN" w:bidi="hi_IN"/>
         </w:rPr>
@@ -17769,20 +15660,6 @@
       </w:r>
       <w:r>
         <w:rPr>
-          <w:lang w:val="hi_IN" w:bidi="hi_IN"/>
-        </w:rPr>
-        <w:t>וִ⁠יהִ֣י</w:t>
-      </w:r>
-    </w:p>
-    <w:p>
-      <w:pPr/>
-      <w:r>
-        <w:rPr>
-          <w:lang w:val="hi_IN" w:bidi="hi_IN"/>
-        </w:rPr>
-      </w:r>
-      <w:r>
-        <w:rPr>
           <w:b/>
           <w:lang w:val="hi_IN" w:bidi="hi_IN"/>
         </w:rPr>
@@ -17866,20 +15743,6 @@
       </w:r>
       <w:r>
         <w:rPr>
-          <w:lang w:val="hi_IN" w:bidi="hi_IN"/>
-        </w:rPr>
-        <w:t>וְ⁠גִלִּ֥ית מַרְגְּלֹתָ֖י⁠ו</w:t>
-      </w:r>
-    </w:p>
-    <w:p>
-      <w:pPr/>
-      <w:r>
-        <w:rPr>
-          <w:lang w:val="hi_IN" w:bidi="hi_IN"/>
-        </w:rPr>
-      </w:r>
-      <w:r>
-        <w:rPr>
           <w:b/>
           <w:lang w:val="hi_IN" w:bidi="hi_IN"/>
         </w:rPr>
@@ -17963,20 +15826,6 @@
       </w:r>
       <w:r>
         <w:rPr>
-          <w:lang w:val="hi_IN" w:bidi="hi_IN"/>
-        </w:rPr>
-        <w:t>מַרְגְּלֹתָ֖י⁠ו</w:t>
-      </w:r>
-    </w:p>
-    <w:p>
-      <w:pPr/>
-      <w:r>
-        <w:rPr>
-          <w:lang w:val="hi_IN" w:bidi="hi_IN"/>
-        </w:rPr>
-      </w:r>
-      <w:r>
-        <w:rPr>
           <w:b/>
           <w:lang w:val="hi_IN" w:bidi="hi_IN"/>
         </w:rPr>
@@ -18040,20 +15889,6 @@
       </w:r>
       <w:r>
         <w:rPr>
-          <w:lang w:val="hi_IN" w:bidi="hi_IN"/>
-        </w:rPr>
-        <w:t>וְ⁠הוּא֙ יַגִּ֣יד לָ֔⁠ךְ אֵ֖ת אֲשֶׁ֥ר תַּעַשִֽׂי⁠ן</w:t>
-      </w:r>
-    </w:p>
-    <w:p>
-      <w:pPr/>
-      <w:r>
-        <w:rPr>
-          <w:lang w:val="hi_IN" w:bidi="hi_IN"/>
-        </w:rPr>
-      </w:r>
-      <w:r>
-        <w:rPr>
           <w:b/>
           <w:lang w:val="hi_IN" w:bidi="hi_IN"/>
         </w:rPr>
@@ -18143,20 +15978,6 @@
       </w:r>
       <w:r>
         <w:rPr>
-          <w:lang w:val="hi_IN" w:bidi="hi_IN"/>
-        </w:rPr>
-        <w:t>וְ⁠הוּא֙ יַגִּ֣יד</w:t>
-      </w:r>
-    </w:p>
-    <w:p>
-      <w:pPr/>
-      <w:r>
-        <w:rPr>
-          <w:lang w:val="hi_IN" w:bidi="hi_IN"/>
-        </w:rPr>
-      </w:r>
-      <w:r>
-        <w:rPr>
           <w:b/>
           <w:lang w:val="hi_IN" w:bidi="hi_IN"/>
         </w:rPr>
@@ -18221,20 +16042,6 @@
       </w:r>
       <w:r>
         <w:rPr>
-          <w:lang w:val="hi_IN" w:bidi="hi_IN"/>
-        </w:rPr>
-        <w:t>וַ⁠תַּ֕עַשׂ כְּ⁠כֹ֥ל אֲשֶׁר־צִוַּ֖תָּ⁠ה חֲמוֹתָֽ⁠הּ</w:t>
-      </w:r>
-    </w:p>
-    <w:p>
-      <w:pPr/>
-      <w:r>
-        <w:rPr>
-          <w:lang w:val="hi_IN" w:bidi="hi_IN"/>
-        </w:rPr>
-      </w:r>
-      <w:r>
-        <w:rPr>
           <w:b/>
           <w:lang w:val="hi_IN" w:bidi="hi_IN"/>
         </w:rPr>
@@ -18344,20 +16151,6 @@
       </w:r>
       <w:r>
         <w:rPr>
-          <w:lang w:val="hi_IN" w:bidi="hi_IN"/>
-        </w:rPr>
-        <w:t>וַ⁠יִּיטַ֣ב לִבּ֔⁠וֹ</w:t>
-      </w:r>
-    </w:p>
-    <w:p>
-      <w:pPr/>
-      <w:r>
-        <w:rPr>
-          <w:lang w:val="hi_IN" w:bidi="hi_IN"/>
-        </w:rPr>
-      </w:r>
-      <w:r>
-        <w:rPr>
           <w:b/>
           <w:lang w:val="hi_IN" w:bidi="hi_IN"/>
         </w:rPr>
@@ -18595,20 +16388,6 @@
       </w:r>
       <w:r>
         <w:rPr>
-          <w:lang w:val="hi_IN" w:bidi="hi_IN"/>
-        </w:rPr>
-        <w:t>וַ⁠יְהִי֙ בַּ⁠חֲצִ֣י הַ⁠לַּ֔יְלָה</w:t>
-      </w:r>
-    </w:p>
-    <w:p>
-      <w:pPr/>
-      <w:r>
-        <w:rPr>
-          <w:lang w:val="hi_IN" w:bidi="hi_IN"/>
-        </w:rPr>
-      </w:r>
-      <w:r>
-        <w:rPr>
           <w:b/>
           <w:lang w:val="hi_IN" w:bidi="hi_IN"/>
         </w:rPr>
@@ -18692,20 +16471,6 @@
       </w:r>
       <w:r>
         <w:rPr>
-          <w:lang w:val="hi_IN" w:bidi="hi_IN"/>
-        </w:rPr>
-        <w:t>וַ⁠יֶּחֱרַ֥ד הָ⁠אִ֖ישׁ</w:t>
-      </w:r>
-    </w:p>
-    <w:p>
-      <w:pPr/>
-      <w:r>
-        <w:rPr>
-          <w:lang w:val="hi_IN" w:bidi="hi_IN"/>
-        </w:rPr>
-      </w:r>
-      <w:r>
-        <w:rPr>
           <w:b/>
           <w:lang w:val="hi_IN" w:bidi="hi_IN"/>
         </w:rPr>
@@ -18852,20 +16617,6 @@
       </w:r>
       <w:r>
         <w:rPr>
-          <w:lang w:val="hi_IN" w:bidi="hi_IN"/>
-        </w:rPr>
-        <w:t>אֲמָתֶ֔⁠ךָ &amp; אֲמָ֣תְ⁠ךָ֔</w:t>
-      </w:r>
-    </w:p>
-    <w:p>
-      <w:pPr/>
-      <w:r>
-        <w:rPr>
-          <w:lang w:val="hi_IN" w:bidi="hi_IN"/>
-        </w:rPr>
-      </w:r>
-      <w:r>
-        <w:rPr>
           <w:b/>
           <w:lang w:val="hi_IN" w:bidi="hi_IN"/>
         </w:rPr>
@@ -18929,20 +16680,6 @@
       </w:r>
       <w:r>
         <w:rPr>
-          <w:lang w:val="hi_IN" w:bidi="hi_IN"/>
-        </w:rPr>
-        <w:t>וּ⁠פָרַשְׂתָּ֤ כְנָפֶ֨⁠ךָ֙ עַל־אֲמָ֣תְ⁠ךָ֔</w:t>
-      </w:r>
-    </w:p>
-    <w:p>
-      <w:pPr/>
-      <w:r>
-        <w:rPr>
-          <w:lang w:val="hi_IN" w:bidi="hi_IN"/>
-        </w:rPr>
-      </w:r>
-      <w:r>
-        <w:rPr>
           <w:b/>
           <w:lang w:val="hi_IN" w:bidi="hi_IN"/>
         </w:rPr>
@@ -19089,20 +16826,6 @@
       </w:r>
       <w:r>
         <w:rPr>
-          <w:lang w:val="hi_IN" w:bidi="hi_IN"/>
-        </w:rPr>
-        <w:t>בְּרוּכָ֨ה אַ֤תְּ לַֽ⁠יהוָה֙</w:t>
-      </w:r>
-    </w:p>
-    <w:p>
-      <w:pPr/>
-      <w:r>
-        <w:rPr>
-          <w:lang w:val="hi_IN" w:bidi="hi_IN"/>
-        </w:rPr>
-      </w:r>
-      <w:r>
-        <w:rPr>
           <w:b/>
           <w:lang w:val="hi_IN" w:bidi="hi_IN"/>
         </w:rPr>
@@ -19186,20 +16909,6 @@
       </w:r>
       <w:r>
         <w:rPr>
-          <w:lang w:val="hi_IN" w:bidi="hi_IN"/>
-        </w:rPr>
-        <w:t>בִּתִּ֔⁠י</w:t>
-      </w:r>
-    </w:p>
-    <w:p>
-      <w:pPr/>
-      <w:r>
-        <w:rPr>
-          <w:lang w:val="hi_IN" w:bidi="hi_IN"/>
-        </w:rPr>
-      </w:r>
-      <w:r>
-        <w:rPr>
           <w:b/>
           <w:lang w:val="hi_IN" w:bidi="hi_IN"/>
         </w:rPr>
@@ -19232,7 +16941,7 @@
         </w:rPr>
         <w:t xml:space="preserve"> का अनुवाद </w:t>
       </w:r>
-      <w:hyperlink r:id="rId15">
+      <w:hyperlink r:id="rId13">
         <w:r>
           <w:rPr>
             <w:lang w:val="hi_IN" w:bidi="hi_IN"/>
@@ -19314,20 +17023,6 @@
       </w:r>
       <w:r>
         <w:rPr>
-          <w:lang w:val="hi_IN" w:bidi="hi_IN"/>
-        </w:rPr>
-        <w:t>הֵיטַ֛בְתְּ חַסְדֵּ֥⁠ךְ הָ⁠אַחֲר֖וֹן מִן־הָ⁠רִאשׁ֑וֹן</w:t>
-      </w:r>
-    </w:p>
-    <w:p>
-      <w:pPr/>
-      <w:r>
-        <w:rPr>
-          <w:lang w:val="hi_IN" w:bidi="hi_IN"/>
-        </w:rPr>
-      </w:r>
-      <w:r>
-        <w:rPr>
           <w:b/>
           <w:lang w:val="hi_IN" w:bidi="hi_IN"/>
         </w:rPr>
@@ -19392,20 +17087,6 @@
       </w:r>
       <w:r>
         <w:rPr>
-          <w:lang w:val="hi_IN" w:bidi="hi_IN"/>
-        </w:rPr>
-        <w:t>הָ⁠רִאשׁ֑וֹן</w:t>
-      </w:r>
-    </w:p>
-    <w:p>
-      <w:pPr/>
-      <w:r>
-        <w:rPr>
-          <w:lang w:val="hi_IN" w:bidi="hi_IN"/>
-        </w:rPr>
-      </w:r>
-      <w:r>
-        <w:rPr>
           <w:b/>
           <w:lang w:val="hi_IN" w:bidi="hi_IN"/>
         </w:rPr>
@@ -19469,20 +17150,6 @@
       </w:r>
       <w:r>
         <w:rPr>
-          <w:lang w:val="hi_IN" w:bidi="hi_IN"/>
-        </w:rPr>
-        <w:t>לְ⁠בִלְתִּי־לֶ֗כֶת אַחֲרֵי֙</w:t>
-      </w:r>
-    </w:p>
-    <w:p>
-      <w:pPr/>
-      <w:r>
-        <w:rPr>
-          <w:lang w:val="hi_IN" w:bidi="hi_IN"/>
-        </w:rPr>
-      </w:r>
-      <w:r>
-        <w:rPr>
           <w:b/>
           <w:lang w:val="hi_IN" w:bidi="hi_IN"/>
         </w:rPr>
@@ -19573,20 +17240,6 @@
       </w:r>
       <w:r>
         <w:rPr>
-          <w:lang w:val="hi_IN" w:bidi="hi_IN"/>
-        </w:rPr>
-        <w:t>וְ⁠עַתָּ֗ה</w:t>
-      </w:r>
-    </w:p>
-    <w:p>
-      <w:pPr/>
-      <w:r>
-        <w:rPr>
-          <w:lang w:val="hi_IN" w:bidi="hi_IN"/>
-        </w:rPr>
-      </w:r>
-      <w:r>
-        <w:rPr>
           <w:b/>
           <w:lang w:val="hi_IN" w:bidi="hi_IN"/>
         </w:rPr>
@@ -19696,20 +17349,6 @@
       </w:r>
       <w:r>
         <w:rPr>
-          <w:lang w:val="hi_IN" w:bidi="hi_IN"/>
-        </w:rPr>
-        <w:t>בִּתִּ⁠י֙</w:t>
-      </w:r>
-    </w:p>
-    <w:p>
-      <w:pPr/>
-      <w:r>
-        <w:rPr>
-          <w:lang w:val="hi_IN" w:bidi="hi_IN"/>
-        </w:rPr>
-      </w:r>
-      <w:r>
-        <w:rPr>
           <w:b/>
           <w:lang w:val="hi_IN" w:bidi="hi_IN"/>
         </w:rPr>
@@ -19773,20 +17412,6 @@
       </w:r>
       <w:r>
         <w:rPr>
-          <w:lang w:val="hi_IN" w:bidi="hi_IN"/>
-        </w:rPr>
-        <w:t>כָּל־שַׁ֣עַר עַמִּ֔⁠י</w:t>
-      </w:r>
-    </w:p>
-    <w:p>
-      <w:pPr/>
-      <w:r>
-        <w:rPr>
-          <w:lang w:val="hi_IN" w:bidi="hi_IN"/>
-        </w:rPr>
-      </w:r>
-      <w:r>
-        <w:rPr>
           <w:b/>
           <w:lang w:val="hi_IN" w:bidi="hi_IN"/>
         </w:rPr>
@@ -19947,20 +17572,6 @@
       </w:r>
       <w:r>
         <w:rPr>
-          <w:lang w:val="hi_IN" w:bidi="hi_IN"/>
-        </w:rPr>
-        <w:t>וְ⁠עַתָּה֙</w:t>
-      </w:r>
-    </w:p>
-    <w:p>
-      <w:pPr/>
-      <w:r>
-        <w:rPr>
-          <w:lang w:val="hi_IN" w:bidi="hi_IN"/>
-        </w:rPr>
-      </w:r>
-      <w:r>
-        <w:rPr>
           <w:b/>
           <w:lang w:val="hi_IN" w:bidi="hi_IN"/>
         </w:rPr>
@@ -20024,20 +17635,6 @@
       </w:r>
       <w:r>
         <w:rPr>
-          <w:lang w:val="hi_IN" w:bidi="hi_IN"/>
-        </w:rPr>
-        <w:t>וְ⁠גַ֛ם</w:t>
-      </w:r>
-    </w:p>
-    <w:p>
-      <w:pPr/>
-      <w:r>
-        <w:rPr>
-          <w:lang w:val="hi_IN" w:bidi="hi_IN"/>
-        </w:rPr>
-      </w:r>
-      <w:r>
-        <w:rPr>
           <w:b/>
           <w:lang w:val="hi_IN" w:bidi="hi_IN"/>
         </w:rPr>
@@ -20134,20 +17731,6 @@
       </w:r>
       <w:r>
         <w:rPr>
-          <w:lang w:val="hi_IN" w:bidi="hi_IN"/>
-        </w:rPr>
-        <w:t>גֹאֵ֖ל &amp; גֹּאֵ֖ל</w:t>
-      </w:r>
-    </w:p>
-    <w:p>
-      <w:pPr/>
-      <w:r>
-        <w:rPr>
-          <w:lang w:val="hi_IN" w:bidi="hi_IN"/>
-        </w:rPr>
-      </w:r>
-      <w:r>
-        <w:rPr>
           <w:b/>
           <w:lang w:val="hi_IN" w:bidi="hi_IN"/>
         </w:rPr>
@@ -20211,20 +17794,6 @@
       </w:r>
       <w:r>
         <w:rPr>
-          <w:lang w:val="hi_IN" w:bidi="hi_IN"/>
-        </w:rPr>
-        <w:t>אִם־יִגְאָלֵ֥⁠ךְ</w:t>
-      </w:r>
-    </w:p>
-    <w:p>
-      <w:pPr/>
-      <w:r>
-        <w:rPr>
-          <w:lang w:val="hi_IN" w:bidi="hi_IN"/>
-        </w:rPr>
-      </w:r>
-      <w:r>
-        <w:rPr>
           <w:b/>
           <w:lang w:val="hi_IN" w:bidi="hi_IN"/>
         </w:rPr>
@@ -20334,20 +17903,6 @@
       </w:r>
       <w:r>
         <w:rPr>
-          <w:lang w:val="hi_IN" w:bidi="hi_IN"/>
-        </w:rPr>
-        <w:t>וּ⁠גְאַלְתִּ֥י⁠ךְ אָנֹ֖כִי</w:t>
-      </w:r>
-    </w:p>
-    <w:p>
-      <w:pPr/>
-      <w:r>
-        <w:rPr>
-          <w:lang w:val="hi_IN" w:bidi="hi_IN"/>
-        </w:rPr>
-      </w:r>
-      <w:r>
-        <w:rPr>
           <w:b/>
           <w:lang w:val="hi_IN" w:bidi="hi_IN"/>
         </w:rPr>
@@ -20507,20 +18062,6 @@
       </w:r>
       <w:r>
         <w:rPr>
-          <w:lang w:val="hi_IN" w:bidi="hi_IN"/>
-        </w:rPr>
-        <w:t>וַ⁠תִּשְׁכַּ֤ב מַרְגְּלוֹתָיו֙</w:t>
-      </w:r>
-    </w:p>
-    <w:p>
-      <w:pPr/>
-      <w:r>
-        <w:rPr>
-          <w:lang w:val="hi_IN" w:bidi="hi_IN"/>
-        </w:rPr>
-      </w:r>
-      <w:r>
-        <w:rPr>
           <w:b/>
           <w:lang w:val="hi_IN" w:bidi="hi_IN"/>
         </w:rPr>
@@ -20584,20 +18125,6 @@
       </w:r>
       <w:r>
         <w:rPr>
-          <w:lang w:val="hi_IN" w:bidi="hi_IN"/>
-        </w:rPr>
-        <w:t>בְּטֶ֛רֶם יַכִּ֥יר אִ֖ישׁ אֶת־רֵעֵ֑⁠הוּ</w:t>
-      </w:r>
-    </w:p>
-    <w:p>
-      <w:pPr/>
-      <w:r>
-        <w:rPr>
-          <w:lang w:val="hi_IN" w:bidi="hi_IN"/>
-        </w:rPr>
-      </w:r>
-      <w:r>
-        <w:rPr>
           <w:b/>
           <w:lang w:val="hi_IN" w:bidi="hi_IN"/>
         </w:rPr>
@@ -20694,20 +18221,6 @@
       </w:r>
       <w:r>
         <w:rPr>
-          <w:lang w:val="hi_IN" w:bidi="hi_IN"/>
-        </w:rPr>
-        <w:t>וַ⁠יֹּ֨אמֶר֙</w:t>
-      </w:r>
-    </w:p>
-    <w:p>
-      <w:pPr/>
-      <w:r>
-        <w:rPr>
-          <w:lang w:val="hi_IN" w:bidi="hi_IN"/>
-        </w:rPr>
-      </w:r>
-      <w:r>
-        <w:rPr>
           <w:b/>
           <w:lang w:val="hi_IN" w:bidi="hi_IN"/>
         </w:rPr>
@@ -20791,20 +18304,6 @@
       </w:r>
       <w:r>
         <w:rPr>
-          <w:lang w:val="hi_IN" w:bidi="hi_IN"/>
-        </w:rPr>
-        <w:t>אַל־יִוָּדַ֔ע</w:t>
-      </w:r>
-    </w:p>
-    <w:p>
-      <w:pPr/>
-      <w:r>
-        <w:rPr>
-          <w:lang w:val="hi_IN" w:bidi="hi_IN"/>
-        </w:rPr>
-      </w:r>
-      <w:r>
-        <w:rPr>
           <w:b/>
           <w:lang w:val="hi_IN" w:bidi="hi_IN"/>
         </w:rPr>
@@ -20888,20 +18387,6 @@
       </w:r>
       <w:r>
         <w:rPr>
-          <w:lang w:val="hi_IN" w:bidi="hi_IN"/>
-        </w:rPr>
-        <w:t>הַ⁠מִּטְפַּ֧חַת</w:t>
-      </w:r>
-    </w:p>
-    <w:p>
-      <w:pPr/>
-      <w:r>
-        <w:rPr>
-          <w:lang w:val="hi_IN" w:bidi="hi_IN"/>
-        </w:rPr>
-      </w:r>
-      <w:r>
-        <w:rPr>
           <w:b/>
           <w:lang w:val="hi_IN" w:bidi="hi_IN"/>
         </w:rPr>
@@ -20965,20 +18450,6 @@
       </w:r>
       <w:r>
         <w:rPr>
-          <w:lang w:val="hi_IN" w:bidi="hi_IN"/>
-        </w:rPr>
-        <w:t>שֵׁשׁ־שְׂעֹרִים֙</w:t>
-      </w:r>
-    </w:p>
-    <w:p>
-      <w:pPr/>
-      <w:r>
-        <w:rPr>
-          <w:lang w:val="hi_IN" w:bidi="hi_IN"/>
-        </w:rPr>
-      </w:r>
-      <w:r>
-        <w:rPr>
           <w:b/>
           <w:lang w:val="hi_IN" w:bidi="hi_IN"/>
         </w:rPr>
@@ -21055,20 +18526,6 @@
       </w:r>
       <w:r>
         <w:rPr>
-          <w:lang w:val="hi_IN" w:bidi="hi_IN"/>
-        </w:rPr>
-        <w:t>וַ⁠יָּ֣שֶׁת עָלֶ֔י⁠הָ</w:t>
-      </w:r>
-    </w:p>
-    <w:p>
-      <w:pPr/>
-      <w:r>
-        <w:rPr>
-          <w:lang w:val="hi_IN" w:bidi="hi_IN"/>
-        </w:rPr>
-      </w:r>
-      <w:r>
-        <w:rPr>
           <w:b/>
           <w:lang w:val="hi_IN" w:bidi="hi_IN"/>
         </w:rPr>
@@ -21132,20 +18589,6 @@
       </w:r>
       <w:r>
         <w:rPr>
-          <w:lang w:val="hi_IN" w:bidi="hi_IN"/>
-        </w:rPr>
-        <w:t>וַ⁠יָּבֹ֖א הָ⁠עִֽיר</w:t>
-      </w:r>
-    </w:p>
-    <w:p>
-      <w:pPr/>
-      <w:r>
-        <w:rPr>
-          <w:lang w:val="hi_IN" w:bidi="hi_IN"/>
-        </w:rPr>
-      </w:r>
-      <w:r>
-        <w:rPr>
           <w:b/>
           <w:lang w:val="hi_IN" w:bidi="hi_IN"/>
         </w:rPr>
@@ -21248,20 +18691,6 @@
       </w:r>
       <w:r>
         <w:rPr>
-          <w:lang w:val="hi_IN" w:bidi="hi_IN"/>
-        </w:rPr>
-        <w:t>מִי־אַ֣תְּ</w:t>
-      </w:r>
-    </w:p>
-    <w:p>
-      <w:pPr/>
-      <w:r>
-        <w:rPr>
-          <w:lang w:val="hi_IN" w:bidi="hi_IN"/>
-        </w:rPr>
-      </w:r>
-      <w:r>
-        <w:rPr>
           <w:b/>
           <w:lang w:val="hi_IN" w:bidi="hi_IN"/>
         </w:rPr>
@@ -21371,20 +18800,6 @@
       </w:r>
       <w:r>
         <w:rPr>
-          <w:lang w:val="hi_IN" w:bidi="hi_IN"/>
-        </w:rPr>
-        <w:t>בִּתִּ֑⁠י</w:t>
-      </w:r>
-    </w:p>
-    <w:p>
-      <w:pPr/>
-      <w:r>
-        <w:rPr>
-          <w:lang w:val="hi_IN" w:bidi="hi_IN"/>
-        </w:rPr>
-      </w:r>
-      <w:r>
-        <w:rPr>
           <w:b/>
           <w:lang w:val="hi_IN" w:bidi="hi_IN"/>
         </w:rPr>
@@ -21461,20 +18876,6 @@
       </w:r>
       <w:r>
         <w:rPr>
-          <w:lang w:val="hi_IN" w:bidi="hi_IN"/>
-        </w:rPr>
-        <w:t>אֵ֛ת כָּל־אֲשֶׁ֥ר עָֽשָׂה־לָ֖⁠הּ הָ⁠אִֽישׁ</w:t>
-      </w:r>
-    </w:p>
-    <w:p>
-      <w:pPr/>
-      <w:r>
-        <w:rPr>
-          <w:lang w:val="hi_IN" w:bidi="hi_IN"/>
-        </w:rPr>
-      </w:r>
-      <w:r>
-        <w:rPr>
           <w:b/>
           <w:lang w:val="hi_IN" w:bidi="hi_IN"/>
         </w:rPr>
@@ -21615,20 +19016,6 @@
       </w:r>
       <w:r>
         <w:rPr>
-          <w:lang w:val="hi_IN" w:bidi="hi_IN"/>
-        </w:rPr>
-        <w:t>כִּ֚י אָמַ֣ר אַל־תָּב֥וֹאִי רֵיקָ֖ם אֶל־חֲמוֹתֵֽ⁠ךְ</w:t>
-      </w:r>
-    </w:p>
-    <w:p>
-      <w:pPr/>
-      <w:r>
-        <w:rPr>
-          <w:lang w:val="hi_IN" w:bidi="hi_IN"/>
-        </w:rPr>
-      </w:r>
-      <w:r>
-        <w:rPr>
           <w:b/>
           <w:lang w:val="hi_IN" w:bidi="hi_IN"/>
         </w:rPr>
@@ -21835,20 +19222,6 @@
       </w:r>
       <w:r>
         <w:rPr>
-          <w:lang w:val="hi_IN" w:bidi="hi_IN"/>
-        </w:rPr>
-        <w:t>שְׁבִ֣י</w:t>
-      </w:r>
-    </w:p>
-    <w:p>
-      <w:pPr/>
-      <w:r>
-        <w:rPr>
-          <w:lang w:val="hi_IN" w:bidi="hi_IN"/>
-        </w:rPr>
-      </w:r>
-      <w:r>
-        <w:rPr>
           <w:b/>
           <w:lang w:val="hi_IN" w:bidi="hi_IN"/>
         </w:rPr>
@@ -21995,20 +19368,6 @@
       </w:r>
       <w:r>
         <w:rPr>
-          <w:lang w:val="hi_IN" w:bidi="hi_IN"/>
-        </w:rPr>
-        <w:t>אֵ֖יךְ יִפֹּ֣ל דָּבָ֑ר</w:t>
-      </w:r>
-    </w:p>
-    <w:p>
-      <w:pPr/>
-      <w:r>
-        <w:rPr>
-          <w:lang w:val="hi_IN" w:bidi="hi_IN"/>
-        </w:rPr>
-      </w:r>
-      <w:r>
-        <w:rPr>
           <w:b/>
           <w:lang w:val="hi_IN" w:bidi="hi_IN"/>
         </w:rPr>
@@ -22105,20 +19464,6 @@
       </w:r>
       <w:r>
         <w:rPr>
-          <w:lang w:val="hi_IN" w:bidi="hi_IN"/>
-        </w:rPr>
-        <w:t>לֹ֤א יִשְׁקֹט֙ הָ⁠אִ֔ישׁ כִּֽי־אִם</w:t>
-      </w:r>
-    </w:p>
-    <w:p>
-      <w:pPr/>
-      <w:r>
-        <w:rPr>
-          <w:lang w:val="hi_IN" w:bidi="hi_IN"/>
-        </w:rPr>
-      </w:r>
-      <w:r>
-        <w:rPr>
           <w:b/>
           <w:lang w:val="hi_IN" w:bidi="hi_IN"/>
         </w:rPr>
@@ -22482,20 +19827,6 @@
       </w:r>
       <w:r>
         <w:rPr>
-          <w:lang w:val="hi_IN" w:bidi="hi_IN"/>
-        </w:rPr>
-        <w:t>וּ⁠בֹ֨עַז עָלָ֣ה הַ⁠שַּׁעַר֮</w:t>
-      </w:r>
-    </w:p>
-    <w:p>
-      <w:pPr/>
-      <w:r>
-        <w:rPr>
-          <w:lang w:val="hi_IN" w:bidi="hi_IN"/>
-        </w:rPr>
-      </w:r>
-      <w:r>
-        <w:rPr>
           <w:b/>
           <w:lang w:val="hi_IN" w:bidi="hi_IN"/>
         </w:rPr>
@@ -22579,20 +19910,6 @@
       </w:r>
       <w:r>
         <w:rPr>
-          <w:lang w:val="hi_IN" w:bidi="hi_IN"/>
-        </w:rPr>
-        <w:t>הַ⁠שַּׁעַר֮</w:t>
-      </w:r>
-    </w:p>
-    <w:p>
-      <w:pPr/>
-      <w:r>
-        <w:rPr>
-          <w:lang w:val="hi_IN" w:bidi="hi_IN"/>
-        </w:rPr>
-      </w:r>
-      <w:r>
-        <w:rPr>
           <w:b/>
           <w:lang w:val="hi_IN" w:bidi="hi_IN"/>
         </w:rPr>
@@ -22766,20 +20083,6 @@
       </w:r>
       <w:r>
         <w:rPr>
-          <w:lang w:val="hi_IN" w:bidi="hi_IN"/>
-        </w:rPr>
-        <w:t>הַ⁠גֹּאֵ֤ל</w:t>
-      </w:r>
-    </w:p>
-    <w:p>
-      <w:pPr/>
-      <w:r>
-        <w:rPr>
-          <w:lang w:val="hi_IN" w:bidi="hi_IN"/>
-        </w:rPr>
-      </w:r>
-      <w:r>
-        <w:rPr>
           <w:b/>
           <w:lang w:val="hi_IN" w:bidi="hi_IN"/>
         </w:rPr>
@@ -22843,20 +20146,6 @@
       </w:r>
       <w:r>
         <w:rPr>
-          <w:lang w:val="hi_IN" w:bidi="hi_IN"/>
-        </w:rPr>
-        <w:t>וַ⁠יֹּ֛אמֶר ס֥וּרָ⁠ה שְׁבָ⁠ה־פֹּ֖ה פְּלֹנִ֣י אַלְמֹנִ֑י</w:t>
-      </w:r>
-    </w:p>
-    <w:p>
-      <w:pPr/>
-      <w:r>
-        <w:rPr>
-          <w:lang w:val="hi_IN" w:bidi="hi_IN"/>
-        </w:rPr>
-      </w:r>
-      <w:r>
-        <w:rPr>
           <w:b/>
           <w:lang w:val="hi_IN" w:bidi="hi_IN"/>
         </w:rPr>
@@ -22940,20 +20229,6 @@
       </w:r>
       <w:r>
         <w:rPr>
-          <w:lang w:val="hi_IN" w:bidi="hi_IN"/>
-        </w:rPr>
-        <w:t>פְּלֹנִ֣י אַלְמֹנִ֑י</w:t>
-      </w:r>
-    </w:p>
-    <w:p>
-      <w:pPr/>
-      <w:r>
-        <w:rPr>
-          <w:lang w:val="hi_IN" w:bidi="hi_IN"/>
-        </w:rPr>
-      </w:r>
-      <w:r>
-        <w:rPr>
           <w:b/>
           <w:lang w:val="hi_IN" w:bidi="hi_IN"/>
         </w:rPr>
@@ -23114,20 +20389,6 @@
       </w:r>
       <w:r>
         <w:rPr>
-          <w:lang w:val="hi_IN" w:bidi="hi_IN"/>
-        </w:rPr>
-        <w:t>לְ⁠אָחִ֖י⁠נוּ</w:t>
-      </w:r>
-    </w:p>
-    <w:p>
-      <w:pPr/>
-      <w:r>
-        <w:rPr>
-          <w:lang w:val="hi_IN" w:bidi="hi_IN"/>
-        </w:rPr>
-      </w:r>
-      <w:r>
-        <w:rPr>
           <w:b/>
           <w:lang w:val="hi_IN" w:bidi="hi_IN"/>
         </w:rPr>
@@ -23191,20 +20452,6 @@
       </w:r>
       <w:r>
         <w:rPr>
-          <w:lang w:val="hi_IN" w:bidi="hi_IN"/>
-        </w:rPr>
-        <w:t>אָמַ֜רְתִּי</w:t>
-      </w:r>
-    </w:p>
-    <w:p>
-      <w:pPr/>
-      <w:r>
-        <w:rPr>
-          <w:lang w:val="hi_IN" w:bidi="hi_IN"/>
-        </w:rPr>
-      </w:r>
-      <w:r>
-        <w:rPr>
           <w:b/>
           <w:lang w:val="hi_IN" w:bidi="hi_IN"/>
         </w:rPr>
@@ -23301,20 +20548,6 @@
       </w:r>
       <w:r>
         <w:rPr>
-          <w:lang w:val="hi_IN" w:bidi="hi_IN"/>
-        </w:rPr>
-        <w:t>אֶגְלֶ֧ה אָזְנְ⁠ךָ֣</w:t>
-      </w:r>
-    </w:p>
-    <w:p>
-      <w:pPr/>
-      <w:r>
-        <w:rPr>
-          <w:lang w:val="hi_IN" w:bidi="hi_IN"/>
-        </w:rPr>
-      </w:r>
-      <w:r>
-        <w:rPr>
           <w:b/>
           <w:lang w:val="hi_IN" w:bidi="hi_IN"/>
         </w:rPr>
@@ -23398,20 +20631,6 @@
       </w:r>
       <w:r>
         <w:rPr>
-          <w:lang w:val="hi_IN" w:bidi="hi_IN"/>
-        </w:rPr>
-        <w:t>נֶ֥גֶד הַֽ⁠יֹּשְׁבִים֮</w:t>
-      </w:r>
-    </w:p>
-    <w:p>
-      <w:pPr/>
-      <w:r>
-        <w:rPr>
-          <w:lang w:val="hi_IN" w:bidi="hi_IN"/>
-        </w:rPr>
-      </w:r>
-      <w:r>
-        <w:rPr>
           <w:b/>
           <w:lang w:val="hi_IN" w:bidi="hi_IN"/>
         </w:rPr>
@@ -23552,20 +20771,6 @@
       </w:r>
       <w:r>
         <w:rPr>
-          <w:lang w:val="hi_IN" w:bidi="hi_IN"/>
-        </w:rPr>
-        <w:t>אֵ֤ין זוּלָֽתְ⁠ךָ֙ לִ⁠גְא֔וֹל וְ⁠אָנֹכִ֖י אַחֲרֶ֑י⁠ךָ</w:t>
-      </w:r>
-    </w:p>
-    <w:p>
-      <w:pPr/>
-      <w:r>
-        <w:rPr>
-          <w:lang w:val="hi_IN" w:bidi="hi_IN"/>
-        </w:rPr>
-      </w:r>
-      <w:r>
-        <w:rPr>
           <w:b/>
           <w:lang w:val="hi_IN" w:bidi="hi_IN"/>
         </w:rPr>
@@ -23662,20 +20867,6 @@
       </w:r>
       <w:r>
         <w:rPr>
-          <w:lang w:val="hi_IN" w:bidi="hi_IN"/>
-        </w:rPr>
-        <w:t>אָנֹכִ֥י אֶגְאָֽל</w:t>
-      </w:r>
-    </w:p>
-    <w:p>
-      <w:pPr/>
-      <w:r>
-        <w:rPr>
-          <w:lang w:val="hi_IN" w:bidi="hi_IN"/>
-        </w:rPr>
-      </w:r>
-      <w:r>
-        <w:rPr>
           <w:b/>
           <w:lang w:val="hi_IN" w:bidi="hi_IN"/>
         </w:rPr>
@@ -23765,20 +20956,6 @@
       </w:r>
       <w:r>
         <w:rPr>
-          <w:lang w:val="hi_IN" w:bidi="hi_IN"/>
-        </w:rPr>
-        <w:t>בְּ⁠יוֹם</w:t>
-      </w:r>
-    </w:p>
-    <w:p>
-      <w:pPr/>
-      <w:r>
-        <w:rPr>
-          <w:lang w:val="hi_IN" w:bidi="hi_IN"/>
-        </w:rPr>
-      </w:r>
-      <w:r>
-        <w:rPr>
           <w:b/>
           <w:lang w:val="hi_IN" w:bidi="hi_IN"/>
         </w:rPr>
@@ -23875,20 +21052,6 @@
       </w:r>
       <w:r>
         <w:rPr>
-          <w:lang w:val="hi_IN" w:bidi="hi_IN"/>
-        </w:rPr>
-        <w:t>מִ⁠יַּ֣ד נָעֳמִ֑י</w:t>
-      </w:r>
-    </w:p>
-    <w:p>
-      <w:pPr/>
-      <w:r>
-        <w:rPr>
-          <w:lang w:val="hi_IN" w:bidi="hi_IN"/>
-        </w:rPr>
-      </w:r>
-      <w:r>
-        <w:rPr>
           <w:b/>
           <w:lang w:val="hi_IN" w:bidi="hi_IN"/>
         </w:rPr>
@@ -23972,20 +21135,6 @@
       </w:r>
       <w:r>
         <w:rPr>
-          <w:lang w:val="hi_IN" w:bidi="hi_IN"/>
-        </w:rPr>
-        <w:t>וּ֠⁠מֵ⁠אֵת ר֣וּת &amp; קָנִ֔יתָה</w:t>
-      </w:r>
-    </w:p>
-    <w:p>
-      <w:pPr/>
-      <w:r>
-        <w:rPr>
-          <w:lang w:val="hi_IN" w:bidi="hi_IN"/>
-        </w:rPr>
-      </w:r>
-      <w:r>
-        <w:rPr>
           <w:b/>
           <w:lang w:val="hi_IN" w:bidi="hi_IN"/>
         </w:rPr>
@@ -24140,20 +21289,6 @@
       </w:r>
       <w:r>
         <w:rPr>
-          <w:lang w:val="hi_IN" w:bidi="hi_IN"/>
-        </w:rPr>
-        <w:t>לְ⁠הָקִ֥ים שֵׁם־הַ⁠מֵּ֖ת עַל־נַחֲלָתֽ⁠וֹ</w:t>
-      </w:r>
-    </w:p>
-    <w:p>
-      <w:pPr/>
-      <w:r>
-        <w:rPr>
-          <w:lang w:val="hi_IN" w:bidi="hi_IN"/>
-        </w:rPr>
-      </w:r>
-      <w:r>
-        <w:rPr>
           <w:b/>
           <w:lang w:val="hi_IN" w:bidi="hi_IN"/>
         </w:rPr>
@@ -24218,20 +21353,6 @@
       </w:r>
       <w:r>
         <w:rPr>
-          <w:lang w:val="hi_IN" w:bidi="hi_IN"/>
-        </w:rPr>
-        <w:t>הַ⁠מֵּת֙ &amp; הַ⁠מֵּ֖ת</w:t>
-      </w:r>
-    </w:p>
-    <w:p>
-      <w:pPr/>
-      <w:r>
-        <w:rPr>
-          <w:lang w:val="hi_IN" w:bidi="hi_IN"/>
-        </w:rPr>
-      </w:r>
-      <w:r>
-        <w:rPr>
           <w:b/>
           <w:lang w:val="hi_IN" w:bidi="hi_IN"/>
         </w:rPr>
@@ -24315,20 +21436,6 @@
       </w:r>
       <w:r>
         <w:rPr>
-          <w:lang w:val="hi_IN" w:bidi="hi_IN"/>
-        </w:rPr>
-        <w:t>אַשְׁחִ֖ית אֶת־נַחֲלָתִ֑⁠י</w:t>
-      </w:r>
-    </w:p>
-    <w:p>
-      <w:pPr/>
-      <w:r>
-        <w:rPr>
-          <w:lang w:val="hi_IN" w:bidi="hi_IN"/>
-        </w:rPr>
-      </w:r>
-      <w:r>
-        <w:rPr>
           <w:b/>
           <w:lang w:val="hi_IN" w:bidi="hi_IN"/>
         </w:rPr>
@@ -24405,20 +21512,6 @@
       </w:r>
       <w:r>
         <w:rPr>
-          <w:lang w:val="hi_IN" w:bidi="hi_IN"/>
-        </w:rPr>
-        <w:t>גְּאַל־לְ⁠ךָ֤ אַתָּה֙ אֶת־גְּאֻלָּתִ֔⁠י</w:t>
-      </w:r>
-    </w:p>
-    <w:p>
-      <w:pPr/>
-      <w:r>
-        <w:rPr>
-          <w:lang w:val="hi_IN" w:bidi="hi_IN"/>
-        </w:rPr>
-      </w:r>
-      <w:r>
-        <w:rPr>
           <w:b/>
           <w:lang w:val="hi_IN" w:bidi="hi_IN"/>
         </w:rPr>
@@ -24496,20 +21589,6 @@
       </w:r>
       <w:r>
         <w:rPr>
-          <w:lang w:val="hi_IN" w:bidi="hi_IN"/>
-        </w:rPr>
-        <w:t>וְ⁠זֹאת֩</w:t>
-      </w:r>
-    </w:p>
-    <w:p>
-      <w:pPr/>
-      <w:r>
-        <w:rPr>
-          <w:lang w:val="hi_IN" w:bidi="hi_IN"/>
-        </w:rPr>
-      </w:r>
-      <w:r>
-        <w:rPr>
           <w:b/>
           <w:lang w:val="hi_IN" w:bidi="hi_IN"/>
         </w:rPr>
@@ -24600,20 +21679,6 @@
       </w:r>
       <w:r>
         <w:rPr>
-          <w:lang w:val="hi_IN" w:bidi="hi_IN"/>
-        </w:rPr>
-        <w:t>וְ⁠זֹאת֩</w:t>
-      </w:r>
-    </w:p>
-    <w:p>
-      <w:pPr/>
-      <w:r>
-        <w:rPr>
-          <w:lang w:val="hi_IN" w:bidi="hi_IN"/>
-        </w:rPr>
-      </w:r>
-      <w:r>
-        <w:rPr>
           <w:b/>
           <w:lang w:val="hi_IN" w:bidi="hi_IN"/>
         </w:rPr>
@@ -24704,20 +21769,6 @@
       </w:r>
       <w:r>
         <w:rPr>
-          <w:lang w:val="hi_IN" w:bidi="hi_IN"/>
-        </w:rPr>
-        <w:t>לְ⁠פָנִ֨ים</w:t>
-      </w:r>
-    </w:p>
-    <w:p>
-      <w:pPr/>
-      <w:r>
-        <w:rPr>
-          <w:lang w:val="hi_IN" w:bidi="hi_IN"/>
-        </w:rPr>
-      </w:r>
-      <w:r>
-        <w:rPr>
           <w:b/>
           <w:lang w:val="hi_IN" w:bidi="hi_IN"/>
         </w:rPr>
@@ -24821,20 +21872,6 @@
       </w:r>
       <w:r>
         <w:rPr>
-          <w:lang w:val="hi_IN" w:bidi="hi_IN"/>
-        </w:rPr>
-        <w:t>לְ⁠רֵעֵ֑⁠הוּ</w:t>
-      </w:r>
-    </w:p>
-    <w:p>
-      <w:pPr/>
-      <w:r>
-        <w:rPr>
-          <w:lang w:val="hi_IN" w:bidi="hi_IN"/>
-        </w:rPr>
-      </w:r>
-      <w:r>
-        <w:rPr>
           <w:b/>
           <w:lang w:val="hi_IN" w:bidi="hi_IN"/>
         </w:rPr>
@@ -24905,20 +21942,6 @@
       </w:r>
       <w:r>
         <w:rPr>
-          <w:lang w:val="hi_IN" w:bidi="hi_IN"/>
-        </w:rPr>
-        <w:t>וַ⁠יֹּ֧אמֶר הַ⁠גֹּאֵ֛ל לְ⁠בֹ֖עַז קְנֵה־לָ֑⁠ךְ וַ⁠יִּשְׁלֹ֖ף נַעֲלֽ⁠וֹ</w:t>
-      </w:r>
-    </w:p>
-    <w:p>
-      <w:pPr/>
-      <w:r>
-        <w:rPr>
-          <w:lang w:val="hi_IN" w:bidi="hi_IN"/>
-        </w:rPr>
-      </w:r>
-      <w:r>
-        <w:rPr>
           <w:b/>
           <w:lang w:val="hi_IN" w:bidi="hi_IN"/>
         </w:rPr>
@@ -25002,20 +22025,6 @@
       </w:r>
       <w:r>
         <w:rPr>
-          <w:lang w:val="hi_IN" w:bidi="hi_IN"/>
-        </w:rPr>
-        <w:t>וַ⁠יֹּ֧אמֶר הַ⁠גֹּאֵ֛ל לְ⁠בֹ֖עַז קְנֵה־לָ֑⁠ךְ וַ⁠יִּשְׁלֹ֖ף נַעֲלֽ⁠וֹ</w:t>
-      </w:r>
-    </w:p>
-    <w:p>
-      <w:pPr/>
-      <w:r>
-        <w:rPr>
-          <w:lang w:val="hi_IN" w:bidi="hi_IN"/>
-        </w:rPr>
-      </w:r>
-      <w:r>
-        <w:rPr>
           <w:b/>
           <w:lang w:val="hi_IN" w:bidi="hi_IN"/>
         </w:rPr>
@@ -25092,20 +22101,6 @@
       </w:r>
       <w:r>
         <w:rPr>
-          <w:lang w:val="hi_IN" w:bidi="hi_IN"/>
-        </w:rPr>
-        <w:t>וַ⁠יִּשְׁלֹ֖ף נַעֲלֽ⁠וֹ</w:t>
-      </w:r>
-    </w:p>
-    <w:p>
-      <w:pPr/>
-      <w:r>
-        <w:rPr>
-          <w:lang w:val="hi_IN" w:bidi="hi_IN"/>
-        </w:rPr>
-      </w:r>
-      <w:r>
-        <w:rPr>
           <w:b/>
           <w:lang w:val="hi_IN" w:bidi="hi_IN"/>
         </w:rPr>
@@ -25203,20 +22198,6 @@
       </w:r>
       <w:r>
         <w:rPr>
-          <w:lang w:val="hi_IN" w:bidi="hi_IN"/>
-        </w:rPr>
-        <w:t>לַ⁠זְּקֵנִ֜ים וְ⁠כָל־הָ⁠עָ֗ם</w:t>
-      </w:r>
-    </w:p>
-    <w:p>
-      <w:pPr/>
-      <w:r>
-        <w:rPr>
-          <w:lang w:val="hi_IN" w:bidi="hi_IN"/>
-        </w:rPr>
-      </w:r>
-      <w:r>
-        <w:rPr>
           <w:b/>
           <w:lang w:val="hi_IN" w:bidi="hi_IN"/>
         </w:rPr>
@@ -25300,20 +22281,6 @@
       </w:r>
       <w:r>
         <w:rPr>
-          <w:lang w:val="hi_IN" w:bidi="hi_IN"/>
-        </w:rPr>
-        <w:t>מִ⁠יַּ֖ד נָעֳמִֽי</w:t>
-      </w:r>
-    </w:p>
-    <w:p>
-      <w:pPr/>
-      <w:r>
-        <w:rPr>
-          <w:lang w:val="hi_IN" w:bidi="hi_IN"/>
-        </w:rPr>
-      </w:r>
-      <w:r>
-        <w:rPr>
           <w:b/>
           <w:lang w:val="hi_IN" w:bidi="hi_IN"/>
         </w:rPr>
@@ -25486,20 +22453,6 @@
       </w:r>
       <w:r>
         <w:rPr>
-          <w:lang w:val="hi_IN" w:bidi="hi_IN"/>
-        </w:rPr>
-        <w:t>וְ⁠גַ֣ם</w:t>
-      </w:r>
-    </w:p>
-    <w:p>
-      <w:pPr/>
-      <w:r>
-        <w:rPr>
-          <w:lang w:val="hi_IN" w:bidi="hi_IN"/>
-        </w:rPr>
-      </w:r>
-      <w:r>
-        <w:rPr>
           <w:b/>
           <w:lang w:val="hi_IN" w:bidi="hi_IN"/>
         </w:rPr>
@@ -25583,20 +22536,6 @@
       </w:r>
       <w:r>
         <w:rPr>
-          <w:lang w:val="hi_IN" w:bidi="hi_IN"/>
-        </w:rPr>
-        <w:t>לְ⁠הָקִ֤ים שֵׁם־הַ⁠מֵּת֙ עַל־נַ֣חֲלָת֔⁠וֹ</w:t>
-      </w:r>
-    </w:p>
-    <w:p>
-      <w:pPr/>
-      <w:r>
-        <w:rPr>
-          <w:lang w:val="hi_IN" w:bidi="hi_IN"/>
-        </w:rPr>
-      </w:r>
-      <w:r>
-        <w:rPr>
           <w:b/>
           <w:lang w:val="hi_IN" w:bidi="hi_IN"/>
         </w:rPr>
@@ -25660,20 +22599,6 @@
       </w:r>
       <w:r>
         <w:rPr>
-          <w:lang w:val="hi_IN" w:bidi="hi_IN"/>
-        </w:rPr>
-        <w:t>הַ⁠מֵּת֙ &amp; הַ⁠מֵּ֛ת</w:t>
-      </w:r>
-    </w:p>
-    <w:p>
-      <w:pPr/>
-      <w:r>
-        <w:rPr>
-          <w:lang w:val="hi_IN" w:bidi="hi_IN"/>
-        </w:rPr>
-      </w:r>
-      <w:r>
-        <w:rPr>
           <w:b/>
           <w:lang w:val="hi_IN" w:bidi="hi_IN"/>
         </w:rPr>
@@ -25719,7 +22644,7 @@
         </w:rPr>
         <w:t xml:space="preserve"> का उपयोग संज्ञा के रूप में कर रहा है जिसका अर्थ है वह जो मर गया। आपकी भाषा भी इसी तरह विशेषणों का उपयोग कर सकती है। यदि नहीं, तो आप इस शब्द का अनुवाद एक समकक्ष वाक्यांश के साथ कर सकते हैं। देखें कि आपने इसे </w:t>
       </w:r>
-      <w:hyperlink r:id="rId16">
+      <w:hyperlink r:id="rId14">
         <w:r>
           <w:rPr>
             <w:lang w:val="hi_IN" w:bidi="hi_IN"/>
@@ -25801,20 +22726,6 @@
       </w:r>
       <w:r>
         <w:rPr>
-          <w:lang w:val="hi_IN" w:bidi="hi_IN"/>
-        </w:rPr>
-        <w:t>וְ⁠לֹא־יִכָּרֵ֧ת שֵׁם־הַ⁠מֵּ֛ת מֵ⁠עִ֥ם אֶחָ֖י⁠ו וּ⁠מִ⁠שַּׁ֣עַר מְקוֹמ֑⁠וֹ</w:t>
-      </w:r>
-    </w:p>
-    <w:p>
-      <w:pPr/>
-      <w:r>
-        <w:rPr>
-          <w:lang w:val="hi_IN" w:bidi="hi_IN"/>
-        </w:rPr>
-      </w:r>
-      <w:r>
-        <w:rPr>
           <w:b/>
           <w:lang w:val="hi_IN" w:bidi="hi_IN"/>
         </w:rPr>
@@ -25924,20 +22835,6 @@
       </w:r>
       <w:r>
         <w:rPr>
-          <w:lang w:val="hi_IN" w:bidi="hi_IN"/>
-        </w:rPr>
-        <w:t>וְ⁠לֹא־יִכָּרֵ֧ת שֵׁם־הַ⁠מֵּ֛ת מֵ⁠עִ֥ם אֶחָ֖י⁠ו וּ⁠מִ⁠שַּׁ֣עַר מְקוֹמ֑⁠וֹ</w:t>
-      </w:r>
-    </w:p>
-    <w:p>
-      <w:pPr/>
-      <w:r>
-        <w:rPr>
-          <w:lang w:val="hi_IN" w:bidi="hi_IN"/>
-        </w:rPr>
-      </w:r>
-      <w:r>
-        <w:rPr>
           <w:b/>
           <w:lang w:val="hi_IN" w:bidi="hi_IN"/>
         </w:rPr>
@@ -26034,20 +22931,6 @@
       </w:r>
       <w:r>
         <w:rPr>
-          <w:lang w:val="hi_IN" w:bidi="hi_IN"/>
-        </w:rPr>
-        <w:t>וּ⁠מִ⁠שַּׁ֣עַר מְקוֹמ֑⁠וֹ</w:t>
-      </w:r>
-    </w:p>
-    <w:p>
-      <w:pPr/>
-      <w:r>
-        <w:rPr>
-          <w:lang w:val="hi_IN" w:bidi="hi_IN"/>
-        </w:rPr>
-      </w:r>
-      <w:r>
-        <w:rPr>
           <w:b/>
           <w:lang w:val="hi_IN" w:bidi="hi_IN"/>
         </w:rPr>
@@ -26195,20 +23078,6 @@
       </w:r>
       <w:r>
         <w:rPr>
-          <w:lang w:val="hi_IN" w:bidi="hi_IN"/>
-        </w:rPr>
-        <w:t>הָ⁠עָ֧ם אֲשֶׁר־בַּ⁠שַּׁ֛עַר</w:t>
-      </w:r>
-    </w:p>
-    <w:p>
-      <w:pPr/>
-      <w:r>
-        <w:rPr>
-          <w:lang w:val="hi_IN" w:bidi="hi_IN"/>
-        </w:rPr>
-      </w:r>
-      <w:r>
-        <w:rPr>
           <w:b/>
           <w:lang w:val="hi_IN" w:bidi="hi_IN"/>
         </w:rPr>
@@ -26299,20 +23168,6 @@
       </w:r>
       <w:r>
         <w:rPr>
-          <w:lang w:val="hi_IN" w:bidi="hi_IN"/>
-        </w:rPr>
-        <w:t>הַ⁠בָּאָ֣ה אֶל־בֵּיתֶ֗⁠ךָ</w:t>
-      </w:r>
-    </w:p>
-    <w:p>
-      <w:pPr/>
-      <w:r>
-        <w:rPr>
-          <w:lang w:val="hi_IN" w:bidi="hi_IN"/>
-        </w:rPr>
-      </w:r>
-      <w:r>
-        <w:rPr>
           <w:b/>
           <w:lang w:val="hi_IN" w:bidi="hi_IN"/>
         </w:rPr>
@@ -26409,20 +23264,6 @@
       </w:r>
       <w:r>
         <w:rPr>
-          <w:lang w:val="hi_IN" w:bidi="hi_IN"/>
-        </w:rPr>
-        <w:t>יִתֵּן֩ יְהוָ֨ה אֶֽת־הָ⁠אִשָּׁ֜ה הַ⁠בָּאָ֣ה אֶל־בֵּיתֶ֗⁠ךָ כְּ⁠רָחֵ֤ל ׀ וּ⁠כְ⁠לֵאָה֙ אֲשֶׁ֨ר בָּנ֤וּ שְׁתֵּי⁠הֶם֙ אֶת־בֵּ֣ית יִשְׂרָאֵ֔ל</w:t>
-      </w:r>
-    </w:p>
-    <w:p>
-      <w:pPr/>
-      <w:r>
-        <w:rPr>
-          <w:lang w:val="hi_IN" w:bidi="hi_IN"/>
-        </w:rPr>
-      </w:r>
-      <w:r>
-        <w:rPr>
           <w:b/>
           <w:lang w:val="hi_IN" w:bidi="hi_IN"/>
         </w:rPr>
@@ -26506,20 +23347,6 @@
       </w:r>
       <w:r>
         <w:rPr>
-          <w:lang w:val="hi_IN" w:bidi="hi_IN"/>
-        </w:rPr>
-        <w:t>כְּ⁠רָחֵ֤ל ׀ וּ⁠כְ⁠לֵאָה֙ אֲשֶׁ֨ר בָּנ֤וּ שְׁתֵּי⁠הֶם֙ אֶת־בֵּ֣ית יִשְׂרָאֵ֔ל</w:t>
-      </w:r>
-    </w:p>
-    <w:p>
-      <w:pPr/>
-      <w:r>
-        <w:rPr>
-          <w:lang w:val="hi_IN" w:bidi="hi_IN"/>
-        </w:rPr>
-      </w:r>
-      <w:r>
-        <w:rPr>
           <w:b/>
           <w:lang w:val="hi_IN" w:bidi="hi_IN"/>
         </w:rPr>
@@ -26583,20 +23410,6 @@
       </w:r>
       <w:r>
         <w:rPr>
-          <w:lang w:val="hi_IN" w:bidi="hi_IN"/>
-        </w:rPr>
-        <w:t>בָּנ֤וּ &amp; אֶת־בֵּ֣ית יִשְׂרָאֵ֔ל</w:t>
-      </w:r>
-    </w:p>
-    <w:p>
-      <w:pPr/>
-      <w:r>
-        <w:rPr>
-          <w:lang w:val="hi_IN" w:bidi="hi_IN"/>
-        </w:rPr>
-      </w:r>
-      <w:r>
-        <w:rPr>
           <w:b/>
           <w:lang w:val="hi_IN" w:bidi="hi_IN"/>
         </w:rPr>
@@ -26674,20 +23487,6 @@
       </w:r>
       <w:r>
         <w:rPr>
-          <w:lang w:val="hi_IN" w:bidi="hi_IN"/>
-        </w:rPr>
-        <w:t>וַ⁠עֲשֵׂה־חַ֣יִל בְּ⁠אֶפְרָ֔תָה וּ⁠קְרָא־שֵׁ֖ם בְּ⁠בֵ֥ית לָֽחֶם</w:t>
-      </w:r>
-    </w:p>
-    <w:p>
-      <w:pPr/>
-      <w:r>
-        <w:rPr>
-          <w:lang w:val="hi_IN" w:bidi="hi_IN"/>
-        </w:rPr>
-      </w:r>
-      <w:r>
-        <w:rPr>
           <w:b/>
           <w:lang w:val="hi_IN" w:bidi="hi_IN"/>
         </w:rPr>
@@ -26784,20 +23583,6 @@
       </w:r>
       <w:r>
         <w:rPr>
-          <w:lang w:val="hi_IN" w:bidi="hi_IN"/>
-        </w:rPr>
-        <w:t>וַ⁠עֲשֵׂה־חַ֣יִל בְּ⁠אֶפְרָ֔תָה וּ⁠קְרָא־שֵׁ֖ם בְּ⁠בֵ֥ית לָֽחֶם</w:t>
-      </w:r>
-    </w:p>
-    <w:p>
-      <w:pPr/>
-      <w:r>
-        <w:rPr>
-          <w:lang w:val="hi_IN" w:bidi="hi_IN"/>
-        </w:rPr>
-      </w:r>
-      <w:r>
-        <w:rPr>
           <w:b/>
           <w:lang w:val="hi_IN" w:bidi="hi_IN"/>
         </w:rPr>
@@ -26894,20 +23679,6 @@
       </w:r>
       <w:r>
         <w:rPr>
-          <w:lang w:val="hi_IN" w:bidi="hi_IN"/>
-        </w:rPr>
-        <w:t>וִ⁠יהִ֤י בֵֽיתְ⁠ךָ֙ כְּ⁠בֵ֣ית פֶּ֔רֶץ</w:t>
-      </w:r>
-    </w:p>
-    <w:p>
-      <w:pPr/>
-      <w:r>
-        <w:rPr>
-          <w:lang w:val="hi_IN" w:bidi="hi_IN"/>
-        </w:rPr>
-      </w:r>
-      <w:r>
-        <w:rPr>
           <w:b/>
           <w:lang w:val="hi_IN" w:bidi="hi_IN"/>
         </w:rPr>
@@ -27017,20 +23788,6 @@
       </w:r>
       <w:r>
         <w:rPr>
-          <w:lang w:val="hi_IN" w:bidi="hi_IN"/>
-        </w:rPr>
-        <w:t>מִן־הַ⁠זֶּ֗רַע אֲשֶׁ֨ר יִתֵּ֤ן יְהוָה֙ לְ⁠ךָ֔</w:t>
-      </w:r>
-    </w:p>
-    <w:p>
-      <w:pPr/>
-      <w:r>
-        <w:rPr>
-          <w:lang w:val="hi_IN" w:bidi="hi_IN"/>
-        </w:rPr>
-      </w:r>
-      <w:r>
-        <w:rPr>
           <w:b/>
           <w:lang w:val="hi_IN" w:bidi="hi_IN"/>
         </w:rPr>
@@ -27107,20 +23864,6 @@
       </w:r>
       <w:r>
         <w:rPr>
-          <w:lang w:val="hi_IN" w:bidi="hi_IN"/>
-        </w:rPr>
-        <w:t>וַ⁠יִּקַּ֨ח בֹּ֤עַז אֶת־רוּת֙ וַ⁠תְּהִי־ל֣⁠וֹ לְ⁠אִשָּׁ֔ה</w:t>
-      </w:r>
-    </w:p>
-    <w:p>
-      <w:pPr/>
-      <w:r>
-        <w:rPr>
-          <w:lang w:val="hi_IN" w:bidi="hi_IN"/>
-        </w:rPr>
-      </w:r>
-      <w:r>
-        <w:rPr>
           <w:b/>
           <w:lang w:val="hi_IN" w:bidi="hi_IN"/>
         </w:rPr>
@@ -27204,20 +23947,6 @@
       </w:r>
       <w:r>
         <w:rPr>
-          <w:lang w:val="hi_IN" w:bidi="hi_IN"/>
-        </w:rPr>
-        <w:t>וַ⁠יִּקַּ֨ח בֹּ֤עַז אֶת־רוּת֙</w:t>
-      </w:r>
-    </w:p>
-    <w:p>
-      <w:pPr/>
-      <w:r>
-        <w:rPr>
-          <w:lang w:val="hi_IN" w:bidi="hi_IN"/>
-        </w:rPr>
-      </w:r>
-      <w:r>
-        <w:rPr>
           <w:b/>
           <w:lang w:val="hi_IN" w:bidi="hi_IN"/>
         </w:rPr>
@@ -27340,20 +24069,6 @@
       </w:r>
       <w:r>
         <w:rPr>
-          <w:lang w:val="hi_IN" w:bidi="hi_IN"/>
-        </w:rPr>
-        <w:t>וַ⁠יָּבֹ֖א אֵלֶ֑י⁠הָ</w:t>
-      </w:r>
-    </w:p>
-    <w:p>
-      <w:pPr/>
-      <w:r>
-        <w:rPr>
-          <w:lang w:val="hi_IN" w:bidi="hi_IN"/>
-        </w:rPr>
-      </w:r>
-      <w:r>
-        <w:rPr>
           <w:b/>
           <w:lang w:val="hi_IN" w:bidi="hi_IN"/>
         </w:rPr>
@@ -27450,20 +24165,6 @@
       </w:r>
       <w:r>
         <w:rPr>
-          <w:lang w:val="hi_IN" w:bidi="hi_IN"/>
-        </w:rPr>
-        <w:t>הַ⁠נָּשִׁים֙</w:t>
-      </w:r>
-    </w:p>
-    <w:p>
-      <w:pPr/>
-      <w:r>
-        <w:rPr>
-          <w:lang w:val="hi_IN" w:bidi="hi_IN"/>
-        </w:rPr>
-      </w:r>
-      <w:r>
-        <w:rPr>
           <w:b/>
           <w:lang w:val="hi_IN" w:bidi="hi_IN"/>
         </w:rPr>
@@ -27547,20 +24248,6 @@
       </w:r>
       <w:r>
         <w:rPr>
-          <w:lang w:val="hi_IN" w:bidi="hi_IN"/>
-        </w:rPr>
-        <w:t>בָּר֣וּךְ יְהוָ֔ה</w:t>
-      </w:r>
-    </w:p>
-    <w:p>
-      <w:pPr/>
-      <w:r>
-        <w:rPr>
-          <w:lang w:val="hi_IN" w:bidi="hi_IN"/>
-        </w:rPr>
-      </w:r>
-      <w:r>
-        <w:rPr>
           <w:b/>
           <w:lang w:val="hi_IN" w:bidi="hi_IN"/>
         </w:rPr>
@@ -27624,20 +24311,6 @@
       </w:r>
       <w:r>
         <w:rPr>
-          <w:lang w:val="hi_IN" w:bidi="hi_IN"/>
-        </w:rPr>
-        <w:t>לֹ֣א הִשְׁבִּ֥ית לָ֛⁠ךְ גֹּאֵ֖ל הַ⁠יּ֑וֹם</w:t>
-      </w:r>
-    </w:p>
-    <w:p>
-      <w:pPr/>
-      <w:r>
-        <w:rPr>
-          <w:lang w:val="hi_IN" w:bidi="hi_IN"/>
-        </w:rPr>
-      </w:r>
-      <w:r>
-        <w:rPr>
           <w:b/>
           <w:lang w:val="hi_IN" w:bidi="hi_IN"/>
         </w:rPr>
@@ -27721,20 +24394,6 @@
       </w:r>
       <w:r>
         <w:rPr>
-          <w:lang w:val="hi_IN" w:bidi="hi_IN"/>
-        </w:rPr>
-        <w:t>וְ⁠יִקָּרֵ֥א שְׁמ֖⁠וֹ</w:t>
-      </w:r>
-    </w:p>
-    <w:p>
-      <w:pPr/>
-      <w:r>
-        <w:rPr>
-          <w:lang w:val="hi_IN" w:bidi="hi_IN"/>
-        </w:rPr>
-      </w:r>
-      <w:r>
-        <w:rPr>
           <w:b/>
           <w:lang w:val="hi_IN" w:bidi="hi_IN"/>
         </w:rPr>
@@ -27798,20 +24457,6 @@
       </w:r>
       <w:r>
         <w:rPr>
-          <w:lang w:val="hi_IN" w:bidi="hi_IN"/>
-        </w:rPr>
-        <w:t>וְ⁠יִקָּרֵ֥א שְׁמ֖⁠וֹ בְּ⁠יִשְׂרָאֵֽל</w:t>
-      </w:r>
-    </w:p>
-    <w:p>
-      <w:pPr/>
-      <w:r>
-        <w:rPr>
-          <w:lang w:val="hi_IN" w:bidi="hi_IN"/>
-        </w:rPr>
-      </w:r>
-      <w:r>
-        <w:rPr>
           <w:b/>
           <w:lang w:val="hi_IN" w:bidi="hi_IN"/>
         </w:rPr>
@@ -27908,20 +24553,6 @@
       </w:r>
       <w:r>
         <w:rPr>
-          <w:lang w:val="hi_IN" w:bidi="hi_IN"/>
-        </w:rPr>
-        <w:t>לְ⁠מֵשִׁ֣יב נֶ֔פֶשׁ</w:t>
-      </w:r>
-    </w:p>
-    <w:p>
-      <w:pPr/>
-      <w:r>
-        <w:rPr>
-          <w:lang w:val="hi_IN" w:bidi="hi_IN"/>
-        </w:rPr>
-      </w:r>
-      <w:r>
-        <w:rPr>
           <w:b/>
           <w:lang w:val="hi_IN" w:bidi="hi_IN"/>
         </w:rPr>
@@ -27985,20 +24616,6 @@
       </w:r>
       <w:r>
         <w:rPr>
-          <w:lang w:val="hi_IN" w:bidi="hi_IN"/>
-        </w:rPr>
-        <w:t>וּ⁠לְ⁠כַלְכֵּ֖ל אֶת־שֵׂיבָתֵ֑⁠ךְ</w:t>
-      </w:r>
-    </w:p>
-    <w:p>
-      <w:pPr/>
-      <w:r>
-        <w:rPr>
-          <w:lang w:val="hi_IN" w:bidi="hi_IN"/>
-        </w:rPr>
-      </w:r>
-      <w:r>
-        <w:rPr>
           <w:b/>
           <w:lang w:val="hi_IN" w:bidi="hi_IN"/>
         </w:rPr>
@@ -28063,20 +24680,6 @@
       </w:r>
       <w:r>
         <w:rPr>
-          <w:lang w:val="hi_IN" w:bidi="hi_IN"/>
-        </w:rPr>
-        <w:t>כִּ֣י</w:t>
-      </w:r>
-    </w:p>
-    <w:p>
-      <w:pPr/>
-      <w:r>
-        <w:rPr>
-          <w:lang w:val="hi_IN" w:bidi="hi_IN"/>
-        </w:rPr>
-      </w:r>
-      <w:r>
-        <w:rPr>
           <w:b/>
           <w:lang w:val="hi_IN" w:bidi="hi_IN"/>
         </w:rPr>
@@ -28167,20 +24770,6 @@
       </w:r>
       <w:r>
         <w:rPr>
-          <w:lang w:val="hi_IN" w:bidi="hi_IN"/>
-        </w:rPr>
-        <w:t>ט֣וֹבָה לָ֔⁠ךְ מִ⁠שִּׁבְעָ֖ה בָּנִֽים</w:t>
-      </w:r>
-    </w:p>
-    <w:p>
-      <w:pPr/>
-      <w:r>
-        <w:rPr>
-          <w:lang w:val="hi_IN" w:bidi="hi_IN"/>
-        </w:rPr>
-      </w:r>
-      <w:r>
-        <w:rPr>
           <w:b/>
           <w:lang w:val="hi_IN" w:bidi="hi_IN"/>
         </w:rPr>
@@ -28277,20 +24866,6 @@
       </w:r>
       <w:r>
         <w:rPr>
-          <w:lang w:val="hi_IN" w:bidi="hi_IN"/>
-        </w:rPr>
-        <w:t>וַ⁠תִּקַּ֨ח נָעֳמִ֤י אֶת־הַ⁠יֶּ֨לֶד֙</w:t>
-      </w:r>
-    </w:p>
-    <w:p>
-      <w:pPr/>
-      <w:r>
-        <w:rPr>
-          <w:lang w:val="hi_IN" w:bidi="hi_IN"/>
-        </w:rPr>
-      </w:r>
-      <w:r>
-        <w:rPr>
           <w:b/>
           <w:lang w:val="hi_IN" w:bidi="hi_IN"/>
         </w:rPr>
@@ -28438,20 +25013,6 @@
       </w:r>
       <w:r>
         <w:rPr>
-          <w:lang w:val="hi_IN" w:bidi="hi_IN"/>
-        </w:rPr>
-        <w:t>וַ⁠תִּקְרֶאנָה֩ ל֨⁠וֹ הַ⁠שְּׁכֵנ֥וֹת שֵׁם֙ לֵ⁠אמֹ֔ר &amp; וַ⁠תִּקְרֶ֤אנָֽה שְׁמ⁠וֹ֙ עוֹבֵ֔ד</w:t>
-      </w:r>
-    </w:p>
-    <w:p>
-      <w:pPr/>
-      <w:r>
-        <w:rPr>
-          <w:lang w:val="hi_IN" w:bidi="hi_IN"/>
-        </w:rPr>
-      </w:r>
-      <w:r>
-        <w:rPr>
           <w:b/>
           <w:lang w:val="hi_IN" w:bidi="hi_IN"/>
         </w:rPr>
@@ -28548,20 +25109,6 @@
       </w:r>
       <w:r>
         <w:rPr>
-          <w:lang w:val="hi_IN" w:bidi="hi_IN"/>
-        </w:rPr>
-        <w:t>יֻלַּד־בֵּ֖ן לְ⁠נָעֳמִ֑י</w:t>
-      </w:r>
-    </w:p>
-    <w:p>
-      <w:pPr/>
-      <w:r>
-        <w:rPr>
-          <w:lang w:val="hi_IN" w:bidi="hi_IN"/>
-        </w:rPr>
-      </w:r>
-      <w:r>
-        <w:rPr>
           <w:b/>
           <w:lang w:val="hi_IN" w:bidi="hi_IN"/>
         </w:rPr>
@@ -28632,20 +25179,6 @@
       </w:r>
       <w:r>
         <w:rPr>
-          <w:lang w:val="hi_IN" w:bidi="hi_IN"/>
-        </w:rPr>
-        <w:t>וַ⁠תִּקְרֶ֤אנָֽה שְׁמ⁠וֹ֙ עוֹבֵ֔ד</w:t>
-      </w:r>
-    </w:p>
-    <w:p>
-      <w:pPr/>
-      <w:r>
-        <w:rPr>
-          <w:lang w:val="hi_IN" w:bidi="hi_IN"/>
-        </w:rPr>
-      </w:r>
-      <w:r>
-        <w:rPr>
           <w:b/>
           <w:lang w:val="hi_IN" w:bidi="hi_IN"/>
         </w:rPr>
@@ -28767,20 +25300,6 @@
       </w:r>
       <w:r>
         <w:rPr>
-          <w:lang w:val="hi_IN" w:bidi="hi_IN"/>
-        </w:rPr>
-        <w:t>ה֥וּא אֲבִי־יִשַׁ֖י</w:t>
-      </w:r>
-    </w:p>
-    <w:p>
-      <w:pPr/>
-      <w:r>
-        <w:rPr>
-          <w:lang w:val="hi_IN" w:bidi="hi_IN"/>
-        </w:rPr>
-      </w:r>
-      <w:r>
-        <w:rPr>
           <w:b/>
           <w:lang w:val="hi_IN" w:bidi="hi_IN"/>
         </w:rPr>
@@ -28967,20 +25486,6 @@
       </w:r>
       <w:r>
         <w:rPr>
-          <w:lang w:val="hi_IN" w:bidi="hi_IN"/>
-        </w:rPr>
-        <w:t>תּוֹלְד֣וֹת פָּ֔רֶץ</w:t>
-      </w:r>
-    </w:p>
-    <w:p>
-      <w:pPr/>
-      <w:r>
-        <w:rPr>
-          <w:lang w:val="hi_IN" w:bidi="hi_IN"/>
-        </w:rPr>
-      </w:r>
-      <w:r>
-        <w:rPr>
           <w:b/>
           <w:lang w:val="hi_IN" w:bidi="hi_IN"/>
         </w:rPr>
@@ -29051,20 +25556,6 @@
       </w:r>
       <w:r>
         <w:rPr>
-          <w:lang w:val="hi_IN" w:bidi="hi_IN"/>
-        </w:rPr>
-        <w:t>פֶּ֖רֶץ הוֹלִ֥יד אֶת־חֶצְרֽוֹן</w:t>
-      </w:r>
-    </w:p>
-    <w:p>
-      <w:pPr/>
-      <w:r>
-        <w:rPr>
-          <w:lang w:val="hi_IN" w:bidi="hi_IN"/>
-        </w:rPr>
-      </w:r>
-      <w:r>
-        <w:rPr>
           <w:b/>
           <w:lang w:val="hi_IN" w:bidi="hi_IN"/>
         </w:rPr>
@@ -29157,20 +25648,6 @@
         <w:rPr>
           <w:lang w:val="hi_IN" w:bidi="hi_IN"/>
         </w:rPr>
-      </w:r>
-    </w:p>
-    <w:p>
-      <w:pPr/>
-      <w:r>
-        <w:rPr>
-          <w:lang w:val="hi_IN" w:bidi="hi_IN"/>
-        </w:rPr>
-      </w:r>
-      <w:r>
-        <w:rPr>
-          <w:lang w:val="hi_IN" w:bidi="hi_IN"/>
-        </w:rPr>
-        <w:t>וְ⁠חֶצְרוֹן֙ &amp; אֶת־רָ֔ם &amp; אֶת־עַמִּֽינָדָֽב</w:t>
       </w:r>
     </w:p>
     <w:p>

--- a/hin/docx/08.content.docx
+++ b/hin/docx/08.content.docx
@@ -28,15 +28,49 @@
       </w:r>
     </w:p>
     <w:p>
-      <w:pPr/>
-      <w:r>
-        <w:rPr>
-          <w:lang w:val="hi_IN" w:bidi="hi_IN"/>
-        </w:rPr>
-      </w:r>
-      <w:r>
-        <w:rPr>
-          <w:b/>
+      <w:pPr>
+        <w:pStyle w:val="Heading2"/>
+      </w:pPr>
+      <w:r>
+        <w:rPr>
+          <w:lang w:val="hi_IN" w:bidi="hi_IN"/>
+        </w:rPr>
+        <w:t>License Information</w:t>
+      </w:r>
+      <w:r>
+        <w:rPr>
+          <w:lang w:val="hi_IN" w:bidi="hi_IN"/>
+        </w:rPr>
+      </w:r>
+    </w:p>
+    <w:p>
+      <w:pPr/>
+      <w:r>
+        <w:rPr>
+          <w:lang w:val="hi_IN" w:bidi="hi_IN"/>
+        </w:rPr>
+      </w:r>
+      <w:r>
+        <w:rPr>
+          <w:b/>
+          <w:lang w:val="hi_IN" w:bidi="hi_IN"/>
+        </w:rPr>
+        <w:t>अनुवाद नोट्स (अनफोल्डिंग वर्ड)</w:t>
+      </w:r>
+      <w:r>
+        <w:rPr>
+          <w:lang w:val="hi_IN" w:bidi="hi_IN"/>
+        </w:rPr>
+        <w:t xml:space="preserve"> (Hindi) is based on</w:t>
+      </w:r>
+      <w:r>
+        <w:rPr>
+          <w:lang w:val="hi_IN" w:bidi="hi_IN"/>
+        </w:rPr>
+        <w:t xml:space="preserve">: </w:t>
+      </w:r>
+      <w:r>
+        <w:rPr>
           <w:lang w:val="hi_IN" w:bidi="hi_IN"/>
         </w:rPr>
         <w:t>unfoldingWord® Translation Notes</w:t>
@@ -45,31 +79,62 @@
         <w:rPr>
           <w:lang w:val="hi_IN" w:bidi="hi_IN"/>
         </w:rPr>
-        <w:t xml:space="preserve"> © 2022 unfoldingWord. Released under CC BY-SA 4.0 license. </w:t>
-      </w:r>
-      <w:r>
-        <w:rPr>
-          <w:lang w:val="hi_IN" w:bidi="hi_IN"/>
-        </w:rPr>
-        <w:t>unfoldingWord® Translation Notes</w:t>
-      </w:r>
-      <w:r>
-        <w:rPr>
-          <w:lang w:val="hi_IN" w:bidi="hi_IN"/>
-        </w:rPr>
-        <w:t xml:space="preserve"> has been adapted in the following languages: Tok Pisin, Arabic (عربي), French (Français), Hindi (हिंदी), Indonesian (Bahasa Indonesia), Portuguese (Português), Russian (Русский), Spanish (Español), Swahili (Kiswahili), and Simplified Chinese (简体中文) from </w:t>
-      </w:r>
-      <w:r>
-        <w:rPr>
-          <w:lang w:val="hi_IN" w:bidi="hi_IN"/>
-        </w:rPr>
-        <w:t>unfoldingWord® Translation Notes</w:t>
-      </w:r>
-      <w:r>
-        <w:rPr>
-          <w:lang w:val="hi_IN" w:bidi="hi_IN"/>
-        </w:rPr>
-        <w:t xml:space="preserve"> © 2022 unfoldingWord. Released under CC BY-SA 4.0 license by Mission Mutual</w:t>
+        <w:t xml:space="preserve">, </w:t>
+      </w:r>
+      <w:hyperlink r:id="rId13">
+        <w:r>
+          <w:rPr>
+            <w:lang w:val="hi_IN" w:bidi="hi_IN"/>
+          </w:rPr>
+          <w:rPr>
+            <w:color w:val="0000EE"/>
+            <w:u w:val="single"/>
+          </w:rPr>
+          <w:t>unfoldingWord</w:t>
+        </w:r>
+      </w:hyperlink>
+      <w:r>
+        <w:rPr>
+          <w:lang w:val="hi_IN" w:bidi="hi_IN"/>
+        </w:rPr>
+        <w:t xml:space="preserve">, 2022, which is licensed under a </w:t>
+      </w:r>
+      <w:hyperlink r:id="rId14">
+        <w:r>
+          <w:rPr>
+            <w:lang w:val="hi_IN" w:bidi="hi_IN"/>
+          </w:rPr>
+          <w:rPr>
+            <w:color w:val="0000EE"/>
+            <w:u w:val="single"/>
+          </w:rPr>
+          <w:t>CC BY-SA 4.0 license</w:t>
+        </w:r>
+      </w:hyperlink>
+      <w:r>
+        <w:rPr>
+          <w:lang w:val="hi_IN" w:bidi="hi_IN"/>
+        </w:rPr>
+        <w:t>.</w:t>
+      </w:r>
+      <w:r>
+        <w:rPr>
+          <w:lang w:val="hi_IN" w:bidi="hi_IN"/>
+        </w:rPr>
+      </w:r>
+    </w:p>
+    <w:p>
+      <w:pPr/>
+      <w:r>
+        <w:rPr>
+          <w:lang w:val="hi_IN" w:bidi="hi_IN"/>
+        </w:rPr>
+      </w:r>
+      <w:r>
+        <w:rPr>
+          <w:lang w:val="hi_IN" w:bidi="hi_IN"/>
+        </w:rPr>
+        <w:t>This PDF version is provided under the same license.</w:t>
       </w:r>
       <w:r>
         <w:rPr>
@@ -1041,6 +1106,20 @@
       </w:r>
       <w:r>
         <w:rPr>
+          <w:lang w:val="hi_IN" w:bidi="hi_IN"/>
+        </w:rPr>
+        <w:t>בִּ⁠ימֵי֙ שְׁפֹ֣ט הַ⁠שֹּׁפְטִ֔ים</w:t>
+      </w:r>
+    </w:p>
+    <w:p>
+      <w:pPr/>
+      <w:r>
+        <w:rPr>
+          <w:lang w:val="hi_IN" w:bidi="hi_IN"/>
+        </w:rPr>
+      </w:r>
+      <w:r>
+        <w:rPr>
           <w:b/>
           <w:lang w:val="hi_IN" w:bidi="hi_IN"/>
         </w:rPr>
@@ -1138,6 +1217,20 @@
       </w:r>
       <w:r>
         <w:rPr>
+          <w:lang w:val="hi_IN" w:bidi="hi_IN"/>
+        </w:rPr>
+        <w:t>בָּ⁠אָ֑רֶץ</w:t>
+      </w:r>
+    </w:p>
+    <w:p>
+      <w:pPr/>
+      <w:r>
+        <w:rPr>
+          <w:lang w:val="hi_IN" w:bidi="hi_IN"/>
+        </w:rPr>
+      </w:r>
+      <w:r>
+        <w:rPr>
           <w:b/>
           <w:lang w:val="hi_IN" w:bidi="hi_IN"/>
         </w:rPr>
@@ -1221,6 +1314,20 @@
       </w:r>
       <w:r>
         <w:rPr>
+          <w:lang w:val="hi_IN" w:bidi="hi_IN"/>
+        </w:rPr>
+        <w:t>אִ֜ישׁ</w:t>
+      </w:r>
+    </w:p>
+    <w:p>
+      <w:pPr/>
+      <w:r>
+        <w:rPr>
+          <w:lang w:val="hi_IN" w:bidi="hi_IN"/>
+        </w:rPr>
+      </w:r>
+      <w:r>
+        <w:rPr>
           <w:b/>
           <w:lang w:val="hi_IN" w:bidi="hi_IN"/>
         </w:rPr>
@@ -1311,6 +1418,20 @@
       </w:r>
       <w:r>
         <w:rPr>
+          <w:lang w:val="hi_IN" w:bidi="hi_IN"/>
+        </w:rPr>
+        <w:t>אֶפְרָתִ֔ים</w:t>
+      </w:r>
+    </w:p>
+    <w:p>
+      <w:pPr/>
+      <w:r>
+        <w:rPr>
+          <w:lang w:val="hi_IN" w:bidi="hi_IN"/>
+        </w:rPr>
+      </w:r>
+      <w:r>
+        <w:rPr>
           <w:b/>
           <w:lang w:val="hi_IN" w:bidi="hi_IN"/>
         </w:rPr>
@@ -1387,6 +1508,20 @@
       </w:r>
       <w:r>
         <w:rPr>
+          <w:lang w:val="hi_IN" w:bidi="hi_IN"/>
+        </w:rPr>
+        <w:t>וַ⁠תִּשָּׁאֵ֥ר הִ֖יא וּ⁠שְׁנֵ֥י בָנֶֽי⁠הָ</w:t>
+      </w:r>
+    </w:p>
+    <w:p>
+      <w:pPr/>
+      <w:r>
+        <w:rPr>
+          <w:lang w:val="hi_IN" w:bidi="hi_IN"/>
+        </w:rPr>
+      </w:r>
+      <w:r>
+        <w:rPr>
           <w:b/>
           <w:lang w:val="hi_IN" w:bidi="hi_IN"/>
         </w:rPr>
@@ -1451,6 +1586,20 @@
       </w:r>
       <w:r>
         <w:rPr>
+          <w:lang w:val="hi_IN" w:bidi="hi_IN"/>
+        </w:rPr>
+        <w:t>וַ⁠יִּשְׂא֣וּ לָ⁠הֶ֗ם נָשִׁים֙</w:t>
+      </w:r>
+    </w:p>
+    <w:p>
+      <w:pPr/>
+      <w:r>
+        <w:rPr>
+          <w:lang w:val="hi_IN" w:bidi="hi_IN"/>
+        </w:rPr>
+      </w:r>
+      <w:r>
+        <w:rPr>
           <w:b/>
           <w:lang w:val="hi_IN" w:bidi="hi_IN"/>
         </w:rPr>
@@ -1541,6 +1690,20 @@
       </w:r>
       <w:r>
         <w:rPr>
+          <w:lang w:val="hi_IN" w:bidi="hi_IN"/>
+        </w:rPr>
+        <w:t>שֵׁ֤ם הָֽ⁠אַחַת֙ עָרְפָּ֔ה וְ⁠שֵׁ֥ם הַ⁠שֵּׁנִ֖ית ר֑וּת</w:t>
+      </w:r>
+    </w:p>
+    <w:p>
+      <w:pPr/>
+      <w:r>
+        <w:rPr>
+          <w:lang w:val="hi_IN" w:bidi="hi_IN"/>
+        </w:rPr>
+      </w:r>
+      <w:r>
+        <w:rPr>
           <w:b/>
           <w:lang w:val="hi_IN" w:bidi="hi_IN"/>
         </w:rPr>
@@ -1605,6 +1768,20 @@
       </w:r>
       <w:r>
         <w:rPr>
+          <w:lang w:val="hi_IN" w:bidi="hi_IN"/>
+        </w:rPr>
+        <w:t>וַ⁠תִּשָּׁאֵר֙ הָֽ⁠אִשָּׁ֔ה מִ⁠שְּׁנֵ֥י יְלָדֶ֖י⁠הָ וּ⁠מֵ⁠אִישָֽׁ⁠הּ</w:t>
+      </w:r>
+    </w:p>
+    <w:p>
+      <w:pPr/>
+      <w:r>
+        <w:rPr>
+          <w:lang w:val="hi_IN" w:bidi="hi_IN"/>
+        </w:rPr>
+      </w:r>
+      <w:r>
+        <w:rPr>
           <w:b/>
           <w:lang w:val="hi_IN" w:bidi="hi_IN"/>
         </w:rPr>
@@ -1668,6 +1845,20 @@
       </w:r>
       <w:r>
         <w:rPr>
+          <w:lang w:val="hi_IN" w:bidi="hi_IN"/>
+        </w:rPr>
+        <w:t>וַ⁠תָּ֤קָם הִיא֙ וְ⁠כַלֹּתֶ֔י⁠הָ וַ⁠תָּ֖שָׁב</w:t>
+      </w:r>
+    </w:p>
+    <w:p>
+      <w:pPr/>
+      <w:r>
+        <w:rPr>
+          <w:lang w:val="hi_IN" w:bidi="hi_IN"/>
+        </w:rPr>
+      </w:r>
+      <w:r>
+        <w:rPr>
           <w:b/>
           <w:lang w:val="hi_IN" w:bidi="hi_IN"/>
         </w:rPr>
@@ -1771,6 +1962,20 @@
       </w:r>
       <w:r>
         <w:rPr>
+          <w:lang w:val="hi_IN" w:bidi="hi_IN"/>
+        </w:rPr>
+        <w:t>וַ⁠תָּ֤קָם הִיא֙ וְ⁠כַלֹּתֶ֔י⁠הָ וַ⁠תָּ֖שָׁב</w:t>
+      </w:r>
+    </w:p>
+    <w:p>
+      <w:pPr/>
+      <w:r>
+        <w:rPr>
+          <w:lang w:val="hi_IN" w:bidi="hi_IN"/>
+        </w:rPr>
+      </w:r>
+      <w:r>
+        <w:rPr>
           <w:b/>
           <w:lang w:val="hi_IN" w:bidi="hi_IN"/>
         </w:rPr>
@@ -1943,6 +2148,20 @@
       </w:r>
       <w:r>
         <w:rPr>
+          <w:lang w:val="hi_IN" w:bidi="hi_IN"/>
+        </w:rPr>
+        <w:t>כִּ֤י שָֽׁמְעָה֙ בִּ⁠שְׂדֵ֣ה מוֹאָ֔ב כִּֽי־פָקַ֤ד יְהוָה֙ אֶת־עַמּ֔⁠וֹ לָ⁠תֵ֥ת לָ⁠הֶ֖ם לָֽחֶם</w:t>
+      </w:r>
+    </w:p>
+    <w:p>
+      <w:pPr/>
+      <w:r>
+        <w:rPr>
+          <w:lang w:val="hi_IN" w:bidi="hi_IN"/>
+        </w:rPr>
+      </w:r>
+      <w:r>
+        <w:rPr>
           <w:b/>
           <w:lang w:val="hi_IN" w:bidi="hi_IN"/>
         </w:rPr>
@@ -2026,6 +2245,20 @@
       </w:r>
       <w:r>
         <w:rPr>
+          <w:lang w:val="hi_IN" w:bidi="hi_IN"/>
+        </w:rPr>
+        <w:t>שָֽׁמְעָה֙ בִּ⁠שְׂדֵ֣ה מוֹאָ֔ב</w:t>
+      </w:r>
+    </w:p>
+    <w:p>
+      <w:pPr/>
+      <w:r>
+        <w:rPr>
+          <w:lang w:val="hi_IN" w:bidi="hi_IN"/>
+        </w:rPr>
+      </w:r>
+      <w:r>
+        <w:rPr>
           <w:b/>
           <w:lang w:val="hi_IN" w:bidi="hi_IN"/>
         </w:rPr>
@@ -2135,6 +2368,20 @@
       </w:r>
       <w:r>
         <w:rPr>
+          <w:lang w:val="hi_IN" w:bidi="hi_IN"/>
+        </w:rPr>
+        <w:t>פָקַ֤ד &amp; אֶת־עַמּ֔⁠וֹ</w:t>
+      </w:r>
+    </w:p>
+    <w:p>
+      <w:pPr/>
+      <w:r>
+        <w:rPr>
+          <w:lang w:val="hi_IN" w:bidi="hi_IN"/>
+        </w:rPr>
+      </w:r>
+      <w:r>
+        <w:rPr>
           <w:b/>
           <w:lang w:val="hi_IN" w:bidi="hi_IN"/>
         </w:rPr>
@@ -2198,6 +2445,20 @@
       </w:r>
       <w:r>
         <w:rPr>
+          <w:lang w:val="hi_IN" w:bidi="hi_IN"/>
+        </w:rPr>
+        <w:t>לָ⁠תֵ֥ת לָ⁠הֶ֖ם לָֽחֶם</w:t>
+      </w:r>
+    </w:p>
+    <w:p>
+      <w:pPr/>
+      <w:r>
+        <w:rPr>
+          <w:lang w:val="hi_IN" w:bidi="hi_IN"/>
+        </w:rPr>
+      </w:r>
+      <w:r>
+        <w:rPr>
           <w:b/>
           <w:lang w:val="hi_IN" w:bidi="hi_IN"/>
         </w:rPr>
@@ -2474,6 +2735,20 @@
       </w:r>
       <w:r>
         <w:rPr>
+          <w:lang w:val="hi_IN" w:bidi="hi_IN"/>
+        </w:rPr>
+        <w:t>לֵ֣כְנָה שֹּׁ֔בְנָה אִשָּׁ֖ה</w:t>
+      </w:r>
+    </w:p>
+    <w:p>
+      <w:pPr/>
+      <w:r>
+        <w:rPr>
+          <w:lang w:val="hi_IN" w:bidi="hi_IN"/>
+        </w:rPr>
+      </w:r>
+      <w:r>
+        <w:rPr>
           <w:b/>
           <w:lang w:val="hi_IN" w:bidi="hi_IN"/>
         </w:rPr>
@@ -2570,6 +2845,20 @@
       </w:r>
       <w:r>
         <w:rPr>
+          <w:lang w:val="hi_IN" w:bidi="hi_IN"/>
+        </w:rPr>
+        <w:t>לֵ֣כְנָה שֹּׁ֔בְנָה אִשָּׁ֖ה לְ⁠בֵ֣ית אִמָּ֑⁠הּ</w:t>
+      </w:r>
+    </w:p>
+    <w:p>
+      <w:pPr/>
+      <w:r>
+        <w:rPr>
+          <w:lang w:val="hi_IN" w:bidi="hi_IN"/>
+        </w:rPr>
+      </w:r>
+      <w:r>
+        <w:rPr>
           <w:b/>
           <w:lang w:val="hi_IN" w:bidi="hi_IN"/>
         </w:rPr>
@@ -2697,6 +2986,20 @@
       </w:r>
       <w:r>
         <w:rPr>
+          <w:lang w:val="hi_IN" w:bidi="hi_IN"/>
+        </w:rPr>
+        <w:t>יעשה יְהוָ֤ה עִמָּ⁠כֶם֙ חֶ֔סֶד כַּ⁠אֲשֶׁ֧ר עֲשִׂיתֶ֛ם עִם־הַ⁠מֵּתִ֖ים וְ⁠עִמָּדִֽ⁠י</w:t>
+      </w:r>
+    </w:p>
+    <w:p>
+      <w:pPr/>
+      <w:r>
+        <w:rPr>
+          <w:lang w:val="hi_IN" w:bidi="hi_IN"/>
+        </w:rPr>
+      </w:r>
+      <w:r>
+        <w:rPr>
           <w:b/>
           <w:lang w:val="hi_IN" w:bidi="hi_IN"/>
         </w:rPr>
@@ -2780,6 +3083,20 @@
       </w:r>
       <w:r>
         <w:rPr>
+          <w:lang w:val="hi_IN" w:bidi="hi_IN"/>
+        </w:rPr>
+        <w:t>עִם־הַ⁠מֵּתִ֖ים</w:t>
+      </w:r>
+    </w:p>
+    <w:p>
+      <w:pPr/>
+      <w:r>
+        <w:rPr>
+          <w:lang w:val="hi_IN" w:bidi="hi_IN"/>
+        </w:rPr>
+      </w:r>
+      <w:r>
+        <w:rPr>
           <w:b/>
           <w:lang w:val="hi_IN" w:bidi="hi_IN"/>
         </w:rPr>
@@ -2864,6 +3181,20 @@
       </w:r>
       <w:r>
         <w:rPr>
+          <w:lang w:val="hi_IN" w:bidi="hi_IN"/>
+        </w:rPr>
+        <w:t>חֶ֔סֶד</w:t>
+      </w:r>
+    </w:p>
+    <w:p>
+      <w:pPr/>
+      <w:r>
+        <w:rPr>
+          <w:lang w:val="hi_IN" w:bidi="hi_IN"/>
+        </w:rPr>
+      </w:r>
+      <w:r>
+        <w:rPr>
           <w:b/>
           <w:lang w:val="hi_IN" w:bidi="hi_IN"/>
         </w:rPr>
@@ -3050,6 +3381,20 @@
       </w:r>
       <w:r>
         <w:rPr>
+          <w:lang w:val="hi_IN" w:bidi="hi_IN"/>
+        </w:rPr>
+        <w:t>וּ⁠מְצֶ֣אןָ מְנוּחָ֔ה</w:t>
+      </w:r>
+    </w:p>
+    <w:p>
+      <w:pPr/>
+      <w:r>
+        <w:rPr>
+          <w:lang w:val="hi_IN" w:bidi="hi_IN"/>
+        </w:rPr>
+      </w:r>
+      <w:r>
+        <w:rPr>
           <w:b/>
           <w:lang w:val="hi_IN" w:bidi="hi_IN"/>
         </w:rPr>
@@ -3166,6 +3511,20 @@
       </w:r>
       <w:r>
         <w:rPr>
+          <w:lang w:val="hi_IN" w:bidi="hi_IN"/>
+        </w:rPr>
+        <w:t>בֵּ֣ית אִישָׁ֑⁠הּ</w:t>
+      </w:r>
+    </w:p>
+    <w:p>
+      <w:pPr/>
+      <w:r>
+        <w:rPr>
+          <w:lang w:val="hi_IN" w:bidi="hi_IN"/>
+        </w:rPr>
+      </w:r>
+      <w:r>
+        <w:rPr>
           <w:b/>
           <w:lang w:val="hi_IN" w:bidi="hi_IN"/>
         </w:rPr>
@@ -3262,6 +3621,20 @@
       </w:r>
       <w:r>
         <w:rPr>
+          <w:lang w:val="hi_IN" w:bidi="hi_IN"/>
+        </w:rPr>
+        <w:t>וַ⁠תִּשֶּׂ֥אנָה קוֹלָ֖⁠ן וַ⁠תִּבְכֶּֽינָה</w:t>
+      </w:r>
+    </w:p>
+    <w:p>
+      <w:pPr/>
+      <w:r>
+        <w:rPr>
+          <w:lang w:val="hi_IN" w:bidi="hi_IN"/>
+        </w:rPr>
+      </w:r>
+      <w:r>
+        <w:rPr>
           <w:b/>
           <w:lang w:val="hi_IN" w:bidi="hi_IN"/>
         </w:rPr>
@@ -3345,6 +3718,20 @@
       </w:r>
       <w:r>
         <w:rPr>
+          <w:lang w:val="hi_IN" w:bidi="hi_IN"/>
+        </w:rPr>
+        <w:t>נָשׁ֖וּב</w:t>
+      </w:r>
+    </w:p>
+    <w:p>
+      <w:pPr/>
+      <w:r>
+        <w:rPr>
+          <w:lang w:val="hi_IN" w:bidi="hi_IN"/>
+        </w:rPr>
+      </w:r>
+      <w:r>
+        <w:rPr>
           <w:b/>
           <w:lang w:val="hi_IN" w:bidi="hi_IN"/>
         </w:rPr>
@@ -3454,6 +3841,20 @@
       </w:r>
       <w:r>
         <w:rPr>
+          <w:lang w:val="hi_IN" w:bidi="hi_IN"/>
+        </w:rPr>
+        <w:t>וַ⁠תֹּאמַ֖רְנָה</w:t>
+      </w:r>
+    </w:p>
+    <w:p>
+      <w:pPr/>
+      <w:r>
+        <w:rPr>
+          <w:lang w:val="hi_IN" w:bidi="hi_IN"/>
+        </w:rPr>
+      </w:r>
+      <w:r>
+        <w:rPr>
           <w:b/>
           <w:lang w:val="hi_IN" w:bidi="hi_IN"/>
         </w:rPr>
@@ -3576,6 +3977,20 @@
       </w:r>
       <w:r>
         <w:rPr>
+          <w:lang w:val="hi_IN" w:bidi="hi_IN"/>
+        </w:rPr>
+        <w:t>כִּי</w:t>
+      </w:r>
+    </w:p>
+    <w:p>
+      <w:pPr/>
+      <w:r>
+        <w:rPr>
+          <w:lang w:val="hi_IN" w:bidi="hi_IN"/>
+        </w:rPr>
+      </w:r>
+      <w:r>
+        <w:rPr>
           <w:b/>
           <w:lang w:val="hi_IN" w:bidi="hi_IN"/>
         </w:rPr>
@@ -3672,6 +4087,20 @@
       </w:r>
       <w:r>
         <w:rPr>
+          <w:lang w:val="hi_IN" w:bidi="hi_IN"/>
+        </w:rPr>
+        <w:t>אִתָּ֥⁠ךְ</w:t>
+      </w:r>
+    </w:p>
+    <w:p>
+      <w:pPr/>
+      <w:r>
+        <w:rPr>
+          <w:lang w:val="hi_IN" w:bidi="hi_IN"/>
+        </w:rPr>
+      </w:r>
+      <w:r>
+        <w:rPr>
           <w:b/>
           <w:lang w:val="hi_IN" w:bidi="hi_IN"/>
         </w:rPr>
@@ -3768,6 +4197,20 @@
       </w:r>
       <w:r>
         <w:rPr>
+          <w:lang w:val="hi_IN" w:bidi="hi_IN"/>
+        </w:rPr>
+        <w:t>וַ⁠תֹּ֤אמֶר נָעֳמִי֙</w:t>
+      </w:r>
+    </w:p>
+    <w:p>
+      <w:pPr/>
+      <w:r>
+        <w:rPr>
+          <w:lang w:val="hi_IN" w:bidi="hi_IN"/>
+        </w:rPr>
+      </w:r>
+      <w:r>
+        <w:rPr>
           <w:b/>
           <w:lang w:val="hi_IN" w:bidi="hi_IN"/>
         </w:rPr>
@@ -3864,6 +4307,20 @@
       </w:r>
       <w:r>
         <w:rPr>
+          <w:lang w:val="hi_IN" w:bidi="hi_IN"/>
+        </w:rPr>
+        <w:t>בְנֹתַ֔⁠י</w:t>
+      </w:r>
+    </w:p>
+    <w:p>
+      <w:pPr/>
+      <w:r>
+        <w:rPr>
+          <w:lang w:val="hi_IN" w:bidi="hi_IN"/>
+        </w:rPr>
+      </w:r>
+      <w:r>
+        <w:rPr>
           <w:b/>
           <w:lang w:val="hi_IN" w:bidi="hi_IN"/>
         </w:rPr>
@@ -3940,6 +4397,20 @@
       </w:r>
       <w:r>
         <w:rPr>
+          <w:lang w:val="hi_IN" w:bidi="hi_IN"/>
+        </w:rPr>
+        <w:t>לָ֥⁠מָּה תֵלַ֖כְנָה עִמִּ֑⁠י</w:t>
+      </w:r>
+    </w:p>
+    <w:p>
+      <w:pPr/>
+      <w:r>
+        <w:rPr>
+          <w:lang w:val="hi_IN" w:bidi="hi_IN"/>
+        </w:rPr>
+      </w:r>
+      <w:r>
+        <w:rPr>
           <w:b/>
           <w:lang w:val="hi_IN" w:bidi="hi_IN"/>
         </w:rPr>
@@ -4023,6 +4494,20 @@
       </w:r>
       <w:r>
         <w:rPr>
+          <w:lang w:val="hi_IN" w:bidi="hi_IN"/>
+        </w:rPr>
+        <w:t>הַֽ⁠עֽוֹד־לִ֤⁠י בָנִים֙ בְּֽ⁠מֵעַ֔⁠י וְ⁠הָי֥וּ לָ⁠כֶ֖ם לַ⁠אֲנָשִֽׁים</w:t>
+      </w:r>
+    </w:p>
+    <w:p>
+      <w:pPr/>
+      <w:r>
+        <w:rPr>
+          <w:lang w:val="hi_IN" w:bidi="hi_IN"/>
+        </w:rPr>
+      </w:r>
+      <w:r>
+        <w:rPr>
           <w:b/>
           <w:lang w:val="hi_IN" w:bidi="hi_IN"/>
         </w:rPr>
@@ -4106,6 +4591,20 @@
       </w:r>
       <w:r>
         <w:rPr>
+          <w:lang w:val="hi_IN" w:bidi="hi_IN"/>
+        </w:rPr>
+        <w:t>זָקַ֖נְתִּי מִ⁠הְי֣וֹת לְ⁠אִ֑ישׁ</w:t>
+      </w:r>
+    </w:p>
+    <w:p>
+      <w:pPr/>
+      <w:r>
+        <w:rPr>
+          <w:lang w:val="hi_IN" w:bidi="hi_IN"/>
+        </w:rPr>
+      </w:r>
+      <w:r>
+        <w:rPr>
           <w:b/>
           <w:lang w:val="hi_IN" w:bidi="hi_IN"/>
         </w:rPr>
@@ -4189,6 +4688,20 @@
       </w:r>
       <w:r>
         <w:rPr>
+          <w:lang w:val="hi_IN" w:bidi="hi_IN"/>
+        </w:rPr>
+        <w:t>כִּ֤י אָמַ֨רְתִּי֙ יֶשׁ־לִ֣⁠י תִקְוָ֔ה גַּ֣ם הָיִ֤יתִי הַ⁠לַּ֨יְלָה֙ לְ⁠אִ֔ישׁ וְ⁠גַ֖ם יָלַ֥דְתִּי בָנִֽים</w:t>
+      </w:r>
+    </w:p>
+    <w:p>
+      <w:pPr/>
+      <w:r>
+        <w:rPr>
+          <w:lang w:val="hi_IN" w:bidi="hi_IN"/>
+        </w:rPr>
+      </w:r>
+      <w:r>
+        <w:rPr>
           <w:b/>
           <w:lang w:val="hi_IN" w:bidi="hi_IN"/>
         </w:rPr>
@@ -4349,6 +4862,20 @@
       </w:r>
       <w:r>
         <w:rPr>
+          <w:lang w:val="hi_IN" w:bidi="hi_IN"/>
+        </w:rPr>
+        <w:t>הֲ⁠לָהֵ֣ן ׀ תְּשַׂבֵּ֗רְנָה עַ֚ד אֲשֶׁ֣ר יִגְדָּ֔לוּ הֲ⁠לָהֵן֙ תֵּֽעָגֵ֔נָה לְ⁠בִלְתִּ֖י הֱי֣וֹת לְ⁠אִ֑ישׁ</w:t>
+      </w:r>
+    </w:p>
+    <w:p>
+      <w:pPr/>
+      <w:r>
+        <w:rPr>
+          <w:lang w:val="hi_IN" w:bidi="hi_IN"/>
+        </w:rPr>
+      </w:r>
+      <w:r>
+        <w:rPr>
           <w:b/>
           <w:lang w:val="hi_IN" w:bidi="hi_IN"/>
         </w:rPr>
@@ -4458,6 +4985,20 @@
       </w:r>
       <w:r>
         <w:rPr>
+          <w:lang w:val="hi_IN" w:bidi="hi_IN"/>
+        </w:rPr>
+        <w:t>הֲ⁠לָהֵ֣ן ׀ תְּשַׂבֵּ֗רְנָה עַ֚ד אֲשֶׁ֣ר יִגְדָּ֔לוּ הֲ⁠לָהֵן֙ תֵּֽעָגֵ֔נָה לְ⁠בִלְתִּ֖י הֱי֣וֹת לְ⁠אִ֑ישׁ</w:t>
+      </w:r>
+    </w:p>
+    <w:p>
+      <w:pPr/>
+      <w:r>
+        <w:rPr>
+          <w:lang w:val="hi_IN" w:bidi="hi_IN"/>
+        </w:rPr>
+      </w:r>
+      <w:r>
+        <w:rPr>
           <w:b/>
           <w:lang w:val="hi_IN" w:bidi="hi_IN"/>
         </w:rPr>
@@ -4547,6 +5088,20 @@
       </w:r>
       <w:r>
         <w:rPr>
+          <w:lang w:val="hi_IN" w:bidi="hi_IN"/>
+        </w:rPr>
+        <w:t>מַר־לִ֤⁠י מְאֹד֙</w:t>
+      </w:r>
+    </w:p>
+    <w:p>
+      <w:pPr/>
+      <w:r>
+        <w:rPr>
+          <w:lang w:val="hi_IN" w:bidi="hi_IN"/>
+        </w:rPr>
+      </w:r>
+      <w:r>
+        <w:rPr>
           <w:b/>
           <w:lang w:val="hi_IN" w:bidi="hi_IN"/>
         </w:rPr>
@@ -4656,6 +5211,20 @@
       </w:r>
       <w:r>
         <w:rPr>
+          <w:lang w:val="hi_IN" w:bidi="hi_IN"/>
+        </w:rPr>
+        <w:t>יָצְאָ֥ה בִ֖⁠י יַד־יְהוָֽה</w:t>
+      </w:r>
+    </w:p>
+    <w:p>
+      <w:pPr/>
+      <w:r>
+        <w:rPr>
+          <w:lang w:val="hi_IN" w:bidi="hi_IN"/>
+        </w:rPr>
+      </w:r>
+      <w:r>
+        <w:rPr>
           <w:b/>
           <w:lang w:val="hi_IN" w:bidi="hi_IN"/>
         </w:rPr>
@@ -4765,6 +5334,20 @@
       </w:r>
       <w:r>
         <w:rPr>
+          <w:lang w:val="hi_IN" w:bidi="hi_IN"/>
+        </w:rPr>
+        <w:t>יָצְאָ֥ה בִ֖⁠י יַד־יְהוָֽה</w:t>
+      </w:r>
+    </w:p>
+    <w:p>
+      <w:pPr/>
+      <w:r>
+        <w:rPr>
+          <w:lang w:val="hi_IN" w:bidi="hi_IN"/>
+        </w:rPr>
+      </w:r>
+      <w:r>
+        <w:rPr>
           <w:b/>
           <w:lang w:val="hi_IN" w:bidi="hi_IN"/>
         </w:rPr>
@@ -4861,6 +5444,20 @@
       </w:r>
       <w:r>
         <w:rPr>
+          <w:lang w:val="hi_IN" w:bidi="hi_IN"/>
+        </w:rPr>
+        <w:t>וַ⁠תִּשֶּׂ֣נָה קוֹלָ֔⁠ן וַ⁠תִּבְכֶּ֖ינָה</w:t>
+      </w:r>
+    </w:p>
+    <w:p>
+      <w:pPr/>
+      <w:r>
+        <w:rPr>
+          <w:lang w:val="hi_IN" w:bidi="hi_IN"/>
+        </w:rPr>
+      </w:r>
+      <w:r>
+        <w:rPr>
           <w:b/>
           <w:lang w:val="hi_IN" w:bidi="hi_IN"/>
         </w:rPr>
@@ -4944,6 +5541,20 @@
       </w:r>
       <w:r>
         <w:rPr>
+          <w:lang w:val="hi_IN" w:bidi="hi_IN"/>
+        </w:rPr>
+        <w:t>וְ⁠ר֖וּת דָּ֥בְקָה בָּֽ⁠הּ</w:t>
+      </w:r>
+    </w:p>
+    <w:p>
+      <w:pPr/>
+      <w:r>
+        <w:rPr>
+          <w:lang w:val="hi_IN" w:bidi="hi_IN"/>
+        </w:rPr>
+      </w:r>
+      <w:r>
+        <w:rPr>
           <w:b/>
           <w:lang w:val="hi_IN" w:bidi="hi_IN"/>
         </w:rPr>
@@ -5066,6 +5677,20 @@
       </w:r>
       <w:r>
         <w:rPr>
+          <w:lang w:val="hi_IN" w:bidi="hi_IN"/>
+        </w:rPr>
+        <w:t>הִנֵּה֙</w:t>
+      </w:r>
+    </w:p>
+    <w:p>
+      <w:pPr/>
+      <w:r>
+        <w:rPr>
+          <w:lang w:val="hi_IN" w:bidi="hi_IN"/>
+        </w:rPr>
+      </w:r>
+      <w:r>
+        <w:rPr>
           <w:b/>
           <w:lang w:val="hi_IN" w:bidi="hi_IN"/>
         </w:rPr>
@@ -5233,6 +5858,20 @@
       </w:r>
       <w:r>
         <w:rPr>
+          <w:lang w:val="hi_IN" w:bidi="hi_IN"/>
+        </w:rPr>
+        <w:t>עַמָּ֖⁠הּ</w:t>
+      </w:r>
+    </w:p>
+    <w:p>
+      <w:pPr/>
+      <w:r>
+        <w:rPr>
+          <w:lang w:val="hi_IN" w:bidi="hi_IN"/>
+        </w:rPr>
+      </w:r>
+      <w:r>
+        <w:rPr>
           <w:b/>
           <w:lang w:val="hi_IN" w:bidi="hi_IN"/>
         </w:rPr>
@@ -5316,6 +5955,20 @@
       </w:r>
       <w:r>
         <w:rPr>
+          <w:lang w:val="hi_IN" w:bidi="hi_IN"/>
+        </w:rPr>
+        <w:t>אֱלֹהֶ֑י⁠הָ</w:t>
+      </w:r>
+    </w:p>
+    <w:p>
+      <w:pPr/>
+      <w:r>
+        <w:rPr>
+          <w:lang w:val="hi_IN" w:bidi="hi_IN"/>
+        </w:rPr>
+      </w:r>
+      <w:r>
+        <w:rPr>
           <w:b/>
           <w:lang w:val="hi_IN" w:bidi="hi_IN"/>
         </w:rPr>
@@ -5379,6 +6032,20 @@
       </w:r>
       <w:r>
         <w:rPr>
+          <w:lang w:val="hi_IN" w:bidi="hi_IN"/>
+        </w:rPr>
+        <w:t>אֱלֹהֶ֑י⁠הָ</w:t>
+      </w:r>
+    </w:p>
+    <w:p>
+      <w:pPr/>
+      <w:r>
+        <w:rPr>
+          <w:lang w:val="hi_IN" w:bidi="hi_IN"/>
+        </w:rPr>
+      </w:r>
+      <w:r>
+        <w:rPr>
           <w:b/>
           <w:lang w:val="hi_IN" w:bidi="hi_IN"/>
         </w:rPr>
@@ -5539,6 +6206,20 @@
       </w:r>
       <w:r>
         <w:rPr>
+          <w:lang w:val="hi_IN" w:bidi="hi_IN"/>
+        </w:rPr>
+        <w:t>לְ⁠עָזְבֵ֖⁠ךְ לָ⁠שׁ֣וּב מֵ⁠אַחֲרָ֑יִ⁠ךְ</w:t>
+      </w:r>
+    </w:p>
+    <w:p>
+      <w:pPr/>
+      <w:r>
+        <w:rPr>
+          <w:lang w:val="hi_IN" w:bidi="hi_IN"/>
+        </w:rPr>
+      </w:r>
+      <w:r>
+        <w:rPr>
           <w:b/>
           <w:lang w:val="hi_IN" w:bidi="hi_IN"/>
         </w:rPr>
@@ -5648,6 +6329,20 @@
       </w:r>
       <w:r>
         <w:rPr>
+          <w:lang w:val="hi_IN" w:bidi="hi_IN"/>
+        </w:rPr>
+        <w:t>עַמֵּ֣⁠ךְ עַמִּ֔⁠י וֵ⁠אלֹהַ֖יִ⁠ךְ אֱלֹהָֽ⁠י</w:t>
+      </w:r>
+    </w:p>
+    <w:p>
+      <w:pPr/>
+      <w:r>
+        <w:rPr>
+          <w:lang w:val="hi_IN" w:bidi="hi_IN"/>
+        </w:rPr>
+      </w:r>
+      <w:r>
+        <w:rPr>
           <w:b/>
           <w:lang w:val="hi_IN" w:bidi="hi_IN"/>
         </w:rPr>
@@ -5731,6 +6426,20 @@
       </w:r>
       <w:r>
         <w:rPr>
+          <w:lang w:val="hi_IN" w:bidi="hi_IN"/>
+        </w:rPr>
+        <w:t>כֹּה֩ יַעֲשֶׂ֨ה יְהוָ֥ה לִ⁠י֙ וְ⁠כֹ֣ה יֹסִ֔יף</w:t>
+      </w:r>
+    </w:p>
+    <w:p>
+      <w:pPr/>
+      <w:r>
+        <w:rPr>
+          <w:lang w:val="hi_IN" w:bidi="hi_IN"/>
+        </w:rPr>
+      </w:r>
+      <w:r>
+        <w:rPr>
           <w:b/>
           <w:lang w:val="hi_IN" w:bidi="hi_IN"/>
         </w:rPr>
@@ -5840,6 +6549,20 @@
       </w:r>
       <w:r>
         <w:rPr>
+          <w:lang w:val="hi_IN" w:bidi="hi_IN"/>
+        </w:rPr>
+        <w:t>כִּ֣י הַ⁠מָּ֔וֶת יַפְרִ֖יד בֵּינִ֥⁠י וּ⁠בֵינֵֽ⁠ךְ</w:t>
+      </w:r>
+    </w:p>
+    <w:p>
+      <w:pPr/>
+      <w:r>
+        <w:rPr>
+          <w:lang w:val="hi_IN" w:bidi="hi_IN"/>
+        </w:rPr>
+      </w:r>
+      <w:r>
+        <w:rPr>
           <w:b/>
           <w:lang w:val="hi_IN" w:bidi="hi_IN"/>
         </w:rPr>
@@ -5917,6 +6640,20 @@
       </w:r>
       <w:r>
         <w:rPr>
+          <w:lang w:val="hi_IN" w:bidi="hi_IN"/>
+        </w:rPr>
+        <w:t>יַפְרִ֖יד בֵּינִ֥⁠י וּ⁠בֵינֵֽ⁠ךְ</w:t>
+      </w:r>
+    </w:p>
+    <w:p>
+      <w:pPr/>
+      <w:r>
+        <w:rPr>
+          <w:lang w:val="hi_IN" w:bidi="hi_IN"/>
+        </w:rPr>
+      </w:r>
+      <w:r>
+        <w:rPr>
           <w:b/>
           <w:lang w:val="hi_IN" w:bidi="hi_IN"/>
         </w:rPr>
@@ -6026,6 +6763,20 @@
       </w:r>
       <w:r>
         <w:rPr>
+          <w:lang w:val="hi_IN" w:bidi="hi_IN"/>
+        </w:rPr>
+        <w:t>וַ⁠תֶּחְדַּ֖ל לְ⁠דַבֵּ֥ר אֵלֶֽי⁠הָ</w:t>
+      </w:r>
+    </w:p>
+    <w:p>
+      <w:pPr/>
+      <w:r>
+        <w:rPr>
+          <w:lang w:val="hi_IN" w:bidi="hi_IN"/>
+        </w:rPr>
+      </w:r>
+      <w:r>
+        <w:rPr>
           <w:b/>
           <w:lang w:val="hi_IN" w:bidi="hi_IN"/>
         </w:rPr>
@@ -6103,6 +6854,20 @@
       </w:r>
       <w:r>
         <w:rPr>
+          <w:lang w:val="hi_IN" w:bidi="hi_IN"/>
+        </w:rPr>
+        <w:t>וַ⁠תֶּחְדַּ֖ל לְ⁠דַבֵּ֥ר אֵלֶֽי⁠הָ</w:t>
+      </w:r>
+    </w:p>
+    <w:p>
+      <w:pPr/>
+      <w:r>
+        <w:rPr>
+          <w:lang w:val="hi_IN" w:bidi="hi_IN"/>
+        </w:rPr>
+      </w:r>
+      <w:r>
+        <w:rPr>
           <w:b/>
           <w:lang w:val="hi_IN" w:bidi="hi_IN"/>
         </w:rPr>
@@ -6212,6 +6977,20 @@
       </w:r>
       <w:r>
         <w:rPr>
+          <w:lang w:val="hi_IN" w:bidi="hi_IN"/>
+        </w:rPr>
+        <w:t>וַ⁠יְהִ֗י</w:t>
+      </w:r>
+    </w:p>
+    <w:p>
+      <w:pPr/>
+      <w:r>
+        <w:rPr>
+          <w:lang w:val="hi_IN" w:bidi="hi_IN"/>
+        </w:rPr>
+      </w:r>
+      <w:r>
+        <w:rPr>
           <w:b/>
           <w:lang w:val="hi_IN" w:bidi="hi_IN"/>
         </w:rPr>
@@ -6308,6 +7087,20 @@
       </w:r>
       <w:r>
         <w:rPr>
+          <w:lang w:val="hi_IN" w:bidi="hi_IN"/>
+        </w:rPr>
+        <w:t>כְּ⁠בֹאָ֨⁠נָה֙ בֵּ֣ית לֶ֔חֶם</w:t>
+      </w:r>
+    </w:p>
+    <w:p>
+      <w:pPr/>
+      <w:r>
+        <w:rPr>
+          <w:lang w:val="hi_IN" w:bidi="hi_IN"/>
+        </w:rPr>
+      </w:r>
+      <w:r>
+        <w:rPr>
           <w:b/>
           <w:lang w:val="hi_IN" w:bidi="hi_IN"/>
         </w:rPr>
@@ -6391,6 +7184,20 @@
       </w:r>
       <w:r>
         <w:rPr>
+          <w:lang w:val="hi_IN" w:bidi="hi_IN"/>
+        </w:rPr>
+        <w:t>כָּל־הָ⁠עִיר֙</w:t>
+      </w:r>
+    </w:p>
+    <w:p>
+      <w:pPr/>
+      <w:r>
+        <w:rPr>
+          <w:lang w:val="hi_IN" w:bidi="hi_IN"/>
+        </w:rPr>
+      </w:r>
+      <w:r>
+        <w:rPr>
           <w:b/>
           <w:lang w:val="hi_IN" w:bidi="hi_IN"/>
         </w:rPr>
@@ -6487,6 +7294,20 @@
       </w:r>
       <w:r>
         <w:rPr>
+          <w:lang w:val="hi_IN" w:bidi="hi_IN"/>
+        </w:rPr>
+        <w:t>כָּל־הָ⁠עִיר֙</w:t>
+      </w:r>
+    </w:p>
+    <w:p>
+      <w:pPr/>
+      <w:r>
+        <w:rPr>
+          <w:lang w:val="hi_IN" w:bidi="hi_IN"/>
+        </w:rPr>
+      </w:r>
+      <w:r>
+        <w:rPr>
           <w:b/>
           <w:lang w:val="hi_IN" w:bidi="hi_IN"/>
         </w:rPr>
@@ -6583,6 +7404,20 @@
       </w:r>
       <w:r>
         <w:rPr>
+          <w:lang w:val="hi_IN" w:bidi="hi_IN"/>
+        </w:rPr>
+        <w:t>הֲ⁠זֹ֥את נָעֳמִֽי</w:t>
+      </w:r>
+    </w:p>
+    <w:p>
+      <w:pPr/>
+      <w:r>
+        <w:rPr>
+          <w:lang w:val="hi_IN" w:bidi="hi_IN"/>
+        </w:rPr>
+      </w:r>
+      <w:r>
+        <w:rPr>
           <w:b/>
           <w:lang w:val="hi_IN" w:bidi="hi_IN"/>
         </w:rPr>
@@ -6646,6 +7481,20 @@
       </w:r>
       <w:r>
         <w:rPr>
+          <w:lang w:val="hi_IN" w:bidi="hi_IN"/>
+        </w:rPr>
+        <w:t>אַל־תִּקְרֶ֥אנָה לִ֖⁠י נָעֳמִ֑י</w:t>
+      </w:r>
+    </w:p>
+    <w:p>
+      <w:pPr/>
+      <w:r>
+        <w:rPr>
+          <w:lang w:val="hi_IN" w:bidi="hi_IN"/>
+        </w:rPr>
+      </w:r>
+      <w:r>
+        <w:rPr>
           <w:b/>
           <w:lang w:val="hi_IN" w:bidi="hi_IN"/>
         </w:rPr>
@@ -6735,6 +7584,20 @@
       </w:r>
       <w:r>
         <w:rPr>
+          <w:lang w:val="hi_IN" w:bidi="hi_IN"/>
+        </w:rPr>
+        <w:t>מָרָ֔א</w:t>
+      </w:r>
+    </w:p>
+    <w:p>
+      <w:pPr/>
+      <w:r>
+        <w:rPr>
+          <w:lang w:val="hi_IN" w:bidi="hi_IN"/>
+        </w:rPr>
+      </w:r>
+      <w:r>
+        <w:rPr>
           <w:b/>
           <w:lang w:val="hi_IN" w:bidi="hi_IN"/>
         </w:rPr>
@@ -6831,6 +7694,20 @@
       </w:r>
       <w:r>
         <w:rPr>
+          <w:lang w:val="hi_IN" w:bidi="hi_IN"/>
+        </w:rPr>
+        <w:t>אֲנִי֙ מְלֵאָ֣ה הָלַ֔כְתִּי וְ⁠רֵיקָ֖ם הֱשִׁיבַ֣⁠נִי יְהוָ֑ה</w:t>
+      </w:r>
+    </w:p>
+    <w:p>
+      <w:pPr/>
+      <w:r>
+        <w:rPr>
+          <w:lang w:val="hi_IN" w:bidi="hi_IN"/>
+        </w:rPr>
+      </w:r>
+      <w:r>
+        <w:rPr>
           <w:b/>
           <w:lang w:val="hi_IN" w:bidi="hi_IN"/>
         </w:rPr>
@@ -6920,6 +7797,20 @@
       </w:r>
       <w:r>
         <w:rPr>
+          <w:lang w:val="hi_IN" w:bidi="hi_IN"/>
+        </w:rPr>
+        <w:t>לָ֣⁠מָּה תִקְרֶ֤אנָה לִ⁠י֙ נָעֳמִ֔י</w:t>
+      </w:r>
+    </w:p>
+    <w:p>
+      <w:pPr/>
+      <w:r>
+        <w:rPr>
+          <w:lang w:val="hi_IN" w:bidi="hi_IN"/>
+        </w:rPr>
+      </w:r>
+      <w:r>
+        <w:rPr>
           <w:b/>
           <w:lang w:val="hi_IN" w:bidi="hi_IN"/>
         </w:rPr>
@@ -7003,6 +7894,20 @@
       </w:r>
       <w:r>
         <w:rPr>
+          <w:lang w:val="hi_IN" w:bidi="hi_IN"/>
+        </w:rPr>
+        <w:t>וַֽ⁠יהוָה֙ עָ֣נָה בִ֔⁠י וְ⁠שַׁדַּ֖י הֵ֥רַֽע לִֽ⁠י</w:t>
+      </w:r>
+    </w:p>
+    <w:p>
+      <w:pPr/>
+      <w:r>
+        <w:rPr>
+          <w:lang w:val="hi_IN" w:bidi="hi_IN"/>
+        </w:rPr>
+      </w:r>
+      <w:r>
+        <w:rPr>
           <w:b/>
           <w:lang w:val="hi_IN" w:bidi="hi_IN"/>
         </w:rPr>
@@ -7124,6 +8029,20 @@
       </w:r>
       <w:r>
         <w:rPr>
+          <w:lang w:val="hi_IN" w:bidi="hi_IN"/>
+        </w:rPr>
+        <w:t>עָ֣נָה בִ֔⁠י</w:t>
+      </w:r>
+    </w:p>
+    <w:p>
+      <w:pPr/>
+      <w:r>
+        <w:rPr>
+          <w:lang w:val="hi_IN" w:bidi="hi_IN"/>
+        </w:rPr>
+      </w:r>
+      <w:r>
+        <w:rPr>
           <w:b/>
           <w:lang w:val="hi_IN" w:bidi="hi_IN"/>
         </w:rPr>
@@ -7278,6 +8197,20 @@
       </w:r>
       <w:r>
         <w:rPr>
+          <w:lang w:val="hi_IN" w:bidi="hi_IN"/>
+        </w:rPr>
+        <w:t>וַ⁠תָּ֣שָׁב נָעֳמִ֗י וְ⁠ר֨וּת הַ⁠מּוֹאֲבִיָּ֤ה כַלָּתָ⁠הּ֙ עִמָּ֔⁠הּ הַ⁠שָּׁ֖בָה מִ⁠שְּׂדֵ֣י מוֹאָ֑ב</w:t>
+      </w:r>
+    </w:p>
+    <w:p>
+      <w:pPr/>
+      <w:r>
+        <w:rPr>
+          <w:lang w:val="hi_IN" w:bidi="hi_IN"/>
+        </w:rPr>
+      </w:r>
+      <w:r>
+        <w:rPr>
           <w:b/>
           <w:lang w:val="hi_IN" w:bidi="hi_IN"/>
         </w:rPr>
@@ -7361,6 +8294,20 @@
       </w:r>
       <w:r>
         <w:rPr>
+          <w:lang w:val="hi_IN" w:bidi="hi_IN"/>
+        </w:rPr>
+        <w:t>וְ⁠הֵ֗מָּה בָּ֚אוּ בֵּ֣ית לֶ֔חֶם בִּ⁠תְחִלַּ֖ת קְצִ֥יר שְׂעֹרִֽים</w:t>
+      </w:r>
+    </w:p>
+    <w:p>
+      <w:pPr/>
+      <w:r>
+        <w:rPr>
+          <w:lang w:val="hi_IN" w:bidi="hi_IN"/>
+        </w:rPr>
+      </w:r>
+      <w:r>
+        <w:rPr>
           <w:b/>
           <w:lang w:val="hi_IN" w:bidi="hi_IN"/>
         </w:rPr>
@@ -7444,6 +8391,20 @@
       </w:r>
       <w:r>
         <w:rPr>
+          <w:lang w:val="hi_IN" w:bidi="hi_IN"/>
+        </w:rPr>
+        <w:t>בִּ⁠תְחִלַּ֖ת קְצִ֥יר שְׂעֹרִֽים</w:t>
+      </w:r>
+    </w:p>
+    <w:p>
+      <w:pPr/>
+      <w:r>
+        <w:rPr>
+          <w:lang w:val="hi_IN" w:bidi="hi_IN"/>
+        </w:rPr>
+      </w:r>
+      <w:r>
+        <w:rPr>
           <w:b/>
           <w:lang w:val="hi_IN" w:bidi="hi_IN"/>
         </w:rPr>
@@ -7711,6 +8672,20 @@
       </w:r>
       <w:r>
         <w:rPr>
+          <w:lang w:val="hi_IN" w:bidi="hi_IN"/>
+        </w:rPr>
+        <w:t>וּֽ⁠לְ⁠נָעֳמִ֞י מוֹדַ֣ע לְ⁠אִישָׁ֗⁠הּ</w:t>
+      </w:r>
+    </w:p>
+    <w:p>
+      <w:pPr/>
+      <w:r>
+        <w:rPr>
+          <w:lang w:val="hi_IN" w:bidi="hi_IN"/>
+        </w:rPr>
+      </w:r>
+      <w:r>
+        <w:rPr>
           <w:b/>
           <w:lang w:val="hi_IN" w:bidi="hi_IN"/>
         </w:rPr>
@@ -7794,6 +8769,20 @@
       </w:r>
       <w:r>
         <w:rPr>
+          <w:lang w:val="hi_IN" w:bidi="hi_IN"/>
+        </w:rPr>
+        <w:t>וּֽ⁠לְ⁠נָעֳמִ֞י מוֹדַ֣ע לְ⁠אִישָׁ֗⁠הּ</w:t>
+      </w:r>
+    </w:p>
+    <w:p>
+      <w:pPr/>
+      <w:r>
+        <w:rPr>
+          <w:lang w:val="hi_IN" w:bidi="hi_IN"/>
+        </w:rPr>
+      </w:r>
+      <w:r>
+        <w:rPr>
           <w:b/>
           <w:lang w:val="hi_IN" w:bidi="hi_IN"/>
         </w:rPr>
@@ -7877,6 +8866,20 @@
       </w:r>
       <w:r>
         <w:rPr>
+          <w:lang w:val="hi_IN" w:bidi="hi_IN"/>
+        </w:rPr>
+        <w:t>אִ֚ישׁ גִּבּ֣וֹר חַ֔יִל</w:t>
+      </w:r>
+    </w:p>
+    <w:p>
+      <w:pPr/>
+      <w:r>
+        <w:rPr>
+          <w:lang w:val="hi_IN" w:bidi="hi_IN"/>
+        </w:rPr>
+      </w:r>
+      <w:r>
+        <w:rPr>
           <w:b/>
           <w:lang w:val="hi_IN" w:bidi="hi_IN"/>
         </w:rPr>
@@ -7960,6 +8963,20 @@
       </w:r>
       <w:r>
         <w:rPr>
+          <w:lang w:val="hi_IN" w:bidi="hi_IN"/>
+        </w:rPr>
+        <w:t>מִ⁠מִּשְׁפַּ֖חַת אֱלִימֶ֑לֶךְ</w:t>
+      </w:r>
+    </w:p>
+    <w:p>
+      <w:pPr/>
+      <w:r>
+        <w:rPr>
+          <w:lang w:val="hi_IN" w:bidi="hi_IN"/>
+        </w:rPr>
+      </w:r>
+      <w:r>
+        <w:rPr>
           <w:b/>
           <w:lang w:val="hi_IN" w:bidi="hi_IN"/>
         </w:rPr>
@@ -8036,6 +9053,20 @@
       </w:r>
       <w:r>
         <w:rPr>
+          <w:lang w:val="hi_IN" w:bidi="hi_IN"/>
+        </w:rPr>
+        <w:t>ר֨וּת הַ⁠מּוֹאֲבִיָּ֜ה</w:t>
+      </w:r>
+    </w:p>
+    <w:p>
+      <w:pPr/>
+      <w:r>
+        <w:rPr>
+          <w:lang w:val="hi_IN" w:bidi="hi_IN"/>
+        </w:rPr>
+      </w:r>
+      <w:r>
+        <w:rPr>
           <w:b/>
           <w:lang w:val="hi_IN" w:bidi="hi_IN"/>
         </w:rPr>
@@ -8162,6 +9193,20 @@
       </w:r>
       <w:r>
         <w:rPr>
+          <w:lang w:val="hi_IN" w:bidi="hi_IN"/>
+        </w:rPr>
+        <w:t>אֲשֶׁ֥ר אֶמְצָא־חֵ֖ן בְּ⁠עֵינָ֑י⁠ו</w:t>
+      </w:r>
+    </w:p>
+    <w:p>
+      <w:pPr/>
+      <w:r>
+        <w:rPr>
+          <w:lang w:val="hi_IN" w:bidi="hi_IN"/>
+        </w:rPr>
+      </w:r>
+      <w:r>
+        <w:rPr>
           <w:b/>
           <w:lang w:val="hi_IN" w:bidi="hi_IN"/>
         </w:rPr>
@@ -8258,6 +9303,20 @@
       </w:r>
       <w:r>
         <w:rPr>
+          <w:lang w:val="hi_IN" w:bidi="hi_IN"/>
+        </w:rPr>
+        <w:t>בִתִּֽ⁠י</w:t>
+      </w:r>
+    </w:p>
+    <w:p>
+      <w:pPr/>
+      <w:r>
+        <w:rPr>
+          <w:lang w:val="hi_IN" w:bidi="hi_IN"/>
+        </w:rPr>
+      </w:r>
+      <w:r>
+        <w:rPr>
           <w:b/>
           <w:lang w:val="hi_IN" w:bidi="hi_IN"/>
         </w:rPr>
@@ -8321,6 +9380,20 @@
       </w:r>
       <w:r>
         <w:rPr>
+          <w:lang w:val="hi_IN" w:bidi="hi_IN"/>
+        </w:rPr>
+        <w:t>וַ⁠יִּ֣קֶר מִקְרֶ֔⁠הָ</w:t>
+      </w:r>
+    </w:p>
+    <w:p>
+      <w:pPr/>
+      <w:r>
+        <w:rPr>
+          <w:lang w:val="hi_IN" w:bidi="hi_IN"/>
+        </w:rPr>
+      </w:r>
+      <w:r>
+        <w:rPr>
           <w:b/>
           <w:lang w:val="hi_IN" w:bidi="hi_IN"/>
         </w:rPr>
@@ -8384,6 +9457,20 @@
       </w:r>
       <w:r>
         <w:rPr>
+          <w:lang w:val="hi_IN" w:bidi="hi_IN"/>
+        </w:rPr>
+        <w:t>מִ⁠מִּשְׁפַּ֥חַת אֱלִימֶֽלֶךְ</w:t>
+      </w:r>
+    </w:p>
+    <w:p>
+      <w:pPr/>
+      <w:r>
+        <w:rPr>
+          <w:lang w:val="hi_IN" w:bidi="hi_IN"/>
+        </w:rPr>
+      </w:r>
+      <w:r>
+        <w:rPr>
           <w:b/>
           <w:lang w:val="hi_IN" w:bidi="hi_IN"/>
         </w:rPr>
@@ -8460,6 +9547,20 @@
       </w:r>
       <w:r>
         <w:rPr>
+          <w:lang w:val="hi_IN" w:bidi="hi_IN"/>
+        </w:rPr>
+        <w:t>וְ⁠הִנֵּה</w:t>
+      </w:r>
+    </w:p>
+    <w:p>
+      <w:pPr/>
+      <w:r>
+        <w:rPr>
+          <w:lang w:val="hi_IN" w:bidi="hi_IN"/>
+        </w:rPr>
+      </w:r>
+      <w:r>
+        <w:rPr>
           <w:b/>
           <w:lang w:val="hi_IN" w:bidi="hi_IN"/>
         </w:rPr>
@@ -8550,6 +9651,20 @@
       </w:r>
       <w:r>
         <w:rPr>
+          <w:lang w:val="hi_IN" w:bidi="hi_IN"/>
+        </w:rPr>
+        <w:t>בָּ֚א מִ⁠בֵּ֣ית לֶ֔חֶם</w:t>
+      </w:r>
+    </w:p>
+    <w:p>
+      <w:pPr/>
+      <w:r>
+        <w:rPr>
+          <w:lang w:val="hi_IN" w:bidi="hi_IN"/>
+        </w:rPr>
+      </w:r>
+      <w:r>
+        <w:rPr>
           <w:b/>
           <w:lang w:val="hi_IN" w:bidi="hi_IN"/>
         </w:rPr>
@@ -8613,6 +9728,20 @@
       </w:r>
       <w:r>
         <w:rPr>
+          <w:lang w:val="hi_IN" w:bidi="hi_IN"/>
+        </w:rPr>
+        <w:t>יְהוָ֣ה עִמָּ⁠כֶ֑ם</w:t>
+      </w:r>
+    </w:p>
+    <w:p>
+      <w:pPr/>
+      <w:r>
+        <w:rPr>
+          <w:lang w:val="hi_IN" w:bidi="hi_IN"/>
+        </w:rPr>
+      </w:r>
+      <w:r>
+        <w:rPr>
           <w:b/>
           <w:lang w:val="hi_IN" w:bidi="hi_IN"/>
         </w:rPr>
@@ -8856,6 +9985,20 @@
       </w:r>
       <w:r>
         <w:rPr>
+          <w:lang w:val="hi_IN" w:bidi="hi_IN"/>
+        </w:rPr>
+        <w:t>לְ⁠מִ֖י הַ⁠נַּעֲרָ֥ה הַ⁠זֹּֽאת</w:t>
+      </w:r>
+    </w:p>
+    <w:p>
+      <w:pPr/>
+      <w:r>
+        <w:rPr>
+          <w:lang w:val="hi_IN" w:bidi="hi_IN"/>
+        </w:rPr>
+      </w:r>
+      <w:r>
+        <w:rPr>
           <w:b/>
           <w:lang w:val="hi_IN" w:bidi="hi_IN"/>
         </w:rPr>
@@ -8919,6 +10062,20 @@
       </w:r>
       <w:r>
         <w:rPr>
+          <w:lang w:val="hi_IN" w:bidi="hi_IN"/>
+        </w:rPr>
+        <w:t>וַ⁠יַּ֗עַן &amp; וַ⁠יֹּאמַ֑ר</w:t>
+      </w:r>
+    </w:p>
+    <w:p>
+      <w:pPr/>
+      <w:r>
+        <w:rPr>
+          <w:lang w:val="hi_IN" w:bidi="hi_IN"/>
+        </w:rPr>
+      </w:r>
+      <w:r>
+        <w:rPr>
           <w:b/>
           <w:lang w:val="hi_IN" w:bidi="hi_IN"/>
         </w:rPr>
@@ -9015,6 +10172,20 @@
       </w:r>
       <w:r>
         <w:rPr>
+          <w:lang w:val="hi_IN" w:bidi="hi_IN"/>
+        </w:rPr>
+        <w:t>וַ⁠תֹּ֗אמֶר אֲלַקֳטָה־נָּא֙ וְ⁠אָסַפְתִּ֣י בָֽ⁠עֳמָרִ֔ים אַחֲרֵ֖י הַ⁠קּוֹצְרִ֑ים</w:t>
+      </w:r>
+    </w:p>
+    <w:p>
+      <w:pPr/>
+      <w:r>
+        <w:rPr>
+          <w:lang w:val="hi_IN" w:bidi="hi_IN"/>
+        </w:rPr>
+      </w:r>
+      <w:r>
+        <w:rPr>
           <w:b/>
           <w:lang w:val="hi_IN" w:bidi="hi_IN"/>
         </w:rPr>
@@ -9098,6 +10269,20 @@
       </w:r>
       <w:r>
         <w:rPr>
+          <w:lang w:val="hi_IN" w:bidi="hi_IN"/>
+        </w:rPr>
+        <w:t>אֲלַקֳטָה־נָּא֙ וְ⁠אָסַפְתִּ֣י</w:t>
+      </w:r>
+    </w:p>
+    <w:p>
+      <w:pPr/>
+      <w:r>
+        <w:rPr>
+          <w:lang w:val="hi_IN" w:bidi="hi_IN"/>
+        </w:rPr>
+      </w:r>
+      <w:r>
+        <w:rPr>
           <w:b/>
           <w:lang w:val="hi_IN" w:bidi="hi_IN"/>
         </w:rPr>
@@ -9290,6 +10475,20 @@
       </w:r>
       <w:r>
         <w:rPr>
+          <w:lang w:val="hi_IN" w:bidi="hi_IN"/>
+        </w:rPr>
+        <w:t>הֲ⁠ל֧וֹא שָׁמַ֣עַתְּ בִּתִּ֗⁠י</w:t>
+      </w:r>
+    </w:p>
+    <w:p>
+      <w:pPr/>
+      <w:r>
+        <w:rPr>
+          <w:lang w:val="hi_IN" w:bidi="hi_IN"/>
+        </w:rPr>
+      </w:r>
+      <w:r>
+        <w:rPr>
           <w:b/>
           <w:lang w:val="hi_IN" w:bidi="hi_IN"/>
         </w:rPr>
@@ -9373,6 +10572,20 @@
       </w:r>
       <w:r>
         <w:rPr>
+          <w:lang w:val="hi_IN" w:bidi="hi_IN"/>
+        </w:rPr>
+        <w:t>בִּתִּ֗⁠י</w:t>
+      </w:r>
+    </w:p>
+    <w:p>
+      <w:pPr/>
+      <w:r>
+        <w:rPr>
+          <w:lang w:val="hi_IN" w:bidi="hi_IN"/>
+        </w:rPr>
+      </w:r>
+      <w:r>
+        <w:rPr>
           <w:b/>
           <w:lang w:val="hi_IN" w:bidi="hi_IN"/>
         </w:rPr>
@@ -9456,6 +10669,20 @@
       </w:r>
       <w:r>
         <w:rPr>
+          <w:lang w:val="hi_IN" w:bidi="hi_IN"/>
+        </w:rPr>
+        <w:t>עֵינַ֜יִ⁠ךְ בַּ⁠שָּׂדֶ֤ה</w:t>
+      </w:r>
+    </w:p>
+    <w:p>
+      <w:pPr/>
+      <w:r>
+        <w:rPr>
+          <w:lang w:val="hi_IN" w:bidi="hi_IN"/>
+        </w:rPr>
+      </w:r>
+      <w:r>
+        <w:rPr>
           <w:b/>
           <w:lang w:val="hi_IN" w:bidi="hi_IN"/>
         </w:rPr>
@@ -9552,6 +10779,20 @@
       </w:r>
       <w:r>
         <w:rPr>
+          <w:lang w:val="hi_IN" w:bidi="hi_IN"/>
+        </w:rPr>
+        <w:t>אַחֲרֵי⁠הֶ֔ן</w:t>
+      </w:r>
+    </w:p>
+    <w:p>
+      <w:pPr/>
+      <w:r>
+        <w:rPr>
+          <w:lang w:val="hi_IN" w:bidi="hi_IN"/>
+        </w:rPr>
+      </w:r>
+      <w:r>
+        <w:rPr>
           <w:b/>
           <w:lang w:val="hi_IN" w:bidi="hi_IN"/>
         </w:rPr>
@@ -9648,6 +10889,20 @@
       </w:r>
       <w:r>
         <w:rPr>
+          <w:lang w:val="hi_IN" w:bidi="hi_IN"/>
+        </w:rPr>
+        <w:t>הֲ⁠ל֥וֹא צִוִּ֛יתִי אֶת־הַ⁠נְּעָרִ֖ים לְ⁠בִלְתִּ֣י נָגְעֵ֑⁠ךְ</w:t>
+      </w:r>
+    </w:p>
+    <w:p>
+      <w:pPr/>
+      <w:r>
+        <w:rPr>
+          <w:lang w:val="hi_IN" w:bidi="hi_IN"/>
+        </w:rPr>
+      </w:r>
+      <w:r>
+        <w:rPr>
           <w:b/>
           <w:lang w:val="hi_IN" w:bidi="hi_IN"/>
         </w:rPr>
@@ -9731,6 +10986,20 @@
       </w:r>
       <w:r>
         <w:rPr>
+          <w:lang w:val="hi_IN" w:bidi="hi_IN"/>
+        </w:rPr>
+        <w:t>אֶת־הַ⁠נְּעָרִ֖ים</w:t>
+      </w:r>
+    </w:p>
+    <w:p>
+      <w:pPr/>
+      <w:r>
+        <w:rPr>
+          <w:lang w:val="hi_IN" w:bidi="hi_IN"/>
+        </w:rPr>
+      </w:r>
+      <w:r>
+        <w:rPr>
           <w:b/>
           <w:lang w:val="hi_IN" w:bidi="hi_IN"/>
         </w:rPr>
@@ -9833,6 +11102,20 @@
       </w:r>
       <w:r>
         <w:rPr>
+          <w:lang w:val="hi_IN" w:bidi="hi_IN"/>
+        </w:rPr>
+        <w:t>לְ⁠בִלְתִּ֣י נָגְעֵ֑⁠ךְ</w:t>
+      </w:r>
+    </w:p>
+    <w:p>
+      <w:pPr/>
+      <w:r>
+        <w:rPr>
+          <w:lang w:val="hi_IN" w:bidi="hi_IN"/>
+        </w:rPr>
+      </w:r>
+      <w:r>
+        <w:rPr>
           <w:b/>
           <w:lang w:val="hi_IN" w:bidi="hi_IN"/>
         </w:rPr>
@@ -9972,6 +11255,20 @@
       </w:r>
       <w:r>
         <w:rPr>
+          <w:lang w:val="hi_IN" w:bidi="hi_IN"/>
+        </w:rPr>
+        <w:t>וַ⁠תִּפֹּל֙ עַל־פָּנֶ֔י⁠הָ וַ⁠תִּשְׁתַּ֖חוּ אָ֑רְצָ⁠ה</w:t>
+      </w:r>
+    </w:p>
+    <w:p>
+      <w:pPr/>
+      <w:r>
+        <w:rPr>
+          <w:lang w:val="hi_IN" w:bidi="hi_IN"/>
+        </w:rPr>
+      </w:r>
+      <w:r>
+        <w:rPr>
           <w:b/>
           <w:lang w:val="hi_IN" w:bidi="hi_IN"/>
         </w:rPr>
@@ -10055,6 +11352,20 @@
       </w:r>
       <w:r>
         <w:rPr>
+          <w:lang w:val="hi_IN" w:bidi="hi_IN"/>
+        </w:rPr>
+        <w:t>וַ⁠תִּפֹּל֙ עַל־פָּנֶ֔י⁠הָ וַ⁠תִּשְׁתַּ֖חוּ אָ֑רְצָ⁠ה</w:t>
+      </w:r>
+    </w:p>
+    <w:p>
+      <w:pPr/>
+      <w:r>
+        <w:rPr>
+          <w:lang w:val="hi_IN" w:bidi="hi_IN"/>
+        </w:rPr>
+      </w:r>
+      <w:r>
+        <w:rPr>
           <w:b/>
           <w:lang w:val="hi_IN" w:bidi="hi_IN"/>
         </w:rPr>
@@ -10138,6 +11449,20 @@
       </w:r>
       <w:r>
         <w:rPr>
+          <w:lang w:val="hi_IN" w:bidi="hi_IN"/>
+        </w:rPr>
+        <w:t>וַ⁠תִּפֹּל֙ עַל־פָּנֶ֔י⁠הָ וַ⁠תִּשְׁתַּ֖חוּ אָ֑רְצָ⁠ה</w:t>
+      </w:r>
+    </w:p>
+    <w:p>
+      <w:pPr/>
+      <w:r>
+        <w:rPr>
+          <w:lang w:val="hi_IN" w:bidi="hi_IN"/>
+        </w:rPr>
+      </w:r>
+      <w:r>
+        <w:rPr>
           <w:b/>
           <w:lang w:val="hi_IN" w:bidi="hi_IN"/>
         </w:rPr>
@@ -10221,6 +11546,20 @@
       </w:r>
       <w:r>
         <w:rPr>
+          <w:lang w:val="hi_IN" w:bidi="hi_IN"/>
+        </w:rPr>
+        <w:t>מַדּוּעַ֩ מָצָ֨אתִי חֵ֤ן בְּ⁠עֵינֶ֨י⁠ךָ֙ לְ⁠הַכִּירֵ֔⁠נִי וְ⁠אָּנֹכִ֖י נָכְרִיָּֽה</w:t>
+      </w:r>
+    </w:p>
+    <w:p>
+      <w:pPr/>
+      <w:r>
+        <w:rPr>
+          <w:lang w:val="hi_IN" w:bidi="hi_IN"/>
+        </w:rPr>
+      </w:r>
+      <w:r>
+        <w:rPr>
           <w:b/>
           <w:lang w:val="hi_IN" w:bidi="hi_IN"/>
         </w:rPr>
@@ -10297,6 +11636,20 @@
       </w:r>
       <w:r>
         <w:rPr>
+          <w:lang w:val="hi_IN" w:bidi="hi_IN"/>
+        </w:rPr>
+        <w:t>מָצָ֨אתִי חֵ֤ן בְּ⁠עֵינֶ֨י⁠ךָ֙</w:t>
+      </w:r>
+    </w:p>
+    <w:p>
+      <w:pPr/>
+      <w:r>
+        <w:rPr>
+          <w:lang w:val="hi_IN" w:bidi="hi_IN"/>
+        </w:rPr>
+      </w:r>
+      <w:r>
+        <w:rPr>
           <w:b/>
           <w:lang w:val="hi_IN" w:bidi="hi_IN"/>
         </w:rPr>
@@ -10515,6 +11868,20 @@
       </w:r>
       <w:r>
         <w:rPr>
+          <w:lang w:val="hi_IN" w:bidi="hi_IN"/>
+        </w:rPr>
+        <w:t>הֻגֵּ֨ד הֻגַּ֜ד</w:t>
+      </w:r>
+    </w:p>
+    <w:p>
+      <w:pPr/>
+      <w:r>
+        <w:rPr>
+          <w:lang w:val="hi_IN" w:bidi="hi_IN"/>
+        </w:rPr>
+      </w:r>
+      <w:r>
+        <w:rPr>
           <w:b/>
           <w:lang w:val="hi_IN" w:bidi="hi_IN"/>
         </w:rPr>
@@ -10611,6 +11978,20 @@
       </w:r>
       <w:r>
         <w:rPr>
+          <w:lang w:val="hi_IN" w:bidi="hi_IN"/>
+        </w:rPr>
+        <w:t>הֻגֵּ֨ד הֻגַּ֜ד לִ֗⁠י</w:t>
+      </w:r>
+    </w:p>
+    <w:p>
+      <w:pPr/>
+      <w:r>
+        <w:rPr>
+          <w:lang w:val="hi_IN" w:bidi="hi_IN"/>
+        </w:rPr>
+      </w:r>
+      <w:r>
+        <w:rPr>
           <w:b/>
           <w:lang w:val="hi_IN" w:bidi="hi_IN"/>
         </w:rPr>
@@ -10714,6 +12095,20 @@
       </w:r>
       <w:r>
         <w:rPr>
+          <w:lang w:val="hi_IN" w:bidi="hi_IN"/>
+        </w:rPr>
+        <w:t>וַ⁠תֵּ֣לְכִ֔י אֶל־עַ֕ם</w:t>
+      </w:r>
+    </w:p>
+    <w:p>
+      <w:pPr/>
+      <w:r>
+        <w:rPr>
+          <w:lang w:val="hi_IN" w:bidi="hi_IN"/>
+        </w:rPr>
+      </w:r>
+      <w:r>
+        <w:rPr>
           <w:b/>
           <w:lang w:val="hi_IN" w:bidi="hi_IN"/>
         </w:rPr>
@@ -10823,6 +12218,20 @@
       </w:r>
       <w:r>
         <w:rPr>
+          <w:lang w:val="hi_IN" w:bidi="hi_IN"/>
+        </w:rPr>
+        <w:t>תְּמ֥וֹל שִׁלְשֽׁוֹם</w:t>
+      </w:r>
+    </w:p>
+    <w:p>
+      <w:pPr/>
+      <w:r>
+        <w:rPr>
+          <w:lang w:val="hi_IN" w:bidi="hi_IN"/>
+        </w:rPr>
+      </w:r>
+      <w:r>
+        <w:rPr>
           <w:b/>
           <w:lang w:val="hi_IN" w:bidi="hi_IN"/>
         </w:rPr>
@@ -10919,6 +12328,20 @@
       </w:r>
       <w:r>
         <w:rPr>
+          <w:lang w:val="hi_IN" w:bidi="hi_IN"/>
+        </w:rPr>
+        <w:t>פָּעֳלֵ֑⁠ךְ</w:t>
+      </w:r>
+    </w:p>
+    <w:p>
+      <w:pPr/>
+      <w:r>
+        <w:rPr>
+          <w:lang w:val="hi_IN" w:bidi="hi_IN"/>
+        </w:rPr>
+      </w:r>
+      <w:r>
+        <w:rPr>
           <w:b/>
           <w:lang w:val="hi_IN" w:bidi="hi_IN"/>
         </w:rPr>
@@ -10980,6 +12403,20 @@
           <w:lang w:val="hi_IN" w:bidi="hi_IN"/>
         </w:rPr>
       </w:r>
+      <w:r>
+        <w:rPr>
+          <w:lang w:val="hi_IN" w:bidi="hi_IN"/>
+        </w:rPr>
+        <w:t>וּ⁠תְהִ֨י מַשְׂכֻּרְתֵּ֜⁠ךְ שְׁלֵמָ֗ה מֵ⁠עִ֤ם יְהוָה֙</w:t>
+      </w:r>
+    </w:p>
+    <w:p>
+      <w:pPr/>
+      <w:r>
+        <w:rPr>
+          <w:lang w:val="hi_IN" w:bidi="hi_IN"/>
+        </w:rPr>
+      </w:r>
     </w:p>
     <w:p>
       <w:pPr/>
@@ -11058,6 +12495,20 @@
       </w:r>
       <w:r>
         <w:rPr>
+          <w:lang w:val="hi_IN" w:bidi="hi_IN"/>
+        </w:rPr>
+        <w:t>אֲשֶׁר־בָּ֖את לַ⁠חֲס֥וֹת תַּֽחַת־כְּנָפָֽי⁠ו</w:t>
+      </w:r>
+    </w:p>
+    <w:p>
+      <w:pPr/>
+      <w:r>
+        <w:rPr>
+          <w:lang w:val="hi_IN" w:bidi="hi_IN"/>
+        </w:rPr>
+      </w:r>
+      <w:r>
+        <w:rPr>
           <w:b/>
           <w:lang w:val="hi_IN" w:bidi="hi_IN"/>
         </w:rPr>
@@ -11141,6 +12592,20 @@
       </w:r>
       <w:r>
         <w:rPr>
+          <w:lang w:val="hi_IN" w:bidi="hi_IN"/>
+        </w:rPr>
+        <w:t>אֶמְצָא־חֵ֨ן בְּ⁠עֵינֶ֤י⁠ךָ</w:t>
+      </w:r>
+    </w:p>
+    <w:p>
+      <w:pPr/>
+      <w:r>
+        <w:rPr>
+          <w:lang w:val="hi_IN" w:bidi="hi_IN"/>
+        </w:rPr>
+      </w:r>
+      <w:r>
+        <w:rPr>
           <w:b/>
           <w:lang w:val="hi_IN" w:bidi="hi_IN"/>
         </w:rPr>
@@ -11224,6 +12689,20 @@
       </w:r>
       <w:r>
         <w:rPr>
+          <w:lang w:val="hi_IN" w:bidi="hi_IN"/>
+        </w:rPr>
+        <w:t>אֲדֹנִ⁠י֙</w:t>
+      </w:r>
+    </w:p>
+    <w:p>
+      <w:pPr/>
+      <w:r>
+        <w:rPr>
+          <w:lang w:val="hi_IN" w:bidi="hi_IN"/>
+        </w:rPr>
+      </w:r>
+      <w:r>
+        <w:rPr>
           <w:b/>
           <w:lang w:val="hi_IN" w:bidi="hi_IN"/>
         </w:rPr>
@@ -11287,6 +12766,20 @@
       </w:r>
       <w:r>
         <w:rPr>
+          <w:lang w:val="hi_IN" w:bidi="hi_IN"/>
+        </w:rPr>
+        <w:t>עַל־לֵ֣ב שִׁפְחָתֶ֑⁠ךָ</w:t>
+      </w:r>
+    </w:p>
+    <w:p>
+      <w:pPr/>
+      <w:r>
+        <w:rPr>
+          <w:lang w:val="hi_IN" w:bidi="hi_IN"/>
+        </w:rPr>
+      </w:r>
+      <w:r>
+        <w:rPr>
           <w:b/>
           <w:lang w:val="hi_IN" w:bidi="hi_IN"/>
         </w:rPr>
@@ -11370,6 +12863,20 @@
       </w:r>
       <w:r>
         <w:rPr>
+          <w:lang w:val="hi_IN" w:bidi="hi_IN"/>
+        </w:rPr>
+        <w:t>עַל־לֵ֣ב</w:t>
+      </w:r>
+    </w:p>
+    <w:p>
+      <w:pPr/>
+      <w:r>
+        <w:rPr>
+          <w:lang w:val="hi_IN" w:bidi="hi_IN"/>
+        </w:rPr>
+      </w:r>
+      <w:r>
+        <w:rPr>
           <w:b/>
           <w:lang w:val="hi_IN" w:bidi="hi_IN"/>
         </w:rPr>
@@ -11466,6 +12973,20 @@
       </w:r>
       <w:r>
         <w:rPr>
+          <w:lang w:val="hi_IN" w:bidi="hi_IN"/>
+        </w:rPr>
+        <w:t>שִׁפְחָתֶ֑⁠ךָ</w:t>
+      </w:r>
+    </w:p>
+    <w:p>
+      <w:pPr/>
+      <w:r>
+        <w:rPr>
+          <w:lang w:val="hi_IN" w:bidi="hi_IN"/>
+        </w:rPr>
+      </w:r>
+      <w:r>
+        <w:rPr>
           <w:b/>
           <w:lang w:val="hi_IN" w:bidi="hi_IN"/>
         </w:rPr>
@@ -11549,6 +13070,20 @@
       </w:r>
       <w:r>
         <w:rPr>
+          <w:lang w:val="hi_IN" w:bidi="hi_IN"/>
+        </w:rPr>
+        <w:t>וְ⁠אָנֹכִי֙ לֹ֣א אֶֽהְיֶ֔ה כְּ⁠אַחַ֖ת שִׁפְחֹתֶֽי⁠ךָ</w:t>
+      </w:r>
+    </w:p>
+    <w:p>
+      <w:pPr/>
+      <w:r>
+        <w:rPr>
+          <w:lang w:val="hi_IN" w:bidi="hi_IN"/>
+        </w:rPr>
+      </w:r>
+      <w:r>
+        <w:rPr>
           <w:b/>
           <w:lang w:val="hi_IN" w:bidi="hi_IN"/>
         </w:rPr>
@@ -11714,6 +13249,20 @@
       </w:r>
       <w:r>
         <w:rPr>
+          <w:lang w:val="hi_IN" w:bidi="hi_IN"/>
+        </w:rPr>
+        <w:t>גֹּ֤שִֽׁי הֲלֹם֙ וְ⁠אָכַ֣לְתְּ מִן־הַ⁠לֶּ֔חֶם וְ⁠טָבַ֥לְתְּ פִּתֵּ֖⁠ךְ בַּ⁠חֹ֑מֶץ</w:t>
+      </w:r>
+    </w:p>
+    <w:p>
+      <w:pPr/>
+      <w:r>
+        <w:rPr>
+          <w:lang w:val="hi_IN" w:bidi="hi_IN"/>
+        </w:rPr>
+      </w:r>
+      <w:r>
+        <w:rPr>
           <w:b/>
           <w:lang w:val="hi_IN" w:bidi="hi_IN"/>
         </w:rPr>
@@ -11797,6 +13346,20 @@
       </w:r>
       <w:r>
         <w:rPr>
+          <w:lang w:val="hi_IN" w:bidi="hi_IN"/>
+        </w:rPr>
+        <w:t>וְ⁠אָכַ֣לְתְּ מִן־הַ⁠לֶּ֔חֶם וְ⁠טָבַ֥לְתְּ פִּתֵּ֖⁠ךְ בַּ⁠חֹ֑מֶץ</w:t>
+      </w:r>
+    </w:p>
+    <w:p>
+      <w:pPr/>
+      <w:r>
+        <w:rPr>
+          <w:lang w:val="hi_IN" w:bidi="hi_IN"/>
+        </w:rPr>
+      </w:r>
+      <w:r>
+        <w:rPr>
           <w:b/>
           <w:lang w:val="hi_IN" w:bidi="hi_IN"/>
         </w:rPr>
@@ -11892,6 +13455,20 @@
       </w:r>
       <w:r>
         <w:rPr>
+          <w:lang w:val="hi_IN" w:bidi="hi_IN"/>
+        </w:rPr>
+        <w:t>וְ⁠טָבַ֥לְתְּ פִּתֵּ֖⁠ךְ בַּ⁠חֹ֑מֶץ</w:t>
+      </w:r>
+    </w:p>
+    <w:p>
+      <w:pPr/>
+      <w:r>
+        <w:rPr>
+          <w:lang w:val="hi_IN" w:bidi="hi_IN"/>
+        </w:rPr>
+      </w:r>
+      <w:r>
+        <w:rPr>
           <w:b/>
           <w:lang w:val="hi_IN" w:bidi="hi_IN"/>
         </w:rPr>
@@ -11968,6 +13545,20 @@
       </w:r>
       <w:r>
         <w:rPr>
+          <w:lang w:val="hi_IN" w:bidi="hi_IN"/>
+        </w:rPr>
+        <w:t>וַ⁠יְצַו֩ בֹּ֨עַז אֶת־נְעָרָ֜י⁠ו</w:t>
+      </w:r>
+    </w:p>
+    <w:p>
+      <w:pPr/>
+      <w:r>
+        <w:rPr>
+          <w:lang w:val="hi_IN" w:bidi="hi_IN"/>
+        </w:rPr>
+      </w:r>
+      <w:r>
+        <w:rPr>
           <w:b/>
           <w:lang w:val="hi_IN" w:bidi="hi_IN"/>
         </w:rPr>
@@ -12051,6 +13642,20 @@
       </w:r>
       <w:r>
         <w:rPr>
+          <w:lang w:val="hi_IN" w:bidi="hi_IN"/>
+        </w:rPr>
+        <w:t>גַּ֣ם בֵּ֧ין הָֽ⁠עֳמָרִ֛ים</w:t>
+      </w:r>
+    </w:p>
+    <w:p>
+      <w:pPr/>
+      <w:r>
+        <w:rPr>
+          <w:lang w:val="hi_IN" w:bidi="hi_IN"/>
+        </w:rPr>
+      </w:r>
+      <w:r>
+        <w:rPr>
           <w:b/>
           <w:lang w:val="hi_IN" w:bidi="hi_IN"/>
         </w:rPr>
@@ -12127,6 +13732,20 @@
       </w:r>
       <w:r>
         <w:rPr>
+          <w:lang w:val="hi_IN" w:bidi="hi_IN"/>
+        </w:rPr>
+        <w:t>וְ⁠לֹ֥א תַכְלִימֽוּ⁠הָ</w:t>
+      </w:r>
+    </w:p>
+    <w:p>
+      <w:pPr/>
+      <w:r>
+        <w:rPr>
+          <w:lang w:val="hi_IN" w:bidi="hi_IN"/>
+        </w:rPr>
+      </w:r>
+      <w:r>
+        <w:rPr>
           <w:b/>
           <w:lang w:val="hi_IN" w:bidi="hi_IN"/>
         </w:rPr>
@@ -12210,6 +13829,20 @@
       </w:r>
       <w:r>
         <w:rPr>
+          <w:lang w:val="hi_IN" w:bidi="hi_IN"/>
+        </w:rPr>
+        <w:t>וְ⁠גַ֛ם</w:t>
+      </w:r>
+    </w:p>
+    <w:p>
+      <w:pPr/>
+      <w:r>
+        <w:rPr>
+          <w:lang w:val="hi_IN" w:bidi="hi_IN"/>
+        </w:rPr>
+      </w:r>
+      <w:r>
+        <w:rPr>
           <w:b/>
           <w:lang w:val="hi_IN" w:bidi="hi_IN"/>
         </w:rPr>
@@ -12383,6 +14016,20 @@
       </w:r>
       <w:r>
         <w:rPr>
+          <w:lang w:val="hi_IN" w:bidi="hi_IN"/>
+        </w:rPr>
+        <w:t>וַ⁠תַּחְבֹּט֙</w:t>
+      </w:r>
+    </w:p>
+    <w:p>
+      <w:pPr/>
+      <w:r>
+        <w:rPr>
+          <w:lang w:val="hi_IN" w:bidi="hi_IN"/>
+        </w:rPr>
+      </w:r>
+      <w:r>
+        <w:rPr>
           <w:b/>
           <w:lang w:val="hi_IN" w:bidi="hi_IN"/>
         </w:rPr>
@@ -12446,6 +14093,20 @@
       </w:r>
       <w:r>
         <w:rPr>
+          <w:lang w:val="hi_IN" w:bidi="hi_IN"/>
+        </w:rPr>
+        <w:t>כְּ⁠אֵיפָ֥ה</w:t>
+      </w:r>
+    </w:p>
+    <w:p>
+      <w:pPr/>
+      <w:r>
+        <w:rPr>
+          <w:lang w:val="hi_IN" w:bidi="hi_IN"/>
+        </w:rPr>
+      </w:r>
+      <w:r>
+        <w:rPr>
           <w:b/>
           <w:lang w:val="hi_IN" w:bidi="hi_IN"/>
         </w:rPr>
@@ -12555,6 +14216,20 @@
       </w:r>
       <w:r>
         <w:rPr>
+          <w:lang w:val="hi_IN" w:bidi="hi_IN"/>
+        </w:rPr>
+        <w:t>וַ⁠תִּשָּׂא֙ וַ⁠תָּב֣וֹא הָ⁠עִ֔יר</w:t>
+      </w:r>
+    </w:p>
+    <w:p>
+      <w:pPr/>
+      <w:r>
+        <w:rPr>
+          <w:lang w:val="hi_IN" w:bidi="hi_IN"/>
+        </w:rPr>
+      </w:r>
+      <w:r>
+        <w:rPr>
           <w:b/>
           <w:lang w:val="hi_IN" w:bidi="hi_IN"/>
         </w:rPr>
@@ -12638,6 +14313,20 @@
       </w:r>
       <w:r>
         <w:rPr>
+          <w:lang w:val="hi_IN" w:bidi="hi_IN"/>
+        </w:rPr>
+        <w:t>אֵיפֹ֨ה לִקַּ֤טְתְּ הַ⁠יּוֹם֙ וְ⁠אָ֣נָה עָשִׂ֔ית</w:t>
+      </w:r>
+    </w:p>
+    <w:p>
+      <w:pPr/>
+      <w:r>
+        <w:rPr>
+          <w:lang w:val="hi_IN" w:bidi="hi_IN"/>
+        </w:rPr>
+      </w:r>
+      <w:r>
+        <w:rPr>
           <w:b/>
           <w:lang w:val="hi_IN" w:bidi="hi_IN"/>
         </w:rPr>
@@ -12721,6 +14410,20 @@
       </w:r>
       <w:r>
         <w:rPr>
+          <w:lang w:val="hi_IN" w:bidi="hi_IN"/>
+        </w:rPr>
+        <w:t>יְהִ֥י מַכִּירֵ֖⁠ךְ בָּר֑וּךְ</w:t>
+      </w:r>
+    </w:p>
+    <w:p>
+      <w:pPr/>
+      <w:r>
+        <w:rPr>
+          <w:lang w:val="hi_IN" w:bidi="hi_IN"/>
+        </w:rPr>
+      </w:r>
+      <w:r>
+        <w:rPr>
           <w:b/>
           <w:lang w:val="hi_IN" w:bidi="hi_IN"/>
         </w:rPr>
@@ -12804,6 +14507,20 @@
       </w:r>
       <w:r>
         <w:rPr>
+          <w:lang w:val="hi_IN" w:bidi="hi_IN"/>
+        </w:rPr>
+        <w:t>יְהִ֥י מַכִּירֵ֖⁠ךְ בָּר֑וּךְ</w:t>
+      </w:r>
+    </w:p>
+    <w:p>
+      <w:pPr/>
+      <w:r>
+        <w:rPr>
+          <w:lang w:val="hi_IN" w:bidi="hi_IN"/>
+        </w:rPr>
+      </w:r>
+      <w:r>
+        <w:rPr>
           <w:b/>
           <w:lang w:val="hi_IN" w:bidi="hi_IN"/>
         </w:rPr>
@@ -12887,6 +14604,20 @@
       </w:r>
       <w:r>
         <w:rPr>
+          <w:lang w:val="hi_IN" w:bidi="hi_IN"/>
+        </w:rPr>
+        <w:t>מַכִּירֵ֖⁠ךְ</w:t>
+      </w:r>
+    </w:p>
+    <w:p>
+      <w:pPr/>
+      <w:r>
+        <w:rPr>
+          <w:lang w:val="hi_IN" w:bidi="hi_IN"/>
+        </w:rPr>
+      </w:r>
+      <w:r>
+        <w:rPr>
           <w:b/>
           <w:lang w:val="hi_IN" w:bidi="hi_IN"/>
         </w:rPr>
@@ -12983,6 +14714,20 @@
       </w:r>
       <w:r>
         <w:rPr>
+          <w:lang w:val="hi_IN" w:bidi="hi_IN"/>
+        </w:rPr>
+        <w:t>וַ⁠תַּגֵּ֣ד לַ⁠חֲמוֹתָ֗⁠הּ אֵ֤ת אֲשֶׁר־עָשְׂתָה֙ עִמּ֔⁠וֹ וַ⁠תֹּ֗אמֶר שֵׁ֤ם הָ⁠אִישׁ֙ אֲשֶׁ֨ר עָשִׂ֧יתִי עִמּ֛⁠וֹ הַ⁠יּ֖וֹם בֹּֽעַז</w:t>
+      </w:r>
+    </w:p>
+    <w:p>
+      <w:pPr/>
+      <w:r>
+        <w:rPr>
+          <w:lang w:val="hi_IN" w:bidi="hi_IN"/>
+        </w:rPr>
+      </w:r>
+      <w:r>
+        <w:rPr>
           <w:b/>
           <w:lang w:val="hi_IN" w:bidi="hi_IN"/>
         </w:rPr>
@@ -13066,6 +14811,20 @@
       </w:r>
       <w:r>
         <w:rPr>
+          <w:lang w:val="hi_IN" w:bidi="hi_IN"/>
+        </w:rPr>
+        <w:t>בָּר֥וּךְ הוּא֙ לַ⁠יהוָ֔ה</w:t>
+      </w:r>
+    </w:p>
+    <w:p>
+      <w:pPr/>
+      <w:r>
+        <w:rPr>
+          <w:lang w:val="hi_IN" w:bidi="hi_IN"/>
+        </w:rPr>
+      </w:r>
+      <w:r>
+        <w:rPr>
           <w:b/>
           <w:lang w:val="hi_IN" w:bidi="hi_IN"/>
         </w:rPr>
@@ -13142,6 +14901,20 @@
       </w:r>
       <w:r>
         <w:rPr>
+          <w:lang w:val="hi_IN" w:bidi="hi_IN"/>
+        </w:rPr>
+        <w:t>בָּר֥וּךְ הוּא֙ לַ⁠יהוָ֔ה</w:t>
+      </w:r>
+    </w:p>
+    <w:p>
+      <w:pPr/>
+      <w:r>
+        <w:rPr>
+          <w:lang w:val="hi_IN" w:bidi="hi_IN"/>
+        </w:rPr>
+      </w:r>
+      <w:r>
+        <w:rPr>
           <w:b/>
           <w:lang w:val="hi_IN" w:bidi="hi_IN"/>
         </w:rPr>
@@ -13225,6 +14998,20 @@
       </w:r>
       <w:r>
         <w:rPr>
+          <w:lang w:val="hi_IN" w:bidi="hi_IN"/>
+        </w:rPr>
+        <w:t>אֲשֶׁר֙ לֹא־עָזַ֣ב</w:t>
+      </w:r>
+    </w:p>
+    <w:p>
+      <w:pPr/>
+      <w:r>
+        <w:rPr>
+          <w:lang w:val="hi_IN" w:bidi="hi_IN"/>
+        </w:rPr>
+      </w:r>
+      <w:r>
+        <w:rPr>
           <w:b/>
           <w:lang w:val="hi_IN" w:bidi="hi_IN"/>
         </w:rPr>
@@ -13360,6 +15147,20 @@
       </w:r>
       <w:r>
         <w:rPr>
+          <w:lang w:val="hi_IN" w:bidi="hi_IN"/>
+        </w:rPr>
+        <w:t>אֲשֶׁר֙ לֹא־עָזַ֣ב</w:t>
+      </w:r>
+    </w:p>
+    <w:p>
+      <w:pPr/>
+      <w:r>
+        <w:rPr>
+          <w:lang w:val="hi_IN" w:bidi="hi_IN"/>
+        </w:rPr>
+      </w:r>
+      <w:r>
+        <w:rPr>
           <w:b/>
           <w:lang w:val="hi_IN" w:bidi="hi_IN"/>
         </w:rPr>
@@ -13462,6 +15263,20 @@
       </w:r>
       <w:r>
         <w:rPr>
+          <w:lang w:val="hi_IN" w:bidi="hi_IN"/>
+        </w:rPr>
+        <w:t>אֶת־הַ⁠חַיִּ֖ים</w:t>
+      </w:r>
+    </w:p>
+    <w:p>
+      <w:pPr/>
+      <w:r>
+        <w:rPr>
+          <w:lang w:val="hi_IN" w:bidi="hi_IN"/>
+        </w:rPr>
+      </w:r>
+      <w:r>
+        <w:rPr>
           <w:b/>
           <w:lang w:val="hi_IN" w:bidi="hi_IN"/>
         </w:rPr>
@@ -13584,6 +15399,20 @@
       </w:r>
       <w:r>
         <w:rPr>
+          <w:lang w:val="hi_IN" w:bidi="hi_IN"/>
+        </w:rPr>
+        <w:t>וְ⁠אֶת־הַ⁠מֵּתִ֑ים</w:t>
+      </w:r>
+    </w:p>
+    <w:p>
+      <w:pPr/>
+      <w:r>
+        <w:rPr>
+          <w:lang w:val="hi_IN" w:bidi="hi_IN"/>
+        </w:rPr>
+      </w:r>
+      <w:r>
+        <w:rPr>
           <w:b/>
           <w:lang w:val="hi_IN" w:bidi="hi_IN"/>
         </w:rPr>
@@ -13706,6 +15535,20 @@
       </w:r>
       <w:r>
         <w:rPr>
+          <w:lang w:val="hi_IN" w:bidi="hi_IN"/>
+        </w:rPr>
+        <w:t>קָר֥וֹב לָ֨⁠נוּ֙ הָ⁠אִ֔ישׁ מִֽ⁠גֹּאֲלֵ֖⁠נוּ הֽוּא</w:t>
+      </w:r>
+    </w:p>
+    <w:p>
+      <w:pPr/>
+      <w:r>
+        <w:rPr>
+          <w:lang w:val="hi_IN" w:bidi="hi_IN"/>
+        </w:rPr>
+      </w:r>
+      <w:r>
+        <w:rPr>
           <w:b/>
           <w:lang w:val="hi_IN" w:bidi="hi_IN"/>
         </w:rPr>
@@ -13789,6 +15632,20 @@
       </w:r>
       <w:r>
         <w:rPr>
+          <w:lang w:val="hi_IN" w:bidi="hi_IN"/>
+        </w:rPr>
+        <w:t>מִֽ⁠גֹּאֲלֵ֖⁠נוּ</w:t>
+      </w:r>
+    </w:p>
+    <w:p>
+      <w:pPr/>
+      <w:r>
+        <w:rPr>
+          <w:lang w:val="hi_IN" w:bidi="hi_IN"/>
+        </w:rPr>
+      </w:r>
+      <w:r>
+        <w:rPr>
           <w:b/>
           <w:lang w:val="hi_IN" w:bidi="hi_IN"/>
         </w:rPr>
@@ -13852,6 +15709,20 @@
       </w:r>
       <w:r>
         <w:rPr>
+          <w:lang w:val="hi_IN" w:bidi="hi_IN"/>
+        </w:rPr>
+        <w:t>גַּ֣ם ׀ כִּי־אָמַ֣ר אֵלַ֗⁠י</w:t>
+      </w:r>
+    </w:p>
+    <w:p>
+      <w:pPr/>
+      <w:r>
+        <w:rPr>
+          <w:lang w:val="hi_IN" w:bidi="hi_IN"/>
+        </w:rPr>
+      </w:r>
+      <w:r>
+        <w:rPr>
           <w:b/>
           <w:lang w:val="hi_IN" w:bidi="hi_IN"/>
         </w:rPr>
@@ -13915,6 +15786,20 @@
       </w:r>
       <w:r>
         <w:rPr>
+          <w:lang w:val="hi_IN" w:bidi="hi_IN"/>
+        </w:rPr>
+        <w:t>אָמַ֣ר אֵלַ֗⁠י עִם־הַ⁠נְּעָרִ֤ים אֲשֶׁר־לִ⁠י֙ תִּדְבָּקִ֔י⁠ן עַ֣ד אִם־כִּלּ֔וּ אֵ֥ת כָּל־הַ⁠קָּצִ֖יר אֲשֶׁר־לִֽ⁠י</w:t>
+      </w:r>
+    </w:p>
+    <w:p>
+      <w:pPr/>
+      <w:r>
+        <w:rPr>
+          <w:lang w:val="hi_IN" w:bidi="hi_IN"/>
+        </w:rPr>
+      </w:r>
+      <w:r>
+        <w:rPr>
           <w:b/>
           <w:lang w:val="hi_IN" w:bidi="hi_IN"/>
         </w:rPr>
@@ -13998,6 +15883,20 @@
       </w:r>
       <w:r>
         <w:rPr>
+          <w:lang w:val="hi_IN" w:bidi="hi_IN"/>
+        </w:rPr>
+        <w:t>עִם־הַ⁠נְּעָרִ֤ים אֲשֶׁר־לִ⁠י֙ תִּדְבָּקִ֔י⁠ן</w:t>
+      </w:r>
+    </w:p>
+    <w:p>
+      <w:pPr/>
+      <w:r>
+        <w:rPr>
+          <w:lang w:val="hi_IN" w:bidi="hi_IN"/>
+        </w:rPr>
+      </w:r>
+      <w:r>
+        <w:rPr>
           <w:b/>
           <w:lang w:val="hi_IN" w:bidi="hi_IN"/>
         </w:rPr>
@@ -14164,6 +16063,20 @@
       </w:r>
       <w:r>
         <w:rPr>
+          <w:lang w:val="hi_IN" w:bidi="hi_IN"/>
+        </w:rPr>
+        <w:t>וְ⁠לֹ֥א יִפְגְּעוּ־בָ֖⁠ךְ</w:t>
+      </w:r>
+    </w:p>
+    <w:p>
+      <w:pPr/>
+      <w:r>
+        <w:rPr>
+          <w:lang w:val="hi_IN" w:bidi="hi_IN"/>
+        </w:rPr>
+      </w:r>
+      <w:r>
+        <w:rPr>
           <w:b/>
           <w:lang w:val="hi_IN" w:bidi="hi_IN"/>
         </w:rPr>
@@ -14240,6 +16153,20 @@
       </w:r>
       <w:r>
         <w:rPr>
+          <w:lang w:val="hi_IN" w:bidi="hi_IN"/>
+        </w:rPr>
+        <w:t>וַ⁠תִּדְבַּ֞ק</w:t>
+      </w:r>
+    </w:p>
+    <w:p>
+      <w:pPr/>
+      <w:r>
+        <w:rPr>
+          <w:lang w:val="hi_IN" w:bidi="hi_IN"/>
+        </w:rPr>
+      </w:r>
+      <w:r>
+        <w:rPr>
           <w:b/>
           <w:lang w:val="hi_IN" w:bidi="hi_IN"/>
         </w:rPr>
@@ -14303,6 +16230,20 @@
       </w:r>
       <w:r>
         <w:rPr>
+          <w:lang w:val="hi_IN" w:bidi="hi_IN"/>
+        </w:rPr>
+        <w:t>עַד־כְּל֥וֹת קְצִֽיר־הַ⁠שְּׂעֹרִ֖ים וּ⁠קְצִ֣יר הַֽ⁠חִטִּ֑ים</w:t>
+      </w:r>
+    </w:p>
+    <w:p>
+      <w:pPr/>
+      <w:r>
+        <w:rPr>
+          <w:lang w:val="hi_IN" w:bidi="hi_IN"/>
+        </w:rPr>
+      </w:r>
+      <w:r>
+        <w:rPr>
           <w:b/>
           <w:lang w:val="hi_IN" w:bidi="hi_IN"/>
         </w:rPr>
@@ -14505,6 +16446,20 @@
       </w:r>
       <w:r>
         <w:rPr>
+          <w:lang w:val="hi_IN" w:bidi="hi_IN"/>
+        </w:rPr>
+        <w:t>וַ⁠תֹּ֥אמֶר לָ֖⁠הּ נָעֳמִ֣י חֲמוֹתָ֑⁠הּ</w:t>
+      </w:r>
+    </w:p>
+    <w:p>
+      <w:pPr/>
+      <w:r>
+        <w:rPr>
+          <w:lang w:val="hi_IN" w:bidi="hi_IN"/>
+        </w:rPr>
+      </w:r>
+      <w:r>
+        <w:rPr>
           <w:b/>
           <w:lang w:val="hi_IN" w:bidi="hi_IN"/>
         </w:rPr>
@@ -14651,6 +16606,20 @@
       </w:r>
       <w:r>
         <w:rPr>
+          <w:lang w:val="hi_IN" w:bidi="hi_IN"/>
+        </w:rPr>
+        <w:t>נָעֳמִ֣י חֲמוֹתָ֑⁠הּ</w:t>
+      </w:r>
+    </w:p>
+    <w:p>
+      <w:pPr/>
+      <w:r>
+        <w:rPr>
+          <w:lang w:val="hi_IN" w:bidi="hi_IN"/>
+        </w:rPr>
+      </w:r>
+      <w:r>
+        <w:rPr>
           <w:b/>
           <w:lang w:val="hi_IN" w:bidi="hi_IN"/>
         </w:rPr>
@@ -14754,6 +16723,20 @@
       </w:r>
       <w:r>
         <w:rPr>
+          <w:lang w:val="hi_IN" w:bidi="hi_IN"/>
+        </w:rPr>
+        <w:t>חֲמוֹתָ֑⁠הּ</w:t>
+      </w:r>
+    </w:p>
+    <w:p>
+      <w:pPr/>
+      <w:r>
+        <w:rPr>
+          <w:lang w:val="hi_IN" w:bidi="hi_IN"/>
+        </w:rPr>
+      </w:r>
+      <w:r>
+        <w:rPr>
           <w:b/>
           <w:lang w:val="hi_IN" w:bidi="hi_IN"/>
         </w:rPr>
@@ -14850,6 +16833,20 @@
       </w:r>
       <w:r>
         <w:rPr>
+          <w:lang w:val="hi_IN" w:bidi="hi_IN"/>
+        </w:rPr>
+        <w:t>בִּתִּ֞⁠י</w:t>
+      </w:r>
+    </w:p>
+    <w:p>
+      <w:pPr/>
+      <w:r>
+        <w:rPr>
+          <w:lang w:val="hi_IN" w:bidi="hi_IN"/>
+        </w:rPr>
+      </w:r>
+      <w:r>
+        <w:rPr>
           <w:b/>
           <w:lang w:val="hi_IN" w:bidi="hi_IN"/>
         </w:rPr>
@@ -14913,6 +16910,20 @@
       </w:r>
       <w:r>
         <w:rPr>
+          <w:lang w:val="hi_IN" w:bidi="hi_IN"/>
+        </w:rPr>
+        <w:t>הֲ⁠לֹ֧א אֲבַקֶּשׁ־לָ֛⁠ךְ מָנ֖וֹחַ אֲשֶׁ֥ר יִֽיטַב־לָֽ⁠ךְ</w:t>
+      </w:r>
+    </w:p>
+    <w:p>
+      <w:pPr/>
+      <w:r>
+        <w:rPr>
+          <w:lang w:val="hi_IN" w:bidi="hi_IN"/>
+        </w:rPr>
+      </w:r>
+      <w:r>
+        <w:rPr>
           <w:b/>
           <w:lang w:val="hi_IN" w:bidi="hi_IN"/>
         </w:rPr>
@@ -15009,6 +17020,20 @@
       </w:r>
       <w:r>
         <w:rPr>
+          <w:lang w:val="hi_IN" w:bidi="hi_IN"/>
+        </w:rPr>
+        <w:t>מָנ֖וֹחַ</w:t>
+      </w:r>
+    </w:p>
+    <w:p>
+      <w:pPr/>
+      <w:r>
+        <w:rPr>
+          <w:lang w:val="hi_IN" w:bidi="hi_IN"/>
+        </w:rPr>
+      </w:r>
+      <w:r>
+        <w:rPr>
           <w:b/>
           <w:lang w:val="hi_IN" w:bidi="hi_IN"/>
         </w:rPr>
@@ -15105,6 +17130,20 @@
       </w:r>
       <w:r>
         <w:rPr>
+          <w:lang w:val="hi_IN" w:bidi="hi_IN"/>
+        </w:rPr>
+        <w:t>וְ⁠עַתָּ֗ה</w:t>
+      </w:r>
+    </w:p>
+    <w:p>
+      <w:pPr/>
+      <w:r>
+        <w:rPr>
+          <w:lang w:val="hi_IN" w:bidi="hi_IN"/>
+        </w:rPr>
+      </w:r>
+      <w:r>
+        <w:rPr>
           <w:b/>
           <w:lang w:val="hi_IN" w:bidi="hi_IN"/>
         </w:rPr>
@@ -15188,6 +17227,20 @@
       </w:r>
       <w:r>
         <w:rPr>
+          <w:lang w:val="hi_IN" w:bidi="hi_IN"/>
+        </w:rPr>
+        <w:t>הֲ⁠לֹ֥א בֹ֨עַז֙ מֹֽדַעְתָּ֔⁠נוּ אֲשֶׁ֥ר הָיִ֖ית אֶת־נַעֲרוֹתָ֑י⁠ו</w:t>
+      </w:r>
+    </w:p>
+    <w:p>
+      <w:pPr/>
+      <w:r>
+        <w:rPr>
+          <w:lang w:val="hi_IN" w:bidi="hi_IN"/>
+        </w:rPr>
+      </w:r>
+      <w:r>
+        <w:rPr>
           <w:b/>
           <w:lang w:val="hi_IN" w:bidi="hi_IN"/>
         </w:rPr>
@@ -15284,6 +17337,20 @@
       </w:r>
       <w:r>
         <w:rPr>
+          <w:lang w:val="hi_IN" w:bidi="hi_IN"/>
+        </w:rPr>
+        <w:t>אֲשֶׁ֥ר הָיִ֖ית אֶת־נַעֲרוֹתָ֑י⁠ו</w:t>
+      </w:r>
+    </w:p>
+    <w:p>
+      <w:pPr/>
+      <w:r>
+        <w:rPr>
+          <w:lang w:val="hi_IN" w:bidi="hi_IN"/>
+        </w:rPr>
+      </w:r>
+      <w:r>
+        <w:rPr>
           <w:b/>
           <w:lang w:val="hi_IN" w:bidi="hi_IN"/>
         </w:rPr>
@@ -15367,6 +17434,20 @@
       </w:r>
       <w:r>
         <w:rPr>
+          <w:lang w:val="hi_IN" w:bidi="hi_IN"/>
+        </w:rPr>
+        <w:t>הִנֵּה</w:t>
+      </w:r>
+    </w:p>
+    <w:p>
+      <w:pPr/>
+      <w:r>
+        <w:rPr>
+          <w:lang w:val="hi_IN" w:bidi="hi_IN"/>
+        </w:rPr>
+      </w:r>
+      <w:r>
+        <w:rPr>
           <w:b/>
           <w:lang w:val="hi_IN" w:bidi="hi_IN"/>
         </w:rPr>
@@ -15520,6 +17601,20 @@
       </w:r>
       <w:r>
         <w:rPr>
+          <w:lang w:val="hi_IN" w:bidi="hi_IN"/>
+        </w:rPr>
+        <w:t>וְיָרַ֣דְתְּ הַ⁠גֹּ֑רֶן</w:t>
+      </w:r>
+    </w:p>
+    <w:p>
+      <w:pPr/>
+      <w:r>
+        <w:rPr>
+          <w:lang w:val="hi_IN" w:bidi="hi_IN"/>
+        </w:rPr>
+      </w:r>
+      <w:r>
+        <w:rPr>
           <w:b/>
           <w:lang w:val="hi_IN" w:bidi="hi_IN"/>
         </w:rPr>
@@ -15583,6 +17678,20 @@
       </w:r>
       <w:r>
         <w:rPr>
+          <w:lang w:val="hi_IN" w:bidi="hi_IN"/>
+        </w:rPr>
+        <w:t>לֶ⁠אֱכֹ֥ל וְ⁠לִ⁠שְׁתּֽוֹת</w:t>
+      </w:r>
+    </w:p>
+    <w:p>
+      <w:pPr/>
+      <w:r>
+        <w:rPr>
+          <w:lang w:val="hi_IN" w:bidi="hi_IN"/>
+        </w:rPr>
+      </w:r>
+      <w:r>
+        <w:rPr>
           <w:b/>
           <w:lang w:val="hi_IN" w:bidi="hi_IN"/>
         </w:rPr>
@@ -15660,6 +17769,20 @@
       </w:r>
       <w:r>
         <w:rPr>
+          <w:lang w:val="hi_IN" w:bidi="hi_IN"/>
+        </w:rPr>
+        <w:t>וִ⁠יהִ֣י</w:t>
+      </w:r>
+    </w:p>
+    <w:p>
+      <w:pPr/>
+      <w:r>
+        <w:rPr>
+          <w:lang w:val="hi_IN" w:bidi="hi_IN"/>
+        </w:rPr>
+      </w:r>
+      <w:r>
+        <w:rPr>
           <w:b/>
           <w:lang w:val="hi_IN" w:bidi="hi_IN"/>
         </w:rPr>
@@ -15743,6 +17866,20 @@
       </w:r>
       <w:r>
         <w:rPr>
+          <w:lang w:val="hi_IN" w:bidi="hi_IN"/>
+        </w:rPr>
+        <w:t>וְ⁠גִלִּ֥ית מַרְגְּלֹתָ֖י⁠ו</w:t>
+      </w:r>
+    </w:p>
+    <w:p>
+      <w:pPr/>
+      <w:r>
+        <w:rPr>
+          <w:lang w:val="hi_IN" w:bidi="hi_IN"/>
+        </w:rPr>
+      </w:r>
+      <w:r>
+        <w:rPr>
           <w:b/>
           <w:lang w:val="hi_IN" w:bidi="hi_IN"/>
         </w:rPr>
@@ -15826,6 +17963,20 @@
       </w:r>
       <w:r>
         <w:rPr>
+          <w:lang w:val="hi_IN" w:bidi="hi_IN"/>
+        </w:rPr>
+        <w:t>מַרְגְּלֹתָ֖י⁠ו</w:t>
+      </w:r>
+    </w:p>
+    <w:p>
+      <w:pPr/>
+      <w:r>
+        <w:rPr>
+          <w:lang w:val="hi_IN" w:bidi="hi_IN"/>
+        </w:rPr>
+      </w:r>
+      <w:r>
+        <w:rPr>
           <w:b/>
           <w:lang w:val="hi_IN" w:bidi="hi_IN"/>
         </w:rPr>
@@ -15889,6 +18040,20 @@
       </w:r>
       <w:r>
         <w:rPr>
+          <w:lang w:val="hi_IN" w:bidi="hi_IN"/>
+        </w:rPr>
+        <w:t>וְ⁠הוּא֙ יַגִּ֣יד לָ֔⁠ךְ אֵ֖ת אֲשֶׁ֥ר תַּעַשִֽׂי⁠ן</w:t>
+      </w:r>
+    </w:p>
+    <w:p>
+      <w:pPr/>
+      <w:r>
+        <w:rPr>
+          <w:lang w:val="hi_IN" w:bidi="hi_IN"/>
+        </w:rPr>
+      </w:r>
+      <w:r>
+        <w:rPr>
           <w:b/>
           <w:lang w:val="hi_IN" w:bidi="hi_IN"/>
         </w:rPr>
@@ -15978,6 +18143,20 @@
       </w:r>
       <w:r>
         <w:rPr>
+          <w:lang w:val="hi_IN" w:bidi="hi_IN"/>
+        </w:rPr>
+        <w:t>וְ⁠הוּא֙ יַגִּ֣יד</w:t>
+      </w:r>
+    </w:p>
+    <w:p>
+      <w:pPr/>
+      <w:r>
+        <w:rPr>
+          <w:lang w:val="hi_IN" w:bidi="hi_IN"/>
+        </w:rPr>
+      </w:r>
+      <w:r>
+        <w:rPr>
           <w:b/>
           <w:lang w:val="hi_IN" w:bidi="hi_IN"/>
         </w:rPr>
@@ -16042,6 +18221,20 @@
       </w:r>
       <w:r>
         <w:rPr>
+          <w:lang w:val="hi_IN" w:bidi="hi_IN"/>
+        </w:rPr>
+        <w:t>וַ⁠תַּ֕עַשׂ כְּ⁠כֹ֥ל אֲשֶׁר־צִוַּ֖תָּ⁠ה חֲמוֹתָֽ⁠הּ</w:t>
+      </w:r>
+    </w:p>
+    <w:p>
+      <w:pPr/>
+      <w:r>
+        <w:rPr>
+          <w:lang w:val="hi_IN" w:bidi="hi_IN"/>
+        </w:rPr>
+      </w:r>
+      <w:r>
+        <w:rPr>
           <w:b/>
           <w:lang w:val="hi_IN" w:bidi="hi_IN"/>
         </w:rPr>
@@ -16151,6 +18344,20 @@
       </w:r>
       <w:r>
         <w:rPr>
+          <w:lang w:val="hi_IN" w:bidi="hi_IN"/>
+        </w:rPr>
+        <w:t>וַ⁠יִּיטַ֣ב לִבּ֔⁠וֹ</w:t>
+      </w:r>
+    </w:p>
+    <w:p>
+      <w:pPr/>
+      <w:r>
+        <w:rPr>
+          <w:lang w:val="hi_IN" w:bidi="hi_IN"/>
+        </w:rPr>
+      </w:r>
+      <w:r>
+        <w:rPr>
           <w:b/>
           <w:lang w:val="hi_IN" w:bidi="hi_IN"/>
         </w:rPr>
@@ -16388,6 +18595,20 @@
       </w:r>
       <w:r>
         <w:rPr>
+          <w:lang w:val="hi_IN" w:bidi="hi_IN"/>
+        </w:rPr>
+        <w:t>וַ⁠יְהִי֙ בַּ⁠חֲצִ֣י הַ⁠לַּ֔יְלָה</w:t>
+      </w:r>
+    </w:p>
+    <w:p>
+      <w:pPr/>
+      <w:r>
+        <w:rPr>
+          <w:lang w:val="hi_IN" w:bidi="hi_IN"/>
+        </w:rPr>
+      </w:r>
+      <w:r>
+        <w:rPr>
           <w:b/>
           <w:lang w:val="hi_IN" w:bidi="hi_IN"/>
         </w:rPr>
@@ -16471,6 +18692,20 @@
       </w:r>
       <w:r>
         <w:rPr>
+          <w:lang w:val="hi_IN" w:bidi="hi_IN"/>
+        </w:rPr>
+        <w:t>וַ⁠יֶּחֱרַ֥ד הָ⁠אִ֖ישׁ</w:t>
+      </w:r>
+    </w:p>
+    <w:p>
+      <w:pPr/>
+      <w:r>
+        <w:rPr>
+          <w:lang w:val="hi_IN" w:bidi="hi_IN"/>
+        </w:rPr>
+      </w:r>
+      <w:r>
+        <w:rPr>
           <w:b/>
           <w:lang w:val="hi_IN" w:bidi="hi_IN"/>
         </w:rPr>
@@ -16617,6 +18852,20 @@
       </w:r>
       <w:r>
         <w:rPr>
+          <w:lang w:val="hi_IN" w:bidi="hi_IN"/>
+        </w:rPr>
+        <w:t>אֲמָתֶ֔⁠ךָ &amp; אֲמָ֣תְ⁠ךָ֔</w:t>
+      </w:r>
+    </w:p>
+    <w:p>
+      <w:pPr/>
+      <w:r>
+        <w:rPr>
+          <w:lang w:val="hi_IN" w:bidi="hi_IN"/>
+        </w:rPr>
+      </w:r>
+      <w:r>
+        <w:rPr>
           <w:b/>
           <w:lang w:val="hi_IN" w:bidi="hi_IN"/>
         </w:rPr>
@@ -16680,6 +18929,20 @@
       </w:r>
       <w:r>
         <w:rPr>
+          <w:lang w:val="hi_IN" w:bidi="hi_IN"/>
+        </w:rPr>
+        <w:t>וּ⁠פָרַשְׂתָּ֤ כְנָפֶ֨⁠ךָ֙ עַל־אֲמָ֣תְ⁠ךָ֔</w:t>
+      </w:r>
+    </w:p>
+    <w:p>
+      <w:pPr/>
+      <w:r>
+        <w:rPr>
+          <w:lang w:val="hi_IN" w:bidi="hi_IN"/>
+        </w:rPr>
+      </w:r>
+      <w:r>
+        <w:rPr>
           <w:b/>
           <w:lang w:val="hi_IN" w:bidi="hi_IN"/>
         </w:rPr>
@@ -16826,6 +19089,20 @@
       </w:r>
       <w:r>
         <w:rPr>
+          <w:lang w:val="hi_IN" w:bidi="hi_IN"/>
+        </w:rPr>
+        <w:t>בְּרוּכָ֨ה אַ֤תְּ לַֽ⁠יהוָה֙</w:t>
+      </w:r>
+    </w:p>
+    <w:p>
+      <w:pPr/>
+      <w:r>
+        <w:rPr>
+          <w:lang w:val="hi_IN" w:bidi="hi_IN"/>
+        </w:rPr>
+      </w:r>
+      <w:r>
+        <w:rPr>
           <w:b/>
           <w:lang w:val="hi_IN" w:bidi="hi_IN"/>
         </w:rPr>
@@ -16909,6 +19186,20 @@
       </w:r>
       <w:r>
         <w:rPr>
+          <w:lang w:val="hi_IN" w:bidi="hi_IN"/>
+        </w:rPr>
+        <w:t>בִּתִּ֔⁠י</w:t>
+      </w:r>
+    </w:p>
+    <w:p>
+      <w:pPr/>
+      <w:r>
+        <w:rPr>
+          <w:lang w:val="hi_IN" w:bidi="hi_IN"/>
+        </w:rPr>
+      </w:r>
+      <w:r>
+        <w:rPr>
           <w:b/>
           <w:lang w:val="hi_IN" w:bidi="hi_IN"/>
         </w:rPr>
@@ -16941,7 +19232,7 @@
         </w:rPr>
         <w:t xml:space="preserve"> का अनुवाद </w:t>
       </w:r>
-      <w:hyperlink r:id="rId13">
+      <w:hyperlink r:id="rId15">
         <w:r>
           <w:rPr>
             <w:lang w:val="hi_IN" w:bidi="hi_IN"/>
@@ -17023,6 +19314,20 @@
       </w:r>
       <w:r>
         <w:rPr>
+          <w:lang w:val="hi_IN" w:bidi="hi_IN"/>
+        </w:rPr>
+        <w:t>הֵיטַ֛בְתְּ חַסְדֵּ֥⁠ךְ הָ⁠אַחֲר֖וֹן מִן־הָ⁠רִאשׁ֑וֹן</w:t>
+      </w:r>
+    </w:p>
+    <w:p>
+      <w:pPr/>
+      <w:r>
+        <w:rPr>
+          <w:lang w:val="hi_IN" w:bidi="hi_IN"/>
+        </w:rPr>
+      </w:r>
+      <w:r>
+        <w:rPr>
           <w:b/>
           <w:lang w:val="hi_IN" w:bidi="hi_IN"/>
         </w:rPr>
@@ -17087,6 +19392,20 @@
       </w:r>
       <w:r>
         <w:rPr>
+          <w:lang w:val="hi_IN" w:bidi="hi_IN"/>
+        </w:rPr>
+        <w:t>הָ⁠רִאשׁ֑וֹן</w:t>
+      </w:r>
+    </w:p>
+    <w:p>
+      <w:pPr/>
+      <w:r>
+        <w:rPr>
+          <w:lang w:val="hi_IN" w:bidi="hi_IN"/>
+        </w:rPr>
+      </w:r>
+      <w:r>
+        <w:rPr>
           <w:b/>
           <w:lang w:val="hi_IN" w:bidi="hi_IN"/>
         </w:rPr>
@@ -17150,6 +19469,20 @@
       </w:r>
       <w:r>
         <w:rPr>
+          <w:lang w:val="hi_IN" w:bidi="hi_IN"/>
+        </w:rPr>
+        <w:t>לְ⁠בִלְתִּי־לֶ֗כֶת אַחֲרֵי֙</w:t>
+      </w:r>
+    </w:p>
+    <w:p>
+      <w:pPr/>
+      <w:r>
+        <w:rPr>
+          <w:lang w:val="hi_IN" w:bidi="hi_IN"/>
+        </w:rPr>
+      </w:r>
+      <w:r>
+        <w:rPr>
           <w:b/>
           <w:lang w:val="hi_IN" w:bidi="hi_IN"/>
         </w:rPr>
@@ -17240,6 +19573,20 @@
       </w:r>
       <w:r>
         <w:rPr>
+          <w:lang w:val="hi_IN" w:bidi="hi_IN"/>
+        </w:rPr>
+        <w:t>וְ⁠עַתָּ֗ה</w:t>
+      </w:r>
+    </w:p>
+    <w:p>
+      <w:pPr/>
+      <w:r>
+        <w:rPr>
+          <w:lang w:val="hi_IN" w:bidi="hi_IN"/>
+        </w:rPr>
+      </w:r>
+      <w:r>
+        <w:rPr>
           <w:b/>
           <w:lang w:val="hi_IN" w:bidi="hi_IN"/>
         </w:rPr>
@@ -17349,6 +19696,20 @@
       </w:r>
       <w:r>
         <w:rPr>
+          <w:lang w:val="hi_IN" w:bidi="hi_IN"/>
+        </w:rPr>
+        <w:t>בִּתִּ⁠י֙</w:t>
+      </w:r>
+    </w:p>
+    <w:p>
+      <w:pPr/>
+      <w:r>
+        <w:rPr>
+          <w:lang w:val="hi_IN" w:bidi="hi_IN"/>
+        </w:rPr>
+      </w:r>
+      <w:r>
+        <w:rPr>
           <w:b/>
           <w:lang w:val="hi_IN" w:bidi="hi_IN"/>
         </w:rPr>
@@ -17412,6 +19773,20 @@
       </w:r>
       <w:r>
         <w:rPr>
+          <w:lang w:val="hi_IN" w:bidi="hi_IN"/>
+        </w:rPr>
+        <w:t>כָּל־שַׁ֣עַר עַמִּ֔⁠י</w:t>
+      </w:r>
+    </w:p>
+    <w:p>
+      <w:pPr/>
+      <w:r>
+        <w:rPr>
+          <w:lang w:val="hi_IN" w:bidi="hi_IN"/>
+        </w:rPr>
+      </w:r>
+      <w:r>
+        <w:rPr>
           <w:b/>
           <w:lang w:val="hi_IN" w:bidi="hi_IN"/>
         </w:rPr>
@@ -17572,6 +19947,20 @@
       </w:r>
       <w:r>
         <w:rPr>
+          <w:lang w:val="hi_IN" w:bidi="hi_IN"/>
+        </w:rPr>
+        <w:t>וְ⁠עַתָּה֙</w:t>
+      </w:r>
+    </w:p>
+    <w:p>
+      <w:pPr/>
+      <w:r>
+        <w:rPr>
+          <w:lang w:val="hi_IN" w:bidi="hi_IN"/>
+        </w:rPr>
+      </w:r>
+      <w:r>
+        <w:rPr>
           <w:b/>
           <w:lang w:val="hi_IN" w:bidi="hi_IN"/>
         </w:rPr>
@@ -17635,6 +20024,20 @@
       </w:r>
       <w:r>
         <w:rPr>
+          <w:lang w:val="hi_IN" w:bidi="hi_IN"/>
+        </w:rPr>
+        <w:t>וְ⁠גַ֛ם</w:t>
+      </w:r>
+    </w:p>
+    <w:p>
+      <w:pPr/>
+      <w:r>
+        <w:rPr>
+          <w:lang w:val="hi_IN" w:bidi="hi_IN"/>
+        </w:rPr>
+      </w:r>
+      <w:r>
+        <w:rPr>
           <w:b/>
           <w:lang w:val="hi_IN" w:bidi="hi_IN"/>
         </w:rPr>
@@ -17731,6 +20134,20 @@
       </w:r>
       <w:r>
         <w:rPr>
+          <w:lang w:val="hi_IN" w:bidi="hi_IN"/>
+        </w:rPr>
+        <w:t>גֹאֵ֖ל &amp; גֹּאֵ֖ל</w:t>
+      </w:r>
+    </w:p>
+    <w:p>
+      <w:pPr/>
+      <w:r>
+        <w:rPr>
+          <w:lang w:val="hi_IN" w:bidi="hi_IN"/>
+        </w:rPr>
+      </w:r>
+      <w:r>
+        <w:rPr>
           <w:b/>
           <w:lang w:val="hi_IN" w:bidi="hi_IN"/>
         </w:rPr>
@@ -17794,6 +20211,20 @@
       </w:r>
       <w:r>
         <w:rPr>
+          <w:lang w:val="hi_IN" w:bidi="hi_IN"/>
+        </w:rPr>
+        <w:t>אִם־יִגְאָלֵ֥⁠ךְ</w:t>
+      </w:r>
+    </w:p>
+    <w:p>
+      <w:pPr/>
+      <w:r>
+        <w:rPr>
+          <w:lang w:val="hi_IN" w:bidi="hi_IN"/>
+        </w:rPr>
+      </w:r>
+      <w:r>
+        <w:rPr>
           <w:b/>
           <w:lang w:val="hi_IN" w:bidi="hi_IN"/>
         </w:rPr>
@@ -17903,6 +20334,20 @@
       </w:r>
       <w:r>
         <w:rPr>
+          <w:lang w:val="hi_IN" w:bidi="hi_IN"/>
+        </w:rPr>
+        <w:t>וּ⁠גְאַלְתִּ֥י⁠ךְ אָנֹ֖כִי</w:t>
+      </w:r>
+    </w:p>
+    <w:p>
+      <w:pPr/>
+      <w:r>
+        <w:rPr>
+          <w:lang w:val="hi_IN" w:bidi="hi_IN"/>
+        </w:rPr>
+      </w:r>
+      <w:r>
+        <w:rPr>
           <w:b/>
           <w:lang w:val="hi_IN" w:bidi="hi_IN"/>
         </w:rPr>
@@ -18062,6 +20507,20 @@
       </w:r>
       <w:r>
         <w:rPr>
+          <w:lang w:val="hi_IN" w:bidi="hi_IN"/>
+        </w:rPr>
+        <w:t>וַ⁠תִּשְׁכַּ֤ב מַרְגְּלוֹתָיו֙</w:t>
+      </w:r>
+    </w:p>
+    <w:p>
+      <w:pPr/>
+      <w:r>
+        <w:rPr>
+          <w:lang w:val="hi_IN" w:bidi="hi_IN"/>
+        </w:rPr>
+      </w:r>
+      <w:r>
+        <w:rPr>
           <w:b/>
           <w:lang w:val="hi_IN" w:bidi="hi_IN"/>
         </w:rPr>
@@ -18125,6 +20584,20 @@
       </w:r>
       <w:r>
         <w:rPr>
+          <w:lang w:val="hi_IN" w:bidi="hi_IN"/>
+        </w:rPr>
+        <w:t>בְּטֶ֛רֶם יַכִּ֥יר אִ֖ישׁ אֶת־רֵעֵ֑⁠הוּ</w:t>
+      </w:r>
+    </w:p>
+    <w:p>
+      <w:pPr/>
+      <w:r>
+        <w:rPr>
+          <w:lang w:val="hi_IN" w:bidi="hi_IN"/>
+        </w:rPr>
+      </w:r>
+      <w:r>
+        <w:rPr>
           <w:b/>
           <w:lang w:val="hi_IN" w:bidi="hi_IN"/>
         </w:rPr>
@@ -18221,6 +20694,20 @@
       </w:r>
       <w:r>
         <w:rPr>
+          <w:lang w:val="hi_IN" w:bidi="hi_IN"/>
+        </w:rPr>
+        <w:t>וַ⁠יֹּ֨אמֶר֙</w:t>
+      </w:r>
+    </w:p>
+    <w:p>
+      <w:pPr/>
+      <w:r>
+        <w:rPr>
+          <w:lang w:val="hi_IN" w:bidi="hi_IN"/>
+        </w:rPr>
+      </w:r>
+      <w:r>
+        <w:rPr>
           <w:b/>
           <w:lang w:val="hi_IN" w:bidi="hi_IN"/>
         </w:rPr>
@@ -18304,6 +20791,20 @@
       </w:r>
       <w:r>
         <w:rPr>
+          <w:lang w:val="hi_IN" w:bidi="hi_IN"/>
+        </w:rPr>
+        <w:t>אַל־יִוָּדַ֔ע</w:t>
+      </w:r>
+    </w:p>
+    <w:p>
+      <w:pPr/>
+      <w:r>
+        <w:rPr>
+          <w:lang w:val="hi_IN" w:bidi="hi_IN"/>
+        </w:rPr>
+      </w:r>
+      <w:r>
+        <w:rPr>
           <w:b/>
           <w:lang w:val="hi_IN" w:bidi="hi_IN"/>
         </w:rPr>
@@ -18387,6 +20888,20 @@
       </w:r>
       <w:r>
         <w:rPr>
+          <w:lang w:val="hi_IN" w:bidi="hi_IN"/>
+        </w:rPr>
+        <w:t>הַ⁠מִּטְפַּ֧חַת</w:t>
+      </w:r>
+    </w:p>
+    <w:p>
+      <w:pPr/>
+      <w:r>
+        <w:rPr>
+          <w:lang w:val="hi_IN" w:bidi="hi_IN"/>
+        </w:rPr>
+      </w:r>
+      <w:r>
+        <w:rPr>
           <w:b/>
           <w:lang w:val="hi_IN" w:bidi="hi_IN"/>
         </w:rPr>
@@ -18450,6 +20965,20 @@
       </w:r>
       <w:r>
         <w:rPr>
+          <w:lang w:val="hi_IN" w:bidi="hi_IN"/>
+        </w:rPr>
+        <w:t>שֵׁשׁ־שְׂעֹרִים֙</w:t>
+      </w:r>
+    </w:p>
+    <w:p>
+      <w:pPr/>
+      <w:r>
+        <w:rPr>
+          <w:lang w:val="hi_IN" w:bidi="hi_IN"/>
+        </w:rPr>
+      </w:r>
+      <w:r>
+        <w:rPr>
           <w:b/>
           <w:lang w:val="hi_IN" w:bidi="hi_IN"/>
         </w:rPr>
@@ -18526,6 +21055,20 @@
       </w:r>
       <w:r>
         <w:rPr>
+          <w:lang w:val="hi_IN" w:bidi="hi_IN"/>
+        </w:rPr>
+        <w:t>וַ⁠יָּ֣שֶׁת עָלֶ֔י⁠הָ</w:t>
+      </w:r>
+    </w:p>
+    <w:p>
+      <w:pPr/>
+      <w:r>
+        <w:rPr>
+          <w:lang w:val="hi_IN" w:bidi="hi_IN"/>
+        </w:rPr>
+      </w:r>
+      <w:r>
+        <w:rPr>
           <w:b/>
           <w:lang w:val="hi_IN" w:bidi="hi_IN"/>
         </w:rPr>
@@ -18589,6 +21132,20 @@
       </w:r>
       <w:r>
         <w:rPr>
+          <w:lang w:val="hi_IN" w:bidi="hi_IN"/>
+        </w:rPr>
+        <w:t>וַ⁠יָּבֹ֖א הָ⁠עִֽיר</w:t>
+      </w:r>
+    </w:p>
+    <w:p>
+      <w:pPr/>
+      <w:r>
+        <w:rPr>
+          <w:lang w:val="hi_IN" w:bidi="hi_IN"/>
+        </w:rPr>
+      </w:r>
+      <w:r>
+        <w:rPr>
           <w:b/>
           <w:lang w:val="hi_IN" w:bidi="hi_IN"/>
         </w:rPr>
@@ -18691,6 +21248,20 @@
       </w:r>
       <w:r>
         <w:rPr>
+          <w:lang w:val="hi_IN" w:bidi="hi_IN"/>
+        </w:rPr>
+        <w:t>מִי־אַ֣תְּ</w:t>
+      </w:r>
+    </w:p>
+    <w:p>
+      <w:pPr/>
+      <w:r>
+        <w:rPr>
+          <w:lang w:val="hi_IN" w:bidi="hi_IN"/>
+        </w:rPr>
+      </w:r>
+      <w:r>
+        <w:rPr>
           <w:b/>
           <w:lang w:val="hi_IN" w:bidi="hi_IN"/>
         </w:rPr>
@@ -18800,6 +21371,20 @@
       </w:r>
       <w:r>
         <w:rPr>
+          <w:lang w:val="hi_IN" w:bidi="hi_IN"/>
+        </w:rPr>
+        <w:t>בִּתִּ֑⁠י</w:t>
+      </w:r>
+    </w:p>
+    <w:p>
+      <w:pPr/>
+      <w:r>
+        <w:rPr>
+          <w:lang w:val="hi_IN" w:bidi="hi_IN"/>
+        </w:rPr>
+      </w:r>
+      <w:r>
+        <w:rPr>
           <w:b/>
           <w:lang w:val="hi_IN" w:bidi="hi_IN"/>
         </w:rPr>
@@ -18876,6 +21461,20 @@
       </w:r>
       <w:r>
         <w:rPr>
+          <w:lang w:val="hi_IN" w:bidi="hi_IN"/>
+        </w:rPr>
+        <w:t>אֵ֛ת כָּל־אֲשֶׁ֥ר עָֽשָׂה־לָ֖⁠הּ הָ⁠אִֽישׁ</w:t>
+      </w:r>
+    </w:p>
+    <w:p>
+      <w:pPr/>
+      <w:r>
+        <w:rPr>
+          <w:lang w:val="hi_IN" w:bidi="hi_IN"/>
+        </w:rPr>
+      </w:r>
+      <w:r>
+        <w:rPr>
           <w:b/>
           <w:lang w:val="hi_IN" w:bidi="hi_IN"/>
         </w:rPr>
@@ -19016,6 +21615,20 @@
       </w:r>
       <w:r>
         <w:rPr>
+          <w:lang w:val="hi_IN" w:bidi="hi_IN"/>
+        </w:rPr>
+        <w:t>כִּ֚י אָמַ֣ר אַל־תָּב֥וֹאִי רֵיקָ֖ם אֶל־חֲמוֹתֵֽ⁠ךְ</w:t>
+      </w:r>
+    </w:p>
+    <w:p>
+      <w:pPr/>
+      <w:r>
+        <w:rPr>
+          <w:lang w:val="hi_IN" w:bidi="hi_IN"/>
+        </w:rPr>
+      </w:r>
+      <w:r>
+        <w:rPr>
           <w:b/>
           <w:lang w:val="hi_IN" w:bidi="hi_IN"/>
         </w:rPr>
@@ -19222,6 +21835,20 @@
       </w:r>
       <w:r>
         <w:rPr>
+          <w:lang w:val="hi_IN" w:bidi="hi_IN"/>
+        </w:rPr>
+        <w:t>שְׁבִ֣י</w:t>
+      </w:r>
+    </w:p>
+    <w:p>
+      <w:pPr/>
+      <w:r>
+        <w:rPr>
+          <w:lang w:val="hi_IN" w:bidi="hi_IN"/>
+        </w:rPr>
+      </w:r>
+      <w:r>
+        <w:rPr>
           <w:b/>
           <w:lang w:val="hi_IN" w:bidi="hi_IN"/>
         </w:rPr>
@@ -19368,6 +21995,20 @@
       </w:r>
       <w:r>
         <w:rPr>
+          <w:lang w:val="hi_IN" w:bidi="hi_IN"/>
+        </w:rPr>
+        <w:t>אֵ֖יךְ יִפֹּ֣ל דָּבָ֑ר</w:t>
+      </w:r>
+    </w:p>
+    <w:p>
+      <w:pPr/>
+      <w:r>
+        <w:rPr>
+          <w:lang w:val="hi_IN" w:bidi="hi_IN"/>
+        </w:rPr>
+      </w:r>
+      <w:r>
+        <w:rPr>
           <w:b/>
           <w:lang w:val="hi_IN" w:bidi="hi_IN"/>
         </w:rPr>
@@ -19464,6 +22105,20 @@
       </w:r>
       <w:r>
         <w:rPr>
+          <w:lang w:val="hi_IN" w:bidi="hi_IN"/>
+        </w:rPr>
+        <w:t>לֹ֤א יִשְׁקֹט֙ הָ⁠אִ֔ישׁ כִּֽי־אִם</w:t>
+      </w:r>
+    </w:p>
+    <w:p>
+      <w:pPr/>
+      <w:r>
+        <w:rPr>
+          <w:lang w:val="hi_IN" w:bidi="hi_IN"/>
+        </w:rPr>
+      </w:r>
+      <w:r>
+        <w:rPr>
           <w:b/>
           <w:lang w:val="hi_IN" w:bidi="hi_IN"/>
         </w:rPr>
@@ -19827,6 +22482,20 @@
       </w:r>
       <w:r>
         <w:rPr>
+          <w:lang w:val="hi_IN" w:bidi="hi_IN"/>
+        </w:rPr>
+        <w:t>וּ⁠בֹ֨עַז עָלָ֣ה הַ⁠שַּׁעַר֮</w:t>
+      </w:r>
+    </w:p>
+    <w:p>
+      <w:pPr/>
+      <w:r>
+        <w:rPr>
+          <w:lang w:val="hi_IN" w:bidi="hi_IN"/>
+        </w:rPr>
+      </w:r>
+      <w:r>
+        <w:rPr>
           <w:b/>
           <w:lang w:val="hi_IN" w:bidi="hi_IN"/>
         </w:rPr>
@@ -19910,6 +22579,20 @@
       </w:r>
       <w:r>
         <w:rPr>
+          <w:lang w:val="hi_IN" w:bidi="hi_IN"/>
+        </w:rPr>
+        <w:t>הַ⁠שַּׁעַר֮</w:t>
+      </w:r>
+    </w:p>
+    <w:p>
+      <w:pPr/>
+      <w:r>
+        <w:rPr>
+          <w:lang w:val="hi_IN" w:bidi="hi_IN"/>
+        </w:rPr>
+      </w:r>
+      <w:r>
+        <w:rPr>
           <w:b/>
           <w:lang w:val="hi_IN" w:bidi="hi_IN"/>
         </w:rPr>
@@ -20083,6 +22766,20 @@
       </w:r>
       <w:r>
         <w:rPr>
+          <w:lang w:val="hi_IN" w:bidi="hi_IN"/>
+        </w:rPr>
+        <w:t>הַ⁠גֹּאֵ֤ל</w:t>
+      </w:r>
+    </w:p>
+    <w:p>
+      <w:pPr/>
+      <w:r>
+        <w:rPr>
+          <w:lang w:val="hi_IN" w:bidi="hi_IN"/>
+        </w:rPr>
+      </w:r>
+      <w:r>
+        <w:rPr>
           <w:b/>
           <w:lang w:val="hi_IN" w:bidi="hi_IN"/>
         </w:rPr>
@@ -20146,6 +22843,20 @@
       </w:r>
       <w:r>
         <w:rPr>
+          <w:lang w:val="hi_IN" w:bidi="hi_IN"/>
+        </w:rPr>
+        <w:t>וַ⁠יֹּ֛אמֶר ס֥וּרָ⁠ה שְׁבָ⁠ה־פֹּ֖ה פְּלֹנִ֣י אַלְמֹנִ֑י</w:t>
+      </w:r>
+    </w:p>
+    <w:p>
+      <w:pPr/>
+      <w:r>
+        <w:rPr>
+          <w:lang w:val="hi_IN" w:bidi="hi_IN"/>
+        </w:rPr>
+      </w:r>
+      <w:r>
+        <w:rPr>
           <w:b/>
           <w:lang w:val="hi_IN" w:bidi="hi_IN"/>
         </w:rPr>
@@ -20229,6 +22940,20 @@
       </w:r>
       <w:r>
         <w:rPr>
+          <w:lang w:val="hi_IN" w:bidi="hi_IN"/>
+        </w:rPr>
+        <w:t>פְּלֹנִ֣י אַלְמֹנִ֑י</w:t>
+      </w:r>
+    </w:p>
+    <w:p>
+      <w:pPr/>
+      <w:r>
+        <w:rPr>
+          <w:lang w:val="hi_IN" w:bidi="hi_IN"/>
+        </w:rPr>
+      </w:r>
+      <w:r>
+        <w:rPr>
           <w:b/>
           <w:lang w:val="hi_IN" w:bidi="hi_IN"/>
         </w:rPr>
@@ -20389,6 +23114,20 @@
       </w:r>
       <w:r>
         <w:rPr>
+          <w:lang w:val="hi_IN" w:bidi="hi_IN"/>
+        </w:rPr>
+        <w:t>לְ⁠אָחִ֖י⁠נוּ</w:t>
+      </w:r>
+    </w:p>
+    <w:p>
+      <w:pPr/>
+      <w:r>
+        <w:rPr>
+          <w:lang w:val="hi_IN" w:bidi="hi_IN"/>
+        </w:rPr>
+      </w:r>
+      <w:r>
+        <w:rPr>
           <w:b/>
           <w:lang w:val="hi_IN" w:bidi="hi_IN"/>
         </w:rPr>
@@ -20452,6 +23191,20 @@
       </w:r>
       <w:r>
         <w:rPr>
+          <w:lang w:val="hi_IN" w:bidi="hi_IN"/>
+        </w:rPr>
+        <w:t>אָמַ֜רְתִּי</w:t>
+      </w:r>
+    </w:p>
+    <w:p>
+      <w:pPr/>
+      <w:r>
+        <w:rPr>
+          <w:lang w:val="hi_IN" w:bidi="hi_IN"/>
+        </w:rPr>
+      </w:r>
+      <w:r>
+        <w:rPr>
           <w:b/>
           <w:lang w:val="hi_IN" w:bidi="hi_IN"/>
         </w:rPr>
@@ -20548,6 +23301,20 @@
       </w:r>
       <w:r>
         <w:rPr>
+          <w:lang w:val="hi_IN" w:bidi="hi_IN"/>
+        </w:rPr>
+        <w:t>אֶגְלֶ֧ה אָזְנְ⁠ךָ֣</w:t>
+      </w:r>
+    </w:p>
+    <w:p>
+      <w:pPr/>
+      <w:r>
+        <w:rPr>
+          <w:lang w:val="hi_IN" w:bidi="hi_IN"/>
+        </w:rPr>
+      </w:r>
+      <w:r>
+        <w:rPr>
           <w:b/>
           <w:lang w:val="hi_IN" w:bidi="hi_IN"/>
         </w:rPr>
@@ -20631,6 +23398,20 @@
       </w:r>
       <w:r>
         <w:rPr>
+          <w:lang w:val="hi_IN" w:bidi="hi_IN"/>
+        </w:rPr>
+        <w:t>נֶ֥גֶד הַֽ⁠יֹּשְׁבִים֮</w:t>
+      </w:r>
+    </w:p>
+    <w:p>
+      <w:pPr/>
+      <w:r>
+        <w:rPr>
+          <w:lang w:val="hi_IN" w:bidi="hi_IN"/>
+        </w:rPr>
+      </w:r>
+      <w:r>
+        <w:rPr>
           <w:b/>
           <w:lang w:val="hi_IN" w:bidi="hi_IN"/>
         </w:rPr>
@@ -20771,6 +23552,20 @@
       </w:r>
       <w:r>
         <w:rPr>
+          <w:lang w:val="hi_IN" w:bidi="hi_IN"/>
+        </w:rPr>
+        <w:t>אֵ֤ין זוּלָֽתְ⁠ךָ֙ לִ⁠גְא֔וֹל וְ⁠אָנֹכִ֖י אַחֲרֶ֑י⁠ךָ</w:t>
+      </w:r>
+    </w:p>
+    <w:p>
+      <w:pPr/>
+      <w:r>
+        <w:rPr>
+          <w:lang w:val="hi_IN" w:bidi="hi_IN"/>
+        </w:rPr>
+      </w:r>
+      <w:r>
+        <w:rPr>
           <w:b/>
           <w:lang w:val="hi_IN" w:bidi="hi_IN"/>
         </w:rPr>
@@ -20867,6 +23662,20 @@
       </w:r>
       <w:r>
         <w:rPr>
+          <w:lang w:val="hi_IN" w:bidi="hi_IN"/>
+        </w:rPr>
+        <w:t>אָנֹכִ֥י אֶגְאָֽל</w:t>
+      </w:r>
+    </w:p>
+    <w:p>
+      <w:pPr/>
+      <w:r>
+        <w:rPr>
+          <w:lang w:val="hi_IN" w:bidi="hi_IN"/>
+        </w:rPr>
+      </w:r>
+      <w:r>
+        <w:rPr>
           <w:b/>
           <w:lang w:val="hi_IN" w:bidi="hi_IN"/>
         </w:rPr>
@@ -20956,6 +23765,20 @@
       </w:r>
       <w:r>
         <w:rPr>
+          <w:lang w:val="hi_IN" w:bidi="hi_IN"/>
+        </w:rPr>
+        <w:t>בְּ⁠יוֹם</w:t>
+      </w:r>
+    </w:p>
+    <w:p>
+      <w:pPr/>
+      <w:r>
+        <w:rPr>
+          <w:lang w:val="hi_IN" w:bidi="hi_IN"/>
+        </w:rPr>
+      </w:r>
+      <w:r>
+        <w:rPr>
           <w:b/>
           <w:lang w:val="hi_IN" w:bidi="hi_IN"/>
         </w:rPr>
@@ -21052,6 +23875,20 @@
       </w:r>
       <w:r>
         <w:rPr>
+          <w:lang w:val="hi_IN" w:bidi="hi_IN"/>
+        </w:rPr>
+        <w:t>מִ⁠יַּ֣ד נָעֳמִ֑י</w:t>
+      </w:r>
+    </w:p>
+    <w:p>
+      <w:pPr/>
+      <w:r>
+        <w:rPr>
+          <w:lang w:val="hi_IN" w:bidi="hi_IN"/>
+        </w:rPr>
+      </w:r>
+      <w:r>
+        <w:rPr>
           <w:b/>
           <w:lang w:val="hi_IN" w:bidi="hi_IN"/>
         </w:rPr>
@@ -21135,6 +23972,20 @@
       </w:r>
       <w:r>
         <w:rPr>
+          <w:lang w:val="hi_IN" w:bidi="hi_IN"/>
+        </w:rPr>
+        <w:t>וּ֠⁠מֵ⁠אֵת ר֣וּת &amp; קָנִ֔יתָה</w:t>
+      </w:r>
+    </w:p>
+    <w:p>
+      <w:pPr/>
+      <w:r>
+        <w:rPr>
+          <w:lang w:val="hi_IN" w:bidi="hi_IN"/>
+        </w:rPr>
+      </w:r>
+      <w:r>
+        <w:rPr>
           <w:b/>
           <w:lang w:val="hi_IN" w:bidi="hi_IN"/>
         </w:rPr>
@@ -21289,6 +24140,20 @@
       </w:r>
       <w:r>
         <w:rPr>
+          <w:lang w:val="hi_IN" w:bidi="hi_IN"/>
+        </w:rPr>
+        <w:t>לְ⁠הָקִ֥ים שֵׁם־הַ⁠מֵּ֖ת עַל־נַחֲלָתֽ⁠וֹ</w:t>
+      </w:r>
+    </w:p>
+    <w:p>
+      <w:pPr/>
+      <w:r>
+        <w:rPr>
+          <w:lang w:val="hi_IN" w:bidi="hi_IN"/>
+        </w:rPr>
+      </w:r>
+      <w:r>
+        <w:rPr>
           <w:b/>
           <w:lang w:val="hi_IN" w:bidi="hi_IN"/>
         </w:rPr>
@@ -21353,6 +24218,20 @@
       </w:r>
       <w:r>
         <w:rPr>
+          <w:lang w:val="hi_IN" w:bidi="hi_IN"/>
+        </w:rPr>
+        <w:t>הַ⁠מֵּת֙ &amp; הַ⁠מֵּ֖ת</w:t>
+      </w:r>
+    </w:p>
+    <w:p>
+      <w:pPr/>
+      <w:r>
+        <w:rPr>
+          <w:lang w:val="hi_IN" w:bidi="hi_IN"/>
+        </w:rPr>
+      </w:r>
+      <w:r>
+        <w:rPr>
           <w:b/>
           <w:lang w:val="hi_IN" w:bidi="hi_IN"/>
         </w:rPr>
@@ -21436,6 +24315,20 @@
       </w:r>
       <w:r>
         <w:rPr>
+          <w:lang w:val="hi_IN" w:bidi="hi_IN"/>
+        </w:rPr>
+        <w:t>אַשְׁחִ֖ית אֶת־נַחֲלָתִ֑⁠י</w:t>
+      </w:r>
+    </w:p>
+    <w:p>
+      <w:pPr/>
+      <w:r>
+        <w:rPr>
+          <w:lang w:val="hi_IN" w:bidi="hi_IN"/>
+        </w:rPr>
+      </w:r>
+      <w:r>
+        <w:rPr>
           <w:b/>
           <w:lang w:val="hi_IN" w:bidi="hi_IN"/>
         </w:rPr>
@@ -21512,6 +24405,20 @@
       </w:r>
       <w:r>
         <w:rPr>
+          <w:lang w:val="hi_IN" w:bidi="hi_IN"/>
+        </w:rPr>
+        <w:t>גְּאַל־לְ⁠ךָ֤ אַתָּה֙ אֶת־גְּאֻלָּתִ֔⁠י</w:t>
+      </w:r>
+    </w:p>
+    <w:p>
+      <w:pPr/>
+      <w:r>
+        <w:rPr>
+          <w:lang w:val="hi_IN" w:bidi="hi_IN"/>
+        </w:rPr>
+      </w:r>
+      <w:r>
+        <w:rPr>
           <w:b/>
           <w:lang w:val="hi_IN" w:bidi="hi_IN"/>
         </w:rPr>
@@ -21589,6 +24496,20 @@
       </w:r>
       <w:r>
         <w:rPr>
+          <w:lang w:val="hi_IN" w:bidi="hi_IN"/>
+        </w:rPr>
+        <w:t>וְ⁠זֹאת֩</w:t>
+      </w:r>
+    </w:p>
+    <w:p>
+      <w:pPr/>
+      <w:r>
+        <w:rPr>
+          <w:lang w:val="hi_IN" w:bidi="hi_IN"/>
+        </w:rPr>
+      </w:r>
+      <w:r>
+        <w:rPr>
           <w:b/>
           <w:lang w:val="hi_IN" w:bidi="hi_IN"/>
         </w:rPr>
@@ -21679,6 +24600,20 @@
       </w:r>
       <w:r>
         <w:rPr>
+          <w:lang w:val="hi_IN" w:bidi="hi_IN"/>
+        </w:rPr>
+        <w:t>וְ⁠זֹאת֩</w:t>
+      </w:r>
+    </w:p>
+    <w:p>
+      <w:pPr/>
+      <w:r>
+        <w:rPr>
+          <w:lang w:val="hi_IN" w:bidi="hi_IN"/>
+        </w:rPr>
+      </w:r>
+      <w:r>
+        <w:rPr>
           <w:b/>
           <w:lang w:val="hi_IN" w:bidi="hi_IN"/>
         </w:rPr>
@@ -21769,6 +24704,20 @@
       </w:r>
       <w:r>
         <w:rPr>
+          <w:lang w:val="hi_IN" w:bidi="hi_IN"/>
+        </w:rPr>
+        <w:t>לְ⁠פָנִ֨ים</w:t>
+      </w:r>
+    </w:p>
+    <w:p>
+      <w:pPr/>
+      <w:r>
+        <w:rPr>
+          <w:lang w:val="hi_IN" w:bidi="hi_IN"/>
+        </w:rPr>
+      </w:r>
+      <w:r>
+        <w:rPr>
           <w:b/>
           <w:lang w:val="hi_IN" w:bidi="hi_IN"/>
         </w:rPr>
@@ -21872,6 +24821,20 @@
       </w:r>
       <w:r>
         <w:rPr>
+          <w:lang w:val="hi_IN" w:bidi="hi_IN"/>
+        </w:rPr>
+        <w:t>לְ⁠רֵעֵ֑⁠הוּ</w:t>
+      </w:r>
+    </w:p>
+    <w:p>
+      <w:pPr/>
+      <w:r>
+        <w:rPr>
+          <w:lang w:val="hi_IN" w:bidi="hi_IN"/>
+        </w:rPr>
+      </w:r>
+      <w:r>
+        <w:rPr>
           <w:b/>
           <w:lang w:val="hi_IN" w:bidi="hi_IN"/>
         </w:rPr>
@@ -21942,6 +24905,20 @@
       </w:r>
       <w:r>
         <w:rPr>
+          <w:lang w:val="hi_IN" w:bidi="hi_IN"/>
+        </w:rPr>
+        <w:t>וַ⁠יֹּ֧אמֶר הַ⁠גֹּאֵ֛ל לְ⁠בֹ֖עַז קְנֵה־לָ֑⁠ךְ וַ⁠יִּשְׁלֹ֖ף נַעֲלֽ⁠וֹ</w:t>
+      </w:r>
+    </w:p>
+    <w:p>
+      <w:pPr/>
+      <w:r>
+        <w:rPr>
+          <w:lang w:val="hi_IN" w:bidi="hi_IN"/>
+        </w:rPr>
+      </w:r>
+      <w:r>
+        <w:rPr>
           <w:b/>
           <w:lang w:val="hi_IN" w:bidi="hi_IN"/>
         </w:rPr>
@@ -22025,6 +25002,20 @@
       </w:r>
       <w:r>
         <w:rPr>
+          <w:lang w:val="hi_IN" w:bidi="hi_IN"/>
+        </w:rPr>
+        <w:t>וַ⁠יֹּ֧אמֶר הַ⁠גֹּאֵ֛ל לְ⁠בֹ֖עַז קְנֵה־לָ֑⁠ךְ וַ⁠יִּשְׁלֹ֖ף נַעֲלֽ⁠וֹ</w:t>
+      </w:r>
+    </w:p>
+    <w:p>
+      <w:pPr/>
+      <w:r>
+        <w:rPr>
+          <w:lang w:val="hi_IN" w:bidi="hi_IN"/>
+        </w:rPr>
+      </w:r>
+      <w:r>
+        <w:rPr>
           <w:b/>
           <w:lang w:val="hi_IN" w:bidi="hi_IN"/>
         </w:rPr>
@@ -22101,6 +25092,20 @@
       </w:r>
       <w:r>
         <w:rPr>
+          <w:lang w:val="hi_IN" w:bidi="hi_IN"/>
+        </w:rPr>
+        <w:t>וַ⁠יִּשְׁלֹ֖ף נַעֲלֽ⁠וֹ</w:t>
+      </w:r>
+    </w:p>
+    <w:p>
+      <w:pPr/>
+      <w:r>
+        <w:rPr>
+          <w:lang w:val="hi_IN" w:bidi="hi_IN"/>
+        </w:rPr>
+      </w:r>
+      <w:r>
+        <w:rPr>
           <w:b/>
           <w:lang w:val="hi_IN" w:bidi="hi_IN"/>
         </w:rPr>
@@ -22198,6 +25203,20 @@
       </w:r>
       <w:r>
         <w:rPr>
+          <w:lang w:val="hi_IN" w:bidi="hi_IN"/>
+        </w:rPr>
+        <w:t>לַ⁠זְּקֵנִ֜ים וְ⁠כָל־הָ⁠עָ֗ם</w:t>
+      </w:r>
+    </w:p>
+    <w:p>
+      <w:pPr/>
+      <w:r>
+        <w:rPr>
+          <w:lang w:val="hi_IN" w:bidi="hi_IN"/>
+        </w:rPr>
+      </w:r>
+      <w:r>
+        <w:rPr>
           <w:b/>
           <w:lang w:val="hi_IN" w:bidi="hi_IN"/>
         </w:rPr>
@@ -22281,6 +25300,20 @@
       </w:r>
       <w:r>
         <w:rPr>
+          <w:lang w:val="hi_IN" w:bidi="hi_IN"/>
+        </w:rPr>
+        <w:t>מִ⁠יַּ֖ד נָעֳמִֽי</w:t>
+      </w:r>
+    </w:p>
+    <w:p>
+      <w:pPr/>
+      <w:r>
+        <w:rPr>
+          <w:lang w:val="hi_IN" w:bidi="hi_IN"/>
+        </w:rPr>
+      </w:r>
+      <w:r>
+        <w:rPr>
           <w:b/>
           <w:lang w:val="hi_IN" w:bidi="hi_IN"/>
         </w:rPr>
@@ -22453,6 +25486,20 @@
       </w:r>
       <w:r>
         <w:rPr>
+          <w:lang w:val="hi_IN" w:bidi="hi_IN"/>
+        </w:rPr>
+        <w:t>וְ⁠גַ֣ם</w:t>
+      </w:r>
+    </w:p>
+    <w:p>
+      <w:pPr/>
+      <w:r>
+        <w:rPr>
+          <w:lang w:val="hi_IN" w:bidi="hi_IN"/>
+        </w:rPr>
+      </w:r>
+      <w:r>
+        <w:rPr>
           <w:b/>
           <w:lang w:val="hi_IN" w:bidi="hi_IN"/>
         </w:rPr>
@@ -22536,6 +25583,20 @@
       </w:r>
       <w:r>
         <w:rPr>
+          <w:lang w:val="hi_IN" w:bidi="hi_IN"/>
+        </w:rPr>
+        <w:t>לְ⁠הָקִ֤ים שֵׁם־הַ⁠מֵּת֙ עַל־נַ֣חֲלָת֔⁠וֹ</w:t>
+      </w:r>
+    </w:p>
+    <w:p>
+      <w:pPr/>
+      <w:r>
+        <w:rPr>
+          <w:lang w:val="hi_IN" w:bidi="hi_IN"/>
+        </w:rPr>
+      </w:r>
+      <w:r>
+        <w:rPr>
           <w:b/>
           <w:lang w:val="hi_IN" w:bidi="hi_IN"/>
         </w:rPr>
@@ -22599,6 +25660,20 @@
       </w:r>
       <w:r>
         <w:rPr>
+          <w:lang w:val="hi_IN" w:bidi="hi_IN"/>
+        </w:rPr>
+        <w:t>הַ⁠מֵּת֙ &amp; הַ⁠מֵּ֛ת</w:t>
+      </w:r>
+    </w:p>
+    <w:p>
+      <w:pPr/>
+      <w:r>
+        <w:rPr>
+          <w:lang w:val="hi_IN" w:bidi="hi_IN"/>
+        </w:rPr>
+      </w:r>
+      <w:r>
+        <w:rPr>
           <w:b/>
           <w:lang w:val="hi_IN" w:bidi="hi_IN"/>
         </w:rPr>
@@ -22644,7 +25719,7 @@
         </w:rPr>
         <w:t xml:space="preserve"> का उपयोग संज्ञा के रूप में कर रहा है जिसका अर्थ है वह जो मर गया। आपकी भाषा भी इसी तरह विशेषणों का उपयोग कर सकती है। यदि नहीं, तो आप इस शब्द का अनुवाद एक समकक्ष वाक्यांश के साथ कर सकते हैं। देखें कि आपने इसे </w:t>
       </w:r>
-      <w:hyperlink r:id="rId14">
+      <w:hyperlink r:id="rId16">
         <w:r>
           <w:rPr>
             <w:lang w:val="hi_IN" w:bidi="hi_IN"/>
@@ -22726,6 +25801,20 @@
       </w:r>
       <w:r>
         <w:rPr>
+          <w:lang w:val="hi_IN" w:bidi="hi_IN"/>
+        </w:rPr>
+        <w:t>וְ⁠לֹא־יִכָּרֵ֧ת שֵׁם־הַ⁠מֵּ֛ת מֵ⁠עִ֥ם אֶחָ֖י⁠ו וּ⁠מִ⁠שַּׁ֣עַר מְקוֹמ֑⁠וֹ</w:t>
+      </w:r>
+    </w:p>
+    <w:p>
+      <w:pPr/>
+      <w:r>
+        <w:rPr>
+          <w:lang w:val="hi_IN" w:bidi="hi_IN"/>
+        </w:rPr>
+      </w:r>
+      <w:r>
+        <w:rPr>
           <w:b/>
           <w:lang w:val="hi_IN" w:bidi="hi_IN"/>
         </w:rPr>
@@ -22835,6 +25924,20 @@
       </w:r>
       <w:r>
         <w:rPr>
+          <w:lang w:val="hi_IN" w:bidi="hi_IN"/>
+        </w:rPr>
+        <w:t>וְ⁠לֹא־יִכָּרֵ֧ת שֵׁם־הַ⁠מֵּ֛ת מֵ⁠עִ֥ם אֶחָ֖י⁠ו וּ⁠מִ⁠שַּׁ֣עַר מְקוֹמ֑⁠וֹ</w:t>
+      </w:r>
+    </w:p>
+    <w:p>
+      <w:pPr/>
+      <w:r>
+        <w:rPr>
+          <w:lang w:val="hi_IN" w:bidi="hi_IN"/>
+        </w:rPr>
+      </w:r>
+      <w:r>
+        <w:rPr>
           <w:b/>
           <w:lang w:val="hi_IN" w:bidi="hi_IN"/>
         </w:rPr>
@@ -22931,6 +26034,20 @@
       </w:r>
       <w:r>
         <w:rPr>
+          <w:lang w:val="hi_IN" w:bidi="hi_IN"/>
+        </w:rPr>
+        <w:t>וּ⁠מִ⁠שַּׁ֣עַר מְקוֹמ֑⁠וֹ</w:t>
+      </w:r>
+    </w:p>
+    <w:p>
+      <w:pPr/>
+      <w:r>
+        <w:rPr>
+          <w:lang w:val="hi_IN" w:bidi="hi_IN"/>
+        </w:rPr>
+      </w:r>
+      <w:r>
+        <w:rPr>
           <w:b/>
           <w:lang w:val="hi_IN" w:bidi="hi_IN"/>
         </w:rPr>
@@ -23078,6 +26195,20 @@
       </w:r>
       <w:r>
         <w:rPr>
+          <w:lang w:val="hi_IN" w:bidi="hi_IN"/>
+        </w:rPr>
+        <w:t>הָ⁠עָ֧ם אֲשֶׁר־בַּ⁠שַּׁ֛עַר</w:t>
+      </w:r>
+    </w:p>
+    <w:p>
+      <w:pPr/>
+      <w:r>
+        <w:rPr>
+          <w:lang w:val="hi_IN" w:bidi="hi_IN"/>
+        </w:rPr>
+      </w:r>
+      <w:r>
+        <w:rPr>
           <w:b/>
           <w:lang w:val="hi_IN" w:bidi="hi_IN"/>
         </w:rPr>
@@ -23168,6 +26299,20 @@
       </w:r>
       <w:r>
         <w:rPr>
+          <w:lang w:val="hi_IN" w:bidi="hi_IN"/>
+        </w:rPr>
+        <w:t>הַ⁠בָּאָ֣ה אֶל־בֵּיתֶ֗⁠ךָ</w:t>
+      </w:r>
+    </w:p>
+    <w:p>
+      <w:pPr/>
+      <w:r>
+        <w:rPr>
+          <w:lang w:val="hi_IN" w:bidi="hi_IN"/>
+        </w:rPr>
+      </w:r>
+      <w:r>
+        <w:rPr>
           <w:b/>
           <w:lang w:val="hi_IN" w:bidi="hi_IN"/>
         </w:rPr>
@@ -23264,6 +26409,20 @@
       </w:r>
       <w:r>
         <w:rPr>
+          <w:lang w:val="hi_IN" w:bidi="hi_IN"/>
+        </w:rPr>
+        <w:t>יִתֵּן֩ יְהוָ֨ה אֶֽת־הָ⁠אִשָּׁ֜ה הַ⁠בָּאָ֣ה אֶל־בֵּיתֶ֗⁠ךָ כְּ⁠רָחֵ֤ל ׀ וּ⁠כְ⁠לֵאָה֙ אֲשֶׁ֨ר בָּנ֤וּ שְׁתֵּי⁠הֶם֙ אֶת־בֵּ֣ית יִשְׂרָאֵ֔ל</w:t>
+      </w:r>
+    </w:p>
+    <w:p>
+      <w:pPr/>
+      <w:r>
+        <w:rPr>
+          <w:lang w:val="hi_IN" w:bidi="hi_IN"/>
+        </w:rPr>
+      </w:r>
+      <w:r>
+        <w:rPr>
           <w:b/>
           <w:lang w:val="hi_IN" w:bidi="hi_IN"/>
         </w:rPr>
@@ -23347,6 +26506,20 @@
       </w:r>
       <w:r>
         <w:rPr>
+          <w:lang w:val="hi_IN" w:bidi="hi_IN"/>
+        </w:rPr>
+        <w:t>כְּ⁠רָחֵ֤ל ׀ וּ⁠כְ⁠לֵאָה֙ אֲשֶׁ֨ר בָּנ֤וּ שְׁתֵּי⁠הֶם֙ אֶת־בֵּ֣ית יִשְׂרָאֵ֔ל</w:t>
+      </w:r>
+    </w:p>
+    <w:p>
+      <w:pPr/>
+      <w:r>
+        <w:rPr>
+          <w:lang w:val="hi_IN" w:bidi="hi_IN"/>
+        </w:rPr>
+      </w:r>
+      <w:r>
+        <w:rPr>
           <w:b/>
           <w:lang w:val="hi_IN" w:bidi="hi_IN"/>
         </w:rPr>
@@ -23410,6 +26583,20 @@
       </w:r>
       <w:r>
         <w:rPr>
+          <w:lang w:val="hi_IN" w:bidi="hi_IN"/>
+        </w:rPr>
+        <w:t>בָּנ֤וּ &amp; אֶת־בֵּ֣ית יִשְׂרָאֵ֔ל</w:t>
+      </w:r>
+    </w:p>
+    <w:p>
+      <w:pPr/>
+      <w:r>
+        <w:rPr>
+          <w:lang w:val="hi_IN" w:bidi="hi_IN"/>
+        </w:rPr>
+      </w:r>
+      <w:r>
+        <w:rPr>
           <w:b/>
           <w:lang w:val="hi_IN" w:bidi="hi_IN"/>
         </w:rPr>
@@ -23487,6 +26674,20 @@
       </w:r>
       <w:r>
         <w:rPr>
+          <w:lang w:val="hi_IN" w:bidi="hi_IN"/>
+        </w:rPr>
+        <w:t>וַ⁠עֲשֵׂה־חַ֣יִל בְּ⁠אֶפְרָ֔תָה וּ⁠קְרָא־שֵׁ֖ם בְּ⁠בֵ֥ית לָֽחֶם</w:t>
+      </w:r>
+    </w:p>
+    <w:p>
+      <w:pPr/>
+      <w:r>
+        <w:rPr>
+          <w:lang w:val="hi_IN" w:bidi="hi_IN"/>
+        </w:rPr>
+      </w:r>
+      <w:r>
+        <w:rPr>
           <w:b/>
           <w:lang w:val="hi_IN" w:bidi="hi_IN"/>
         </w:rPr>
@@ -23583,6 +26784,20 @@
       </w:r>
       <w:r>
         <w:rPr>
+          <w:lang w:val="hi_IN" w:bidi="hi_IN"/>
+        </w:rPr>
+        <w:t>וַ⁠עֲשֵׂה־חַ֣יִל בְּ⁠אֶפְרָ֔תָה וּ⁠קְרָא־שֵׁ֖ם בְּ⁠בֵ֥ית לָֽחֶם</w:t>
+      </w:r>
+    </w:p>
+    <w:p>
+      <w:pPr/>
+      <w:r>
+        <w:rPr>
+          <w:lang w:val="hi_IN" w:bidi="hi_IN"/>
+        </w:rPr>
+      </w:r>
+      <w:r>
+        <w:rPr>
           <w:b/>
           <w:lang w:val="hi_IN" w:bidi="hi_IN"/>
         </w:rPr>
@@ -23679,6 +26894,20 @@
       </w:r>
       <w:r>
         <w:rPr>
+          <w:lang w:val="hi_IN" w:bidi="hi_IN"/>
+        </w:rPr>
+        <w:t>וִ⁠יהִ֤י בֵֽיתְ⁠ךָ֙ כְּ⁠בֵ֣ית פֶּ֔רֶץ</w:t>
+      </w:r>
+    </w:p>
+    <w:p>
+      <w:pPr/>
+      <w:r>
+        <w:rPr>
+          <w:lang w:val="hi_IN" w:bidi="hi_IN"/>
+        </w:rPr>
+      </w:r>
+      <w:r>
+        <w:rPr>
           <w:b/>
           <w:lang w:val="hi_IN" w:bidi="hi_IN"/>
         </w:rPr>
@@ -23788,6 +27017,20 @@
       </w:r>
       <w:r>
         <w:rPr>
+          <w:lang w:val="hi_IN" w:bidi="hi_IN"/>
+        </w:rPr>
+        <w:t>מִן־הַ⁠זֶּ֗רַע אֲשֶׁ֨ר יִתֵּ֤ן יְהוָה֙ לְ⁠ךָ֔</w:t>
+      </w:r>
+    </w:p>
+    <w:p>
+      <w:pPr/>
+      <w:r>
+        <w:rPr>
+          <w:lang w:val="hi_IN" w:bidi="hi_IN"/>
+        </w:rPr>
+      </w:r>
+      <w:r>
+        <w:rPr>
           <w:b/>
           <w:lang w:val="hi_IN" w:bidi="hi_IN"/>
         </w:rPr>
@@ -23864,6 +27107,20 @@
       </w:r>
       <w:r>
         <w:rPr>
+          <w:lang w:val="hi_IN" w:bidi="hi_IN"/>
+        </w:rPr>
+        <w:t>וַ⁠יִּקַּ֨ח בֹּ֤עַז אֶת־רוּת֙ וַ⁠תְּהִי־ל֣⁠וֹ לְ⁠אִשָּׁ֔ה</w:t>
+      </w:r>
+    </w:p>
+    <w:p>
+      <w:pPr/>
+      <w:r>
+        <w:rPr>
+          <w:lang w:val="hi_IN" w:bidi="hi_IN"/>
+        </w:rPr>
+      </w:r>
+      <w:r>
+        <w:rPr>
           <w:b/>
           <w:lang w:val="hi_IN" w:bidi="hi_IN"/>
         </w:rPr>
@@ -23947,6 +27204,20 @@
       </w:r>
       <w:r>
         <w:rPr>
+          <w:lang w:val="hi_IN" w:bidi="hi_IN"/>
+        </w:rPr>
+        <w:t>וַ⁠יִּקַּ֨ח בֹּ֤עַז אֶת־רוּת֙</w:t>
+      </w:r>
+    </w:p>
+    <w:p>
+      <w:pPr/>
+      <w:r>
+        <w:rPr>
+          <w:lang w:val="hi_IN" w:bidi="hi_IN"/>
+        </w:rPr>
+      </w:r>
+      <w:r>
+        <w:rPr>
           <w:b/>
           <w:lang w:val="hi_IN" w:bidi="hi_IN"/>
         </w:rPr>
@@ -24069,6 +27340,20 @@
       </w:r>
       <w:r>
         <w:rPr>
+          <w:lang w:val="hi_IN" w:bidi="hi_IN"/>
+        </w:rPr>
+        <w:t>וַ⁠יָּבֹ֖א אֵלֶ֑י⁠הָ</w:t>
+      </w:r>
+    </w:p>
+    <w:p>
+      <w:pPr/>
+      <w:r>
+        <w:rPr>
+          <w:lang w:val="hi_IN" w:bidi="hi_IN"/>
+        </w:rPr>
+      </w:r>
+      <w:r>
+        <w:rPr>
           <w:b/>
           <w:lang w:val="hi_IN" w:bidi="hi_IN"/>
         </w:rPr>
@@ -24165,6 +27450,20 @@
       </w:r>
       <w:r>
         <w:rPr>
+          <w:lang w:val="hi_IN" w:bidi="hi_IN"/>
+        </w:rPr>
+        <w:t>הַ⁠נָּשִׁים֙</w:t>
+      </w:r>
+    </w:p>
+    <w:p>
+      <w:pPr/>
+      <w:r>
+        <w:rPr>
+          <w:lang w:val="hi_IN" w:bidi="hi_IN"/>
+        </w:rPr>
+      </w:r>
+      <w:r>
+        <w:rPr>
           <w:b/>
           <w:lang w:val="hi_IN" w:bidi="hi_IN"/>
         </w:rPr>
@@ -24248,6 +27547,20 @@
       </w:r>
       <w:r>
         <w:rPr>
+          <w:lang w:val="hi_IN" w:bidi="hi_IN"/>
+        </w:rPr>
+        <w:t>בָּר֣וּךְ יְהוָ֔ה</w:t>
+      </w:r>
+    </w:p>
+    <w:p>
+      <w:pPr/>
+      <w:r>
+        <w:rPr>
+          <w:lang w:val="hi_IN" w:bidi="hi_IN"/>
+        </w:rPr>
+      </w:r>
+      <w:r>
+        <w:rPr>
           <w:b/>
           <w:lang w:val="hi_IN" w:bidi="hi_IN"/>
         </w:rPr>
@@ -24311,6 +27624,20 @@
       </w:r>
       <w:r>
         <w:rPr>
+          <w:lang w:val="hi_IN" w:bidi="hi_IN"/>
+        </w:rPr>
+        <w:t>לֹ֣א הִשְׁבִּ֥ית לָ֛⁠ךְ גֹּאֵ֖ל הַ⁠יּ֑וֹם</w:t>
+      </w:r>
+    </w:p>
+    <w:p>
+      <w:pPr/>
+      <w:r>
+        <w:rPr>
+          <w:lang w:val="hi_IN" w:bidi="hi_IN"/>
+        </w:rPr>
+      </w:r>
+      <w:r>
+        <w:rPr>
           <w:b/>
           <w:lang w:val="hi_IN" w:bidi="hi_IN"/>
         </w:rPr>
@@ -24394,6 +27721,20 @@
       </w:r>
       <w:r>
         <w:rPr>
+          <w:lang w:val="hi_IN" w:bidi="hi_IN"/>
+        </w:rPr>
+        <w:t>וְ⁠יִקָּרֵ֥א שְׁמ֖⁠וֹ</w:t>
+      </w:r>
+    </w:p>
+    <w:p>
+      <w:pPr/>
+      <w:r>
+        <w:rPr>
+          <w:lang w:val="hi_IN" w:bidi="hi_IN"/>
+        </w:rPr>
+      </w:r>
+      <w:r>
+        <w:rPr>
           <w:b/>
           <w:lang w:val="hi_IN" w:bidi="hi_IN"/>
         </w:rPr>
@@ -24457,6 +27798,20 @@
       </w:r>
       <w:r>
         <w:rPr>
+          <w:lang w:val="hi_IN" w:bidi="hi_IN"/>
+        </w:rPr>
+        <w:t>וְ⁠יִקָּרֵ֥א שְׁמ֖⁠וֹ בְּ⁠יִשְׂרָאֵֽל</w:t>
+      </w:r>
+    </w:p>
+    <w:p>
+      <w:pPr/>
+      <w:r>
+        <w:rPr>
+          <w:lang w:val="hi_IN" w:bidi="hi_IN"/>
+        </w:rPr>
+      </w:r>
+      <w:r>
+        <w:rPr>
           <w:b/>
           <w:lang w:val="hi_IN" w:bidi="hi_IN"/>
         </w:rPr>
@@ -24553,6 +27908,20 @@
       </w:r>
       <w:r>
         <w:rPr>
+          <w:lang w:val="hi_IN" w:bidi="hi_IN"/>
+        </w:rPr>
+        <w:t>לְ⁠מֵשִׁ֣יב נֶ֔פֶשׁ</w:t>
+      </w:r>
+    </w:p>
+    <w:p>
+      <w:pPr/>
+      <w:r>
+        <w:rPr>
+          <w:lang w:val="hi_IN" w:bidi="hi_IN"/>
+        </w:rPr>
+      </w:r>
+      <w:r>
+        <w:rPr>
           <w:b/>
           <w:lang w:val="hi_IN" w:bidi="hi_IN"/>
         </w:rPr>
@@ -24616,6 +27985,20 @@
       </w:r>
       <w:r>
         <w:rPr>
+          <w:lang w:val="hi_IN" w:bidi="hi_IN"/>
+        </w:rPr>
+        <w:t>וּ⁠לְ⁠כַלְכֵּ֖ל אֶת־שֵׂיבָתֵ֑⁠ךְ</w:t>
+      </w:r>
+    </w:p>
+    <w:p>
+      <w:pPr/>
+      <w:r>
+        <w:rPr>
+          <w:lang w:val="hi_IN" w:bidi="hi_IN"/>
+        </w:rPr>
+      </w:r>
+      <w:r>
+        <w:rPr>
           <w:b/>
           <w:lang w:val="hi_IN" w:bidi="hi_IN"/>
         </w:rPr>
@@ -24680,6 +28063,20 @@
       </w:r>
       <w:r>
         <w:rPr>
+          <w:lang w:val="hi_IN" w:bidi="hi_IN"/>
+        </w:rPr>
+        <w:t>כִּ֣י</w:t>
+      </w:r>
+    </w:p>
+    <w:p>
+      <w:pPr/>
+      <w:r>
+        <w:rPr>
+          <w:lang w:val="hi_IN" w:bidi="hi_IN"/>
+        </w:rPr>
+      </w:r>
+      <w:r>
+        <w:rPr>
           <w:b/>
           <w:lang w:val="hi_IN" w:bidi="hi_IN"/>
         </w:rPr>
@@ -24770,6 +28167,20 @@
       </w:r>
       <w:r>
         <w:rPr>
+          <w:lang w:val="hi_IN" w:bidi="hi_IN"/>
+        </w:rPr>
+        <w:t>ט֣וֹבָה לָ֔⁠ךְ מִ⁠שִּׁבְעָ֖ה בָּנִֽים</w:t>
+      </w:r>
+    </w:p>
+    <w:p>
+      <w:pPr/>
+      <w:r>
+        <w:rPr>
+          <w:lang w:val="hi_IN" w:bidi="hi_IN"/>
+        </w:rPr>
+      </w:r>
+      <w:r>
+        <w:rPr>
           <w:b/>
           <w:lang w:val="hi_IN" w:bidi="hi_IN"/>
         </w:rPr>
@@ -24866,6 +28277,20 @@
       </w:r>
       <w:r>
         <w:rPr>
+          <w:lang w:val="hi_IN" w:bidi="hi_IN"/>
+        </w:rPr>
+        <w:t>וַ⁠תִּקַּ֨ח נָעֳמִ֤י אֶת־הַ⁠יֶּ֨לֶד֙</w:t>
+      </w:r>
+    </w:p>
+    <w:p>
+      <w:pPr/>
+      <w:r>
+        <w:rPr>
+          <w:lang w:val="hi_IN" w:bidi="hi_IN"/>
+        </w:rPr>
+      </w:r>
+      <w:r>
+        <w:rPr>
           <w:b/>
           <w:lang w:val="hi_IN" w:bidi="hi_IN"/>
         </w:rPr>
@@ -25013,6 +28438,20 @@
       </w:r>
       <w:r>
         <w:rPr>
+          <w:lang w:val="hi_IN" w:bidi="hi_IN"/>
+        </w:rPr>
+        <w:t>וַ⁠תִּקְרֶאנָה֩ ל֨⁠וֹ הַ⁠שְּׁכֵנ֥וֹת שֵׁם֙ לֵ⁠אמֹ֔ר &amp; וַ⁠תִּקְרֶ֤אנָֽה שְׁמ⁠וֹ֙ עוֹבֵ֔ד</w:t>
+      </w:r>
+    </w:p>
+    <w:p>
+      <w:pPr/>
+      <w:r>
+        <w:rPr>
+          <w:lang w:val="hi_IN" w:bidi="hi_IN"/>
+        </w:rPr>
+      </w:r>
+      <w:r>
+        <w:rPr>
           <w:b/>
           <w:lang w:val="hi_IN" w:bidi="hi_IN"/>
         </w:rPr>
@@ -25109,6 +28548,20 @@
       </w:r>
       <w:r>
         <w:rPr>
+          <w:lang w:val="hi_IN" w:bidi="hi_IN"/>
+        </w:rPr>
+        <w:t>יֻלַּד־בֵּ֖ן לְ⁠נָעֳמִ֑י</w:t>
+      </w:r>
+    </w:p>
+    <w:p>
+      <w:pPr/>
+      <w:r>
+        <w:rPr>
+          <w:lang w:val="hi_IN" w:bidi="hi_IN"/>
+        </w:rPr>
+      </w:r>
+      <w:r>
+        <w:rPr>
           <w:b/>
           <w:lang w:val="hi_IN" w:bidi="hi_IN"/>
         </w:rPr>
@@ -25179,6 +28632,20 @@
       </w:r>
       <w:r>
         <w:rPr>
+          <w:lang w:val="hi_IN" w:bidi="hi_IN"/>
+        </w:rPr>
+        <w:t>וַ⁠תִּקְרֶ֤אנָֽה שְׁמ⁠וֹ֙ עוֹבֵ֔ד</w:t>
+      </w:r>
+    </w:p>
+    <w:p>
+      <w:pPr/>
+      <w:r>
+        <w:rPr>
+          <w:lang w:val="hi_IN" w:bidi="hi_IN"/>
+        </w:rPr>
+      </w:r>
+      <w:r>
+        <w:rPr>
           <w:b/>
           <w:lang w:val="hi_IN" w:bidi="hi_IN"/>
         </w:rPr>
@@ -25300,6 +28767,20 @@
       </w:r>
       <w:r>
         <w:rPr>
+          <w:lang w:val="hi_IN" w:bidi="hi_IN"/>
+        </w:rPr>
+        <w:t>ה֥וּא אֲבִי־יִשַׁ֖י</w:t>
+      </w:r>
+    </w:p>
+    <w:p>
+      <w:pPr/>
+      <w:r>
+        <w:rPr>
+          <w:lang w:val="hi_IN" w:bidi="hi_IN"/>
+        </w:rPr>
+      </w:r>
+      <w:r>
+        <w:rPr>
           <w:b/>
           <w:lang w:val="hi_IN" w:bidi="hi_IN"/>
         </w:rPr>
@@ -25486,6 +28967,20 @@
       </w:r>
       <w:r>
         <w:rPr>
+          <w:lang w:val="hi_IN" w:bidi="hi_IN"/>
+        </w:rPr>
+        <w:t>תּוֹלְד֣וֹת פָּ֔רֶץ</w:t>
+      </w:r>
+    </w:p>
+    <w:p>
+      <w:pPr/>
+      <w:r>
+        <w:rPr>
+          <w:lang w:val="hi_IN" w:bidi="hi_IN"/>
+        </w:rPr>
+      </w:r>
+      <w:r>
+        <w:rPr>
           <w:b/>
           <w:lang w:val="hi_IN" w:bidi="hi_IN"/>
         </w:rPr>
@@ -25556,6 +29051,20 @@
       </w:r>
       <w:r>
         <w:rPr>
+          <w:lang w:val="hi_IN" w:bidi="hi_IN"/>
+        </w:rPr>
+        <w:t>פֶּ֖רֶץ הוֹלִ֥יד אֶת־חֶצְרֽוֹן</w:t>
+      </w:r>
+    </w:p>
+    <w:p>
+      <w:pPr/>
+      <w:r>
+        <w:rPr>
+          <w:lang w:val="hi_IN" w:bidi="hi_IN"/>
+        </w:rPr>
+      </w:r>
+      <w:r>
+        <w:rPr>
           <w:b/>
           <w:lang w:val="hi_IN" w:bidi="hi_IN"/>
         </w:rPr>
@@ -25648,6 +29157,20 @@
         <w:rPr>
           <w:lang w:val="hi_IN" w:bidi="hi_IN"/>
         </w:rPr>
+      </w:r>
+    </w:p>
+    <w:p>
+      <w:pPr/>
+      <w:r>
+        <w:rPr>
+          <w:lang w:val="hi_IN" w:bidi="hi_IN"/>
+        </w:rPr>
+      </w:r>
+      <w:r>
+        <w:rPr>
+          <w:lang w:val="hi_IN" w:bidi="hi_IN"/>
+        </w:rPr>
+        <w:t>וְ⁠חֶצְרוֹן֙ &amp; אֶת־רָ֔ם &amp; אֶת־עַמִּֽינָדָֽב</w:t>
       </w:r>
     </w:p>
     <w:p>

--- a/hin/docx/08.content.docx
+++ b/hin/docx/08.content.docx
@@ -1041,6 +1041,20 @@
       </w:r>
       <w:r>
         <w:rPr>
+          <w:lang w:val="hi_IN" w:bidi="hi_IN"/>
+        </w:rPr>
+        <w:t>בִּ⁠ימֵי֙ שְׁפֹ֣ט הַ⁠שֹּׁפְטִ֔ים</w:t>
+      </w:r>
+    </w:p>
+    <w:p>
+      <w:pPr/>
+      <w:r>
+        <w:rPr>
+          <w:lang w:val="hi_IN" w:bidi="hi_IN"/>
+        </w:rPr>
+      </w:r>
+      <w:r>
+        <w:rPr>
           <w:b/>
           <w:lang w:val="hi_IN" w:bidi="hi_IN"/>
         </w:rPr>
@@ -1138,6 +1152,20 @@
       </w:r>
       <w:r>
         <w:rPr>
+          <w:lang w:val="hi_IN" w:bidi="hi_IN"/>
+        </w:rPr>
+        <w:t>בָּ⁠אָ֑רֶץ</w:t>
+      </w:r>
+    </w:p>
+    <w:p>
+      <w:pPr/>
+      <w:r>
+        <w:rPr>
+          <w:lang w:val="hi_IN" w:bidi="hi_IN"/>
+        </w:rPr>
+      </w:r>
+      <w:r>
+        <w:rPr>
           <w:b/>
           <w:lang w:val="hi_IN" w:bidi="hi_IN"/>
         </w:rPr>
@@ -1221,6 +1249,20 @@
       </w:r>
       <w:r>
         <w:rPr>
+          <w:lang w:val="hi_IN" w:bidi="hi_IN"/>
+        </w:rPr>
+        <w:t>אִ֜ישׁ</w:t>
+      </w:r>
+    </w:p>
+    <w:p>
+      <w:pPr/>
+      <w:r>
+        <w:rPr>
+          <w:lang w:val="hi_IN" w:bidi="hi_IN"/>
+        </w:rPr>
+      </w:r>
+      <w:r>
+        <w:rPr>
           <w:b/>
           <w:lang w:val="hi_IN" w:bidi="hi_IN"/>
         </w:rPr>
@@ -1311,6 +1353,20 @@
       </w:r>
       <w:r>
         <w:rPr>
+          <w:lang w:val="hi_IN" w:bidi="hi_IN"/>
+        </w:rPr>
+        <w:t>אֶפְרָתִ֔ים</w:t>
+      </w:r>
+    </w:p>
+    <w:p>
+      <w:pPr/>
+      <w:r>
+        <w:rPr>
+          <w:lang w:val="hi_IN" w:bidi="hi_IN"/>
+        </w:rPr>
+      </w:r>
+      <w:r>
+        <w:rPr>
           <w:b/>
           <w:lang w:val="hi_IN" w:bidi="hi_IN"/>
         </w:rPr>
@@ -1387,6 +1443,20 @@
       </w:r>
       <w:r>
         <w:rPr>
+          <w:lang w:val="hi_IN" w:bidi="hi_IN"/>
+        </w:rPr>
+        <w:t>וַ⁠תִּשָּׁאֵ֥ר הִ֖יא וּ⁠שְׁנֵ֥י בָנֶֽי⁠הָ</w:t>
+      </w:r>
+    </w:p>
+    <w:p>
+      <w:pPr/>
+      <w:r>
+        <w:rPr>
+          <w:lang w:val="hi_IN" w:bidi="hi_IN"/>
+        </w:rPr>
+      </w:r>
+      <w:r>
+        <w:rPr>
           <w:b/>
           <w:lang w:val="hi_IN" w:bidi="hi_IN"/>
         </w:rPr>
@@ -1451,6 +1521,20 @@
       </w:r>
       <w:r>
         <w:rPr>
+          <w:lang w:val="hi_IN" w:bidi="hi_IN"/>
+        </w:rPr>
+        <w:t>וַ⁠יִּשְׂא֣וּ לָ⁠הֶ֗ם נָשִׁים֙</w:t>
+      </w:r>
+    </w:p>
+    <w:p>
+      <w:pPr/>
+      <w:r>
+        <w:rPr>
+          <w:lang w:val="hi_IN" w:bidi="hi_IN"/>
+        </w:rPr>
+      </w:r>
+      <w:r>
+        <w:rPr>
           <w:b/>
           <w:lang w:val="hi_IN" w:bidi="hi_IN"/>
         </w:rPr>
@@ -1541,6 +1625,20 @@
       </w:r>
       <w:r>
         <w:rPr>
+          <w:lang w:val="hi_IN" w:bidi="hi_IN"/>
+        </w:rPr>
+        <w:t>שֵׁ֤ם הָֽ⁠אַחַת֙ עָרְפָּ֔ה וְ⁠שֵׁ֥ם הַ⁠שֵּׁנִ֖ית ר֑וּת</w:t>
+      </w:r>
+    </w:p>
+    <w:p>
+      <w:pPr/>
+      <w:r>
+        <w:rPr>
+          <w:lang w:val="hi_IN" w:bidi="hi_IN"/>
+        </w:rPr>
+      </w:r>
+      <w:r>
+        <w:rPr>
           <w:b/>
           <w:lang w:val="hi_IN" w:bidi="hi_IN"/>
         </w:rPr>
@@ -1605,6 +1703,20 @@
       </w:r>
       <w:r>
         <w:rPr>
+          <w:lang w:val="hi_IN" w:bidi="hi_IN"/>
+        </w:rPr>
+        <w:t>וַ⁠תִּשָּׁאֵר֙ הָֽ⁠אִשָּׁ֔ה מִ⁠שְּׁנֵ֥י יְלָדֶ֖י⁠הָ וּ⁠מֵ⁠אִישָֽׁ⁠הּ</w:t>
+      </w:r>
+    </w:p>
+    <w:p>
+      <w:pPr/>
+      <w:r>
+        <w:rPr>
+          <w:lang w:val="hi_IN" w:bidi="hi_IN"/>
+        </w:rPr>
+      </w:r>
+      <w:r>
+        <w:rPr>
           <w:b/>
           <w:lang w:val="hi_IN" w:bidi="hi_IN"/>
         </w:rPr>
@@ -1668,6 +1780,20 @@
       </w:r>
       <w:r>
         <w:rPr>
+          <w:lang w:val="hi_IN" w:bidi="hi_IN"/>
+        </w:rPr>
+        <w:t>וַ⁠תָּ֤קָם הִיא֙ וְ⁠כַלֹּתֶ֔י⁠הָ וַ⁠תָּ֖שָׁב</w:t>
+      </w:r>
+    </w:p>
+    <w:p>
+      <w:pPr/>
+      <w:r>
+        <w:rPr>
+          <w:lang w:val="hi_IN" w:bidi="hi_IN"/>
+        </w:rPr>
+      </w:r>
+      <w:r>
+        <w:rPr>
           <w:b/>
           <w:lang w:val="hi_IN" w:bidi="hi_IN"/>
         </w:rPr>
@@ -1771,6 +1897,20 @@
       </w:r>
       <w:r>
         <w:rPr>
+          <w:lang w:val="hi_IN" w:bidi="hi_IN"/>
+        </w:rPr>
+        <w:t>וַ⁠תָּ֤קָם הִיא֙ וְ⁠כַלֹּתֶ֔י⁠הָ וַ⁠תָּ֖שָׁב</w:t>
+      </w:r>
+    </w:p>
+    <w:p>
+      <w:pPr/>
+      <w:r>
+        <w:rPr>
+          <w:lang w:val="hi_IN" w:bidi="hi_IN"/>
+        </w:rPr>
+      </w:r>
+      <w:r>
+        <w:rPr>
           <w:b/>
           <w:lang w:val="hi_IN" w:bidi="hi_IN"/>
         </w:rPr>
@@ -1943,6 +2083,20 @@
       </w:r>
       <w:r>
         <w:rPr>
+          <w:lang w:val="hi_IN" w:bidi="hi_IN"/>
+        </w:rPr>
+        <w:t>כִּ֤י שָֽׁמְעָה֙ בִּ⁠שְׂדֵ֣ה מוֹאָ֔ב כִּֽי־פָקַ֤ד יְהוָה֙ אֶת־עַמּ֔⁠וֹ לָ⁠תֵ֥ת לָ⁠הֶ֖ם לָֽחֶם</w:t>
+      </w:r>
+    </w:p>
+    <w:p>
+      <w:pPr/>
+      <w:r>
+        <w:rPr>
+          <w:lang w:val="hi_IN" w:bidi="hi_IN"/>
+        </w:rPr>
+      </w:r>
+      <w:r>
+        <w:rPr>
           <w:b/>
           <w:lang w:val="hi_IN" w:bidi="hi_IN"/>
         </w:rPr>
@@ -2026,6 +2180,20 @@
       </w:r>
       <w:r>
         <w:rPr>
+          <w:lang w:val="hi_IN" w:bidi="hi_IN"/>
+        </w:rPr>
+        <w:t>שָֽׁמְעָה֙ בִּ⁠שְׂדֵ֣ה מוֹאָ֔ב</w:t>
+      </w:r>
+    </w:p>
+    <w:p>
+      <w:pPr/>
+      <w:r>
+        <w:rPr>
+          <w:lang w:val="hi_IN" w:bidi="hi_IN"/>
+        </w:rPr>
+      </w:r>
+      <w:r>
+        <w:rPr>
           <w:b/>
           <w:lang w:val="hi_IN" w:bidi="hi_IN"/>
         </w:rPr>
@@ -2135,6 +2303,20 @@
       </w:r>
       <w:r>
         <w:rPr>
+          <w:lang w:val="hi_IN" w:bidi="hi_IN"/>
+        </w:rPr>
+        <w:t>פָקַ֤ד &amp; אֶת־עַמּ֔⁠וֹ</w:t>
+      </w:r>
+    </w:p>
+    <w:p>
+      <w:pPr/>
+      <w:r>
+        <w:rPr>
+          <w:lang w:val="hi_IN" w:bidi="hi_IN"/>
+        </w:rPr>
+      </w:r>
+      <w:r>
+        <w:rPr>
           <w:b/>
           <w:lang w:val="hi_IN" w:bidi="hi_IN"/>
         </w:rPr>
@@ -2198,6 +2380,20 @@
       </w:r>
       <w:r>
         <w:rPr>
+          <w:lang w:val="hi_IN" w:bidi="hi_IN"/>
+        </w:rPr>
+        <w:t>לָ⁠תֵ֥ת לָ⁠הֶ֖ם לָֽחֶם</w:t>
+      </w:r>
+    </w:p>
+    <w:p>
+      <w:pPr/>
+      <w:r>
+        <w:rPr>
+          <w:lang w:val="hi_IN" w:bidi="hi_IN"/>
+        </w:rPr>
+      </w:r>
+      <w:r>
+        <w:rPr>
           <w:b/>
           <w:lang w:val="hi_IN" w:bidi="hi_IN"/>
         </w:rPr>
@@ -2474,6 +2670,20 @@
       </w:r>
       <w:r>
         <w:rPr>
+          <w:lang w:val="hi_IN" w:bidi="hi_IN"/>
+        </w:rPr>
+        <w:t>לֵ֣כְנָה שֹּׁ֔בְנָה אִשָּׁ֖ה</w:t>
+      </w:r>
+    </w:p>
+    <w:p>
+      <w:pPr/>
+      <w:r>
+        <w:rPr>
+          <w:lang w:val="hi_IN" w:bidi="hi_IN"/>
+        </w:rPr>
+      </w:r>
+      <w:r>
+        <w:rPr>
           <w:b/>
           <w:lang w:val="hi_IN" w:bidi="hi_IN"/>
         </w:rPr>
@@ -2570,6 +2780,20 @@
       </w:r>
       <w:r>
         <w:rPr>
+          <w:lang w:val="hi_IN" w:bidi="hi_IN"/>
+        </w:rPr>
+        <w:t>לֵ֣כְנָה שֹּׁ֔בְנָה אִשָּׁ֖ה לְ⁠בֵ֣ית אִמָּ֑⁠הּ</w:t>
+      </w:r>
+    </w:p>
+    <w:p>
+      <w:pPr/>
+      <w:r>
+        <w:rPr>
+          <w:lang w:val="hi_IN" w:bidi="hi_IN"/>
+        </w:rPr>
+      </w:r>
+      <w:r>
+        <w:rPr>
           <w:b/>
           <w:lang w:val="hi_IN" w:bidi="hi_IN"/>
         </w:rPr>
@@ -2697,6 +2921,20 @@
       </w:r>
       <w:r>
         <w:rPr>
+          <w:lang w:val="hi_IN" w:bidi="hi_IN"/>
+        </w:rPr>
+        <w:t>יעשה יְהוָ֤ה עִמָּ⁠כֶם֙ חֶ֔סֶד כַּ⁠אֲשֶׁ֧ר עֲשִׂיתֶ֛ם עִם־הַ⁠מֵּתִ֖ים וְ⁠עִמָּדִֽ⁠י</w:t>
+      </w:r>
+    </w:p>
+    <w:p>
+      <w:pPr/>
+      <w:r>
+        <w:rPr>
+          <w:lang w:val="hi_IN" w:bidi="hi_IN"/>
+        </w:rPr>
+      </w:r>
+      <w:r>
+        <w:rPr>
           <w:b/>
           <w:lang w:val="hi_IN" w:bidi="hi_IN"/>
         </w:rPr>
@@ -2780,6 +3018,20 @@
       </w:r>
       <w:r>
         <w:rPr>
+          <w:lang w:val="hi_IN" w:bidi="hi_IN"/>
+        </w:rPr>
+        <w:t>עִם־הַ⁠מֵּתִ֖ים</w:t>
+      </w:r>
+    </w:p>
+    <w:p>
+      <w:pPr/>
+      <w:r>
+        <w:rPr>
+          <w:lang w:val="hi_IN" w:bidi="hi_IN"/>
+        </w:rPr>
+      </w:r>
+      <w:r>
+        <w:rPr>
           <w:b/>
           <w:lang w:val="hi_IN" w:bidi="hi_IN"/>
         </w:rPr>
@@ -2864,6 +3116,20 @@
       </w:r>
       <w:r>
         <w:rPr>
+          <w:lang w:val="hi_IN" w:bidi="hi_IN"/>
+        </w:rPr>
+        <w:t>חֶ֔סֶד</w:t>
+      </w:r>
+    </w:p>
+    <w:p>
+      <w:pPr/>
+      <w:r>
+        <w:rPr>
+          <w:lang w:val="hi_IN" w:bidi="hi_IN"/>
+        </w:rPr>
+      </w:r>
+      <w:r>
+        <w:rPr>
           <w:b/>
           <w:lang w:val="hi_IN" w:bidi="hi_IN"/>
         </w:rPr>
@@ -3050,6 +3316,20 @@
       </w:r>
       <w:r>
         <w:rPr>
+          <w:lang w:val="hi_IN" w:bidi="hi_IN"/>
+        </w:rPr>
+        <w:t>וּ⁠מְצֶ֣אןָ מְנוּחָ֔ה</w:t>
+      </w:r>
+    </w:p>
+    <w:p>
+      <w:pPr/>
+      <w:r>
+        <w:rPr>
+          <w:lang w:val="hi_IN" w:bidi="hi_IN"/>
+        </w:rPr>
+      </w:r>
+      <w:r>
+        <w:rPr>
           <w:b/>
           <w:lang w:val="hi_IN" w:bidi="hi_IN"/>
         </w:rPr>
@@ -3166,6 +3446,20 @@
       </w:r>
       <w:r>
         <w:rPr>
+          <w:lang w:val="hi_IN" w:bidi="hi_IN"/>
+        </w:rPr>
+        <w:t>בֵּ֣ית אִישָׁ֑⁠הּ</w:t>
+      </w:r>
+    </w:p>
+    <w:p>
+      <w:pPr/>
+      <w:r>
+        <w:rPr>
+          <w:lang w:val="hi_IN" w:bidi="hi_IN"/>
+        </w:rPr>
+      </w:r>
+      <w:r>
+        <w:rPr>
           <w:b/>
           <w:lang w:val="hi_IN" w:bidi="hi_IN"/>
         </w:rPr>
@@ -3262,6 +3556,20 @@
       </w:r>
       <w:r>
         <w:rPr>
+          <w:lang w:val="hi_IN" w:bidi="hi_IN"/>
+        </w:rPr>
+        <w:t>וַ⁠תִּשֶּׂ֥אנָה קוֹלָ֖⁠ן וַ⁠תִּבְכֶּֽינָה</w:t>
+      </w:r>
+    </w:p>
+    <w:p>
+      <w:pPr/>
+      <w:r>
+        <w:rPr>
+          <w:lang w:val="hi_IN" w:bidi="hi_IN"/>
+        </w:rPr>
+      </w:r>
+      <w:r>
+        <w:rPr>
           <w:b/>
           <w:lang w:val="hi_IN" w:bidi="hi_IN"/>
         </w:rPr>
@@ -3345,6 +3653,20 @@
       </w:r>
       <w:r>
         <w:rPr>
+          <w:lang w:val="hi_IN" w:bidi="hi_IN"/>
+        </w:rPr>
+        <w:t>נָשׁ֖וּב</w:t>
+      </w:r>
+    </w:p>
+    <w:p>
+      <w:pPr/>
+      <w:r>
+        <w:rPr>
+          <w:lang w:val="hi_IN" w:bidi="hi_IN"/>
+        </w:rPr>
+      </w:r>
+      <w:r>
+        <w:rPr>
           <w:b/>
           <w:lang w:val="hi_IN" w:bidi="hi_IN"/>
         </w:rPr>
@@ -3454,6 +3776,20 @@
       </w:r>
       <w:r>
         <w:rPr>
+          <w:lang w:val="hi_IN" w:bidi="hi_IN"/>
+        </w:rPr>
+        <w:t>וַ⁠תֹּאמַ֖רְנָה</w:t>
+      </w:r>
+    </w:p>
+    <w:p>
+      <w:pPr/>
+      <w:r>
+        <w:rPr>
+          <w:lang w:val="hi_IN" w:bidi="hi_IN"/>
+        </w:rPr>
+      </w:r>
+      <w:r>
+        <w:rPr>
           <w:b/>
           <w:lang w:val="hi_IN" w:bidi="hi_IN"/>
         </w:rPr>
@@ -3576,6 +3912,20 @@
       </w:r>
       <w:r>
         <w:rPr>
+          <w:lang w:val="hi_IN" w:bidi="hi_IN"/>
+        </w:rPr>
+        <w:t>כִּי</w:t>
+      </w:r>
+    </w:p>
+    <w:p>
+      <w:pPr/>
+      <w:r>
+        <w:rPr>
+          <w:lang w:val="hi_IN" w:bidi="hi_IN"/>
+        </w:rPr>
+      </w:r>
+      <w:r>
+        <w:rPr>
           <w:b/>
           <w:lang w:val="hi_IN" w:bidi="hi_IN"/>
         </w:rPr>
@@ -3672,6 +4022,20 @@
       </w:r>
       <w:r>
         <w:rPr>
+          <w:lang w:val="hi_IN" w:bidi="hi_IN"/>
+        </w:rPr>
+        <w:t>אִתָּ֥⁠ךְ</w:t>
+      </w:r>
+    </w:p>
+    <w:p>
+      <w:pPr/>
+      <w:r>
+        <w:rPr>
+          <w:lang w:val="hi_IN" w:bidi="hi_IN"/>
+        </w:rPr>
+      </w:r>
+      <w:r>
+        <w:rPr>
           <w:b/>
           <w:lang w:val="hi_IN" w:bidi="hi_IN"/>
         </w:rPr>
@@ -3768,6 +4132,20 @@
       </w:r>
       <w:r>
         <w:rPr>
+          <w:lang w:val="hi_IN" w:bidi="hi_IN"/>
+        </w:rPr>
+        <w:t>וַ⁠תֹּ֤אמֶר נָעֳמִי֙</w:t>
+      </w:r>
+    </w:p>
+    <w:p>
+      <w:pPr/>
+      <w:r>
+        <w:rPr>
+          <w:lang w:val="hi_IN" w:bidi="hi_IN"/>
+        </w:rPr>
+      </w:r>
+      <w:r>
+        <w:rPr>
           <w:b/>
           <w:lang w:val="hi_IN" w:bidi="hi_IN"/>
         </w:rPr>
@@ -3864,6 +4242,20 @@
       </w:r>
       <w:r>
         <w:rPr>
+          <w:lang w:val="hi_IN" w:bidi="hi_IN"/>
+        </w:rPr>
+        <w:t>בְנֹתַ֔⁠י</w:t>
+      </w:r>
+    </w:p>
+    <w:p>
+      <w:pPr/>
+      <w:r>
+        <w:rPr>
+          <w:lang w:val="hi_IN" w:bidi="hi_IN"/>
+        </w:rPr>
+      </w:r>
+      <w:r>
+        <w:rPr>
           <w:b/>
           <w:lang w:val="hi_IN" w:bidi="hi_IN"/>
         </w:rPr>
@@ -3940,6 +4332,20 @@
       </w:r>
       <w:r>
         <w:rPr>
+          <w:lang w:val="hi_IN" w:bidi="hi_IN"/>
+        </w:rPr>
+        <w:t>לָ֥⁠מָּה תֵלַ֖כְנָה עִמִּ֑⁠י</w:t>
+      </w:r>
+    </w:p>
+    <w:p>
+      <w:pPr/>
+      <w:r>
+        <w:rPr>
+          <w:lang w:val="hi_IN" w:bidi="hi_IN"/>
+        </w:rPr>
+      </w:r>
+      <w:r>
+        <w:rPr>
           <w:b/>
           <w:lang w:val="hi_IN" w:bidi="hi_IN"/>
         </w:rPr>
@@ -4023,6 +4429,20 @@
       </w:r>
       <w:r>
         <w:rPr>
+          <w:lang w:val="hi_IN" w:bidi="hi_IN"/>
+        </w:rPr>
+        <w:t>הַֽ⁠עֽוֹד־לִ֤⁠י בָנִים֙ בְּֽ⁠מֵעַ֔⁠י וְ⁠הָי֥וּ לָ⁠כֶ֖ם לַ⁠אֲנָשִֽׁים</w:t>
+      </w:r>
+    </w:p>
+    <w:p>
+      <w:pPr/>
+      <w:r>
+        <w:rPr>
+          <w:lang w:val="hi_IN" w:bidi="hi_IN"/>
+        </w:rPr>
+      </w:r>
+      <w:r>
+        <w:rPr>
           <w:b/>
           <w:lang w:val="hi_IN" w:bidi="hi_IN"/>
         </w:rPr>
@@ -4106,6 +4526,20 @@
       </w:r>
       <w:r>
         <w:rPr>
+          <w:lang w:val="hi_IN" w:bidi="hi_IN"/>
+        </w:rPr>
+        <w:t>זָקַ֖נְתִּי מִ⁠הְי֣וֹת לְ⁠אִ֑ישׁ</w:t>
+      </w:r>
+    </w:p>
+    <w:p>
+      <w:pPr/>
+      <w:r>
+        <w:rPr>
+          <w:lang w:val="hi_IN" w:bidi="hi_IN"/>
+        </w:rPr>
+      </w:r>
+      <w:r>
+        <w:rPr>
           <w:b/>
           <w:lang w:val="hi_IN" w:bidi="hi_IN"/>
         </w:rPr>
@@ -4189,6 +4623,20 @@
       </w:r>
       <w:r>
         <w:rPr>
+          <w:lang w:val="hi_IN" w:bidi="hi_IN"/>
+        </w:rPr>
+        <w:t>כִּ֤י אָמַ֨רְתִּי֙ יֶשׁ־לִ֣⁠י תִקְוָ֔ה גַּ֣ם הָיִ֤יתִי הַ⁠לַּ֨יְלָה֙ לְ⁠אִ֔ישׁ וְ⁠גַ֖ם יָלַ֥דְתִּי בָנִֽים</w:t>
+      </w:r>
+    </w:p>
+    <w:p>
+      <w:pPr/>
+      <w:r>
+        <w:rPr>
+          <w:lang w:val="hi_IN" w:bidi="hi_IN"/>
+        </w:rPr>
+      </w:r>
+      <w:r>
+        <w:rPr>
           <w:b/>
           <w:lang w:val="hi_IN" w:bidi="hi_IN"/>
         </w:rPr>
@@ -4349,6 +4797,20 @@
       </w:r>
       <w:r>
         <w:rPr>
+          <w:lang w:val="hi_IN" w:bidi="hi_IN"/>
+        </w:rPr>
+        <w:t>הֲ⁠לָהֵ֣ן ׀ תְּשַׂבֵּ֗רְנָה עַ֚ד אֲשֶׁ֣ר יִגְדָּ֔לוּ הֲ⁠לָהֵן֙ תֵּֽעָגֵ֔נָה לְ⁠בִלְתִּ֖י הֱי֣וֹת לְ⁠אִ֑ישׁ</w:t>
+      </w:r>
+    </w:p>
+    <w:p>
+      <w:pPr/>
+      <w:r>
+        <w:rPr>
+          <w:lang w:val="hi_IN" w:bidi="hi_IN"/>
+        </w:rPr>
+      </w:r>
+      <w:r>
+        <w:rPr>
           <w:b/>
           <w:lang w:val="hi_IN" w:bidi="hi_IN"/>
         </w:rPr>
@@ -4458,6 +4920,20 @@
       </w:r>
       <w:r>
         <w:rPr>
+          <w:lang w:val="hi_IN" w:bidi="hi_IN"/>
+        </w:rPr>
+        <w:t>הֲ⁠לָהֵ֣ן ׀ תְּשַׂבֵּ֗רְנָה עַ֚ד אֲשֶׁ֣ר יִגְדָּ֔לוּ הֲ⁠לָהֵן֙ תֵּֽעָגֵ֔נָה לְ⁠בִלְתִּ֖י הֱי֣וֹת לְ⁠אִ֑ישׁ</w:t>
+      </w:r>
+    </w:p>
+    <w:p>
+      <w:pPr/>
+      <w:r>
+        <w:rPr>
+          <w:lang w:val="hi_IN" w:bidi="hi_IN"/>
+        </w:rPr>
+      </w:r>
+      <w:r>
+        <w:rPr>
           <w:b/>
           <w:lang w:val="hi_IN" w:bidi="hi_IN"/>
         </w:rPr>
@@ -4547,6 +5023,20 @@
       </w:r>
       <w:r>
         <w:rPr>
+          <w:lang w:val="hi_IN" w:bidi="hi_IN"/>
+        </w:rPr>
+        <w:t>מַר־לִ֤⁠י מְאֹד֙</w:t>
+      </w:r>
+    </w:p>
+    <w:p>
+      <w:pPr/>
+      <w:r>
+        <w:rPr>
+          <w:lang w:val="hi_IN" w:bidi="hi_IN"/>
+        </w:rPr>
+      </w:r>
+      <w:r>
+        <w:rPr>
           <w:b/>
           <w:lang w:val="hi_IN" w:bidi="hi_IN"/>
         </w:rPr>
@@ -4656,6 +5146,20 @@
       </w:r>
       <w:r>
         <w:rPr>
+          <w:lang w:val="hi_IN" w:bidi="hi_IN"/>
+        </w:rPr>
+        <w:t>יָצְאָ֥ה בִ֖⁠י יַד־יְהוָֽה</w:t>
+      </w:r>
+    </w:p>
+    <w:p>
+      <w:pPr/>
+      <w:r>
+        <w:rPr>
+          <w:lang w:val="hi_IN" w:bidi="hi_IN"/>
+        </w:rPr>
+      </w:r>
+      <w:r>
+        <w:rPr>
           <w:b/>
           <w:lang w:val="hi_IN" w:bidi="hi_IN"/>
         </w:rPr>
@@ -4765,6 +5269,20 @@
       </w:r>
       <w:r>
         <w:rPr>
+          <w:lang w:val="hi_IN" w:bidi="hi_IN"/>
+        </w:rPr>
+        <w:t>יָצְאָ֥ה בִ֖⁠י יַד־יְהוָֽה</w:t>
+      </w:r>
+    </w:p>
+    <w:p>
+      <w:pPr/>
+      <w:r>
+        <w:rPr>
+          <w:lang w:val="hi_IN" w:bidi="hi_IN"/>
+        </w:rPr>
+      </w:r>
+      <w:r>
+        <w:rPr>
           <w:b/>
           <w:lang w:val="hi_IN" w:bidi="hi_IN"/>
         </w:rPr>
@@ -4861,6 +5379,20 @@
       </w:r>
       <w:r>
         <w:rPr>
+          <w:lang w:val="hi_IN" w:bidi="hi_IN"/>
+        </w:rPr>
+        <w:t>וַ⁠תִּשֶּׂ֣נָה קוֹלָ֔⁠ן וַ⁠תִּבְכֶּ֖ינָה</w:t>
+      </w:r>
+    </w:p>
+    <w:p>
+      <w:pPr/>
+      <w:r>
+        <w:rPr>
+          <w:lang w:val="hi_IN" w:bidi="hi_IN"/>
+        </w:rPr>
+      </w:r>
+      <w:r>
+        <w:rPr>
           <w:b/>
           <w:lang w:val="hi_IN" w:bidi="hi_IN"/>
         </w:rPr>
@@ -4944,6 +5476,20 @@
       </w:r>
       <w:r>
         <w:rPr>
+          <w:lang w:val="hi_IN" w:bidi="hi_IN"/>
+        </w:rPr>
+        <w:t>וְ⁠ר֖וּת דָּ֥בְקָה בָּֽ⁠הּ</w:t>
+      </w:r>
+    </w:p>
+    <w:p>
+      <w:pPr/>
+      <w:r>
+        <w:rPr>
+          <w:lang w:val="hi_IN" w:bidi="hi_IN"/>
+        </w:rPr>
+      </w:r>
+      <w:r>
+        <w:rPr>
           <w:b/>
           <w:lang w:val="hi_IN" w:bidi="hi_IN"/>
         </w:rPr>
@@ -5066,6 +5612,20 @@
       </w:r>
       <w:r>
         <w:rPr>
+          <w:lang w:val="hi_IN" w:bidi="hi_IN"/>
+        </w:rPr>
+        <w:t>הִנֵּה֙</w:t>
+      </w:r>
+    </w:p>
+    <w:p>
+      <w:pPr/>
+      <w:r>
+        <w:rPr>
+          <w:lang w:val="hi_IN" w:bidi="hi_IN"/>
+        </w:rPr>
+      </w:r>
+      <w:r>
+        <w:rPr>
           <w:b/>
           <w:lang w:val="hi_IN" w:bidi="hi_IN"/>
         </w:rPr>
@@ -5233,6 +5793,20 @@
       </w:r>
       <w:r>
         <w:rPr>
+          <w:lang w:val="hi_IN" w:bidi="hi_IN"/>
+        </w:rPr>
+        <w:t>עַמָּ֖⁠הּ</w:t>
+      </w:r>
+    </w:p>
+    <w:p>
+      <w:pPr/>
+      <w:r>
+        <w:rPr>
+          <w:lang w:val="hi_IN" w:bidi="hi_IN"/>
+        </w:rPr>
+      </w:r>
+      <w:r>
+        <w:rPr>
           <w:b/>
           <w:lang w:val="hi_IN" w:bidi="hi_IN"/>
         </w:rPr>
@@ -5316,6 +5890,20 @@
       </w:r>
       <w:r>
         <w:rPr>
+          <w:lang w:val="hi_IN" w:bidi="hi_IN"/>
+        </w:rPr>
+        <w:t>אֱלֹהֶ֑י⁠הָ</w:t>
+      </w:r>
+    </w:p>
+    <w:p>
+      <w:pPr/>
+      <w:r>
+        <w:rPr>
+          <w:lang w:val="hi_IN" w:bidi="hi_IN"/>
+        </w:rPr>
+      </w:r>
+      <w:r>
+        <w:rPr>
           <w:b/>
           <w:lang w:val="hi_IN" w:bidi="hi_IN"/>
         </w:rPr>
@@ -5379,6 +5967,20 @@
       </w:r>
       <w:r>
         <w:rPr>
+          <w:lang w:val="hi_IN" w:bidi="hi_IN"/>
+        </w:rPr>
+        <w:t>אֱלֹהֶ֑י⁠הָ</w:t>
+      </w:r>
+    </w:p>
+    <w:p>
+      <w:pPr/>
+      <w:r>
+        <w:rPr>
+          <w:lang w:val="hi_IN" w:bidi="hi_IN"/>
+        </w:rPr>
+      </w:r>
+      <w:r>
+        <w:rPr>
           <w:b/>
           <w:lang w:val="hi_IN" w:bidi="hi_IN"/>
         </w:rPr>
@@ -5539,6 +6141,20 @@
       </w:r>
       <w:r>
         <w:rPr>
+          <w:lang w:val="hi_IN" w:bidi="hi_IN"/>
+        </w:rPr>
+        <w:t>לְ⁠עָזְבֵ֖⁠ךְ לָ⁠שׁ֣וּב מֵ⁠אַחֲרָ֑יִ⁠ךְ</w:t>
+      </w:r>
+    </w:p>
+    <w:p>
+      <w:pPr/>
+      <w:r>
+        <w:rPr>
+          <w:lang w:val="hi_IN" w:bidi="hi_IN"/>
+        </w:rPr>
+      </w:r>
+      <w:r>
+        <w:rPr>
           <w:b/>
           <w:lang w:val="hi_IN" w:bidi="hi_IN"/>
         </w:rPr>
@@ -5648,6 +6264,20 @@
       </w:r>
       <w:r>
         <w:rPr>
+          <w:lang w:val="hi_IN" w:bidi="hi_IN"/>
+        </w:rPr>
+        <w:t>עַמֵּ֣⁠ךְ עַמִּ֔⁠י וֵ⁠אלֹהַ֖יִ⁠ךְ אֱלֹהָֽ⁠י</w:t>
+      </w:r>
+    </w:p>
+    <w:p>
+      <w:pPr/>
+      <w:r>
+        <w:rPr>
+          <w:lang w:val="hi_IN" w:bidi="hi_IN"/>
+        </w:rPr>
+      </w:r>
+      <w:r>
+        <w:rPr>
           <w:b/>
           <w:lang w:val="hi_IN" w:bidi="hi_IN"/>
         </w:rPr>
@@ -5731,6 +6361,20 @@
       </w:r>
       <w:r>
         <w:rPr>
+          <w:lang w:val="hi_IN" w:bidi="hi_IN"/>
+        </w:rPr>
+        <w:t>כֹּה֩ יַעֲשֶׂ֨ה יְהוָ֥ה לִ⁠י֙ וְ⁠כֹ֣ה יֹסִ֔יף</w:t>
+      </w:r>
+    </w:p>
+    <w:p>
+      <w:pPr/>
+      <w:r>
+        <w:rPr>
+          <w:lang w:val="hi_IN" w:bidi="hi_IN"/>
+        </w:rPr>
+      </w:r>
+      <w:r>
+        <w:rPr>
           <w:b/>
           <w:lang w:val="hi_IN" w:bidi="hi_IN"/>
         </w:rPr>
@@ -5840,6 +6484,20 @@
       </w:r>
       <w:r>
         <w:rPr>
+          <w:lang w:val="hi_IN" w:bidi="hi_IN"/>
+        </w:rPr>
+        <w:t>כִּ֣י הַ⁠מָּ֔וֶת יַפְרִ֖יד בֵּינִ֥⁠י וּ⁠בֵינֵֽ⁠ךְ</w:t>
+      </w:r>
+    </w:p>
+    <w:p>
+      <w:pPr/>
+      <w:r>
+        <w:rPr>
+          <w:lang w:val="hi_IN" w:bidi="hi_IN"/>
+        </w:rPr>
+      </w:r>
+      <w:r>
+        <w:rPr>
           <w:b/>
           <w:lang w:val="hi_IN" w:bidi="hi_IN"/>
         </w:rPr>
@@ -5917,6 +6575,20 @@
       </w:r>
       <w:r>
         <w:rPr>
+          <w:lang w:val="hi_IN" w:bidi="hi_IN"/>
+        </w:rPr>
+        <w:t>יַפְרִ֖יד בֵּינִ֥⁠י וּ⁠בֵינֵֽ⁠ךְ</w:t>
+      </w:r>
+    </w:p>
+    <w:p>
+      <w:pPr/>
+      <w:r>
+        <w:rPr>
+          <w:lang w:val="hi_IN" w:bidi="hi_IN"/>
+        </w:rPr>
+      </w:r>
+      <w:r>
+        <w:rPr>
           <w:b/>
           <w:lang w:val="hi_IN" w:bidi="hi_IN"/>
         </w:rPr>
@@ -6026,6 +6698,20 @@
       </w:r>
       <w:r>
         <w:rPr>
+          <w:lang w:val="hi_IN" w:bidi="hi_IN"/>
+        </w:rPr>
+        <w:t>וַ⁠תֶּחְדַּ֖ל לְ⁠דַבֵּ֥ר אֵלֶֽי⁠הָ</w:t>
+      </w:r>
+    </w:p>
+    <w:p>
+      <w:pPr/>
+      <w:r>
+        <w:rPr>
+          <w:lang w:val="hi_IN" w:bidi="hi_IN"/>
+        </w:rPr>
+      </w:r>
+      <w:r>
+        <w:rPr>
           <w:b/>
           <w:lang w:val="hi_IN" w:bidi="hi_IN"/>
         </w:rPr>
@@ -6103,6 +6789,20 @@
       </w:r>
       <w:r>
         <w:rPr>
+          <w:lang w:val="hi_IN" w:bidi="hi_IN"/>
+        </w:rPr>
+        <w:t>וַ⁠תֶּחְדַּ֖ל לְ⁠דַבֵּ֥ר אֵלֶֽי⁠הָ</w:t>
+      </w:r>
+    </w:p>
+    <w:p>
+      <w:pPr/>
+      <w:r>
+        <w:rPr>
+          <w:lang w:val="hi_IN" w:bidi="hi_IN"/>
+        </w:rPr>
+      </w:r>
+      <w:r>
+        <w:rPr>
           <w:b/>
           <w:lang w:val="hi_IN" w:bidi="hi_IN"/>
         </w:rPr>
@@ -6212,6 +6912,20 @@
       </w:r>
       <w:r>
         <w:rPr>
+          <w:lang w:val="hi_IN" w:bidi="hi_IN"/>
+        </w:rPr>
+        <w:t>וַ⁠יְהִ֗י</w:t>
+      </w:r>
+    </w:p>
+    <w:p>
+      <w:pPr/>
+      <w:r>
+        <w:rPr>
+          <w:lang w:val="hi_IN" w:bidi="hi_IN"/>
+        </w:rPr>
+      </w:r>
+      <w:r>
+        <w:rPr>
           <w:b/>
           <w:lang w:val="hi_IN" w:bidi="hi_IN"/>
         </w:rPr>
@@ -6308,6 +7022,20 @@
       </w:r>
       <w:r>
         <w:rPr>
+          <w:lang w:val="hi_IN" w:bidi="hi_IN"/>
+        </w:rPr>
+        <w:t>כְּ⁠בֹאָ֨⁠נָה֙ בֵּ֣ית לֶ֔חֶם</w:t>
+      </w:r>
+    </w:p>
+    <w:p>
+      <w:pPr/>
+      <w:r>
+        <w:rPr>
+          <w:lang w:val="hi_IN" w:bidi="hi_IN"/>
+        </w:rPr>
+      </w:r>
+      <w:r>
+        <w:rPr>
           <w:b/>
           <w:lang w:val="hi_IN" w:bidi="hi_IN"/>
         </w:rPr>
@@ -6391,6 +7119,20 @@
       </w:r>
       <w:r>
         <w:rPr>
+          <w:lang w:val="hi_IN" w:bidi="hi_IN"/>
+        </w:rPr>
+        <w:t>כָּל־הָ⁠עִיר֙</w:t>
+      </w:r>
+    </w:p>
+    <w:p>
+      <w:pPr/>
+      <w:r>
+        <w:rPr>
+          <w:lang w:val="hi_IN" w:bidi="hi_IN"/>
+        </w:rPr>
+      </w:r>
+      <w:r>
+        <w:rPr>
           <w:b/>
           <w:lang w:val="hi_IN" w:bidi="hi_IN"/>
         </w:rPr>
@@ -6487,6 +7229,20 @@
       </w:r>
       <w:r>
         <w:rPr>
+          <w:lang w:val="hi_IN" w:bidi="hi_IN"/>
+        </w:rPr>
+        <w:t>כָּל־הָ⁠עִיר֙</w:t>
+      </w:r>
+    </w:p>
+    <w:p>
+      <w:pPr/>
+      <w:r>
+        <w:rPr>
+          <w:lang w:val="hi_IN" w:bidi="hi_IN"/>
+        </w:rPr>
+      </w:r>
+      <w:r>
+        <w:rPr>
           <w:b/>
           <w:lang w:val="hi_IN" w:bidi="hi_IN"/>
         </w:rPr>
@@ -6583,6 +7339,20 @@
       </w:r>
       <w:r>
         <w:rPr>
+          <w:lang w:val="hi_IN" w:bidi="hi_IN"/>
+        </w:rPr>
+        <w:t>הֲ⁠זֹ֥את נָעֳמִֽי</w:t>
+      </w:r>
+    </w:p>
+    <w:p>
+      <w:pPr/>
+      <w:r>
+        <w:rPr>
+          <w:lang w:val="hi_IN" w:bidi="hi_IN"/>
+        </w:rPr>
+      </w:r>
+      <w:r>
+        <w:rPr>
           <w:b/>
           <w:lang w:val="hi_IN" w:bidi="hi_IN"/>
         </w:rPr>
@@ -6646,6 +7416,20 @@
       </w:r>
       <w:r>
         <w:rPr>
+          <w:lang w:val="hi_IN" w:bidi="hi_IN"/>
+        </w:rPr>
+        <w:t>אַל־תִּקְרֶ֥אנָה לִ֖⁠י נָעֳמִ֑י</w:t>
+      </w:r>
+    </w:p>
+    <w:p>
+      <w:pPr/>
+      <w:r>
+        <w:rPr>
+          <w:lang w:val="hi_IN" w:bidi="hi_IN"/>
+        </w:rPr>
+      </w:r>
+      <w:r>
+        <w:rPr>
           <w:b/>
           <w:lang w:val="hi_IN" w:bidi="hi_IN"/>
         </w:rPr>
@@ -6735,6 +7519,20 @@
       </w:r>
       <w:r>
         <w:rPr>
+          <w:lang w:val="hi_IN" w:bidi="hi_IN"/>
+        </w:rPr>
+        <w:t>מָרָ֔א</w:t>
+      </w:r>
+    </w:p>
+    <w:p>
+      <w:pPr/>
+      <w:r>
+        <w:rPr>
+          <w:lang w:val="hi_IN" w:bidi="hi_IN"/>
+        </w:rPr>
+      </w:r>
+      <w:r>
+        <w:rPr>
           <w:b/>
           <w:lang w:val="hi_IN" w:bidi="hi_IN"/>
         </w:rPr>
@@ -6831,6 +7629,20 @@
       </w:r>
       <w:r>
         <w:rPr>
+          <w:lang w:val="hi_IN" w:bidi="hi_IN"/>
+        </w:rPr>
+        <w:t>אֲנִי֙ מְלֵאָ֣ה הָלַ֔כְתִּי וְ⁠רֵיקָ֖ם הֱשִׁיבַ֣⁠נִי יְהוָ֑ה</w:t>
+      </w:r>
+    </w:p>
+    <w:p>
+      <w:pPr/>
+      <w:r>
+        <w:rPr>
+          <w:lang w:val="hi_IN" w:bidi="hi_IN"/>
+        </w:rPr>
+      </w:r>
+      <w:r>
+        <w:rPr>
           <w:b/>
           <w:lang w:val="hi_IN" w:bidi="hi_IN"/>
         </w:rPr>
@@ -6920,6 +7732,20 @@
       </w:r>
       <w:r>
         <w:rPr>
+          <w:lang w:val="hi_IN" w:bidi="hi_IN"/>
+        </w:rPr>
+        <w:t>לָ֣⁠מָּה תִקְרֶ֤אנָה לִ⁠י֙ נָעֳמִ֔י</w:t>
+      </w:r>
+    </w:p>
+    <w:p>
+      <w:pPr/>
+      <w:r>
+        <w:rPr>
+          <w:lang w:val="hi_IN" w:bidi="hi_IN"/>
+        </w:rPr>
+      </w:r>
+      <w:r>
+        <w:rPr>
           <w:b/>
           <w:lang w:val="hi_IN" w:bidi="hi_IN"/>
         </w:rPr>
@@ -7003,6 +7829,20 @@
       </w:r>
       <w:r>
         <w:rPr>
+          <w:lang w:val="hi_IN" w:bidi="hi_IN"/>
+        </w:rPr>
+        <w:t>וַֽ⁠יהוָה֙ עָ֣נָה בִ֔⁠י וְ⁠שַׁדַּ֖י הֵ֥רַֽע לִֽ⁠י</w:t>
+      </w:r>
+    </w:p>
+    <w:p>
+      <w:pPr/>
+      <w:r>
+        <w:rPr>
+          <w:lang w:val="hi_IN" w:bidi="hi_IN"/>
+        </w:rPr>
+      </w:r>
+      <w:r>
+        <w:rPr>
           <w:b/>
           <w:lang w:val="hi_IN" w:bidi="hi_IN"/>
         </w:rPr>
@@ -7124,6 +7964,20 @@
       </w:r>
       <w:r>
         <w:rPr>
+          <w:lang w:val="hi_IN" w:bidi="hi_IN"/>
+        </w:rPr>
+        <w:t>עָ֣נָה בִ֔⁠י</w:t>
+      </w:r>
+    </w:p>
+    <w:p>
+      <w:pPr/>
+      <w:r>
+        <w:rPr>
+          <w:lang w:val="hi_IN" w:bidi="hi_IN"/>
+        </w:rPr>
+      </w:r>
+      <w:r>
+        <w:rPr>
           <w:b/>
           <w:lang w:val="hi_IN" w:bidi="hi_IN"/>
         </w:rPr>
@@ -7278,6 +8132,20 @@
       </w:r>
       <w:r>
         <w:rPr>
+          <w:lang w:val="hi_IN" w:bidi="hi_IN"/>
+        </w:rPr>
+        <w:t>וַ⁠תָּ֣שָׁב נָעֳמִ֗י וְ⁠ר֨וּת הַ⁠מּוֹאֲבִיָּ֤ה כַלָּתָ⁠הּ֙ עִמָּ֔⁠הּ הַ⁠שָּׁ֖בָה מִ⁠שְּׂדֵ֣י מוֹאָ֑ב</w:t>
+      </w:r>
+    </w:p>
+    <w:p>
+      <w:pPr/>
+      <w:r>
+        <w:rPr>
+          <w:lang w:val="hi_IN" w:bidi="hi_IN"/>
+        </w:rPr>
+      </w:r>
+      <w:r>
+        <w:rPr>
           <w:b/>
           <w:lang w:val="hi_IN" w:bidi="hi_IN"/>
         </w:rPr>
@@ -7361,6 +8229,20 @@
       </w:r>
       <w:r>
         <w:rPr>
+          <w:lang w:val="hi_IN" w:bidi="hi_IN"/>
+        </w:rPr>
+        <w:t>וְ⁠הֵ֗מָּה בָּ֚אוּ בֵּ֣ית לֶ֔חֶם בִּ⁠תְחִלַּ֖ת קְצִ֥יר שְׂעֹרִֽים</w:t>
+      </w:r>
+    </w:p>
+    <w:p>
+      <w:pPr/>
+      <w:r>
+        <w:rPr>
+          <w:lang w:val="hi_IN" w:bidi="hi_IN"/>
+        </w:rPr>
+      </w:r>
+      <w:r>
+        <w:rPr>
           <w:b/>
           <w:lang w:val="hi_IN" w:bidi="hi_IN"/>
         </w:rPr>
@@ -7444,6 +8326,20 @@
       </w:r>
       <w:r>
         <w:rPr>
+          <w:lang w:val="hi_IN" w:bidi="hi_IN"/>
+        </w:rPr>
+        <w:t>בִּ⁠תְחִלַּ֖ת קְצִ֥יר שְׂעֹרִֽים</w:t>
+      </w:r>
+    </w:p>
+    <w:p>
+      <w:pPr/>
+      <w:r>
+        <w:rPr>
+          <w:lang w:val="hi_IN" w:bidi="hi_IN"/>
+        </w:rPr>
+      </w:r>
+      <w:r>
+        <w:rPr>
           <w:b/>
           <w:lang w:val="hi_IN" w:bidi="hi_IN"/>
         </w:rPr>
@@ -7711,6 +8607,20 @@
       </w:r>
       <w:r>
         <w:rPr>
+          <w:lang w:val="hi_IN" w:bidi="hi_IN"/>
+        </w:rPr>
+        <w:t>וּֽ⁠לְ⁠נָעֳמִ֞י מוֹדַ֣ע לְ⁠אִישָׁ֗⁠הּ</w:t>
+      </w:r>
+    </w:p>
+    <w:p>
+      <w:pPr/>
+      <w:r>
+        <w:rPr>
+          <w:lang w:val="hi_IN" w:bidi="hi_IN"/>
+        </w:rPr>
+      </w:r>
+      <w:r>
+        <w:rPr>
           <w:b/>
           <w:lang w:val="hi_IN" w:bidi="hi_IN"/>
         </w:rPr>
@@ -7794,6 +8704,20 @@
       </w:r>
       <w:r>
         <w:rPr>
+          <w:lang w:val="hi_IN" w:bidi="hi_IN"/>
+        </w:rPr>
+        <w:t>וּֽ⁠לְ⁠נָעֳמִ֞י מוֹדַ֣ע לְ⁠אִישָׁ֗⁠הּ</w:t>
+      </w:r>
+    </w:p>
+    <w:p>
+      <w:pPr/>
+      <w:r>
+        <w:rPr>
+          <w:lang w:val="hi_IN" w:bidi="hi_IN"/>
+        </w:rPr>
+      </w:r>
+      <w:r>
+        <w:rPr>
           <w:b/>
           <w:lang w:val="hi_IN" w:bidi="hi_IN"/>
         </w:rPr>
@@ -7877,6 +8801,20 @@
       </w:r>
       <w:r>
         <w:rPr>
+          <w:lang w:val="hi_IN" w:bidi="hi_IN"/>
+        </w:rPr>
+        <w:t>אִ֚ישׁ גִּבּ֣וֹר חַ֔יִל</w:t>
+      </w:r>
+    </w:p>
+    <w:p>
+      <w:pPr/>
+      <w:r>
+        <w:rPr>
+          <w:lang w:val="hi_IN" w:bidi="hi_IN"/>
+        </w:rPr>
+      </w:r>
+      <w:r>
+        <w:rPr>
           <w:b/>
           <w:lang w:val="hi_IN" w:bidi="hi_IN"/>
         </w:rPr>
@@ -7960,6 +8898,20 @@
       </w:r>
       <w:r>
         <w:rPr>
+          <w:lang w:val="hi_IN" w:bidi="hi_IN"/>
+        </w:rPr>
+        <w:t>מִ⁠מִּשְׁפַּ֖חַת אֱלִימֶ֑לֶךְ</w:t>
+      </w:r>
+    </w:p>
+    <w:p>
+      <w:pPr/>
+      <w:r>
+        <w:rPr>
+          <w:lang w:val="hi_IN" w:bidi="hi_IN"/>
+        </w:rPr>
+      </w:r>
+      <w:r>
+        <w:rPr>
           <w:b/>
           <w:lang w:val="hi_IN" w:bidi="hi_IN"/>
         </w:rPr>
@@ -8036,6 +8988,20 @@
       </w:r>
       <w:r>
         <w:rPr>
+          <w:lang w:val="hi_IN" w:bidi="hi_IN"/>
+        </w:rPr>
+        <w:t>ר֨וּת הַ⁠מּוֹאֲבִיָּ֜ה</w:t>
+      </w:r>
+    </w:p>
+    <w:p>
+      <w:pPr/>
+      <w:r>
+        <w:rPr>
+          <w:lang w:val="hi_IN" w:bidi="hi_IN"/>
+        </w:rPr>
+      </w:r>
+      <w:r>
+        <w:rPr>
           <w:b/>
           <w:lang w:val="hi_IN" w:bidi="hi_IN"/>
         </w:rPr>
@@ -8162,6 +9128,20 @@
       </w:r>
       <w:r>
         <w:rPr>
+          <w:lang w:val="hi_IN" w:bidi="hi_IN"/>
+        </w:rPr>
+        <w:t>אֲשֶׁ֥ר אֶמְצָא־חֵ֖ן בְּ⁠עֵינָ֑י⁠ו</w:t>
+      </w:r>
+    </w:p>
+    <w:p>
+      <w:pPr/>
+      <w:r>
+        <w:rPr>
+          <w:lang w:val="hi_IN" w:bidi="hi_IN"/>
+        </w:rPr>
+      </w:r>
+      <w:r>
+        <w:rPr>
           <w:b/>
           <w:lang w:val="hi_IN" w:bidi="hi_IN"/>
         </w:rPr>
@@ -8258,6 +9238,20 @@
       </w:r>
       <w:r>
         <w:rPr>
+          <w:lang w:val="hi_IN" w:bidi="hi_IN"/>
+        </w:rPr>
+        <w:t>בִתִּֽ⁠י</w:t>
+      </w:r>
+    </w:p>
+    <w:p>
+      <w:pPr/>
+      <w:r>
+        <w:rPr>
+          <w:lang w:val="hi_IN" w:bidi="hi_IN"/>
+        </w:rPr>
+      </w:r>
+      <w:r>
+        <w:rPr>
           <w:b/>
           <w:lang w:val="hi_IN" w:bidi="hi_IN"/>
         </w:rPr>
@@ -8321,6 +9315,20 @@
       </w:r>
       <w:r>
         <w:rPr>
+          <w:lang w:val="hi_IN" w:bidi="hi_IN"/>
+        </w:rPr>
+        <w:t>וַ⁠יִּ֣קֶר מִקְרֶ֔⁠הָ</w:t>
+      </w:r>
+    </w:p>
+    <w:p>
+      <w:pPr/>
+      <w:r>
+        <w:rPr>
+          <w:lang w:val="hi_IN" w:bidi="hi_IN"/>
+        </w:rPr>
+      </w:r>
+      <w:r>
+        <w:rPr>
           <w:b/>
           <w:lang w:val="hi_IN" w:bidi="hi_IN"/>
         </w:rPr>
@@ -8384,6 +9392,20 @@
       </w:r>
       <w:r>
         <w:rPr>
+          <w:lang w:val="hi_IN" w:bidi="hi_IN"/>
+        </w:rPr>
+        <w:t>מִ⁠מִּשְׁפַּ֥חַת אֱלִימֶֽלֶךְ</w:t>
+      </w:r>
+    </w:p>
+    <w:p>
+      <w:pPr/>
+      <w:r>
+        <w:rPr>
+          <w:lang w:val="hi_IN" w:bidi="hi_IN"/>
+        </w:rPr>
+      </w:r>
+      <w:r>
+        <w:rPr>
           <w:b/>
           <w:lang w:val="hi_IN" w:bidi="hi_IN"/>
         </w:rPr>
@@ -8460,6 +9482,20 @@
       </w:r>
       <w:r>
         <w:rPr>
+          <w:lang w:val="hi_IN" w:bidi="hi_IN"/>
+        </w:rPr>
+        <w:t>וְ⁠הִנֵּה</w:t>
+      </w:r>
+    </w:p>
+    <w:p>
+      <w:pPr/>
+      <w:r>
+        <w:rPr>
+          <w:lang w:val="hi_IN" w:bidi="hi_IN"/>
+        </w:rPr>
+      </w:r>
+      <w:r>
+        <w:rPr>
           <w:b/>
           <w:lang w:val="hi_IN" w:bidi="hi_IN"/>
         </w:rPr>
@@ -8550,6 +9586,20 @@
       </w:r>
       <w:r>
         <w:rPr>
+          <w:lang w:val="hi_IN" w:bidi="hi_IN"/>
+        </w:rPr>
+        <w:t>בָּ֚א מִ⁠בֵּ֣ית לֶ֔חֶם</w:t>
+      </w:r>
+    </w:p>
+    <w:p>
+      <w:pPr/>
+      <w:r>
+        <w:rPr>
+          <w:lang w:val="hi_IN" w:bidi="hi_IN"/>
+        </w:rPr>
+      </w:r>
+      <w:r>
+        <w:rPr>
           <w:b/>
           <w:lang w:val="hi_IN" w:bidi="hi_IN"/>
         </w:rPr>
@@ -8613,6 +9663,20 @@
       </w:r>
       <w:r>
         <w:rPr>
+          <w:lang w:val="hi_IN" w:bidi="hi_IN"/>
+        </w:rPr>
+        <w:t>יְהוָ֣ה עִמָּ⁠כֶ֑ם</w:t>
+      </w:r>
+    </w:p>
+    <w:p>
+      <w:pPr/>
+      <w:r>
+        <w:rPr>
+          <w:lang w:val="hi_IN" w:bidi="hi_IN"/>
+        </w:rPr>
+      </w:r>
+      <w:r>
+        <w:rPr>
           <w:b/>
           <w:lang w:val="hi_IN" w:bidi="hi_IN"/>
         </w:rPr>
@@ -8856,6 +9920,20 @@
       </w:r>
       <w:r>
         <w:rPr>
+          <w:lang w:val="hi_IN" w:bidi="hi_IN"/>
+        </w:rPr>
+        <w:t>לְ⁠מִ֖י הַ⁠נַּעֲרָ֥ה הַ⁠זֹּֽאת</w:t>
+      </w:r>
+    </w:p>
+    <w:p>
+      <w:pPr/>
+      <w:r>
+        <w:rPr>
+          <w:lang w:val="hi_IN" w:bidi="hi_IN"/>
+        </w:rPr>
+      </w:r>
+      <w:r>
+        <w:rPr>
           <w:b/>
           <w:lang w:val="hi_IN" w:bidi="hi_IN"/>
         </w:rPr>
@@ -8919,6 +9997,20 @@
       </w:r>
       <w:r>
         <w:rPr>
+          <w:lang w:val="hi_IN" w:bidi="hi_IN"/>
+        </w:rPr>
+        <w:t>וַ⁠יַּ֗עַן &amp; וַ⁠יֹּאמַ֑ר</w:t>
+      </w:r>
+    </w:p>
+    <w:p>
+      <w:pPr/>
+      <w:r>
+        <w:rPr>
+          <w:lang w:val="hi_IN" w:bidi="hi_IN"/>
+        </w:rPr>
+      </w:r>
+      <w:r>
+        <w:rPr>
           <w:b/>
           <w:lang w:val="hi_IN" w:bidi="hi_IN"/>
         </w:rPr>
@@ -9015,6 +10107,20 @@
       </w:r>
       <w:r>
         <w:rPr>
+          <w:lang w:val="hi_IN" w:bidi="hi_IN"/>
+        </w:rPr>
+        <w:t>וַ⁠תֹּ֗אמֶר אֲלַקֳטָה־נָּא֙ וְ⁠אָסַפְתִּ֣י בָֽ⁠עֳמָרִ֔ים אַחֲרֵ֖י הַ⁠קּוֹצְרִ֑ים</w:t>
+      </w:r>
+    </w:p>
+    <w:p>
+      <w:pPr/>
+      <w:r>
+        <w:rPr>
+          <w:lang w:val="hi_IN" w:bidi="hi_IN"/>
+        </w:rPr>
+      </w:r>
+      <w:r>
+        <w:rPr>
           <w:b/>
           <w:lang w:val="hi_IN" w:bidi="hi_IN"/>
         </w:rPr>
@@ -9098,6 +10204,20 @@
       </w:r>
       <w:r>
         <w:rPr>
+          <w:lang w:val="hi_IN" w:bidi="hi_IN"/>
+        </w:rPr>
+        <w:t>אֲלַקֳטָה־נָּא֙ וְ⁠אָסַפְתִּ֣י</w:t>
+      </w:r>
+    </w:p>
+    <w:p>
+      <w:pPr/>
+      <w:r>
+        <w:rPr>
+          <w:lang w:val="hi_IN" w:bidi="hi_IN"/>
+        </w:rPr>
+      </w:r>
+      <w:r>
+        <w:rPr>
           <w:b/>
           <w:lang w:val="hi_IN" w:bidi="hi_IN"/>
         </w:rPr>
@@ -9290,6 +10410,20 @@
       </w:r>
       <w:r>
         <w:rPr>
+          <w:lang w:val="hi_IN" w:bidi="hi_IN"/>
+        </w:rPr>
+        <w:t>הֲ⁠ל֧וֹא שָׁמַ֣עַתְּ בִּתִּ֗⁠י</w:t>
+      </w:r>
+    </w:p>
+    <w:p>
+      <w:pPr/>
+      <w:r>
+        <w:rPr>
+          <w:lang w:val="hi_IN" w:bidi="hi_IN"/>
+        </w:rPr>
+      </w:r>
+      <w:r>
+        <w:rPr>
           <w:b/>
           <w:lang w:val="hi_IN" w:bidi="hi_IN"/>
         </w:rPr>
@@ -9373,6 +10507,20 @@
       </w:r>
       <w:r>
         <w:rPr>
+          <w:lang w:val="hi_IN" w:bidi="hi_IN"/>
+        </w:rPr>
+        <w:t>בִּתִּ֗⁠י</w:t>
+      </w:r>
+    </w:p>
+    <w:p>
+      <w:pPr/>
+      <w:r>
+        <w:rPr>
+          <w:lang w:val="hi_IN" w:bidi="hi_IN"/>
+        </w:rPr>
+      </w:r>
+      <w:r>
+        <w:rPr>
           <w:b/>
           <w:lang w:val="hi_IN" w:bidi="hi_IN"/>
         </w:rPr>
@@ -9456,6 +10604,20 @@
       </w:r>
       <w:r>
         <w:rPr>
+          <w:lang w:val="hi_IN" w:bidi="hi_IN"/>
+        </w:rPr>
+        <w:t>עֵינַ֜יִ⁠ךְ בַּ⁠שָּׂדֶ֤ה</w:t>
+      </w:r>
+    </w:p>
+    <w:p>
+      <w:pPr/>
+      <w:r>
+        <w:rPr>
+          <w:lang w:val="hi_IN" w:bidi="hi_IN"/>
+        </w:rPr>
+      </w:r>
+      <w:r>
+        <w:rPr>
           <w:b/>
           <w:lang w:val="hi_IN" w:bidi="hi_IN"/>
         </w:rPr>
@@ -9552,6 +10714,20 @@
       </w:r>
       <w:r>
         <w:rPr>
+          <w:lang w:val="hi_IN" w:bidi="hi_IN"/>
+        </w:rPr>
+        <w:t>אַחֲרֵי⁠הֶ֔ן</w:t>
+      </w:r>
+    </w:p>
+    <w:p>
+      <w:pPr/>
+      <w:r>
+        <w:rPr>
+          <w:lang w:val="hi_IN" w:bidi="hi_IN"/>
+        </w:rPr>
+      </w:r>
+      <w:r>
+        <w:rPr>
           <w:b/>
           <w:lang w:val="hi_IN" w:bidi="hi_IN"/>
         </w:rPr>
@@ -9648,6 +10824,20 @@
       </w:r>
       <w:r>
         <w:rPr>
+          <w:lang w:val="hi_IN" w:bidi="hi_IN"/>
+        </w:rPr>
+        <w:t>הֲ⁠ל֥וֹא צִוִּ֛יתִי אֶת־הַ⁠נְּעָרִ֖ים לְ⁠בִלְתִּ֣י נָגְעֵ֑⁠ךְ</w:t>
+      </w:r>
+    </w:p>
+    <w:p>
+      <w:pPr/>
+      <w:r>
+        <w:rPr>
+          <w:lang w:val="hi_IN" w:bidi="hi_IN"/>
+        </w:rPr>
+      </w:r>
+      <w:r>
+        <w:rPr>
           <w:b/>
           <w:lang w:val="hi_IN" w:bidi="hi_IN"/>
         </w:rPr>
@@ -9731,6 +10921,20 @@
       </w:r>
       <w:r>
         <w:rPr>
+          <w:lang w:val="hi_IN" w:bidi="hi_IN"/>
+        </w:rPr>
+        <w:t>אֶת־הַ⁠נְּעָרִ֖ים</w:t>
+      </w:r>
+    </w:p>
+    <w:p>
+      <w:pPr/>
+      <w:r>
+        <w:rPr>
+          <w:lang w:val="hi_IN" w:bidi="hi_IN"/>
+        </w:rPr>
+      </w:r>
+      <w:r>
+        <w:rPr>
           <w:b/>
           <w:lang w:val="hi_IN" w:bidi="hi_IN"/>
         </w:rPr>
@@ -9833,6 +11037,20 @@
       </w:r>
       <w:r>
         <w:rPr>
+          <w:lang w:val="hi_IN" w:bidi="hi_IN"/>
+        </w:rPr>
+        <w:t>לְ⁠בִלְתִּ֣י נָגְעֵ֑⁠ךְ</w:t>
+      </w:r>
+    </w:p>
+    <w:p>
+      <w:pPr/>
+      <w:r>
+        <w:rPr>
+          <w:lang w:val="hi_IN" w:bidi="hi_IN"/>
+        </w:rPr>
+      </w:r>
+      <w:r>
+        <w:rPr>
           <w:b/>
           <w:lang w:val="hi_IN" w:bidi="hi_IN"/>
         </w:rPr>
@@ -9972,6 +11190,20 @@
       </w:r>
       <w:r>
         <w:rPr>
+          <w:lang w:val="hi_IN" w:bidi="hi_IN"/>
+        </w:rPr>
+        <w:t>וַ⁠תִּפֹּל֙ עַל־פָּנֶ֔י⁠הָ וַ⁠תִּשְׁתַּ֖חוּ אָ֑רְצָ⁠ה</w:t>
+      </w:r>
+    </w:p>
+    <w:p>
+      <w:pPr/>
+      <w:r>
+        <w:rPr>
+          <w:lang w:val="hi_IN" w:bidi="hi_IN"/>
+        </w:rPr>
+      </w:r>
+      <w:r>
+        <w:rPr>
           <w:b/>
           <w:lang w:val="hi_IN" w:bidi="hi_IN"/>
         </w:rPr>
@@ -10055,6 +11287,20 @@
       </w:r>
       <w:r>
         <w:rPr>
+          <w:lang w:val="hi_IN" w:bidi="hi_IN"/>
+        </w:rPr>
+        <w:t>וַ⁠תִּפֹּל֙ עַל־פָּנֶ֔י⁠הָ וַ⁠תִּשְׁתַּ֖חוּ אָ֑רְצָ⁠ה</w:t>
+      </w:r>
+    </w:p>
+    <w:p>
+      <w:pPr/>
+      <w:r>
+        <w:rPr>
+          <w:lang w:val="hi_IN" w:bidi="hi_IN"/>
+        </w:rPr>
+      </w:r>
+      <w:r>
+        <w:rPr>
           <w:b/>
           <w:lang w:val="hi_IN" w:bidi="hi_IN"/>
         </w:rPr>
@@ -10138,6 +11384,20 @@
       </w:r>
       <w:r>
         <w:rPr>
+          <w:lang w:val="hi_IN" w:bidi="hi_IN"/>
+        </w:rPr>
+        <w:t>וַ⁠תִּפֹּל֙ עַל־פָּנֶ֔י⁠הָ וַ⁠תִּשְׁתַּ֖חוּ אָ֑רְצָ⁠ה</w:t>
+      </w:r>
+    </w:p>
+    <w:p>
+      <w:pPr/>
+      <w:r>
+        <w:rPr>
+          <w:lang w:val="hi_IN" w:bidi="hi_IN"/>
+        </w:rPr>
+      </w:r>
+      <w:r>
+        <w:rPr>
           <w:b/>
           <w:lang w:val="hi_IN" w:bidi="hi_IN"/>
         </w:rPr>
@@ -10221,6 +11481,20 @@
       </w:r>
       <w:r>
         <w:rPr>
+          <w:lang w:val="hi_IN" w:bidi="hi_IN"/>
+        </w:rPr>
+        <w:t>מַדּוּעַ֩ מָצָ֨אתִי חֵ֤ן בְּ⁠עֵינֶ֨י⁠ךָ֙ לְ⁠הַכִּירֵ֔⁠נִי וְ⁠אָּנֹכִ֖י נָכְרִיָּֽה</w:t>
+      </w:r>
+    </w:p>
+    <w:p>
+      <w:pPr/>
+      <w:r>
+        <w:rPr>
+          <w:lang w:val="hi_IN" w:bidi="hi_IN"/>
+        </w:rPr>
+      </w:r>
+      <w:r>
+        <w:rPr>
           <w:b/>
           <w:lang w:val="hi_IN" w:bidi="hi_IN"/>
         </w:rPr>
@@ -10297,6 +11571,20 @@
       </w:r>
       <w:r>
         <w:rPr>
+          <w:lang w:val="hi_IN" w:bidi="hi_IN"/>
+        </w:rPr>
+        <w:t>מָצָ֨אתִי חֵ֤ן בְּ⁠עֵינֶ֨י⁠ךָ֙</w:t>
+      </w:r>
+    </w:p>
+    <w:p>
+      <w:pPr/>
+      <w:r>
+        <w:rPr>
+          <w:lang w:val="hi_IN" w:bidi="hi_IN"/>
+        </w:rPr>
+      </w:r>
+      <w:r>
+        <w:rPr>
           <w:b/>
           <w:lang w:val="hi_IN" w:bidi="hi_IN"/>
         </w:rPr>
@@ -10515,6 +11803,20 @@
       </w:r>
       <w:r>
         <w:rPr>
+          <w:lang w:val="hi_IN" w:bidi="hi_IN"/>
+        </w:rPr>
+        <w:t>הֻגֵּ֨ד הֻגַּ֜ד</w:t>
+      </w:r>
+    </w:p>
+    <w:p>
+      <w:pPr/>
+      <w:r>
+        <w:rPr>
+          <w:lang w:val="hi_IN" w:bidi="hi_IN"/>
+        </w:rPr>
+      </w:r>
+      <w:r>
+        <w:rPr>
           <w:b/>
           <w:lang w:val="hi_IN" w:bidi="hi_IN"/>
         </w:rPr>
@@ -10611,6 +11913,20 @@
       </w:r>
       <w:r>
         <w:rPr>
+          <w:lang w:val="hi_IN" w:bidi="hi_IN"/>
+        </w:rPr>
+        <w:t>הֻגֵּ֨ד הֻגַּ֜ד לִ֗⁠י</w:t>
+      </w:r>
+    </w:p>
+    <w:p>
+      <w:pPr/>
+      <w:r>
+        <w:rPr>
+          <w:lang w:val="hi_IN" w:bidi="hi_IN"/>
+        </w:rPr>
+      </w:r>
+      <w:r>
+        <w:rPr>
           <w:b/>
           <w:lang w:val="hi_IN" w:bidi="hi_IN"/>
         </w:rPr>
@@ -10714,6 +12030,20 @@
       </w:r>
       <w:r>
         <w:rPr>
+          <w:lang w:val="hi_IN" w:bidi="hi_IN"/>
+        </w:rPr>
+        <w:t>וַ⁠תֵּ֣לְכִ֔י אֶל־עַ֕ם</w:t>
+      </w:r>
+    </w:p>
+    <w:p>
+      <w:pPr/>
+      <w:r>
+        <w:rPr>
+          <w:lang w:val="hi_IN" w:bidi="hi_IN"/>
+        </w:rPr>
+      </w:r>
+      <w:r>
+        <w:rPr>
           <w:b/>
           <w:lang w:val="hi_IN" w:bidi="hi_IN"/>
         </w:rPr>
@@ -10823,6 +12153,20 @@
       </w:r>
       <w:r>
         <w:rPr>
+          <w:lang w:val="hi_IN" w:bidi="hi_IN"/>
+        </w:rPr>
+        <w:t>תְּמ֥וֹל שִׁלְשֽׁוֹם</w:t>
+      </w:r>
+    </w:p>
+    <w:p>
+      <w:pPr/>
+      <w:r>
+        <w:rPr>
+          <w:lang w:val="hi_IN" w:bidi="hi_IN"/>
+        </w:rPr>
+      </w:r>
+      <w:r>
+        <w:rPr>
           <w:b/>
           <w:lang w:val="hi_IN" w:bidi="hi_IN"/>
         </w:rPr>
@@ -10919,6 +12263,20 @@
       </w:r>
       <w:r>
         <w:rPr>
+          <w:lang w:val="hi_IN" w:bidi="hi_IN"/>
+        </w:rPr>
+        <w:t>פָּעֳלֵ֑⁠ךְ</w:t>
+      </w:r>
+    </w:p>
+    <w:p>
+      <w:pPr/>
+      <w:r>
+        <w:rPr>
+          <w:lang w:val="hi_IN" w:bidi="hi_IN"/>
+        </w:rPr>
+      </w:r>
+      <w:r>
+        <w:rPr>
           <w:b/>
           <w:lang w:val="hi_IN" w:bidi="hi_IN"/>
         </w:rPr>
@@ -10980,6 +12338,20 @@
           <w:lang w:val="hi_IN" w:bidi="hi_IN"/>
         </w:rPr>
       </w:r>
+      <w:r>
+        <w:rPr>
+          <w:lang w:val="hi_IN" w:bidi="hi_IN"/>
+        </w:rPr>
+        <w:t>וּ⁠תְהִ֨י מַשְׂכֻּרְתֵּ֜⁠ךְ שְׁלֵמָ֗ה מֵ⁠עִ֤ם יְהוָה֙</w:t>
+      </w:r>
+    </w:p>
+    <w:p>
+      <w:pPr/>
+      <w:r>
+        <w:rPr>
+          <w:lang w:val="hi_IN" w:bidi="hi_IN"/>
+        </w:rPr>
+      </w:r>
     </w:p>
     <w:p>
       <w:pPr/>
@@ -11058,6 +12430,20 @@
       </w:r>
       <w:r>
         <w:rPr>
+          <w:lang w:val="hi_IN" w:bidi="hi_IN"/>
+        </w:rPr>
+        <w:t>אֲשֶׁר־בָּ֖את לַ⁠חֲס֥וֹת תַּֽחַת־כְּנָפָֽי⁠ו</w:t>
+      </w:r>
+    </w:p>
+    <w:p>
+      <w:pPr/>
+      <w:r>
+        <w:rPr>
+          <w:lang w:val="hi_IN" w:bidi="hi_IN"/>
+        </w:rPr>
+      </w:r>
+      <w:r>
+        <w:rPr>
           <w:b/>
           <w:lang w:val="hi_IN" w:bidi="hi_IN"/>
         </w:rPr>
@@ -11141,6 +12527,20 @@
       </w:r>
       <w:r>
         <w:rPr>
+          <w:lang w:val="hi_IN" w:bidi="hi_IN"/>
+        </w:rPr>
+        <w:t>אֶמְצָא־חֵ֨ן בְּ⁠עֵינֶ֤י⁠ךָ</w:t>
+      </w:r>
+    </w:p>
+    <w:p>
+      <w:pPr/>
+      <w:r>
+        <w:rPr>
+          <w:lang w:val="hi_IN" w:bidi="hi_IN"/>
+        </w:rPr>
+      </w:r>
+      <w:r>
+        <w:rPr>
           <w:b/>
           <w:lang w:val="hi_IN" w:bidi="hi_IN"/>
         </w:rPr>
@@ -11224,6 +12624,20 @@
       </w:r>
       <w:r>
         <w:rPr>
+          <w:lang w:val="hi_IN" w:bidi="hi_IN"/>
+        </w:rPr>
+        <w:t>אֲדֹנִ⁠י֙</w:t>
+      </w:r>
+    </w:p>
+    <w:p>
+      <w:pPr/>
+      <w:r>
+        <w:rPr>
+          <w:lang w:val="hi_IN" w:bidi="hi_IN"/>
+        </w:rPr>
+      </w:r>
+      <w:r>
+        <w:rPr>
           <w:b/>
           <w:lang w:val="hi_IN" w:bidi="hi_IN"/>
         </w:rPr>
@@ -11287,6 +12701,20 @@
       </w:r>
       <w:r>
         <w:rPr>
+          <w:lang w:val="hi_IN" w:bidi="hi_IN"/>
+        </w:rPr>
+        <w:t>עַל־לֵ֣ב שִׁפְחָתֶ֑⁠ךָ</w:t>
+      </w:r>
+    </w:p>
+    <w:p>
+      <w:pPr/>
+      <w:r>
+        <w:rPr>
+          <w:lang w:val="hi_IN" w:bidi="hi_IN"/>
+        </w:rPr>
+      </w:r>
+      <w:r>
+        <w:rPr>
           <w:b/>
           <w:lang w:val="hi_IN" w:bidi="hi_IN"/>
         </w:rPr>
@@ -11370,6 +12798,20 @@
       </w:r>
       <w:r>
         <w:rPr>
+          <w:lang w:val="hi_IN" w:bidi="hi_IN"/>
+        </w:rPr>
+        <w:t>עַל־לֵ֣ב</w:t>
+      </w:r>
+    </w:p>
+    <w:p>
+      <w:pPr/>
+      <w:r>
+        <w:rPr>
+          <w:lang w:val="hi_IN" w:bidi="hi_IN"/>
+        </w:rPr>
+      </w:r>
+      <w:r>
+        <w:rPr>
           <w:b/>
           <w:lang w:val="hi_IN" w:bidi="hi_IN"/>
         </w:rPr>
@@ -11466,6 +12908,20 @@
       </w:r>
       <w:r>
         <w:rPr>
+          <w:lang w:val="hi_IN" w:bidi="hi_IN"/>
+        </w:rPr>
+        <w:t>שִׁפְחָתֶ֑⁠ךָ</w:t>
+      </w:r>
+    </w:p>
+    <w:p>
+      <w:pPr/>
+      <w:r>
+        <w:rPr>
+          <w:lang w:val="hi_IN" w:bidi="hi_IN"/>
+        </w:rPr>
+      </w:r>
+      <w:r>
+        <w:rPr>
           <w:b/>
           <w:lang w:val="hi_IN" w:bidi="hi_IN"/>
         </w:rPr>
@@ -11549,6 +13005,20 @@
       </w:r>
       <w:r>
         <w:rPr>
+          <w:lang w:val="hi_IN" w:bidi="hi_IN"/>
+        </w:rPr>
+        <w:t>וְ⁠אָנֹכִי֙ לֹ֣א אֶֽהְיֶ֔ה כְּ⁠אַחַ֖ת שִׁפְחֹתֶֽי⁠ךָ</w:t>
+      </w:r>
+    </w:p>
+    <w:p>
+      <w:pPr/>
+      <w:r>
+        <w:rPr>
+          <w:lang w:val="hi_IN" w:bidi="hi_IN"/>
+        </w:rPr>
+      </w:r>
+      <w:r>
+        <w:rPr>
           <w:b/>
           <w:lang w:val="hi_IN" w:bidi="hi_IN"/>
         </w:rPr>
@@ -11714,6 +13184,20 @@
       </w:r>
       <w:r>
         <w:rPr>
+          <w:lang w:val="hi_IN" w:bidi="hi_IN"/>
+        </w:rPr>
+        <w:t>גֹּ֤שִֽׁי הֲלֹם֙ וְ⁠אָכַ֣לְתְּ מִן־הַ⁠לֶּ֔חֶם וְ⁠טָבַ֥לְתְּ פִּתֵּ֖⁠ךְ בַּ⁠חֹ֑מֶץ</w:t>
+      </w:r>
+    </w:p>
+    <w:p>
+      <w:pPr/>
+      <w:r>
+        <w:rPr>
+          <w:lang w:val="hi_IN" w:bidi="hi_IN"/>
+        </w:rPr>
+      </w:r>
+      <w:r>
+        <w:rPr>
           <w:b/>
           <w:lang w:val="hi_IN" w:bidi="hi_IN"/>
         </w:rPr>
@@ -11797,6 +13281,20 @@
       </w:r>
       <w:r>
         <w:rPr>
+          <w:lang w:val="hi_IN" w:bidi="hi_IN"/>
+        </w:rPr>
+        <w:t>וְ⁠אָכַ֣לְתְּ מִן־הַ⁠לֶּ֔חֶם וְ⁠טָבַ֥לְתְּ פִּתֵּ֖⁠ךְ בַּ⁠חֹ֑מֶץ</w:t>
+      </w:r>
+    </w:p>
+    <w:p>
+      <w:pPr/>
+      <w:r>
+        <w:rPr>
+          <w:lang w:val="hi_IN" w:bidi="hi_IN"/>
+        </w:rPr>
+      </w:r>
+      <w:r>
+        <w:rPr>
           <w:b/>
           <w:lang w:val="hi_IN" w:bidi="hi_IN"/>
         </w:rPr>
@@ -11892,6 +13390,20 @@
       </w:r>
       <w:r>
         <w:rPr>
+          <w:lang w:val="hi_IN" w:bidi="hi_IN"/>
+        </w:rPr>
+        <w:t>וְ⁠טָבַ֥לְתְּ פִּתֵּ֖⁠ךְ בַּ⁠חֹ֑מֶץ</w:t>
+      </w:r>
+    </w:p>
+    <w:p>
+      <w:pPr/>
+      <w:r>
+        <w:rPr>
+          <w:lang w:val="hi_IN" w:bidi="hi_IN"/>
+        </w:rPr>
+      </w:r>
+      <w:r>
+        <w:rPr>
           <w:b/>
           <w:lang w:val="hi_IN" w:bidi="hi_IN"/>
         </w:rPr>
@@ -11968,6 +13480,20 @@
       </w:r>
       <w:r>
         <w:rPr>
+          <w:lang w:val="hi_IN" w:bidi="hi_IN"/>
+        </w:rPr>
+        <w:t>וַ⁠יְצַו֩ בֹּ֨עַז אֶת־נְעָרָ֜י⁠ו</w:t>
+      </w:r>
+    </w:p>
+    <w:p>
+      <w:pPr/>
+      <w:r>
+        <w:rPr>
+          <w:lang w:val="hi_IN" w:bidi="hi_IN"/>
+        </w:rPr>
+      </w:r>
+      <w:r>
+        <w:rPr>
           <w:b/>
           <w:lang w:val="hi_IN" w:bidi="hi_IN"/>
         </w:rPr>
@@ -12051,6 +13577,20 @@
       </w:r>
       <w:r>
         <w:rPr>
+          <w:lang w:val="hi_IN" w:bidi="hi_IN"/>
+        </w:rPr>
+        <w:t>גַּ֣ם בֵּ֧ין הָֽ⁠עֳמָרִ֛ים</w:t>
+      </w:r>
+    </w:p>
+    <w:p>
+      <w:pPr/>
+      <w:r>
+        <w:rPr>
+          <w:lang w:val="hi_IN" w:bidi="hi_IN"/>
+        </w:rPr>
+      </w:r>
+      <w:r>
+        <w:rPr>
           <w:b/>
           <w:lang w:val="hi_IN" w:bidi="hi_IN"/>
         </w:rPr>
@@ -12127,6 +13667,20 @@
       </w:r>
       <w:r>
         <w:rPr>
+          <w:lang w:val="hi_IN" w:bidi="hi_IN"/>
+        </w:rPr>
+        <w:t>וְ⁠לֹ֥א תַכְלִימֽוּ⁠הָ</w:t>
+      </w:r>
+    </w:p>
+    <w:p>
+      <w:pPr/>
+      <w:r>
+        <w:rPr>
+          <w:lang w:val="hi_IN" w:bidi="hi_IN"/>
+        </w:rPr>
+      </w:r>
+      <w:r>
+        <w:rPr>
           <w:b/>
           <w:lang w:val="hi_IN" w:bidi="hi_IN"/>
         </w:rPr>
@@ -12210,6 +13764,20 @@
       </w:r>
       <w:r>
         <w:rPr>
+          <w:lang w:val="hi_IN" w:bidi="hi_IN"/>
+        </w:rPr>
+        <w:t>וְ⁠גַ֛ם</w:t>
+      </w:r>
+    </w:p>
+    <w:p>
+      <w:pPr/>
+      <w:r>
+        <w:rPr>
+          <w:lang w:val="hi_IN" w:bidi="hi_IN"/>
+        </w:rPr>
+      </w:r>
+      <w:r>
+        <w:rPr>
           <w:b/>
           <w:lang w:val="hi_IN" w:bidi="hi_IN"/>
         </w:rPr>
@@ -12383,6 +13951,20 @@
       </w:r>
       <w:r>
         <w:rPr>
+          <w:lang w:val="hi_IN" w:bidi="hi_IN"/>
+        </w:rPr>
+        <w:t>וַ⁠תַּחְבֹּט֙</w:t>
+      </w:r>
+    </w:p>
+    <w:p>
+      <w:pPr/>
+      <w:r>
+        <w:rPr>
+          <w:lang w:val="hi_IN" w:bidi="hi_IN"/>
+        </w:rPr>
+      </w:r>
+      <w:r>
+        <w:rPr>
           <w:b/>
           <w:lang w:val="hi_IN" w:bidi="hi_IN"/>
         </w:rPr>
@@ -12446,6 +14028,20 @@
       </w:r>
       <w:r>
         <w:rPr>
+          <w:lang w:val="hi_IN" w:bidi="hi_IN"/>
+        </w:rPr>
+        <w:t>כְּ⁠אֵיפָ֥ה</w:t>
+      </w:r>
+    </w:p>
+    <w:p>
+      <w:pPr/>
+      <w:r>
+        <w:rPr>
+          <w:lang w:val="hi_IN" w:bidi="hi_IN"/>
+        </w:rPr>
+      </w:r>
+      <w:r>
+        <w:rPr>
           <w:b/>
           <w:lang w:val="hi_IN" w:bidi="hi_IN"/>
         </w:rPr>
@@ -12555,6 +14151,20 @@
       </w:r>
       <w:r>
         <w:rPr>
+          <w:lang w:val="hi_IN" w:bidi="hi_IN"/>
+        </w:rPr>
+        <w:t>וַ⁠תִּשָּׂא֙ וַ⁠תָּב֣וֹא הָ⁠עִ֔יר</w:t>
+      </w:r>
+    </w:p>
+    <w:p>
+      <w:pPr/>
+      <w:r>
+        <w:rPr>
+          <w:lang w:val="hi_IN" w:bidi="hi_IN"/>
+        </w:rPr>
+      </w:r>
+      <w:r>
+        <w:rPr>
           <w:b/>
           <w:lang w:val="hi_IN" w:bidi="hi_IN"/>
         </w:rPr>
@@ -12638,6 +14248,20 @@
       </w:r>
       <w:r>
         <w:rPr>
+          <w:lang w:val="hi_IN" w:bidi="hi_IN"/>
+        </w:rPr>
+        <w:t>אֵיפֹ֨ה לִקַּ֤טְתְּ הַ⁠יּוֹם֙ וְ⁠אָ֣נָה עָשִׂ֔ית</w:t>
+      </w:r>
+    </w:p>
+    <w:p>
+      <w:pPr/>
+      <w:r>
+        <w:rPr>
+          <w:lang w:val="hi_IN" w:bidi="hi_IN"/>
+        </w:rPr>
+      </w:r>
+      <w:r>
+        <w:rPr>
           <w:b/>
           <w:lang w:val="hi_IN" w:bidi="hi_IN"/>
         </w:rPr>
@@ -12721,6 +14345,20 @@
       </w:r>
       <w:r>
         <w:rPr>
+          <w:lang w:val="hi_IN" w:bidi="hi_IN"/>
+        </w:rPr>
+        <w:t>יְהִ֥י מַכִּירֵ֖⁠ךְ בָּר֑וּךְ</w:t>
+      </w:r>
+    </w:p>
+    <w:p>
+      <w:pPr/>
+      <w:r>
+        <w:rPr>
+          <w:lang w:val="hi_IN" w:bidi="hi_IN"/>
+        </w:rPr>
+      </w:r>
+      <w:r>
+        <w:rPr>
           <w:b/>
           <w:lang w:val="hi_IN" w:bidi="hi_IN"/>
         </w:rPr>
@@ -12804,6 +14442,20 @@
       </w:r>
       <w:r>
         <w:rPr>
+          <w:lang w:val="hi_IN" w:bidi="hi_IN"/>
+        </w:rPr>
+        <w:t>יְהִ֥י מַכִּירֵ֖⁠ךְ בָּר֑וּךְ</w:t>
+      </w:r>
+    </w:p>
+    <w:p>
+      <w:pPr/>
+      <w:r>
+        <w:rPr>
+          <w:lang w:val="hi_IN" w:bidi="hi_IN"/>
+        </w:rPr>
+      </w:r>
+      <w:r>
+        <w:rPr>
           <w:b/>
           <w:lang w:val="hi_IN" w:bidi="hi_IN"/>
         </w:rPr>
@@ -12887,6 +14539,20 @@
       </w:r>
       <w:r>
         <w:rPr>
+          <w:lang w:val="hi_IN" w:bidi="hi_IN"/>
+        </w:rPr>
+        <w:t>מַכִּירֵ֖⁠ךְ</w:t>
+      </w:r>
+    </w:p>
+    <w:p>
+      <w:pPr/>
+      <w:r>
+        <w:rPr>
+          <w:lang w:val="hi_IN" w:bidi="hi_IN"/>
+        </w:rPr>
+      </w:r>
+      <w:r>
+        <w:rPr>
           <w:b/>
           <w:lang w:val="hi_IN" w:bidi="hi_IN"/>
         </w:rPr>
@@ -12983,6 +14649,20 @@
       </w:r>
       <w:r>
         <w:rPr>
+          <w:lang w:val="hi_IN" w:bidi="hi_IN"/>
+        </w:rPr>
+        <w:t>וַ⁠תַּגֵּ֣ד לַ⁠חֲמוֹתָ֗⁠הּ אֵ֤ת אֲשֶׁר־עָשְׂתָה֙ עִמּ֔⁠וֹ וַ⁠תֹּ֗אמֶר שֵׁ֤ם הָ⁠אִישׁ֙ אֲשֶׁ֨ר עָשִׂ֧יתִי עִמּ֛⁠וֹ הַ⁠יּ֖וֹם בֹּֽעַז</w:t>
+      </w:r>
+    </w:p>
+    <w:p>
+      <w:pPr/>
+      <w:r>
+        <w:rPr>
+          <w:lang w:val="hi_IN" w:bidi="hi_IN"/>
+        </w:rPr>
+      </w:r>
+      <w:r>
+        <w:rPr>
           <w:b/>
           <w:lang w:val="hi_IN" w:bidi="hi_IN"/>
         </w:rPr>
@@ -13066,6 +14746,20 @@
       </w:r>
       <w:r>
         <w:rPr>
+          <w:lang w:val="hi_IN" w:bidi="hi_IN"/>
+        </w:rPr>
+        <w:t>בָּר֥וּךְ הוּא֙ לַ⁠יהוָ֔ה</w:t>
+      </w:r>
+    </w:p>
+    <w:p>
+      <w:pPr/>
+      <w:r>
+        <w:rPr>
+          <w:lang w:val="hi_IN" w:bidi="hi_IN"/>
+        </w:rPr>
+      </w:r>
+      <w:r>
+        <w:rPr>
           <w:b/>
           <w:lang w:val="hi_IN" w:bidi="hi_IN"/>
         </w:rPr>
@@ -13142,6 +14836,20 @@
       </w:r>
       <w:r>
         <w:rPr>
+          <w:lang w:val="hi_IN" w:bidi="hi_IN"/>
+        </w:rPr>
+        <w:t>בָּר֥וּךְ הוּא֙ לַ⁠יהוָ֔ה</w:t>
+      </w:r>
+    </w:p>
+    <w:p>
+      <w:pPr/>
+      <w:r>
+        <w:rPr>
+          <w:lang w:val="hi_IN" w:bidi="hi_IN"/>
+        </w:rPr>
+      </w:r>
+      <w:r>
+        <w:rPr>
           <w:b/>
           <w:lang w:val="hi_IN" w:bidi="hi_IN"/>
         </w:rPr>
@@ -13225,6 +14933,20 @@
       </w:r>
       <w:r>
         <w:rPr>
+          <w:lang w:val="hi_IN" w:bidi="hi_IN"/>
+        </w:rPr>
+        <w:t>אֲשֶׁר֙ לֹא־עָזַ֣ב</w:t>
+      </w:r>
+    </w:p>
+    <w:p>
+      <w:pPr/>
+      <w:r>
+        <w:rPr>
+          <w:lang w:val="hi_IN" w:bidi="hi_IN"/>
+        </w:rPr>
+      </w:r>
+      <w:r>
+        <w:rPr>
           <w:b/>
           <w:lang w:val="hi_IN" w:bidi="hi_IN"/>
         </w:rPr>
@@ -13360,6 +15082,20 @@
       </w:r>
       <w:r>
         <w:rPr>
+          <w:lang w:val="hi_IN" w:bidi="hi_IN"/>
+        </w:rPr>
+        <w:t>אֲשֶׁר֙ לֹא־עָזַ֣ב</w:t>
+      </w:r>
+    </w:p>
+    <w:p>
+      <w:pPr/>
+      <w:r>
+        <w:rPr>
+          <w:lang w:val="hi_IN" w:bidi="hi_IN"/>
+        </w:rPr>
+      </w:r>
+      <w:r>
+        <w:rPr>
           <w:b/>
           <w:lang w:val="hi_IN" w:bidi="hi_IN"/>
         </w:rPr>
@@ -13462,6 +15198,20 @@
       </w:r>
       <w:r>
         <w:rPr>
+          <w:lang w:val="hi_IN" w:bidi="hi_IN"/>
+        </w:rPr>
+        <w:t>אֶת־הַ⁠חַיִּ֖ים</w:t>
+      </w:r>
+    </w:p>
+    <w:p>
+      <w:pPr/>
+      <w:r>
+        <w:rPr>
+          <w:lang w:val="hi_IN" w:bidi="hi_IN"/>
+        </w:rPr>
+      </w:r>
+      <w:r>
+        <w:rPr>
           <w:b/>
           <w:lang w:val="hi_IN" w:bidi="hi_IN"/>
         </w:rPr>
@@ -13584,6 +15334,20 @@
       </w:r>
       <w:r>
         <w:rPr>
+          <w:lang w:val="hi_IN" w:bidi="hi_IN"/>
+        </w:rPr>
+        <w:t>וְ⁠אֶת־הַ⁠מֵּתִ֑ים</w:t>
+      </w:r>
+    </w:p>
+    <w:p>
+      <w:pPr/>
+      <w:r>
+        <w:rPr>
+          <w:lang w:val="hi_IN" w:bidi="hi_IN"/>
+        </w:rPr>
+      </w:r>
+      <w:r>
+        <w:rPr>
           <w:b/>
           <w:lang w:val="hi_IN" w:bidi="hi_IN"/>
         </w:rPr>
@@ -13706,6 +15470,20 @@
       </w:r>
       <w:r>
         <w:rPr>
+          <w:lang w:val="hi_IN" w:bidi="hi_IN"/>
+        </w:rPr>
+        <w:t>קָר֥וֹב לָ֨⁠נוּ֙ הָ⁠אִ֔ישׁ מִֽ⁠גֹּאֲלֵ֖⁠נוּ הֽוּא</w:t>
+      </w:r>
+    </w:p>
+    <w:p>
+      <w:pPr/>
+      <w:r>
+        <w:rPr>
+          <w:lang w:val="hi_IN" w:bidi="hi_IN"/>
+        </w:rPr>
+      </w:r>
+      <w:r>
+        <w:rPr>
           <w:b/>
           <w:lang w:val="hi_IN" w:bidi="hi_IN"/>
         </w:rPr>
@@ -13789,6 +15567,20 @@
       </w:r>
       <w:r>
         <w:rPr>
+          <w:lang w:val="hi_IN" w:bidi="hi_IN"/>
+        </w:rPr>
+        <w:t>מִֽ⁠גֹּאֲלֵ֖⁠נוּ</w:t>
+      </w:r>
+    </w:p>
+    <w:p>
+      <w:pPr/>
+      <w:r>
+        <w:rPr>
+          <w:lang w:val="hi_IN" w:bidi="hi_IN"/>
+        </w:rPr>
+      </w:r>
+      <w:r>
+        <w:rPr>
           <w:b/>
           <w:lang w:val="hi_IN" w:bidi="hi_IN"/>
         </w:rPr>
@@ -13852,6 +15644,20 @@
       </w:r>
       <w:r>
         <w:rPr>
+          <w:lang w:val="hi_IN" w:bidi="hi_IN"/>
+        </w:rPr>
+        <w:t>גַּ֣ם ׀ כִּי־אָמַ֣ר אֵלַ֗⁠י</w:t>
+      </w:r>
+    </w:p>
+    <w:p>
+      <w:pPr/>
+      <w:r>
+        <w:rPr>
+          <w:lang w:val="hi_IN" w:bidi="hi_IN"/>
+        </w:rPr>
+      </w:r>
+      <w:r>
+        <w:rPr>
           <w:b/>
           <w:lang w:val="hi_IN" w:bidi="hi_IN"/>
         </w:rPr>
@@ -13915,6 +15721,20 @@
       </w:r>
       <w:r>
         <w:rPr>
+          <w:lang w:val="hi_IN" w:bidi="hi_IN"/>
+        </w:rPr>
+        <w:t>אָמַ֣ר אֵלַ֗⁠י עִם־הַ⁠נְּעָרִ֤ים אֲשֶׁר־לִ⁠י֙ תִּדְבָּקִ֔י⁠ן עַ֣ד אִם־כִּלּ֔וּ אֵ֥ת כָּל־הַ⁠קָּצִ֖יר אֲשֶׁר־לִֽ⁠י</w:t>
+      </w:r>
+    </w:p>
+    <w:p>
+      <w:pPr/>
+      <w:r>
+        <w:rPr>
+          <w:lang w:val="hi_IN" w:bidi="hi_IN"/>
+        </w:rPr>
+      </w:r>
+      <w:r>
+        <w:rPr>
           <w:b/>
           <w:lang w:val="hi_IN" w:bidi="hi_IN"/>
         </w:rPr>
@@ -13998,6 +15818,20 @@
       </w:r>
       <w:r>
         <w:rPr>
+          <w:lang w:val="hi_IN" w:bidi="hi_IN"/>
+        </w:rPr>
+        <w:t>עִם־הַ⁠נְּעָרִ֤ים אֲשֶׁר־לִ⁠י֙ תִּדְבָּקִ֔י⁠ן</w:t>
+      </w:r>
+    </w:p>
+    <w:p>
+      <w:pPr/>
+      <w:r>
+        <w:rPr>
+          <w:lang w:val="hi_IN" w:bidi="hi_IN"/>
+        </w:rPr>
+      </w:r>
+      <w:r>
+        <w:rPr>
           <w:b/>
           <w:lang w:val="hi_IN" w:bidi="hi_IN"/>
         </w:rPr>
@@ -14164,6 +15998,20 @@
       </w:r>
       <w:r>
         <w:rPr>
+          <w:lang w:val="hi_IN" w:bidi="hi_IN"/>
+        </w:rPr>
+        <w:t>וְ⁠לֹ֥א יִפְגְּעוּ־בָ֖⁠ךְ</w:t>
+      </w:r>
+    </w:p>
+    <w:p>
+      <w:pPr/>
+      <w:r>
+        <w:rPr>
+          <w:lang w:val="hi_IN" w:bidi="hi_IN"/>
+        </w:rPr>
+      </w:r>
+      <w:r>
+        <w:rPr>
           <w:b/>
           <w:lang w:val="hi_IN" w:bidi="hi_IN"/>
         </w:rPr>
@@ -14240,6 +16088,20 @@
       </w:r>
       <w:r>
         <w:rPr>
+          <w:lang w:val="hi_IN" w:bidi="hi_IN"/>
+        </w:rPr>
+        <w:t>וַ⁠תִּדְבַּ֞ק</w:t>
+      </w:r>
+    </w:p>
+    <w:p>
+      <w:pPr/>
+      <w:r>
+        <w:rPr>
+          <w:lang w:val="hi_IN" w:bidi="hi_IN"/>
+        </w:rPr>
+      </w:r>
+      <w:r>
+        <w:rPr>
           <w:b/>
           <w:lang w:val="hi_IN" w:bidi="hi_IN"/>
         </w:rPr>
@@ -14303,6 +16165,20 @@
       </w:r>
       <w:r>
         <w:rPr>
+          <w:lang w:val="hi_IN" w:bidi="hi_IN"/>
+        </w:rPr>
+        <w:t>עַד־כְּל֥וֹת קְצִֽיר־הַ⁠שְּׂעֹרִ֖ים וּ⁠קְצִ֣יר הַֽ⁠חִטִּ֑ים</w:t>
+      </w:r>
+    </w:p>
+    <w:p>
+      <w:pPr/>
+      <w:r>
+        <w:rPr>
+          <w:lang w:val="hi_IN" w:bidi="hi_IN"/>
+        </w:rPr>
+      </w:r>
+      <w:r>
+        <w:rPr>
           <w:b/>
           <w:lang w:val="hi_IN" w:bidi="hi_IN"/>
         </w:rPr>
@@ -14505,6 +16381,20 @@
       </w:r>
       <w:r>
         <w:rPr>
+          <w:lang w:val="hi_IN" w:bidi="hi_IN"/>
+        </w:rPr>
+        <w:t>וַ⁠תֹּ֥אמֶר לָ֖⁠הּ נָעֳמִ֣י חֲמוֹתָ֑⁠הּ</w:t>
+      </w:r>
+    </w:p>
+    <w:p>
+      <w:pPr/>
+      <w:r>
+        <w:rPr>
+          <w:lang w:val="hi_IN" w:bidi="hi_IN"/>
+        </w:rPr>
+      </w:r>
+      <w:r>
+        <w:rPr>
           <w:b/>
           <w:lang w:val="hi_IN" w:bidi="hi_IN"/>
         </w:rPr>
@@ -14651,6 +16541,20 @@
       </w:r>
       <w:r>
         <w:rPr>
+          <w:lang w:val="hi_IN" w:bidi="hi_IN"/>
+        </w:rPr>
+        <w:t>נָעֳמִ֣י חֲמוֹתָ֑⁠הּ</w:t>
+      </w:r>
+    </w:p>
+    <w:p>
+      <w:pPr/>
+      <w:r>
+        <w:rPr>
+          <w:lang w:val="hi_IN" w:bidi="hi_IN"/>
+        </w:rPr>
+      </w:r>
+      <w:r>
+        <w:rPr>
           <w:b/>
           <w:lang w:val="hi_IN" w:bidi="hi_IN"/>
         </w:rPr>
@@ -14754,6 +16658,20 @@
       </w:r>
       <w:r>
         <w:rPr>
+          <w:lang w:val="hi_IN" w:bidi="hi_IN"/>
+        </w:rPr>
+        <w:t>חֲמוֹתָ֑⁠הּ</w:t>
+      </w:r>
+    </w:p>
+    <w:p>
+      <w:pPr/>
+      <w:r>
+        <w:rPr>
+          <w:lang w:val="hi_IN" w:bidi="hi_IN"/>
+        </w:rPr>
+      </w:r>
+      <w:r>
+        <w:rPr>
           <w:b/>
           <w:lang w:val="hi_IN" w:bidi="hi_IN"/>
         </w:rPr>
@@ -14850,6 +16768,20 @@
       </w:r>
       <w:r>
         <w:rPr>
+          <w:lang w:val="hi_IN" w:bidi="hi_IN"/>
+        </w:rPr>
+        <w:t>בִּתִּ֞⁠י</w:t>
+      </w:r>
+    </w:p>
+    <w:p>
+      <w:pPr/>
+      <w:r>
+        <w:rPr>
+          <w:lang w:val="hi_IN" w:bidi="hi_IN"/>
+        </w:rPr>
+      </w:r>
+      <w:r>
+        <w:rPr>
           <w:b/>
           <w:lang w:val="hi_IN" w:bidi="hi_IN"/>
         </w:rPr>
@@ -14913,6 +16845,20 @@
       </w:r>
       <w:r>
         <w:rPr>
+          <w:lang w:val="hi_IN" w:bidi="hi_IN"/>
+        </w:rPr>
+        <w:t>הֲ⁠לֹ֧א אֲבַקֶּשׁ־לָ֛⁠ךְ מָנ֖וֹחַ אֲשֶׁ֥ר יִֽיטַב־לָֽ⁠ךְ</w:t>
+      </w:r>
+    </w:p>
+    <w:p>
+      <w:pPr/>
+      <w:r>
+        <w:rPr>
+          <w:lang w:val="hi_IN" w:bidi="hi_IN"/>
+        </w:rPr>
+      </w:r>
+      <w:r>
+        <w:rPr>
           <w:b/>
           <w:lang w:val="hi_IN" w:bidi="hi_IN"/>
         </w:rPr>
@@ -15009,6 +16955,20 @@
       </w:r>
       <w:r>
         <w:rPr>
+          <w:lang w:val="hi_IN" w:bidi="hi_IN"/>
+        </w:rPr>
+        <w:t>מָנ֖וֹחַ</w:t>
+      </w:r>
+    </w:p>
+    <w:p>
+      <w:pPr/>
+      <w:r>
+        <w:rPr>
+          <w:lang w:val="hi_IN" w:bidi="hi_IN"/>
+        </w:rPr>
+      </w:r>
+      <w:r>
+        <w:rPr>
           <w:b/>
           <w:lang w:val="hi_IN" w:bidi="hi_IN"/>
         </w:rPr>
@@ -15105,6 +17065,20 @@
       </w:r>
       <w:r>
         <w:rPr>
+          <w:lang w:val="hi_IN" w:bidi="hi_IN"/>
+        </w:rPr>
+        <w:t>וְ⁠עַתָּ֗ה</w:t>
+      </w:r>
+    </w:p>
+    <w:p>
+      <w:pPr/>
+      <w:r>
+        <w:rPr>
+          <w:lang w:val="hi_IN" w:bidi="hi_IN"/>
+        </w:rPr>
+      </w:r>
+      <w:r>
+        <w:rPr>
           <w:b/>
           <w:lang w:val="hi_IN" w:bidi="hi_IN"/>
         </w:rPr>
@@ -15188,6 +17162,20 @@
       </w:r>
       <w:r>
         <w:rPr>
+          <w:lang w:val="hi_IN" w:bidi="hi_IN"/>
+        </w:rPr>
+        <w:t>הֲ⁠לֹ֥א בֹ֨עַז֙ מֹֽדַעְתָּ֔⁠נוּ אֲשֶׁ֥ר הָיִ֖ית אֶת־נַעֲרוֹתָ֑י⁠ו</w:t>
+      </w:r>
+    </w:p>
+    <w:p>
+      <w:pPr/>
+      <w:r>
+        <w:rPr>
+          <w:lang w:val="hi_IN" w:bidi="hi_IN"/>
+        </w:rPr>
+      </w:r>
+      <w:r>
+        <w:rPr>
           <w:b/>
           <w:lang w:val="hi_IN" w:bidi="hi_IN"/>
         </w:rPr>
@@ -15284,6 +17272,20 @@
       </w:r>
       <w:r>
         <w:rPr>
+          <w:lang w:val="hi_IN" w:bidi="hi_IN"/>
+        </w:rPr>
+        <w:t>אֲשֶׁ֥ר הָיִ֖ית אֶת־נַעֲרוֹתָ֑י⁠ו</w:t>
+      </w:r>
+    </w:p>
+    <w:p>
+      <w:pPr/>
+      <w:r>
+        <w:rPr>
+          <w:lang w:val="hi_IN" w:bidi="hi_IN"/>
+        </w:rPr>
+      </w:r>
+      <w:r>
+        <w:rPr>
           <w:b/>
           <w:lang w:val="hi_IN" w:bidi="hi_IN"/>
         </w:rPr>
@@ -15367,6 +17369,20 @@
       </w:r>
       <w:r>
         <w:rPr>
+          <w:lang w:val="hi_IN" w:bidi="hi_IN"/>
+        </w:rPr>
+        <w:t>הִנֵּה</w:t>
+      </w:r>
+    </w:p>
+    <w:p>
+      <w:pPr/>
+      <w:r>
+        <w:rPr>
+          <w:lang w:val="hi_IN" w:bidi="hi_IN"/>
+        </w:rPr>
+      </w:r>
+      <w:r>
+        <w:rPr>
           <w:b/>
           <w:lang w:val="hi_IN" w:bidi="hi_IN"/>
         </w:rPr>
@@ -15520,6 +17536,20 @@
       </w:r>
       <w:r>
         <w:rPr>
+          <w:lang w:val="hi_IN" w:bidi="hi_IN"/>
+        </w:rPr>
+        <w:t>וְיָרַ֣דְתְּ הַ⁠גֹּ֑רֶן</w:t>
+      </w:r>
+    </w:p>
+    <w:p>
+      <w:pPr/>
+      <w:r>
+        <w:rPr>
+          <w:lang w:val="hi_IN" w:bidi="hi_IN"/>
+        </w:rPr>
+      </w:r>
+      <w:r>
+        <w:rPr>
           <w:b/>
           <w:lang w:val="hi_IN" w:bidi="hi_IN"/>
         </w:rPr>
@@ -15583,6 +17613,20 @@
       </w:r>
       <w:r>
         <w:rPr>
+          <w:lang w:val="hi_IN" w:bidi="hi_IN"/>
+        </w:rPr>
+        <w:t>לֶ⁠אֱכֹ֥ל וְ⁠לִ⁠שְׁתּֽוֹת</w:t>
+      </w:r>
+    </w:p>
+    <w:p>
+      <w:pPr/>
+      <w:r>
+        <w:rPr>
+          <w:lang w:val="hi_IN" w:bidi="hi_IN"/>
+        </w:rPr>
+      </w:r>
+      <w:r>
+        <w:rPr>
           <w:b/>
           <w:lang w:val="hi_IN" w:bidi="hi_IN"/>
         </w:rPr>
@@ -15660,6 +17704,20 @@
       </w:r>
       <w:r>
         <w:rPr>
+          <w:lang w:val="hi_IN" w:bidi="hi_IN"/>
+        </w:rPr>
+        <w:t>וִ⁠יהִ֣י</w:t>
+      </w:r>
+    </w:p>
+    <w:p>
+      <w:pPr/>
+      <w:r>
+        <w:rPr>
+          <w:lang w:val="hi_IN" w:bidi="hi_IN"/>
+        </w:rPr>
+      </w:r>
+      <w:r>
+        <w:rPr>
           <w:b/>
           <w:lang w:val="hi_IN" w:bidi="hi_IN"/>
         </w:rPr>
@@ -15743,6 +17801,20 @@
       </w:r>
       <w:r>
         <w:rPr>
+          <w:lang w:val="hi_IN" w:bidi="hi_IN"/>
+        </w:rPr>
+        <w:t>וְ⁠גִלִּ֥ית מַרְגְּלֹתָ֖י⁠ו</w:t>
+      </w:r>
+    </w:p>
+    <w:p>
+      <w:pPr/>
+      <w:r>
+        <w:rPr>
+          <w:lang w:val="hi_IN" w:bidi="hi_IN"/>
+        </w:rPr>
+      </w:r>
+      <w:r>
+        <w:rPr>
           <w:b/>
           <w:lang w:val="hi_IN" w:bidi="hi_IN"/>
         </w:rPr>
@@ -15826,6 +17898,20 @@
       </w:r>
       <w:r>
         <w:rPr>
+          <w:lang w:val="hi_IN" w:bidi="hi_IN"/>
+        </w:rPr>
+        <w:t>מַרְגְּלֹתָ֖י⁠ו</w:t>
+      </w:r>
+    </w:p>
+    <w:p>
+      <w:pPr/>
+      <w:r>
+        <w:rPr>
+          <w:lang w:val="hi_IN" w:bidi="hi_IN"/>
+        </w:rPr>
+      </w:r>
+      <w:r>
+        <w:rPr>
           <w:b/>
           <w:lang w:val="hi_IN" w:bidi="hi_IN"/>
         </w:rPr>
@@ -15889,6 +17975,20 @@
       </w:r>
       <w:r>
         <w:rPr>
+          <w:lang w:val="hi_IN" w:bidi="hi_IN"/>
+        </w:rPr>
+        <w:t>וְ⁠הוּא֙ יַגִּ֣יד לָ֔⁠ךְ אֵ֖ת אֲשֶׁ֥ר תַּעַשִֽׂי⁠ן</w:t>
+      </w:r>
+    </w:p>
+    <w:p>
+      <w:pPr/>
+      <w:r>
+        <w:rPr>
+          <w:lang w:val="hi_IN" w:bidi="hi_IN"/>
+        </w:rPr>
+      </w:r>
+      <w:r>
+        <w:rPr>
           <w:b/>
           <w:lang w:val="hi_IN" w:bidi="hi_IN"/>
         </w:rPr>
@@ -15978,6 +18078,20 @@
       </w:r>
       <w:r>
         <w:rPr>
+          <w:lang w:val="hi_IN" w:bidi="hi_IN"/>
+        </w:rPr>
+        <w:t>וְ⁠הוּא֙ יַגִּ֣יד</w:t>
+      </w:r>
+    </w:p>
+    <w:p>
+      <w:pPr/>
+      <w:r>
+        <w:rPr>
+          <w:lang w:val="hi_IN" w:bidi="hi_IN"/>
+        </w:rPr>
+      </w:r>
+      <w:r>
+        <w:rPr>
           <w:b/>
           <w:lang w:val="hi_IN" w:bidi="hi_IN"/>
         </w:rPr>
@@ -16042,6 +18156,20 @@
       </w:r>
       <w:r>
         <w:rPr>
+          <w:lang w:val="hi_IN" w:bidi="hi_IN"/>
+        </w:rPr>
+        <w:t>וַ⁠תַּ֕עַשׂ כְּ⁠כֹ֥ל אֲשֶׁר־צִוַּ֖תָּ⁠ה חֲמוֹתָֽ⁠הּ</w:t>
+      </w:r>
+    </w:p>
+    <w:p>
+      <w:pPr/>
+      <w:r>
+        <w:rPr>
+          <w:lang w:val="hi_IN" w:bidi="hi_IN"/>
+        </w:rPr>
+      </w:r>
+      <w:r>
+        <w:rPr>
           <w:b/>
           <w:lang w:val="hi_IN" w:bidi="hi_IN"/>
         </w:rPr>
@@ -16151,6 +18279,20 @@
       </w:r>
       <w:r>
         <w:rPr>
+          <w:lang w:val="hi_IN" w:bidi="hi_IN"/>
+        </w:rPr>
+        <w:t>וַ⁠יִּיטַ֣ב לִבּ֔⁠וֹ</w:t>
+      </w:r>
+    </w:p>
+    <w:p>
+      <w:pPr/>
+      <w:r>
+        <w:rPr>
+          <w:lang w:val="hi_IN" w:bidi="hi_IN"/>
+        </w:rPr>
+      </w:r>
+      <w:r>
+        <w:rPr>
           <w:b/>
           <w:lang w:val="hi_IN" w:bidi="hi_IN"/>
         </w:rPr>
@@ -16388,6 +18530,20 @@
       </w:r>
       <w:r>
         <w:rPr>
+          <w:lang w:val="hi_IN" w:bidi="hi_IN"/>
+        </w:rPr>
+        <w:t>וַ⁠יְהִי֙ בַּ⁠חֲצִ֣י הַ⁠לַּ֔יְלָה</w:t>
+      </w:r>
+    </w:p>
+    <w:p>
+      <w:pPr/>
+      <w:r>
+        <w:rPr>
+          <w:lang w:val="hi_IN" w:bidi="hi_IN"/>
+        </w:rPr>
+      </w:r>
+      <w:r>
+        <w:rPr>
           <w:b/>
           <w:lang w:val="hi_IN" w:bidi="hi_IN"/>
         </w:rPr>
@@ -16471,6 +18627,20 @@
       </w:r>
       <w:r>
         <w:rPr>
+          <w:lang w:val="hi_IN" w:bidi="hi_IN"/>
+        </w:rPr>
+        <w:t>וַ⁠יֶּחֱרַ֥ד הָ⁠אִ֖ישׁ</w:t>
+      </w:r>
+    </w:p>
+    <w:p>
+      <w:pPr/>
+      <w:r>
+        <w:rPr>
+          <w:lang w:val="hi_IN" w:bidi="hi_IN"/>
+        </w:rPr>
+      </w:r>
+      <w:r>
+        <w:rPr>
           <w:b/>
           <w:lang w:val="hi_IN" w:bidi="hi_IN"/>
         </w:rPr>
@@ -16617,6 +18787,20 @@
       </w:r>
       <w:r>
         <w:rPr>
+          <w:lang w:val="hi_IN" w:bidi="hi_IN"/>
+        </w:rPr>
+        <w:t>אֲמָתֶ֔⁠ךָ &amp; אֲמָ֣תְ⁠ךָ֔</w:t>
+      </w:r>
+    </w:p>
+    <w:p>
+      <w:pPr/>
+      <w:r>
+        <w:rPr>
+          <w:lang w:val="hi_IN" w:bidi="hi_IN"/>
+        </w:rPr>
+      </w:r>
+      <w:r>
+        <w:rPr>
           <w:b/>
           <w:lang w:val="hi_IN" w:bidi="hi_IN"/>
         </w:rPr>
@@ -16680,6 +18864,20 @@
       </w:r>
       <w:r>
         <w:rPr>
+          <w:lang w:val="hi_IN" w:bidi="hi_IN"/>
+        </w:rPr>
+        <w:t>וּ⁠פָרַשְׂתָּ֤ כְנָפֶ֨⁠ךָ֙ עַל־אֲמָ֣תְ⁠ךָ֔</w:t>
+      </w:r>
+    </w:p>
+    <w:p>
+      <w:pPr/>
+      <w:r>
+        <w:rPr>
+          <w:lang w:val="hi_IN" w:bidi="hi_IN"/>
+        </w:rPr>
+      </w:r>
+      <w:r>
+        <w:rPr>
           <w:b/>
           <w:lang w:val="hi_IN" w:bidi="hi_IN"/>
         </w:rPr>
@@ -16826,6 +19024,20 @@
       </w:r>
       <w:r>
         <w:rPr>
+          <w:lang w:val="hi_IN" w:bidi="hi_IN"/>
+        </w:rPr>
+        <w:t>בְּרוּכָ֨ה אַ֤תְּ לַֽ⁠יהוָה֙</w:t>
+      </w:r>
+    </w:p>
+    <w:p>
+      <w:pPr/>
+      <w:r>
+        <w:rPr>
+          <w:lang w:val="hi_IN" w:bidi="hi_IN"/>
+        </w:rPr>
+      </w:r>
+      <w:r>
+        <w:rPr>
           <w:b/>
           <w:lang w:val="hi_IN" w:bidi="hi_IN"/>
         </w:rPr>
@@ -16898,6 +19110,20 @@
         <w:rPr>
           <w:lang w:val="hi_IN" w:bidi="hi_IN"/>
         </w:rPr>
+      </w:r>
+    </w:p>
+    <w:p>
+      <w:pPr/>
+      <w:r>
+        <w:rPr>
+          <w:lang w:val="hi_IN" w:bidi="hi_IN"/>
+        </w:rPr>
+      </w:r>
+      <w:r>
+        <w:rPr>
+          <w:lang w:val="hi_IN" w:bidi="hi_IN"/>
+        </w:rPr>
+        <w:t>בִּתִּ֔⁠י</w:t>
       </w:r>
     </w:p>
     <w:p>
@@ -17023,6 +19249,20 @@
       </w:r>
       <w:r>
         <w:rPr>
+          <w:lang w:val="hi_IN" w:bidi="hi_IN"/>
+        </w:rPr>
+        <w:t>הֵיטַ֛בְתְּ חַסְדֵּ֥⁠ךְ הָ⁠אַחֲר֖וֹן מִן־הָ⁠רִאשׁ֑וֹן</w:t>
+      </w:r>
+    </w:p>
+    <w:p>
+      <w:pPr/>
+      <w:r>
+        <w:rPr>
+          <w:lang w:val="hi_IN" w:bidi="hi_IN"/>
+        </w:rPr>
+      </w:r>
+      <w:r>
+        <w:rPr>
           <w:b/>
           <w:lang w:val="hi_IN" w:bidi="hi_IN"/>
         </w:rPr>
@@ -17087,6 +19327,20 @@
       </w:r>
       <w:r>
         <w:rPr>
+          <w:lang w:val="hi_IN" w:bidi="hi_IN"/>
+        </w:rPr>
+        <w:t>הָ⁠רִאשׁ֑וֹן</w:t>
+      </w:r>
+    </w:p>
+    <w:p>
+      <w:pPr/>
+      <w:r>
+        <w:rPr>
+          <w:lang w:val="hi_IN" w:bidi="hi_IN"/>
+        </w:rPr>
+      </w:r>
+      <w:r>
+        <w:rPr>
           <w:b/>
           <w:lang w:val="hi_IN" w:bidi="hi_IN"/>
         </w:rPr>
@@ -17150,6 +19404,20 @@
       </w:r>
       <w:r>
         <w:rPr>
+          <w:lang w:val="hi_IN" w:bidi="hi_IN"/>
+        </w:rPr>
+        <w:t>לְ⁠בִלְתִּי־לֶ֗כֶת אַחֲרֵי֙</w:t>
+      </w:r>
+    </w:p>
+    <w:p>
+      <w:pPr/>
+      <w:r>
+        <w:rPr>
+          <w:lang w:val="hi_IN" w:bidi="hi_IN"/>
+        </w:rPr>
+      </w:r>
+      <w:r>
+        <w:rPr>
           <w:b/>
           <w:lang w:val="hi_IN" w:bidi="hi_IN"/>
         </w:rPr>
@@ -17240,6 +19508,20 @@
       </w:r>
       <w:r>
         <w:rPr>
+          <w:lang w:val="hi_IN" w:bidi="hi_IN"/>
+        </w:rPr>
+        <w:t>וְ⁠עַתָּ֗ה</w:t>
+      </w:r>
+    </w:p>
+    <w:p>
+      <w:pPr/>
+      <w:r>
+        <w:rPr>
+          <w:lang w:val="hi_IN" w:bidi="hi_IN"/>
+        </w:rPr>
+      </w:r>
+      <w:r>
+        <w:rPr>
           <w:b/>
           <w:lang w:val="hi_IN" w:bidi="hi_IN"/>
         </w:rPr>
@@ -17349,6 +19631,20 @@
       </w:r>
       <w:r>
         <w:rPr>
+          <w:lang w:val="hi_IN" w:bidi="hi_IN"/>
+        </w:rPr>
+        <w:t>בִּתִּ⁠י֙</w:t>
+      </w:r>
+    </w:p>
+    <w:p>
+      <w:pPr/>
+      <w:r>
+        <w:rPr>
+          <w:lang w:val="hi_IN" w:bidi="hi_IN"/>
+        </w:rPr>
+      </w:r>
+      <w:r>
+        <w:rPr>
           <w:b/>
           <w:lang w:val="hi_IN" w:bidi="hi_IN"/>
         </w:rPr>
@@ -17412,6 +19708,20 @@
       </w:r>
       <w:r>
         <w:rPr>
+          <w:lang w:val="hi_IN" w:bidi="hi_IN"/>
+        </w:rPr>
+        <w:t>כָּל־שַׁ֣עַר עַמִּ֔⁠י</w:t>
+      </w:r>
+    </w:p>
+    <w:p>
+      <w:pPr/>
+      <w:r>
+        <w:rPr>
+          <w:lang w:val="hi_IN" w:bidi="hi_IN"/>
+        </w:rPr>
+      </w:r>
+      <w:r>
+        <w:rPr>
           <w:b/>
           <w:lang w:val="hi_IN" w:bidi="hi_IN"/>
         </w:rPr>
@@ -17572,6 +19882,20 @@
       </w:r>
       <w:r>
         <w:rPr>
+          <w:lang w:val="hi_IN" w:bidi="hi_IN"/>
+        </w:rPr>
+        <w:t>וְ⁠עַתָּה֙</w:t>
+      </w:r>
+    </w:p>
+    <w:p>
+      <w:pPr/>
+      <w:r>
+        <w:rPr>
+          <w:lang w:val="hi_IN" w:bidi="hi_IN"/>
+        </w:rPr>
+      </w:r>
+      <w:r>
+        <w:rPr>
           <w:b/>
           <w:lang w:val="hi_IN" w:bidi="hi_IN"/>
         </w:rPr>
@@ -17635,6 +19959,20 @@
       </w:r>
       <w:r>
         <w:rPr>
+          <w:lang w:val="hi_IN" w:bidi="hi_IN"/>
+        </w:rPr>
+        <w:t>וְ⁠גַ֛ם</w:t>
+      </w:r>
+    </w:p>
+    <w:p>
+      <w:pPr/>
+      <w:r>
+        <w:rPr>
+          <w:lang w:val="hi_IN" w:bidi="hi_IN"/>
+        </w:rPr>
+      </w:r>
+      <w:r>
+        <w:rPr>
           <w:b/>
           <w:lang w:val="hi_IN" w:bidi="hi_IN"/>
         </w:rPr>
@@ -17731,6 +20069,20 @@
       </w:r>
       <w:r>
         <w:rPr>
+          <w:lang w:val="hi_IN" w:bidi="hi_IN"/>
+        </w:rPr>
+        <w:t>גֹאֵ֖ל &amp; גֹּאֵ֖ל</w:t>
+      </w:r>
+    </w:p>
+    <w:p>
+      <w:pPr/>
+      <w:r>
+        <w:rPr>
+          <w:lang w:val="hi_IN" w:bidi="hi_IN"/>
+        </w:rPr>
+      </w:r>
+      <w:r>
+        <w:rPr>
           <w:b/>
           <w:lang w:val="hi_IN" w:bidi="hi_IN"/>
         </w:rPr>
@@ -17794,6 +20146,20 @@
       </w:r>
       <w:r>
         <w:rPr>
+          <w:lang w:val="hi_IN" w:bidi="hi_IN"/>
+        </w:rPr>
+        <w:t>אִם־יִגְאָלֵ֥⁠ךְ</w:t>
+      </w:r>
+    </w:p>
+    <w:p>
+      <w:pPr/>
+      <w:r>
+        <w:rPr>
+          <w:lang w:val="hi_IN" w:bidi="hi_IN"/>
+        </w:rPr>
+      </w:r>
+      <w:r>
+        <w:rPr>
           <w:b/>
           <w:lang w:val="hi_IN" w:bidi="hi_IN"/>
         </w:rPr>
@@ -17903,6 +20269,20 @@
       </w:r>
       <w:r>
         <w:rPr>
+          <w:lang w:val="hi_IN" w:bidi="hi_IN"/>
+        </w:rPr>
+        <w:t>וּ⁠גְאַלְתִּ֥י⁠ךְ אָנֹ֖כִי</w:t>
+      </w:r>
+    </w:p>
+    <w:p>
+      <w:pPr/>
+      <w:r>
+        <w:rPr>
+          <w:lang w:val="hi_IN" w:bidi="hi_IN"/>
+        </w:rPr>
+      </w:r>
+      <w:r>
+        <w:rPr>
           <w:b/>
           <w:lang w:val="hi_IN" w:bidi="hi_IN"/>
         </w:rPr>
@@ -18062,6 +20442,20 @@
       </w:r>
       <w:r>
         <w:rPr>
+          <w:lang w:val="hi_IN" w:bidi="hi_IN"/>
+        </w:rPr>
+        <w:t>וַ⁠תִּשְׁכַּ֤ב מַרְגְּלוֹתָיו֙</w:t>
+      </w:r>
+    </w:p>
+    <w:p>
+      <w:pPr/>
+      <w:r>
+        <w:rPr>
+          <w:lang w:val="hi_IN" w:bidi="hi_IN"/>
+        </w:rPr>
+      </w:r>
+      <w:r>
+        <w:rPr>
           <w:b/>
           <w:lang w:val="hi_IN" w:bidi="hi_IN"/>
         </w:rPr>
@@ -18125,6 +20519,20 @@
       </w:r>
       <w:r>
         <w:rPr>
+          <w:lang w:val="hi_IN" w:bidi="hi_IN"/>
+        </w:rPr>
+        <w:t>בְּטֶ֛רֶם יַכִּ֥יר אִ֖ישׁ אֶת־רֵעֵ֑⁠הוּ</w:t>
+      </w:r>
+    </w:p>
+    <w:p>
+      <w:pPr/>
+      <w:r>
+        <w:rPr>
+          <w:lang w:val="hi_IN" w:bidi="hi_IN"/>
+        </w:rPr>
+      </w:r>
+      <w:r>
+        <w:rPr>
           <w:b/>
           <w:lang w:val="hi_IN" w:bidi="hi_IN"/>
         </w:rPr>
@@ -18221,6 +20629,20 @@
       </w:r>
       <w:r>
         <w:rPr>
+          <w:lang w:val="hi_IN" w:bidi="hi_IN"/>
+        </w:rPr>
+        <w:t>וַ⁠יֹּ֨אמֶר֙</w:t>
+      </w:r>
+    </w:p>
+    <w:p>
+      <w:pPr/>
+      <w:r>
+        <w:rPr>
+          <w:lang w:val="hi_IN" w:bidi="hi_IN"/>
+        </w:rPr>
+      </w:r>
+      <w:r>
+        <w:rPr>
           <w:b/>
           <w:lang w:val="hi_IN" w:bidi="hi_IN"/>
         </w:rPr>
@@ -18304,6 +20726,20 @@
       </w:r>
       <w:r>
         <w:rPr>
+          <w:lang w:val="hi_IN" w:bidi="hi_IN"/>
+        </w:rPr>
+        <w:t>אַל־יִוָּדַ֔ע</w:t>
+      </w:r>
+    </w:p>
+    <w:p>
+      <w:pPr/>
+      <w:r>
+        <w:rPr>
+          <w:lang w:val="hi_IN" w:bidi="hi_IN"/>
+        </w:rPr>
+      </w:r>
+      <w:r>
+        <w:rPr>
           <w:b/>
           <w:lang w:val="hi_IN" w:bidi="hi_IN"/>
         </w:rPr>
@@ -18387,6 +20823,20 @@
       </w:r>
       <w:r>
         <w:rPr>
+          <w:lang w:val="hi_IN" w:bidi="hi_IN"/>
+        </w:rPr>
+        <w:t>הַ⁠מִּטְפַּ֧חַת</w:t>
+      </w:r>
+    </w:p>
+    <w:p>
+      <w:pPr/>
+      <w:r>
+        <w:rPr>
+          <w:lang w:val="hi_IN" w:bidi="hi_IN"/>
+        </w:rPr>
+      </w:r>
+      <w:r>
+        <w:rPr>
           <w:b/>
           <w:lang w:val="hi_IN" w:bidi="hi_IN"/>
         </w:rPr>
@@ -18450,6 +20900,20 @@
       </w:r>
       <w:r>
         <w:rPr>
+          <w:lang w:val="hi_IN" w:bidi="hi_IN"/>
+        </w:rPr>
+        <w:t>שֵׁשׁ־שְׂעֹרִים֙</w:t>
+      </w:r>
+    </w:p>
+    <w:p>
+      <w:pPr/>
+      <w:r>
+        <w:rPr>
+          <w:lang w:val="hi_IN" w:bidi="hi_IN"/>
+        </w:rPr>
+      </w:r>
+      <w:r>
+        <w:rPr>
           <w:b/>
           <w:lang w:val="hi_IN" w:bidi="hi_IN"/>
         </w:rPr>
@@ -18526,6 +20990,20 @@
       </w:r>
       <w:r>
         <w:rPr>
+          <w:lang w:val="hi_IN" w:bidi="hi_IN"/>
+        </w:rPr>
+        <w:t>וַ⁠יָּ֣שֶׁת עָלֶ֔י⁠הָ</w:t>
+      </w:r>
+    </w:p>
+    <w:p>
+      <w:pPr/>
+      <w:r>
+        <w:rPr>
+          <w:lang w:val="hi_IN" w:bidi="hi_IN"/>
+        </w:rPr>
+      </w:r>
+      <w:r>
+        <w:rPr>
           <w:b/>
           <w:lang w:val="hi_IN" w:bidi="hi_IN"/>
         </w:rPr>
@@ -18589,6 +21067,20 @@
       </w:r>
       <w:r>
         <w:rPr>
+          <w:lang w:val="hi_IN" w:bidi="hi_IN"/>
+        </w:rPr>
+        <w:t>וַ⁠יָּבֹ֖א הָ⁠עִֽיר</w:t>
+      </w:r>
+    </w:p>
+    <w:p>
+      <w:pPr/>
+      <w:r>
+        <w:rPr>
+          <w:lang w:val="hi_IN" w:bidi="hi_IN"/>
+        </w:rPr>
+      </w:r>
+      <w:r>
+        <w:rPr>
           <w:b/>
           <w:lang w:val="hi_IN" w:bidi="hi_IN"/>
         </w:rPr>
@@ -18691,6 +21183,20 @@
       </w:r>
       <w:r>
         <w:rPr>
+          <w:lang w:val="hi_IN" w:bidi="hi_IN"/>
+        </w:rPr>
+        <w:t>מִי־אַ֣תְּ</w:t>
+      </w:r>
+    </w:p>
+    <w:p>
+      <w:pPr/>
+      <w:r>
+        <w:rPr>
+          <w:lang w:val="hi_IN" w:bidi="hi_IN"/>
+        </w:rPr>
+      </w:r>
+      <w:r>
+        <w:rPr>
           <w:b/>
           <w:lang w:val="hi_IN" w:bidi="hi_IN"/>
         </w:rPr>
@@ -18800,6 +21306,20 @@
       </w:r>
       <w:r>
         <w:rPr>
+          <w:lang w:val="hi_IN" w:bidi="hi_IN"/>
+        </w:rPr>
+        <w:t>בִּתִּ֑⁠י</w:t>
+      </w:r>
+    </w:p>
+    <w:p>
+      <w:pPr/>
+      <w:r>
+        <w:rPr>
+          <w:lang w:val="hi_IN" w:bidi="hi_IN"/>
+        </w:rPr>
+      </w:r>
+      <w:r>
+        <w:rPr>
           <w:b/>
           <w:lang w:val="hi_IN" w:bidi="hi_IN"/>
         </w:rPr>
@@ -18876,6 +21396,20 @@
       </w:r>
       <w:r>
         <w:rPr>
+          <w:lang w:val="hi_IN" w:bidi="hi_IN"/>
+        </w:rPr>
+        <w:t>אֵ֛ת כָּל־אֲשֶׁ֥ר עָֽשָׂה־לָ֖⁠הּ הָ⁠אִֽישׁ</w:t>
+      </w:r>
+    </w:p>
+    <w:p>
+      <w:pPr/>
+      <w:r>
+        <w:rPr>
+          <w:lang w:val="hi_IN" w:bidi="hi_IN"/>
+        </w:rPr>
+      </w:r>
+      <w:r>
+        <w:rPr>
           <w:b/>
           <w:lang w:val="hi_IN" w:bidi="hi_IN"/>
         </w:rPr>
@@ -19016,6 +21550,20 @@
       </w:r>
       <w:r>
         <w:rPr>
+          <w:lang w:val="hi_IN" w:bidi="hi_IN"/>
+        </w:rPr>
+        <w:t>כִּ֚י אָמַ֣ר אַל־תָּב֥וֹאִי רֵיקָ֖ם אֶל־חֲמוֹתֵֽ⁠ךְ</w:t>
+      </w:r>
+    </w:p>
+    <w:p>
+      <w:pPr/>
+      <w:r>
+        <w:rPr>
+          <w:lang w:val="hi_IN" w:bidi="hi_IN"/>
+        </w:rPr>
+      </w:r>
+      <w:r>
+        <w:rPr>
           <w:b/>
           <w:lang w:val="hi_IN" w:bidi="hi_IN"/>
         </w:rPr>
@@ -19222,6 +21770,20 @@
       </w:r>
       <w:r>
         <w:rPr>
+          <w:lang w:val="hi_IN" w:bidi="hi_IN"/>
+        </w:rPr>
+        <w:t>שְׁבִ֣י</w:t>
+      </w:r>
+    </w:p>
+    <w:p>
+      <w:pPr/>
+      <w:r>
+        <w:rPr>
+          <w:lang w:val="hi_IN" w:bidi="hi_IN"/>
+        </w:rPr>
+      </w:r>
+      <w:r>
+        <w:rPr>
           <w:b/>
           <w:lang w:val="hi_IN" w:bidi="hi_IN"/>
         </w:rPr>
@@ -19368,6 +21930,20 @@
       </w:r>
       <w:r>
         <w:rPr>
+          <w:lang w:val="hi_IN" w:bidi="hi_IN"/>
+        </w:rPr>
+        <w:t>אֵ֖יךְ יִפֹּ֣ל דָּבָ֑ר</w:t>
+      </w:r>
+    </w:p>
+    <w:p>
+      <w:pPr/>
+      <w:r>
+        <w:rPr>
+          <w:lang w:val="hi_IN" w:bidi="hi_IN"/>
+        </w:rPr>
+      </w:r>
+      <w:r>
+        <w:rPr>
           <w:b/>
           <w:lang w:val="hi_IN" w:bidi="hi_IN"/>
         </w:rPr>
@@ -19464,6 +22040,20 @@
       </w:r>
       <w:r>
         <w:rPr>
+          <w:lang w:val="hi_IN" w:bidi="hi_IN"/>
+        </w:rPr>
+        <w:t>לֹ֤א יִשְׁקֹט֙ הָ⁠אִ֔ישׁ כִּֽי־אִם</w:t>
+      </w:r>
+    </w:p>
+    <w:p>
+      <w:pPr/>
+      <w:r>
+        <w:rPr>
+          <w:lang w:val="hi_IN" w:bidi="hi_IN"/>
+        </w:rPr>
+      </w:r>
+      <w:r>
+        <w:rPr>
           <w:b/>
           <w:lang w:val="hi_IN" w:bidi="hi_IN"/>
         </w:rPr>
@@ -19827,6 +22417,20 @@
       </w:r>
       <w:r>
         <w:rPr>
+          <w:lang w:val="hi_IN" w:bidi="hi_IN"/>
+        </w:rPr>
+        <w:t>וּ⁠בֹ֨עַז עָלָ֣ה הַ⁠שַּׁעַר֮</w:t>
+      </w:r>
+    </w:p>
+    <w:p>
+      <w:pPr/>
+      <w:r>
+        <w:rPr>
+          <w:lang w:val="hi_IN" w:bidi="hi_IN"/>
+        </w:rPr>
+      </w:r>
+      <w:r>
+        <w:rPr>
           <w:b/>
           <w:lang w:val="hi_IN" w:bidi="hi_IN"/>
         </w:rPr>
@@ -19910,6 +22514,20 @@
       </w:r>
       <w:r>
         <w:rPr>
+          <w:lang w:val="hi_IN" w:bidi="hi_IN"/>
+        </w:rPr>
+        <w:t>הַ⁠שַּׁעַר֮</w:t>
+      </w:r>
+    </w:p>
+    <w:p>
+      <w:pPr/>
+      <w:r>
+        <w:rPr>
+          <w:lang w:val="hi_IN" w:bidi="hi_IN"/>
+        </w:rPr>
+      </w:r>
+      <w:r>
+        <w:rPr>
           <w:b/>
           <w:lang w:val="hi_IN" w:bidi="hi_IN"/>
         </w:rPr>
@@ -20083,6 +22701,20 @@
       </w:r>
       <w:r>
         <w:rPr>
+          <w:lang w:val="hi_IN" w:bidi="hi_IN"/>
+        </w:rPr>
+        <w:t>הַ⁠גֹּאֵ֤ל</w:t>
+      </w:r>
+    </w:p>
+    <w:p>
+      <w:pPr/>
+      <w:r>
+        <w:rPr>
+          <w:lang w:val="hi_IN" w:bidi="hi_IN"/>
+        </w:rPr>
+      </w:r>
+      <w:r>
+        <w:rPr>
           <w:b/>
           <w:lang w:val="hi_IN" w:bidi="hi_IN"/>
         </w:rPr>
@@ -20146,6 +22778,20 @@
       </w:r>
       <w:r>
         <w:rPr>
+          <w:lang w:val="hi_IN" w:bidi="hi_IN"/>
+        </w:rPr>
+        <w:t>וַ⁠יֹּ֛אמֶר ס֥וּרָ⁠ה שְׁבָ⁠ה־פֹּ֖ה פְּלֹנִ֣י אַלְמֹנִ֑י</w:t>
+      </w:r>
+    </w:p>
+    <w:p>
+      <w:pPr/>
+      <w:r>
+        <w:rPr>
+          <w:lang w:val="hi_IN" w:bidi="hi_IN"/>
+        </w:rPr>
+      </w:r>
+      <w:r>
+        <w:rPr>
           <w:b/>
           <w:lang w:val="hi_IN" w:bidi="hi_IN"/>
         </w:rPr>
@@ -20229,6 +22875,20 @@
       </w:r>
       <w:r>
         <w:rPr>
+          <w:lang w:val="hi_IN" w:bidi="hi_IN"/>
+        </w:rPr>
+        <w:t>פְּלֹנִ֣י אַלְמֹנִ֑י</w:t>
+      </w:r>
+    </w:p>
+    <w:p>
+      <w:pPr/>
+      <w:r>
+        <w:rPr>
+          <w:lang w:val="hi_IN" w:bidi="hi_IN"/>
+        </w:rPr>
+      </w:r>
+      <w:r>
+        <w:rPr>
           <w:b/>
           <w:lang w:val="hi_IN" w:bidi="hi_IN"/>
         </w:rPr>
@@ -20389,6 +23049,20 @@
       </w:r>
       <w:r>
         <w:rPr>
+          <w:lang w:val="hi_IN" w:bidi="hi_IN"/>
+        </w:rPr>
+        <w:t>לְ⁠אָחִ֖י⁠נוּ</w:t>
+      </w:r>
+    </w:p>
+    <w:p>
+      <w:pPr/>
+      <w:r>
+        <w:rPr>
+          <w:lang w:val="hi_IN" w:bidi="hi_IN"/>
+        </w:rPr>
+      </w:r>
+      <w:r>
+        <w:rPr>
           <w:b/>
           <w:lang w:val="hi_IN" w:bidi="hi_IN"/>
         </w:rPr>
@@ -20452,6 +23126,20 @@
       </w:r>
       <w:r>
         <w:rPr>
+          <w:lang w:val="hi_IN" w:bidi="hi_IN"/>
+        </w:rPr>
+        <w:t>אָמַ֜רְתִּי</w:t>
+      </w:r>
+    </w:p>
+    <w:p>
+      <w:pPr/>
+      <w:r>
+        <w:rPr>
+          <w:lang w:val="hi_IN" w:bidi="hi_IN"/>
+        </w:rPr>
+      </w:r>
+      <w:r>
+        <w:rPr>
           <w:b/>
           <w:lang w:val="hi_IN" w:bidi="hi_IN"/>
         </w:rPr>
@@ -20548,6 +23236,20 @@
       </w:r>
       <w:r>
         <w:rPr>
+          <w:lang w:val="hi_IN" w:bidi="hi_IN"/>
+        </w:rPr>
+        <w:t>אֶגְלֶ֧ה אָזְנְ⁠ךָ֣</w:t>
+      </w:r>
+    </w:p>
+    <w:p>
+      <w:pPr/>
+      <w:r>
+        <w:rPr>
+          <w:lang w:val="hi_IN" w:bidi="hi_IN"/>
+        </w:rPr>
+      </w:r>
+      <w:r>
+        <w:rPr>
           <w:b/>
           <w:lang w:val="hi_IN" w:bidi="hi_IN"/>
         </w:rPr>
@@ -20631,6 +23333,20 @@
       </w:r>
       <w:r>
         <w:rPr>
+          <w:lang w:val="hi_IN" w:bidi="hi_IN"/>
+        </w:rPr>
+        <w:t>נֶ֥גֶד הַֽ⁠יֹּשְׁבִים֮</w:t>
+      </w:r>
+    </w:p>
+    <w:p>
+      <w:pPr/>
+      <w:r>
+        <w:rPr>
+          <w:lang w:val="hi_IN" w:bidi="hi_IN"/>
+        </w:rPr>
+      </w:r>
+      <w:r>
+        <w:rPr>
           <w:b/>
           <w:lang w:val="hi_IN" w:bidi="hi_IN"/>
         </w:rPr>
@@ -20771,6 +23487,20 @@
       </w:r>
       <w:r>
         <w:rPr>
+          <w:lang w:val="hi_IN" w:bidi="hi_IN"/>
+        </w:rPr>
+        <w:t>אֵ֤ין זוּלָֽתְ⁠ךָ֙ לִ⁠גְא֔וֹל וְ⁠אָנֹכִ֖י אַחֲרֶ֑י⁠ךָ</w:t>
+      </w:r>
+    </w:p>
+    <w:p>
+      <w:pPr/>
+      <w:r>
+        <w:rPr>
+          <w:lang w:val="hi_IN" w:bidi="hi_IN"/>
+        </w:rPr>
+      </w:r>
+      <w:r>
+        <w:rPr>
           <w:b/>
           <w:lang w:val="hi_IN" w:bidi="hi_IN"/>
         </w:rPr>
@@ -20867,6 +23597,20 @@
       </w:r>
       <w:r>
         <w:rPr>
+          <w:lang w:val="hi_IN" w:bidi="hi_IN"/>
+        </w:rPr>
+        <w:t>אָנֹכִ֥י אֶגְאָֽל</w:t>
+      </w:r>
+    </w:p>
+    <w:p>
+      <w:pPr/>
+      <w:r>
+        <w:rPr>
+          <w:lang w:val="hi_IN" w:bidi="hi_IN"/>
+        </w:rPr>
+      </w:r>
+      <w:r>
+        <w:rPr>
           <w:b/>
           <w:lang w:val="hi_IN" w:bidi="hi_IN"/>
         </w:rPr>
@@ -20956,6 +23700,20 @@
       </w:r>
       <w:r>
         <w:rPr>
+          <w:lang w:val="hi_IN" w:bidi="hi_IN"/>
+        </w:rPr>
+        <w:t>בְּ⁠יוֹם</w:t>
+      </w:r>
+    </w:p>
+    <w:p>
+      <w:pPr/>
+      <w:r>
+        <w:rPr>
+          <w:lang w:val="hi_IN" w:bidi="hi_IN"/>
+        </w:rPr>
+      </w:r>
+      <w:r>
+        <w:rPr>
           <w:b/>
           <w:lang w:val="hi_IN" w:bidi="hi_IN"/>
         </w:rPr>
@@ -21052,6 +23810,20 @@
       </w:r>
       <w:r>
         <w:rPr>
+          <w:lang w:val="hi_IN" w:bidi="hi_IN"/>
+        </w:rPr>
+        <w:t>מִ⁠יַּ֣ד נָעֳמִ֑י</w:t>
+      </w:r>
+    </w:p>
+    <w:p>
+      <w:pPr/>
+      <w:r>
+        <w:rPr>
+          <w:lang w:val="hi_IN" w:bidi="hi_IN"/>
+        </w:rPr>
+      </w:r>
+      <w:r>
+        <w:rPr>
           <w:b/>
           <w:lang w:val="hi_IN" w:bidi="hi_IN"/>
         </w:rPr>
@@ -21135,6 +23907,20 @@
       </w:r>
       <w:r>
         <w:rPr>
+          <w:lang w:val="hi_IN" w:bidi="hi_IN"/>
+        </w:rPr>
+        <w:t>וּ֠⁠מֵ⁠אֵת ר֣וּת &amp; קָנִ֔יתָה</w:t>
+      </w:r>
+    </w:p>
+    <w:p>
+      <w:pPr/>
+      <w:r>
+        <w:rPr>
+          <w:lang w:val="hi_IN" w:bidi="hi_IN"/>
+        </w:rPr>
+      </w:r>
+      <w:r>
+        <w:rPr>
           <w:b/>
           <w:lang w:val="hi_IN" w:bidi="hi_IN"/>
         </w:rPr>
@@ -21289,6 +24075,20 @@
       </w:r>
       <w:r>
         <w:rPr>
+          <w:lang w:val="hi_IN" w:bidi="hi_IN"/>
+        </w:rPr>
+        <w:t>לְ⁠הָקִ֥ים שֵׁם־הַ⁠מֵּ֖ת עַל־נַחֲלָתֽ⁠וֹ</w:t>
+      </w:r>
+    </w:p>
+    <w:p>
+      <w:pPr/>
+      <w:r>
+        <w:rPr>
+          <w:lang w:val="hi_IN" w:bidi="hi_IN"/>
+        </w:rPr>
+      </w:r>
+      <w:r>
+        <w:rPr>
           <w:b/>
           <w:lang w:val="hi_IN" w:bidi="hi_IN"/>
         </w:rPr>
@@ -21353,6 +24153,20 @@
       </w:r>
       <w:r>
         <w:rPr>
+          <w:lang w:val="hi_IN" w:bidi="hi_IN"/>
+        </w:rPr>
+        <w:t>הַ⁠מֵּת֙ &amp; הַ⁠מֵּ֖ת</w:t>
+      </w:r>
+    </w:p>
+    <w:p>
+      <w:pPr/>
+      <w:r>
+        <w:rPr>
+          <w:lang w:val="hi_IN" w:bidi="hi_IN"/>
+        </w:rPr>
+      </w:r>
+      <w:r>
+        <w:rPr>
           <w:b/>
           <w:lang w:val="hi_IN" w:bidi="hi_IN"/>
         </w:rPr>
@@ -21436,6 +24250,20 @@
       </w:r>
       <w:r>
         <w:rPr>
+          <w:lang w:val="hi_IN" w:bidi="hi_IN"/>
+        </w:rPr>
+        <w:t>אַשְׁחִ֖ית אֶת־נַחֲלָתִ֑⁠י</w:t>
+      </w:r>
+    </w:p>
+    <w:p>
+      <w:pPr/>
+      <w:r>
+        <w:rPr>
+          <w:lang w:val="hi_IN" w:bidi="hi_IN"/>
+        </w:rPr>
+      </w:r>
+      <w:r>
+        <w:rPr>
           <w:b/>
           <w:lang w:val="hi_IN" w:bidi="hi_IN"/>
         </w:rPr>
@@ -21512,6 +24340,20 @@
       </w:r>
       <w:r>
         <w:rPr>
+          <w:lang w:val="hi_IN" w:bidi="hi_IN"/>
+        </w:rPr>
+        <w:t>גְּאַל־לְ⁠ךָ֤ אַתָּה֙ אֶת־גְּאֻלָּתִ֔⁠י</w:t>
+      </w:r>
+    </w:p>
+    <w:p>
+      <w:pPr/>
+      <w:r>
+        <w:rPr>
+          <w:lang w:val="hi_IN" w:bidi="hi_IN"/>
+        </w:rPr>
+      </w:r>
+      <w:r>
+        <w:rPr>
           <w:b/>
           <w:lang w:val="hi_IN" w:bidi="hi_IN"/>
         </w:rPr>
@@ -21589,6 +24431,20 @@
       </w:r>
       <w:r>
         <w:rPr>
+          <w:lang w:val="hi_IN" w:bidi="hi_IN"/>
+        </w:rPr>
+        <w:t>וְ⁠זֹאת֩</w:t>
+      </w:r>
+    </w:p>
+    <w:p>
+      <w:pPr/>
+      <w:r>
+        <w:rPr>
+          <w:lang w:val="hi_IN" w:bidi="hi_IN"/>
+        </w:rPr>
+      </w:r>
+      <w:r>
+        <w:rPr>
           <w:b/>
           <w:lang w:val="hi_IN" w:bidi="hi_IN"/>
         </w:rPr>
@@ -21679,6 +24535,20 @@
       </w:r>
       <w:r>
         <w:rPr>
+          <w:lang w:val="hi_IN" w:bidi="hi_IN"/>
+        </w:rPr>
+        <w:t>וְ⁠זֹאת֩</w:t>
+      </w:r>
+    </w:p>
+    <w:p>
+      <w:pPr/>
+      <w:r>
+        <w:rPr>
+          <w:lang w:val="hi_IN" w:bidi="hi_IN"/>
+        </w:rPr>
+      </w:r>
+      <w:r>
+        <w:rPr>
           <w:b/>
           <w:lang w:val="hi_IN" w:bidi="hi_IN"/>
         </w:rPr>
@@ -21769,6 +24639,20 @@
       </w:r>
       <w:r>
         <w:rPr>
+          <w:lang w:val="hi_IN" w:bidi="hi_IN"/>
+        </w:rPr>
+        <w:t>לְ⁠פָנִ֨ים</w:t>
+      </w:r>
+    </w:p>
+    <w:p>
+      <w:pPr/>
+      <w:r>
+        <w:rPr>
+          <w:lang w:val="hi_IN" w:bidi="hi_IN"/>
+        </w:rPr>
+      </w:r>
+      <w:r>
+        <w:rPr>
           <w:b/>
           <w:lang w:val="hi_IN" w:bidi="hi_IN"/>
         </w:rPr>
@@ -21872,6 +24756,20 @@
       </w:r>
       <w:r>
         <w:rPr>
+          <w:lang w:val="hi_IN" w:bidi="hi_IN"/>
+        </w:rPr>
+        <w:t>לְ⁠רֵעֵ֑⁠הוּ</w:t>
+      </w:r>
+    </w:p>
+    <w:p>
+      <w:pPr/>
+      <w:r>
+        <w:rPr>
+          <w:lang w:val="hi_IN" w:bidi="hi_IN"/>
+        </w:rPr>
+      </w:r>
+      <w:r>
+        <w:rPr>
           <w:b/>
           <w:lang w:val="hi_IN" w:bidi="hi_IN"/>
         </w:rPr>
@@ -21942,6 +24840,20 @@
       </w:r>
       <w:r>
         <w:rPr>
+          <w:lang w:val="hi_IN" w:bidi="hi_IN"/>
+        </w:rPr>
+        <w:t>וַ⁠יֹּ֧אמֶר הַ⁠גֹּאֵ֛ל לְ⁠בֹ֖עַז קְנֵה־לָ֑⁠ךְ וַ⁠יִּשְׁלֹ֖ף נַעֲלֽ⁠וֹ</w:t>
+      </w:r>
+    </w:p>
+    <w:p>
+      <w:pPr/>
+      <w:r>
+        <w:rPr>
+          <w:lang w:val="hi_IN" w:bidi="hi_IN"/>
+        </w:rPr>
+      </w:r>
+      <w:r>
+        <w:rPr>
           <w:b/>
           <w:lang w:val="hi_IN" w:bidi="hi_IN"/>
         </w:rPr>
@@ -22025,6 +24937,20 @@
       </w:r>
       <w:r>
         <w:rPr>
+          <w:lang w:val="hi_IN" w:bidi="hi_IN"/>
+        </w:rPr>
+        <w:t>וַ⁠יֹּ֧אמֶר הַ⁠גֹּאֵ֛ל לְ⁠בֹ֖עַז קְנֵה־לָ֑⁠ךְ וַ⁠יִּשְׁלֹ֖ף נַעֲלֽ⁠וֹ</w:t>
+      </w:r>
+    </w:p>
+    <w:p>
+      <w:pPr/>
+      <w:r>
+        <w:rPr>
+          <w:lang w:val="hi_IN" w:bidi="hi_IN"/>
+        </w:rPr>
+      </w:r>
+      <w:r>
+        <w:rPr>
           <w:b/>
           <w:lang w:val="hi_IN" w:bidi="hi_IN"/>
         </w:rPr>
@@ -22101,6 +25027,20 @@
       </w:r>
       <w:r>
         <w:rPr>
+          <w:lang w:val="hi_IN" w:bidi="hi_IN"/>
+        </w:rPr>
+        <w:t>וַ⁠יִּשְׁלֹ֖ף נַעֲלֽ⁠וֹ</w:t>
+      </w:r>
+    </w:p>
+    <w:p>
+      <w:pPr/>
+      <w:r>
+        <w:rPr>
+          <w:lang w:val="hi_IN" w:bidi="hi_IN"/>
+        </w:rPr>
+      </w:r>
+      <w:r>
+        <w:rPr>
           <w:b/>
           <w:lang w:val="hi_IN" w:bidi="hi_IN"/>
         </w:rPr>
@@ -22198,6 +25138,20 @@
       </w:r>
       <w:r>
         <w:rPr>
+          <w:lang w:val="hi_IN" w:bidi="hi_IN"/>
+        </w:rPr>
+        <w:t>לַ⁠זְּקֵנִ֜ים וְ⁠כָל־הָ⁠עָ֗ם</w:t>
+      </w:r>
+    </w:p>
+    <w:p>
+      <w:pPr/>
+      <w:r>
+        <w:rPr>
+          <w:lang w:val="hi_IN" w:bidi="hi_IN"/>
+        </w:rPr>
+      </w:r>
+      <w:r>
+        <w:rPr>
           <w:b/>
           <w:lang w:val="hi_IN" w:bidi="hi_IN"/>
         </w:rPr>
@@ -22281,6 +25235,20 @@
       </w:r>
       <w:r>
         <w:rPr>
+          <w:lang w:val="hi_IN" w:bidi="hi_IN"/>
+        </w:rPr>
+        <w:t>מִ⁠יַּ֖ד נָעֳמִֽי</w:t>
+      </w:r>
+    </w:p>
+    <w:p>
+      <w:pPr/>
+      <w:r>
+        <w:rPr>
+          <w:lang w:val="hi_IN" w:bidi="hi_IN"/>
+        </w:rPr>
+      </w:r>
+      <w:r>
+        <w:rPr>
           <w:b/>
           <w:lang w:val="hi_IN" w:bidi="hi_IN"/>
         </w:rPr>
@@ -22453,6 +25421,20 @@
       </w:r>
       <w:r>
         <w:rPr>
+          <w:lang w:val="hi_IN" w:bidi="hi_IN"/>
+        </w:rPr>
+        <w:t>וְ⁠גַ֣ם</w:t>
+      </w:r>
+    </w:p>
+    <w:p>
+      <w:pPr/>
+      <w:r>
+        <w:rPr>
+          <w:lang w:val="hi_IN" w:bidi="hi_IN"/>
+        </w:rPr>
+      </w:r>
+      <w:r>
+        <w:rPr>
           <w:b/>
           <w:lang w:val="hi_IN" w:bidi="hi_IN"/>
         </w:rPr>
@@ -22536,6 +25518,20 @@
       </w:r>
       <w:r>
         <w:rPr>
+          <w:lang w:val="hi_IN" w:bidi="hi_IN"/>
+        </w:rPr>
+        <w:t>לְ⁠הָקִ֤ים שֵׁם־הַ⁠מֵּת֙ עַל־נַ֣חֲלָת֔⁠וֹ</w:t>
+      </w:r>
+    </w:p>
+    <w:p>
+      <w:pPr/>
+      <w:r>
+        <w:rPr>
+          <w:lang w:val="hi_IN" w:bidi="hi_IN"/>
+        </w:rPr>
+      </w:r>
+      <w:r>
+        <w:rPr>
           <w:b/>
           <w:lang w:val="hi_IN" w:bidi="hi_IN"/>
         </w:rPr>
@@ -22588,6 +25584,20 @@
         <w:rPr>
           <w:lang w:val="hi_IN" w:bidi="hi_IN"/>
         </w:rPr>
+      </w:r>
+    </w:p>
+    <w:p>
+      <w:pPr/>
+      <w:r>
+        <w:rPr>
+          <w:lang w:val="hi_IN" w:bidi="hi_IN"/>
+        </w:rPr>
+      </w:r>
+      <w:r>
+        <w:rPr>
+          <w:lang w:val="hi_IN" w:bidi="hi_IN"/>
+        </w:rPr>
+        <w:t>הַ⁠מֵּת֙ &amp; הַ⁠מֵּ֛ת</w:t>
       </w:r>
     </w:p>
     <w:p>
@@ -22726,6 +25736,20 @@
       </w:r>
       <w:r>
         <w:rPr>
+          <w:lang w:val="hi_IN" w:bidi="hi_IN"/>
+        </w:rPr>
+        <w:t>וְ⁠לֹא־יִכָּרֵ֧ת שֵׁם־הַ⁠מֵּ֛ת מֵ⁠עִ֥ם אֶחָ֖י⁠ו וּ⁠מִ⁠שַּׁ֣עַר מְקוֹמ֑⁠וֹ</w:t>
+      </w:r>
+    </w:p>
+    <w:p>
+      <w:pPr/>
+      <w:r>
+        <w:rPr>
+          <w:lang w:val="hi_IN" w:bidi="hi_IN"/>
+        </w:rPr>
+      </w:r>
+      <w:r>
+        <w:rPr>
           <w:b/>
           <w:lang w:val="hi_IN" w:bidi="hi_IN"/>
         </w:rPr>
@@ -22835,6 +25859,20 @@
       </w:r>
       <w:r>
         <w:rPr>
+          <w:lang w:val="hi_IN" w:bidi="hi_IN"/>
+        </w:rPr>
+        <w:t>וְ⁠לֹא־יִכָּרֵ֧ת שֵׁם־הַ⁠מֵּ֛ת מֵ⁠עִ֥ם אֶחָ֖י⁠ו וּ⁠מִ⁠שַּׁ֣עַר מְקוֹמ֑⁠וֹ</w:t>
+      </w:r>
+    </w:p>
+    <w:p>
+      <w:pPr/>
+      <w:r>
+        <w:rPr>
+          <w:lang w:val="hi_IN" w:bidi="hi_IN"/>
+        </w:rPr>
+      </w:r>
+      <w:r>
+        <w:rPr>
           <w:b/>
           <w:lang w:val="hi_IN" w:bidi="hi_IN"/>
         </w:rPr>
@@ -22931,6 +25969,20 @@
       </w:r>
       <w:r>
         <w:rPr>
+          <w:lang w:val="hi_IN" w:bidi="hi_IN"/>
+        </w:rPr>
+        <w:t>וּ⁠מִ⁠שַּׁ֣עַר מְקוֹמ֑⁠וֹ</w:t>
+      </w:r>
+    </w:p>
+    <w:p>
+      <w:pPr/>
+      <w:r>
+        <w:rPr>
+          <w:lang w:val="hi_IN" w:bidi="hi_IN"/>
+        </w:rPr>
+      </w:r>
+      <w:r>
+        <w:rPr>
           <w:b/>
           <w:lang w:val="hi_IN" w:bidi="hi_IN"/>
         </w:rPr>
@@ -23078,6 +26130,20 @@
       </w:r>
       <w:r>
         <w:rPr>
+          <w:lang w:val="hi_IN" w:bidi="hi_IN"/>
+        </w:rPr>
+        <w:t>הָ⁠עָ֧ם אֲשֶׁר־בַּ⁠שַּׁ֛עַר</w:t>
+      </w:r>
+    </w:p>
+    <w:p>
+      <w:pPr/>
+      <w:r>
+        <w:rPr>
+          <w:lang w:val="hi_IN" w:bidi="hi_IN"/>
+        </w:rPr>
+      </w:r>
+      <w:r>
+        <w:rPr>
           <w:b/>
           <w:lang w:val="hi_IN" w:bidi="hi_IN"/>
         </w:rPr>
@@ -23168,6 +26234,20 @@
       </w:r>
       <w:r>
         <w:rPr>
+          <w:lang w:val="hi_IN" w:bidi="hi_IN"/>
+        </w:rPr>
+        <w:t>הַ⁠בָּאָ֣ה אֶל־בֵּיתֶ֗⁠ךָ</w:t>
+      </w:r>
+    </w:p>
+    <w:p>
+      <w:pPr/>
+      <w:r>
+        <w:rPr>
+          <w:lang w:val="hi_IN" w:bidi="hi_IN"/>
+        </w:rPr>
+      </w:r>
+      <w:r>
+        <w:rPr>
           <w:b/>
           <w:lang w:val="hi_IN" w:bidi="hi_IN"/>
         </w:rPr>
@@ -23264,6 +26344,20 @@
       </w:r>
       <w:r>
         <w:rPr>
+          <w:lang w:val="hi_IN" w:bidi="hi_IN"/>
+        </w:rPr>
+        <w:t>יִתֵּן֩ יְהוָ֨ה אֶֽת־הָ⁠אִשָּׁ֜ה הַ⁠בָּאָ֣ה אֶל־בֵּיתֶ֗⁠ךָ כְּ⁠רָחֵ֤ל ׀ וּ⁠כְ⁠לֵאָה֙ אֲשֶׁ֨ר בָּנ֤וּ שְׁתֵּי⁠הֶם֙ אֶת־בֵּ֣ית יִשְׂרָאֵ֔ל</w:t>
+      </w:r>
+    </w:p>
+    <w:p>
+      <w:pPr/>
+      <w:r>
+        <w:rPr>
+          <w:lang w:val="hi_IN" w:bidi="hi_IN"/>
+        </w:rPr>
+      </w:r>
+      <w:r>
+        <w:rPr>
           <w:b/>
           <w:lang w:val="hi_IN" w:bidi="hi_IN"/>
         </w:rPr>
@@ -23347,6 +26441,20 @@
       </w:r>
       <w:r>
         <w:rPr>
+          <w:lang w:val="hi_IN" w:bidi="hi_IN"/>
+        </w:rPr>
+        <w:t>כְּ⁠רָחֵ֤ל ׀ וּ⁠כְ⁠לֵאָה֙ אֲשֶׁ֨ר בָּנ֤וּ שְׁתֵּי⁠הֶם֙ אֶת־בֵּ֣ית יִשְׂרָאֵ֔ל</w:t>
+      </w:r>
+    </w:p>
+    <w:p>
+      <w:pPr/>
+      <w:r>
+        <w:rPr>
+          <w:lang w:val="hi_IN" w:bidi="hi_IN"/>
+        </w:rPr>
+      </w:r>
+      <w:r>
+        <w:rPr>
           <w:b/>
           <w:lang w:val="hi_IN" w:bidi="hi_IN"/>
         </w:rPr>
@@ -23410,6 +26518,20 @@
       </w:r>
       <w:r>
         <w:rPr>
+          <w:lang w:val="hi_IN" w:bidi="hi_IN"/>
+        </w:rPr>
+        <w:t>בָּנ֤וּ &amp; אֶת־בֵּ֣ית יִשְׂרָאֵ֔ל</w:t>
+      </w:r>
+    </w:p>
+    <w:p>
+      <w:pPr/>
+      <w:r>
+        <w:rPr>
+          <w:lang w:val="hi_IN" w:bidi="hi_IN"/>
+        </w:rPr>
+      </w:r>
+      <w:r>
+        <w:rPr>
           <w:b/>
           <w:lang w:val="hi_IN" w:bidi="hi_IN"/>
         </w:rPr>
@@ -23487,6 +26609,20 @@
       </w:r>
       <w:r>
         <w:rPr>
+          <w:lang w:val="hi_IN" w:bidi="hi_IN"/>
+        </w:rPr>
+        <w:t>וַ⁠עֲשֵׂה־חַ֣יִל בְּ⁠אֶפְרָ֔תָה וּ⁠קְרָא־שֵׁ֖ם בְּ⁠בֵ֥ית לָֽחֶם</w:t>
+      </w:r>
+    </w:p>
+    <w:p>
+      <w:pPr/>
+      <w:r>
+        <w:rPr>
+          <w:lang w:val="hi_IN" w:bidi="hi_IN"/>
+        </w:rPr>
+      </w:r>
+      <w:r>
+        <w:rPr>
           <w:b/>
           <w:lang w:val="hi_IN" w:bidi="hi_IN"/>
         </w:rPr>
@@ -23583,6 +26719,20 @@
       </w:r>
       <w:r>
         <w:rPr>
+          <w:lang w:val="hi_IN" w:bidi="hi_IN"/>
+        </w:rPr>
+        <w:t>וַ⁠עֲשֵׂה־חַ֣יִל בְּ⁠אֶפְרָ֔תָה וּ⁠קְרָא־שֵׁ֖ם בְּ⁠בֵ֥ית לָֽחֶם</w:t>
+      </w:r>
+    </w:p>
+    <w:p>
+      <w:pPr/>
+      <w:r>
+        <w:rPr>
+          <w:lang w:val="hi_IN" w:bidi="hi_IN"/>
+        </w:rPr>
+      </w:r>
+      <w:r>
+        <w:rPr>
           <w:b/>
           <w:lang w:val="hi_IN" w:bidi="hi_IN"/>
         </w:rPr>
@@ -23679,6 +26829,20 @@
       </w:r>
       <w:r>
         <w:rPr>
+          <w:lang w:val="hi_IN" w:bidi="hi_IN"/>
+        </w:rPr>
+        <w:t>וִ⁠יהִ֤י בֵֽיתְ⁠ךָ֙ כְּ⁠בֵ֣ית פֶּ֔רֶץ</w:t>
+      </w:r>
+    </w:p>
+    <w:p>
+      <w:pPr/>
+      <w:r>
+        <w:rPr>
+          <w:lang w:val="hi_IN" w:bidi="hi_IN"/>
+        </w:rPr>
+      </w:r>
+      <w:r>
+        <w:rPr>
           <w:b/>
           <w:lang w:val="hi_IN" w:bidi="hi_IN"/>
         </w:rPr>
@@ -23788,6 +26952,20 @@
       </w:r>
       <w:r>
         <w:rPr>
+          <w:lang w:val="hi_IN" w:bidi="hi_IN"/>
+        </w:rPr>
+        <w:t>מִן־הַ⁠זֶּ֗רַע אֲשֶׁ֨ר יִתֵּ֤ן יְהוָה֙ לְ⁠ךָ֔</w:t>
+      </w:r>
+    </w:p>
+    <w:p>
+      <w:pPr/>
+      <w:r>
+        <w:rPr>
+          <w:lang w:val="hi_IN" w:bidi="hi_IN"/>
+        </w:rPr>
+      </w:r>
+      <w:r>
+        <w:rPr>
           <w:b/>
           <w:lang w:val="hi_IN" w:bidi="hi_IN"/>
         </w:rPr>
@@ -23864,6 +27042,20 @@
       </w:r>
       <w:r>
         <w:rPr>
+          <w:lang w:val="hi_IN" w:bidi="hi_IN"/>
+        </w:rPr>
+        <w:t>וַ⁠יִּקַּ֨ח בֹּ֤עַז אֶת־רוּת֙ וַ⁠תְּהִי־ל֣⁠וֹ לְ⁠אִשָּׁ֔ה</w:t>
+      </w:r>
+    </w:p>
+    <w:p>
+      <w:pPr/>
+      <w:r>
+        <w:rPr>
+          <w:lang w:val="hi_IN" w:bidi="hi_IN"/>
+        </w:rPr>
+      </w:r>
+      <w:r>
+        <w:rPr>
           <w:b/>
           <w:lang w:val="hi_IN" w:bidi="hi_IN"/>
         </w:rPr>
@@ -23947,6 +27139,20 @@
       </w:r>
       <w:r>
         <w:rPr>
+          <w:lang w:val="hi_IN" w:bidi="hi_IN"/>
+        </w:rPr>
+        <w:t>וַ⁠יִּקַּ֨ח בֹּ֤עַז אֶת־רוּת֙</w:t>
+      </w:r>
+    </w:p>
+    <w:p>
+      <w:pPr/>
+      <w:r>
+        <w:rPr>
+          <w:lang w:val="hi_IN" w:bidi="hi_IN"/>
+        </w:rPr>
+      </w:r>
+      <w:r>
+        <w:rPr>
           <w:b/>
           <w:lang w:val="hi_IN" w:bidi="hi_IN"/>
         </w:rPr>
@@ -24069,6 +27275,20 @@
       </w:r>
       <w:r>
         <w:rPr>
+          <w:lang w:val="hi_IN" w:bidi="hi_IN"/>
+        </w:rPr>
+        <w:t>וַ⁠יָּבֹ֖א אֵלֶ֑י⁠הָ</w:t>
+      </w:r>
+    </w:p>
+    <w:p>
+      <w:pPr/>
+      <w:r>
+        <w:rPr>
+          <w:lang w:val="hi_IN" w:bidi="hi_IN"/>
+        </w:rPr>
+      </w:r>
+      <w:r>
+        <w:rPr>
           <w:b/>
           <w:lang w:val="hi_IN" w:bidi="hi_IN"/>
         </w:rPr>
@@ -24165,6 +27385,20 @@
       </w:r>
       <w:r>
         <w:rPr>
+          <w:lang w:val="hi_IN" w:bidi="hi_IN"/>
+        </w:rPr>
+        <w:t>הַ⁠נָּשִׁים֙</w:t>
+      </w:r>
+    </w:p>
+    <w:p>
+      <w:pPr/>
+      <w:r>
+        <w:rPr>
+          <w:lang w:val="hi_IN" w:bidi="hi_IN"/>
+        </w:rPr>
+      </w:r>
+      <w:r>
+        <w:rPr>
           <w:b/>
           <w:lang w:val="hi_IN" w:bidi="hi_IN"/>
         </w:rPr>
@@ -24248,6 +27482,20 @@
       </w:r>
       <w:r>
         <w:rPr>
+          <w:lang w:val="hi_IN" w:bidi="hi_IN"/>
+        </w:rPr>
+        <w:t>בָּר֣וּךְ יְהוָ֔ה</w:t>
+      </w:r>
+    </w:p>
+    <w:p>
+      <w:pPr/>
+      <w:r>
+        <w:rPr>
+          <w:lang w:val="hi_IN" w:bidi="hi_IN"/>
+        </w:rPr>
+      </w:r>
+      <w:r>
+        <w:rPr>
           <w:b/>
           <w:lang w:val="hi_IN" w:bidi="hi_IN"/>
         </w:rPr>
@@ -24311,6 +27559,20 @@
       </w:r>
       <w:r>
         <w:rPr>
+          <w:lang w:val="hi_IN" w:bidi="hi_IN"/>
+        </w:rPr>
+        <w:t>לֹ֣א הִשְׁבִּ֥ית לָ֛⁠ךְ גֹּאֵ֖ל הַ⁠יּ֑וֹם</w:t>
+      </w:r>
+    </w:p>
+    <w:p>
+      <w:pPr/>
+      <w:r>
+        <w:rPr>
+          <w:lang w:val="hi_IN" w:bidi="hi_IN"/>
+        </w:rPr>
+      </w:r>
+      <w:r>
+        <w:rPr>
           <w:b/>
           <w:lang w:val="hi_IN" w:bidi="hi_IN"/>
         </w:rPr>
@@ -24394,6 +27656,20 @@
       </w:r>
       <w:r>
         <w:rPr>
+          <w:lang w:val="hi_IN" w:bidi="hi_IN"/>
+        </w:rPr>
+        <w:t>וְ⁠יִקָּרֵ֥א שְׁמ֖⁠וֹ</w:t>
+      </w:r>
+    </w:p>
+    <w:p>
+      <w:pPr/>
+      <w:r>
+        <w:rPr>
+          <w:lang w:val="hi_IN" w:bidi="hi_IN"/>
+        </w:rPr>
+      </w:r>
+      <w:r>
+        <w:rPr>
           <w:b/>
           <w:lang w:val="hi_IN" w:bidi="hi_IN"/>
         </w:rPr>
@@ -24457,6 +27733,20 @@
       </w:r>
       <w:r>
         <w:rPr>
+          <w:lang w:val="hi_IN" w:bidi="hi_IN"/>
+        </w:rPr>
+        <w:t>וְ⁠יִקָּרֵ֥א שְׁמ֖⁠וֹ בְּ⁠יִשְׂרָאֵֽל</w:t>
+      </w:r>
+    </w:p>
+    <w:p>
+      <w:pPr/>
+      <w:r>
+        <w:rPr>
+          <w:lang w:val="hi_IN" w:bidi="hi_IN"/>
+        </w:rPr>
+      </w:r>
+      <w:r>
+        <w:rPr>
           <w:b/>
           <w:lang w:val="hi_IN" w:bidi="hi_IN"/>
         </w:rPr>
@@ -24553,6 +27843,20 @@
       </w:r>
       <w:r>
         <w:rPr>
+          <w:lang w:val="hi_IN" w:bidi="hi_IN"/>
+        </w:rPr>
+        <w:t>לְ⁠מֵשִׁ֣יב נֶ֔פֶשׁ</w:t>
+      </w:r>
+    </w:p>
+    <w:p>
+      <w:pPr/>
+      <w:r>
+        <w:rPr>
+          <w:lang w:val="hi_IN" w:bidi="hi_IN"/>
+        </w:rPr>
+      </w:r>
+      <w:r>
+        <w:rPr>
           <w:b/>
           <w:lang w:val="hi_IN" w:bidi="hi_IN"/>
         </w:rPr>
@@ -24616,6 +27920,20 @@
       </w:r>
       <w:r>
         <w:rPr>
+          <w:lang w:val="hi_IN" w:bidi="hi_IN"/>
+        </w:rPr>
+        <w:t>וּ⁠לְ⁠כַלְכֵּ֖ל אֶת־שֵׂיבָתֵ֑⁠ךְ</w:t>
+      </w:r>
+    </w:p>
+    <w:p>
+      <w:pPr/>
+      <w:r>
+        <w:rPr>
+          <w:lang w:val="hi_IN" w:bidi="hi_IN"/>
+        </w:rPr>
+      </w:r>
+      <w:r>
+        <w:rPr>
           <w:b/>
           <w:lang w:val="hi_IN" w:bidi="hi_IN"/>
         </w:rPr>
@@ -24680,6 +27998,20 @@
       </w:r>
       <w:r>
         <w:rPr>
+          <w:lang w:val="hi_IN" w:bidi="hi_IN"/>
+        </w:rPr>
+        <w:t>כִּ֣י</w:t>
+      </w:r>
+    </w:p>
+    <w:p>
+      <w:pPr/>
+      <w:r>
+        <w:rPr>
+          <w:lang w:val="hi_IN" w:bidi="hi_IN"/>
+        </w:rPr>
+      </w:r>
+      <w:r>
+        <w:rPr>
           <w:b/>
           <w:lang w:val="hi_IN" w:bidi="hi_IN"/>
         </w:rPr>
@@ -24770,6 +28102,20 @@
       </w:r>
       <w:r>
         <w:rPr>
+          <w:lang w:val="hi_IN" w:bidi="hi_IN"/>
+        </w:rPr>
+        <w:t>ט֣וֹבָה לָ֔⁠ךְ מִ⁠שִּׁבְעָ֖ה בָּנִֽים</w:t>
+      </w:r>
+    </w:p>
+    <w:p>
+      <w:pPr/>
+      <w:r>
+        <w:rPr>
+          <w:lang w:val="hi_IN" w:bidi="hi_IN"/>
+        </w:rPr>
+      </w:r>
+      <w:r>
+        <w:rPr>
           <w:b/>
           <w:lang w:val="hi_IN" w:bidi="hi_IN"/>
         </w:rPr>
@@ -24866,6 +28212,20 @@
       </w:r>
       <w:r>
         <w:rPr>
+          <w:lang w:val="hi_IN" w:bidi="hi_IN"/>
+        </w:rPr>
+        <w:t>וַ⁠תִּקַּ֨ח נָעֳמִ֤י אֶת־הַ⁠יֶּ֨לֶד֙</w:t>
+      </w:r>
+    </w:p>
+    <w:p>
+      <w:pPr/>
+      <w:r>
+        <w:rPr>
+          <w:lang w:val="hi_IN" w:bidi="hi_IN"/>
+        </w:rPr>
+      </w:r>
+      <w:r>
+        <w:rPr>
           <w:b/>
           <w:lang w:val="hi_IN" w:bidi="hi_IN"/>
         </w:rPr>
@@ -25013,6 +28373,20 @@
       </w:r>
       <w:r>
         <w:rPr>
+          <w:lang w:val="hi_IN" w:bidi="hi_IN"/>
+        </w:rPr>
+        <w:t>וַ⁠תִּקְרֶאנָה֩ ל֨⁠וֹ הַ⁠שְּׁכֵנ֥וֹת שֵׁם֙ לֵ⁠אמֹ֔ר &amp; וַ⁠תִּקְרֶ֤אנָֽה שְׁמ⁠וֹ֙ עוֹבֵ֔ד</w:t>
+      </w:r>
+    </w:p>
+    <w:p>
+      <w:pPr/>
+      <w:r>
+        <w:rPr>
+          <w:lang w:val="hi_IN" w:bidi="hi_IN"/>
+        </w:rPr>
+      </w:r>
+      <w:r>
+        <w:rPr>
           <w:b/>
           <w:lang w:val="hi_IN" w:bidi="hi_IN"/>
         </w:rPr>
@@ -25109,6 +28483,20 @@
       </w:r>
       <w:r>
         <w:rPr>
+          <w:lang w:val="hi_IN" w:bidi="hi_IN"/>
+        </w:rPr>
+        <w:t>יֻלַּד־בֵּ֖ן לְ⁠נָעֳמִ֑י</w:t>
+      </w:r>
+    </w:p>
+    <w:p>
+      <w:pPr/>
+      <w:r>
+        <w:rPr>
+          <w:lang w:val="hi_IN" w:bidi="hi_IN"/>
+        </w:rPr>
+      </w:r>
+      <w:r>
+        <w:rPr>
           <w:b/>
           <w:lang w:val="hi_IN" w:bidi="hi_IN"/>
         </w:rPr>
@@ -25179,6 +28567,20 @@
       </w:r>
       <w:r>
         <w:rPr>
+          <w:lang w:val="hi_IN" w:bidi="hi_IN"/>
+        </w:rPr>
+        <w:t>וַ⁠תִּקְרֶ֤אנָֽה שְׁמ⁠וֹ֙ עוֹבֵ֔ד</w:t>
+      </w:r>
+    </w:p>
+    <w:p>
+      <w:pPr/>
+      <w:r>
+        <w:rPr>
+          <w:lang w:val="hi_IN" w:bidi="hi_IN"/>
+        </w:rPr>
+      </w:r>
+      <w:r>
+        <w:rPr>
           <w:b/>
           <w:lang w:val="hi_IN" w:bidi="hi_IN"/>
         </w:rPr>
@@ -25300,6 +28702,20 @@
       </w:r>
       <w:r>
         <w:rPr>
+          <w:lang w:val="hi_IN" w:bidi="hi_IN"/>
+        </w:rPr>
+        <w:t>ה֥וּא אֲבִי־יִשַׁ֖י</w:t>
+      </w:r>
+    </w:p>
+    <w:p>
+      <w:pPr/>
+      <w:r>
+        <w:rPr>
+          <w:lang w:val="hi_IN" w:bidi="hi_IN"/>
+        </w:rPr>
+      </w:r>
+      <w:r>
+        <w:rPr>
           <w:b/>
           <w:lang w:val="hi_IN" w:bidi="hi_IN"/>
         </w:rPr>
@@ -25486,6 +28902,20 @@
       </w:r>
       <w:r>
         <w:rPr>
+          <w:lang w:val="hi_IN" w:bidi="hi_IN"/>
+        </w:rPr>
+        <w:t>תּוֹלְד֣וֹת פָּ֔רֶץ</w:t>
+      </w:r>
+    </w:p>
+    <w:p>
+      <w:pPr/>
+      <w:r>
+        <w:rPr>
+          <w:lang w:val="hi_IN" w:bidi="hi_IN"/>
+        </w:rPr>
+      </w:r>
+      <w:r>
+        <w:rPr>
           <w:b/>
           <w:lang w:val="hi_IN" w:bidi="hi_IN"/>
         </w:rPr>
@@ -25556,6 +28986,20 @@
       </w:r>
       <w:r>
         <w:rPr>
+          <w:lang w:val="hi_IN" w:bidi="hi_IN"/>
+        </w:rPr>
+        <w:t>פֶּ֖רֶץ הוֹלִ֥יד אֶת־חֶצְרֽוֹן</w:t>
+      </w:r>
+    </w:p>
+    <w:p>
+      <w:pPr/>
+      <w:r>
+        <w:rPr>
+          <w:lang w:val="hi_IN" w:bidi="hi_IN"/>
+        </w:rPr>
+      </w:r>
+      <w:r>
+        <w:rPr>
           <w:b/>
           <w:lang w:val="hi_IN" w:bidi="hi_IN"/>
         </w:rPr>
@@ -25648,6 +29092,20 @@
         <w:rPr>
           <w:lang w:val="hi_IN" w:bidi="hi_IN"/>
         </w:rPr>
+      </w:r>
+    </w:p>
+    <w:p>
+      <w:pPr/>
+      <w:r>
+        <w:rPr>
+          <w:lang w:val="hi_IN" w:bidi="hi_IN"/>
+        </w:rPr>
+      </w:r>
+      <w:r>
+        <w:rPr>
+          <w:lang w:val="hi_IN" w:bidi="hi_IN"/>
+        </w:rPr>
+        <w:t>וְ⁠חֶצְרוֹן֙ &amp; אֶת־רָ֔ם &amp; אֶת־עַמִּֽינָדָֽב</w:t>
       </w:r>
     </w:p>
     <w:p>

--- a/hin/docx/08.content.docx
+++ b/hin/docx/08.content.docx
@@ -28,49 +28,15 @@
       </w:r>
     </w:p>
     <w:p>
-      <w:pPr>
-        <w:pStyle w:val="Heading2"/>
-      </w:pPr>
-      <w:r>
-        <w:rPr>
-          <w:lang w:val="hi_IN" w:bidi="hi_IN"/>
-        </w:rPr>
-        <w:t>License Information</w:t>
-      </w:r>
-      <w:r>
-        <w:rPr>
-          <w:lang w:val="hi_IN" w:bidi="hi_IN"/>
-        </w:rPr>
-      </w:r>
-    </w:p>
-    <w:p>
-      <w:pPr/>
-      <w:r>
-        <w:rPr>
-          <w:lang w:val="hi_IN" w:bidi="hi_IN"/>
-        </w:rPr>
-      </w:r>
-      <w:r>
-        <w:rPr>
-          <w:b/>
-          <w:lang w:val="hi_IN" w:bidi="hi_IN"/>
-        </w:rPr>
-        <w:t>अनुवाद नोट्स (अनफोल्डिंग वर्ड)</w:t>
-      </w:r>
-      <w:r>
-        <w:rPr>
-          <w:lang w:val="hi_IN" w:bidi="hi_IN"/>
-        </w:rPr>
-        <w:t xml:space="preserve"> (Hindi) is based on</w:t>
-      </w:r>
-      <w:r>
-        <w:rPr>
-          <w:lang w:val="hi_IN" w:bidi="hi_IN"/>
-        </w:rPr>
-        <w:t xml:space="preserve">: </w:t>
-      </w:r>
-      <w:r>
-        <w:rPr>
+      <w:pPr/>
+      <w:r>
+        <w:rPr>
+          <w:lang w:val="hi_IN" w:bidi="hi_IN"/>
+        </w:rPr>
+      </w:r>
+      <w:r>
+        <w:rPr>
+          <w:b/>
           <w:lang w:val="hi_IN" w:bidi="hi_IN"/>
         </w:rPr>
         <w:t>unfoldingWord® Translation Notes</w:t>
@@ -79,62 +45,31 @@
         <w:rPr>
           <w:lang w:val="hi_IN" w:bidi="hi_IN"/>
         </w:rPr>
-        <w:t xml:space="preserve">, </w:t>
-      </w:r>
-      <w:hyperlink r:id="rId13">
-        <w:r>
-          <w:rPr>
-            <w:lang w:val="hi_IN" w:bidi="hi_IN"/>
-          </w:rPr>
-          <w:rPr>
-            <w:color w:val="0000EE"/>
-            <w:u w:val="single"/>
-          </w:rPr>
-          <w:t>unfoldingWord</w:t>
-        </w:r>
-      </w:hyperlink>
-      <w:r>
-        <w:rPr>
-          <w:lang w:val="hi_IN" w:bidi="hi_IN"/>
-        </w:rPr>
-        <w:t xml:space="preserve">, 2022, which is licensed under a </w:t>
-      </w:r>
-      <w:hyperlink r:id="rId14">
-        <w:r>
-          <w:rPr>
-            <w:lang w:val="hi_IN" w:bidi="hi_IN"/>
-          </w:rPr>
-          <w:rPr>
-            <w:color w:val="0000EE"/>
-            <w:u w:val="single"/>
-          </w:rPr>
-          <w:t>CC BY-SA 4.0 license</w:t>
-        </w:r>
-      </w:hyperlink>
-      <w:r>
-        <w:rPr>
-          <w:lang w:val="hi_IN" w:bidi="hi_IN"/>
-        </w:rPr>
-        <w:t>.</w:t>
-      </w:r>
-      <w:r>
-        <w:rPr>
-          <w:lang w:val="hi_IN" w:bidi="hi_IN"/>
-        </w:rPr>
-      </w:r>
-    </w:p>
-    <w:p>
-      <w:pPr/>
-      <w:r>
-        <w:rPr>
-          <w:lang w:val="hi_IN" w:bidi="hi_IN"/>
-        </w:rPr>
-      </w:r>
-      <w:r>
-        <w:rPr>
-          <w:lang w:val="hi_IN" w:bidi="hi_IN"/>
-        </w:rPr>
-        <w:t>This PDF version is provided under the same license.</w:t>
+        <w:t xml:space="preserve"> © 2022 unfoldingWord. Released under CC BY-SA 4.0 license. </w:t>
+      </w:r>
+      <w:r>
+        <w:rPr>
+          <w:lang w:val="hi_IN" w:bidi="hi_IN"/>
+        </w:rPr>
+        <w:t>unfoldingWord® Translation Notes</w:t>
+      </w:r>
+      <w:r>
+        <w:rPr>
+          <w:lang w:val="hi_IN" w:bidi="hi_IN"/>
+        </w:rPr>
+        <w:t xml:space="preserve"> has been adapted in the following languages: Tok Pisin, Arabic (عربي), French (Français), Hindi (हिंदी), Indonesian (Bahasa Indonesia), Portuguese (Português), Russian (Русский), Spanish (Español), Swahili (Kiswahili), and Simplified Chinese (简体中文) from </w:t>
+      </w:r>
+      <w:r>
+        <w:rPr>
+          <w:lang w:val="hi_IN" w:bidi="hi_IN"/>
+        </w:rPr>
+        <w:t>unfoldingWord® Translation Notes</w:t>
+      </w:r>
+      <w:r>
+        <w:rPr>
+          <w:lang w:val="hi_IN" w:bidi="hi_IN"/>
+        </w:rPr>
+        <w:t xml:space="preserve"> © 2022 unfoldingWord. Released under CC BY-SA 4.0 license by Mission Mutual</w:t>
       </w:r>
       <w:r>
         <w:rPr>
@@ -19232,7 +19167,7 @@
         </w:rPr>
         <w:t xml:space="preserve"> का अनुवाद </w:t>
       </w:r>
-      <w:hyperlink r:id="rId15">
+      <w:hyperlink r:id="rId13">
         <w:r>
           <w:rPr>
             <w:lang w:val="hi_IN" w:bidi="hi_IN"/>
@@ -25719,7 +25654,7 @@
         </w:rPr>
         <w:t xml:space="preserve"> का उपयोग संज्ञा के रूप में कर रहा है जिसका अर्थ है वह जो मर गया। आपकी भाषा भी इसी तरह विशेषणों का उपयोग कर सकती है। यदि नहीं, तो आप इस शब्द का अनुवाद एक समकक्ष वाक्यांश के साथ कर सकते हैं। देखें कि आपने इसे </w:t>
       </w:r>
-      <w:hyperlink r:id="rId16">
+      <w:hyperlink r:id="rId14">
         <w:r>
           <w:rPr>
             <w:lang w:val="hi_IN" w:bidi="hi_IN"/>

--- a/hin/docx/08.content.docx
+++ b/hin/docx/08.content.docx
@@ -144,13 +144,6 @@
       </w:r>
       <w:r>
         <w:rPr>
-          <w:i/>
-          <w:lang w:val="hi_IN" w:bidi="hi_IN"/>
-        </w:rPr>
-        <w:t>रूत - परिचय, रूत - अध्याय 1 परिचय, रूत 1:1 (#1), रूत 1:1 (#2), रूत 1:1 (#3), रूत 1:1 (#4), रूत 1:2 (#1), रूत 1:3 (#1), रूत 1:4 (#1), रूत 1:4 (#3), रूत 1:5 (#1), रूत 1:6 (#1), रूत 1:6 (#2), रूत 1:6 (#1), रूत 1:6 (#4), रूत 1:6 (#2), रूत 1:6 (#4), रूत 1:6 (#5), रूत 1:7 (#1), रूत 1:8 (#1), रूत 1:8 (#2), रूत 1:8 (#3), रूत 1:8 (#3), रूत 1:8 (#5), रूत 1:8 (#6), रूत 1:8 (#7), रूत 1:9 (#1), रूत 1:9 (#2), रूत 1:9 (#3), रूत 1:9 (#4), रूत 1:10 (#1), रूत 1:10 (#2), रूत 1:10 (#3), रूत 1:10 (#2), रूत 1:11 (#1), रूत 1:11 (#2), रूत 1:11 (#1), रूत 1:11 (#2), रूत 1:12 (#1), रूत 1:12 (#2), रूत 1:12 (#3), रूत 1:13 (#1), रूत 1:13 (#2), रूत 1:13 (#3), रूत 1:13 (#4), रूत 1:13 (#5), रूत 1:14 (#1), रूत 1:14 (#2), रूत 1:15 (#1), रूत 1:15 (#2), रूत 1:15 (#3), रूत 1:15 (#3), रूत 1:15 (#5), रूत 1:16 (#1), रूत 1:16 (#2), रूत 1:16 (#2), रूत 1:17 (#2), रूत 1:17 (#3), रूत 1:17 (#4), रूत 1:18 (#1), रूत 1:18 (#2), रूत 1:19 (#1), रूत 1:19 (#2), रूत 1:19 (#3), रूत 1:19 (#4), रूत 1:19 (#5), रूत 1:20 (#1), रूत 1:20 (#2), रूत 1:21 (#1), रूत 1:21 (#2), रूत 1:21 (#3), रूत 1:21 (#2), रूत 1:21 (#3), रूत 1:22 (#1), रूत 1:22 (#2), रूत 1:22 (#3), रूत - अध्याय 2 परिचय, रूत 2:1 (#1), रूत 2:1 (#2), रूत 2:1 (#3), रूत 2:1 (#4), रूत 2:2 (#1), रूत 2:2 (#2), रूत 2:2 (#4), रूत 2:2 (#6), रूत 2:3 (#1), रूत 2:3 (#2), रूत 2:4 (#1), रूत 2:4 (#2), रूत 2:4 (#3), रूत 2:4 (#3), रूत 2:5 (#3), रूत 2:5 (#1), रूत 2:6 (#1), रूत 2:7 (#1), रूत 2:7 (#2), रूत 2:7 (#2), रूत 2:8 (#1), रूत 2:8 (#2), रूत 2:9 (#1), रूत 2:9 (#2), रूत 2:9 (#2), रूत 2:9 (#3), रूत 2:9 (#4), रूत 2:9 (#5), रूत 2:10 (#2), रूत 2:10 (#1), रूत 2:10 (#3), रूत 2:10 (#4), रूत 2:10 (#5), रूत 2:11 (#1), रूत 2:11 (#2), रूत 2:11 (#2), रूत 2:11 (#4), रूत 2:11 (#5), रूत 2:12 (#2), रूत 2:12 (#3), रूत 2:12 (#4), रूत 2:13 (#1), रूत 2:13 (#3), रूत 2:13 (#3), रूत 2:13 (#4), रूत 2:13 (#5), रूत 2:13 (#4), रूत 2:14 (#1), रूत 2:14 (#2), रूत 2:14 (#3), रूत 2:14 (#2), रूत 2:15 (#1), रूत 2:15 (#3), रूत 2:15 (#3), रूत 2:16 (#1), रूत 2:16 (#2), रूत 2:17 (#1), रूत 2:17 (#2), रूत 2:18 (#1), रूत 2:19 (#1), रूत 2:19 (#2), रूत 2:19 (#3), रूत 2:19 (#2), रूत 2:19 (#5), रूत 2:20 (#1), रूत 2:20 (#2), रूत 2:20 (#2), रूत 2:20 (#3), रूत 2:20 (#4), रूत 2:20 (#5), रूत 2:20 (#6), रूत 2:20 (#7), रूत 2:21 (#1), रूत 2:21 (#2), रूत 2:21 (#2), रूत 2:22 (#1), रूत 2:22 (#2), रूत 2:23 (#1), रूत 2:23 (#2), रूत - अध्याय 3 परिचय, रूत 3:1 (#1), रूत 3:1 (#2), रूत 3:1 (#3), रूत 3:1 (#4), रूत 3:1 (#3), रूत 3:1 (#4), रूत 3:1 (#5), रूत 3:2 (#1), रूत 3:2 (#2), रूत 3:2 (#3), रूत 3:2 (#4), रूत 3:3 (#1), रूत 3:3 (#2), रूत 3:3 (#3), रूत 3:4 (#1), रूत 3:4 (#3), रूत 3:4 (#4), रूत 3:4 (#6), रूत 3:4 (#7), रूत 3:6 (#1), रूत 3:7 (#1), रूत 3:7 (#2), रूत 3:7 (#3), रूत 3:8 (#1), रूत 3:8 (#2), रूत 3:8 (#3), रूत 3:9 (#1), रूत 3:9 (#2), रूत 3:9 (#3), रूत 3:10 (#1), रूत 3:10 (#2), रूत 3:10 (#1), रूत 3:10 (#3), रूत 3:10 (#4), रूत 3:11 (#1), रूत 3:11 (#2), रूत 3:11 (#3), रूत 3:11 (#4), रूत 3:12 (#1), रूत 3:12 (#2), रूत 3:12 (#3), रूत 3:13 (#1), रूत 3:13 (#2), रूत 3:13 (#2), रूत 3:14 (#1), रूत 3:14 (#2), रूत 3:14 (#3), रूत 3:14 (#4), रूत 3:15 (#1), रूत 3:15 (#2), रूत 3:15 (#3), रूत 3:15 (#4), रूत 3:16 (#1), रूत 3:16 (#2), रूत 3:16 (#3), रूत 3:17 (#1), रूत 3:17 (#2), रूत 3:17 (#2), रूत 3:18 (#1), रूत 3:18 (#2), रूत 3:18 (#3), रूत 3:18 (#4), रूत 3:18 (#5), रूत - अध्याय 4 परिचय, रूत 4:1 (#1), रूत 4:1 (#2), रूत 4:1 (#3), रूत 4:1 (#4), रूत 4:1 (#6), रूत 4:1 (#5), रूत 4:2 (#1), रूत 4:3 (#1), रूत 4:4 (#1), रूत 4:4 (#1), रूत 4:4 (#2), रूत 4:4 (#3), रूत 4:4 (#4), रूत 4:4 (#6), रूत 4:5 (#1), रूत 4:5 (#2), रूत 4:5 (#3), रूत 4:5 (#4), रूत 4:5 (#5), रूत 4:5 (#6), रूत 4:6 (#1), रूत 4:6 (#2), रूत 4:7 (#1), रूत 4:7 (#2), रूत 4:7 (#2), रूत 4:7 (#3), रूत 4:8 (#1), रूत 4:8 (#1), रूत 4:8 (#3), रूत 4:9 (#1), रूत 4:9 (#2), रूत 4:9 (#3), रूत 4:10 (#1), रूत 4:10 (#2), रूत 4:10 (#3), रूत 4:10 (#3), रूत 4:10 (#4), रूत 4:10 (#5), रूत 4:10 (#6), रूत 4:11 (#1), रूत 4:11 (#2), रूत 4:11 (#3), रूत 4:11 (#3), रूत 4:11 (#4), रूत 4:11 (#5), रूत 4:11 (#6), रूत 4:12 (#1), रूत 4:12 (#3), रूत 4:13 (#1), रूत 4:13 (#2), रूत 4:13 (#3), रूत 4:14 (#1), रूत 4:14 (#2), रूत 4:14 (#3), रूत 4:14 (#4), रूत 4:14 (#5), रूत 4:15 (#1), रूत 4:15 (#2), रूत 4:15 (#3), रूत 4:15 (#4), रूत 4:16 (#1), रूत 4:16 (#2), रूत 4:17 (#1), रूत 4:17 (#2), रूत 4:17 (#3), रूत 4:17 (#3), रूत 4:17 (#4), रूत 4:18 (#1), रूत 4:18 (#2), रूत 4:19 (#1), रूत 4:20 (#1), रूत 4:22 (#1)</w:t>
-      </w:r>
-      <w:r>
-        <w:rPr>
           <w:lang w:val="hi_IN" w:bidi="hi_IN"/>
         </w:rPr>
       </w:r>
@@ -216,20 +209,6 @@
         <w:rPr>
           <w:lang w:val="hi_IN" w:bidi="hi_IN"/>
         </w:rPr>
-      </w:r>
-    </w:p>
-    <w:p>
-      <w:pPr/>
-      <w:r>
-        <w:rPr>
-          <w:lang w:val="hi_IN" w:bidi="hi_IN"/>
-        </w:rPr>
-      </w:r>
-      <w:r>
-        <w:rPr>
-          <w:lang w:val="hi_IN" w:bidi="hi_IN"/>
-        </w:rPr>
-        <w:t>"# रूत का परिचय</w:t>
       </w:r>
     </w:p>
     <w:p>

--- a/hin/docx/08.content.docx
+++ b/hin/docx/08.content.docx
@@ -19,7 +19,7 @@
         <w:rPr>
           <w:lang w:val="hi_IN" w:bidi="hi_IN"/>
         </w:rPr>
-        <w:t>Resource: अनुवाद नोट्स (अनफोल्डिंग वर्ड)</w:t>
+        <w:t>Resource: unfoldingWord® Translation Notes</w:t>
       </w:r>
       <w:r>
         <w:rPr>
@@ -90,7 +90,7 @@
         <w:rPr>
           <w:lang w:val="hi_IN" w:bidi="hi_IN"/>
         </w:rPr>
-        <w:t>अनुवाद नोट्स (अनफोल्डिंग वर्ड)</w:t>
+        <w:t>unfoldingWord® Translation Notes</w:t>
       </w:r>
     </w:p>
     <w:p>

--- a/hin/docx/08.content.docx
+++ b/hin/docx/08.content.docx
@@ -840,6 +840,20 @@
       </w:r>
       <w:r>
         <w:rPr>
+          <w:lang w:val="hi_IN" w:bidi="hi_IN"/>
+        </w:rPr>
+        <w:t>בִּ⁠ימֵי֙ שְׁפֹ֣ט הַ⁠שֹּׁפְטִ֔ים</w:t>
+      </w:r>
+    </w:p>
+    <w:p>
+      <w:pPr/>
+      <w:r>
+        <w:rPr>
+          <w:lang w:val="hi_IN" w:bidi="hi_IN"/>
+        </w:rPr>
+      </w:r>
+      <w:r>
+        <w:rPr>
           <w:b/>
           <w:lang w:val="hi_IN" w:bidi="hi_IN"/>
         </w:rPr>
@@ -937,6 +951,20 @@
       </w:r>
       <w:r>
         <w:rPr>
+          <w:lang w:val="hi_IN" w:bidi="hi_IN"/>
+        </w:rPr>
+        <w:t>בָּ⁠אָ֑רֶץ</w:t>
+      </w:r>
+    </w:p>
+    <w:p>
+      <w:pPr/>
+      <w:r>
+        <w:rPr>
+          <w:lang w:val="hi_IN" w:bidi="hi_IN"/>
+        </w:rPr>
+      </w:r>
+      <w:r>
+        <w:rPr>
           <w:b/>
           <w:lang w:val="hi_IN" w:bidi="hi_IN"/>
         </w:rPr>
@@ -1020,6 +1048,20 @@
       </w:r>
       <w:r>
         <w:rPr>
+          <w:lang w:val="hi_IN" w:bidi="hi_IN"/>
+        </w:rPr>
+        <w:t>אִ֜ישׁ</w:t>
+      </w:r>
+    </w:p>
+    <w:p>
+      <w:pPr/>
+      <w:r>
+        <w:rPr>
+          <w:lang w:val="hi_IN" w:bidi="hi_IN"/>
+        </w:rPr>
+      </w:r>
+      <w:r>
+        <w:rPr>
           <w:b/>
           <w:lang w:val="hi_IN" w:bidi="hi_IN"/>
         </w:rPr>
@@ -1110,6 +1152,20 @@
       </w:r>
       <w:r>
         <w:rPr>
+          <w:lang w:val="hi_IN" w:bidi="hi_IN"/>
+        </w:rPr>
+        <w:t>אֶפְרָתִ֔ים</w:t>
+      </w:r>
+    </w:p>
+    <w:p>
+      <w:pPr/>
+      <w:r>
+        <w:rPr>
+          <w:lang w:val="hi_IN" w:bidi="hi_IN"/>
+        </w:rPr>
+      </w:r>
+      <w:r>
+        <w:rPr>
           <w:b/>
           <w:lang w:val="hi_IN" w:bidi="hi_IN"/>
         </w:rPr>
@@ -1186,6 +1242,20 @@
       </w:r>
       <w:r>
         <w:rPr>
+          <w:lang w:val="hi_IN" w:bidi="hi_IN"/>
+        </w:rPr>
+        <w:t>וַ⁠תִּשָּׁאֵ֥ר הִ֖יא וּ⁠שְׁנֵ֥י בָנֶֽי⁠הָ</w:t>
+      </w:r>
+    </w:p>
+    <w:p>
+      <w:pPr/>
+      <w:r>
+        <w:rPr>
+          <w:lang w:val="hi_IN" w:bidi="hi_IN"/>
+        </w:rPr>
+      </w:r>
+      <w:r>
+        <w:rPr>
           <w:b/>
           <w:lang w:val="hi_IN" w:bidi="hi_IN"/>
         </w:rPr>
@@ -1250,6 +1320,20 @@
       </w:r>
       <w:r>
         <w:rPr>
+          <w:lang w:val="hi_IN" w:bidi="hi_IN"/>
+        </w:rPr>
+        <w:t>וַ⁠יִּשְׂא֣וּ לָ⁠הֶ֗ם נָשִׁים֙</w:t>
+      </w:r>
+    </w:p>
+    <w:p>
+      <w:pPr/>
+      <w:r>
+        <w:rPr>
+          <w:lang w:val="hi_IN" w:bidi="hi_IN"/>
+        </w:rPr>
+      </w:r>
+      <w:r>
+        <w:rPr>
           <w:b/>
           <w:lang w:val="hi_IN" w:bidi="hi_IN"/>
         </w:rPr>
@@ -1340,6 +1424,20 @@
       </w:r>
       <w:r>
         <w:rPr>
+          <w:lang w:val="hi_IN" w:bidi="hi_IN"/>
+        </w:rPr>
+        <w:t>שֵׁ֤ם הָֽ⁠אַחַת֙ עָרְפָּ֔ה וְ⁠שֵׁ֥ם הַ⁠שֵּׁנִ֖ית ר֑וּת</w:t>
+      </w:r>
+    </w:p>
+    <w:p>
+      <w:pPr/>
+      <w:r>
+        <w:rPr>
+          <w:lang w:val="hi_IN" w:bidi="hi_IN"/>
+        </w:rPr>
+      </w:r>
+      <w:r>
+        <w:rPr>
           <w:b/>
           <w:lang w:val="hi_IN" w:bidi="hi_IN"/>
         </w:rPr>
@@ -1404,6 +1502,20 @@
       </w:r>
       <w:r>
         <w:rPr>
+          <w:lang w:val="hi_IN" w:bidi="hi_IN"/>
+        </w:rPr>
+        <w:t>וַ⁠תִּשָּׁאֵר֙ הָֽ⁠אִשָּׁ֔ה מִ⁠שְּׁנֵ֥י יְלָדֶ֖י⁠הָ וּ⁠מֵ⁠אִישָֽׁ⁠הּ</w:t>
+      </w:r>
+    </w:p>
+    <w:p>
+      <w:pPr/>
+      <w:r>
+        <w:rPr>
+          <w:lang w:val="hi_IN" w:bidi="hi_IN"/>
+        </w:rPr>
+      </w:r>
+      <w:r>
+        <w:rPr>
           <w:b/>
           <w:lang w:val="hi_IN" w:bidi="hi_IN"/>
         </w:rPr>
@@ -1467,6 +1579,20 @@
       </w:r>
       <w:r>
         <w:rPr>
+          <w:lang w:val="hi_IN" w:bidi="hi_IN"/>
+        </w:rPr>
+        <w:t>וַ⁠תָּ֤קָם הִיא֙ וְ⁠כַלֹּתֶ֔י⁠הָ וַ⁠תָּ֖שָׁב</w:t>
+      </w:r>
+    </w:p>
+    <w:p>
+      <w:pPr/>
+      <w:r>
+        <w:rPr>
+          <w:lang w:val="hi_IN" w:bidi="hi_IN"/>
+        </w:rPr>
+      </w:r>
+      <w:r>
+        <w:rPr>
           <w:b/>
           <w:lang w:val="hi_IN" w:bidi="hi_IN"/>
         </w:rPr>
@@ -1570,6 +1696,20 @@
       </w:r>
       <w:r>
         <w:rPr>
+          <w:lang w:val="hi_IN" w:bidi="hi_IN"/>
+        </w:rPr>
+        <w:t>וַ⁠תָּ֤קָם הִיא֙ וְ⁠כַלֹּתֶ֔י⁠הָ וַ⁠תָּ֖שָׁב</w:t>
+      </w:r>
+    </w:p>
+    <w:p>
+      <w:pPr/>
+      <w:r>
+        <w:rPr>
+          <w:lang w:val="hi_IN" w:bidi="hi_IN"/>
+        </w:rPr>
+      </w:r>
+      <w:r>
+        <w:rPr>
           <w:b/>
           <w:lang w:val="hi_IN" w:bidi="hi_IN"/>
         </w:rPr>
@@ -1742,6 +1882,20 @@
       </w:r>
       <w:r>
         <w:rPr>
+          <w:lang w:val="hi_IN" w:bidi="hi_IN"/>
+        </w:rPr>
+        <w:t>כִּ֤י שָֽׁמְעָה֙ בִּ⁠שְׂדֵ֣ה מוֹאָ֔ב כִּֽי־פָקַ֤ד יְהוָה֙ אֶת־עַמּ֔⁠וֹ לָ⁠תֵ֥ת לָ⁠הֶ֖ם לָֽחֶם</w:t>
+      </w:r>
+    </w:p>
+    <w:p>
+      <w:pPr/>
+      <w:r>
+        <w:rPr>
+          <w:lang w:val="hi_IN" w:bidi="hi_IN"/>
+        </w:rPr>
+      </w:r>
+      <w:r>
+        <w:rPr>
           <w:b/>
           <w:lang w:val="hi_IN" w:bidi="hi_IN"/>
         </w:rPr>
@@ -1825,6 +1979,20 @@
       </w:r>
       <w:r>
         <w:rPr>
+          <w:lang w:val="hi_IN" w:bidi="hi_IN"/>
+        </w:rPr>
+        <w:t>שָֽׁמְעָה֙ בִּ⁠שְׂדֵ֣ה מוֹאָ֔ב</w:t>
+      </w:r>
+    </w:p>
+    <w:p>
+      <w:pPr/>
+      <w:r>
+        <w:rPr>
+          <w:lang w:val="hi_IN" w:bidi="hi_IN"/>
+        </w:rPr>
+      </w:r>
+      <w:r>
+        <w:rPr>
           <w:b/>
           <w:lang w:val="hi_IN" w:bidi="hi_IN"/>
         </w:rPr>
@@ -1934,6 +2102,20 @@
       </w:r>
       <w:r>
         <w:rPr>
+          <w:lang w:val="hi_IN" w:bidi="hi_IN"/>
+        </w:rPr>
+        <w:t>פָקַ֤ד &amp; אֶת־עַמּ֔⁠וֹ</w:t>
+      </w:r>
+    </w:p>
+    <w:p>
+      <w:pPr/>
+      <w:r>
+        <w:rPr>
+          <w:lang w:val="hi_IN" w:bidi="hi_IN"/>
+        </w:rPr>
+      </w:r>
+      <w:r>
+        <w:rPr>
           <w:b/>
           <w:lang w:val="hi_IN" w:bidi="hi_IN"/>
         </w:rPr>
@@ -1997,6 +2179,20 @@
       </w:r>
       <w:r>
         <w:rPr>
+          <w:lang w:val="hi_IN" w:bidi="hi_IN"/>
+        </w:rPr>
+        <w:t>לָ⁠תֵ֥ת לָ⁠הֶ֖ם לָֽחֶם</w:t>
+      </w:r>
+    </w:p>
+    <w:p>
+      <w:pPr/>
+      <w:r>
+        <w:rPr>
+          <w:lang w:val="hi_IN" w:bidi="hi_IN"/>
+        </w:rPr>
+      </w:r>
+      <w:r>
+        <w:rPr>
           <w:b/>
           <w:lang w:val="hi_IN" w:bidi="hi_IN"/>
         </w:rPr>
@@ -2273,6 +2469,20 @@
       </w:r>
       <w:r>
         <w:rPr>
+          <w:lang w:val="hi_IN" w:bidi="hi_IN"/>
+        </w:rPr>
+        <w:t>לֵ֣כְנָה שֹּׁ֔בְנָה אִשָּׁ֖ה</w:t>
+      </w:r>
+    </w:p>
+    <w:p>
+      <w:pPr/>
+      <w:r>
+        <w:rPr>
+          <w:lang w:val="hi_IN" w:bidi="hi_IN"/>
+        </w:rPr>
+      </w:r>
+      <w:r>
+        <w:rPr>
           <w:b/>
           <w:lang w:val="hi_IN" w:bidi="hi_IN"/>
         </w:rPr>
@@ -2369,6 +2579,20 @@
       </w:r>
       <w:r>
         <w:rPr>
+          <w:lang w:val="hi_IN" w:bidi="hi_IN"/>
+        </w:rPr>
+        <w:t>לֵ֣כְנָה שֹּׁ֔בְנָה אִשָּׁ֖ה לְ⁠בֵ֣ית אִמָּ֑⁠הּ</w:t>
+      </w:r>
+    </w:p>
+    <w:p>
+      <w:pPr/>
+      <w:r>
+        <w:rPr>
+          <w:lang w:val="hi_IN" w:bidi="hi_IN"/>
+        </w:rPr>
+      </w:r>
+      <w:r>
+        <w:rPr>
           <w:b/>
           <w:lang w:val="hi_IN" w:bidi="hi_IN"/>
         </w:rPr>
@@ -2496,6 +2720,20 @@
       </w:r>
       <w:r>
         <w:rPr>
+          <w:lang w:val="hi_IN" w:bidi="hi_IN"/>
+        </w:rPr>
+        <w:t>יעשה יְהוָ֤ה עִמָּ⁠כֶם֙ חֶ֔סֶד כַּ⁠אֲשֶׁ֧ר עֲשִׂיתֶ֛ם עִם־הַ⁠מֵּתִ֖ים וְ⁠עִמָּדִֽ⁠י</w:t>
+      </w:r>
+    </w:p>
+    <w:p>
+      <w:pPr/>
+      <w:r>
+        <w:rPr>
+          <w:lang w:val="hi_IN" w:bidi="hi_IN"/>
+        </w:rPr>
+      </w:r>
+      <w:r>
+        <w:rPr>
           <w:b/>
           <w:lang w:val="hi_IN" w:bidi="hi_IN"/>
         </w:rPr>
@@ -2579,6 +2817,20 @@
       </w:r>
       <w:r>
         <w:rPr>
+          <w:lang w:val="hi_IN" w:bidi="hi_IN"/>
+        </w:rPr>
+        <w:t>עִם־הַ⁠מֵּתִ֖ים</w:t>
+      </w:r>
+    </w:p>
+    <w:p>
+      <w:pPr/>
+      <w:r>
+        <w:rPr>
+          <w:lang w:val="hi_IN" w:bidi="hi_IN"/>
+        </w:rPr>
+      </w:r>
+      <w:r>
+        <w:rPr>
           <w:b/>
           <w:lang w:val="hi_IN" w:bidi="hi_IN"/>
         </w:rPr>
@@ -2663,6 +2915,20 @@
       </w:r>
       <w:r>
         <w:rPr>
+          <w:lang w:val="hi_IN" w:bidi="hi_IN"/>
+        </w:rPr>
+        <w:t>חֶ֔סֶד</w:t>
+      </w:r>
+    </w:p>
+    <w:p>
+      <w:pPr/>
+      <w:r>
+        <w:rPr>
+          <w:lang w:val="hi_IN" w:bidi="hi_IN"/>
+        </w:rPr>
+      </w:r>
+      <w:r>
+        <w:rPr>
           <w:b/>
           <w:lang w:val="hi_IN" w:bidi="hi_IN"/>
         </w:rPr>
@@ -2849,6 +3115,20 @@
       </w:r>
       <w:r>
         <w:rPr>
+          <w:lang w:val="hi_IN" w:bidi="hi_IN"/>
+        </w:rPr>
+        <w:t>וּ⁠מְצֶ֣אןָ מְנוּחָ֔ה</w:t>
+      </w:r>
+    </w:p>
+    <w:p>
+      <w:pPr/>
+      <w:r>
+        <w:rPr>
+          <w:lang w:val="hi_IN" w:bidi="hi_IN"/>
+        </w:rPr>
+      </w:r>
+      <w:r>
+        <w:rPr>
           <w:b/>
           <w:lang w:val="hi_IN" w:bidi="hi_IN"/>
         </w:rPr>
@@ -2965,6 +3245,20 @@
       </w:r>
       <w:r>
         <w:rPr>
+          <w:lang w:val="hi_IN" w:bidi="hi_IN"/>
+        </w:rPr>
+        <w:t>בֵּ֣ית אִישָׁ֑⁠הּ</w:t>
+      </w:r>
+    </w:p>
+    <w:p>
+      <w:pPr/>
+      <w:r>
+        <w:rPr>
+          <w:lang w:val="hi_IN" w:bidi="hi_IN"/>
+        </w:rPr>
+      </w:r>
+      <w:r>
+        <w:rPr>
           <w:b/>
           <w:lang w:val="hi_IN" w:bidi="hi_IN"/>
         </w:rPr>
@@ -3061,6 +3355,20 @@
       </w:r>
       <w:r>
         <w:rPr>
+          <w:lang w:val="hi_IN" w:bidi="hi_IN"/>
+        </w:rPr>
+        <w:t>וַ⁠תִּשֶּׂ֥אנָה קוֹלָ֖⁠ן וַ⁠תִּבְכֶּֽינָה</w:t>
+      </w:r>
+    </w:p>
+    <w:p>
+      <w:pPr/>
+      <w:r>
+        <w:rPr>
+          <w:lang w:val="hi_IN" w:bidi="hi_IN"/>
+        </w:rPr>
+      </w:r>
+      <w:r>
+        <w:rPr>
           <w:b/>
           <w:lang w:val="hi_IN" w:bidi="hi_IN"/>
         </w:rPr>
@@ -3144,6 +3452,20 @@
       </w:r>
       <w:r>
         <w:rPr>
+          <w:lang w:val="hi_IN" w:bidi="hi_IN"/>
+        </w:rPr>
+        <w:t>נָשׁ֖וּב</w:t>
+      </w:r>
+    </w:p>
+    <w:p>
+      <w:pPr/>
+      <w:r>
+        <w:rPr>
+          <w:lang w:val="hi_IN" w:bidi="hi_IN"/>
+        </w:rPr>
+      </w:r>
+      <w:r>
+        <w:rPr>
           <w:b/>
           <w:lang w:val="hi_IN" w:bidi="hi_IN"/>
         </w:rPr>
@@ -3253,6 +3575,20 @@
       </w:r>
       <w:r>
         <w:rPr>
+          <w:lang w:val="hi_IN" w:bidi="hi_IN"/>
+        </w:rPr>
+        <w:t>וַ⁠תֹּאמַ֖רְנָה</w:t>
+      </w:r>
+    </w:p>
+    <w:p>
+      <w:pPr/>
+      <w:r>
+        <w:rPr>
+          <w:lang w:val="hi_IN" w:bidi="hi_IN"/>
+        </w:rPr>
+      </w:r>
+      <w:r>
+        <w:rPr>
           <w:b/>
           <w:lang w:val="hi_IN" w:bidi="hi_IN"/>
         </w:rPr>
@@ -3375,6 +3711,20 @@
       </w:r>
       <w:r>
         <w:rPr>
+          <w:lang w:val="hi_IN" w:bidi="hi_IN"/>
+        </w:rPr>
+        <w:t>כִּי</w:t>
+      </w:r>
+    </w:p>
+    <w:p>
+      <w:pPr/>
+      <w:r>
+        <w:rPr>
+          <w:lang w:val="hi_IN" w:bidi="hi_IN"/>
+        </w:rPr>
+      </w:r>
+      <w:r>
+        <w:rPr>
           <w:b/>
           <w:lang w:val="hi_IN" w:bidi="hi_IN"/>
         </w:rPr>
@@ -3471,6 +3821,20 @@
       </w:r>
       <w:r>
         <w:rPr>
+          <w:lang w:val="hi_IN" w:bidi="hi_IN"/>
+        </w:rPr>
+        <w:t>אִתָּ֥⁠ךְ</w:t>
+      </w:r>
+    </w:p>
+    <w:p>
+      <w:pPr/>
+      <w:r>
+        <w:rPr>
+          <w:lang w:val="hi_IN" w:bidi="hi_IN"/>
+        </w:rPr>
+      </w:r>
+      <w:r>
+        <w:rPr>
           <w:b/>
           <w:lang w:val="hi_IN" w:bidi="hi_IN"/>
         </w:rPr>
@@ -3567,6 +3931,20 @@
       </w:r>
       <w:r>
         <w:rPr>
+          <w:lang w:val="hi_IN" w:bidi="hi_IN"/>
+        </w:rPr>
+        <w:t>וַ⁠תֹּ֤אמֶר נָעֳמִי֙</w:t>
+      </w:r>
+    </w:p>
+    <w:p>
+      <w:pPr/>
+      <w:r>
+        <w:rPr>
+          <w:lang w:val="hi_IN" w:bidi="hi_IN"/>
+        </w:rPr>
+      </w:r>
+      <w:r>
+        <w:rPr>
           <w:b/>
           <w:lang w:val="hi_IN" w:bidi="hi_IN"/>
         </w:rPr>
@@ -3663,6 +4041,20 @@
       </w:r>
       <w:r>
         <w:rPr>
+          <w:lang w:val="hi_IN" w:bidi="hi_IN"/>
+        </w:rPr>
+        <w:t>בְנֹתַ֔⁠י</w:t>
+      </w:r>
+    </w:p>
+    <w:p>
+      <w:pPr/>
+      <w:r>
+        <w:rPr>
+          <w:lang w:val="hi_IN" w:bidi="hi_IN"/>
+        </w:rPr>
+      </w:r>
+      <w:r>
+        <w:rPr>
           <w:b/>
           <w:lang w:val="hi_IN" w:bidi="hi_IN"/>
         </w:rPr>
@@ -3739,6 +4131,20 @@
       </w:r>
       <w:r>
         <w:rPr>
+          <w:lang w:val="hi_IN" w:bidi="hi_IN"/>
+        </w:rPr>
+        <w:t>לָ֥⁠מָּה תֵלַ֖כְנָה עִמִּ֑⁠י</w:t>
+      </w:r>
+    </w:p>
+    <w:p>
+      <w:pPr/>
+      <w:r>
+        <w:rPr>
+          <w:lang w:val="hi_IN" w:bidi="hi_IN"/>
+        </w:rPr>
+      </w:r>
+      <w:r>
+        <w:rPr>
           <w:b/>
           <w:lang w:val="hi_IN" w:bidi="hi_IN"/>
         </w:rPr>
@@ -3822,6 +4228,20 @@
       </w:r>
       <w:r>
         <w:rPr>
+          <w:lang w:val="hi_IN" w:bidi="hi_IN"/>
+        </w:rPr>
+        <w:t>הַֽ⁠עֽוֹד־לִ֤⁠י בָנִים֙ בְּֽ⁠מֵעַ֔⁠י וְ⁠הָי֥וּ לָ⁠כֶ֖ם לַ⁠אֲנָשִֽׁים</w:t>
+      </w:r>
+    </w:p>
+    <w:p>
+      <w:pPr/>
+      <w:r>
+        <w:rPr>
+          <w:lang w:val="hi_IN" w:bidi="hi_IN"/>
+        </w:rPr>
+      </w:r>
+      <w:r>
+        <w:rPr>
           <w:b/>
           <w:lang w:val="hi_IN" w:bidi="hi_IN"/>
         </w:rPr>
@@ -3905,6 +4325,20 @@
       </w:r>
       <w:r>
         <w:rPr>
+          <w:lang w:val="hi_IN" w:bidi="hi_IN"/>
+        </w:rPr>
+        <w:t>זָקַ֖נְתִּי מִ⁠הְי֣וֹת לְ⁠אִ֑ישׁ</w:t>
+      </w:r>
+    </w:p>
+    <w:p>
+      <w:pPr/>
+      <w:r>
+        <w:rPr>
+          <w:lang w:val="hi_IN" w:bidi="hi_IN"/>
+        </w:rPr>
+      </w:r>
+      <w:r>
+        <w:rPr>
           <w:b/>
           <w:lang w:val="hi_IN" w:bidi="hi_IN"/>
         </w:rPr>
@@ -3988,6 +4422,20 @@
       </w:r>
       <w:r>
         <w:rPr>
+          <w:lang w:val="hi_IN" w:bidi="hi_IN"/>
+        </w:rPr>
+        <w:t>כִּ֤י אָמַ֨רְתִּי֙ יֶשׁ־לִ֣⁠י תִקְוָ֔ה גַּ֣ם הָיִ֤יתִי הַ⁠לַּ֨יְלָה֙ לְ⁠אִ֔ישׁ וְ⁠גַ֖ם יָלַ֥דְתִּי בָנִֽים</w:t>
+      </w:r>
+    </w:p>
+    <w:p>
+      <w:pPr/>
+      <w:r>
+        <w:rPr>
+          <w:lang w:val="hi_IN" w:bidi="hi_IN"/>
+        </w:rPr>
+      </w:r>
+      <w:r>
+        <w:rPr>
           <w:b/>
           <w:lang w:val="hi_IN" w:bidi="hi_IN"/>
         </w:rPr>
@@ -4148,6 +4596,20 @@
       </w:r>
       <w:r>
         <w:rPr>
+          <w:lang w:val="hi_IN" w:bidi="hi_IN"/>
+        </w:rPr>
+        <w:t>הֲ⁠לָהֵ֣ן ׀ תְּשַׂבֵּ֗רְנָה עַ֚ד אֲשֶׁ֣ר יִגְדָּ֔לוּ הֲ⁠לָהֵן֙ תֵּֽעָגֵ֔נָה לְ⁠בִלְתִּ֖י הֱי֣וֹת לְ⁠אִ֑ישׁ</w:t>
+      </w:r>
+    </w:p>
+    <w:p>
+      <w:pPr/>
+      <w:r>
+        <w:rPr>
+          <w:lang w:val="hi_IN" w:bidi="hi_IN"/>
+        </w:rPr>
+      </w:r>
+      <w:r>
+        <w:rPr>
           <w:b/>
           <w:lang w:val="hi_IN" w:bidi="hi_IN"/>
         </w:rPr>
@@ -4257,6 +4719,20 @@
       </w:r>
       <w:r>
         <w:rPr>
+          <w:lang w:val="hi_IN" w:bidi="hi_IN"/>
+        </w:rPr>
+        <w:t>הֲ⁠לָהֵ֣ן ׀ תְּשַׂבֵּ֗רְנָה עַ֚ד אֲשֶׁ֣ר יִגְדָּ֔לוּ הֲ⁠לָהֵן֙ תֵּֽעָגֵ֔נָה לְ⁠בִלְתִּ֖י הֱי֣וֹת לְ⁠אִ֑ישׁ</w:t>
+      </w:r>
+    </w:p>
+    <w:p>
+      <w:pPr/>
+      <w:r>
+        <w:rPr>
+          <w:lang w:val="hi_IN" w:bidi="hi_IN"/>
+        </w:rPr>
+      </w:r>
+      <w:r>
+        <w:rPr>
           <w:b/>
           <w:lang w:val="hi_IN" w:bidi="hi_IN"/>
         </w:rPr>
@@ -4346,6 +4822,20 @@
       </w:r>
       <w:r>
         <w:rPr>
+          <w:lang w:val="hi_IN" w:bidi="hi_IN"/>
+        </w:rPr>
+        <w:t>מַר־לִ֤⁠י מְאֹד֙</w:t>
+      </w:r>
+    </w:p>
+    <w:p>
+      <w:pPr/>
+      <w:r>
+        <w:rPr>
+          <w:lang w:val="hi_IN" w:bidi="hi_IN"/>
+        </w:rPr>
+      </w:r>
+      <w:r>
+        <w:rPr>
           <w:b/>
           <w:lang w:val="hi_IN" w:bidi="hi_IN"/>
         </w:rPr>
@@ -4455,6 +4945,20 @@
       </w:r>
       <w:r>
         <w:rPr>
+          <w:lang w:val="hi_IN" w:bidi="hi_IN"/>
+        </w:rPr>
+        <w:t>יָצְאָ֥ה בִ֖⁠י יַד־יְהוָֽה</w:t>
+      </w:r>
+    </w:p>
+    <w:p>
+      <w:pPr/>
+      <w:r>
+        <w:rPr>
+          <w:lang w:val="hi_IN" w:bidi="hi_IN"/>
+        </w:rPr>
+      </w:r>
+      <w:r>
+        <w:rPr>
           <w:b/>
           <w:lang w:val="hi_IN" w:bidi="hi_IN"/>
         </w:rPr>
@@ -4564,6 +5068,20 @@
       </w:r>
       <w:r>
         <w:rPr>
+          <w:lang w:val="hi_IN" w:bidi="hi_IN"/>
+        </w:rPr>
+        <w:t>יָצְאָ֥ה בִ֖⁠י יַד־יְהוָֽה</w:t>
+      </w:r>
+    </w:p>
+    <w:p>
+      <w:pPr/>
+      <w:r>
+        <w:rPr>
+          <w:lang w:val="hi_IN" w:bidi="hi_IN"/>
+        </w:rPr>
+      </w:r>
+      <w:r>
+        <w:rPr>
           <w:b/>
           <w:lang w:val="hi_IN" w:bidi="hi_IN"/>
         </w:rPr>
@@ -4660,6 +5178,20 @@
       </w:r>
       <w:r>
         <w:rPr>
+          <w:lang w:val="hi_IN" w:bidi="hi_IN"/>
+        </w:rPr>
+        <w:t>וַ⁠תִּשֶּׂ֣נָה קוֹלָ֔⁠ן וַ⁠תִּבְכֶּ֖ינָה</w:t>
+      </w:r>
+    </w:p>
+    <w:p>
+      <w:pPr/>
+      <w:r>
+        <w:rPr>
+          <w:lang w:val="hi_IN" w:bidi="hi_IN"/>
+        </w:rPr>
+      </w:r>
+      <w:r>
+        <w:rPr>
           <w:b/>
           <w:lang w:val="hi_IN" w:bidi="hi_IN"/>
         </w:rPr>
@@ -4743,6 +5275,20 @@
       </w:r>
       <w:r>
         <w:rPr>
+          <w:lang w:val="hi_IN" w:bidi="hi_IN"/>
+        </w:rPr>
+        <w:t>וְ⁠ר֖וּת דָּ֥בְקָה בָּֽ⁠הּ</w:t>
+      </w:r>
+    </w:p>
+    <w:p>
+      <w:pPr/>
+      <w:r>
+        <w:rPr>
+          <w:lang w:val="hi_IN" w:bidi="hi_IN"/>
+        </w:rPr>
+      </w:r>
+      <w:r>
+        <w:rPr>
           <w:b/>
           <w:lang w:val="hi_IN" w:bidi="hi_IN"/>
         </w:rPr>
@@ -4865,6 +5411,20 @@
       </w:r>
       <w:r>
         <w:rPr>
+          <w:lang w:val="hi_IN" w:bidi="hi_IN"/>
+        </w:rPr>
+        <w:t>הִנֵּה֙</w:t>
+      </w:r>
+    </w:p>
+    <w:p>
+      <w:pPr/>
+      <w:r>
+        <w:rPr>
+          <w:lang w:val="hi_IN" w:bidi="hi_IN"/>
+        </w:rPr>
+      </w:r>
+      <w:r>
+        <w:rPr>
           <w:b/>
           <w:lang w:val="hi_IN" w:bidi="hi_IN"/>
         </w:rPr>
@@ -5032,6 +5592,20 @@
       </w:r>
       <w:r>
         <w:rPr>
+          <w:lang w:val="hi_IN" w:bidi="hi_IN"/>
+        </w:rPr>
+        <w:t>עַמָּ֖⁠הּ</w:t>
+      </w:r>
+    </w:p>
+    <w:p>
+      <w:pPr/>
+      <w:r>
+        <w:rPr>
+          <w:lang w:val="hi_IN" w:bidi="hi_IN"/>
+        </w:rPr>
+      </w:r>
+      <w:r>
+        <w:rPr>
           <w:b/>
           <w:lang w:val="hi_IN" w:bidi="hi_IN"/>
         </w:rPr>
@@ -5115,6 +5689,20 @@
       </w:r>
       <w:r>
         <w:rPr>
+          <w:lang w:val="hi_IN" w:bidi="hi_IN"/>
+        </w:rPr>
+        <w:t>אֱלֹהֶ֑י⁠הָ</w:t>
+      </w:r>
+    </w:p>
+    <w:p>
+      <w:pPr/>
+      <w:r>
+        <w:rPr>
+          <w:lang w:val="hi_IN" w:bidi="hi_IN"/>
+        </w:rPr>
+      </w:r>
+      <w:r>
+        <w:rPr>
           <w:b/>
           <w:lang w:val="hi_IN" w:bidi="hi_IN"/>
         </w:rPr>
@@ -5178,6 +5766,20 @@
       </w:r>
       <w:r>
         <w:rPr>
+          <w:lang w:val="hi_IN" w:bidi="hi_IN"/>
+        </w:rPr>
+        <w:t>אֱלֹהֶ֑י⁠הָ</w:t>
+      </w:r>
+    </w:p>
+    <w:p>
+      <w:pPr/>
+      <w:r>
+        <w:rPr>
+          <w:lang w:val="hi_IN" w:bidi="hi_IN"/>
+        </w:rPr>
+      </w:r>
+      <w:r>
+        <w:rPr>
           <w:b/>
           <w:lang w:val="hi_IN" w:bidi="hi_IN"/>
         </w:rPr>
@@ -5338,6 +5940,20 @@
       </w:r>
       <w:r>
         <w:rPr>
+          <w:lang w:val="hi_IN" w:bidi="hi_IN"/>
+        </w:rPr>
+        <w:t>לְ⁠עָזְבֵ֖⁠ךְ לָ⁠שׁ֣וּב מֵ⁠אַחֲרָ֑יִ⁠ךְ</w:t>
+      </w:r>
+    </w:p>
+    <w:p>
+      <w:pPr/>
+      <w:r>
+        <w:rPr>
+          <w:lang w:val="hi_IN" w:bidi="hi_IN"/>
+        </w:rPr>
+      </w:r>
+      <w:r>
+        <w:rPr>
           <w:b/>
           <w:lang w:val="hi_IN" w:bidi="hi_IN"/>
         </w:rPr>
@@ -5447,6 +6063,20 @@
       </w:r>
       <w:r>
         <w:rPr>
+          <w:lang w:val="hi_IN" w:bidi="hi_IN"/>
+        </w:rPr>
+        <w:t>עַמֵּ֣⁠ךְ עַמִּ֔⁠י וֵ⁠אלֹהַ֖יִ⁠ךְ אֱלֹהָֽ⁠י</w:t>
+      </w:r>
+    </w:p>
+    <w:p>
+      <w:pPr/>
+      <w:r>
+        <w:rPr>
+          <w:lang w:val="hi_IN" w:bidi="hi_IN"/>
+        </w:rPr>
+      </w:r>
+      <w:r>
+        <w:rPr>
           <w:b/>
           <w:lang w:val="hi_IN" w:bidi="hi_IN"/>
         </w:rPr>
@@ -5530,6 +6160,20 @@
       </w:r>
       <w:r>
         <w:rPr>
+          <w:lang w:val="hi_IN" w:bidi="hi_IN"/>
+        </w:rPr>
+        <w:t>כֹּה֩ יַעֲשֶׂ֨ה יְהוָ֥ה לִ⁠י֙ וְ⁠כֹ֣ה יֹסִ֔יף</w:t>
+      </w:r>
+    </w:p>
+    <w:p>
+      <w:pPr/>
+      <w:r>
+        <w:rPr>
+          <w:lang w:val="hi_IN" w:bidi="hi_IN"/>
+        </w:rPr>
+      </w:r>
+      <w:r>
+        <w:rPr>
           <w:b/>
           <w:lang w:val="hi_IN" w:bidi="hi_IN"/>
         </w:rPr>
@@ -5639,6 +6283,20 @@
       </w:r>
       <w:r>
         <w:rPr>
+          <w:lang w:val="hi_IN" w:bidi="hi_IN"/>
+        </w:rPr>
+        <w:t>כִּ֣י הַ⁠מָּ֔וֶת יַפְרִ֖יד בֵּינִ֥⁠י וּ⁠בֵינֵֽ⁠ךְ</w:t>
+      </w:r>
+    </w:p>
+    <w:p>
+      <w:pPr/>
+      <w:r>
+        <w:rPr>
+          <w:lang w:val="hi_IN" w:bidi="hi_IN"/>
+        </w:rPr>
+      </w:r>
+      <w:r>
+        <w:rPr>
           <w:b/>
           <w:lang w:val="hi_IN" w:bidi="hi_IN"/>
         </w:rPr>
@@ -5716,6 +6374,20 @@
       </w:r>
       <w:r>
         <w:rPr>
+          <w:lang w:val="hi_IN" w:bidi="hi_IN"/>
+        </w:rPr>
+        <w:t>יַפְרִ֖יד בֵּינִ֥⁠י וּ⁠בֵינֵֽ⁠ךְ</w:t>
+      </w:r>
+    </w:p>
+    <w:p>
+      <w:pPr/>
+      <w:r>
+        <w:rPr>
+          <w:lang w:val="hi_IN" w:bidi="hi_IN"/>
+        </w:rPr>
+      </w:r>
+      <w:r>
+        <w:rPr>
           <w:b/>
           <w:lang w:val="hi_IN" w:bidi="hi_IN"/>
         </w:rPr>
@@ -5825,6 +6497,20 @@
       </w:r>
       <w:r>
         <w:rPr>
+          <w:lang w:val="hi_IN" w:bidi="hi_IN"/>
+        </w:rPr>
+        <w:t>וַ⁠תֶּחְדַּ֖ל לְ⁠דַבֵּ֥ר אֵלֶֽי⁠הָ</w:t>
+      </w:r>
+    </w:p>
+    <w:p>
+      <w:pPr/>
+      <w:r>
+        <w:rPr>
+          <w:lang w:val="hi_IN" w:bidi="hi_IN"/>
+        </w:rPr>
+      </w:r>
+      <w:r>
+        <w:rPr>
           <w:b/>
           <w:lang w:val="hi_IN" w:bidi="hi_IN"/>
         </w:rPr>
@@ -5902,6 +6588,20 @@
       </w:r>
       <w:r>
         <w:rPr>
+          <w:lang w:val="hi_IN" w:bidi="hi_IN"/>
+        </w:rPr>
+        <w:t>וַ⁠תֶּחְדַּ֖ל לְ⁠דַבֵּ֥ר אֵלֶֽי⁠הָ</w:t>
+      </w:r>
+    </w:p>
+    <w:p>
+      <w:pPr/>
+      <w:r>
+        <w:rPr>
+          <w:lang w:val="hi_IN" w:bidi="hi_IN"/>
+        </w:rPr>
+      </w:r>
+      <w:r>
+        <w:rPr>
           <w:b/>
           <w:lang w:val="hi_IN" w:bidi="hi_IN"/>
         </w:rPr>
@@ -6011,6 +6711,20 @@
       </w:r>
       <w:r>
         <w:rPr>
+          <w:lang w:val="hi_IN" w:bidi="hi_IN"/>
+        </w:rPr>
+        <w:t>וַ⁠יְהִ֗י</w:t>
+      </w:r>
+    </w:p>
+    <w:p>
+      <w:pPr/>
+      <w:r>
+        <w:rPr>
+          <w:lang w:val="hi_IN" w:bidi="hi_IN"/>
+        </w:rPr>
+      </w:r>
+      <w:r>
+        <w:rPr>
           <w:b/>
           <w:lang w:val="hi_IN" w:bidi="hi_IN"/>
         </w:rPr>
@@ -6107,6 +6821,20 @@
       </w:r>
       <w:r>
         <w:rPr>
+          <w:lang w:val="hi_IN" w:bidi="hi_IN"/>
+        </w:rPr>
+        <w:t>כְּ⁠בֹאָ֨⁠נָה֙ בֵּ֣ית לֶ֔חֶם</w:t>
+      </w:r>
+    </w:p>
+    <w:p>
+      <w:pPr/>
+      <w:r>
+        <w:rPr>
+          <w:lang w:val="hi_IN" w:bidi="hi_IN"/>
+        </w:rPr>
+      </w:r>
+      <w:r>
+        <w:rPr>
           <w:b/>
           <w:lang w:val="hi_IN" w:bidi="hi_IN"/>
         </w:rPr>
@@ -6190,6 +6918,20 @@
       </w:r>
       <w:r>
         <w:rPr>
+          <w:lang w:val="hi_IN" w:bidi="hi_IN"/>
+        </w:rPr>
+        <w:t>כָּל־הָ⁠עִיר֙</w:t>
+      </w:r>
+    </w:p>
+    <w:p>
+      <w:pPr/>
+      <w:r>
+        <w:rPr>
+          <w:lang w:val="hi_IN" w:bidi="hi_IN"/>
+        </w:rPr>
+      </w:r>
+      <w:r>
+        <w:rPr>
           <w:b/>
           <w:lang w:val="hi_IN" w:bidi="hi_IN"/>
         </w:rPr>
@@ -6286,6 +7028,20 @@
       </w:r>
       <w:r>
         <w:rPr>
+          <w:lang w:val="hi_IN" w:bidi="hi_IN"/>
+        </w:rPr>
+        <w:t>כָּל־הָ⁠עִיר֙</w:t>
+      </w:r>
+    </w:p>
+    <w:p>
+      <w:pPr/>
+      <w:r>
+        <w:rPr>
+          <w:lang w:val="hi_IN" w:bidi="hi_IN"/>
+        </w:rPr>
+      </w:r>
+      <w:r>
+        <w:rPr>
           <w:b/>
           <w:lang w:val="hi_IN" w:bidi="hi_IN"/>
         </w:rPr>
@@ -6382,6 +7138,20 @@
       </w:r>
       <w:r>
         <w:rPr>
+          <w:lang w:val="hi_IN" w:bidi="hi_IN"/>
+        </w:rPr>
+        <w:t>הֲ⁠זֹ֥את נָעֳמִֽי</w:t>
+      </w:r>
+    </w:p>
+    <w:p>
+      <w:pPr/>
+      <w:r>
+        <w:rPr>
+          <w:lang w:val="hi_IN" w:bidi="hi_IN"/>
+        </w:rPr>
+      </w:r>
+      <w:r>
+        <w:rPr>
           <w:b/>
           <w:lang w:val="hi_IN" w:bidi="hi_IN"/>
         </w:rPr>
@@ -6445,6 +7215,20 @@
       </w:r>
       <w:r>
         <w:rPr>
+          <w:lang w:val="hi_IN" w:bidi="hi_IN"/>
+        </w:rPr>
+        <w:t>אַל־תִּקְרֶ֥אנָה לִ֖⁠י נָעֳמִ֑י</w:t>
+      </w:r>
+    </w:p>
+    <w:p>
+      <w:pPr/>
+      <w:r>
+        <w:rPr>
+          <w:lang w:val="hi_IN" w:bidi="hi_IN"/>
+        </w:rPr>
+      </w:r>
+      <w:r>
+        <w:rPr>
           <w:b/>
           <w:lang w:val="hi_IN" w:bidi="hi_IN"/>
         </w:rPr>
@@ -6534,6 +7318,20 @@
       </w:r>
       <w:r>
         <w:rPr>
+          <w:lang w:val="hi_IN" w:bidi="hi_IN"/>
+        </w:rPr>
+        <w:t>מָרָ֔א</w:t>
+      </w:r>
+    </w:p>
+    <w:p>
+      <w:pPr/>
+      <w:r>
+        <w:rPr>
+          <w:lang w:val="hi_IN" w:bidi="hi_IN"/>
+        </w:rPr>
+      </w:r>
+      <w:r>
+        <w:rPr>
           <w:b/>
           <w:lang w:val="hi_IN" w:bidi="hi_IN"/>
         </w:rPr>
@@ -6630,6 +7428,20 @@
       </w:r>
       <w:r>
         <w:rPr>
+          <w:lang w:val="hi_IN" w:bidi="hi_IN"/>
+        </w:rPr>
+        <w:t>אֲנִי֙ מְלֵאָ֣ה הָלַ֔כְתִּי וְ⁠רֵיקָ֖ם הֱשִׁיבַ֣⁠נִי יְהוָ֑ה</w:t>
+      </w:r>
+    </w:p>
+    <w:p>
+      <w:pPr/>
+      <w:r>
+        <w:rPr>
+          <w:lang w:val="hi_IN" w:bidi="hi_IN"/>
+        </w:rPr>
+      </w:r>
+      <w:r>
+        <w:rPr>
           <w:b/>
           <w:lang w:val="hi_IN" w:bidi="hi_IN"/>
         </w:rPr>
@@ -6719,6 +7531,20 @@
       </w:r>
       <w:r>
         <w:rPr>
+          <w:lang w:val="hi_IN" w:bidi="hi_IN"/>
+        </w:rPr>
+        <w:t>לָ֣⁠מָּה תִקְרֶ֤אנָה לִ⁠י֙ נָעֳמִ֔י</w:t>
+      </w:r>
+    </w:p>
+    <w:p>
+      <w:pPr/>
+      <w:r>
+        <w:rPr>
+          <w:lang w:val="hi_IN" w:bidi="hi_IN"/>
+        </w:rPr>
+      </w:r>
+      <w:r>
+        <w:rPr>
           <w:b/>
           <w:lang w:val="hi_IN" w:bidi="hi_IN"/>
         </w:rPr>
@@ -6802,6 +7628,20 @@
       </w:r>
       <w:r>
         <w:rPr>
+          <w:lang w:val="hi_IN" w:bidi="hi_IN"/>
+        </w:rPr>
+        <w:t>וַֽ⁠יהוָה֙ עָ֣נָה בִ֔⁠י וְ⁠שַׁדַּ֖י הֵ֥רַֽע לִֽ⁠י</w:t>
+      </w:r>
+    </w:p>
+    <w:p>
+      <w:pPr/>
+      <w:r>
+        <w:rPr>
+          <w:lang w:val="hi_IN" w:bidi="hi_IN"/>
+        </w:rPr>
+      </w:r>
+      <w:r>
+        <w:rPr>
           <w:b/>
           <w:lang w:val="hi_IN" w:bidi="hi_IN"/>
         </w:rPr>
@@ -6923,6 +7763,20 @@
       </w:r>
       <w:r>
         <w:rPr>
+          <w:lang w:val="hi_IN" w:bidi="hi_IN"/>
+        </w:rPr>
+        <w:t>עָ֣נָה בִ֔⁠י</w:t>
+      </w:r>
+    </w:p>
+    <w:p>
+      <w:pPr/>
+      <w:r>
+        <w:rPr>
+          <w:lang w:val="hi_IN" w:bidi="hi_IN"/>
+        </w:rPr>
+      </w:r>
+      <w:r>
+        <w:rPr>
           <w:b/>
           <w:lang w:val="hi_IN" w:bidi="hi_IN"/>
         </w:rPr>
@@ -7077,6 +7931,20 @@
       </w:r>
       <w:r>
         <w:rPr>
+          <w:lang w:val="hi_IN" w:bidi="hi_IN"/>
+        </w:rPr>
+        <w:t>וַ⁠תָּ֣שָׁב נָעֳמִ֗י וְ⁠ר֨וּת הַ⁠מּוֹאֲבִיָּ֤ה כַלָּתָ⁠הּ֙ עִמָּ֔⁠הּ הַ⁠שָּׁ֖בָה מִ⁠שְּׂדֵ֣י מוֹאָ֑ב</w:t>
+      </w:r>
+    </w:p>
+    <w:p>
+      <w:pPr/>
+      <w:r>
+        <w:rPr>
+          <w:lang w:val="hi_IN" w:bidi="hi_IN"/>
+        </w:rPr>
+      </w:r>
+      <w:r>
+        <w:rPr>
           <w:b/>
           <w:lang w:val="hi_IN" w:bidi="hi_IN"/>
         </w:rPr>
@@ -7160,6 +8028,20 @@
       </w:r>
       <w:r>
         <w:rPr>
+          <w:lang w:val="hi_IN" w:bidi="hi_IN"/>
+        </w:rPr>
+        <w:t>וְ⁠הֵ֗מָּה בָּ֚אוּ בֵּ֣ית לֶ֔חֶם בִּ⁠תְחִלַּ֖ת קְצִ֥יר שְׂעֹרִֽים</w:t>
+      </w:r>
+    </w:p>
+    <w:p>
+      <w:pPr/>
+      <w:r>
+        <w:rPr>
+          <w:lang w:val="hi_IN" w:bidi="hi_IN"/>
+        </w:rPr>
+      </w:r>
+      <w:r>
+        <w:rPr>
           <w:b/>
           <w:lang w:val="hi_IN" w:bidi="hi_IN"/>
         </w:rPr>
@@ -7243,6 +8125,20 @@
       </w:r>
       <w:r>
         <w:rPr>
+          <w:lang w:val="hi_IN" w:bidi="hi_IN"/>
+        </w:rPr>
+        <w:t>בִּ⁠תְחִלַּ֖ת קְצִ֥יר שְׂעֹרִֽים</w:t>
+      </w:r>
+    </w:p>
+    <w:p>
+      <w:pPr/>
+      <w:r>
+        <w:rPr>
+          <w:lang w:val="hi_IN" w:bidi="hi_IN"/>
+        </w:rPr>
+      </w:r>
+      <w:r>
+        <w:rPr>
           <w:b/>
           <w:lang w:val="hi_IN" w:bidi="hi_IN"/>
         </w:rPr>
@@ -7352,6 +8248,20 @@
       </w:r>
       <w:r>
         <w:rPr>
+          <w:lang w:val="hi_IN" w:bidi="hi_IN"/>
+        </w:rPr>
+        <w:t>וּֽ⁠לְ⁠נָעֳמִ֞י מוֹדַ֣ע לְ⁠אִישָׁ֗⁠הּ</w:t>
+      </w:r>
+    </w:p>
+    <w:p>
+      <w:pPr/>
+      <w:r>
+        <w:rPr>
+          <w:lang w:val="hi_IN" w:bidi="hi_IN"/>
+        </w:rPr>
+      </w:r>
+      <w:r>
+        <w:rPr>
           <w:b/>
           <w:lang w:val="hi_IN" w:bidi="hi_IN"/>
         </w:rPr>
@@ -7435,6 +8345,20 @@
       </w:r>
       <w:r>
         <w:rPr>
+          <w:lang w:val="hi_IN" w:bidi="hi_IN"/>
+        </w:rPr>
+        <w:t>וּֽ⁠לְ⁠נָעֳמִ֞י מוֹדַ֣ע לְ⁠אִישָׁ֗⁠הּ</w:t>
+      </w:r>
+    </w:p>
+    <w:p>
+      <w:pPr/>
+      <w:r>
+        <w:rPr>
+          <w:lang w:val="hi_IN" w:bidi="hi_IN"/>
+        </w:rPr>
+      </w:r>
+      <w:r>
+        <w:rPr>
           <w:b/>
           <w:lang w:val="hi_IN" w:bidi="hi_IN"/>
         </w:rPr>
@@ -7518,6 +8442,20 @@
       </w:r>
       <w:r>
         <w:rPr>
+          <w:lang w:val="hi_IN" w:bidi="hi_IN"/>
+        </w:rPr>
+        <w:t>אִ֚ישׁ גִּבּ֣וֹר חַ֔יִל</w:t>
+      </w:r>
+    </w:p>
+    <w:p>
+      <w:pPr/>
+      <w:r>
+        <w:rPr>
+          <w:lang w:val="hi_IN" w:bidi="hi_IN"/>
+        </w:rPr>
+      </w:r>
+      <w:r>
+        <w:rPr>
           <w:b/>
           <w:lang w:val="hi_IN" w:bidi="hi_IN"/>
         </w:rPr>
@@ -7601,6 +8539,20 @@
       </w:r>
       <w:r>
         <w:rPr>
+          <w:lang w:val="hi_IN" w:bidi="hi_IN"/>
+        </w:rPr>
+        <w:t>מִ⁠מִּשְׁפַּ֖חַת אֱלִימֶ֑לֶךְ</w:t>
+      </w:r>
+    </w:p>
+    <w:p>
+      <w:pPr/>
+      <w:r>
+        <w:rPr>
+          <w:lang w:val="hi_IN" w:bidi="hi_IN"/>
+        </w:rPr>
+      </w:r>
+      <w:r>
+        <w:rPr>
           <w:b/>
           <w:lang w:val="hi_IN" w:bidi="hi_IN"/>
         </w:rPr>
@@ -7677,6 +8629,20 @@
       </w:r>
       <w:r>
         <w:rPr>
+          <w:lang w:val="hi_IN" w:bidi="hi_IN"/>
+        </w:rPr>
+        <w:t>ר֨וּת הַ⁠מּוֹאֲבִיָּ֜ה</w:t>
+      </w:r>
+    </w:p>
+    <w:p>
+      <w:pPr/>
+      <w:r>
+        <w:rPr>
+          <w:lang w:val="hi_IN" w:bidi="hi_IN"/>
+        </w:rPr>
+      </w:r>
+      <w:r>
+        <w:rPr>
           <w:b/>
           <w:lang w:val="hi_IN" w:bidi="hi_IN"/>
         </w:rPr>
@@ -7803,6 +8769,20 @@
       </w:r>
       <w:r>
         <w:rPr>
+          <w:lang w:val="hi_IN" w:bidi="hi_IN"/>
+        </w:rPr>
+        <w:t>אֲשֶׁ֥ר אֶמְצָא־חֵ֖ן בְּ⁠עֵינָ֑י⁠ו</w:t>
+      </w:r>
+    </w:p>
+    <w:p>
+      <w:pPr/>
+      <w:r>
+        <w:rPr>
+          <w:lang w:val="hi_IN" w:bidi="hi_IN"/>
+        </w:rPr>
+      </w:r>
+      <w:r>
+        <w:rPr>
           <w:b/>
           <w:lang w:val="hi_IN" w:bidi="hi_IN"/>
         </w:rPr>
@@ -7899,6 +8879,20 @@
       </w:r>
       <w:r>
         <w:rPr>
+          <w:lang w:val="hi_IN" w:bidi="hi_IN"/>
+        </w:rPr>
+        <w:t>בִתִּֽ⁠י</w:t>
+      </w:r>
+    </w:p>
+    <w:p>
+      <w:pPr/>
+      <w:r>
+        <w:rPr>
+          <w:lang w:val="hi_IN" w:bidi="hi_IN"/>
+        </w:rPr>
+      </w:r>
+      <w:r>
+        <w:rPr>
           <w:b/>
           <w:lang w:val="hi_IN" w:bidi="hi_IN"/>
         </w:rPr>
@@ -7962,6 +8956,20 @@
       </w:r>
       <w:r>
         <w:rPr>
+          <w:lang w:val="hi_IN" w:bidi="hi_IN"/>
+        </w:rPr>
+        <w:t>וַ⁠יִּ֣קֶר מִקְרֶ֔⁠הָ</w:t>
+      </w:r>
+    </w:p>
+    <w:p>
+      <w:pPr/>
+      <w:r>
+        <w:rPr>
+          <w:lang w:val="hi_IN" w:bidi="hi_IN"/>
+        </w:rPr>
+      </w:r>
+      <w:r>
+        <w:rPr>
           <w:b/>
           <w:lang w:val="hi_IN" w:bidi="hi_IN"/>
         </w:rPr>
@@ -8025,6 +9033,20 @@
       </w:r>
       <w:r>
         <w:rPr>
+          <w:lang w:val="hi_IN" w:bidi="hi_IN"/>
+        </w:rPr>
+        <w:t>מִ⁠מִּשְׁפַּ֥חַת אֱלִימֶֽלֶךְ</w:t>
+      </w:r>
+    </w:p>
+    <w:p>
+      <w:pPr/>
+      <w:r>
+        <w:rPr>
+          <w:lang w:val="hi_IN" w:bidi="hi_IN"/>
+        </w:rPr>
+      </w:r>
+      <w:r>
+        <w:rPr>
           <w:b/>
           <w:lang w:val="hi_IN" w:bidi="hi_IN"/>
         </w:rPr>
@@ -8101,6 +9123,20 @@
       </w:r>
       <w:r>
         <w:rPr>
+          <w:lang w:val="hi_IN" w:bidi="hi_IN"/>
+        </w:rPr>
+        <w:t>וְ⁠הִנֵּה</w:t>
+      </w:r>
+    </w:p>
+    <w:p>
+      <w:pPr/>
+      <w:r>
+        <w:rPr>
+          <w:lang w:val="hi_IN" w:bidi="hi_IN"/>
+        </w:rPr>
+      </w:r>
+      <w:r>
+        <w:rPr>
           <w:b/>
           <w:lang w:val="hi_IN" w:bidi="hi_IN"/>
         </w:rPr>
@@ -8191,6 +9227,20 @@
       </w:r>
       <w:r>
         <w:rPr>
+          <w:lang w:val="hi_IN" w:bidi="hi_IN"/>
+        </w:rPr>
+        <w:t>בָּ֚א מִ⁠בֵּ֣ית לֶ֔חֶם</w:t>
+      </w:r>
+    </w:p>
+    <w:p>
+      <w:pPr/>
+      <w:r>
+        <w:rPr>
+          <w:lang w:val="hi_IN" w:bidi="hi_IN"/>
+        </w:rPr>
+      </w:r>
+      <w:r>
+        <w:rPr>
           <w:b/>
           <w:lang w:val="hi_IN" w:bidi="hi_IN"/>
         </w:rPr>
@@ -8254,6 +9304,20 @@
       </w:r>
       <w:r>
         <w:rPr>
+          <w:lang w:val="hi_IN" w:bidi="hi_IN"/>
+        </w:rPr>
+        <w:t>יְהוָ֣ה עִמָּ⁠כֶ֑ם</w:t>
+      </w:r>
+    </w:p>
+    <w:p>
+      <w:pPr/>
+      <w:r>
+        <w:rPr>
+          <w:lang w:val="hi_IN" w:bidi="hi_IN"/>
+        </w:rPr>
+      </w:r>
+      <w:r>
+        <w:rPr>
           <w:b/>
           <w:lang w:val="hi_IN" w:bidi="hi_IN"/>
         </w:rPr>
@@ -8497,6 +9561,20 @@
       </w:r>
       <w:r>
         <w:rPr>
+          <w:lang w:val="hi_IN" w:bidi="hi_IN"/>
+        </w:rPr>
+        <w:t>לְ⁠מִ֖י הַ⁠נַּעֲרָ֥ה הַ⁠זֹּֽאת</w:t>
+      </w:r>
+    </w:p>
+    <w:p>
+      <w:pPr/>
+      <w:r>
+        <w:rPr>
+          <w:lang w:val="hi_IN" w:bidi="hi_IN"/>
+        </w:rPr>
+      </w:r>
+      <w:r>
+        <w:rPr>
           <w:b/>
           <w:lang w:val="hi_IN" w:bidi="hi_IN"/>
         </w:rPr>
@@ -8560,6 +9638,20 @@
       </w:r>
       <w:r>
         <w:rPr>
+          <w:lang w:val="hi_IN" w:bidi="hi_IN"/>
+        </w:rPr>
+        <w:t>וַ⁠יַּ֗עַן &amp; וַ⁠יֹּאמַ֑ר</w:t>
+      </w:r>
+    </w:p>
+    <w:p>
+      <w:pPr/>
+      <w:r>
+        <w:rPr>
+          <w:lang w:val="hi_IN" w:bidi="hi_IN"/>
+        </w:rPr>
+      </w:r>
+      <w:r>
+        <w:rPr>
           <w:b/>
           <w:lang w:val="hi_IN" w:bidi="hi_IN"/>
         </w:rPr>
@@ -8656,6 +9748,20 @@
       </w:r>
       <w:r>
         <w:rPr>
+          <w:lang w:val="hi_IN" w:bidi="hi_IN"/>
+        </w:rPr>
+        <w:t>וַ⁠תֹּ֗אמֶר אֲלַקֳטָה־נָּא֙ וְ⁠אָסַפְתִּ֣י בָֽ⁠עֳמָרִ֔ים אַחֲרֵ֖י הַ⁠קּוֹצְרִ֑ים</w:t>
+      </w:r>
+    </w:p>
+    <w:p>
+      <w:pPr/>
+      <w:r>
+        <w:rPr>
+          <w:lang w:val="hi_IN" w:bidi="hi_IN"/>
+        </w:rPr>
+      </w:r>
+      <w:r>
+        <w:rPr>
           <w:b/>
           <w:lang w:val="hi_IN" w:bidi="hi_IN"/>
         </w:rPr>
@@ -8739,6 +9845,20 @@
       </w:r>
       <w:r>
         <w:rPr>
+          <w:lang w:val="hi_IN" w:bidi="hi_IN"/>
+        </w:rPr>
+        <w:t>אֲלַקֳטָה־נָּא֙ וְ⁠אָסַפְתִּ֣י</w:t>
+      </w:r>
+    </w:p>
+    <w:p>
+      <w:pPr/>
+      <w:r>
+        <w:rPr>
+          <w:lang w:val="hi_IN" w:bidi="hi_IN"/>
+        </w:rPr>
+      </w:r>
+      <w:r>
+        <w:rPr>
           <w:b/>
           <w:lang w:val="hi_IN" w:bidi="hi_IN"/>
         </w:rPr>
@@ -8931,6 +10051,20 @@
       </w:r>
       <w:r>
         <w:rPr>
+          <w:lang w:val="hi_IN" w:bidi="hi_IN"/>
+        </w:rPr>
+        <w:t>הֲ⁠ל֧וֹא שָׁמַ֣עַתְּ בִּתִּ֗⁠י</w:t>
+      </w:r>
+    </w:p>
+    <w:p>
+      <w:pPr/>
+      <w:r>
+        <w:rPr>
+          <w:lang w:val="hi_IN" w:bidi="hi_IN"/>
+        </w:rPr>
+      </w:r>
+      <w:r>
+        <w:rPr>
           <w:b/>
           <w:lang w:val="hi_IN" w:bidi="hi_IN"/>
         </w:rPr>
@@ -9014,6 +10148,20 @@
       </w:r>
       <w:r>
         <w:rPr>
+          <w:lang w:val="hi_IN" w:bidi="hi_IN"/>
+        </w:rPr>
+        <w:t>בִּתִּ֗⁠י</w:t>
+      </w:r>
+    </w:p>
+    <w:p>
+      <w:pPr/>
+      <w:r>
+        <w:rPr>
+          <w:lang w:val="hi_IN" w:bidi="hi_IN"/>
+        </w:rPr>
+      </w:r>
+      <w:r>
+        <w:rPr>
           <w:b/>
           <w:lang w:val="hi_IN" w:bidi="hi_IN"/>
         </w:rPr>
@@ -9097,6 +10245,20 @@
       </w:r>
       <w:r>
         <w:rPr>
+          <w:lang w:val="hi_IN" w:bidi="hi_IN"/>
+        </w:rPr>
+        <w:t>עֵינַ֜יִ⁠ךְ בַּ⁠שָּׂדֶ֤ה</w:t>
+      </w:r>
+    </w:p>
+    <w:p>
+      <w:pPr/>
+      <w:r>
+        <w:rPr>
+          <w:lang w:val="hi_IN" w:bidi="hi_IN"/>
+        </w:rPr>
+      </w:r>
+      <w:r>
+        <w:rPr>
           <w:b/>
           <w:lang w:val="hi_IN" w:bidi="hi_IN"/>
         </w:rPr>
@@ -9193,6 +10355,20 @@
       </w:r>
       <w:r>
         <w:rPr>
+          <w:lang w:val="hi_IN" w:bidi="hi_IN"/>
+        </w:rPr>
+        <w:t>אַחֲרֵי⁠הֶ֔ן</w:t>
+      </w:r>
+    </w:p>
+    <w:p>
+      <w:pPr/>
+      <w:r>
+        <w:rPr>
+          <w:lang w:val="hi_IN" w:bidi="hi_IN"/>
+        </w:rPr>
+      </w:r>
+      <w:r>
+        <w:rPr>
           <w:b/>
           <w:lang w:val="hi_IN" w:bidi="hi_IN"/>
         </w:rPr>
@@ -9289,6 +10465,20 @@
       </w:r>
       <w:r>
         <w:rPr>
+          <w:lang w:val="hi_IN" w:bidi="hi_IN"/>
+        </w:rPr>
+        <w:t>הֲ⁠ל֥וֹא צִוִּ֛יתִי אֶת־הַ⁠נְּעָרִ֖ים לְ⁠בִלְתִּ֣י נָגְעֵ֑⁠ךְ</w:t>
+      </w:r>
+    </w:p>
+    <w:p>
+      <w:pPr/>
+      <w:r>
+        <w:rPr>
+          <w:lang w:val="hi_IN" w:bidi="hi_IN"/>
+        </w:rPr>
+      </w:r>
+      <w:r>
+        <w:rPr>
           <w:b/>
           <w:lang w:val="hi_IN" w:bidi="hi_IN"/>
         </w:rPr>
@@ -9372,6 +10562,20 @@
       </w:r>
       <w:r>
         <w:rPr>
+          <w:lang w:val="hi_IN" w:bidi="hi_IN"/>
+        </w:rPr>
+        <w:t>אֶת־הַ⁠נְּעָרִ֖ים</w:t>
+      </w:r>
+    </w:p>
+    <w:p>
+      <w:pPr/>
+      <w:r>
+        <w:rPr>
+          <w:lang w:val="hi_IN" w:bidi="hi_IN"/>
+        </w:rPr>
+      </w:r>
+      <w:r>
+        <w:rPr>
           <w:b/>
           <w:lang w:val="hi_IN" w:bidi="hi_IN"/>
         </w:rPr>
@@ -9474,6 +10678,20 @@
       </w:r>
       <w:r>
         <w:rPr>
+          <w:lang w:val="hi_IN" w:bidi="hi_IN"/>
+        </w:rPr>
+        <w:t>לְ⁠בִלְתִּ֣י נָגְעֵ֑⁠ךְ</w:t>
+      </w:r>
+    </w:p>
+    <w:p>
+      <w:pPr/>
+      <w:r>
+        <w:rPr>
+          <w:lang w:val="hi_IN" w:bidi="hi_IN"/>
+        </w:rPr>
+      </w:r>
+      <w:r>
+        <w:rPr>
           <w:b/>
           <w:lang w:val="hi_IN" w:bidi="hi_IN"/>
         </w:rPr>
@@ -9613,6 +10831,20 @@
       </w:r>
       <w:r>
         <w:rPr>
+          <w:lang w:val="hi_IN" w:bidi="hi_IN"/>
+        </w:rPr>
+        <w:t>וַ⁠תִּפֹּל֙ עַל־פָּנֶ֔י⁠הָ וַ⁠תִּשְׁתַּ֖חוּ אָ֑רְצָ⁠ה</w:t>
+      </w:r>
+    </w:p>
+    <w:p>
+      <w:pPr/>
+      <w:r>
+        <w:rPr>
+          <w:lang w:val="hi_IN" w:bidi="hi_IN"/>
+        </w:rPr>
+      </w:r>
+      <w:r>
+        <w:rPr>
           <w:b/>
           <w:lang w:val="hi_IN" w:bidi="hi_IN"/>
         </w:rPr>
@@ -9696,6 +10928,20 @@
       </w:r>
       <w:r>
         <w:rPr>
+          <w:lang w:val="hi_IN" w:bidi="hi_IN"/>
+        </w:rPr>
+        <w:t>וַ⁠תִּפֹּל֙ עַל־פָּנֶ֔י⁠הָ וַ⁠תִּשְׁתַּ֖חוּ אָ֑רְצָ⁠ה</w:t>
+      </w:r>
+    </w:p>
+    <w:p>
+      <w:pPr/>
+      <w:r>
+        <w:rPr>
+          <w:lang w:val="hi_IN" w:bidi="hi_IN"/>
+        </w:rPr>
+      </w:r>
+      <w:r>
+        <w:rPr>
           <w:b/>
           <w:lang w:val="hi_IN" w:bidi="hi_IN"/>
         </w:rPr>
@@ -9779,6 +11025,20 @@
       </w:r>
       <w:r>
         <w:rPr>
+          <w:lang w:val="hi_IN" w:bidi="hi_IN"/>
+        </w:rPr>
+        <w:t>וַ⁠תִּפֹּל֙ עַל־פָּנֶ֔י⁠הָ וַ⁠תִּשְׁתַּ֖חוּ אָ֑רְצָ⁠ה</w:t>
+      </w:r>
+    </w:p>
+    <w:p>
+      <w:pPr/>
+      <w:r>
+        <w:rPr>
+          <w:lang w:val="hi_IN" w:bidi="hi_IN"/>
+        </w:rPr>
+      </w:r>
+      <w:r>
+        <w:rPr>
           <w:b/>
           <w:lang w:val="hi_IN" w:bidi="hi_IN"/>
         </w:rPr>
@@ -9862,6 +11122,20 @@
       </w:r>
       <w:r>
         <w:rPr>
+          <w:lang w:val="hi_IN" w:bidi="hi_IN"/>
+        </w:rPr>
+        <w:t>מַדּוּעַ֩ מָצָ֨אתִי חֵ֤ן בְּ⁠עֵינֶ֨י⁠ךָ֙ לְ⁠הַכִּירֵ֔⁠נִי וְ⁠אָּנֹכִ֖י נָכְרִיָּֽה</w:t>
+      </w:r>
+    </w:p>
+    <w:p>
+      <w:pPr/>
+      <w:r>
+        <w:rPr>
+          <w:lang w:val="hi_IN" w:bidi="hi_IN"/>
+        </w:rPr>
+      </w:r>
+      <w:r>
+        <w:rPr>
           <w:b/>
           <w:lang w:val="hi_IN" w:bidi="hi_IN"/>
         </w:rPr>
@@ -9938,6 +11212,20 @@
       </w:r>
       <w:r>
         <w:rPr>
+          <w:lang w:val="hi_IN" w:bidi="hi_IN"/>
+        </w:rPr>
+        <w:t>מָצָ֨אתִי חֵ֤ן בְּ⁠עֵינֶ֨י⁠ךָ֙</w:t>
+      </w:r>
+    </w:p>
+    <w:p>
+      <w:pPr/>
+      <w:r>
+        <w:rPr>
+          <w:lang w:val="hi_IN" w:bidi="hi_IN"/>
+        </w:rPr>
+      </w:r>
+      <w:r>
+        <w:rPr>
           <w:b/>
           <w:lang w:val="hi_IN" w:bidi="hi_IN"/>
         </w:rPr>
@@ -10156,6 +11444,20 @@
       </w:r>
       <w:r>
         <w:rPr>
+          <w:lang w:val="hi_IN" w:bidi="hi_IN"/>
+        </w:rPr>
+        <w:t>הֻגֵּ֨ד הֻגַּ֜ד</w:t>
+      </w:r>
+    </w:p>
+    <w:p>
+      <w:pPr/>
+      <w:r>
+        <w:rPr>
+          <w:lang w:val="hi_IN" w:bidi="hi_IN"/>
+        </w:rPr>
+      </w:r>
+      <w:r>
+        <w:rPr>
           <w:b/>
           <w:lang w:val="hi_IN" w:bidi="hi_IN"/>
         </w:rPr>
@@ -10252,6 +11554,20 @@
       </w:r>
       <w:r>
         <w:rPr>
+          <w:lang w:val="hi_IN" w:bidi="hi_IN"/>
+        </w:rPr>
+        <w:t>הֻגֵּ֨ד הֻגַּ֜ד לִ֗⁠י</w:t>
+      </w:r>
+    </w:p>
+    <w:p>
+      <w:pPr/>
+      <w:r>
+        <w:rPr>
+          <w:lang w:val="hi_IN" w:bidi="hi_IN"/>
+        </w:rPr>
+      </w:r>
+      <w:r>
+        <w:rPr>
           <w:b/>
           <w:lang w:val="hi_IN" w:bidi="hi_IN"/>
         </w:rPr>
@@ -10355,6 +11671,20 @@
       </w:r>
       <w:r>
         <w:rPr>
+          <w:lang w:val="hi_IN" w:bidi="hi_IN"/>
+        </w:rPr>
+        <w:t>וַ⁠תֵּ֣לְכִ֔י אֶל־עַ֕ם</w:t>
+      </w:r>
+    </w:p>
+    <w:p>
+      <w:pPr/>
+      <w:r>
+        <w:rPr>
+          <w:lang w:val="hi_IN" w:bidi="hi_IN"/>
+        </w:rPr>
+      </w:r>
+      <w:r>
+        <w:rPr>
           <w:b/>
           <w:lang w:val="hi_IN" w:bidi="hi_IN"/>
         </w:rPr>
@@ -10464,6 +11794,20 @@
       </w:r>
       <w:r>
         <w:rPr>
+          <w:lang w:val="hi_IN" w:bidi="hi_IN"/>
+        </w:rPr>
+        <w:t>תְּמ֥וֹל שִׁלְשֽׁוֹם</w:t>
+      </w:r>
+    </w:p>
+    <w:p>
+      <w:pPr/>
+      <w:r>
+        <w:rPr>
+          <w:lang w:val="hi_IN" w:bidi="hi_IN"/>
+        </w:rPr>
+      </w:r>
+      <w:r>
+        <w:rPr>
           <w:b/>
           <w:lang w:val="hi_IN" w:bidi="hi_IN"/>
         </w:rPr>
@@ -10560,6 +11904,20 @@
       </w:r>
       <w:r>
         <w:rPr>
+          <w:lang w:val="hi_IN" w:bidi="hi_IN"/>
+        </w:rPr>
+        <w:t>פָּעֳלֵ֑⁠ךְ</w:t>
+      </w:r>
+    </w:p>
+    <w:p>
+      <w:pPr/>
+      <w:r>
+        <w:rPr>
+          <w:lang w:val="hi_IN" w:bidi="hi_IN"/>
+        </w:rPr>
+      </w:r>
+      <w:r>
+        <w:rPr>
           <w:b/>
           <w:lang w:val="hi_IN" w:bidi="hi_IN"/>
         </w:rPr>
@@ -10621,6 +11979,20 @@
           <w:lang w:val="hi_IN" w:bidi="hi_IN"/>
         </w:rPr>
       </w:r>
+      <w:r>
+        <w:rPr>
+          <w:lang w:val="hi_IN" w:bidi="hi_IN"/>
+        </w:rPr>
+        <w:t>וּ⁠תְהִ֨י מַשְׂכֻּרְתֵּ֜⁠ךְ שְׁלֵמָ֗ה מֵ⁠עִ֤ם יְהוָה֙</w:t>
+      </w:r>
+    </w:p>
+    <w:p>
+      <w:pPr/>
+      <w:r>
+        <w:rPr>
+          <w:lang w:val="hi_IN" w:bidi="hi_IN"/>
+        </w:rPr>
+      </w:r>
     </w:p>
     <w:p>
       <w:pPr/>
@@ -10699,6 +12071,20 @@
       </w:r>
       <w:r>
         <w:rPr>
+          <w:lang w:val="hi_IN" w:bidi="hi_IN"/>
+        </w:rPr>
+        <w:t>אֲשֶׁר־בָּ֖את לַ⁠חֲס֥וֹת תַּֽחַת־כְּנָפָֽי⁠ו</w:t>
+      </w:r>
+    </w:p>
+    <w:p>
+      <w:pPr/>
+      <w:r>
+        <w:rPr>
+          <w:lang w:val="hi_IN" w:bidi="hi_IN"/>
+        </w:rPr>
+      </w:r>
+      <w:r>
+        <w:rPr>
           <w:b/>
           <w:lang w:val="hi_IN" w:bidi="hi_IN"/>
         </w:rPr>
@@ -10782,6 +12168,20 @@
       </w:r>
       <w:r>
         <w:rPr>
+          <w:lang w:val="hi_IN" w:bidi="hi_IN"/>
+        </w:rPr>
+        <w:t>אֶמְצָא־חֵ֨ן בְּ⁠עֵינֶ֤י⁠ךָ</w:t>
+      </w:r>
+    </w:p>
+    <w:p>
+      <w:pPr/>
+      <w:r>
+        <w:rPr>
+          <w:lang w:val="hi_IN" w:bidi="hi_IN"/>
+        </w:rPr>
+      </w:r>
+      <w:r>
+        <w:rPr>
           <w:b/>
           <w:lang w:val="hi_IN" w:bidi="hi_IN"/>
         </w:rPr>
@@ -10865,6 +12265,20 @@
       </w:r>
       <w:r>
         <w:rPr>
+          <w:lang w:val="hi_IN" w:bidi="hi_IN"/>
+        </w:rPr>
+        <w:t>אֲדֹנִ⁠י֙</w:t>
+      </w:r>
+    </w:p>
+    <w:p>
+      <w:pPr/>
+      <w:r>
+        <w:rPr>
+          <w:lang w:val="hi_IN" w:bidi="hi_IN"/>
+        </w:rPr>
+      </w:r>
+      <w:r>
+        <w:rPr>
           <w:b/>
           <w:lang w:val="hi_IN" w:bidi="hi_IN"/>
         </w:rPr>
@@ -10928,6 +12342,20 @@
       </w:r>
       <w:r>
         <w:rPr>
+          <w:lang w:val="hi_IN" w:bidi="hi_IN"/>
+        </w:rPr>
+        <w:t>עַל־לֵ֣ב שִׁפְחָתֶ֑⁠ךָ</w:t>
+      </w:r>
+    </w:p>
+    <w:p>
+      <w:pPr/>
+      <w:r>
+        <w:rPr>
+          <w:lang w:val="hi_IN" w:bidi="hi_IN"/>
+        </w:rPr>
+      </w:r>
+      <w:r>
+        <w:rPr>
           <w:b/>
           <w:lang w:val="hi_IN" w:bidi="hi_IN"/>
         </w:rPr>
@@ -11011,6 +12439,20 @@
       </w:r>
       <w:r>
         <w:rPr>
+          <w:lang w:val="hi_IN" w:bidi="hi_IN"/>
+        </w:rPr>
+        <w:t>עַל־לֵ֣ב</w:t>
+      </w:r>
+    </w:p>
+    <w:p>
+      <w:pPr/>
+      <w:r>
+        <w:rPr>
+          <w:lang w:val="hi_IN" w:bidi="hi_IN"/>
+        </w:rPr>
+      </w:r>
+      <w:r>
+        <w:rPr>
           <w:b/>
           <w:lang w:val="hi_IN" w:bidi="hi_IN"/>
         </w:rPr>
@@ -11107,6 +12549,20 @@
       </w:r>
       <w:r>
         <w:rPr>
+          <w:lang w:val="hi_IN" w:bidi="hi_IN"/>
+        </w:rPr>
+        <w:t>שִׁפְחָתֶ֑⁠ךָ</w:t>
+      </w:r>
+    </w:p>
+    <w:p>
+      <w:pPr/>
+      <w:r>
+        <w:rPr>
+          <w:lang w:val="hi_IN" w:bidi="hi_IN"/>
+        </w:rPr>
+      </w:r>
+      <w:r>
+        <w:rPr>
           <w:b/>
           <w:lang w:val="hi_IN" w:bidi="hi_IN"/>
         </w:rPr>
@@ -11190,6 +12646,20 @@
       </w:r>
       <w:r>
         <w:rPr>
+          <w:lang w:val="hi_IN" w:bidi="hi_IN"/>
+        </w:rPr>
+        <w:t>וְ⁠אָנֹכִי֙ לֹ֣א אֶֽהְיֶ֔ה כְּ⁠אַחַ֖ת שִׁפְחֹתֶֽי⁠ךָ</w:t>
+      </w:r>
+    </w:p>
+    <w:p>
+      <w:pPr/>
+      <w:r>
+        <w:rPr>
+          <w:lang w:val="hi_IN" w:bidi="hi_IN"/>
+        </w:rPr>
+      </w:r>
+      <w:r>
+        <w:rPr>
           <w:b/>
           <w:lang w:val="hi_IN" w:bidi="hi_IN"/>
         </w:rPr>
@@ -11355,6 +12825,20 @@
       </w:r>
       <w:r>
         <w:rPr>
+          <w:lang w:val="hi_IN" w:bidi="hi_IN"/>
+        </w:rPr>
+        <w:t>גֹּ֤שִֽׁי הֲלֹם֙ וְ⁠אָכַ֣לְתְּ מִן־הַ⁠לֶּ֔חֶם וְ⁠טָבַ֥לְתְּ פִּתֵּ֖⁠ךְ בַּ⁠חֹ֑מֶץ</w:t>
+      </w:r>
+    </w:p>
+    <w:p>
+      <w:pPr/>
+      <w:r>
+        <w:rPr>
+          <w:lang w:val="hi_IN" w:bidi="hi_IN"/>
+        </w:rPr>
+      </w:r>
+      <w:r>
+        <w:rPr>
           <w:b/>
           <w:lang w:val="hi_IN" w:bidi="hi_IN"/>
         </w:rPr>
@@ -11438,6 +12922,20 @@
       </w:r>
       <w:r>
         <w:rPr>
+          <w:lang w:val="hi_IN" w:bidi="hi_IN"/>
+        </w:rPr>
+        <w:t>וְ⁠אָכַ֣לְתְּ מִן־הַ⁠לֶּ֔חֶם וְ⁠טָבַ֥לְתְּ פִּתֵּ֖⁠ךְ בַּ⁠חֹ֑מֶץ</w:t>
+      </w:r>
+    </w:p>
+    <w:p>
+      <w:pPr/>
+      <w:r>
+        <w:rPr>
+          <w:lang w:val="hi_IN" w:bidi="hi_IN"/>
+        </w:rPr>
+      </w:r>
+      <w:r>
+        <w:rPr>
           <w:b/>
           <w:lang w:val="hi_IN" w:bidi="hi_IN"/>
         </w:rPr>
@@ -11533,6 +13031,20 @@
       </w:r>
       <w:r>
         <w:rPr>
+          <w:lang w:val="hi_IN" w:bidi="hi_IN"/>
+        </w:rPr>
+        <w:t>וְ⁠טָבַ֥לְתְּ פִּתֵּ֖⁠ךְ בַּ⁠חֹ֑מֶץ</w:t>
+      </w:r>
+    </w:p>
+    <w:p>
+      <w:pPr/>
+      <w:r>
+        <w:rPr>
+          <w:lang w:val="hi_IN" w:bidi="hi_IN"/>
+        </w:rPr>
+      </w:r>
+      <w:r>
+        <w:rPr>
           <w:b/>
           <w:lang w:val="hi_IN" w:bidi="hi_IN"/>
         </w:rPr>
@@ -11609,6 +13121,20 @@
       </w:r>
       <w:r>
         <w:rPr>
+          <w:lang w:val="hi_IN" w:bidi="hi_IN"/>
+        </w:rPr>
+        <w:t>וַ⁠יְצַו֩ בֹּ֨עַז אֶת־נְעָרָ֜י⁠ו</w:t>
+      </w:r>
+    </w:p>
+    <w:p>
+      <w:pPr/>
+      <w:r>
+        <w:rPr>
+          <w:lang w:val="hi_IN" w:bidi="hi_IN"/>
+        </w:rPr>
+      </w:r>
+      <w:r>
+        <w:rPr>
           <w:b/>
           <w:lang w:val="hi_IN" w:bidi="hi_IN"/>
         </w:rPr>
@@ -11692,6 +13218,20 @@
       </w:r>
       <w:r>
         <w:rPr>
+          <w:lang w:val="hi_IN" w:bidi="hi_IN"/>
+        </w:rPr>
+        <w:t>גַּ֣ם בֵּ֧ין הָֽ⁠עֳמָרִ֛ים</w:t>
+      </w:r>
+    </w:p>
+    <w:p>
+      <w:pPr/>
+      <w:r>
+        <w:rPr>
+          <w:lang w:val="hi_IN" w:bidi="hi_IN"/>
+        </w:rPr>
+      </w:r>
+      <w:r>
+        <w:rPr>
           <w:b/>
           <w:lang w:val="hi_IN" w:bidi="hi_IN"/>
         </w:rPr>
@@ -11768,6 +13308,20 @@
       </w:r>
       <w:r>
         <w:rPr>
+          <w:lang w:val="hi_IN" w:bidi="hi_IN"/>
+        </w:rPr>
+        <w:t>וְ⁠לֹ֥א תַכְלִימֽוּ⁠הָ</w:t>
+      </w:r>
+    </w:p>
+    <w:p>
+      <w:pPr/>
+      <w:r>
+        <w:rPr>
+          <w:lang w:val="hi_IN" w:bidi="hi_IN"/>
+        </w:rPr>
+      </w:r>
+      <w:r>
+        <w:rPr>
           <w:b/>
           <w:lang w:val="hi_IN" w:bidi="hi_IN"/>
         </w:rPr>
@@ -11851,6 +13405,20 @@
       </w:r>
       <w:r>
         <w:rPr>
+          <w:lang w:val="hi_IN" w:bidi="hi_IN"/>
+        </w:rPr>
+        <w:t>וְ⁠גַ֛ם</w:t>
+      </w:r>
+    </w:p>
+    <w:p>
+      <w:pPr/>
+      <w:r>
+        <w:rPr>
+          <w:lang w:val="hi_IN" w:bidi="hi_IN"/>
+        </w:rPr>
+      </w:r>
+      <w:r>
+        <w:rPr>
           <w:b/>
           <w:lang w:val="hi_IN" w:bidi="hi_IN"/>
         </w:rPr>
@@ -12024,6 +13592,20 @@
       </w:r>
       <w:r>
         <w:rPr>
+          <w:lang w:val="hi_IN" w:bidi="hi_IN"/>
+        </w:rPr>
+        <w:t>וַ⁠תַּחְבֹּט֙</w:t>
+      </w:r>
+    </w:p>
+    <w:p>
+      <w:pPr/>
+      <w:r>
+        <w:rPr>
+          <w:lang w:val="hi_IN" w:bidi="hi_IN"/>
+        </w:rPr>
+      </w:r>
+      <w:r>
+        <w:rPr>
           <w:b/>
           <w:lang w:val="hi_IN" w:bidi="hi_IN"/>
         </w:rPr>
@@ -12087,6 +13669,20 @@
       </w:r>
       <w:r>
         <w:rPr>
+          <w:lang w:val="hi_IN" w:bidi="hi_IN"/>
+        </w:rPr>
+        <w:t>כְּ⁠אֵיפָ֥ה</w:t>
+      </w:r>
+    </w:p>
+    <w:p>
+      <w:pPr/>
+      <w:r>
+        <w:rPr>
+          <w:lang w:val="hi_IN" w:bidi="hi_IN"/>
+        </w:rPr>
+      </w:r>
+      <w:r>
+        <w:rPr>
           <w:b/>
           <w:lang w:val="hi_IN" w:bidi="hi_IN"/>
         </w:rPr>
@@ -12196,6 +13792,20 @@
       </w:r>
       <w:r>
         <w:rPr>
+          <w:lang w:val="hi_IN" w:bidi="hi_IN"/>
+        </w:rPr>
+        <w:t>וַ⁠תִּשָּׂא֙ וַ⁠תָּב֣וֹא הָ⁠עִ֔יר</w:t>
+      </w:r>
+    </w:p>
+    <w:p>
+      <w:pPr/>
+      <w:r>
+        <w:rPr>
+          <w:lang w:val="hi_IN" w:bidi="hi_IN"/>
+        </w:rPr>
+      </w:r>
+      <w:r>
+        <w:rPr>
           <w:b/>
           <w:lang w:val="hi_IN" w:bidi="hi_IN"/>
         </w:rPr>
@@ -12279,6 +13889,20 @@
       </w:r>
       <w:r>
         <w:rPr>
+          <w:lang w:val="hi_IN" w:bidi="hi_IN"/>
+        </w:rPr>
+        <w:t>אֵיפֹ֨ה לִקַּ֤טְתְּ הַ⁠יּוֹם֙ וְ⁠אָ֣נָה עָשִׂ֔ית</w:t>
+      </w:r>
+    </w:p>
+    <w:p>
+      <w:pPr/>
+      <w:r>
+        <w:rPr>
+          <w:lang w:val="hi_IN" w:bidi="hi_IN"/>
+        </w:rPr>
+      </w:r>
+      <w:r>
+        <w:rPr>
           <w:b/>
           <w:lang w:val="hi_IN" w:bidi="hi_IN"/>
         </w:rPr>
@@ -12362,6 +13986,20 @@
       </w:r>
       <w:r>
         <w:rPr>
+          <w:lang w:val="hi_IN" w:bidi="hi_IN"/>
+        </w:rPr>
+        <w:t>יְהִ֥י מַכִּירֵ֖⁠ךְ בָּר֑וּךְ</w:t>
+      </w:r>
+    </w:p>
+    <w:p>
+      <w:pPr/>
+      <w:r>
+        <w:rPr>
+          <w:lang w:val="hi_IN" w:bidi="hi_IN"/>
+        </w:rPr>
+      </w:r>
+      <w:r>
+        <w:rPr>
           <w:b/>
           <w:lang w:val="hi_IN" w:bidi="hi_IN"/>
         </w:rPr>
@@ -12445,6 +14083,20 @@
       </w:r>
       <w:r>
         <w:rPr>
+          <w:lang w:val="hi_IN" w:bidi="hi_IN"/>
+        </w:rPr>
+        <w:t>יְהִ֥י מַכִּירֵ֖⁠ךְ בָּר֑וּךְ</w:t>
+      </w:r>
+    </w:p>
+    <w:p>
+      <w:pPr/>
+      <w:r>
+        <w:rPr>
+          <w:lang w:val="hi_IN" w:bidi="hi_IN"/>
+        </w:rPr>
+      </w:r>
+      <w:r>
+        <w:rPr>
           <w:b/>
           <w:lang w:val="hi_IN" w:bidi="hi_IN"/>
         </w:rPr>
@@ -12528,6 +14180,20 @@
       </w:r>
       <w:r>
         <w:rPr>
+          <w:lang w:val="hi_IN" w:bidi="hi_IN"/>
+        </w:rPr>
+        <w:t>מַכִּירֵ֖⁠ךְ</w:t>
+      </w:r>
+    </w:p>
+    <w:p>
+      <w:pPr/>
+      <w:r>
+        <w:rPr>
+          <w:lang w:val="hi_IN" w:bidi="hi_IN"/>
+        </w:rPr>
+      </w:r>
+      <w:r>
+        <w:rPr>
           <w:b/>
           <w:lang w:val="hi_IN" w:bidi="hi_IN"/>
         </w:rPr>
@@ -12624,6 +14290,20 @@
       </w:r>
       <w:r>
         <w:rPr>
+          <w:lang w:val="hi_IN" w:bidi="hi_IN"/>
+        </w:rPr>
+        <w:t>וַ⁠תַּגֵּ֣ד לַ⁠חֲמוֹתָ֗⁠הּ אֵ֤ת אֲשֶׁר־עָשְׂתָה֙ עִמּ֔⁠וֹ וַ⁠תֹּ֗אמֶר שֵׁ֤ם הָ⁠אִישׁ֙ אֲשֶׁ֨ר עָשִׂ֧יתִי עִמּ֛⁠וֹ הַ⁠יּ֖וֹם בֹּֽעַז</w:t>
+      </w:r>
+    </w:p>
+    <w:p>
+      <w:pPr/>
+      <w:r>
+        <w:rPr>
+          <w:lang w:val="hi_IN" w:bidi="hi_IN"/>
+        </w:rPr>
+      </w:r>
+      <w:r>
+        <w:rPr>
           <w:b/>
           <w:lang w:val="hi_IN" w:bidi="hi_IN"/>
         </w:rPr>
@@ -12707,6 +14387,20 @@
       </w:r>
       <w:r>
         <w:rPr>
+          <w:lang w:val="hi_IN" w:bidi="hi_IN"/>
+        </w:rPr>
+        <w:t>בָּר֥וּךְ הוּא֙ לַ⁠יהוָ֔ה</w:t>
+      </w:r>
+    </w:p>
+    <w:p>
+      <w:pPr/>
+      <w:r>
+        <w:rPr>
+          <w:lang w:val="hi_IN" w:bidi="hi_IN"/>
+        </w:rPr>
+      </w:r>
+      <w:r>
+        <w:rPr>
           <w:b/>
           <w:lang w:val="hi_IN" w:bidi="hi_IN"/>
         </w:rPr>
@@ -12783,6 +14477,20 @@
       </w:r>
       <w:r>
         <w:rPr>
+          <w:lang w:val="hi_IN" w:bidi="hi_IN"/>
+        </w:rPr>
+        <w:t>בָּר֥וּךְ הוּא֙ לַ⁠יהוָ֔ה</w:t>
+      </w:r>
+    </w:p>
+    <w:p>
+      <w:pPr/>
+      <w:r>
+        <w:rPr>
+          <w:lang w:val="hi_IN" w:bidi="hi_IN"/>
+        </w:rPr>
+      </w:r>
+      <w:r>
+        <w:rPr>
           <w:b/>
           <w:lang w:val="hi_IN" w:bidi="hi_IN"/>
         </w:rPr>
@@ -12866,6 +14574,20 @@
       </w:r>
       <w:r>
         <w:rPr>
+          <w:lang w:val="hi_IN" w:bidi="hi_IN"/>
+        </w:rPr>
+        <w:t>אֲשֶׁר֙ לֹא־עָזַ֣ב</w:t>
+      </w:r>
+    </w:p>
+    <w:p>
+      <w:pPr/>
+      <w:r>
+        <w:rPr>
+          <w:lang w:val="hi_IN" w:bidi="hi_IN"/>
+        </w:rPr>
+      </w:r>
+      <w:r>
+        <w:rPr>
           <w:b/>
           <w:lang w:val="hi_IN" w:bidi="hi_IN"/>
         </w:rPr>
@@ -13001,6 +14723,20 @@
       </w:r>
       <w:r>
         <w:rPr>
+          <w:lang w:val="hi_IN" w:bidi="hi_IN"/>
+        </w:rPr>
+        <w:t>אֲשֶׁר֙ לֹא־עָזַ֣ב</w:t>
+      </w:r>
+    </w:p>
+    <w:p>
+      <w:pPr/>
+      <w:r>
+        <w:rPr>
+          <w:lang w:val="hi_IN" w:bidi="hi_IN"/>
+        </w:rPr>
+      </w:r>
+      <w:r>
+        <w:rPr>
           <w:b/>
           <w:lang w:val="hi_IN" w:bidi="hi_IN"/>
         </w:rPr>
@@ -13103,6 +14839,20 @@
       </w:r>
       <w:r>
         <w:rPr>
+          <w:lang w:val="hi_IN" w:bidi="hi_IN"/>
+        </w:rPr>
+        <w:t>אֶת־הַ⁠חַיִּ֖ים</w:t>
+      </w:r>
+    </w:p>
+    <w:p>
+      <w:pPr/>
+      <w:r>
+        <w:rPr>
+          <w:lang w:val="hi_IN" w:bidi="hi_IN"/>
+        </w:rPr>
+      </w:r>
+      <w:r>
+        <w:rPr>
           <w:b/>
           <w:lang w:val="hi_IN" w:bidi="hi_IN"/>
         </w:rPr>
@@ -13225,6 +14975,20 @@
       </w:r>
       <w:r>
         <w:rPr>
+          <w:lang w:val="hi_IN" w:bidi="hi_IN"/>
+        </w:rPr>
+        <w:t>וְ⁠אֶת־הַ⁠מֵּתִ֑ים</w:t>
+      </w:r>
+    </w:p>
+    <w:p>
+      <w:pPr/>
+      <w:r>
+        <w:rPr>
+          <w:lang w:val="hi_IN" w:bidi="hi_IN"/>
+        </w:rPr>
+      </w:r>
+      <w:r>
+        <w:rPr>
           <w:b/>
           <w:lang w:val="hi_IN" w:bidi="hi_IN"/>
         </w:rPr>
@@ -13347,6 +15111,20 @@
       </w:r>
       <w:r>
         <w:rPr>
+          <w:lang w:val="hi_IN" w:bidi="hi_IN"/>
+        </w:rPr>
+        <w:t>קָר֥וֹב לָ֨⁠נוּ֙ הָ⁠אִ֔ישׁ מִֽ⁠גֹּאֲלֵ֖⁠נוּ הֽוּא</w:t>
+      </w:r>
+    </w:p>
+    <w:p>
+      <w:pPr/>
+      <w:r>
+        <w:rPr>
+          <w:lang w:val="hi_IN" w:bidi="hi_IN"/>
+        </w:rPr>
+      </w:r>
+      <w:r>
+        <w:rPr>
           <w:b/>
           <w:lang w:val="hi_IN" w:bidi="hi_IN"/>
         </w:rPr>
@@ -13430,6 +15208,20 @@
       </w:r>
       <w:r>
         <w:rPr>
+          <w:lang w:val="hi_IN" w:bidi="hi_IN"/>
+        </w:rPr>
+        <w:t>מִֽ⁠גֹּאֲלֵ֖⁠נוּ</w:t>
+      </w:r>
+    </w:p>
+    <w:p>
+      <w:pPr/>
+      <w:r>
+        <w:rPr>
+          <w:lang w:val="hi_IN" w:bidi="hi_IN"/>
+        </w:rPr>
+      </w:r>
+      <w:r>
+        <w:rPr>
           <w:b/>
           <w:lang w:val="hi_IN" w:bidi="hi_IN"/>
         </w:rPr>
@@ -13493,6 +15285,20 @@
       </w:r>
       <w:r>
         <w:rPr>
+          <w:lang w:val="hi_IN" w:bidi="hi_IN"/>
+        </w:rPr>
+        <w:t>גַּ֣ם ׀ כִּי־אָמַ֣ר אֵלַ֗⁠י</w:t>
+      </w:r>
+    </w:p>
+    <w:p>
+      <w:pPr/>
+      <w:r>
+        <w:rPr>
+          <w:lang w:val="hi_IN" w:bidi="hi_IN"/>
+        </w:rPr>
+      </w:r>
+      <w:r>
+        <w:rPr>
           <w:b/>
           <w:lang w:val="hi_IN" w:bidi="hi_IN"/>
         </w:rPr>
@@ -13556,6 +15362,20 @@
       </w:r>
       <w:r>
         <w:rPr>
+          <w:lang w:val="hi_IN" w:bidi="hi_IN"/>
+        </w:rPr>
+        <w:t>אָמַ֣ר אֵלַ֗⁠י עִם־הַ⁠נְּעָרִ֤ים אֲשֶׁר־לִ⁠י֙ תִּדְבָּקִ֔י⁠ן עַ֣ד אִם־כִּלּ֔וּ אֵ֥ת כָּל־הַ⁠קָּצִ֖יר אֲשֶׁר־לִֽ⁠י</w:t>
+      </w:r>
+    </w:p>
+    <w:p>
+      <w:pPr/>
+      <w:r>
+        <w:rPr>
+          <w:lang w:val="hi_IN" w:bidi="hi_IN"/>
+        </w:rPr>
+      </w:r>
+      <w:r>
+        <w:rPr>
           <w:b/>
           <w:lang w:val="hi_IN" w:bidi="hi_IN"/>
         </w:rPr>
@@ -13639,6 +15459,20 @@
       </w:r>
       <w:r>
         <w:rPr>
+          <w:lang w:val="hi_IN" w:bidi="hi_IN"/>
+        </w:rPr>
+        <w:t>עִם־הַ⁠נְּעָרִ֤ים אֲשֶׁר־לִ⁠י֙ תִּדְבָּקִ֔י⁠ן</w:t>
+      </w:r>
+    </w:p>
+    <w:p>
+      <w:pPr/>
+      <w:r>
+        <w:rPr>
+          <w:lang w:val="hi_IN" w:bidi="hi_IN"/>
+        </w:rPr>
+      </w:r>
+      <w:r>
+        <w:rPr>
           <w:b/>
           <w:lang w:val="hi_IN" w:bidi="hi_IN"/>
         </w:rPr>
@@ -13805,6 +15639,20 @@
       </w:r>
       <w:r>
         <w:rPr>
+          <w:lang w:val="hi_IN" w:bidi="hi_IN"/>
+        </w:rPr>
+        <w:t>וְ⁠לֹ֥א יִפְגְּעוּ־בָ֖⁠ךְ</w:t>
+      </w:r>
+    </w:p>
+    <w:p>
+      <w:pPr/>
+      <w:r>
+        <w:rPr>
+          <w:lang w:val="hi_IN" w:bidi="hi_IN"/>
+        </w:rPr>
+      </w:r>
+      <w:r>
+        <w:rPr>
           <w:b/>
           <w:lang w:val="hi_IN" w:bidi="hi_IN"/>
         </w:rPr>
@@ -13881,6 +15729,20 @@
       </w:r>
       <w:r>
         <w:rPr>
+          <w:lang w:val="hi_IN" w:bidi="hi_IN"/>
+        </w:rPr>
+        <w:t>וַ⁠תִּדְבַּ֞ק</w:t>
+      </w:r>
+    </w:p>
+    <w:p>
+      <w:pPr/>
+      <w:r>
+        <w:rPr>
+          <w:lang w:val="hi_IN" w:bidi="hi_IN"/>
+        </w:rPr>
+      </w:r>
+      <w:r>
+        <w:rPr>
           <w:b/>
           <w:lang w:val="hi_IN" w:bidi="hi_IN"/>
         </w:rPr>
@@ -13944,6 +15806,20 @@
       </w:r>
       <w:r>
         <w:rPr>
+          <w:lang w:val="hi_IN" w:bidi="hi_IN"/>
+        </w:rPr>
+        <w:t>עַד־כְּל֥וֹת קְצִֽיר־הַ⁠שְּׂעֹרִ֖ים וּ⁠קְצִ֣יר הַֽ⁠חִטִּ֑ים</w:t>
+      </w:r>
+    </w:p>
+    <w:p>
+      <w:pPr/>
+      <w:r>
+        <w:rPr>
+          <w:lang w:val="hi_IN" w:bidi="hi_IN"/>
+        </w:rPr>
+      </w:r>
+      <w:r>
+        <w:rPr>
           <w:b/>
           <w:lang w:val="hi_IN" w:bidi="hi_IN"/>
         </w:rPr>
@@ -14027,6 +15903,20 @@
       </w:r>
       <w:r>
         <w:rPr>
+          <w:lang w:val="hi_IN" w:bidi="hi_IN"/>
+        </w:rPr>
+        <w:t>וַ⁠תֹּ֥אמֶר לָ֖⁠הּ נָעֳמִ֣י חֲמוֹתָ֑⁠הּ</w:t>
+      </w:r>
+    </w:p>
+    <w:p>
+      <w:pPr/>
+      <w:r>
+        <w:rPr>
+          <w:lang w:val="hi_IN" w:bidi="hi_IN"/>
+        </w:rPr>
+      </w:r>
+      <w:r>
+        <w:rPr>
           <w:b/>
           <w:lang w:val="hi_IN" w:bidi="hi_IN"/>
         </w:rPr>
@@ -14173,6 +16063,20 @@
       </w:r>
       <w:r>
         <w:rPr>
+          <w:lang w:val="hi_IN" w:bidi="hi_IN"/>
+        </w:rPr>
+        <w:t>נָעֳמִ֣י חֲמוֹתָ֑⁠הּ</w:t>
+      </w:r>
+    </w:p>
+    <w:p>
+      <w:pPr/>
+      <w:r>
+        <w:rPr>
+          <w:lang w:val="hi_IN" w:bidi="hi_IN"/>
+        </w:rPr>
+      </w:r>
+      <w:r>
+        <w:rPr>
           <w:b/>
           <w:lang w:val="hi_IN" w:bidi="hi_IN"/>
         </w:rPr>
@@ -14276,6 +16180,20 @@
       </w:r>
       <w:r>
         <w:rPr>
+          <w:lang w:val="hi_IN" w:bidi="hi_IN"/>
+        </w:rPr>
+        <w:t>חֲמוֹתָ֑⁠הּ</w:t>
+      </w:r>
+    </w:p>
+    <w:p>
+      <w:pPr/>
+      <w:r>
+        <w:rPr>
+          <w:lang w:val="hi_IN" w:bidi="hi_IN"/>
+        </w:rPr>
+      </w:r>
+      <w:r>
+        <w:rPr>
           <w:b/>
           <w:lang w:val="hi_IN" w:bidi="hi_IN"/>
         </w:rPr>
@@ -14372,6 +16290,20 @@
       </w:r>
       <w:r>
         <w:rPr>
+          <w:lang w:val="hi_IN" w:bidi="hi_IN"/>
+        </w:rPr>
+        <w:t>בִּתִּ֞⁠י</w:t>
+      </w:r>
+    </w:p>
+    <w:p>
+      <w:pPr/>
+      <w:r>
+        <w:rPr>
+          <w:lang w:val="hi_IN" w:bidi="hi_IN"/>
+        </w:rPr>
+      </w:r>
+      <w:r>
+        <w:rPr>
           <w:b/>
           <w:lang w:val="hi_IN" w:bidi="hi_IN"/>
         </w:rPr>
@@ -14435,6 +16367,20 @@
       </w:r>
       <w:r>
         <w:rPr>
+          <w:lang w:val="hi_IN" w:bidi="hi_IN"/>
+        </w:rPr>
+        <w:t>הֲ⁠לֹ֧א אֲבַקֶּשׁ־לָ֛⁠ךְ מָנ֖וֹחַ אֲשֶׁ֥ר יִֽיטַב־לָֽ⁠ךְ</w:t>
+      </w:r>
+    </w:p>
+    <w:p>
+      <w:pPr/>
+      <w:r>
+        <w:rPr>
+          <w:lang w:val="hi_IN" w:bidi="hi_IN"/>
+        </w:rPr>
+      </w:r>
+      <w:r>
+        <w:rPr>
           <w:b/>
           <w:lang w:val="hi_IN" w:bidi="hi_IN"/>
         </w:rPr>
@@ -14531,6 +16477,20 @@
       </w:r>
       <w:r>
         <w:rPr>
+          <w:lang w:val="hi_IN" w:bidi="hi_IN"/>
+        </w:rPr>
+        <w:t>מָנ֖וֹחַ</w:t>
+      </w:r>
+    </w:p>
+    <w:p>
+      <w:pPr/>
+      <w:r>
+        <w:rPr>
+          <w:lang w:val="hi_IN" w:bidi="hi_IN"/>
+        </w:rPr>
+      </w:r>
+      <w:r>
+        <w:rPr>
           <w:b/>
           <w:lang w:val="hi_IN" w:bidi="hi_IN"/>
         </w:rPr>
@@ -14627,6 +16587,20 @@
       </w:r>
       <w:r>
         <w:rPr>
+          <w:lang w:val="hi_IN" w:bidi="hi_IN"/>
+        </w:rPr>
+        <w:t>וְ⁠עַתָּ֗ה</w:t>
+      </w:r>
+    </w:p>
+    <w:p>
+      <w:pPr/>
+      <w:r>
+        <w:rPr>
+          <w:lang w:val="hi_IN" w:bidi="hi_IN"/>
+        </w:rPr>
+      </w:r>
+      <w:r>
+        <w:rPr>
           <w:b/>
           <w:lang w:val="hi_IN" w:bidi="hi_IN"/>
         </w:rPr>
@@ -14710,6 +16684,20 @@
       </w:r>
       <w:r>
         <w:rPr>
+          <w:lang w:val="hi_IN" w:bidi="hi_IN"/>
+        </w:rPr>
+        <w:t>הֲ⁠לֹ֥א בֹ֨עַז֙ מֹֽדַעְתָּ֔⁠נוּ אֲשֶׁ֥ר הָיִ֖ית אֶת־נַעֲרוֹתָ֑י⁠ו</w:t>
+      </w:r>
+    </w:p>
+    <w:p>
+      <w:pPr/>
+      <w:r>
+        <w:rPr>
+          <w:lang w:val="hi_IN" w:bidi="hi_IN"/>
+        </w:rPr>
+      </w:r>
+      <w:r>
+        <w:rPr>
           <w:b/>
           <w:lang w:val="hi_IN" w:bidi="hi_IN"/>
         </w:rPr>
@@ -14806,6 +16794,20 @@
       </w:r>
       <w:r>
         <w:rPr>
+          <w:lang w:val="hi_IN" w:bidi="hi_IN"/>
+        </w:rPr>
+        <w:t>אֲשֶׁ֥ר הָיִ֖ית אֶת־נַעֲרוֹתָ֑י⁠ו</w:t>
+      </w:r>
+    </w:p>
+    <w:p>
+      <w:pPr/>
+      <w:r>
+        <w:rPr>
+          <w:lang w:val="hi_IN" w:bidi="hi_IN"/>
+        </w:rPr>
+      </w:r>
+      <w:r>
+        <w:rPr>
           <w:b/>
           <w:lang w:val="hi_IN" w:bidi="hi_IN"/>
         </w:rPr>
@@ -14889,6 +16891,20 @@
       </w:r>
       <w:r>
         <w:rPr>
+          <w:lang w:val="hi_IN" w:bidi="hi_IN"/>
+        </w:rPr>
+        <w:t>הִנֵּה</w:t>
+      </w:r>
+    </w:p>
+    <w:p>
+      <w:pPr/>
+      <w:r>
+        <w:rPr>
+          <w:lang w:val="hi_IN" w:bidi="hi_IN"/>
+        </w:rPr>
+      </w:r>
+      <w:r>
+        <w:rPr>
           <w:b/>
           <w:lang w:val="hi_IN" w:bidi="hi_IN"/>
         </w:rPr>
@@ -15042,6 +17058,20 @@
       </w:r>
       <w:r>
         <w:rPr>
+          <w:lang w:val="hi_IN" w:bidi="hi_IN"/>
+        </w:rPr>
+        <w:t>וְיָרַ֣דְתְּ הַ⁠גֹּ֑רֶן</w:t>
+      </w:r>
+    </w:p>
+    <w:p>
+      <w:pPr/>
+      <w:r>
+        <w:rPr>
+          <w:lang w:val="hi_IN" w:bidi="hi_IN"/>
+        </w:rPr>
+      </w:r>
+      <w:r>
+        <w:rPr>
           <w:b/>
           <w:lang w:val="hi_IN" w:bidi="hi_IN"/>
         </w:rPr>
@@ -15105,6 +17135,20 @@
       </w:r>
       <w:r>
         <w:rPr>
+          <w:lang w:val="hi_IN" w:bidi="hi_IN"/>
+        </w:rPr>
+        <w:t>לֶ⁠אֱכֹ֥ל וְ⁠לִ⁠שְׁתּֽוֹת</w:t>
+      </w:r>
+    </w:p>
+    <w:p>
+      <w:pPr/>
+      <w:r>
+        <w:rPr>
+          <w:lang w:val="hi_IN" w:bidi="hi_IN"/>
+        </w:rPr>
+      </w:r>
+      <w:r>
+        <w:rPr>
           <w:b/>
           <w:lang w:val="hi_IN" w:bidi="hi_IN"/>
         </w:rPr>
@@ -15182,6 +17226,20 @@
       </w:r>
       <w:r>
         <w:rPr>
+          <w:lang w:val="hi_IN" w:bidi="hi_IN"/>
+        </w:rPr>
+        <w:t>וִ⁠יהִ֣י</w:t>
+      </w:r>
+    </w:p>
+    <w:p>
+      <w:pPr/>
+      <w:r>
+        <w:rPr>
+          <w:lang w:val="hi_IN" w:bidi="hi_IN"/>
+        </w:rPr>
+      </w:r>
+      <w:r>
+        <w:rPr>
           <w:b/>
           <w:lang w:val="hi_IN" w:bidi="hi_IN"/>
         </w:rPr>
@@ -15265,6 +17323,20 @@
       </w:r>
       <w:r>
         <w:rPr>
+          <w:lang w:val="hi_IN" w:bidi="hi_IN"/>
+        </w:rPr>
+        <w:t>וְ⁠גִלִּ֥ית מַרְגְּלֹתָ֖י⁠ו</w:t>
+      </w:r>
+    </w:p>
+    <w:p>
+      <w:pPr/>
+      <w:r>
+        <w:rPr>
+          <w:lang w:val="hi_IN" w:bidi="hi_IN"/>
+        </w:rPr>
+      </w:r>
+      <w:r>
+        <w:rPr>
           <w:b/>
           <w:lang w:val="hi_IN" w:bidi="hi_IN"/>
         </w:rPr>
@@ -15348,6 +17420,20 @@
       </w:r>
       <w:r>
         <w:rPr>
+          <w:lang w:val="hi_IN" w:bidi="hi_IN"/>
+        </w:rPr>
+        <w:t>מַרְגְּלֹתָ֖י⁠ו</w:t>
+      </w:r>
+    </w:p>
+    <w:p>
+      <w:pPr/>
+      <w:r>
+        <w:rPr>
+          <w:lang w:val="hi_IN" w:bidi="hi_IN"/>
+        </w:rPr>
+      </w:r>
+      <w:r>
+        <w:rPr>
           <w:b/>
           <w:lang w:val="hi_IN" w:bidi="hi_IN"/>
         </w:rPr>
@@ -15411,6 +17497,20 @@
       </w:r>
       <w:r>
         <w:rPr>
+          <w:lang w:val="hi_IN" w:bidi="hi_IN"/>
+        </w:rPr>
+        <w:t>וְ⁠הוּא֙ יַגִּ֣יד לָ֔⁠ךְ אֵ֖ת אֲשֶׁ֥ר תַּעַשִֽׂי⁠ן</w:t>
+      </w:r>
+    </w:p>
+    <w:p>
+      <w:pPr/>
+      <w:r>
+        <w:rPr>
+          <w:lang w:val="hi_IN" w:bidi="hi_IN"/>
+        </w:rPr>
+      </w:r>
+      <w:r>
+        <w:rPr>
           <w:b/>
           <w:lang w:val="hi_IN" w:bidi="hi_IN"/>
         </w:rPr>
@@ -15500,6 +17600,20 @@
       </w:r>
       <w:r>
         <w:rPr>
+          <w:lang w:val="hi_IN" w:bidi="hi_IN"/>
+        </w:rPr>
+        <w:t>וְ⁠הוּא֙ יַגִּ֣יד</w:t>
+      </w:r>
+    </w:p>
+    <w:p>
+      <w:pPr/>
+      <w:r>
+        <w:rPr>
+          <w:lang w:val="hi_IN" w:bidi="hi_IN"/>
+        </w:rPr>
+      </w:r>
+      <w:r>
+        <w:rPr>
           <w:b/>
           <w:lang w:val="hi_IN" w:bidi="hi_IN"/>
         </w:rPr>
@@ -15564,6 +17678,20 @@
       </w:r>
       <w:r>
         <w:rPr>
+          <w:lang w:val="hi_IN" w:bidi="hi_IN"/>
+        </w:rPr>
+        <w:t>וַ⁠תַּ֕עַשׂ כְּ⁠כֹ֥ל אֲשֶׁר־צִוַּ֖תָּ⁠ה חֲמוֹתָֽ⁠הּ</w:t>
+      </w:r>
+    </w:p>
+    <w:p>
+      <w:pPr/>
+      <w:r>
+        <w:rPr>
+          <w:lang w:val="hi_IN" w:bidi="hi_IN"/>
+        </w:rPr>
+      </w:r>
+      <w:r>
+        <w:rPr>
           <w:b/>
           <w:lang w:val="hi_IN" w:bidi="hi_IN"/>
         </w:rPr>
@@ -15673,6 +17801,20 @@
       </w:r>
       <w:r>
         <w:rPr>
+          <w:lang w:val="hi_IN" w:bidi="hi_IN"/>
+        </w:rPr>
+        <w:t>וַ⁠יִּיטַ֣ב לִבּ֔⁠וֹ</w:t>
+      </w:r>
+    </w:p>
+    <w:p>
+      <w:pPr/>
+      <w:r>
+        <w:rPr>
+          <w:lang w:val="hi_IN" w:bidi="hi_IN"/>
+        </w:rPr>
+      </w:r>
+      <w:r>
+        <w:rPr>
           <w:b/>
           <w:lang w:val="hi_IN" w:bidi="hi_IN"/>
         </w:rPr>
@@ -15910,6 +18052,20 @@
       </w:r>
       <w:r>
         <w:rPr>
+          <w:lang w:val="hi_IN" w:bidi="hi_IN"/>
+        </w:rPr>
+        <w:t>וַ⁠יְהִי֙ בַּ⁠חֲצִ֣י הַ⁠לַּ֔יְלָה</w:t>
+      </w:r>
+    </w:p>
+    <w:p>
+      <w:pPr/>
+      <w:r>
+        <w:rPr>
+          <w:lang w:val="hi_IN" w:bidi="hi_IN"/>
+        </w:rPr>
+      </w:r>
+      <w:r>
+        <w:rPr>
           <w:b/>
           <w:lang w:val="hi_IN" w:bidi="hi_IN"/>
         </w:rPr>
@@ -15993,6 +18149,20 @@
       </w:r>
       <w:r>
         <w:rPr>
+          <w:lang w:val="hi_IN" w:bidi="hi_IN"/>
+        </w:rPr>
+        <w:t>וַ⁠יֶּחֱרַ֥ד הָ⁠אִ֖ישׁ</w:t>
+      </w:r>
+    </w:p>
+    <w:p>
+      <w:pPr/>
+      <w:r>
+        <w:rPr>
+          <w:lang w:val="hi_IN" w:bidi="hi_IN"/>
+        </w:rPr>
+      </w:r>
+      <w:r>
+        <w:rPr>
           <w:b/>
           <w:lang w:val="hi_IN" w:bidi="hi_IN"/>
         </w:rPr>
@@ -16139,6 +18309,20 @@
       </w:r>
       <w:r>
         <w:rPr>
+          <w:lang w:val="hi_IN" w:bidi="hi_IN"/>
+        </w:rPr>
+        <w:t>אֲמָתֶ֔⁠ךָ &amp; אֲמָ֣תְ⁠ךָ֔</w:t>
+      </w:r>
+    </w:p>
+    <w:p>
+      <w:pPr/>
+      <w:r>
+        <w:rPr>
+          <w:lang w:val="hi_IN" w:bidi="hi_IN"/>
+        </w:rPr>
+      </w:r>
+      <w:r>
+        <w:rPr>
           <w:b/>
           <w:lang w:val="hi_IN" w:bidi="hi_IN"/>
         </w:rPr>
@@ -16202,6 +18386,20 @@
       </w:r>
       <w:r>
         <w:rPr>
+          <w:lang w:val="hi_IN" w:bidi="hi_IN"/>
+        </w:rPr>
+        <w:t>וּ⁠פָרַשְׂתָּ֤ כְנָפֶ֨⁠ךָ֙ עַל־אֲמָ֣תְ⁠ךָ֔</w:t>
+      </w:r>
+    </w:p>
+    <w:p>
+      <w:pPr/>
+      <w:r>
+        <w:rPr>
+          <w:lang w:val="hi_IN" w:bidi="hi_IN"/>
+        </w:rPr>
+      </w:r>
+      <w:r>
+        <w:rPr>
           <w:b/>
           <w:lang w:val="hi_IN" w:bidi="hi_IN"/>
         </w:rPr>
@@ -16348,6 +18546,20 @@
       </w:r>
       <w:r>
         <w:rPr>
+          <w:lang w:val="hi_IN" w:bidi="hi_IN"/>
+        </w:rPr>
+        <w:t>בְּרוּכָ֨ה אַ֤תְּ לַֽ⁠יהוָה֙</w:t>
+      </w:r>
+    </w:p>
+    <w:p>
+      <w:pPr/>
+      <w:r>
+        <w:rPr>
+          <w:lang w:val="hi_IN" w:bidi="hi_IN"/>
+        </w:rPr>
+      </w:r>
+      <w:r>
+        <w:rPr>
           <w:b/>
           <w:lang w:val="hi_IN" w:bidi="hi_IN"/>
         </w:rPr>
@@ -16420,6 +18632,20 @@
         <w:rPr>
           <w:lang w:val="hi_IN" w:bidi="hi_IN"/>
         </w:rPr>
+      </w:r>
+    </w:p>
+    <w:p>
+      <w:pPr/>
+      <w:r>
+        <w:rPr>
+          <w:lang w:val="hi_IN" w:bidi="hi_IN"/>
+        </w:rPr>
+      </w:r>
+      <w:r>
+        <w:rPr>
+          <w:lang w:val="hi_IN" w:bidi="hi_IN"/>
+        </w:rPr>
+        <w:t>בִּתִּ֔⁠י</w:t>
       </w:r>
     </w:p>
     <w:p>
@@ -16545,6 +18771,20 @@
       </w:r>
       <w:r>
         <w:rPr>
+          <w:lang w:val="hi_IN" w:bidi="hi_IN"/>
+        </w:rPr>
+        <w:t>הֵיטַ֛בְתְּ חַסְדֵּ֥⁠ךְ הָ⁠אַחֲר֖וֹן מִן־הָ⁠רִאשׁ֑וֹן</w:t>
+      </w:r>
+    </w:p>
+    <w:p>
+      <w:pPr/>
+      <w:r>
+        <w:rPr>
+          <w:lang w:val="hi_IN" w:bidi="hi_IN"/>
+        </w:rPr>
+      </w:r>
+      <w:r>
+        <w:rPr>
           <w:b/>
           <w:lang w:val="hi_IN" w:bidi="hi_IN"/>
         </w:rPr>
@@ -16609,6 +18849,20 @@
       </w:r>
       <w:r>
         <w:rPr>
+          <w:lang w:val="hi_IN" w:bidi="hi_IN"/>
+        </w:rPr>
+        <w:t>הָ⁠רִאשׁ֑וֹן</w:t>
+      </w:r>
+    </w:p>
+    <w:p>
+      <w:pPr/>
+      <w:r>
+        <w:rPr>
+          <w:lang w:val="hi_IN" w:bidi="hi_IN"/>
+        </w:rPr>
+      </w:r>
+      <w:r>
+        <w:rPr>
           <w:b/>
           <w:lang w:val="hi_IN" w:bidi="hi_IN"/>
         </w:rPr>
@@ -16672,6 +18926,20 @@
       </w:r>
       <w:r>
         <w:rPr>
+          <w:lang w:val="hi_IN" w:bidi="hi_IN"/>
+        </w:rPr>
+        <w:t>לְ⁠בִלְתִּי־לֶ֗כֶת אַחֲרֵי֙</w:t>
+      </w:r>
+    </w:p>
+    <w:p>
+      <w:pPr/>
+      <w:r>
+        <w:rPr>
+          <w:lang w:val="hi_IN" w:bidi="hi_IN"/>
+        </w:rPr>
+      </w:r>
+      <w:r>
+        <w:rPr>
           <w:b/>
           <w:lang w:val="hi_IN" w:bidi="hi_IN"/>
         </w:rPr>
@@ -16762,6 +19030,20 @@
       </w:r>
       <w:r>
         <w:rPr>
+          <w:lang w:val="hi_IN" w:bidi="hi_IN"/>
+        </w:rPr>
+        <w:t>וְ⁠עַתָּ֗ה</w:t>
+      </w:r>
+    </w:p>
+    <w:p>
+      <w:pPr/>
+      <w:r>
+        <w:rPr>
+          <w:lang w:val="hi_IN" w:bidi="hi_IN"/>
+        </w:rPr>
+      </w:r>
+      <w:r>
+        <w:rPr>
           <w:b/>
           <w:lang w:val="hi_IN" w:bidi="hi_IN"/>
         </w:rPr>
@@ -16871,6 +19153,20 @@
       </w:r>
       <w:r>
         <w:rPr>
+          <w:lang w:val="hi_IN" w:bidi="hi_IN"/>
+        </w:rPr>
+        <w:t>בִּתִּ⁠י֙</w:t>
+      </w:r>
+    </w:p>
+    <w:p>
+      <w:pPr/>
+      <w:r>
+        <w:rPr>
+          <w:lang w:val="hi_IN" w:bidi="hi_IN"/>
+        </w:rPr>
+      </w:r>
+      <w:r>
+        <w:rPr>
           <w:b/>
           <w:lang w:val="hi_IN" w:bidi="hi_IN"/>
         </w:rPr>
@@ -16934,6 +19230,20 @@
       </w:r>
       <w:r>
         <w:rPr>
+          <w:lang w:val="hi_IN" w:bidi="hi_IN"/>
+        </w:rPr>
+        <w:t>כָּל־שַׁ֣עַר עַמִּ֔⁠י</w:t>
+      </w:r>
+    </w:p>
+    <w:p>
+      <w:pPr/>
+      <w:r>
+        <w:rPr>
+          <w:lang w:val="hi_IN" w:bidi="hi_IN"/>
+        </w:rPr>
+      </w:r>
+      <w:r>
+        <w:rPr>
           <w:b/>
           <w:lang w:val="hi_IN" w:bidi="hi_IN"/>
         </w:rPr>
@@ -17094,6 +19404,20 @@
       </w:r>
       <w:r>
         <w:rPr>
+          <w:lang w:val="hi_IN" w:bidi="hi_IN"/>
+        </w:rPr>
+        <w:t>וְ⁠עַתָּה֙</w:t>
+      </w:r>
+    </w:p>
+    <w:p>
+      <w:pPr/>
+      <w:r>
+        <w:rPr>
+          <w:lang w:val="hi_IN" w:bidi="hi_IN"/>
+        </w:rPr>
+      </w:r>
+      <w:r>
+        <w:rPr>
           <w:b/>
           <w:lang w:val="hi_IN" w:bidi="hi_IN"/>
         </w:rPr>
@@ -17157,6 +19481,20 @@
       </w:r>
       <w:r>
         <w:rPr>
+          <w:lang w:val="hi_IN" w:bidi="hi_IN"/>
+        </w:rPr>
+        <w:t>וְ⁠גַ֛ם</w:t>
+      </w:r>
+    </w:p>
+    <w:p>
+      <w:pPr/>
+      <w:r>
+        <w:rPr>
+          <w:lang w:val="hi_IN" w:bidi="hi_IN"/>
+        </w:rPr>
+      </w:r>
+      <w:r>
+        <w:rPr>
           <w:b/>
           <w:lang w:val="hi_IN" w:bidi="hi_IN"/>
         </w:rPr>
@@ -17253,6 +19591,20 @@
       </w:r>
       <w:r>
         <w:rPr>
+          <w:lang w:val="hi_IN" w:bidi="hi_IN"/>
+        </w:rPr>
+        <w:t>גֹאֵ֖ל &amp; גֹּאֵ֖ל</w:t>
+      </w:r>
+    </w:p>
+    <w:p>
+      <w:pPr/>
+      <w:r>
+        <w:rPr>
+          <w:lang w:val="hi_IN" w:bidi="hi_IN"/>
+        </w:rPr>
+      </w:r>
+      <w:r>
+        <w:rPr>
           <w:b/>
           <w:lang w:val="hi_IN" w:bidi="hi_IN"/>
         </w:rPr>
@@ -17316,6 +19668,20 @@
       </w:r>
       <w:r>
         <w:rPr>
+          <w:lang w:val="hi_IN" w:bidi="hi_IN"/>
+        </w:rPr>
+        <w:t>אִם־יִגְאָלֵ֥⁠ךְ</w:t>
+      </w:r>
+    </w:p>
+    <w:p>
+      <w:pPr/>
+      <w:r>
+        <w:rPr>
+          <w:lang w:val="hi_IN" w:bidi="hi_IN"/>
+        </w:rPr>
+      </w:r>
+      <w:r>
+        <w:rPr>
           <w:b/>
           <w:lang w:val="hi_IN" w:bidi="hi_IN"/>
         </w:rPr>
@@ -17425,6 +19791,20 @@
       </w:r>
       <w:r>
         <w:rPr>
+          <w:lang w:val="hi_IN" w:bidi="hi_IN"/>
+        </w:rPr>
+        <w:t>וּ⁠גְאַלְתִּ֥י⁠ךְ אָנֹ֖כִי</w:t>
+      </w:r>
+    </w:p>
+    <w:p>
+      <w:pPr/>
+      <w:r>
+        <w:rPr>
+          <w:lang w:val="hi_IN" w:bidi="hi_IN"/>
+        </w:rPr>
+      </w:r>
+      <w:r>
+        <w:rPr>
           <w:b/>
           <w:lang w:val="hi_IN" w:bidi="hi_IN"/>
         </w:rPr>
@@ -17584,6 +19964,20 @@
       </w:r>
       <w:r>
         <w:rPr>
+          <w:lang w:val="hi_IN" w:bidi="hi_IN"/>
+        </w:rPr>
+        <w:t>וַ⁠תִּשְׁכַּ֤ב מַרְגְּלוֹתָיו֙</w:t>
+      </w:r>
+    </w:p>
+    <w:p>
+      <w:pPr/>
+      <w:r>
+        <w:rPr>
+          <w:lang w:val="hi_IN" w:bidi="hi_IN"/>
+        </w:rPr>
+      </w:r>
+      <w:r>
+        <w:rPr>
           <w:b/>
           <w:lang w:val="hi_IN" w:bidi="hi_IN"/>
         </w:rPr>
@@ -17647,6 +20041,20 @@
       </w:r>
       <w:r>
         <w:rPr>
+          <w:lang w:val="hi_IN" w:bidi="hi_IN"/>
+        </w:rPr>
+        <w:t>בְּטֶ֛רֶם יַכִּ֥יר אִ֖ישׁ אֶת־רֵעֵ֑⁠הוּ</w:t>
+      </w:r>
+    </w:p>
+    <w:p>
+      <w:pPr/>
+      <w:r>
+        <w:rPr>
+          <w:lang w:val="hi_IN" w:bidi="hi_IN"/>
+        </w:rPr>
+      </w:r>
+      <w:r>
+        <w:rPr>
           <w:b/>
           <w:lang w:val="hi_IN" w:bidi="hi_IN"/>
         </w:rPr>
@@ -17743,6 +20151,20 @@
       </w:r>
       <w:r>
         <w:rPr>
+          <w:lang w:val="hi_IN" w:bidi="hi_IN"/>
+        </w:rPr>
+        <w:t>וַ⁠יֹּ֨אמֶר֙</w:t>
+      </w:r>
+    </w:p>
+    <w:p>
+      <w:pPr/>
+      <w:r>
+        <w:rPr>
+          <w:lang w:val="hi_IN" w:bidi="hi_IN"/>
+        </w:rPr>
+      </w:r>
+      <w:r>
+        <w:rPr>
           <w:b/>
           <w:lang w:val="hi_IN" w:bidi="hi_IN"/>
         </w:rPr>
@@ -17826,6 +20248,20 @@
       </w:r>
       <w:r>
         <w:rPr>
+          <w:lang w:val="hi_IN" w:bidi="hi_IN"/>
+        </w:rPr>
+        <w:t>אַל־יִוָּדַ֔ע</w:t>
+      </w:r>
+    </w:p>
+    <w:p>
+      <w:pPr/>
+      <w:r>
+        <w:rPr>
+          <w:lang w:val="hi_IN" w:bidi="hi_IN"/>
+        </w:rPr>
+      </w:r>
+      <w:r>
+        <w:rPr>
           <w:b/>
           <w:lang w:val="hi_IN" w:bidi="hi_IN"/>
         </w:rPr>
@@ -17909,6 +20345,20 @@
       </w:r>
       <w:r>
         <w:rPr>
+          <w:lang w:val="hi_IN" w:bidi="hi_IN"/>
+        </w:rPr>
+        <w:t>הַ⁠מִּטְפַּ֧חַת</w:t>
+      </w:r>
+    </w:p>
+    <w:p>
+      <w:pPr/>
+      <w:r>
+        <w:rPr>
+          <w:lang w:val="hi_IN" w:bidi="hi_IN"/>
+        </w:rPr>
+      </w:r>
+      <w:r>
+        <w:rPr>
           <w:b/>
           <w:lang w:val="hi_IN" w:bidi="hi_IN"/>
         </w:rPr>
@@ -17972,6 +20422,20 @@
       </w:r>
       <w:r>
         <w:rPr>
+          <w:lang w:val="hi_IN" w:bidi="hi_IN"/>
+        </w:rPr>
+        <w:t>שֵׁשׁ־שְׂעֹרִים֙</w:t>
+      </w:r>
+    </w:p>
+    <w:p>
+      <w:pPr/>
+      <w:r>
+        <w:rPr>
+          <w:lang w:val="hi_IN" w:bidi="hi_IN"/>
+        </w:rPr>
+      </w:r>
+      <w:r>
+        <w:rPr>
           <w:b/>
           <w:lang w:val="hi_IN" w:bidi="hi_IN"/>
         </w:rPr>
@@ -18048,6 +20512,20 @@
       </w:r>
       <w:r>
         <w:rPr>
+          <w:lang w:val="hi_IN" w:bidi="hi_IN"/>
+        </w:rPr>
+        <w:t>וַ⁠יָּ֣שֶׁת עָלֶ֔י⁠הָ</w:t>
+      </w:r>
+    </w:p>
+    <w:p>
+      <w:pPr/>
+      <w:r>
+        <w:rPr>
+          <w:lang w:val="hi_IN" w:bidi="hi_IN"/>
+        </w:rPr>
+      </w:r>
+      <w:r>
+        <w:rPr>
           <w:b/>
           <w:lang w:val="hi_IN" w:bidi="hi_IN"/>
         </w:rPr>
@@ -18111,6 +20589,20 @@
       </w:r>
       <w:r>
         <w:rPr>
+          <w:lang w:val="hi_IN" w:bidi="hi_IN"/>
+        </w:rPr>
+        <w:t>וַ⁠יָּבֹ֖א הָ⁠עִֽיר</w:t>
+      </w:r>
+    </w:p>
+    <w:p>
+      <w:pPr/>
+      <w:r>
+        <w:rPr>
+          <w:lang w:val="hi_IN" w:bidi="hi_IN"/>
+        </w:rPr>
+      </w:r>
+      <w:r>
+        <w:rPr>
           <w:b/>
           <w:lang w:val="hi_IN" w:bidi="hi_IN"/>
         </w:rPr>
@@ -18213,6 +20705,20 @@
       </w:r>
       <w:r>
         <w:rPr>
+          <w:lang w:val="hi_IN" w:bidi="hi_IN"/>
+        </w:rPr>
+        <w:t>מִי־אַ֣תְּ</w:t>
+      </w:r>
+    </w:p>
+    <w:p>
+      <w:pPr/>
+      <w:r>
+        <w:rPr>
+          <w:lang w:val="hi_IN" w:bidi="hi_IN"/>
+        </w:rPr>
+      </w:r>
+      <w:r>
+        <w:rPr>
           <w:b/>
           <w:lang w:val="hi_IN" w:bidi="hi_IN"/>
         </w:rPr>
@@ -18322,6 +20828,20 @@
       </w:r>
       <w:r>
         <w:rPr>
+          <w:lang w:val="hi_IN" w:bidi="hi_IN"/>
+        </w:rPr>
+        <w:t>בִּתִּ֑⁠י</w:t>
+      </w:r>
+    </w:p>
+    <w:p>
+      <w:pPr/>
+      <w:r>
+        <w:rPr>
+          <w:lang w:val="hi_IN" w:bidi="hi_IN"/>
+        </w:rPr>
+      </w:r>
+      <w:r>
+        <w:rPr>
           <w:b/>
           <w:lang w:val="hi_IN" w:bidi="hi_IN"/>
         </w:rPr>
@@ -18398,6 +20918,20 @@
       </w:r>
       <w:r>
         <w:rPr>
+          <w:lang w:val="hi_IN" w:bidi="hi_IN"/>
+        </w:rPr>
+        <w:t>אֵ֛ת כָּל־אֲשֶׁ֥ר עָֽשָׂה־לָ֖⁠הּ הָ⁠אִֽישׁ</w:t>
+      </w:r>
+    </w:p>
+    <w:p>
+      <w:pPr/>
+      <w:r>
+        <w:rPr>
+          <w:lang w:val="hi_IN" w:bidi="hi_IN"/>
+        </w:rPr>
+      </w:r>
+      <w:r>
+        <w:rPr>
           <w:b/>
           <w:lang w:val="hi_IN" w:bidi="hi_IN"/>
         </w:rPr>
@@ -18538,6 +21072,20 @@
       </w:r>
       <w:r>
         <w:rPr>
+          <w:lang w:val="hi_IN" w:bidi="hi_IN"/>
+        </w:rPr>
+        <w:t>כִּ֚י אָמַ֣ר אַל־תָּב֥וֹאִי רֵיקָ֖ם אֶל־חֲמוֹתֵֽ⁠ךְ</w:t>
+      </w:r>
+    </w:p>
+    <w:p>
+      <w:pPr/>
+      <w:r>
+        <w:rPr>
+          <w:lang w:val="hi_IN" w:bidi="hi_IN"/>
+        </w:rPr>
+      </w:r>
+      <w:r>
+        <w:rPr>
           <w:b/>
           <w:lang w:val="hi_IN" w:bidi="hi_IN"/>
         </w:rPr>
@@ -18744,6 +21292,20 @@
       </w:r>
       <w:r>
         <w:rPr>
+          <w:lang w:val="hi_IN" w:bidi="hi_IN"/>
+        </w:rPr>
+        <w:t>שְׁבִ֣י</w:t>
+      </w:r>
+    </w:p>
+    <w:p>
+      <w:pPr/>
+      <w:r>
+        <w:rPr>
+          <w:lang w:val="hi_IN" w:bidi="hi_IN"/>
+        </w:rPr>
+      </w:r>
+      <w:r>
+        <w:rPr>
           <w:b/>
           <w:lang w:val="hi_IN" w:bidi="hi_IN"/>
         </w:rPr>
@@ -18890,6 +21452,20 @@
       </w:r>
       <w:r>
         <w:rPr>
+          <w:lang w:val="hi_IN" w:bidi="hi_IN"/>
+        </w:rPr>
+        <w:t>אֵ֖יךְ יִפֹּ֣ל דָּבָ֑ר</w:t>
+      </w:r>
+    </w:p>
+    <w:p>
+      <w:pPr/>
+      <w:r>
+        <w:rPr>
+          <w:lang w:val="hi_IN" w:bidi="hi_IN"/>
+        </w:rPr>
+      </w:r>
+      <w:r>
+        <w:rPr>
           <w:b/>
           <w:lang w:val="hi_IN" w:bidi="hi_IN"/>
         </w:rPr>
@@ -18986,6 +21562,20 @@
       </w:r>
       <w:r>
         <w:rPr>
+          <w:lang w:val="hi_IN" w:bidi="hi_IN"/>
+        </w:rPr>
+        <w:t>לֹ֤א יִשְׁקֹט֙ הָ⁠אִ֔ישׁ כִּֽי־אִם</w:t>
+      </w:r>
+    </w:p>
+    <w:p>
+      <w:pPr/>
+      <w:r>
+        <w:rPr>
+          <w:lang w:val="hi_IN" w:bidi="hi_IN"/>
+        </w:rPr>
+      </w:r>
+      <w:r>
+        <w:rPr>
           <w:b/>
           <w:lang w:val="hi_IN" w:bidi="hi_IN"/>
         </w:rPr>
@@ -19204,6 +21794,20 @@
       </w:r>
       <w:r>
         <w:rPr>
+          <w:lang w:val="hi_IN" w:bidi="hi_IN"/>
+        </w:rPr>
+        <w:t>וּ⁠בֹ֨עַז עָלָ֣ה הַ⁠שַּׁעַר֮</w:t>
+      </w:r>
+    </w:p>
+    <w:p>
+      <w:pPr/>
+      <w:r>
+        <w:rPr>
+          <w:lang w:val="hi_IN" w:bidi="hi_IN"/>
+        </w:rPr>
+      </w:r>
+      <w:r>
+        <w:rPr>
           <w:b/>
           <w:lang w:val="hi_IN" w:bidi="hi_IN"/>
         </w:rPr>
@@ -19287,6 +21891,20 @@
       </w:r>
       <w:r>
         <w:rPr>
+          <w:lang w:val="hi_IN" w:bidi="hi_IN"/>
+        </w:rPr>
+        <w:t>הַ⁠שַּׁעַר֮</w:t>
+      </w:r>
+    </w:p>
+    <w:p>
+      <w:pPr/>
+      <w:r>
+        <w:rPr>
+          <w:lang w:val="hi_IN" w:bidi="hi_IN"/>
+        </w:rPr>
+      </w:r>
+      <w:r>
+        <w:rPr>
           <w:b/>
           <w:lang w:val="hi_IN" w:bidi="hi_IN"/>
         </w:rPr>
@@ -19460,6 +22078,20 @@
       </w:r>
       <w:r>
         <w:rPr>
+          <w:lang w:val="hi_IN" w:bidi="hi_IN"/>
+        </w:rPr>
+        <w:t>הַ⁠גֹּאֵ֤ל</w:t>
+      </w:r>
+    </w:p>
+    <w:p>
+      <w:pPr/>
+      <w:r>
+        <w:rPr>
+          <w:lang w:val="hi_IN" w:bidi="hi_IN"/>
+        </w:rPr>
+      </w:r>
+      <w:r>
+        <w:rPr>
           <w:b/>
           <w:lang w:val="hi_IN" w:bidi="hi_IN"/>
         </w:rPr>
@@ -19523,6 +22155,20 @@
       </w:r>
       <w:r>
         <w:rPr>
+          <w:lang w:val="hi_IN" w:bidi="hi_IN"/>
+        </w:rPr>
+        <w:t>וַ⁠יֹּ֛אמֶר ס֥וּרָ⁠ה שְׁבָ⁠ה־פֹּ֖ה פְּלֹנִ֣י אַלְמֹנִ֑י</w:t>
+      </w:r>
+    </w:p>
+    <w:p>
+      <w:pPr/>
+      <w:r>
+        <w:rPr>
+          <w:lang w:val="hi_IN" w:bidi="hi_IN"/>
+        </w:rPr>
+      </w:r>
+      <w:r>
+        <w:rPr>
           <w:b/>
           <w:lang w:val="hi_IN" w:bidi="hi_IN"/>
         </w:rPr>
@@ -19606,6 +22252,20 @@
       </w:r>
       <w:r>
         <w:rPr>
+          <w:lang w:val="hi_IN" w:bidi="hi_IN"/>
+        </w:rPr>
+        <w:t>פְּלֹנִ֣י אַלְמֹנִ֑י</w:t>
+      </w:r>
+    </w:p>
+    <w:p>
+      <w:pPr/>
+      <w:r>
+        <w:rPr>
+          <w:lang w:val="hi_IN" w:bidi="hi_IN"/>
+        </w:rPr>
+      </w:r>
+      <w:r>
+        <w:rPr>
           <w:b/>
           <w:lang w:val="hi_IN" w:bidi="hi_IN"/>
         </w:rPr>
@@ -19766,6 +22426,20 @@
       </w:r>
       <w:r>
         <w:rPr>
+          <w:lang w:val="hi_IN" w:bidi="hi_IN"/>
+        </w:rPr>
+        <w:t>לְ⁠אָחִ֖י⁠נוּ</w:t>
+      </w:r>
+    </w:p>
+    <w:p>
+      <w:pPr/>
+      <w:r>
+        <w:rPr>
+          <w:lang w:val="hi_IN" w:bidi="hi_IN"/>
+        </w:rPr>
+      </w:r>
+      <w:r>
+        <w:rPr>
           <w:b/>
           <w:lang w:val="hi_IN" w:bidi="hi_IN"/>
         </w:rPr>
@@ -19829,6 +22503,20 @@
       </w:r>
       <w:r>
         <w:rPr>
+          <w:lang w:val="hi_IN" w:bidi="hi_IN"/>
+        </w:rPr>
+        <w:t>אָמַ֜רְתִּי</w:t>
+      </w:r>
+    </w:p>
+    <w:p>
+      <w:pPr/>
+      <w:r>
+        <w:rPr>
+          <w:lang w:val="hi_IN" w:bidi="hi_IN"/>
+        </w:rPr>
+      </w:r>
+      <w:r>
+        <w:rPr>
           <w:b/>
           <w:lang w:val="hi_IN" w:bidi="hi_IN"/>
         </w:rPr>
@@ -19925,6 +22613,20 @@
       </w:r>
       <w:r>
         <w:rPr>
+          <w:lang w:val="hi_IN" w:bidi="hi_IN"/>
+        </w:rPr>
+        <w:t>אֶגְלֶ֧ה אָזְנְ⁠ךָ֣</w:t>
+      </w:r>
+    </w:p>
+    <w:p>
+      <w:pPr/>
+      <w:r>
+        <w:rPr>
+          <w:lang w:val="hi_IN" w:bidi="hi_IN"/>
+        </w:rPr>
+      </w:r>
+      <w:r>
+        <w:rPr>
           <w:b/>
           <w:lang w:val="hi_IN" w:bidi="hi_IN"/>
         </w:rPr>
@@ -20008,6 +22710,20 @@
       </w:r>
       <w:r>
         <w:rPr>
+          <w:lang w:val="hi_IN" w:bidi="hi_IN"/>
+        </w:rPr>
+        <w:t>נֶ֥גֶד הַֽ⁠יֹּשְׁבִים֮</w:t>
+      </w:r>
+    </w:p>
+    <w:p>
+      <w:pPr/>
+      <w:r>
+        <w:rPr>
+          <w:lang w:val="hi_IN" w:bidi="hi_IN"/>
+        </w:rPr>
+      </w:r>
+      <w:r>
+        <w:rPr>
           <w:b/>
           <w:lang w:val="hi_IN" w:bidi="hi_IN"/>
         </w:rPr>
@@ -20148,6 +22864,20 @@
       </w:r>
       <w:r>
         <w:rPr>
+          <w:lang w:val="hi_IN" w:bidi="hi_IN"/>
+        </w:rPr>
+        <w:t>אֵ֤ין זוּלָֽתְ⁠ךָ֙ לִ⁠גְא֔וֹל וְ⁠אָנֹכִ֖י אַחֲרֶ֑י⁠ךָ</w:t>
+      </w:r>
+    </w:p>
+    <w:p>
+      <w:pPr/>
+      <w:r>
+        <w:rPr>
+          <w:lang w:val="hi_IN" w:bidi="hi_IN"/>
+        </w:rPr>
+      </w:r>
+      <w:r>
+        <w:rPr>
           <w:b/>
           <w:lang w:val="hi_IN" w:bidi="hi_IN"/>
         </w:rPr>
@@ -20244,6 +22974,20 @@
       </w:r>
       <w:r>
         <w:rPr>
+          <w:lang w:val="hi_IN" w:bidi="hi_IN"/>
+        </w:rPr>
+        <w:t>אָנֹכִ֥י אֶגְאָֽל</w:t>
+      </w:r>
+    </w:p>
+    <w:p>
+      <w:pPr/>
+      <w:r>
+        <w:rPr>
+          <w:lang w:val="hi_IN" w:bidi="hi_IN"/>
+        </w:rPr>
+      </w:r>
+      <w:r>
+        <w:rPr>
           <w:b/>
           <w:lang w:val="hi_IN" w:bidi="hi_IN"/>
         </w:rPr>
@@ -20333,6 +23077,20 @@
       </w:r>
       <w:r>
         <w:rPr>
+          <w:lang w:val="hi_IN" w:bidi="hi_IN"/>
+        </w:rPr>
+        <w:t>בְּ⁠יוֹם</w:t>
+      </w:r>
+    </w:p>
+    <w:p>
+      <w:pPr/>
+      <w:r>
+        <w:rPr>
+          <w:lang w:val="hi_IN" w:bidi="hi_IN"/>
+        </w:rPr>
+      </w:r>
+      <w:r>
+        <w:rPr>
           <w:b/>
           <w:lang w:val="hi_IN" w:bidi="hi_IN"/>
         </w:rPr>
@@ -20429,6 +23187,20 @@
       </w:r>
       <w:r>
         <w:rPr>
+          <w:lang w:val="hi_IN" w:bidi="hi_IN"/>
+        </w:rPr>
+        <w:t>מִ⁠יַּ֣ד נָעֳמִ֑י</w:t>
+      </w:r>
+    </w:p>
+    <w:p>
+      <w:pPr/>
+      <w:r>
+        <w:rPr>
+          <w:lang w:val="hi_IN" w:bidi="hi_IN"/>
+        </w:rPr>
+      </w:r>
+      <w:r>
+        <w:rPr>
           <w:b/>
           <w:lang w:val="hi_IN" w:bidi="hi_IN"/>
         </w:rPr>
@@ -20512,6 +23284,20 @@
       </w:r>
       <w:r>
         <w:rPr>
+          <w:lang w:val="hi_IN" w:bidi="hi_IN"/>
+        </w:rPr>
+        <w:t>וּ֠⁠מֵ⁠אֵת ר֣וּת &amp; קָנִ֔יתָה</w:t>
+      </w:r>
+    </w:p>
+    <w:p>
+      <w:pPr/>
+      <w:r>
+        <w:rPr>
+          <w:lang w:val="hi_IN" w:bidi="hi_IN"/>
+        </w:rPr>
+      </w:r>
+      <w:r>
+        <w:rPr>
           <w:b/>
           <w:lang w:val="hi_IN" w:bidi="hi_IN"/>
         </w:rPr>
@@ -20666,6 +23452,20 @@
       </w:r>
       <w:r>
         <w:rPr>
+          <w:lang w:val="hi_IN" w:bidi="hi_IN"/>
+        </w:rPr>
+        <w:t>לְ⁠הָקִ֥ים שֵׁם־הַ⁠מֵּ֖ת עַל־נַחֲלָתֽ⁠וֹ</w:t>
+      </w:r>
+    </w:p>
+    <w:p>
+      <w:pPr/>
+      <w:r>
+        <w:rPr>
+          <w:lang w:val="hi_IN" w:bidi="hi_IN"/>
+        </w:rPr>
+      </w:r>
+      <w:r>
+        <w:rPr>
           <w:b/>
           <w:lang w:val="hi_IN" w:bidi="hi_IN"/>
         </w:rPr>
@@ -20730,6 +23530,20 @@
       </w:r>
       <w:r>
         <w:rPr>
+          <w:lang w:val="hi_IN" w:bidi="hi_IN"/>
+        </w:rPr>
+        <w:t>הַ⁠מֵּת֙ &amp; הַ⁠מֵּ֖ת</w:t>
+      </w:r>
+    </w:p>
+    <w:p>
+      <w:pPr/>
+      <w:r>
+        <w:rPr>
+          <w:lang w:val="hi_IN" w:bidi="hi_IN"/>
+        </w:rPr>
+      </w:r>
+      <w:r>
+        <w:rPr>
           <w:b/>
           <w:lang w:val="hi_IN" w:bidi="hi_IN"/>
         </w:rPr>
@@ -20813,6 +23627,20 @@
       </w:r>
       <w:r>
         <w:rPr>
+          <w:lang w:val="hi_IN" w:bidi="hi_IN"/>
+        </w:rPr>
+        <w:t>אַשְׁחִ֖ית אֶת־נַחֲלָתִ֑⁠י</w:t>
+      </w:r>
+    </w:p>
+    <w:p>
+      <w:pPr/>
+      <w:r>
+        <w:rPr>
+          <w:lang w:val="hi_IN" w:bidi="hi_IN"/>
+        </w:rPr>
+      </w:r>
+      <w:r>
+        <w:rPr>
           <w:b/>
           <w:lang w:val="hi_IN" w:bidi="hi_IN"/>
         </w:rPr>
@@ -20889,6 +23717,20 @@
       </w:r>
       <w:r>
         <w:rPr>
+          <w:lang w:val="hi_IN" w:bidi="hi_IN"/>
+        </w:rPr>
+        <w:t>גְּאַל־לְ⁠ךָ֤ אַתָּה֙ אֶת־גְּאֻלָּתִ֔⁠י</w:t>
+      </w:r>
+    </w:p>
+    <w:p>
+      <w:pPr/>
+      <w:r>
+        <w:rPr>
+          <w:lang w:val="hi_IN" w:bidi="hi_IN"/>
+        </w:rPr>
+      </w:r>
+      <w:r>
+        <w:rPr>
           <w:b/>
           <w:lang w:val="hi_IN" w:bidi="hi_IN"/>
         </w:rPr>
@@ -20966,6 +23808,20 @@
       </w:r>
       <w:r>
         <w:rPr>
+          <w:lang w:val="hi_IN" w:bidi="hi_IN"/>
+        </w:rPr>
+        <w:t>וְ⁠זֹאת֩</w:t>
+      </w:r>
+    </w:p>
+    <w:p>
+      <w:pPr/>
+      <w:r>
+        <w:rPr>
+          <w:lang w:val="hi_IN" w:bidi="hi_IN"/>
+        </w:rPr>
+      </w:r>
+      <w:r>
+        <w:rPr>
           <w:b/>
           <w:lang w:val="hi_IN" w:bidi="hi_IN"/>
         </w:rPr>
@@ -21056,6 +23912,20 @@
       </w:r>
       <w:r>
         <w:rPr>
+          <w:lang w:val="hi_IN" w:bidi="hi_IN"/>
+        </w:rPr>
+        <w:t>וְ⁠זֹאת֩</w:t>
+      </w:r>
+    </w:p>
+    <w:p>
+      <w:pPr/>
+      <w:r>
+        <w:rPr>
+          <w:lang w:val="hi_IN" w:bidi="hi_IN"/>
+        </w:rPr>
+      </w:r>
+      <w:r>
+        <w:rPr>
           <w:b/>
           <w:lang w:val="hi_IN" w:bidi="hi_IN"/>
         </w:rPr>
@@ -21146,6 +24016,20 @@
       </w:r>
       <w:r>
         <w:rPr>
+          <w:lang w:val="hi_IN" w:bidi="hi_IN"/>
+        </w:rPr>
+        <w:t>לְ⁠פָנִ֨ים</w:t>
+      </w:r>
+    </w:p>
+    <w:p>
+      <w:pPr/>
+      <w:r>
+        <w:rPr>
+          <w:lang w:val="hi_IN" w:bidi="hi_IN"/>
+        </w:rPr>
+      </w:r>
+      <w:r>
+        <w:rPr>
           <w:b/>
           <w:lang w:val="hi_IN" w:bidi="hi_IN"/>
         </w:rPr>
@@ -21249,6 +24133,20 @@
       </w:r>
       <w:r>
         <w:rPr>
+          <w:lang w:val="hi_IN" w:bidi="hi_IN"/>
+        </w:rPr>
+        <w:t>לְ⁠רֵעֵ֑⁠הוּ</w:t>
+      </w:r>
+    </w:p>
+    <w:p>
+      <w:pPr/>
+      <w:r>
+        <w:rPr>
+          <w:lang w:val="hi_IN" w:bidi="hi_IN"/>
+        </w:rPr>
+      </w:r>
+      <w:r>
+        <w:rPr>
           <w:b/>
           <w:lang w:val="hi_IN" w:bidi="hi_IN"/>
         </w:rPr>
@@ -21319,6 +24217,20 @@
       </w:r>
       <w:r>
         <w:rPr>
+          <w:lang w:val="hi_IN" w:bidi="hi_IN"/>
+        </w:rPr>
+        <w:t>וַ⁠יֹּ֧אמֶר הַ⁠גֹּאֵ֛ל לְ⁠בֹ֖עַז קְנֵה־לָ֑⁠ךְ וַ⁠יִּשְׁלֹ֖ף נַעֲלֽ⁠וֹ</w:t>
+      </w:r>
+    </w:p>
+    <w:p>
+      <w:pPr/>
+      <w:r>
+        <w:rPr>
+          <w:lang w:val="hi_IN" w:bidi="hi_IN"/>
+        </w:rPr>
+      </w:r>
+      <w:r>
+        <w:rPr>
           <w:b/>
           <w:lang w:val="hi_IN" w:bidi="hi_IN"/>
         </w:rPr>
@@ -21402,6 +24314,20 @@
       </w:r>
       <w:r>
         <w:rPr>
+          <w:lang w:val="hi_IN" w:bidi="hi_IN"/>
+        </w:rPr>
+        <w:t>וַ⁠יֹּ֧אמֶר הַ⁠גֹּאֵ֛ל לְ⁠בֹ֖עַז קְנֵה־לָ֑⁠ךְ וַ⁠יִּשְׁלֹ֖ף נַעֲלֽ⁠וֹ</w:t>
+      </w:r>
+    </w:p>
+    <w:p>
+      <w:pPr/>
+      <w:r>
+        <w:rPr>
+          <w:lang w:val="hi_IN" w:bidi="hi_IN"/>
+        </w:rPr>
+      </w:r>
+      <w:r>
+        <w:rPr>
           <w:b/>
           <w:lang w:val="hi_IN" w:bidi="hi_IN"/>
         </w:rPr>
@@ -21478,6 +24404,20 @@
       </w:r>
       <w:r>
         <w:rPr>
+          <w:lang w:val="hi_IN" w:bidi="hi_IN"/>
+        </w:rPr>
+        <w:t>וַ⁠יִּשְׁלֹ֖ף נַעֲלֽ⁠וֹ</w:t>
+      </w:r>
+    </w:p>
+    <w:p>
+      <w:pPr/>
+      <w:r>
+        <w:rPr>
+          <w:lang w:val="hi_IN" w:bidi="hi_IN"/>
+        </w:rPr>
+      </w:r>
+      <w:r>
+        <w:rPr>
           <w:b/>
           <w:lang w:val="hi_IN" w:bidi="hi_IN"/>
         </w:rPr>
@@ -21575,6 +24515,20 @@
       </w:r>
       <w:r>
         <w:rPr>
+          <w:lang w:val="hi_IN" w:bidi="hi_IN"/>
+        </w:rPr>
+        <w:t>לַ⁠זְּקֵנִ֜ים וְ⁠כָל־הָ⁠עָ֗ם</w:t>
+      </w:r>
+    </w:p>
+    <w:p>
+      <w:pPr/>
+      <w:r>
+        <w:rPr>
+          <w:lang w:val="hi_IN" w:bidi="hi_IN"/>
+        </w:rPr>
+      </w:r>
+      <w:r>
+        <w:rPr>
           <w:b/>
           <w:lang w:val="hi_IN" w:bidi="hi_IN"/>
         </w:rPr>
@@ -21658,6 +24612,20 @@
       </w:r>
       <w:r>
         <w:rPr>
+          <w:lang w:val="hi_IN" w:bidi="hi_IN"/>
+        </w:rPr>
+        <w:t>מִ⁠יַּ֖ד נָעֳמִֽי</w:t>
+      </w:r>
+    </w:p>
+    <w:p>
+      <w:pPr/>
+      <w:r>
+        <w:rPr>
+          <w:lang w:val="hi_IN" w:bidi="hi_IN"/>
+        </w:rPr>
+      </w:r>
+      <w:r>
+        <w:rPr>
           <w:b/>
           <w:lang w:val="hi_IN" w:bidi="hi_IN"/>
         </w:rPr>
@@ -21830,6 +24798,20 @@
       </w:r>
       <w:r>
         <w:rPr>
+          <w:lang w:val="hi_IN" w:bidi="hi_IN"/>
+        </w:rPr>
+        <w:t>וְ⁠גַ֣ם</w:t>
+      </w:r>
+    </w:p>
+    <w:p>
+      <w:pPr/>
+      <w:r>
+        <w:rPr>
+          <w:lang w:val="hi_IN" w:bidi="hi_IN"/>
+        </w:rPr>
+      </w:r>
+      <w:r>
+        <w:rPr>
           <w:b/>
           <w:lang w:val="hi_IN" w:bidi="hi_IN"/>
         </w:rPr>
@@ -21913,6 +24895,20 @@
       </w:r>
       <w:r>
         <w:rPr>
+          <w:lang w:val="hi_IN" w:bidi="hi_IN"/>
+        </w:rPr>
+        <w:t>לְ⁠הָקִ֤ים שֵׁם־הַ⁠מֵּת֙ עַל־נַ֣חֲלָת֔⁠וֹ</w:t>
+      </w:r>
+    </w:p>
+    <w:p>
+      <w:pPr/>
+      <w:r>
+        <w:rPr>
+          <w:lang w:val="hi_IN" w:bidi="hi_IN"/>
+        </w:rPr>
+      </w:r>
+      <w:r>
+        <w:rPr>
           <w:b/>
           <w:lang w:val="hi_IN" w:bidi="hi_IN"/>
         </w:rPr>
@@ -21965,6 +24961,20 @@
         <w:rPr>
           <w:lang w:val="hi_IN" w:bidi="hi_IN"/>
         </w:rPr>
+      </w:r>
+    </w:p>
+    <w:p>
+      <w:pPr/>
+      <w:r>
+        <w:rPr>
+          <w:lang w:val="hi_IN" w:bidi="hi_IN"/>
+        </w:rPr>
+      </w:r>
+      <w:r>
+        <w:rPr>
+          <w:lang w:val="hi_IN" w:bidi="hi_IN"/>
+        </w:rPr>
+        <w:t>הַ⁠מֵּת֙ &amp; הַ⁠מֵּ֛ת</w:t>
       </w:r>
     </w:p>
     <w:p>
@@ -22103,6 +25113,20 @@
       </w:r>
       <w:r>
         <w:rPr>
+          <w:lang w:val="hi_IN" w:bidi="hi_IN"/>
+        </w:rPr>
+        <w:t>וְ⁠לֹא־יִכָּרֵ֧ת שֵׁם־הַ⁠מֵּ֛ת מֵ⁠עִ֥ם אֶחָ֖י⁠ו וּ⁠מִ⁠שַּׁ֣עַר מְקוֹמ֑⁠וֹ</w:t>
+      </w:r>
+    </w:p>
+    <w:p>
+      <w:pPr/>
+      <w:r>
+        <w:rPr>
+          <w:lang w:val="hi_IN" w:bidi="hi_IN"/>
+        </w:rPr>
+      </w:r>
+      <w:r>
+        <w:rPr>
           <w:b/>
           <w:lang w:val="hi_IN" w:bidi="hi_IN"/>
         </w:rPr>
@@ -22212,6 +25236,20 @@
       </w:r>
       <w:r>
         <w:rPr>
+          <w:lang w:val="hi_IN" w:bidi="hi_IN"/>
+        </w:rPr>
+        <w:t>וְ⁠לֹא־יִכָּרֵ֧ת שֵׁם־הַ⁠מֵּ֛ת מֵ⁠עִ֥ם אֶחָ֖י⁠ו וּ⁠מִ⁠שַּׁ֣עַר מְקוֹמ֑⁠וֹ</w:t>
+      </w:r>
+    </w:p>
+    <w:p>
+      <w:pPr/>
+      <w:r>
+        <w:rPr>
+          <w:lang w:val="hi_IN" w:bidi="hi_IN"/>
+        </w:rPr>
+      </w:r>
+      <w:r>
+        <w:rPr>
           <w:b/>
           <w:lang w:val="hi_IN" w:bidi="hi_IN"/>
         </w:rPr>
@@ -22308,6 +25346,20 @@
       </w:r>
       <w:r>
         <w:rPr>
+          <w:lang w:val="hi_IN" w:bidi="hi_IN"/>
+        </w:rPr>
+        <w:t>וּ⁠מִ⁠שַּׁ֣עַר מְקוֹמ֑⁠וֹ</w:t>
+      </w:r>
+    </w:p>
+    <w:p>
+      <w:pPr/>
+      <w:r>
+        <w:rPr>
+          <w:lang w:val="hi_IN" w:bidi="hi_IN"/>
+        </w:rPr>
+      </w:r>
+      <w:r>
+        <w:rPr>
           <w:b/>
           <w:lang w:val="hi_IN" w:bidi="hi_IN"/>
         </w:rPr>
@@ -22455,6 +25507,20 @@
       </w:r>
       <w:r>
         <w:rPr>
+          <w:lang w:val="hi_IN" w:bidi="hi_IN"/>
+        </w:rPr>
+        <w:t>הָ⁠עָ֧ם אֲשֶׁר־בַּ⁠שַּׁ֛עַר</w:t>
+      </w:r>
+    </w:p>
+    <w:p>
+      <w:pPr/>
+      <w:r>
+        <w:rPr>
+          <w:lang w:val="hi_IN" w:bidi="hi_IN"/>
+        </w:rPr>
+      </w:r>
+      <w:r>
+        <w:rPr>
           <w:b/>
           <w:lang w:val="hi_IN" w:bidi="hi_IN"/>
         </w:rPr>
@@ -22545,6 +25611,20 @@
       </w:r>
       <w:r>
         <w:rPr>
+          <w:lang w:val="hi_IN" w:bidi="hi_IN"/>
+        </w:rPr>
+        <w:t>הַ⁠בָּאָ֣ה אֶל־בֵּיתֶ֗⁠ךָ</w:t>
+      </w:r>
+    </w:p>
+    <w:p>
+      <w:pPr/>
+      <w:r>
+        <w:rPr>
+          <w:lang w:val="hi_IN" w:bidi="hi_IN"/>
+        </w:rPr>
+      </w:r>
+      <w:r>
+        <w:rPr>
           <w:b/>
           <w:lang w:val="hi_IN" w:bidi="hi_IN"/>
         </w:rPr>
@@ -22641,6 +25721,20 @@
       </w:r>
       <w:r>
         <w:rPr>
+          <w:lang w:val="hi_IN" w:bidi="hi_IN"/>
+        </w:rPr>
+        <w:t>יִתֵּן֩ יְהוָ֨ה אֶֽת־הָ⁠אִשָּׁ֜ה הַ⁠בָּאָ֣ה אֶל־בֵּיתֶ֗⁠ךָ כְּ⁠רָחֵ֤ל ׀ וּ⁠כְ⁠לֵאָה֙ אֲשֶׁ֨ר בָּנ֤וּ שְׁתֵּי⁠הֶם֙ אֶת־בֵּ֣ית יִשְׂרָאֵ֔ל</w:t>
+      </w:r>
+    </w:p>
+    <w:p>
+      <w:pPr/>
+      <w:r>
+        <w:rPr>
+          <w:lang w:val="hi_IN" w:bidi="hi_IN"/>
+        </w:rPr>
+      </w:r>
+      <w:r>
+        <w:rPr>
           <w:b/>
           <w:lang w:val="hi_IN" w:bidi="hi_IN"/>
         </w:rPr>
@@ -22724,6 +25818,20 @@
       </w:r>
       <w:r>
         <w:rPr>
+          <w:lang w:val="hi_IN" w:bidi="hi_IN"/>
+        </w:rPr>
+        <w:t>כְּ⁠רָחֵ֤ל ׀ וּ⁠כְ⁠לֵאָה֙ אֲשֶׁ֨ר בָּנ֤וּ שְׁתֵּי⁠הֶם֙ אֶת־בֵּ֣ית יִשְׂרָאֵ֔ל</w:t>
+      </w:r>
+    </w:p>
+    <w:p>
+      <w:pPr/>
+      <w:r>
+        <w:rPr>
+          <w:lang w:val="hi_IN" w:bidi="hi_IN"/>
+        </w:rPr>
+      </w:r>
+      <w:r>
+        <w:rPr>
           <w:b/>
           <w:lang w:val="hi_IN" w:bidi="hi_IN"/>
         </w:rPr>
@@ -22787,6 +25895,20 @@
       </w:r>
       <w:r>
         <w:rPr>
+          <w:lang w:val="hi_IN" w:bidi="hi_IN"/>
+        </w:rPr>
+        <w:t>בָּנ֤וּ &amp; אֶת־בֵּ֣ית יִשְׂרָאֵ֔ל</w:t>
+      </w:r>
+    </w:p>
+    <w:p>
+      <w:pPr/>
+      <w:r>
+        <w:rPr>
+          <w:lang w:val="hi_IN" w:bidi="hi_IN"/>
+        </w:rPr>
+      </w:r>
+      <w:r>
+        <w:rPr>
           <w:b/>
           <w:lang w:val="hi_IN" w:bidi="hi_IN"/>
         </w:rPr>
@@ -22864,6 +25986,20 @@
       </w:r>
       <w:r>
         <w:rPr>
+          <w:lang w:val="hi_IN" w:bidi="hi_IN"/>
+        </w:rPr>
+        <w:t>וַ⁠עֲשֵׂה־חַ֣יִל בְּ⁠אֶפְרָ֔תָה וּ⁠קְרָא־שֵׁ֖ם בְּ⁠בֵ֥ית לָֽחֶם</w:t>
+      </w:r>
+    </w:p>
+    <w:p>
+      <w:pPr/>
+      <w:r>
+        <w:rPr>
+          <w:lang w:val="hi_IN" w:bidi="hi_IN"/>
+        </w:rPr>
+      </w:r>
+      <w:r>
+        <w:rPr>
           <w:b/>
           <w:lang w:val="hi_IN" w:bidi="hi_IN"/>
         </w:rPr>
@@ -22960,6 +26096,20 @@
       </w:r>
       <w:r>
         <w:rPr>
+          <w:lang w:val="hi_IN" w:bidi="hi_IN"/>
+        </w:rPr>
+        <w:t>וַ⁠עֲשֵׂה־חַ֣יִל בְּ⁠אֶפְרָ֔תָה וּ⁠קְרָא־שֵׁ֖ם בְּ⁠בֵ֥ית לָֽחֶם</w:t>
+      </w:r>
+    </w:p>
+    <w:p>
+      <w:pPr/>
+      <w:r>
+        <w:rPr>
+          <w:lang w:val="hi_IN" w:bidi="hi_IN"/>
+        </w:rPr>
+      </w:r>
+      <w:r>
+        <w:rPr>
           <w:b/>
           <w:lang w:val="hi_IN" w:bidi="hi_IN"/>
         </w:rPr>
@@ -23056,6 +26206,20 @@
       </w:r>
       <w:r>
         <w:rPr>
+          <w:lang w:val="hi_IN" w:bidi="hi_IN"/>
+        </w:rPr>
+        <w:t>וִ⁠יהִ֤י בֵֽיתְ⁠ךָ֙ כְּ⁠בֵ֣ית פֶּ֔רֶץ</w:t>
+      </w:r>
+    </w:p>
+    <w:p>
+      <w:pPr/>
+      <w:r>
+        <w:rPr>
+          <w:lang w:val="hi_IN" w:bidi="hi_IN"/>
+        </w:rPr>
+      </w:r>
+      <w:r>
+        <w:rPr>
           <w:b/>
           <w:lang w:val="hi_IN" w:bidi="hi_IN"/>
         </w:rPr>
@@ -23165,6 +26329,20 @@
       </w:r>
       <w:r>
         <w:rPr>
+          <w:lang w:val="hi_IN" w:bidi="hi_IN"/>
+        </w:rPr>
+        <w:t>מִן־הַ⁠זֶּ֗רַע אֲשֶׁ֨ר יִתֵּ֤ן יְהוָה֙ לְ⁠ךָ֔</w:t>
+      </w:r>
+    </w:p>
+    <w:p>
+      <w:pPr/>
+      <w:r>
+        <w:rPr>
+          <w:lang w:val="hi_IN" w:bidi="hi_IN"/>
+        </w:rPr>
+      </w:r>
+      <w:r>
+        <w:rPr>
           <w:b/>
           <w:lang w:val="hi_IN" w:bidi="hi_IN"/>
         </w:rPr>
@@ -23241,6 +26419,20 @@
       </w:r>
       <w:r>
         <w:rPr>
+          <w:lang w:val="hi_IN" w:bidi="hi_IN"/>
+        </w:rPr>
+        <w:t>וַ⁠יִּקַּ֨ח בֹּ֤עַז אֶת־רוּת֙ וַ⁠תְּהִי־ל֣⁠וֹ לְ⁠אִשָּׁ֔ה</w:t>
+      </w:r>
+    </w:p>
+    <w:p>
+      <w:pPr/>
+      <w:r>
+        <w:rPr>
+          <w:lang w:val="hi_IN" w:bidi="hi_IN"/>
+        </w:rPr>
+      </w:r>
+      <w:r>
+        <w:rPr>
           <w:b/>
           <w:lang w:val="hi_IN" w:bidi="hi_IN"/>
         </w:rPr>
@@ -23324,6 +26516,20 @@
       </w:r>
       <w:r>
         <w:rPr>
+          <w:lang w:val="hi_IN" w:bidi="hi_IN"/>
+        </w:rPr>
+        <w:t>וַ⁠יִּקַּ֨ח בֹּ֤עַז אֶת־רוּת֙</w:t>
+      </w:r>
+    </w:p>
+    <w:p>
+      <w:pPr/>
+      <w:r>
+        <w:rPr>
+          <w:lang w:val="hi_IN" w:bidi="hi_IN"/>
+        </w:rPr>
+      </w:r>
+      <w:r>
+        <w:rPr>
           <w:b/>
           <w:lang w:val="hi_IN" w:bidi="hi_IN"/>
         </w:rPr>
@@ -23446,6 +26652,20 @@
       </w:r>
       <w:r>
         <w:rPr>
+          <w:lang w:val="hi_IN" w:bidi="hi_IN"/>
+        </w:rPr>
+        <w:t>וַ⁠יָּבֹ֖א אֵלֶ֑י⁠הָ</w:t>
+      </w:r>
+    </w:p>
+    <w:p>
+      <w:pPr/>
+      <w:r>
+        <w:rPr>
+          <w:lang w:val="hi_IN" w:bidi="hi_IN"/>
+        </w:rPr>
+      </w:r>
+      <w:r>
+        <w:rPr>
           <w:b/>
           <w:lang w:val="hi_IN" w:bidi="hi_IN"/>
         </w:rPr>
@@ -23542,6 +26762,20 @@
       </w:r>
       <w:r>
         <w:rPr>
+          <w:lang w:val="hi_IN" w:bidi="hi_IN"/>
+        </w:rPr>
+        <w:t>הַ⁠נָּשִׁים֙</w:t>
+      </w:r>
+    </w:p>
+    <w:p>
+      <w:pPr/>
+      <w:r>
+        <w:rPr>
+          <w:lang w:val="hi_IN" w:bidi="hi_IN"/>
+        </w:rPr>
+      </w:r>
+      <w:r>
+        <w:rPr>
           <w:b/>
           <w:lang w:val="hi_IN" w:bidi="hi_IN"/>
         </w:rPr>
@@ -23625,6 +26859,20 @@
       </w:r>
       <w:r>
         <w:rPr>
+          <w:lang w:val="hi_IN" w:bidi="hi_IN"/>
+        </w:rPr>
+        <w:t>בָּר֣וּךְ יְהוָ֔ה</w:t>
+      </w:r>
+    </w:p>
+    <w:p>
+      <w:pPr/>
+      <w:r>
+        <w:rPr>
+          <w:lang w:val="hi_IN" w:bidi="hi_IN"/>
+        </w:rPr>
+      </w:r>
+      <w:r>
+        <w:rPr>
           <w:b/>
           <w:lang w:val="hi_IN" w:bidi="hi_IN"/>
         </w:rPr>
@@ -23688,6 +26936,20 @@
       </w:r>
       <w:r>
         <w:rPr>
+          <w:lang w:val="hi_IN" w:bidi="hi_IN"/>
+        </w:rPr>
+        <w:t>לֹ֣א הִשְׁבִּ֥ית לָ֛⁠ךְ גֹּאֵ֖ל הַ⁠יּ֑וֹם</w:t>
+      </w:r>
+    </w:p>
+    <w:p>
+      <w:pPr/>
+      <w:r>
+        <w:rPr>
+          <w:lang w:val="hi_IN" w:bidi="hi_IN"/>
+        </w:rPr>
+      </w:r>
+      <w:r>
+        <w:rPr>
           <w:b/>
           <w:lang w:val="hi_IN" w:bidi="hi_IN"/>
         </w:rPr>
@@ -23771,6 +27033,20 @@
       </w:r>
       <w:r>
         <w:rPr>
+          <w:lang w:val="hi_IN" w:bidi="hi_IN"/>
+        </w:rPr>
+        <w:t>וְ⁠יִקָּרֵ֥א שְׁמ֖⁠וֹ</w:t>
+      </w:r>
+    </w:p>
+    <w:p>
+      <w:pPr/>
+      <w:r>
+        <w:rPr>
+          <w:lang w:val="hi_IN" w:bidi="hi_IN"/>
+        </w:rPr>
+      </w:r>
+      <w:r>
+        <w:rPr>
           <w:b/>
           <w:lang w:val="hi_IN" w:bidi="hi_IN"/>
         </w:rPr>
@@ -23834,6 +27110,20 @@
       </w:r>
       <w:r>
         <w:rPr>
+          <w:lang w:val="hi_IN" w:bidi="hi_IN"/>
+        </w:rPr>
+        <w:t>וְ⁠יִקָּרֵ֥א שְׁמ֖⁠וֹ בְּ⁠יִשְׂרָאֵֽל</w:t>
+      </w:r>
+    </w:p>
+    <w:p>
+      <w:pPr/>
+      <w:r>
+        <w:rPr>
+          <w:lang w:val="hi_IN" w:bidi="hi_IN"/>
+        </w:rPr>
+      </w:r>
+      <w:r>
+        <w:rPr>
           <w:b/>
           <w:lang w:val="hi_IN" w:bidi="hi_IN"/>
         </w:rPr>
@@ -23930,6 +27220,20 @@
       </w:r>
       <w:r>
         <w:rPr>
+          <w:lang w:val="hi_IN" w:bidi="hi_IN"/>
+        </w:rPr>
+        <w:t>לְ⁠מֵשִׁ֣יב נֶ֔פֶשׁ</w:t>
+      </w:r>
+    </w:p>
+    <w:p>
+      <w:pPr/>
+      <w:r>
+        <w:rPr>
+          <w:lang w:val="hi_IN" w:bidi="hi_IN"/>
+        </w:rPr>
+      </w:r>
+      <w:r>
+        <w:rPr>
           <w:b/>
           <w:lang w:val="hi_IN" w:bidi="hi_IN"/>
         </w:rPr>
@@ -23993,6 +27297,20 @@
       </w:r>
       <w:r>
         <w:rPr>
+          <w:lang w:val="hi_IN" w:bidi="hi_IN"/>
+        </w:rPr>
+        <w:t>וּ⁠לְ⁠כַלְכֵּ֖ל אֶת־שֵׂיבָתֵ֑⁠ךְ</w:t>
+      </w:r>
+    </w:p>
+    <w:p>
+      <w:pPr/>
+      <w:r>
+        <w:rPr>
+          <w:lang w:val="hi_IN" w:bidi="hi_IN"/>
+        </w:rPr>
+      </w:r>
+      <w:r>
+        <w:rPr>
           <w:b/>
           <w:lang w:val="hi_IN" w:bidi="hi_IN"/>
         </w:rPr>
@@ -24057,6 +27375,20 @@
       </w:r>
       <w:r>
         <w:rPr>
+          <w:lang w:val="hi_IN" w:bidi="hi_IN"/>
+        </w:rPr>
+        <w:t>כִּ֣י</w:t>
+      </w:r>
+    </w:p>
+    <w:p>
+      <w:pPr/>
+      <w:r>
+        <w:rPr>
+          <w:lang w:val="hi_IN" w:bidi="hi_IN"/>
+        </w:rPr>
+      </w:r>
+      <w:r>
+        <w:rPr>
           <w:b/>
           <w:lang w:val="hi_IN" w:bidi="hi_IN"/>
         </w:rPr>
@@ -24147,6 +27479,20 @@
       </w:r>
       <w:r>
         <w:rPr>
+          <w:lang w:val="hi_IN" w:bidi="hi_IN"/>
+        </w:rPr>
+        <w:t>ט֣וֹבָה לָ֔⁠ךְ מִ⁠שִּׁבְעָ֖ה בָּנִֽים</w:t>
+      </w:r>
+    </w:p>
+    <w:p>
+      <w:pPr/>
+      <w:r>
+        <w:rPr>
+          <w:lang w:val="hi_IN" w:bidi="hi_IN"/>
+        </w:rPr>
+      </w:r>
+      <w:r>
+        <w:rPr>
           <w:b/>
           <w:lang w:val="hi_IN" w:bidi="hi_IN"/>
         </w:rPr>
@@ -24243,6 +27589,20 @@
       </w:r>
       <w:r>
         <w:rPr>
+          <w:lang w:val="hi_IN" w:bidi="hi_IN"/>
+        </w:rPr>
+        <w:t>וַ⁠תִּקַּ֨ח נָעֳמִ֤י אֶת־הַ⁠יֶּ֨לֶד֙</w:t>
+      </w:r>
+    </w:p>
+    <w:p>
+      <w:pPr/>
+      <w:r>
+        <w:rPr>
+          <w:lang w:val="hi_IN" w:bidi="hi_IN"/>
+        </w:rPr>
+      </w:r>
+      <w:r>
+        <w:rPr>
           <w:b/>
           <w:lang w:val="hi_IN" w:bidi="hi_IN"/>
         </w:rPr>
@@ -24390,6 +27750,20 @@
       </w:r>
       <w:r>
         <w:rPr>
+          <w:lang w:val="hi_IN" w:bidi="hi_IN"/>
+        </w:rPr>
+        <w:t>וַ⁠תִּקְרֶאנָה֩ ל֨⁠וֹ הַ⁠שְּׁכֵנ֥וֹת שֵׁם֙ לֵ⁠אמֹ֔ר &amp; וַ⁠תִּקְרֶ֤אנָֽה שְׁמ⁠וֹ֙ עוֹבֵ֔ד</w:t>
+      </w:r>
+    </w:p>
+    <w:p>
+      <w:pPr/>
+      <w:r>
+        <w:rPr>
+          <w:lang w:val="hi_IN" w:bidi="hi_IN"/>
+        </w:rPr>
+      </w:r>
+      <w:r>
+        <w:rPr>
           <w:b/>
           <w:lang w:val="hi_IN" w:bidi="hi_IN"/>
         </w:rPr>
@@ -24486,6 +27860,20 @@
       </w:r>
       <w:r>
         <w:rPr>
+          <w:lang w:val="hi_IN" w:bidi="hi_IN"/>
+        </w:rPr>
+        <w:t>יֻלַּד־בֵּ֖ן לְ⁠נָעֳמִ֑י</w:t>
+      </w:r>
+    </w:p>
+    <w:p>
+      <w:pPr/>
+      <w:r>
+        <w:rPr>
+          <w:lang w:val="hi_IN" w:bidi="hi_IN"/>
+        </w:rPr>
+      </w:r>
+      <w:r>
+        <w:rPr>
           <w:b/>
           <w:lang w:val="hi_IN" w:bidi="hi_IN"/>
         </w:rPr>
@@ -24556,6 +27944,20 @@
       </w:r>
       <w:r>
         <w:rPr>
+          <w:lang w:val="hi_IN" w:bidi="hi_IN"/>
+        </w:rPr>
+        <w:t>וַ⁠תִּקְרֶ֤אנָֽה שְׁמ⁠וֹ֙ עוֹבֵ֔ד</w:t>
+      </w:r>
+    </w:p>
+    <w:p>
+      <w:pPr/>
+      <w:r>
+        <w:rPr>
+          <w:lang w:val="hi_IN" w:bidi="hi_IN"/>
+        </w:rPr>
+      </w:r>
+      <w:r>
+        <w:rPr>
           <w:b/>
           <w:lang w:val="hi_IN" w:bidi="hi_IN"/>
         </w:rPr>
@@ -24677,6 +28079,20 @@
       </w:r>
       <w:r>
         <w:rPr>
+          <w:lang w:val="hi_IN" w:bidi="hi_IN"/>
+        </w:rPr>
+        <w:t>ה֥וּא אֲבִי־יִשַׁ֖י</w:t>
+      </w:r>
+    </w:p>
+    <w:p>
+      <w:pPr/>
+      <w:r>
+        <w:rPr>
+          <w:lang w:val="hi_IN" w:bidi="hi_IN"/>
+        </w:rPr>
+      </w:r>
+      <w:r>
+        <w:rPr>
           <w:b/>
           <w:lang w:val="hi_IN" w:bidi="hi_IN"/>
         </w:rPr>
@@ -24863,6 +28279,20 @@
       </w:r>
       <w:r>
         <w:rPr>
+          <w:lang w:val="hi_IN" w:bidi="hi_IN"/>
+        </w:rPr>
+        <w:t>תּוֹלְד֣וֹת פָּ֔רֶץ</w:t>
+      </w:r>
+    </w:p>
+    <w:p>
+      <w:pPr/>
+      <w:r>
+        <w:rPr>
+          <w:lang w:val="hi_IN" w:bidi="hi_IN"/>
+        </w:rPr>
+      </w:r>
+      <w:r>
+        <w:rPr>
           <w:b/>
           <w:lang w:val="hi_IN" w:bidi="hi_IN"/>
         </w:rPr>
@@ -24933,6 +28363,20 @@
       </w:r>
       <w:r>
         <w:rPr>
+          <w:lang w:val="hi_IN" w:bidi="hi_IN"/>
+        </w:rPr>
+        <w:t>פֶּ֖רֶץ הוֹלִ֥יד אֶת־חֶצְרֽוֹן</w:t>
+      </w:r>
+    </w:p>
+    <w:p>
+      <w:pPr/>
+      <w:r>
+        <w:rPr>
+          <w:lang w:val="hi_IN" w:bidi="hi_IN"/>
+        </w:rPr>
+      </w:r>
+      <w:r>
+        <w:rPr>
           <w:b/>
           <w:lang w:val="hi_IN" w:bidi="hi_IN"/>
         </w:rPr>
@@ -25025,6 +28469,20 @@
         <w:rPr>
           <w:lang w:val="hi_IN" w:bidi="hi_IN"/>
         </w:rPr>
+      </w:r>
+    </w:p>
+    <w:p>
+      <w:pPr/>
+      <w:r>
+        <w:rPr>
+          <w:lang w:val="hi_IN" w:bidi="hi_IN"/>
+        </w:rPr>
+      </w:r>
+      <w:r>
+        <w:rPr>
+          <w:lang w:val="hi_IN" w:bidi="hi_IN"/>
+        </w:rPr>
+        <w:t>וְ⁠חֶצְרוֹן֙ &amp; אֶת־רָ֔ם &amp; אֶת־עַמִּֽינָדָֽב</w:t>
       </w:r>
     </w:p>
     <w:p>

--- a/hin/docx/08.content.docx
+++ b/hin/docx/08.content.docx
@@ -842,7 +842,7 @@
         <w:rPr>
           <w:lang w:val="hi_IN" w:bidi="hi_IN"/>
         </w:rPr>
-        <w:t>בִּ⁠ימֵי֙ שְׁפֹ֣ט הַ⁠שֹּׁפְטִ֔ים</w:t>
+        <w:t>בִּ⁠ימֵי֙ שְׁפֹ֣ט הַ⁠שֹּׁפְטִ֔ים</w:t>
       </w:r>
     </w:p>
     <w:p>
@@ -953,7 +953,7 @@
         <w:rPr>
           <w:lang w:val="hi_IN" w:bidi="hi_IN"/>
         </w:rPr>
-        <w:t>בָּ⁠אָ֑רֶץ</w:t>
+        <w:t>בָּ⁠אָ֑רֶץ</w:t>
       </w:r>
     </w:p>
     <w:p>
@@ -1244,7 +1244,7 @@
         <w:rPr>
           <w:lang w:val="hi_IN" w:bidi="hi_IN"/>
         </w:rPr>
-        <w:t>וַ⁠תִּשָּׁאֵ֥ר הִ֖יא וּ⁠שְׁנֵ֥י בָנֶֽי⁠הָ</w:t>
+        <w:t>וַ⁠תִּשָּׁאֵ֥ר הִ֖יא וּ⁠שְׁנֵ֥י בָנֶֽי⁠הָ</w:t>
       </w:r>
     </w:p>
     <w:p>
@@ -1322,7 +1322,7 @@
         <w:rPr>
           <w:lang w:val="hi_IN" w:bidi="hi_IN"/>
         </w:rPr>
-        <w:t>וַ⁠יִּשְׂא֣וּ לָ⁠הֶ֗ם נָשִׁים֙</w:t>
+        <w:t>וַ⁠יִּשְׂא֣וּ לָ⁠הֶ֗ם נָשִׁים֙</w:t>
       </w:r>
     </w:p>
     <w:p>
@@ -1426,7 +1426,7 @@
         <w:rPr>
           <w:lang w:val="hi_IN" w:bidi="hi_IN"/>
         </w:rPr>
-        <w:t>שֵׁ֤ם הָֽ⁠אַחַת֙ עָרְפָּ֔ה וְ⁠שֵׁ֥ם הַ⁠שֵּׁנִ֖ית ר֑וּת</w:t>
+        <w:t>שֵׁ֤ם הָֽ⁠אַחַת֙ עָרְפָּ֔ה וְ⁠שֵׁ֥ם הַ⁠שֵּׁנִ֖ית ר֑וּת</w:t>
       </w:r>
     </w:p>
     <w:p>
@@ -1504,7 +1504,7 @@
         <w:rPr>
           <w:lang w:val="hi_IN" w:bidi="hi_IN"/>
         </w:rPr>
-        <w:t>וַ⁠תִּשָּׁאֵר֙ הָֽ⁠אִשָּׁ֔ה מִ⁠שְּׁנֵ֥י יְלָדֶ֖י⁠הָ וּ⁠מֵ⁠אִישָֽׁ⁠הּ</w:t>
+        <w:t>וַ⁠תִּשָּׁאֵר֙ הָֽ⁠אִשָּׁ֔ה מִ⁠שְּׁנֵ֥י יְלָדֶ֖י⁠הָ וּ⁠מֵ⁠אִישָֽׁ⁠הּ</w:t>
       </w:r>
     </w:p>
     <w:p>
@@ -1581,7 +1581,7 @@
         <w:rPr>
           <w:lang w:val="hi_IN" w:bidi="hi_IN"/>
         </w:rPr>
-        <w:t>וַ⁠תָּ֤קָם הִיא֙ וְ⁠כַלֹּתֶ֔י⁠הָ וַ⁠תָּ֖שָׁב</w:t>
+        <w:t>וַ⁠תָּ֤קָם הִיא֙ וְ⁠כַלֹּתֶ֔י⁠הָ וַ⁠תָּ֖שָׁב</w:t>
       </w:r>
     </w:p>
     <w:p>
@@ -1698,7 +1698,7 @@
         <w:rPr>
           <w:lang w:val="hi_IN" w:bidi="hi_IN"/>
         </w:rPr>
-        <w:t>וַ⁠תָּ֤קָם הִיא֙ וְ⁠כַלֹּתֶ֔י⁠הָ וַ⁠תָּ֖שָׁב</w:t>
+        <w:t>וַ⁠תָּ֤קָם הִיא֙ וְ⁠כַלֹּתֶ֔י⁠הָ וַ⁠תָּ֖שָׁב</w:t>
       </w:r>
     </w:p>
     <w:p>
@@ -1884,7 +1884,7 @@
         <w:rPr>
           <w:lang w:val="hi_IN" w:bidi="hi_IN"/>
         </w:rPr>
-        <w:t>כִּ֤י שָֽׁמְעָה֙ בִּ⁠שְׂדֵ֣ה מוֹאָ֔ב כִּֽי־פָקַ֤ד יְהוָה֙ אֶת־עַמּ֔⁠וֹ לָ⁠תֵ֥ת לָ⁠הֶ֖ם לָֽחֶם</w:t>
+        <w:t>כִּ֤י שָֽׁמְעָה֙ בִּ⁠שְׂדֵ֣ה מוֹאָ֔ב כִּֽי־פָקַ֤ד יְהוָה֙ אֶת־עַמּ֔⁠וֹ לָ⁠תֵ֥ת לָ⁠הֶ֖ם לָֽחֶם</w:t>
       </w:r>
     </w:p>
     <w:p>
@@ -1981,7 +1981,7 @@
         <w:rPr>
           <w:lang w:val="hi_IN" w:bidi="hi_IN"/>
         </w:rPr>
-        <w:t>שָֽׁמְעָה֙ בִּ⁠שְׂדֵ֣ה מוֹאָ֔ב</w:t>
+        <w:t>שָֽׁמְעָה֙ בִּ⁠שְׂדֵ֣ה מוֹאָ֔ב</w:t>
       </w:r>
     </w:p>
     <w:p>
@@ -2471,7 +2471,7 @@
         <w:rPr>
           <w:lang w:val="hi_IN" w:bidi="hi_IN"/>
         </w:rPr>
-        <w:t>לֵ֣כְנָה שֹּׁ֔בְנָה אִשָּׁ֖ה</w:t>
+        <w:t>לֵ֣כְנָה שֹּׁ֔בְנָה אִשָּׁ֖ה</w:t>
       </w:r>
     </w:p>
     <w:p>
@@ -2581,7 +2581,7 @@
         <w:rPr>
           <w:lang w:val="hi_IN" w:bidi="hi_IN"/>
         </w:rPr>
-        <w:t>לֵ֣כְנָה שֹּׁ֔בְנָה אִשָּׁ֖ה לְ⁠בֵ֣ית אִמָּ֑⁠הּ</w:t>
+        <w:t>לֵ֣כְנָה שֹּׁ֔בְנָה אִשָּׁ֖ה לְ⁠בֵ֣ית אִמָּ֑⁠הּ</w:t>
       </w:r>
     </w:p>
     <w:p>
@@ -2722,7 +2722,7 @@
         <w:rPr>
           <w:lang w:val="hi_IN" w:bidi="hi_IN"/>
         </w:rPr>
-        <w:t>יעשה יְהוָ֤ה עִמָּ⁠כֶם֙ חֶ֔סֶד כַּ⁠אֲשֶׁ֧ר עֲשִׂיתֶ֛ם עִם־הַ⁠מֵּתִ֖ים וְ⁠עִמָּדִֽ⁠י</w:t>
+        <w:t>יעשה יְהוָ֤ה עִמָּ⁠כֶם֙ חֶ֔סֶד כַּ⁠אֲשֶׁ֧ר עֲשִׂיתֶ֛ם עִם־הַ⁠מֵּתִ֖ים וְ⁠עִמָּדִֽ⁠י</w:t>
       </w:r>
     </w:p>
     <w:p>
@@ -2819,7 +2819,7 @@
         <w:rPr>
           <w:lang w:val="hi_IN" w:bidi="hi_IN"/>
         </w:rPr>
-        <w:t>עִם־הַ⁠מֵּתִ֖ים</w:t>
+        <w:t>עִם־הַ⁠מֵּתִ֖ים</w:t>
       </w:r>
     </w:p>
     <w:p>
@@ -3247,7 +3247,7 @@
         <w:rPr>
           <w:lang w:val="hi_IN" w:bidi="hi_IN"/>
         </w:rPr>
-        <w:t>בֵּ֣ית אִישָׁ֑⁠הּ</w:t>
+        <w:t>בֵּ֣ית אִישָׁ֑⁠הּ</w:t>
       </w:r>
     </w:p>
     <w:p>
@@ -3357,7 +3357,7 @@
         <w:rPr>
           <w:lang w:val="hi_IN" w:bidi="hi_IN"/>
         </w:rPr>
-        <w:t>וַ⁠תִּשֶּׂ֥אנָה קוֹלָ֖⁠ן וַ⁠תִּבְכֶּֽינָה</w:t>
+        <w:t>וַ⁠תִּשֶּׂ֥אנָה קוֹלָ֖⁠ן וַ⁠תִּבְכֶּֽינָה</w:t>
       </w:r>
     </w:p>
     <w:p>
@@ -3577,7 +3577,7 @@
         <w:rPr>
           <w:lang w:val="hi_IN" w:bidi="hi_IN"/>
         </w:rPr>
-        <w:t>וַ⁠תֹּאמַ֖רְנָה</w:t>
+        <w:t>וַ⁠תֹּאמַ֖רְנָה</w:t>
       </w:r>
     </w:p>
     <w:p>
@@ -3713,7 +3713,7 @@
         <w:rPr>
           <w:lang w:val="hi_IN" w:bidi="hi_IN"/>
         </w:rPr>
-        <w:t>כִּי</w:t>
+        <w:t>כִּי</w:t>
       </w:r>
     </w:p>
     <w:p>
@@ -3823,7 +3823,7 @@
         <w:rPr>
           <w:lang w:val="hi_IN" w:bidi="hi_IN"/>
         </w:rPr>
-        <w:t>אִתָּ֥⁠ךְ</w:t>
+        <w:t>אִתָּ֥⁠ךְ</w:t>
       </w:r>
     </w:p>
     <w:p>
@@ -3933,7 +3933,7 @@
         <w:rPr>
           <w:lang w:val="hi_IN" w:bidi="hi_IN"/>
         </w:rPr>
-        <w:t>וַ⁠תֹּ֤אמֶר נָעֳמִי֙</w:t>
+        <w:t>וַ⁠תֹּ֤אמֶר נָעֳמִי֙</w:t>
       </w:r>
     </w:p>
     <w:p>
@@ -4133,7 +4133,7 @@
         <w:rPr>
           <w:lang w:val="hi_IN" w:bidi="hi_IN"/>
         </w:rPr>
-        <w:t>לָ֥⁠מָּה תֵלַ֖כְנָה עִמִּ֑⁠י</w:t>
+        <w:t>לָ֥⁠מָּה תֵלַ֖כְנָה עִמִּ֑⁠י</w:t>
       </w:r>
     </w:p>
     <w:p>
@@ -4230,7 +4230,7 @@
         <w:rPr>
           <w:lang w:val="hi_IN" w:bidi="hi_IN"/>
         </w:rPr>
-        <w:t>הַֽ⁠עֽוֹד־לִ֤⁠י בָנִים֙ בְּֽ⁠מֵעַ֔⁠י וְ⁠הָי֥וּ לָ⁠כֶ֖ם לַ⁠אֲנָשִֽׁים</w:t>
+        <w:t>הַֽ⁠עֽוֹד־לִ֤⁠י בָנִים֙ בְּֽ⁠מֵעַ֔⁠י וְ⁠הָי֥וּ לָ⁠כֶ֖ם לַ⁠אֲנָשִֽׁים</w:t>
       </w:r>
     </w:p>
     <w:p>
@@ -4327,7 +4327,7 @@
         <w:rPr>
           <w:lang w:val="hi_IN" w:bidi="hi_IN"/>
         </w:rPr>
-        <w:t>זָקַ֖נְתִּי מִ⁠הְי֣וֹת לְ⁠אִ֑ישׁ</w:t>
+        <w:t>זָקַ֖נְתִּי מִ⁠הְי֣וֹת לְ⁠אִ֑ישׁ</w:t>
       </w:r>
     </w:p>
     <w:p>
@@ -4424,7 +4424,7 @@
         <w:rPr>
           <w:lang w:val="hi_IN" w:bidi="hi_IN"/>
         </w:rPr>
-        <w:t>כִּ֤י אָמַ֨רְתִּי֙ יֶשׁ־לִ֣⁠י תִקְוָ֔ה גַּ֣ם הָיִ֤יתִי הַ⁠לַּ֨יְלָה֙ לְ⁠אִ֔ישׁ וְ⁠גַ֖ם יָלַ֥דְתִּי בָנִֽים</w:t>
+        <w:t>כִּ֤י אָמַ֨רְתִּי֙ יֶשׁ־לִ֣⁠י תִקְוָ֔ה גַּ֣ם הָיִ֤יתִי הַ⁠לַּ֨יְלָה֙ לְ⁠אִ֔ישׁ וְ⁠גַ֖ם יָלַ֥דְתִּי בָנִֽים</w:t>
       </w:r>
     </w:p>
     <w:p>
@@ -4598,7 +4598,7 @@
         <w:rPr>
           <w:lang w:val="hi_IN" w:bidi="hi_IN"/>
         </w:rPr>
-        <w:t>הֲ⁠לָהֵ֣ן ׀ תְּשַׂבֵּ֗רְנָה עַ֚ד אֲשֶׁ֣ר יִגְדָּ֔לוּ הֲ⁠לָהֵן֙ תֵּֽעָגֵ֔נָה לְ⁠בִלְתִּ֖י הֱי֣וֹת לְ⁠אִ֑ישׁ</w:t>
+        <w:t>הֲ⁠לָהֵ֣ן ׀ תְּשַׂבֵּ֗רְנָה עַ֚ד אֲשֶׁ֣ר יִגְדָּ֔לוּ הֲ⁠לָהֵן֙ תֵּֽעָגֵ֔נָה לְ⁠בִלְתִּ֖י הֱי֣וֹת לְ⁠אִ֑ישׁ</w:t>
       </w:r>
     </w:p>
     <w:p>
@@ -4721,7 +4721,7 @@
         <w:rPr>
           <w:lang w:val="hi_IN" w:bidi="hi_IN"/>
         </w:rPr>
-        <w:t>הֲ⁠לָהֵ֣ן ׀ תְּשַׂבֵּ֗רְנָה עַ֚ד אֲשֶׁ֣ר יִגְדָּ֔לוּ הֲ⁠לָהֵן֙ תֵּֽעָגֵ֔נָה לְ⁠בִלְתִּ֖י הֱי֣וֹת לְ⁠אִ֑ישׁ</w:t>
+        <w:t>הֲ⁠לָהֵ֣ן ׀ תְּשַׂבֵּ֗רְנָה עַ֚ד אֲשֶׁ֣ר יִגְדָּ֔לוּ הֲ⁠לָהֵן֙ תֵּֽעָגֵ֔נָה לְ⁠בִלְתִּ֖י הֱי֣וֹת לְ⁠אִ֑ישׁ</w:t>
       </w:r>
     </w:p>
     <w:p>
@@ -5180,7 +5180,7 @@
         <w:rPr>
           <w:lang w:val="hi_IN" w:bidi="hi_IN"/>
         </w:rPr>
-        <w:t>וַ⁠תִּשֶּׂ֣נָה קוֹלָ֔⁠ן וַ⁠תִּבְכֶּ֖ינָה</w:t>
+        <w:t>וַ⁠תִּשֶּׂ֣נָה קוֹלָ֔⁠ן וַ⁠תִּבְכֶּ֖ינָה</w:t>
       </w:r>
     </w:p>
     <w:p>
@@ -5277,7 +5277,7 @@
         <w:rPr>
           <w:lang w:val="hi_IN" w:bidi="hi_IN"/>
         </w:rPr>
-        <w:t>וְ⁠ר֖וּת דָּ֥בְקָה בָּֽ⁠הּ</w:t>
+        <w:t>וְ⁠ר֖וּת דָּ֥בְקָה בָּֽ⁠הּ</w:t>
       </w:r>
     </w:p>
     <w:p>
@@ -5413,7 +5413,7 @@
         <w:rPr>
           <w:lang w:val="hi_IN" w:bidi="hi_IN"/>
         </w:rPr>
-        <w:t>הִנֵּה֙</w:t>
+        <w:t>הִנֵּה֙</w:t>
       </w:r>
     </w:p>
     <w:p>
@@ -5594,7 +5594,7 @@
         <w:rPr>
           <w:lang w:val="hi_IN" w:bidi="hi_IN"/>
         </w:rPr>
-        <w:t>עַמָּ֖⁠הּ</w:t>
+        <w:t>עַמָּ֖⁠הּ</w:t>
       </w:r>
     </w:p>
     <w:p>
@@ -6065,7 +6065,7 @@
         <w:rPr>
           <w:lang w:val="hi_IN" w:bidi="hi_IN"/>
         </w:rPr>
-        <w:t>עַמֵּ֣⁠ךְ עַמִּ֔⁠י וֵ⁠אלֹהַ֖יִ⁠ךְ אֱלֹהָֽ⁠י</w:t>
+        <w:t>עַמֵּ֣⁠ךְ עַמִּ֔⁠י וֵ⁠אלֹהַ֖יִ⁠ךְ אֱלֹהָֽ⁠י</w:t>
       </w:r>
     </w:p>
     <w:p>
@@ -6162,7 +6162,7 @@
         <w:rPr>
           <w:lang w:val="hi_IN" w:bidi="hi_IN"/>
         </w:rPr>
-        <w:t>כֹּה֩ יַעֲשֶׂ֨ה יְהוָ֥ה לִ⁠י֙ וְ⁠כֹ֣ה יֹסִ֔יף</w:t>
+        <w:t>כֹּה֩ יַעֲשֶׂ֨ה יְהוָ֥ה לִ⁠י֙ וְ⁠כֹ֣ה יֹסִ֔יף</w:t>
       </w:r>
     </w:p>
     <w:p>
@@ -6285,7 +6285,7 @@
         <w:rPr>
           <w:lang w:val="hi_IN" w:bidi="hi_IN"/>
         </w:rPr>
-        <w:t>כִּ֣י הַ⁠מָּ֔וֶת יַפְרִ֖יד בֵּינִ֥⁠י וּ⁠בֵינֵֽ⁠ךְ</w:t>
+        <w:t>כִּ֣י הַ⁠מָּ֔וֶת יַפְרִ֖יד בֵּינִ֥⁠י וּ⁠בֵינֵֽ⁠ךְ</w:t>
       </w:r>
     </w:p>
     <w:p>
@@ -6376,7 +6376,7 @@
         <w:rPr>
           <w:lang w:val="hi_IN" w:bidi="hi_IN"/>
         </w:rPr>
-        <w:t>יַפְרִ֖יד בֵּינִ֥⁠י וּ⁠בֵינֵֽ⁠ךְ</w:t>
+        <w:t>יַפְרִ֖יד בֵּינִ֥⁠י וּ⁠בֵינֵֽ⁠ךְ</w:t>
       </w:r>
     </w:p>
     <w:p>
@@ -6499,7 +6499,7 @@
         <w:rPr>
           <w:lang w:val="hi_IN" w:bidi="hi_IN"/>
         </w:rPr>
-        <w:t>וַ⁠תֶּחְדַּ֖ל לְ⁠דַבֵּ֥ר אֵלֶֽי⁠הָ</w:t>
+        <w:t>וַ⁠תֶּחְדַּ֖ל לְ⁠דַבֵּ֥ר אֵלֶֽי⁠הָ</w:t>
       </w:r>
     </w:p>
     <w:p>
@@ -6590,7 +6590,7 @@
         <w:rPr>
           <w:lang w:val="hi_IN" w:bidi="hi_IN"/>
         </w:rPr>
-        <w:t>וַ⁠תֶּחְדַּ֖ל לְ⁠דַבֵּ֥ר אֵלֶֽי⁠הָ</w:t>
+        <w:t>וַ⁠תֶּחְדַּ֖ל לְ⁠דַבֵּ֥ר אֵלֶֽי⁠הָ</w:t>
       </w:r>
     </w:p>
     <w:p>
@@ -6823,7 +6823,7 @@
         <w:rPr>
           <w:lang w:val="hi_IN" w:bidi="hi_IN"/>
         </w:rPr>
-        <w:t>כְּ⁠בֹאָ֨⁠נָה֙ בֵּ֣ית לֶ֔חֶם</w:t>
+        <w:t>כְּ⁠בֹאָ֨⁠נָה֙ בֵּ֣ית לֶ֔חֶם</w:t>
       </w:r>
     </w:p>
     <w:p>
@@ -6920,7 +6920,7 @@
         <w:rPr>
           <w:lang w:val="hi_IN" w:bidi="hi_IN"/>
         </w:rPr>
-        <w:t>כָּל־הָ⁠עִיר֙</w:t>
+        <w:t>כָּל־הָ⁠עִיר֙</w:t>
       </w:r>
     </w:p>
     <w:p>
@@ -7030,7 +7030,7 @@
         <w:rPr>
           <w:lang w:val="hi_IN" w:bidi="hi_IN"/>
         </w:rPr>
-        <w:t>כָּל־הָ⁠עִיר֙</w:t>
+        <w:t>כָּל־הָ⁠עִיר֙</w:t>
       </w:r>
     </w:p>
     <w:p>
@@ -7217,7 +7217,7 @@
         <w:rPr>
           <w:lang w:val="hi_IN" w:bidi="hi_IN"/>
         </w:rPr>
-        <w:t>אַל־תִּקְרֶ֥אנָה לִ֖⁠י נָעֳמִ֑י</w:t>
+        <w:t>אַל־תִּקְרֶ֥אנָה לִ֖⁠י נָעֳמִ֑י</w:t>
       </w:r>
     </w:p>
     <w:p>
@@ -7430,7 +7430,7 @@
         <w:rPr>
           <w:lang w:val="hi_IN" w:bidi="hi_IN"/>
         </w:rPr>
-        <w:t>אֲנִי֙ מְלֵאָ֣ה הָלַ֔כְתִּי וְ⁠רֵיקָ֖ם הֱשִׁיבַ֣⁠נִי יְהוָ֑ה</w:t>
+        <w:t>אֲנִי֙ מְלֵאָ֣ה הָלַ֔כְתִּי וְ⁠רֵיקָ֖ם הֱשִׁיבַ֣⁠נִי יְהוָ֑ה</w:t>
       </w:r>
     </w:p>
     <w:p>
@@ -7533,7 +7533,7 @@
         <w:rPr>
           <w:lang w:val="hi_IN" w:bidi="hi_IN"/>
         </w:rPr>
-        <w:t>לָ֣⁠מָּה תִקְרֶ֤אנָה לִ⁠י֙ נָעֳמִ֔י</w:t>
+        <w:t>לָ֣⁠מָּה תִקְרֶ֤אנָה לִ⁠י֙ נָעֳמִ֔י</w:t>
       </w:r>
     </w:p>
     <w:p>
@@ -7630,7 +7630,7 @@
         <w:rPr>
           <w:lang w:val="hi_IN" w:bidi="hi_IN"/>
         </w:rPr>
-        <w:t>וַֽ⁠יהוָה֙ עָ֣נָה בִ֔⁠י וְ⁠שַׁדַּ֖י הֵ֥רַֽע לִֽ⁠י</w:t>
+        <w:t>וַֽ⁠יהוָה֙ עָ֣נָה בִ֔⁠י וְ⁠שַׁדַּ֖י הֵ֥רַֽע לִֽ⁠י</w:t>
       </w:r>
     </w:p>
     <w:p>
@@ -7933,7 +7933,7 @@
         <w:rPr>
           <w:lang w:val="hi_IN" w:bidi="hi_IN"/>
         </w:rPr>
-        <w:t>וַ⁠תָּ֣שָׁב נָעֳמִ֗י וְ⁠ר֨וּת הַ⁠מּוֹאֲבִיָּ֤ה כַלָּתָ⁠הּ֙ עִמָּ֔⁠הּ הַ⁠שָּׁ֖בָה מִ⁠שְּׂדֵ֣י מוֹאָ֑ב</w:t>
+        <w:t>וַ⁠תָּ֣שָׁב נָעֳמִ֗י וְ⁠ר֨וּת הַ⁠מּוֹאֲבִיָּ֤ה כַלָּתָ⁠הּ֙ עִמָּ֔⁠הּ הַ⁠שָּׁ֖בָה מִ⁠שְּׂדֵ֣י מוֹאָ֑ב</w:t>
       </w:r>
     </w:p>
     <w:p>
@@ -8030,7 +8030,7 @@
         <w:rPr>
           <w:lang w:val="hi_IN" w:bidi="hi_IN"/>
         </w:rPr>
-        <w:t>וְ⁠הֵ֗מָּה בָּ֚אוּ בֵּ֣ית לֶ֔חֶם בִּ⁠תְחִלַּ֖ת קְצִ֥יר שְׂעֹרִֽים</w:t>
+        <w:t>וְ⁠הֵ֗מָּה בָּ֚אוּ בֵּ֣ית לֶ֔חֶם בִּ⁠תְחִלַּ֖ת קְצִ֥יר שְׂעֹרִֽים</w:t>
       </w:r>
     </w:p>
     <w:p>
@@ -8127,7 +8127,7 @@
         <w:rPr>
           <w:lang w:val="hi_IN" w:bidi="hi_IN"/>
         </w:rPr>
-        <w:t>בִּ⁠תְחִלַּ֖ת קְצִ֥יר שְׂעֹרִֽים</w:t>
+        <w:t>בִּ⁠תְחִלַּ֖ת קְצִ֥יר שְׂעֹרִֽים</w:t>
       </w:r>
     </w:p>
     <w:p>
@@ -8250,7 +8250,7 @@
         <w:rPr>
           <w:lang w:val="hi_IN" w:bidi="hi_IN"/>
         </w:rPr>
-        <w:t>וּֽ⁠לְ⁠נָעֳמִ֞י מוֹדַ֣ע לְ⁠אִישָׁ֗⁠הּ</w:t>
+        <w:t>וּֽ⁠לְ⁠נָעֳמִ֞י מוֹדַ֣ע לְ⁠אִישָׁ֗⁠הּ</w:t>
       </w:r>
     </w:p>
     <w:p>
@@ -8347,7 +8347,7 @@
         <w:rPr>
           <w:lang w:val="hi_IN" w:bidi="hi_IN"/>
         </w:rPr>
-        <w:t>וּֽ⁠לְ⁠נָעֳמִ֞י מוֹדַ֣ע לְ⁠אִישָׁ֗⁠הּ</w:t>
+        <w:t>וּֽ⁠לְ⁠נָעֳמִ֞י מוֹדַ֣ע לְ⁠אִישָׁ֗⁠הּ</w:t>
       </w:r>
     </w:p>
     <w:p>
@@ -8444,7 +8444,7 @@
         <w:rPr>
           <w:lang w:val="hi_IN" w:bidi="hi_IN"/>
         </w:rPr>
-        <w:t>אִ֚ישׁ גִּבּ֣וֹר חַ֔יִל</w:t>
+        <w:t>אִ֚ישׁ גִּבּ֣וֹר חַ֔יִל</w:t>
       </w:r>
     </w:p>
     <w:p>
@@ -8541,7 +8541,7 @@
         <w:rPr>
           <w:lang w:val="hi_IN" w:bidi="hi_IN"/>
         </w:rPr>
-        <w:t>מִ⁠מִּשְׁפַּ֖חַת אֱלִימֶ֑לֶךְ</w:t>
+        <w:t>מִ⁠מִּשְׁפַּ֖חַת אֱלִימֶ֑לֶךְ</w:t>
       </w:r>
     </w:p>
     <w:p>
@@ -8631,7 +8631,7 @@
         <w:rPr>
           <w:lang w:val="hi_IN" w:bidi="hi_IN"/>
         </w:rPr>
-        <w:t>ר֨וּת הַ⁠מּוֹאֲבִיָּ֜ה</w:t>
+        <w:t>ר֨וּת הַ⁠מּוֹאֲבִיָּ֜ה</w:t>
       </w:r>
     </w:p>
     <w:p>
@@ -8771,7 +8771,7 @@
         <w:rPr>
           <w:lang w:val="hi_IN" w:bidi="hi_IN"/>
         </w:rPr>
-        <w:t>אֲשֶׁ֥ר אֶמְצָא־חֵ֖ן בְּ⁠עֵינָ֑י⁠ו</w:t>
+        <w:t>אֲשֶׁ֥ר אֶמְצָא־חֵ֖ן בְּ⁠עֵינָ֑י⁠ו</w:t>
       </w:r>
     </w:p>
     <w:p>
@@ -8881,7 +8881,7 @@
         <w:rPr>
           <w:lang w:val="hi_IN" w:bidi="hi_IN"/>
         </w:rPr>
-        <w:t>בִתִּֽ⁠י</w:t>
+        <w:t>בִתִּֽ⁠י</w:t>
       </w:r>
     </w:p>
     <w:p>
@@ -8958,7 +8958,7 @@
         <w:rPr>
           <w:lang w:val="hi_IN" w:bidi="hi_IN"/>
         </w:rPr>
-        <w:t>וַ⁠יִּ֣קֶר מִקְרֶ֔⁠הָ</w:t>
+        <w:t>וַ⁠יִּ֣קֶר מִקְרֶ֔⁠הָ</w:t>
       </w:r>
     </w:p>
     <w:p>
@@ -9035,7 +9035,7 @@
         <w:rPr>
           <w:lang w:val="hi_IN" w:bidi="hi_IN"/>
         </w:rPr>
-        <w:t>מִ⁠מִּשְׁפַּ֥חַת אֱלִימֶֽלֶךְ</w:t>
+        <w:t>מִ⁠מִּשְׁפַּ֥חַת אֱלִימֶֽלֶךְ</w:t>
       </w:r>
     </w:p>
     <w:p>
@@ -9125,7 +9125,7 @@
         <w:rPr>
           <w:lang w:val="hi_IN" w:bidi="hi_IN"/>
         </w:rPr>
-        <w:t>וְ⁠הִנֵּה</w:t>
+        <w:t>וְ⁠הִנֵּה</w:t>
       </w:r>
     </w:p>
     <w:p>
@@ -9229,7 +9229,7 @@
         <w:rPr>
           <w:lang w:val="hi_IN" w:bidi="hi_IN"/>
         </w:rPr>
-        <w:t>בָּ֚א מִ⁠בֵּ֣ית לֶ֔חֶם</w:t>
+        <w:t>בָּ֚א מִ⁠בֵּ֣ית לֶ֔חֶם</w:t>
       </w:r>
     </w:p>
     <w:p>
@@ -9306,7 +9306,7 @@
         <w:rPr>
           <w:lang w:val="hi_IN" w:bidi="hi_IN"/>
         </w:rPr>
-        <w:t>יְהוָ֣ה עִמָּ⁠כֶ֑ם</w:t>
+        <w:t>יְהוָ֣ה עִמָּ⁠כֶ֑ם</w:t>
       </w:r>
     </w:p>
     <w:p>
@@ -9563,7 +9563,7 @@
         <w:rPr>
           <w:lang w:val="hi_IN" w:bidi="hi_IN"/>
         </w:rPr>
-        <w:t>לְ⁠מִ֖י הַ⁠נַּעֲרָ֥ה הַ⁠זֹּֽאת</w:t>
+        <w:t>לְ⁠מִ֖י הַ⁠נַּעֲרָ֥ה הַ⁠זֹּֽאת</w:t>
       </w:r>
     </w:p>
     <w:p>
@@ -9640,7 +9640,7 @@
         <w:rPr>
           <w:lang w:val="hi_IN" w:bidi="hi_IN"/>
         </w:rPr>
-        <w:t>וַ⁠יַּ֗עַן &amp; וַ⁠יֹּאמַ֑ר</w:t>
+        <w:t>וַ⁠יַּ֗עַן &amp; וַ⁠יֹּאמַ֑ר</w:t>
       </w:r>
     </w:p>
     <w:p>
@@ -9750,7 +9750,7 @@
         <w:rPr>
           <w:lang w:val="hi_IN" w:bidi="hi_IN"/>
         </w:rPr>
-        <w:t>וַ⁠תֹּ֗אמֶר אֲלַקֳטָה־נָּא֙ וְ⁠אָסַפְתִּ֣י בָֽ⁠עֳמָרִ֔ים אַחֲרֵ֖י הַ⁠קּוֹצְרִ֑ים</w:t>
+        <w:t>וַ⁠תֹּ֗אמֶר אֲלַקֳטָה־נָּא֙ וְ⁠אָסַפְתִּ֣י בָֽ⁠עֳמָרִ֔ים אַחֲרֵ֖י הַ⁠קּוֹצְרִ֑ים</w:t>
       </w:r>
     </w:p>
     <w:p>
@@ -9847,7 +9847,7 @@
         <w:rPr>
           <w:lang w:val="hi_IN" w:bidi="hi_IN"/>
         </w:rPr>
-        <w:t>אֲלַקֳטָה־נָּא֙ וְ⁠אָסַפְתִּ֣י</w:t>
+        <w:t>אֲלַקֳטָה־נָּא֙ וְ⁠אָסַפְתִּ֣י</w:t>
       </w:r>
     </w:p>
     <w:p>
@@ -10053,7 +10053,7 @@
         <w:rPr>
           <w:lang w:val="hi_IN" w:bidi="hi_IN"/>
         </w:rPr>
-        <w:t>הֲ⁠ל֧וֹא שָׁמַ֣עַתְּ בִּתִּ֗⁠י</w:t>
+        <w:t>הֲ⁠ל֧וֹא שָׁמַ֣עַתְּ בִּתִּ֗⁠י</w:t>
       </w:r>
     </w:p>
     <w:p>
@@ -10150,7 +10150,7 @@
         <w:rPr>
           <w:lang w:val="hi_IN" w:bidi="hi_IN"/>
         </w:rPr>
-        <w:t>בִּתִּ֗⁠י</w:t>
+        <w:t>בִּתִּ֗⁠י</w:t>
       </w:r>
     </w:p>
     <w:p>
@@ -10247,7 +10247,7 @@
         <w:rPr>
           <w:lang w:val="hi_IN" w:bidi="hi_IN"/>
         </w:rPr>
-        <w:t>עֵינַ֜יִ⁠ךְ בַּ⁠שָּׂדֶ֤ה</w:t>
+        <w:t>עֵינַ֜יִ⁠ךְ בַּ⁠שָּׂדֶ֤ה</w:t>
       </w:r>
     </w:p>
     <w:p>
@@ -10467,7 +10467,7 @@
         <w:rPr>
           <w:lang w:val="hi_IN" w:bidi="hi_IN"/>
         </w:rPr>
-        <w:t>הֲ⁠ל֥וֹא צִוִּ֛יתִי אֶת־הַ⁠נְּעָרִ֖ים לְ⁠בִלְתִּ֣י נָגְעֵ֑⁠ךְ</w:t>
+        <w:t>הֲ⁠ל֥וֹא צִוִּ֛יתִי אֶת־הַ⁠נְּעָרִ֖ים לְ⁠בִלְתִּ֣י נָגְעֵ֑⁠ךְ</w:t>
       </w:r>
     </w:p>
     <w:p>
@@ -10564,7 +10564,7 @@
         <w:rPr>
           <w:lang w:val="hi_IN" w:bidi="hi_IN"/>
         </w:rPr>
-        <w:t>אֶת־הַ⁠נְּעָרִ֖ים</w:t>
+        <w:t>אֶת־הַ⁠נְּעָרִ֖ים</w:t>
       </w:r>
     </w:p>
     <w:p>
@@ -10680,7 +10680,7 @@
         <w:rPr>
           <w:lang w:val="hi_IN" w:bidi="hi_IN"/>
         </w:rPr>
-        <w:t>לְ⁠בִלְתִּ֣י נָגְעֵ֑⁠ךְ</w:t>
+        <w:t>לְ⁠בִלְתִּ֣י נָגְעֵ֑⁠ךְ</w:t>
       </w:r>
     </w:p>
     <w:p>
@@ -10833,7 +10833,7 @@
         <w:rPr>
           <w:lang w:val="hi_IN" w:bidi="hi_IN"/>
         </w:rPr>
-        <w:t>וַ⁠תִּפֹּל֙ עַל־פָּנֶ֔י⁠הָ וַ⁠תִּשְׁתַּ֖חוּ אָ֑רְצָ⁠ה</w:t>
+        <w:t>וַ⁠תִּפֹּל֙ עַל־פָּנֶ֔י⁠הָ וַ⁠תִּשְׁתַּ֖חוּ אָ֑רְצָ⁠ה</w:t>
       </w:r>
     </w:p>
     <w:p>
@@ -10930,7 +10930,7 @@
         <w:rPr>
           <w:lang w:val="hi_IN" w:bidi="hi_IN"/>
         </w:rPr>
-        <w:t>וַ⁠תִּפֹּל֙ עַל־פָּנֶ֔י⁠הָ וַ⁠תִּשְׁתַּ֖חוּ אָ֑רְצָ⁠ה</w:t>
+        <w:t>וַ⁠תִּפֹּל֙ עַל־פָּנֶ֔י⁠הָ וַ⁠תִּשְׁתַּ֖חוּ אָ֑רְצָ⁠ה</w:t>
       </w:r>
     </w:p>
     <w:p>
@@ -11027,7 +11027,7 @@
         <w:rPr>
           <w:lang w:val="hi_IN" w:bidi="hi_IN"/>
         </w:rPr>
-        <w:t>וַ⁠תִּפֹּל֙ עַל־פָּנֶ֔י⁠הָ וַ⁠תִּשְׁתַּ֖חוּ אָ֑רְצָ⁠ה</w:t>
+        <w:t>וַ⁠תִּפֹּל֙ עַל־פָּנֶ֔י⁠הָ וַ⁠תִּשְׁתַּ֖חוּ אָ֑רְצָ⁠ה</w:t>
       </w:r>
     </w:p>
     <w:p>
@@ -11124,7 +11124,7 @@
         <w:rPr>
           <w:lang w:val="hi_IN" w:bidi="hi_IN"/>
         </w:rPr>
-        <w:t>מַדּוּעַ֩ מָצָ֨אתִי חֵ֤ן בְּ⁠עֵינֶ֨י⁠ךָ֙ לְ⁠הַכִּירֵ֔⁠נִי וְ⁠אָּנֹכִ֖י נָכְרִיָּֽה</w:t>
+        <w:t>מַדּוּעַ֩ מָצָ֨אתִי חֵ֤ן בְּ⁠עֵינֶ֨י⁠ךָ֙ לְ⁠הַכִּירֵ֔⁠נִי וְ⁠אָּנֹכִ֖י נָכְרִיָּֽה</w:t>
       </w:r>
     </w:p>
     <w:p>
@@ -11214,7 +11214,7 @@
         <w:rPr>
           <w:lang w:val="hi_IN" w:bidi="hi_IN"/>
         </w:rPr>
-        <w:t>מָצָ֨אתִי חֵ֤ן בְּ⁠עֵינֶ֨י⁠ךָ֙</w:t>
+        <w:t>מָצָ֨אתִי חֵ֤ן בְּ⁠עֵינֶ֨י⁠ךָ֙</w:t>
       </w:r>
     </w:p>
     <w:p>
@@ -11446,7 +11446,7 @@
         <w:rPr>
           <w:lang w:val="hi_IN" w:bidi="hi_IN"/>
         </w:rPr>
-        <w:t>הֻגֵּ֨ד הֻגַּ֜ד</w:t>
+        <w:t>הֻגֵּ֨ד הֻגַּ֜ד</w:t>
       </w:r>
     </w:p>
     <w:p>
@@ -11556,7 +11556,7 @@
         <w:rPr>
           <w:lang w:val="hi_IN" w:bidi="hi_IN"/>
         </w:rPr>
-        <w:t>הֻגֵּ֨ד הֻגַּ֜ד לִ֗⁠י</w:t>
+        <w:t>הֻגֵּ֨ד הֻגַּ֜ד לִ֗⁠י</w:t>
       </w:r>
     </w:p>
     <w:p>
@@ -11673,7 +11673,7 @@
         <w:rPr>
           <w:lang w:val="hi_IN" w:bidi="hi_IN"/>
         </w:rPr>
-        <w:t>וַ⁠תֵּ֣לְכִ֔י אֶל־עַ֕ם</w:t>
+        <w:t>וַ⁠תֵּ֣לְכִ֔י אֶל־עַ֕ם</w:t>
       </w:r>
     </w:p>
     <w:p>
@@ -11796,7 +11796,7 @@
         <w:rPr>
           <w:lang w:val="hi_IN" w:bidi="hi_IN"/>
         </w:rPr>
-        <w:t>תְּמ֥וֹל שִׁלְשֽׁוֹם</w:t>
+        <w:t>תְּמ֥וֹל שִׁלְשֽׁוֹם</w:t>
       </w:r>
     </w:p>
     <w:p>
@@ -11906,7 +11906,7 @@
         <w:rPr>
           <w:lang w:val="hi_IN" w:bidi="hi_IN"/>
         </w:rPr>
-        <w:t>פָּעֳלֵ֑⁠ךְ</w:t>
+        <w:t>פָּעֳלֵ֑⁠ךְ</w:t>
       </w:r>
     </w:p>
     <w:p>
@@ -11983,7 +11983,7 @@
         <w:rPr>
           <w:lang w:val="hi_IN" w:bidi="hi_IN"/>
         </w:rPr>
-        <w:t>וּ⁠תְהִ֨י מַשְׂכֻּרְתֵּ֜⁠ךְ שְׁלֵמָ֗ה מֵ⁠עִ֤ם יְהוָה֙</w:t>
+        <w:t>וּ⁠תְהִ֨י מַשְׂכֻּרְתֵּ֜⁠ךְ שְׁלֵמָ֗ה מֵ⁠עִ֤ם יְהוָה֙</w:t>
       </w:r>
     </w:p>
     <w:p>
@@ -12073,7 +12073,7 @@
         <w:rPr>
           <w:lang w:val="hi_IN" w:bidi="hi_IN"/>
         </w:rPr>
-        <w:t>אֲשֶׁר־בָּ֖את לַ⁠חֲס֥וֹת תַּֽחַת־כְּנָפָֽי⁠ו</w:t>
+        <w:t>אֲשֶׁר־בָּ֖את לַ⁠חֲס֥וֹת תַּֽחַת־כְּנָפָֽי⁠ו</w:t>
       </w:r>
     </w:p>
     <w:p>
@@ -12170,7 +12170,7 @@
         <w:rPr>
           <w:lang w:val="hi_IN" w:bidi="hi_IN"/>
         </w:rPr>
-        <w:t>אֶמְצָא־חֵ֨ן בְּ⁠עֵינֶ֤י⁠ךָ</w:t>
+        <w:t>אֶמְצָא־חֵ֨ן בְּ⁠עֵינֶ֤י⁠ךָ</w:t>
       </w:r>
     </w:p>
     <w:p>
@@ -12344,7 +12344,7 @@
         <w:rPr>
           <w:lang w:val="hi_IN" w:bidi="hi_IN"/>
         </w:rPr>
-        <w:t>עַל־לֵ֣ב שִׁפְחָתֶ֑⁠ךָ</w:t>
+        <w:t>עַל־לֵ֣ב שִׁפְחָתֶ֑⁠ךָ</w:t>
       </w:r>
     </w:p>
     <w:p>
@@ -12551,7 +12551,7 @@
         <w:rPr>
           <w:lang w:val="hi_IN" w:bidi="hi_IN"/>
         </w:rPr>
-        <w:t>שִׁפְחָתֶ֑⁠ךָ</w:t>
+        <w:t>שִׁפְחָתֶ֑⁠ךָ</w:t>
       </w:r>
     </w:p>
     <w:p>
@@ -12648,7 +12648,7 @@
         <w:rPr>
           <w:lang w:val="hi_IN" w:bidi="hi_IN"/>
         </w:rPr>
-        <w:t>וְ⁠אָנֹכִי֙ לֹ֣א אֶֽהְיֶ֔ה כְּ⁠אַחַ֖ת שִׁפְחֹתֶֽי⁠ךָ</w:t>
+        <w:t>וְ⁠אָנֹכִי֙ לֹ֣א אֶֽהְיֶ֔ה כְּ⁠אַחַ֖ת שִׁפְחֹתֶֽי⁠ךָ</w:t>
       </w:r>
     </w:p>
     <w:p>
@@ -12827,7 +12827,7 @@
         <w:rPr>
           <w:lang w:val="hi_IN" w:bidi="hi_IN"/>
         </w:rPr>
-        <w:t>גֹּ֤שִֽׁי הֲלֹם֙ וְ⁠אָכַ֣לְתְּ מִן־הַ⁠לֶּ֔חֶם וְ⁠טָבַ֥לְתְּ פִּתֵּ֖⁠ךְ בַּ⁠חֹ֑מֶץ</w:t>
+        <w:t>גֹּ֤שִֽׁי הֲלֹם֙ וְ⁠אָכַ֣לְתְּ מִן־הַ⁠לֶּ֔חֶם וְ⁠טָבַ֥לְתְּ פִּתֵּ֖⁠ךְ בַּ⁠חֹ֑מֶץ</w:t>
       </w:r>
     </w:p>
     <w:p>
@@ -12924,7 +12924,7 @@
         <w:rPr>
           <w:lang w:val="hi_IN" w:bidi="hi_IN"/>
         </w:rPr>
-        <w:t>וְ⁠אָכַ֣לְתְּ מִן־הַ⁠לֶּ֔חֶם וְ⁠טָבַ֥לְתְּ פִּתֵּ֖⁠ךְ בַּ⁠חֹ֑מֶץ</w:t>
+        <w:t>וְ⁠אָכַ֣לְתְּ מִן־הַ⁠לֶּ֔חֶם וְ⁠טָבַ֥לְתְּ פִּתֵּ֖⁠ךְ בַּ⁠חֹ֑מֶץ</w:t>
       </w:r>
     </w:p>
     <w:p>
@@ -13033,7 +13033,7 @@
         <w:rPr>
           <w:lang w:val="hi_IN" w:bidi="hi_IN"/>
         </w:rPr>
-        <w:t>וְ⁠טָבַ֥לְתְּ פִּתֵּ֖⁠ךְ בַּ⁠חֹ֑מֶץ</w:t>
+        <w:t>וְ⁠טָבַ֥לְתְּ פִּתֵּ֖⁠ךְ בַּ⁠חֹ֑מֶץ</w:t>
       </w:r>
     </w:p>
     <w:p>
@@ -13123,7 +13123,7 @@
         <w:rPr>
           <w:lang w:val="hi_IN" w:bidi="hi_IN"/>
         </w:rPr>
-        <w:t>וַ⁠יְצַו֩ בֹּ֨עַז אֶת־נְעָרָ֜י⁠ו</w:t>
+        <w:t>וַ⁠יְצַו֩ בֹּ֨עַז אֶת־נְעָרָ֜י⁠ו</w:t>
       </w:r>
     </w:p>
     <w:p>
@@ -13220,7 +13220,7 @@
         <w:rPr>
           <w:lang w:val="hi_IN" w:bidi="hi_IN"/>
         </w:rPr>
-        <w:t>גַּ֣ם בֵּ֧ין הָֽ⁠עֳמָרִ֛ים</w:t>
+        <w:t>גַּ֣ם בֵּ֧ין הָֽ⁠עֳמָרִ֛ים</w:t>
       </w:r>
     </w:p>
     <w:p>
@@ -13594,7 +13594,7 @@
         <w:rPr>
           <w:lang w:val="hi_IN" w:bidi="hi_IN"/>
         </w:rPr>
-        <w:t>וַ⁠תַּחְבֹּט֙</w:t>
+        <w:t>וַ⁠תַּחְבֹּט֙</w:t>
       </w:r>
     </w:p>
     <w:p>
@@ -13671,7 +13671,7 @@
         <w:rPr>
           <w:lang w:val="hi_IN" w:bidi="hi_IN"/>
         </w:rPr>
-        <w:t>כְּ⁠אֵיפָ֥ה</w:t>
+        <w:t>כְּ⁠אֵיפָ֥ה</w:t>
       </w:r>
     </w:p>
     <w:p>
@@ -13794,7 +13794,7 @@
         <w:rPr>
           <w:lang w:val="hi_IN" w:bidi="hi_IN"/>
         </w:rPr>
-        <w:t>וַ⁠תִּשָּׂא֙ וַ⁠תָּב֣וֹא הָ⁠עִ֔יר</w:t>
+        <w:t>וַ⁠תִּשָּׂא֙ וַ⁠תָּב֣וֹא הָ⁠עִ֔יר</w:t>
       </w:r>
     </w:p>
     <w:p>
@@ -13891,7 +13891,7 @@
         <w:rPr>
           <w:lang w:val="hi_IN" w:bidi="hi_IN"/>
         </w:rPr>
-        <w:t>אֵיפֹ֨ה לִקַּ֤טְתְּ הַ⁠יּוֹם֙ וְ⁠אָ֣נָה עָשִׂ֔ית</w:t>
+        <w:t>אֵיפֹ֨ה לִקַּ֤טְתְּ הַ⁠יּוֹם֙ וְ⁠אָ֣נָה עָשִׂ֔ית</w:t>
       </w:r>
     </w:p>
     <w:p>
@@ -13988,7 +13988,7 @@
         <w:rPr>
           <w:lang w:val="hi_IN" w:bidi="hi_IN"/>
         </w:rPr>
-        <w:t>יְהִ֥י מַכִּירֵ֖⁠ךְ בָּר֑וּךְ</w:t>
+        <w:t>יְהִ֥י מַכִּירֵ֖⁠ךְ בָּר֑וּךְ</w:t>
       </w:r>
     </w:p>
     <w:p>
@@ -14085,7 +14085,7 @@
         <w:rPr>
           <w:lang w:val="hi_IN" w:bidi="hi_IN"/>
         </w:rPr>
-        <w:t>יְהִ֥י מַכִּירֵ֖⁠ךְ בָּר֑וּךְ</w:t>
+        <w:t>יְהִ֥י מַכִּירֵ֖⁠ךְ בָּר֑וּךְ</w:t>
       </w:r>
     </w:p>
     <w:p>
@@ -14182,7 +14182,7 @@
         <w:rPr>
           <w:lang w:val="hi_IN" w:bidi="hi_IN"/>
         </w:rPr>
-        <w:t>מַכִּירֵ֖⁠ךְ</w:t>
+        <w:t>מַכִּירֵ֖⁠ךְ</w:t>
       </w:r>
     </w:p>
     <w:p>
@@ -14292,7 +14292,7 @@
         <w:rPr>
           <w:lang w:val="hi_IN" w:bidi="hi_IN"/>
         </w:rPr>
-        <w:t>וַ⁠תַּגֵּ֣ד לַ⁠חֲמוֹתָ֗⁠הּ אֵ֤ת אֲשֶׁר־עָשְׂתָה֙ עִמּ֔⁠וֹ וַ⁠תֹּ֗אמֶר שֵׁ֤ם הָ⁠אִישׁ֙ אֲשֶׁ֨ר עָשִׂ֧יתִי עִמּ֛⁠וֹ הַ⁠יּ֖וֹם בֹּֽעַז</w:t>
+        <w:t>וַ⁠תַּגֵּ֣ד לַ⁠חֲמוֹתָ֗⁠הּ אֵ֤ת אֲשֶׁר־עָשְׂתָה֙ עִמּ֔⁠וֹ וַ⁠תֹּ֗אמֶר שֵׁ֤ם הָ⁠אִישׁ֙ אֲשֶׁ֨ר עָשִׂ֧יתִי עִמּ֛⁠וֹ הַ⁠יּ֖וֹם בֹּֽעַז</w:t>
       </w:r>
     </w:p>
     <w:p>
@@ -14389,7 +14389,7 @@
         <w:rPr>
           <w:lang w:val="hi_IN" w:bidi="hi_IN"/>
         </w:rPr>
-        <w:t>בָּר֥וּךְ הוּא֙ לַ⁠יהוָ֔ה</w:t>
+        <w:t>בָּר֥וּךְ הוּא֙ לַ⁠יהוָ֔ה</w:t>
       </w:r>
     </w:p>
     <w:p>
@@ -14479,7 +14479,7 @@
         <w:rPr>
           <w:lang w:val="hi_IN" w:bidi="hi_IN"/>
         </w:rPr>
-        <w:t>בָּר֥וּךְ הוּא֙ לַ⁠יהוָ֔ה</w:t>
+        <w:t>בָּר֥וּךְ הוּא֙ לַ⁠יהוָ֔ה</w:t>
       </w:r>
     </w:p>
     <w:p>
@@ -14576,7 +14576,7 @@
         <w:rPr>
           <w:lang w:val="hi_IN" w:bidi="hi_IN"/>
         </w:rPr>
-        <w:t>אֲשֶׁר֙ לֹא־עָזַ֣ב</w:t>
+        <w:t>אֲשֶׁר֙ לֹא־עָזַ֣ב</w:t>
       </w:r>
     </w:p>
     <w:p>
@@ -14725,7 +14725,7 @@
         <w:rPr>
           <w:lang w:val="hi_IN" w:bidi="hi_IN"/>
         </w:rPr>
-        <w:t>אֲשֶׁר֙ לֹא־עָזַ֣ב</w:t>
+        <w:t>אֲשֶׁר֙ לֹא־עָזַ֣ב</w:t>
       </w:r>
     </w:p>
     <w:p>
@@ -14841,7 +14841,7 @@
         <w:rPr>
           <w:lang w:val="hi_IN" w:bidi="hi_IN"/>
         </w:rPr>
-        <w:t>אֶת־הַ⁠חַיִּ֖ים</w:t>
+        <w:t>אֶת־הַ⁠חַיִּ֖ים</w:t>
       </w:r>
     </w:p>
     <w:p>
@@ -14977,7 +14977,7 @@
         <w:rPr>
           <w:lang w:val="hi_IN" w:bidi="hi_IN"/>
         </w:rPr>
-        <w:t>וְ⁠אֶת־הַ⁠מֵּתִ֑ים</w:t>
+        <w:t>וְ⁠אֶת־הַ⁠מֵּתִ֑ים</w:t>
       </w:r>
     </w:p>
     <w:p>
@@ -15113,7 +15113,7 @@
         <w:rPr>
           <w:lang w:val="hi_IN" w:bidi="hi_IN"/>
         </w:rPr>
-        <w:t>קָר֥וֹב לָ֨⁠נוּ֙ הָ⁠אִ֔ישׁ מִֽ⁠גֹּאֲלֵ֖⁠נוּ הֽוּא</w:t>
+        <w:t>קָר֥וֹב לָ֨⁠נוּ֙ הָ⁠אִ֔ישׁ מִֽ⁠גֹּאֲלֵ֖⁠נוּ הֽוּא</w:t>
       </w:r>
     </w:p>
     <w:p>
@@ -15210,7 +15210,7 @@
         <w:rPr>
           <w:lang w:val="hi_IN" w:bidi="hi_IN"/>
         </w:rPr>
-        <w:t>מִֽ⁠גֹּאֲלֵ֖⁠נוּ</w:t>
+        <w:t>מִֽ⁠גֹּאֲלֵ֖⁠נוּ</w:t>
       </w:r>
     </w:p>
     <w:p>
@@ -15287,7 +15287,7 @@
         <w:rPr>
           <w:lang w:val="hi_IN" w:bidi="hi_IN"/>
         </w:rPr>
-        <w:t>גַּ֣ם ׀ כִּי־אָמַ֣ר אֵלַ֗⁠י</w:t>
+        <w:t>גַּ֣ם ׀ כִּי־אָמַ֣ר אֵלַ֗⁠י</w:t>
       </w:r>
     </w:p>
     <w:p>
@@ -15364,7 +15364,7 @@
         <w:rPr>
           <w:lang w:val="hi_IN" w:bidi="hi_IN"/>
         </w:rPr>
-        <w:t>אָמַ֣ר אֵלַ֗⁠י עִם־הַ⁠נְּעָרִ֤ים אֲשֶׁר־לִ⁠י֙ תִּדְבָּקִ֔י⁠ן עַ֣ד אִם־כִּלּ֔וּ אֵ֥ת כָּל־הַ⁠קָּצִ֖יר אֲשֶׁר־לִֽ⁠י</w:t>
+        <w:t>אָמַ֣ר אֵלַ֗⁠י עִם־הַ⁠נְּעָרִ֤ים אֲשֶׁר־לִ⁠י֙ תִּדְבָּקִ֔י⁠ן עַ֣ד אִם־כִּלּ֔וּ אֵ֥ת כָּל־הַ⁠קָּצִ֖יר אֲשֶׁר־לִֽ⁠י</w:t>
       </w:r>
     </w:p>
     <w:p>
@@ -15461,7 +15461,7 @@
         <w:rPr>
           <w:lang w:val="hi_IN" w:bidi="hi_IN"/>
         </w:rPr>
-        <w:t>עִם־הַ⁠נְּעָרִ֤ים אֲשֶׁר־לִ⁠י֙ תִּדְבָּקִ֔י⁠ן</w:t>
+        <w:t>עִם־הַ⁠נְּעָרִ֤ים אֲשֶׁר־לִ⁠י֙ תִּדְבָּקִ֔י⁠ן</w:t>
       </w:r>
     </w:p>
     <w:p>
@@ -15641,7 +15641,7 @@
         <w:rPr>
           <w:lang w:val="hi_IN" w:bidi="hi_IN"/>
         </w:rPr>
-        <w:t>וְ⁠לֹ֥א יִפְגְּעוּ־בָ֖⁠ךְ</w:t>
+        <w:t>וְ⁠לֹ֥א יִפְגְּעוּ־בָ֖⁠ךְ</w:t>
       </w:r>
     </w:p>
     <w:p>
@@ -15731,7 +15731,7 @@
         <w:rPr>
           <w:lang w:val="hi_IN" w:bidi="hi_IN"/>
         </w:rPr>
-        <w:t>וַ⁠תִּדְבַּ֞ק</w:t>
+        <w:t>וַ⁠תִּדְבַּ֞ק</w:t>
       </w:r>
     </w:p>
     <w:p>
@@ -15808,7 +15808,7 @@
         <w:rPr>
           <w:lang w:val="hi_IN" w:bidi="hi_IN"/>
         </w:rPr>
-        <w:t>עַד־כְּל֥וֹת קְצִֽיר־הַ⁠שְּׂעֹרִ֖ים וּ⁠קְצִ֣יר הַֽ⁠חִטִּ֑ים</w:t>
+        <w:t>עַד־כְּל֥וֹת קְצִֽיר־הַ⁠שְּׂעֹרִ֖ים וּ⁠קְצִ֣יר הַֽ⁠חִטִּ֑ים</w:t>
       </w:r>
     </w:p>
     <w:p>
@@ -15905,7 +15905,7 @@
         <w:rPr>
           <w:lang w:val="hi_IN" w:bidi="hi_IN"/>
         </w:rPr>
-        <w:t>וַ⁠תֹּ֥אמֶר לָ֖⁠הּ נָעֳמִ֣י חֲמוֹתָ֑⁠הּ</w:t>
+        <w:t>וַ⁠תֹּ֥אמֶר לָ֖⁠הּ נָעֳמִ֣י חֲמוֹתָ֑⁠הּ</w:t>
       </w:r>
     </w:p>
     <w:p>
@@ -16292,7 +16292,7 @@
         <w:rPr>
           <w:lang w:val="hi_IN" w:bidi="hi_IN"/>
         </w:rPr>
-        <w:t>בִּתִּ֞⁠י</w:t>
+        <w:t>בִּתִּ֞⁠י</w:t>
       </w:r>
     </w:p>
     <w:p>
@@ -16369,7 +16369,7 @@
         <w:rPr>
           <w:lang w:val="hi_IN" w:bidi="hi_IN"/>
         </w:rPr>
-        <w:t>הֲ⁠לֹ֧א אֲבַקֶּשׁ־לָ֛⁠ךְ מָנ֖וֹחַ אֲשֶׁ֥ר יִֽיטַב־לָֽ⁠ךְ</w:t>
+        <w:t>הֲ⁠לֹ֧א אֲבַקֶּשׁ־לָ֛⁠ךְ מָנ֖וֹחַ אֲשֶׁ֥ר יִֽיטַב־לָֽ⁠ךְ</w:t>
       </w:r>
     </w:p>
     <w:p>
@@ -16589,7 +16589,7 @@
         <w:rPr>
           <w:lang w:val="hi_IN" w:bidi="hi_IN"/>
         </w:rPr>
-        <w:t>וְ⁠עַתָּ֗ה</w:t>
+        <w:t>וְ⁠עַתָּ֗ה</w:t>
       </w:r>
     </w:p>
     <w:p>
@@ -16686,7 +16686,7 @@
         <w:rPr>
           <w:lang w:val="hi_IN" w:bidi="hi_IN"/>
         </w:rPr>
-        <w:t>הֲ⁠לֹ֥א בֹ֨עַז֙ מֹֽדַעְתָּ֔⁠נוּ אֲשֶׁ֥ר הָיִ֖ית אֶת־נַעֲרוֹתָ֑י⁠ו</w:t>
+        <w:t>הֲ⁠לֹ֥א בֹ֨עַז֙ מֹֽדַעְתָּ֔⁠נוּ אֲשֶׁ֥ר הָיִ֖ית אֶת־נַעֲרוֹתָ֑י⁠ו</w:t>
       </w:r>
     </w:p>
     <w:p>
@@ -16796,7 +16796,7 @@
         <w:rPr>
           <w:lang w:val="hi_IN" w:bidi="hi_IN"/>
         </w:rPr>
-        <w:t>אֲשֶׁ֥ר הָיִ֖ית אֶת־נַעֲרוֹתָ֑י⁠ו</w:t>
+        <w:t>אֲשֶׁ֥ר הָיִ֖ית אֶת־נַעֲרוֹתָ֑י⁠ו</w:t>
       </w:r>
     </w:p>
     <w:p>
@@ -16893,7 +16893,7 @@
         <w:rPr>
           <w:lang w:val="hi_IN" w:bidi="hi_IN"/>
         </w:rPr>
-        <w:t>הִנֵּה</w:t>
+        <w:t>הִנֵּה</w:t>
       </w:r>
     </w:p>
     <w:p>
@@ -17060,7 +17060,7 @@
         <w:rPr>
           <w:lang w:val="hi_IN" w:bidi="hi_IN"/>
         </w:rPr>
-        <w:t>וְיָרַ֣דְתְּ הַ⁠גֹּ֑רֶן</w:t>
+        <w:t>וְיָרַ֣דְתְּ הַ⁠גֹּ֑רֶן</w:t>
       </w:r>
     </w:p>
     <w:p>
@@ -17137,7 +17137,7 @@
         <w:rPr>
           <w:lang w:val="hi_IN" w:bidi="hi_IN"/>
         </w:rPr>
-        <w:t>לֶ⁠אֱכֹ֥ל וְ⁠לִ⁠שְׁתּֽוֹת</w:t>
+        <w:t>לֶ⁠אֱכֹ֥ל וְ⁠לִ⁠שְׁתּֽוֹת</w:t>
       </w:r>
     </w:p>
     <w:p>
@@ -17325,7 +17325,7 @@
         <w:rPr>
           <w:lang w:val="hi_IN" w:bidi="hi_IN"/>
         </w:rPr>
-        <w:t>וְ⁠גִלִּ֥ית מַרְגְּלֹתָ֖י⁠ו</w:t>
+        <w:t>וְ⁠גִלִּ֥ית מַרְגְּלֹתָ֖י⁠ו</w:t>
       </w:r>
     </w:p>
     <w:p>
@@ -17422,7 +17422,7 @@
         <w:rPr>
           <w:lang w:val="hi_IN" w:bidi="hi_IN"/>
         </w:rPr>
-        <w:t>מַרְגְּלֹתָ֖י⁠ו</w:t>
+        <w:t>מַרְגְּלֹתָ֖י⁠ו</w:t>
       </w:r>
     </w:p>
     <w:p>
@@ -17499,7 +17499,7 @@
         <w:rPr>
           <w:lang w:val="hi_IN" w:bidi="hi_IN"/>
         </w:rPr>
-        <w:t>וְ⁠הוּא֙ יַגִּ֣יד לָ֔⁠ךְ אֵ֖ת אֲשֶׁ֥ר תַּעַשִֽׂי⁠ן</w:t>
+        <w:t>וְ⁠הוּא֙ יַגִּ֣יד לָ֔⁠ךְ אֵ֖ת אֲשֶׁ֥ר תַּעַשִֽׂי⁠ן</w:t>
       </w:r>
     </w:p>
     <w:p>
@@ -17602,7 +17602,7 @@
         <w:rPr>
           <w:lang w:val="hi_IN" w:bidi="hi_IN"/>
         </w:rPr>
-        <w:t>וְ⁠הוּא֙ יַגִּ֣יד</w:t>
+        <w:t>וְ⁠הוּא֙ יַגִּ֣יד</w:t>
       </w:r>
     </w:p>
     <w:p>
@@ -17680,7 +17680,7 @@
         <w:rPr>
           <w:lang w:val="hi_IN" w:bidi="hi_IN"/>
         </w:rPr>
-        <w:t>וַ⁠תַּ֕עַשׂ כְּ⁠כֹ֥ל אֲשֶׁר־צִוַּ֖תָּ⁠ה חֲמוֹתָֽ⁠הּ</w:t>
+        <w:t>וַ⁠תַּ֕עַשׂ כְּ⁠כֹ֥ל אֲשֶׁר־צִוַּ֖תָּ⁠ה חֲמוֹתָֽ⁠הּ</w:t>
       </w:r>
     </w:p>
     <w:p>
@@ -17803,7 +17803,7 @@
         <w:rPr>
           <w:lang w:val="hi_IN" w:bidi="hi_IN"/>
         </w:rPr>
-        <w:t>וַ⁠יִּיטַ֣ב לִבּ֔⁠וֹ</w:t>
+        <w:t>וַ⁠יִּיטַ֣ב לִבּ֔⁠וֹ</w:t>
       </w:r>
     </w:p>
     <w:p>
@@ -18054,7 +18054,7 @@
         <w:rPr>
           <w:lang w:val="hi_IN" w:bidi="hi_IN"/>
         </w:rPr>
-        <w:t>וַ⁠יְהִי֙ בַּ⁠חֲצִ֣י הַ⁠לַּ֔יְלָה</w:t>
+        <w:t>וַ⁠יְהִי֙ בַּ⁠חֲצִ֣י הַ⁠לַּ֔יְלָה</w:t>
       </w:r>
     </w:p>
     <w:p>
@@ -18151,7 +18151,7 @@
         <w:rPr>
           <w:lang w:val="hi_IN" w:bidi="hi_IN"/>
         </w:rPr>
-        <w:t>וַ⁠יֶּחֱרַ֥ד הָ⁠אִ֖ישׁ</w:t>
+        <w:t>וַ⁠יֶּחֱרַ֥ד הָ⁠אִ֖ישׁ</w:t>
       </w:r>
     </w:p>
     <w:p>
@@ -18388,7 +18388,7 @@
         <w:rPr>
           <w:lang w:val="hi_IN" w:bidi="hi_IN"/>
         </w:rPr>
-        <w:t>וּ⁠פָרַשְׂתָּ֤ כְנָפֶ֨⁠ךָ֙ עַל־אֲמָ֣תְ⁠ךָ֔</w:t>
+        <w:t>וּ⁠פָרַשְׂתָּ֤ כְנָפֶ֨⁠ךָ֙ עַל־אֲמָ֣תְ⁠ךָ֔</w:t>
       </w:r>
     </w:p>
     <w:p>
@@ -18548,7 +18548,7 @@
         <w:rPr>
           <w:lang w:val="hi_IN" w:bidi="hi_IN"/>
         </w:rPr>
-        <w:t>בְּרוּכָ֨ה אַ֤תְּ לַֽ⁠יהוָה֙</w:t>
+        <w:t>בְּרוּכָ֨ה אַ֤תְּ לַֽ⁠יהוָה֙</w:t>
       </w:r>
     </w:p>
     <w:p>
@@ -18645,7 +18645,7 @@
         <w:rPr>
           <w:lang w:val="hi_IN" w:bidi="hi_IN"/>
         </w:rPr>
-        <w:t>בִּתִּ֔⁠י</w:t>
+        <w:t>בִּתִּ֔⁠י</w:t>
       </w:r>
     </w:p>
     <w:p>
@@ -18773,7 +18773,7 @@
         <w:rPr>
           <w:lang w:val="hi_IN" w:bidi="hi_IN"/>
         </w:rPr>
-        <w:t>הֵיטַ֛בְתְּ חַסְדֵּ֥⁠ךְ הָ⁠אַחֲר֖וֹן מִן־הָ⁠רִאשׁ֑וֹן</w:t>
+        <w:t>הֵיטַ֛בְתְּ חַסְדֵּ֥⁠ךְ הָ⁠אַחֲר֖וֹן מִן־הָ⁠רִאשׁ֑וֹן</w:t>
       </w:r>
     </w:p>
     <w:p>
@@ -18928,7 +18928,7 @@
         <w:rPr>
           <w:lang w:val="hi_IN" w:bidi="hi_IN"/>
         </w:rPr>
-        <w:t>לְ⁠בִלְתִּי־לֶ֗כֶת אַחֲרֵי֙</w:t>
+        <w:t>לְ⁠בִלְתִּי־לֶ֗כֶת אַחֲרֵי֙</w:t>
       </w:r>
     </w:p>
     <w:p>
@@ -19032,7 +19032,7 @@
         <w:rPr>
           <w:lang w:val="hi_IN" w:bidi="hi_IN"/>
         </w:rPr>
-        <w:t>וְ⁠עַתָּ֗ה</w:t>
+        <w:t>וְ⁠עַתָּ֗ה</w:t>
       </w:r>
     </w:p>
     <w:p>
@@ -19155,7 +19155,7 @@
         <w:rPr>
           <w:lang w:val="hi_IN" w:bidi="hi_IN"/>
         </w:rPr>
-        <w:t>בִּתִּ⁠י֙</w:t>
+        <w:t>בִּתִּ⁠י֙</w:t>
       </w:r>
     </w:p>
     <w:p>
@@ -19232,7 +19232,7 @@
         <w:rPr>
           <w:lang w:val="hi_IN" w:bidi="hi_IN"/>
         </w:rPr>
-        <w:t>כָּל־שַׁ֣עַר עַמִּ֔⁠י</w:t>
+        <w:t>כָּל־שַׁ֣עַר עַמִּ֔⁠י</w:t>
       </w:r>
     </w:p>
     <w:p>
@@ -19406,7 +19406,7 @@
         <w:rPr>
           <w:lang w:val="hi_IN" w:bidi="hi_IN"/>
         </w:rPr>
-        <w:t>וְ⁠עַתָּה֙</w:t>
+        <w:t>וְ⁠עַתָּה֙</w:t>
       </w:r>
     </w:p>
     <w:p>
@@ -19593,7 +19593,7 @@
         <w:rPr>
           <w:lang w:val="hi_IN" w:bidi="hi_IN"/>
         </w:rPr>
-        <w:t>גֹאֵ֖ל &amp; גֹּאֵ֖ל</w:t>
+        <w:t>גֹאֵ֖ל &amp; גֹּאֵ֖ל</w:t>
       </w:r>
     </w:p>
     <w:p>
@@ -19793,7 +19793,7 @@
         <w:rPr>
           <w:lang w:val="hi_IN" w:bidi="hi_IN"/>
         </w:rPr>
-        <w:t>וּ⁠גְאַלְתִּ֥י⁠ךְ אָנֹ֖כִי</w:t>
+        <w:t>וּ⁠גְאַלְתִּ֥י⁠ךְ אָנֹ֖כִי</w:t>
       </w:r>
     </w:p>
     <w:p>
@@ -19966,7 +19966,7 @@
         <w:rPr>
           <w:lang w:val="hi_IN" w:bidi="hi_IN"/>
         </w:rPr>
-        <w:t>וַ⁠תִּשְׁכַּ֤ב מַרְגְּלוֹתָיו֙</w:t>
+        <w:t>וַ⁠תִּשְׁכַּ֤ב מַרְגְּלוֹתָיו֙</w:t>
       </w:r>
     </w:p>
     <w:p>
@@ -20043,7 +20043,7 @@
         <w:rPr>
           <w:lang w:val="hi_IN" w:bidi="hi_IN"/>
         </w:rPr>
-        <w:t>בְּטֶ֛רֶם יַכִּ֥יר אִ֖ישׁ אֶת־רֵעֵ֑⁠הוּ</w:t>
+        <w:t>בְּטֶ֛רֶם יַכִּ֥יר אִ֖ישׁ אֶת־רֵעֵ֑⁠הוּ</w:t>
       </w:r>
     </w:p>
     <w:p>
@@ -20153,7 +20153,7 @@
         <w:rPr>
           <w:lang w:val="hi_IN" w:bidi="hi_IN"/>
         </w:rPr>
-        <w:t>וַ⁠יֹּ֨אמֶר֙</w:t>
+        <w:t>וַ⁠יֹּ֨אמֶר֙</w:t>
       </w:r>
     </w:p>
     <w:p>
@@ -20250,7 +20250,7 @@
         <w:rPr>
           <w:lang w:val="hi_IN" w:bidi="hi_IN"/>
         </w:rPr>
-        <w:t>אַל־יִוָּדַ֔ע</w:t>
+        <w:t>אַל־יִוָּדַ֔ע</w:t>
       </w:r>
     </w:p>
     <w:p>
@@ -20347,7 +20347,7 @@
         <w:rPr>
           <w:lang w:val="hi_IN" w:bidi="hi_IN"/>
         </w:rPr>
-        <w:t>הַ⁠מִּטְפַּ֧חַת</w:t>
+        <w:t>הַ⁠מִּטְפַּ֧חַת</w:t>
       </w:r>
     </w:p>
     <w:p>
@@ -20424,7 +20424,7 @@
         <w:rPr>
           <w:lang w:val="hi_IN" w:bidi="hi_IN"/>
         </w:rPr>
-        <w:t>שֵׁשׁ־שְׂעֹרִים֙</w:t>
+        <w:t>שֵׁשׁ־שְׂעֹרִים֙</w:t>
       </w:r>
     </w:p>
     <w:p>
@@ -20514,7 +20514,7 @@
         <w:rPr>
           <w:lang w:val="hi_IN" w:bidi="hi_IN"/>
         </w:rPr>
-        <w:t>וַ⁠יָּ֣שֶׁת עָלֶ֔י⁠הָ</w:t>
+        <w:t>וַ⁠יָּ֣שֶׁת עָלֶ֔י⁠הָ</w:t>
       </w:r>
     </w:p>
     <w:p>
@@ -20591,7 +20591,7 @@
         <w:rPr>
           <w:lang w:val="hi_IN" w:bidi="hi_IN"/>
         </w:rPr>
-        <w:t>וַ⁠יָּבֹ֖א הָ⁠עִֽיר</w:t>
+        <w:t>וַ⁠יָּבֹ֖א הָ⁠עִֽיר</w:t>
       </w:r>
     </w:p>
     <w:p>
@@ -20707,7 +20707,7 @@
         <w:rPr>
           <w:lang w:val="hi_IN" w:bidi="hi_IN"/>
         </w:rPr>
-        <w:t>מִי־אַ֣תְּ</w:t>
+        <w:t>מִי־אַ֣תְּ</w:t>
       </w:r>
     </w:p>
     <w:p>
@@ -20830,7 +20830,7 @@
         <w:rPr>
           <w:lang w:val="hi_IN" w:bidi="hi_IN"/>
         </w:rPr>
-        <w:t>בִּתִּ֑⁠י</w:t>
+        <w:t>בִּתִּ֑⁠י</w:t>
       </w:r>
     </w:p>
     <w:p>
@@ -20920,7 +20920,7 @@
         <w:rPr>
           <w:lang w:val="hi_IN" w:bidi="hi_IN"/>
         </w:rPr>
-        <w:t>אֵ֛ת כָּל־אֲשֶׁ֥ר עָֽשָׂה־לָ֖⁠הּ הָ⁠אִֽישׁ</w:t>
+        <w:t>אֵ֛ת כָּל־אֲשֶׁ֥ר עָֽשָׂה־לָ֖⁠הּ הָ⁠אִֽישׁ</w:t>
       </w:r>
     </w:p>
     <w:p>
@@ -21074,7 +21074,7 @@
         <w:rPr>
           <w:lang w:val="hi_IN" w:bidi="hi_IN"/>
         </w:rPr>
-        <w:t>כִּ֚י אָמַ֣ר אַל־תָּב֥וֹאִי רֵיקָ֖ם אֶל־חֲמוֹתֵֽ⁠ךְ</w:t>
+        <w:t>כִּ֚י אָמַ֣ר אַל־תָּב֥וֹאִי רֵיקָ֖ם אֶל־חֲמוֹתֵֽ⁠ךְ</w:t>
       </w:r>
     </w:p>
     <w:p>
@@ -21294,7 +21294,7 @@
         <w:rPr>
           <w:lang w:val="hi_IN" w:bidi="hi_IN"/>
         </w:rPr>
-        <w:t>שְׁבִ֣י</w:t>
+        <w:t>שְׁבִ֣י</w:t>
       </w:r>
     </w:p>
     <w:p>
@@ -21454,7 +21454,7 @@
         <w:rPr>
           <w:lang w:val="hi_IN" w:bidi="hi_IN"/>
         </w:rPr>
-        <w:t>אֵ֖יךְ יִפֹּ֣ל דָּבָ֑ר</w:t>
+        <w:t>אֵ֖יךְ יִפֹּ֣ל דָּבָ֑ר</w:t>
       </w:r>
     </w:p>
     <w:p>
@@ -21564,7 +21564,7 @@
         <w:rPr>
           <w:lang w:val="hi_IN" w:bidi="hi_IN"/>
         </w:rPr>
-        <w:t>לֹ֤א יִשְׁקֹט֙ הָ⁠אִ֔ישׁ כִּֽי־אִם</w:t>
+        <w:t>לֹ֤א יִשְׁקֹט֙ הָ⁠אִ֔ישׁ כִּֽי־אִם</w:t>
       </w:r>
     </w:p>
     <w:p>
@@ -21796,7 +21796,7 @@
         <w:rPr>
           <w:lang w:val="hi_IN" w:bidi="hi_IN"/>
         </w:rPr>
-        <w:t>וּ⁠בֹ֨עַז עָלָ֣ה הַ⁠שַּׁעַר֮</w:t>
+        <w:t>וּ⁠בֹ֨עַז עָלָ֣ה הַ⁠שַּׁעַר֮</w:t>
       </w:r>
     </w:p>
     <w:p>
@@ -21893,7 +21893,7 @@
         <w:rPr>
           <w:lang w:val="hi_IN" w:bidi="hi_IN"/>
         </w:rPr>
-        <w:t>הַ⁠שַּׁעַר֮</w:t>
+        <w:t>הַ⁠שַּׁעַר֮</w:t>
       </w:r>
     </w:p>
     <w:p>
@@ -22080,7 +22080,7 @@
         <w:rPr>
           <w:lang w:val="hi_IN" w:bidi="hi_IN"/>
         </w:rPr>
-        <w:t>הַ⁠גֹּאֵ֤ל</w:t>
+        <w:t>הַ⁠גֹּאֵ֤ל</w:t>
       </w:r>
     </w:p>
     <w:p>
@@ -22157,7 +22157,7 @@
         <w:rPr>
           <w:lang w:val="hi_IN" w:bidi="hi_IN"/>
         </w:rPr>
-        <w:t>וַ⁠יֹּ֛אמֶר ס֥וּרָ⁠ה שְׁבָ⁠ה־פֹּ֖ה פְּלֹנִ֣י אַלְמֹנִ֑י</w:t>
+        <w:t>וַ⁠יֹּ֛אמֶר ס֥וּרָ⁠ה שְׁבָ⁠ה־פֹּ֖ה פְּלֹנִ֣י אַלְמֹנִ֑י</w:t>
       </w:r>
     </w:p>
     <w:p>
@@ -22254,7 +22254,7 @@
         <w:rPr>
           <w:lang w:val="hi_IN" w:bidi="hi_IN"/>
         </w:rPr>
-        <w:t>פְּלֹנִ֣י אַלְמֹנִ֑י</w:t>
+        <w:t>פְּלֹנִ֣י אַלְמֹנִ֑י</w:t>
       </w:r>
     </w:p>
     <w:p>
@@ -22505,7 +22505,7 @@
         <w:rPr>
           <w:lang w:val="hi_IN" w:bidi="hi_IN"/>
         </w:rPr>
-        <w:t>אָמַ֜רְתִּי</w:t>
+        <w:t>אָמַ֜רְתִּי</w:t>
       </w:r>
     </w:p>
     <w:p>
@@ -22712,7 +22712,7 @@
         <w:rPr>
           <w:lang w:val="hi_IN" w:bidi="hi_IN"/>
         </w:rPr>
-        <w:t>נֶ֥גֶד הַֽ⁠יֹּשְׁבִים֮</w:t>
+        <w:t>נֶ֥גֶד הַֽ⁠יֹּשְׁבִים֮</w:t>
       </w:r>
     </w:p>
     <w:p>
@@ -23079,7 +23079,7 @@
         <w:rPr>
           <w:lang w:val="hi_IN" w:bidi="hi_IN"/>
         </w:rPr>
-        <w:t>בְּ⁠יוֹם</w:t>
+        <w:t>בְּ⁠יוֹם</w:t>
       </w:r>
     </w:p>
     <w:p>
@@ -23189,7 +23189,7 @@
         <w:rPr>
           <w:lang w:val="hi_IN" w:bidi="hi_IN"/>
         </w:rPr>
-        <w:t>מִ⁠יַּ֣ד נָעֳמִ֑י</w:t>
+        <w:t>מִ⁠יַּ֣ד נָעֳמִ֑י</w:t>
       </w:r>
     </w:p>
     <w:p>
@@ -23454,7 +23454,7 @@
         <w:rPr>
           <w:lang w:val="hi_IN" w:bidi="hi_IN"/>
         </w:rPr>
-        <w:t>לְ⁠הָקִ֥ים שֵׁם־הַ⁠מֵּ֖ת עַל־נַחֲלָתֽ⁠וֹ</w:t>
+        <w:t>לְ⁠הָקִ֥ים שֵׁם־הַ⁠מֵּ֖ת עַל־נַחֲלָתֽ⁠וֹ</w:t>
       </w:r>
     </w:p>
     <w:p>
@@ -23532,7 +23532,7 @@
         <w:rPr>
           <w:lang w:val="hi_IN" w:bidi="hi_IN"/>
         </w:rPr>
-        <w:t>הַ⁠מֵּת֙ &amp; הַ⁠מֵּ֖ת</w:t>
+        <w:t>הַ⁠מֵּת֙ &amp; הַ⁠מֵּ֖ת</w:t>
       </w:r>
     </w:p>
     <w:p>
@@ -23629,7 +23629,7 @@
         <w:rPr>
           <w:lang w:val="hi_IN" w:bidi="hi_IN"/>
         </w:rPr>
-        <w:t>אַשְׁחִ֖ית אֶת־נַחֲלָתִ֑⁠י</w:t>
+        <w:t>אַשְׁחִ֖ית אֶת־נַחֲלָתִ֑⁠י</w:t>
       </w:r>
     </w:p>
     <w:p>
@@ -23719,7 +23719,7 @@
         <w:rPr>
           <w:lang w:val="hi_IN" w:bidi="hi_IN"/>
         </w:rPr>
-        <w:t>גְּאַל־לְ⁠ךָ֤ אַתָּה֙ אֶת־גְּאֻלָּתִ֔⁠י</w:t>
+        <w:t>גְּאַל־לְ⁠ךָ֤ אַתָּה֙ אֶת־גְּאֻלָּתִ֔⁠י</w:t>
       </w:r>
     </w:p>
     <w:p>
@@ -24219,7 +24219,7 @@
         <w:rPr>
           <w:lang w:val="hi_IN" w:bidi="hi_IN"/>
         </w:rPr>
-        <w:t>וַ⁠יֹּ֧אמֶר הַ⁠גֹּאֵ֛ל לְ⁠בֹ֖עַז קְנֵה־לָ֑⁠ךְ וַ⁠יִּשְׁלֹ֖ף נַעֲלֽ⁠וֹ</w:t>
+        <w:t>וַ⁠יֹּ֧אמֶר הַ⁠גֹּאֵ֛ל לְ⁠בֹ֖עַז קְנֵה־לָ֑⁠ךְ וַ⁠יִּשְׁלֹ֖ף נַעֲלֽ⁠וֹ</w:t>
       </w:r>
     </w:p>
     <w:p>
@@ -24316,7 +24316,7 @@
         <w:rPr>
           <w:lang w:val="hi_IN" w:bidi="hi_IN"/>
         </w:rPr>
-        <w:t>וַ⁠יֹּ֧אמֶר הַ⁠גֹּאֵ֛ל לְ⁠בֹ֖עַז קְנֵה־לָ֑⁠ךְ וַ⁠יִּשְׁלֹ֖ף נַעֲלֽ⁠וֹ</w:t>
+        <w:t>וַ⁠יֹּ֧אמֶר הַ⁠גֹּאֵ֛ל לְ⁠בֹ֖עַז קְנֵה־לָ֑⁠ךְ וַ⁠יִּשְׁלֹ֖ף נַעֲלֽ⁠וֹ</w:t>
       </w:r>
     </w:p>
     <w:p>
@@ -24406,7 +24406,7 @@
         <w:rPr>
           <w:lang w:val="hi_IN" w:bidi="hi_IN"/>
         </w:rPr>
-        <w:t>וַ⁠יִּשְׁלֹ֖ף נַעֲלֽ⁠וֹ</w:t>
+        <w:t>וַ⁠יִּשְׁלֹ֖ף נַעֲלֽ⁠וֹ</w:t>
       </w:r>
     </w:p>
     <w:p>
@@ -24517,7 +24517,7 @@
         <w:rPr>
           <w:lang w:val="hi_IN" w:bidi="hi_IN"/>
         </w:rPr>
-        <w:t>לַ⁠זְּקֵנִ֜ים וְ⁠כָל־הָ⁠עָ֗ם</w:t>
+        <w:t>לַ⁠זְּקֵנִ֜ים וְ⁠כָל־הָ⁠עָ֗ם</w:t>
       </w:r>
     </w:p>
     <w:p>
@@ -24614,7 +24614,7 @@
         <w:rPr>
           <w:lang w:val="hi_IN" w:bidi="hi_IN"/>
         </w:rPr>
-        <w:t>מִ⁠יַּ֖ד נָעֳמִֽי</w:t>
+        <w:t>מִ⁠יַּ֖ד נָעֳמִֽי</w:t>
       </w:r>
     </w:p>
     <w:p>
@@ -24897,7 +24897,7 @@
         <w:rPr>
           <w:lang w:val="hi_IN" w:bidi="hi_IN"/>
         </w:rPr>
-        <w:t>לְ⁠הָקִ֤ים שֵׁם־הַ⁠מֵּת֙ עַל־נַ֣חֲלָת֔⁠וֹ</w:t>
+        <w:t>לְ⁠הָקִ֤ים שֵׁם־הַ⁠מֵּת֙ עַל־נַ֣חֲלָת֔⁠וֹ</w:t>
       </w:r>
     </w:p>
     <w:p>
@@ -24974,7 +24974,7 @@
         <w:rPr>
           <w:lang w:val="hi_IN" w:bidi="hi_IN"/>
         </w:rPr>
-        <w:t>הַ⁠מֵּת֙ &amp; הַ⁠מֵּ֛ת</w:t>
+        <w:t>הַ⁠מֵּת֙ &amp; הַ⁠מֵּ֛ת</w:t>
       </w:r>
     </w:p>
     <w:p>
@@ -25115,7 +25115,7 @@
         <w:rPr>
           <w:lang w:val="hi_IN" w:bidi="hi_IN"/>
         </w:rPr>
-        <w:t>וְ⁠לֹא־יִכָּרֵ֧ת שֵׁם־הַ⁠מֵּ֛ת מֵ⁠עִ֥ם אֶחָ֖י⁠ו וּ⁠מִ⁠שַּׁ֣עַר מְקוֹמ֑⁠וֹ</w:t>
+        <w:t>וְ⁠לֹא־יִכָּרֵ֧ת שֵׁם־הַ⁠מֵּ֛ת מֵ⁠עִ֥ם אֶחָ֖י⁠ו וּ⁠מִ⁠שַּׁ֣עַר מְקוֹמ֑⁠וֹ</w:t>
       </w:r>
     </w:p>
     <w:p>
@@ -25238,7 +25238,7 @@
         <w:rPr>
           <w:lang w:val="hi_IN" w:bidi="hi_IN"/>
         </w:rPr>
-        <w:t>וְ⁠לֹא־יִכָּרֵ֧ת שֵׁם־הַ⁠מֵּ֛ת מֵ⁠עִ֥ם אֶחָ֖י⁠ו וּ⁠מִ⁠שַּׁ֣עַר מְקוֹמ֑⁠וֹ</w:t>
+        <w:t>וְ⁠לֹא־יִכָּרֵ֧ת שֵׁם־הַ⁠מֵּ֛ת מֵ⁠עִ֥ם אֶחָ֖י⁠ו וּ⁠מִ⁠שַּׁ֣עַר מְקוֹמ֑⁠וֹ</w:t>
       </w:r>
     </w:p>
     <w:p>
@@ -25348,7 +25348,7 @@
         <w:rPr>
           <w:lang w:val="hi_IN" w:bidi="hi_IN"/>
         </w:rPr>
-        <w:t>וּ⁠מִ⁠שַּׁ֣עַר מְקוֹמ֑⁠וֹ</w:t>
+        <w:t>וּ⁠מִ⁠שַּׁ֣עַר מְקוֹמ֑⁠וֹ</w:t>
       </w:r>
     </w:p>
     <w:p>
@@ -25509,7 +25509,7 @@
         <w:rPr>
           <w:lang w:val="hi_IN" w:bidi="hi_IN"/>
         </w:rPr>
-        <w:t>הָ⁠עָ֧ם אֲשֶׁר־בַּ⁠שַּׁ֛עַר</w:t>
+        <w:t>הָ⁠עָ֧ם אֲשֶׁר־בַּ⁠שַּׁ֛עַר</w:t>
       </w:r>
     </w:p>
     <w:p>
@@ -25613,7 +25613,7 @@
         <w:rPr>
           <w:lang w:val="hi_IN" w:bidi="hi_IN"/>
         </w:rPr>
-        <w:t>הַ⁠בָּאָ֣ה אֶל־בֵּיתֶ֗⁠ךָ</w:t>
+        <w:t>הַ⁠בָּאָ֣ה אֶל־בֵּיתֶ֗⁠ךָ</w:t>
       </w:r>
     </w:p>
     <w:p>
@@ -25723,7 +25723,7 @@
         <w:rPr>
           <w:lang w:val="hi_IN" w:bidi="hi_IN"/>
         </w:rPr>
-        <w:t>יִתֵּן֩ יְהוָ֨ה אֶֽת־הָ⁠אִשָּׁ֜ה הַ⁠בָּאָ֣ה אֶל־בֵּיתֶ֗⁠ךָ כְּ⁠רָחֵ֤ל ׀ וּ⁠כְ⁠לֵאָה֙ אֲשֶׁ֨ר בָּנ֤וּ שְׁתֵּי⁠הֶם֙ אֶת־בֵּ֣ית יִשְׂרָאֵ֔ל</w:t>
+        <w:t>יִתֵּן֩ יְהוָ֨ה אֶֽת־הָ⁠אִשָּׁ֜ה הַ⁠בָּאָ֣ה אֶל־בֵּיתֶ֗⁠ךָ כְּ⁠רָחֵ֤ל ׀ וּ⁠כְ⁠לֵאָה֙ אֲשֶׁ֨ר בָּנ֤וּ שְׁתֵּי⁠הֶם֙ אֶת־בֵּ֣ית יִשְׂרָאֵ֔ל</w:t>
       </w:r>
     </w:p>
     <w:p>
@@ -25820,7 +25820,7 @@
         <w:rPr>
           <w:lang w:val="hi_IN" w:bidi="hi_IN"/>
         </w:rPr>
-        <w:t>כְּ⁠רָחֵ֤ל ׀ וּ⁠כְ⁠לֵאָה֙ אֲשֶׁ֨ר בָּנ֤וּ שְׁתֵּי⁠הֶם֙ אֶת־בֵּ֣ית יִשְׂרָאֵ֔ל</w:t>
+        <w:t>כְּ⁠רָחֵ֤ל ׀ וּ⁠כְ⁠לֵאָה֙ אֲשֶׁ֨ר בָּנ֤וּ שְׁתֵּי⁠הֶם֙ אֶת־בֵּ֣ית יִשְׂרָאֵ֔ל</w:t>
       </w:r>
     </w:p>
     <w:p>
@@ -25897,7 +25897,7 @@
         <w:rPr>
           <w:lang w:val="hi_IN" w:bidi="hi_IN"/>
         </w:rPr>
-        <w:t>בָּנ֤וּ &amp; אֶת־בֵּ֣ית יִשְׂרָאֵ֔ל</w:t>
+        <w:t>בָּנ֤וּ &amp; אֶת־בֵּ֣ית יִשְׂרָאֵ֔ל</w:t>
       </w:r>
     </w:p>
     <w:p>
@@ -25988,7 +25988,7 @@
         <w:rPr>
           <w:lang w:val="hi_IN" w:bidi="hi_IN"/>
         </w:rPr>
-        <w:t>וַ⁠עֲשֵׂה־חַ֣יִל בְּ⁠אֶפְרָ֔תָה וּ⁠קְרָא־שֵׁ֖ם בְּ⁠בֵ֥ית לָֽחֶם</w:t>
+        <w:t>וַ⁠עֲשֵׂה־חַ֣יִל בְּ⁠אֶפְרָ֔תָה וּ⁠קְרָא־שֵׁ֖ם בְּ⁠בֵ֥ית לָֽחֶם</w:t>
       </w:r>
     </w:p>
     <w:p>
@@ -26098,7 +26098,7 @@
         <w:rPr>
           <w:lang w:val="hi_IN" w:bidi="hi_IN"/>
         </w:rPr>
-        <w:t>וַ⁠עֲשֵׂה־חַ֣יִל בְּ⁠אֶפְרָ֔תָה וּ⁠קְרָא־שֵׁ֖ם בְּ⁠בֵ֥ית לָֽחֶם</w:t>
+        <w:t>וַ⁠עֲשֵׂה־חַ֣יִל בְּ⁠אֶפְרָ֔תָה וּ⁠קְרָא־שֵׁ֖ם בְּ⁠בֵ֥ית לָֽחֶם</w:t>
       </w:r>
     </w:p>
     <w:p>
@@ -26208,7 +26208,7 @@
         <w:rPr>
           <w:lang w:val="hi_IN" w:bidi="hi_IN"/>
         </w:rPr>
-        <w:t>וִ⁠יהִ֤י בֵֽיתְ⁠ךָ֙ כְּ⁠בֵ֣ית פֶּ֔רֶץ</w:t>
+        <w:t>וִ⁠יהִ֤י בֵֽיתְ⁠ךָ֙ כְּ⁠בֵ֣ית פֶּ֔רֶץ</w:t>
       </w:r>
     </w:p>
     <w:p>
@@ -26331,7 +26331,7 @@
         <w:rPr>
           <w:lang w:val="hi_IN" w:bidi="hi_IN"/>
         </w:rPr>
-        <w:t>מִן־הַ⁠זֶּ֗רַע אֲשֶׁ֨ר יִתֵּ֤ן יְהוָה֙ לְ⁠ךָ֔</w:t>
+        <w:t>מִן־הַ⁠זֶּ֗רַע אֲשֶׁ֨ר יִתֵּ֤ן יְהוָה֙ לְ⁠ךָ֔</w:t>
       </w:r>
     </w:p>
     <w:p>
@@ -26421,7 +26421,7 @@
         <w:rPr>
           <w:lang w:val="hi_IN" w:bidi="hi_IN"/>
         </w:rPr>
-        <w:t>וַ⁠יִּקַּ֨ח בֹּ֤עַז אֶת־רוּת֙ וַ⁠תְּהִי־ל֣⁠וֹ לְ⁠אִשָּׁ֔ה</w:t>
+        <w:t>וַ⁠יִּקַּ֨ח בֹּ֤עַז אֶת־רוּת֙ וַ⁠תְּהִי־ל֣⁠וֹ לְ⁠אִשָּׁ֔ה</w:t>
       </w:r>
     </w:p>
     <w:p>
@@ -26518,7 +26518,7 @@
         <w:rPr>
           <w:lang w:val="hi_IN" w:bidi="hi_IN"/>
         </w:rPr>
-        <w:t>וַ⁠יִּקַּ֨ח בֹּ֤עַז אֶת־רוּת֙</w:t>
+        <w:t>וַ⁠יִּקַּ֨ח בֹּ֤עַז אֶת־רוּת֙</w:t>
       </w:r>
     </w:p>
     <w:p>
@@ -26654,7 +26654,7 @@
         <w:rPr>
           <w:lang w:val="hi_IN" w:bidi="hi_IN"/>
         </w:rPr>
-        <w:t>וַ⁠יָּבֹ֖א אֵלֶ֑י⁠הָ</w:t>
+        <w:t>וַ⁠יָּבֹ֖א אֵלֶ֑י⁠הָ</w:t>
       </w:r>
     </w:p>
     <w:p>
@@ -26764,7 +26764,7 @@
         <w:rPr>
           <w:lang w:val="hi_IN" w:bidi="hi_IN"/>
         </w:rPr>
-        <w:t>הַ⁠נָּשִׁים֙</w:t>
+        <w:t>הַ⁠נָּשִׁים֙</w:t>
       </w:r>
     </w:p>
     <w:p>
@@ -26861,7 +26861,7 @@
         <w:rPr>
           <w:lang w:val="hi_IN" w:bidi="hi_IN"/>
         </w:rPr>
-        <w:t>בָּר֣וּךְ יְהוָ֔ה</w:t>
+        <w:t>בָּר֣וּךְ יְהוָ֔ה</w:t>
       </w:r>
     </w:p>
     <w:p>
@@ -26938,7 +26938,7 @@
         <w:rPr>
           <w:lang w:val="hi_IN" w:bidi="hi_IN"/>
         </w:rPr>
-        <w:t>לֹ֣א הִשְׁבִּ֥ית לָ֛⁠ךְ גֹּאֵ֖ל הַ⁠יּ֑וֹם</w:t>
+        <w:t>לֹ֣א הִשְׁבִּ֥ית לָ֛⁠ךְ גֹּאֵ֖ל הַ⁠יּ֑וֹם</w:t>
       </w:r>
     </w:p>
     <w:p>
@@ -27035,7 +27035,7 @@
         <w:rPr>
           <w:lang w:val="hi_IN" w:bidi="hi_IN"/>
         </w:rPr>
-        <w:t>וְ⁠יִקָּרֵ֥א שְׁמ֖⁠וֹ</w:t>
+        <w:t>וְ⁠יִקָּרֵ֥א שְׁמ֖⁠וֹ</w:t>
       </w:r>
     </w:p>
     <w:p>
@@ -27112,7 +27112,7 @@
         <w:rPr>
           <w:lang w:val="hi_IN" w:bidi="hi_IN"/>
         </w:rPr>
-        <w:t>וְ⁠יִקָּרֵ֥א שְׁמ֖⁠וֹ בְּ⁠יִשְׂרָאֵֽל</w:t>
+        <w:t>וְ⁠יִקָּרֵ֥א שְׁמ֖⁠וֹ בְּ⁠יִשְׂרָאֵֽל</w:t>
       </w:r>
     </w:p>
     <w:p>
@@ -27222,7 +27222,7 @@
         <w:rPr>
           <w:lang w:val="hi_IN" w:bidi="hi_IN"/>
         </w:rPr>
-        <w:t>לְ⁠מֵשִׁ֣יב נֶ֔פֶשׁ</w:t>
+        <w:t>לְ⁠מֵשִׁ֣יב נֶ֔פֶשׁ</w:t>
       </w:r>
     </w:p>
     <w:p>
@@ -27299,7 +27299,7 @@
         <w:rPr>
           <w:lang w:val="hi_IN" w:bidi="hi_IN"/>
         </w:rPr>
-        <w:t>וּ⁠לְ⁠כַלְכֵּ֖ל אֶת־שֵׂיבָתֵ֑⁠ךְ</w:t>
+        <w:t>וּ⁠לְ⁠כַלְכֵּ֖ל אֶת־שֵׂיבָתֵ֑⁠ךְ</w:t>
       </w:r>
     </w:p>
     <w:p>
@@ -27377,7 +27377,7 @@
         <w:rPr>
           <w:lang w:val="hi_IN" w:bidi="hi_IN"/>
         </w:rPr>
-        <w:t>כִּ֣י</w:t>
+        <w:t>כִּ֣י</w:t>
       </w:r>
     </w:p>
     <w:p>
@@ -27481,7 +27481,7 @@
         <w:rPr>
           <w:lang w:val="hi_IN" w:bidi="hi_IN"/>
         </w:rPr>
-        <w:t>ט֣וֹבָה לָ֔⁠ךְ מִ⁠שִּׁבְעָ֖ה בָּנִֽים</w:t>
+        <w:t>ט֣וֹבָה לָ֔⁠ךְ מִ⁠שִּׁבְעָ֖ה בָּנִֽים</w:t>
       </w:r>
     </w:p>
     <w:p>
@@ -27591,7 +27591,7 @@
         <w:rPr>
           <w:lang w:val="hi_IN" w:bidi="hi_IN"/>
         </w:rPr>
-        <w:t>וַ⁠תִּקַּ֨ח נָעֳמִ֤י אֶת־הַ⁠יֶּ֨לֶד֙</w:t>
+        <w:t>וַ⁠תִּקַּ֨ח נָעֳמִ֤י אֶת־הַ⁠יֶּ֨לֶד֙</w:t>
       </w:r>
     </w:p>
     <w:p>
@@ -27752,7 +27752,7 @@
         <w:rPr>
           <w:lang w:val="hi_IN" w:bidi="hi_IN"/>
         </w:rPr>
-        <w:t>וַ⁠תִּקְרֶאנָה֩ ל֨⁠וֹ הַ⁠שְּׁכֵנ֥וֹת שֵׁם֙ לֵ⁠אמֹ֔ר &amp; וַ⁠תִּקְרֶ֤אנָֽה שְׁמ⁠וֹ֙ עוֹבֵ֔ד</w:t>
+        <w:t>וַ⁠תִּקְרֶאנָה֩ ל֨⁠וֹ הַ⁠שְּׁכֵנ֥וֹת שֵׁם֙ לֵ⁠אמֹ֔ר &amp; וַ⁠תִּקְרֶ֤אנָֽה שְׁמ⁠וֹ֙ עוֹבֵ֔ד</w:t>
       </w:r>
     </w:p>
     <w:p>
@@ -27862,7 +27862,7 @@
         <w:rPr>
           <w:lang w:val="hi_IN" w:bidi="hi_IN"/>
         </w:rPr>
-        <w:t>יֻלַּד־בֵּ֖ן לְ⁠נָעֳמִ֑י</w:t>
+        <w:t>יֻלַּד־בֵּ֖ן לְ⁠נָעֳמִ֑י</w:t>
       </w:r>
     </w:p>
     <w:p>
@@ -27946,7 +27946,7 @@
         <w:rPr>
           <w:lang w:val="hi_IN" w:bidi="hi_IN"/>
         </w:rPr>
-        <w:t>וַ⁠תִּקְרֶ֤אנָֽה שְׁמ⁠וֹ֙ עוֹבֵ֔ד</w:t>
+        <w:t>וַ⁠תִּקְרֶ֤אנָֽה שְׁמ⁠וֹ֙ עוֹבֵ֔ד</w:t>
       </w:r>
     </w:p>
     <w:p>
@@ -28081,7 +28081,7 @@
         <w:rPr>
           <w:lang w:val="hi_IN" w:bidi="hi_IN"/>
         </w:rPr>
-        <w:t>ה֥וּא אֲבִי־יִשַׁ֖י</w:t>
+        <w:t>ה֥וּא אֲבִי־יִשַׁ֖י</w:t>
       </w:r>
     </w:p>
     <w:p>
@@ -28281,7 +28281,7 @@
         <w:rPr>
           <w:lang w:val="hi_IN" w:bidi="hi_IN"/>
         </w:rPr>
-        <w:t>תּוֹלְד֣וֹת פָּ֔רֶץ</w:t>
+        <w:t>תּוֹלְד֣וֹת פָּ֔רֶץ</w:t>
       </w:r>
     </w:p>
     <w:p>
@@ -28365,7 +28365,7 @@
         <w:rPr>
           <w:lang w:val="hi_IN" w:bidi="hi_IN"/>
         </w:rPr>
-        <w:t>פֶּ֖רֶץ הוֹלִ֥יד אֶת־חֶצְרֽוֹן</w:t>
+        <w:t>פֶּ֖רֶץ הוֹלִ֥יד אֶת־חֶצְרֽוֹן</w:t>
       </w:r>
     </w:p>
     <w:p>
@@ -28482,7 +28482,7 @@
         <w:rPr>
           <w:lang w:val="hi_IN" w:bidi="hi_IN"/>
         </w:rPr>
-        <w:t>וְ⁠חֶצְרוֹן֙ &amp; אֶת־רָ֔ם &amp; אֶת־עַמִּֽינָדָֽב</w:t>
+        <w:t>וְ⁠חֶצְרוֹן֙ &amp; אֶת־רָ֔ם &amp; אֶת־עַמִּֽינָדָֽב</w:t>
       </w:r>
     </w:p>
     <w:p>
@@ -28566,6 +28566,20 @@
         <w:rPr>
           <w:lang w:val="hi_IN" w:bidi="hi_IN"/>
         </w:rPr>
+      </w:r>
+    </w:p>
+    <w:p>
+      <w:pPr/>
+      <w:r>
+        <w:rPr>
+          <w:lang w:val="hi_IN" w:bidi="hi_IN"/>
+        </w:rPr>
+      </w:r>
+      <w:r>
+        <w:rPr>
+          <w:lang w:val="hi_IN" w:bidi="hi_IN"/>
+        </w:rPr>
+        <w:t>וְ⁠עַמִּֽינָדָב֙ &amp; וְ⁠נַחְשׁ֖וֹן &amp; אֶת־שַׂלְמָֽה</w:t>
       </w:r>
     </w:p>
     <w:p>

--- a/hin/docx/08.content.docx
+++ b/hin/docx/08.content.docx
@@ -720,6 +720,173 @@
         <w:rPr>
           <w:lang w:val="hi_IN" w:bidi="hi_IN"/>
         </w:rPr>
+        <w:t>रूत - अध्याय 1 परिचय</w:t>
+      </w:r>
+      <w:r>
+        <w:rPr>
+          <w:lang w:val="hi_IN" w:bidi="hi_IN"/>
+        </w:rPr>
+      </w:r>
+    </w:p>
+    <w:p>
+      <w:pPr>
+        <w:pStyle w:val="Heading3"/>
+      </w:pPr>
+      <w:r>
+        <w:rPr>
+          <w:lang w:val="hi_IN" w:bidi="hi_IN"/>
+        </w:rPr>
+        <w:t>संरचना और रूपरेखा</w:t>
+      </w:r>
+    </w:p>
+    <w:p>
+      <w:pPr>
+        <w:pStyle w:val="Heading4"/>
+      </w:pPr>
+      <w:r>
+        <w:rPr>
+          <w:b/>
+          <w:lang w:val="hi_IN" w:bidi="hi_IN"/>
+        </w:rPr>
+        <w:t>यह उन दिनों की बात है जब न्यायियों का शासन था।</w:t>
+      </w:r>
+    </w:p>
+    <w:p>
+      <w:pPr/>
+      <w:r>
+        <w:rPr>
+          <w:lang w:val="hi_IN" w:bidi="hi_IN"/>
+        </w:rPr>
+      </w:r>
+      <w:r>
+        <w:rPr>
+          <w:lang w:val="hi_IN" w:bidi="hi_IN"/>
+        </w:rPr>
+        <w:t>इस पुस्तक की घटनाएँ न्यायियों के समय की हैं। यह पुस्तक न्यायियों की पुस्तक के साथ समकालीन है। पुस्तक के ऐतिहासिक सन्दर्भ को समझने के लिये, अनुवादक न्यायियों की पुस्तक का अवलोकन कर सकते हैं।</w:t>
+      </w:r>
+    </w:p>
+    <w:p>
+      <w:pPr>
+        <w:pStyle w:val="Heading3"/>
+      </w:pPr>
+      <w:r>
+        <w:rPr>
+          <w:lang w:val="hi_IN" w:bidi="hi_IN"/>
+        </w:rPr>
+        <w:t>इस अध्याय की विशेष अवधारणाएँ</w:t>
+      </w:r>
+    </w:p>
+    <w:p>
+      <w:pPr>
+        <w:pStyle w:val="Heading4"/>
+      </w:pPr>
+      <w:r>
+        <w:rPr>
+          <w:lang w:val="hi_IN" w:bidi="hi_IN"/>
+        </w:rPr>
+        <w:t>पति या पुत्रों के बिना स्त्रियाँ</w:t>
+      </w:r>
+    </w:p>
+    <w:p>
+      <w:pPr/>
+      <w:r>
+        <w:rPr>
+          <w:lang w:val="hi_IN" w:bidi="hi_IN"/>
+        </w:rPr>
+      </w:r>
+      <w:r>
+        <w:rPr>
+          <w:lang w:val="hi_IN" w:bidi="hi_IN"/>
+        </w:rPr>
+        <w:t>प्राचीन पश्चिमी एशिया में, यदि किसी स्त्री के पास पति या पुत्र नहीं होते थे, तो उसे भयानक परिस्थिति में माना जाता था। वह अपनी आवश्यकताओं की पूर्ति स्वयं नहीं कर सकती थी। यही कारण है कि नाओमी ने अपनी बहुओं से पुनर्विवाह करने को कहा।</w:t>
+      </w:r>
+    </w:p>
+    <w:p>
+      <w:pPr>
+        <w:pStyle w:val="Heading3"/>
+      </w:pPr>
+      <w:r>
+        <w:rPr>
+          <w:lang w:val="hi_IN" w:bidi="hi_IN"/>
+        </w:rPr>
+        <w:t>इस अध्याय में अन्य सम्भावित अनुवाद सम्बन्धी कठिनाइयाँ</w:t>
+      </w:r>
+    </w:p>
+    <w:p>
+      <w:pPr>
+        <w:pStyle w:val="Heading4"/>
+      </w:pPr>
+      <w:r>
+        <w:rPr>
+          <w:lang w:val="hi_IN" w:bidi="hi_IN"/>
+        </w:rPr>
+        <w:t>विरोध</w:t>
+      </w:r>
+    </w:p>
+    <w:p>
+      <w:pPr/>
+      <w:r>
+        <w:rPr>
+          <w:lang w:val="hi_IN" w:bidi="hi_IN"/>
+        </w:rPr>
+      </w:r>
+      <w:r>
+        <w:rPr>
+          <w:lang w:val="hi_IN" w:bidi="hi_IN"/>
+        </w:rPr>
+        <w:t xml:space="preserve">मोआब की रूत के कार्य यहूदी नाओमी के कार्यों के विपरीत दिखाए गए हैं। रूत नाओमी के परमेश्वर में बड़ा विश्वास दिखाती हैं, जबकि नाओमी यहोवा पर भरोसा नहीं करतीं। (देखें: </w:t>
+      </w:r>
+      <w:r>
+        <w:rPr>
+          <w:lang w:val="hi_IN" w:bidi="hi_IN"/>
+        </w:rPr>
+        <w:t>विश्वास</w:t>
+      </w:r>
+      <w:r>
+        <w:rPr>
+          <w:lang w:val="hi_IN" w:bidi="hi_IN"/>
+        </w:rPr>
+        <w:t xml:space="preserve"> और </w:t>
+      </w:r>
+      <w:r>
+        <w:rPr>
+          <w:lang w:val="hi_IN" w:bidi="hi_IN"/>
+        </w:rPr>
+        <w:t>भरोसा</w:t>
+      </w:r>
+      <w:r>
+        <w:rPr>
+          <w:lang w:val="hi_IN" w:bidi="hi_IN"/>
+        </w:rPr>
+        <w:t>)</w:t>
+      </w:r>
+      <w:r>
+        <w:rPr>
+          <w:lang w:val="hi_IN" w:bidi="hi_IN"/>
+        </w:rPr>
+      </w:r>
+      <w:r>
+        <w:rPr>
+          <w:lang w:val="hi_IN" w:bidi="hi_IN"/>
+        </w:rPr>
+      </w:r>
+    </w:p>
+    <w:p>
+      <w:pPr/>
+      <w:r>
+        <w:rPr>
+          <w:lang w:val="hi_IN" w:bidi="hi_IN"/>
+        </w:rPr>
+      </w:r>
+    </w:p>
+    <w:p>
+      <w:pPr>
+        <w:pStyle w:val="Heading2"/>
+      </w:pPr>
+      <w:r>
+        <w:rPr>
+          <w:lang w:val="hi_IN" w:bidi="hi_IN"/>
+        </w:rPr>
         <w:t>रूत 1:1 (#1)</w:t>
       </w:r>
       <w:r>
@@ -8231,6 +8398,164 @@
         <w:rPr>
           <w:lang w:val="hi_IN" w:bidi="hi_IN"/>
         </w:rPr>
+        <w:t>रूत - अध्याय 2 परिचय</w:t>
+      </w:r>
+      <w:r>
+        <w:rPr>
+          <w:lang w:val="hi_IN" w:bidi="hi_IN"/>
+        </w:rPr>
+      </w:r>
+    </w:p>
+    <w:p>
+      <w:pPr/>
+      <w:r>
+        <w:rPr>
+          <w:lang w:val="hi_IN" w:bidi="hi_IN"/>
+        </w:rPr>
+      </w:r>
+      <w:r>
+        <w:rPr>
+          <w:lang w:val="hi_IN" w:bidi="hi_IN"/>
+        </w:rPr>
+        <w:t xml:space="preserve">"# रूत 2 सामान्य टिप्पणियाँ </w:t>
+      </w:r>
+    </w:p>
+    <w:p>
+      <w:pPr>
+        <w:pStyle w:val="Heading3"/>
+      </w:pPr>
+      <w:r>
+        <w:rPr>
+          <w:lang w:val="hi_IN" w:bidi="hi_IN"/>
+        </w:rPr>
+        <w:t>इस अध्याय में सम्भावित अनुवाद सम्बन्धी कठिनाइयाँ</w:t>
+      </w:r>
+    </w:p>
+    <w:p>
+      <w:pPr>
+        <w:pStyle w:val="Heading4"/>
+      </w:pPr>
+      <w:r>
+        <w:rPr>
+          <w:lang w:val="hi_IN" w:bidi="hi_IN"/>
+        </w:rPr>
+        <w:t>“एक बड़ा धनी” (2:1)</w:t>
+      </w:r>
+    </w:p>
+    <w:p>
+      <w:pPr/>
+      <w:r>
+        <w:rPr>
+          <w:lang w:val="hi_IN" w:bidi="hi_IN"/>
+        </w:rPr>
+      </w:r>
+      <w:r>
+        <w:rPr>
+          <w:lang w:val="hi_IN" w:bidi="hi_IN"/>
+        </w:rPr>
+        <w:t>यह वाक्यांश बोअज को अच्छे गुणों वाला बताता है, परन्तु यह वर्णन बहुत ही सामान्य रूप में किया गया है। यह वाक्यांश ऐसे पुरुष के लिये प्रयुक्त हो सकता है जो शारीरिक रूप से बलवान और सक्षम हो, धनवान हो, या फिर जो भला और भक्ति से युक्त चरित्र रखता हो या ये सब बातें उसमें एक साथ पाई जाती हों। इस कहानी के सन्दर्भ से हम देखते हैं कि बोअज के पास भूमि है, उनके दास उनका आदर करते हैं, और वह ऐसा जीवन जीते हैं, जहाँ परमेश्वर का आदर होता है, इसलिए ऐसा लगता है कि यह वाक्यांश उनके धन और चरित्र का वर्णन कर रहा है। सोचें कि आप अपनी भाषा में ऐसे व्यक्ति का वर्णन कैसे करेंगे।</w:t>
+      </w:r>
+    </w:p>
+    <w:p>
+      <w:pPr>
+        <w:pStyle w:val="Heading4"/>
+      </w:pPr>
+      <w:r>
+        <w:rPr>
+          <w:lang w:val="hi_IN" w:bidi="hi_IN"/>
+        </w:rPr>
+        <w:t>"किसी दूसरे के खेत में बीनने न जाना" (2:8)</w:t>
+      </w:r>
+    </w:p>
+    <w:p>
+      <w:pPr/>
+      <w:r>
+        <w:rPr>
+          <w:lang w:val="hi_IN" w:bidi="hi_IN"/>
+        </w:rPr>
+      </w:r>
+      <w:r>
+        <w:rPr>
+          <w:lang w:val="hi_IN" w:bidi="hi_IN"/>
+        </w:rPr>
+        <w:t xml:space="preserve">बोअज ने ऐसा इसलिए कहा क्योंकि वह रूत की सुरक्षा की जिम्मेदारी किसी और के खेत में नहीं दे सकता था। ऐसा लगता है कि हर कोई बोअज की तरह अनुग्रहकारी और मूसा के व्यवस्था के प्रति आज्ञाकारी नहीं था। (देखें: </w:t>
+      </w:r>
+      <w:r>
+        <w:rPr>
+          <w:lang w:val="hi_IN" w:bidi="hi_IN"/>
+        </w:rPr>
+        <w:t>अनुग्रह</w:t>
+      </w:r>
+      <w:r>
+        <w:rPr>
+          <w:lang w:val="hi_IN" w:bidi="hi_IN"/>
+        </w:rPr>
+        <w:t xml:space="preserve"> और</w:t>
+      </w:r>
+      <w:r>
+        <w:rPr>
+          <w:lang w:val="hi_IN" w:bidi="hi_IN"/>
+        </w:rPr>
+        <w:t xml:space="preserve"> मूसा की व्यवस्था</w:t>
+      </w:r>
+      <w:r>
+        <w:rPr>
+          <w:lang w:val="hi_IN" w:bidi="hi_IN"/>
+        </w:rPr>
+        <w:t>)</w:t>
+      </w:r>
+    </w:p>
+    <w:p>
+      <w:pPr>
+        <w:pStyle w:val="Heading4"/>
+      </w:pPr>
+      <w:r>
+        <w:rPr>
+          <w:lang w:val="hi_IN" w:bidi="hi_IN"/>
+        </w:rPr>
+        <w:t>“छुड़ानेवाला कुटुम्बी” (2:20)</w:t>
+      </w:r>
+    </w:p>
+    <w:p>
+      <w:pPr/>
+      <w:r>
+        <w:rPr>
+          <w:lang w:val="hi_IN" w:bidi="hi_IN"/>
+        </w:rPr>
+      </w:r>
+      <w:r>
+        <w:rPr>
+          <w:lang w:val="hi_IN" w:bidi="hi_IN"/>
+        </w:rPr>
+        <w:t>एक "छुड़ानेवाला कुटुम्बी" वह पुरुष कुटुम्बी होता था जो अपने कुल के किसी भी निकट सदस्य की जरूरतों को पूरा करने, देवर विवाह की जिम्मेदारियों को निभाने और परिवार से बाहर बेची गई भूमि को परिवार में वापस मोल लेने के लिये उत्तरदायी होता था। अधिक जानकारी के लिये पुस्तक की प्रस्तावना देखें।"</w:t>
+      </w:r>
+      <w:r>
+        <w:rPr>
+          <w:lang w:val="hi_IN" w:bidi="hi_IN"/>
+        </w:rPr>
+      </w:r>
+      <w:r>
+        <w:rPr>
+          <w:lang w:val="hi_IN" w:bidi="hi_IN"/>
+        </w:rPr>
+      </w:r>
+    </w:p>
+    <w:p>
+      <w:pPr/>
+      <w:r>
+        <w:rPr>
+          <w:lang w:val="hi_IN" w:bidi="hi_IN"/>
+        </w:rPr>
+      </w:r>
+    </w:p>
+    <w:p>
+      <w:pPr>
+        <w:pStyle w:val="Heading2"/>
+      </w:pPr>
+      <w:r>
+        <w:rPr>
+          <w:lang w:val="hi_IN" w:bidi="hi_IN"/>
+        </w:rPr>
         <w:t>रूत 2:1 (#1)</w:t>
       </w:r>
       <w:r>
@@ -15858,6 +16183,125 @@
           <w:lang w:val="hi_IN" w:bidi="hi_IN"/>
         </w:rPr>
         <w:t>सक्रिय या निष्क्रिय</w:t>
+      </w:r>
+      <w:r>
+        <w:rPr>
+          <w:lang w:val="hi_IN" w:bidi="hi_IN"/>
+        </w:rPr>
+      </w:r>
+      <w:r>
+        <w:rPr>
+          <w:lang w:val="hi_IN" w:bidi="hi_IN"/>
+        </w:rPr>
+      </w:r>
+    </w:p>
+    <w:p>
+      <w:pPr/>
+      <w:r>
+        <w:rPr>
+          <w:lang w:val="hi_IN" w:bidi="hi_IN"/>
+        </w:rPr>
+      </w:r>
+    </w:p>
+    <w:p>
+      <w:pPr>
+        <w:pStyle w:val="Heading2"/>
+      </w:pPr>
+      <w:r>
+        <w:rPr>
+          <w:lang w:val="hi_IN" w:bidi="hi_IN"/>
+        </w:rPr>
+        <w:t>रूत - अध्याय 3 परिचय</w:t>
+      </w:r>
+      <w:r>
+        <w:rPr>
+          <w:lang w:val="hi_IN" w:bidi="hi_IN"/>
+        </w:rPr>
+      </w:r>
+    </w:p>
+    <w:p>
+      <w:pPr>
+        <w:pStyle w:val="Heading3"/>
+      </w:pPr>
+      <w:r>
+        <w:rPr>
+          <w:lang w:val="hi_IN" w:bidi="hi_IN"/>
+        </w:rPr>
+        <w:t>इस अध्याय की विशेष अवधारणाएँ</w:t>
+      </w:r>
+    </w:p>
+    <w:p>
+      <w:pPr>
+        <w:pStyle w:val="Heading4"/>
+      </w:pPr>
+      <w:r>
+        <w:rPr>
+          <w:lang w:val="hi_IN" w:bidi="hi_IN"/>
+        </w:rPr>
+        <w:t xml:space="preserve">बोअज की खराई </w:t>
+      </w:r>
+    </w:p>
+    <w:p>
+      <w:pPr/>
+      <w:r>
+        <w:rPr>
+          <w:lang w:val="hi_IN" w:bidi="hi_IN"/>
+        </w:rPr>
+      </w:r>
+      <w:r>
+        <w:rPr>
+          <w:lang w:val="hi_IN" w:bidi="hi_IN"/>
+        </w:rPr>
+        <w:t>इस अध्याय में बोअज ने बड़ी खराई दिखाई, क्योंकि उन्होंने विवाह से पहले रूत से शारीरिक सम्बन्ध नहीं बनाए। वह रूत की अच्छी प्रतिष्ठा को बनाए रखने के लिये भी चिन्तित था। इस अध्याय में बोअज के उत्तम चरित्र को दिखाना एक महत्वपूर्ण बात है।</w:t>
+      </w:r>
+    </w:p>
+    <w:p>
+      <w:pPr>
+        <w:pStyle w:val="Heading3"/>
+      </w:pPr>
+      <w:r>
+        <w:rPr>
+          <w:lang w:val="hi_IN" w:bidi="hi_IN"/>
+        </w:rPr>
+        <w:t>इस अध्याय में अन्य सम्भावित अनुवाद सम्बन्धी कठिनाइयाँ</w:t>
+      </w:r>
+    </w:p>
+    <w:p>
+      <w:pPr>
+        <w:pStyle w:val="Heading4"/>
+      </w:pPr>
+      <w:r>
+        <w:rPr>
+          <w:b/>
+          <w:lang w:val="hi_IN" w:bidi="hi_IN"/>
+        </w:rPr>
+        <w:t>की तेरा भला हो</w:t>
+      </w:r>
+    </w:p>
+    <w:p>
+      <w:pPr/>
+      <w:r>
+        <w:rPr>
+          <w:lang w:val="hi_IN" w:bidi="hi_IN"/>
+        </w:rPr>
+      </w:r>
+      <w:r>
+        <w:rPr>
+          <w:lang w:val="hi_IN" w:bidi="hi_IN"/>
+        </w:rPr>
+        <w:t xml:space="preserve">नओमी चाहती थी कि रूत को एक सुरक्षित घर और एक ऐसा अच्छा पति मिले जो उनकी देखभाल कर सके। वह देख सकती थीं कि बोअज उनके लिये सबसे उत्तम पति होगा। उन्होंने यह भी सोचा कि बोअज, एक छुड़ानेवाला कुटुम्बी के रूप में, उन पर रूत से विवाह करने का दायित्व था। यह सच हो सकता था क्योंकि, भले ही रूत जन्म से अन्यजाति थीं, वह नाओमी के परिवार और इस्राएल के देश का हिस्सा बन गई थीं। (देखें: </w:t>
+      </w:r>
+      <w:r>
+        <w:rPr>
+          <w:lang w:val="hi_IN" w:bidi="hi_IN"/>
+        </w:rPr>
+        <w:t>अनुमानित ज्ञान और अंतर्निहित जानकारी</w:t>
+      </w:r>
+      <w:r>
+        <w:rPr>
+          <w:lang w:val="hi_IN" w:bidi="hi_IN"/>
+        </w:rPr>
+        <w:t>)</w:t>
       </w:r>
       <w:r>
         <w:rPr>
@@ -21777,6 +22221,151 @@
         <w:rPr>
           <w:lang w:val="hi_IN" w:bidi="hi_IN"/>
         </w:rPr>
+        <w:t>रूत - अध्याय 4 परिचय</w:t>
+      </w:r>
+      <w:r>
+        <w:rPr>
+          <w:lang w:val="hi_IN" w:bidi="hi_IN"/>
+        </w:rPr>
+      </w:r>
+    </w:p>
+    <w:p>
+      <w:pPr/>
+      <w:r>
+        <w:rPr>
+          <w:lang w:val="hi_IN" w:bidi="hi_IN"/>
+        </w:rPr>
+      </w:r>
+      <w:r>
+        <w:rPr>
+          <w:lang w:val="hi_IN" w:bidi="hi_IN"/>
+        </w:rPr>
+        <w:t xml:space="preserve">"# रूत 4 के सामान्य टिप्पणियाँ </w:t>
+      </w:r>
+    </w:p>
+    <w:p>
+      <w:pPr>
+        <w:pStyle w:val="Heading3"/>
+      </w:pPr>
+      <w:r>
+        <w:rPr>
+          <w:lang w:val="hi_IN" w:bidi="hi_IN"/>
+        </w:rPr>
+        <w:t>इस अध्याय की प्रमुख अवधारणाएँ</w:t>
+      </w:r>
+    </w:p>
+    <w:p>
+      <w:pPr>
+        <w:pStyle w:val="Heading4"/>
+      </w:pPr>
+      <w:r>
+        <w:rPr>
+          <w:lang w:val="hi_IN" w:bidi="hi_IN"/>
+        </w:rPr>
+        <w:t>राजा दाऊद</w:t>
+      </w:r>
+    </w:p>
+    <w:p>
+      <w:pPr/>
+      <w:r>
+        <w:rPr>
+          <w:lang w:val="hi_IN" w:bidi="hi_IN"/>
+        </w:rPr>
+      </w:r>
+      <w:r>
+        <w:rPr>
+          <w:lang w:val="hi_IN" w:bidi="hi_IN"/>
+        </w:rPr>
+        <w:t>यद्यपि रूत एक मोआबी स्त्री थी, फिर भी वह दाऊद की पूर्वज बनी। दाऊद इस्राएल के सबसे महान राजा थे। यह आश्चर्य की बात हो सकती है कि एक अन्यजाति इतनी महत्वपूर्ण वंशावली का भाग बन गई, परन्तु यह हमें स्मरण दिलाता है कि परमेश्वर सब लोगों से प्रेम करते हैं। रूत को यहोवा पर बड़ा विश्वास था। यह हमें दिखाता है कि परमेश्वर उन सबको स्वीकार करते हैं जो उन पर विश्वास करते हैं।</w:t>
+      </w:r>
+    </w:p>
+    <w:p>
+      <w:pPr>
+        <w:pStyle w:val="Heading4"/>
+      </w:pPr>
+      <w:r>
+        <w:rPr>
+          <w:lang w:val="hi_IN" w:bidi="hi_IN"/>
+        </w:rPr>
+        <w:t>"तब उसे रूत मोआबिन "-"मोल लेना पड़ेगा"</w:t>
+      </w:r>
+    </w:p>
+    <w:p>
+      <w:pPr/>
+      <w:r>
+        <w:rPr>
+          <w:lang w:val="hi_IN" w:bidi="hi_IN"/>
+        </w:rPr>
+      </w:r>
+      <w:r>
+        <w:rPr>
+          <w:lang w:val="hi_IN" w:bidi="hi_IN"/>
+        </w:rPr>
+        <w:t>परिवार की भूमि के अधिकार के साथ यह उत्तरदायित्व भी जुड़ा था कि उस परिवार की विधवाओं की देखभाल की जाए। इसलिए, जो कुटुम्बी नाओमी की भूमि उपयोग करना चाहता था, उसे यह उत्तरदायित्व भी लेना था कि वह रूत को एक पुत्र प्राप्त करने में सहायता करे जो परिवार के नाम और भाग को आगे बढ़ाए और उसकी आवश्यकताओं की पूर्ति करे।</w:t>
+      </w:r>
+    </w:p>
+    <w:p>
+      <w:pPr>
+        <w:pStyle w:val="Heading3"/>
+      </w:pPr>
+      <w:r>
+        <w:rPr>
+          <w:lang w:val="hi_IN" w:bidi="hi_IN"/>
+        </w:rPr>
+        <w:t>इस अध्याय में अन्य सम्भावित अनुवाद सम्बन्धी कठिनाइयाँ</w:t>
+      </w:r>
+    </w:p>
+    <w:p>
+      <w:pPr>
+        <w:pStyle w:val="Heading4"/>
+      </w:pPr>
+      <w:r>
+        <w:rPr>
+          <w:lang w:val="hi_IN" w:bidi="hi_IN"/>
+        </w:rPr>
+        <w:t>"पुराने समय में इस्राएल में"</w:t>
+      </w:r>
+    </w:p>
+    <w:p>
+      <w:pPr/>
+      <w:r>
+        <w:rPr>
+          <w:lang w:val="hi_IN" w:bidi="hi_IN"/>
+        </w:rPr>
+      </w:r>
+      <w:r>
+        <w:rPr>
+          <w:lang w:val="hi_IN" w:bidi="hi_IN"/>
+        </w:rPr>
+        <w:t>अध्याय चार के वचन सात में लेखक द्वारा की गई एक टिप्पणी है। यह संकेत करता है कि जिन घटनाओं का वर्णन किया गया है और जब उन्हें लिखा किया गया, उनके बीच काफी समय बीत चुका था, और इस समय रीति में परिवर्तन आ चुका था। ध्यान दें कि यह कहानी का हिस्सा नहीं बल्कि कहानी के विषय में एक टिप्पणी है।"</w:t>
+      </w:r>
+      <w:r>
+        <w:rPr>
+          <w:lang w:val="hi_IN" w:bidi="hi_IN"/>
+        </w:rPr>
+      </w:r>
+      <w:r>
+        <w:rPr>
+          <w:lang w:val="hi_IN" w:bidi="hi_IN"/>
+        </w:rPr>
+      </w:r>
+    </w:p>
+    <w:p>
+      <w:pPr/>
+      <w:r>
+        <w:rPr>
+          <w:lang w:val="hi_IN" w:bidi="hi_IN"/>
+        </w:rPr>
+      </w:r>
+    </w:p>
+    <w:p>
+      <w:pPr>
+        <w:pStyle w:val="Heading2"/>
+      </w:pPr>
+      <w:r>
+        <w:rPr>
+          <w:lang w:val="hi_IN" w:bidi="hi_IN"/>
+        </w:rPr>
         <w:t>रूत 4:1 (#1)</w:t>
       </w:r>
       <w:r>
@@ -28765,595 +29354,6 @@
           <w:lang w:val="hi_IN" w:bidi="hi_IN"/>
         </w:rPr>
         <w:t>अनुमानित ज्ञान और निहित जानकारी</w:t>
-      </w:r>
-      <w:r>
-        <w:rPr>
-          <w:lang w:val="hi_IN" w:bidi="hi_IN"/>
-        </w:rPr>
-      </w:r>
-      <w:r>
-        <w:rPr>
-          <w:lang w:val="hi_IN" w:bidi="hi_IN"/>
-        </w:rPr>
-      </w:r>
-    </w:p>
-    <w:p>
-      <w:pPr/>
-      <w:r>
-        <w:rPr>
-          <w:lang w:val="hi_IN" w:bidi="hi_IN"/>
-        </w:rPr>
-      </w:r>
-    </w:p>
-    <w:p>
-      <w:pPr>
-        <w:pStyle w:val="Heading2"/>
-      </w:pPr>
-      <w:r>
-        <w:rPr>
-          <w:lang w:val="hi_IN" w:bidi="hi_IN"/>
-        </w:rPr>
-        <w:t>रूत - अध्याय 1 परिचय</w:t>
-      </w:r>
-      <w:r>
-        <w:rPr>
-          <w:lang w:val="hi_IN" w:bidi="hi_IN"/>
-        </w:rPr>
-      </w:r>
-    </w:p>
-    <w:p>
-      <w:pPr>
-        <w:pStyle w:val="Heading3"/>
-      </w:pPr>
-      <w:r>
-        <w:rPr>
-          <w:lang w:val="hi_IN" w:bidi="hi_IN"/>
-        </w:rPr>
-        <w:t>संरचना और रूपरेखा</w:t>
-      </w:r>
-    </w:p>
-    <w:p>
-      <w:pPr>
-        <w:pStyle w:val="Heading4"/>
-      </w:pPr>
-      <w:r>
-        <w:rPr>
-          <w:b/>
-          <w:lang w:val="hi_IN" w:bidi="hi_IN"/>
-        </w:rPr>
-        <w:t>यह उन दिनों की बात है जब न्यायियों का शासन था।</w:t>
-      </w:r>
-    </w:p>
-    <w:p>
-      <w:pPr/>
-      <w:r>
-        <w:rPr>
-          <w:lang w:val="hi_IN" w:bidi="hi_IN"/>
-        </w:rPr>
-      </w:r>
-      <w:r>
-        <w:rPr>
-          <w:lang w:val="hi_IN" w:bidi="hi_IN"/>
-        </w:rPr>
-        <w:t>इस पुस्तक की घटनाएँ न्यायियों के समय की हैं। यह पुस्तक न्यायियों की पुस्तक के साथ समकालीन है। पुस्तक के ऐतिहासिक सन्दर्भ को समझने के लिये, अनुवादक न्यायियों की पुस्तक का अवलोकन कर सकते हैं।</w:t>
-      </w:r>
-    </w:p>
-    <w:p>
-      <w:pPr>
-        <w:pStyle w:val="Heading3"/>
-      </w:pPr>
-      <w:r>
-        <w:rPr>
-          <w:lang w:val="hi_IN" w:bidi="hi_IN"/>
-        </w:rPr>
-        <w:t>इस अध्याय की विशेष अवधारणाएँ</w:t>
-      </w:r>
-    </w:p>
-    <w:p>
-      <w:pPr>
-        <w:pStyle w:val="Heading4"/>
-      </w:pPr>
-      <w:r>
-        <w:rPr>
-          <w:lang w:val="hi_IN" w:bidi="hi_IN"/>
-        </w:rPr>
-        <w:t>पति या पुत्रों के बिना स्त्रियाँ</w:t>
-      </w:r>
-    </w:p>
-    <w:p>
-      <w:pPr/>
-      <w:r>
-        <w:rPr>
-          <w:lang w:val="hi_IN" w:bidi="hi_IN"/>
-        </w:rPr>
-      </w:r>
-      <w:r>
-        <w:rPr>
-          <w:lang w:val="hi_IN" w:bidi="hi_IN"/>
-        </w:rPr>
-        <w:t>प्राचीन पश्चिमी एशिया में, यदि किसी स्त्री के पास पति या पुत्र नहीं होते थे, तो उसे भयानक परिस्थिति में माना जाता था। वह अपनी आवश्यकताओं की पूर्ति स्वयं नहीं कर सकती थी। यही कारण है कि नाओमी ने अपनी बहुओं से पुनर्विवाह करने को कहा।</w:t>
-      </w:r>
-    </w:p>
-    <w:p>
-      <w:pPr>
-        <w:pStyle w:val="Heading3"/>
-      </w:pPr>
-      <w:r>
-        <w:rPr>
-          <w:lang w:val="hi_IN" w:bidi="hi_IN"/>
-        </w:rPr>
-        <w:t>इस अध्याय में अन्य सम्भावित अनुवाद सम्बन्धी कठिनाइयाँ</w:t>
-      </w:r>
-    </w:p>
-    <w:p>
-      <w:pPr>
-        <w:pStyle w:val="Heading4"/>
-      </w:pPr>
-      <w:r>
-        <w:rPr>
-          <w:lang w:val="hi_IN" w:bidi="hi_IN"/>
-        </w:rPr>
-        <w:t>विरोध</w:t>
-      </w:r>
-    </w:p>
-    <w:p>
-      <w:pPr/>
-      <w:r>
-        <w:rPr>
-          <w:lang w:val="hi_IN" w:bidi="hi_IN"/>
-        </w:rPr>
-      </w:r>
-      <w:r>
-        <w:rPr>
-          <w:lang w:val="hi_IN" w:bidi="hi_IN"/>
-        </w:rPr>
-        <w:t xml:space="preserve">मोआब की रूत के कार्य यहूदी नाओमी के कार्यों के विपरीत दिखाए गए हैं। रूत नाओमी के परमेश्वर में बड़ा विश्वास दिखाती हैं, जबकि नाओमी यहोवा पर भरोसा नहीं करतीं। (देखें: </w:t>
-      </w:r>
-      <w:r>
-        <w:rPr>
-          <w:lang w:val="hi_IN" w:bidi="hi_IN"/>
-        </w:rPr>
-        <w:t>विश्वास</w:t>
-      </w:r>
-      <w:r>
-        <w:rPr>
-          <w:lang w:val="hi_IN" w:bidi="hi_IN"/>
-        </w:rPr>
-        <w:t xml:space="preserve"> और </w:t>
-      </w:r>
-      <w:r>
-        <w:rPr>
-          <w:lang w:val="hi_IN" w:bidi="hi_IN"/>
-        </w:rPr>
-        <w:t>भरोसा</w:t>
-      </w:r>
-      <w:r>
-        <w:rPr>
-          <w:lang w:val="hi_IN" w:bidi="hi_IN"/>
-        </w:rPr>
-        <w:t>)</w:t>
-      </w:r>
-      <w:r>
-        <w:rPr>
-          <w:lang w:val="hi_IN" w:bidi="hi_IN"/>
-        </w:rPr>
-      </w:r>
-      <w:r>
-        <w:rPr>
-          <w:lang w:val="hi_IN" w:bidi="hi_IN"/>
-        </w:rPr>
-      </w:r>
-    </w:p>
-    <w:p>
-      <w:pPr/>
-      <w:r>
-        <w:rPr>
-          <w:lang w:val="hi_IN" w:bidi="hi_IN"/>
-        </w:rPr>
-      </w:r>
-    </w:p>
-    <w:p>
-      <w:pPr>
-        <w:pStyle w:val="Heading2"/>
-      </w:pPr>
-      <w:r>
-        <w:rPr>
-          <w:lang w:val="hi_IN" w:bidi="hi_IN"/>
-        </w:rPr>
-        <w:t>रूत - अध्याय 2 परिचय</w:t>
-      </w:r>
-      <w:r>
-        <w:rPr>
-          <w:lang w:val="hi_IN" w:bidi="hi_IN"/>
-        </w:rPr>
-      </w:r>
-    </w:p>
-    <w:p>
-      <w:pPr/>
-      <w:r>
-        <w:rPr>
-          <w:lang w:val="hi_IN" w:bidi="hi_IN"/>
-        </w:rPr>
-      </w:r>
-      <w:r>
-        <w:rPr>
-          <w:lang w:val="hi_IN" w:bidi="hi_IN"/>
-        </w:rPr>
-        <w:t xml:space="preserve">"# रूत 2 सामान्य टिप्पणियाँ </w:t>
-      </w:r>
-    </w:p>
-    <w:p>
-      <w:pPr>
-        <w:pStyle w:val="Heading3"/>
-      </w:pPr>
-      <w:r>
-        <w:rPr>
-          <w:lang w:val="hi_IN" w:bidi="hi_IN"/>
-        </w:rPr>
-        <w:t>इस अध्याय में सम्भावित अनुवाद सम्बन्धी कठिनाइयाँ</w:t>
-      </w:r>
-    </w:p>
-    <w:p>
-      <w:pPr>
-        <w:pStyle w:val="Heading4"/>
-      </w:pPr>
-      <w:r>
-        <w:rPr>
-          <w:lang w:val="hi_IN" w:bidi="hi_IN"/>
-        </w:rPr>
-        <w:t>“एक बड़ा धनी” (2:1)</w:t>
-      </w:r>
-    </w:p>
-    <w:p>
-      <w:pPr/>
-      <w:r>
-        <w:rPr>
-          <w:lang w:val="hi_IN" w:bidi="hi_IN"/>
-        </w:rPr>
-      </w:r>
-      <w:r>
-        <w:rPr>
-          <w:lang w:val="hi_IN" w:bidi="hi_IN"/>
-        </w:rPr>
-        <w:t>यह वाक्यांश बोअज को अच्छे गुणों वाला बताता है, परन्तु यह वर्णन बहुत ही सामान्य रूप में किया गया है। यह वाक्यांश ऐसे पुरुष के लिये प्रयुक्त हो सकता है जो शारीरिक रूप से बलवान और सक्षम हो, धनवान हो, या फिर जो भला और भक्ति से युक्त चरित्र रखता हो या ये सब बातें उसमें एक साथ पाई जाती हों। इस कहानी के सन्दर्भ से हम देखते हैं कि बोअज के पास भूमि है, उनके दास उनका आदर करते हैं, और वह ऐसा जीवन जीते हैं, जहाँ परमेश्वर का आदर होता है, इसलिए ऐसा लगता है कि यह वाक्यांश उनके धन और चरित्र का वर्णन कर रहा है। सोचें कि आप अपनी भाषा में ऐसे व्यक्ति का वर्णन कैसे करेंगे।</w:t>
-      </w:r>
-    </w:p>
-    <w:p>
-      <w:pPr>
-        <w:pStyle w:val="Heading4"/>
-      </w:pPr>
-      <w:r>
-        <w:rPr>
-          <w:lang w:val="hi_IN" w:bidi="hi_IN"/>
-        </w:rPr>
-        <w:t>"किसी दूसरे के खेत में बीनने न जाना" (2:8)</w:t>
-      </w:r>
-    </w:p>
-    <w:p>
-      <w:pPr/>
-      <w:r>
-        <w:rPr>
-          <w:lang w:val="hi_IN" w:bidi="hi_IN"/>
-        </w:rPr>
-      </w:r>
-      <w:r>
-        <w:rPr>
-          <w:lang w:val="hi_IN" w:bidi="hi_IN"/>
-        </w:rPr>
-        <w:t xml:space="preserve">बोअज ने ऐसा इसलिए कहा क्योंकि वह रूत की सुरक्षा की जिम्मेदारी किसी और के खेत में नहीं दे सकता था। ऐसा लगता है कि हर कोई बोअज की तरह अनुग्रहकारी और मूसा के व्यवस्था के प्रति आज्ञाकारी नहीं था। (देखें: </w:t>
-      </w:r>
-      <w:r>
-        <w:rPr>
-          <w:lang w:val="hi_IN" w:bidi="hi_IN"/>
-        </w:rPr>
-        <w:t>अनुग्रह</w:t>
-      </w:r>
-      <w:r>
-        <w:rPr>
-          <w:lang w:val="hi_IN" w:bidi="hi_IN"/>
-        </w:rPr>
-        <w:t xml:space="preserve"> और</w:t>
-      </w:r>
-      <w:r>
-        <w:rPr>
-          <w:lang w:val="hi_IN" w:bidi="hi_IN"/>
-        </w:rPr>
-        <w:t xml:space="preserve"> मूसा की व्यवस्था</w:t>
-      </w:r>
-      <w:r>
-        <w:rPr>
-          <w:lang w:val="hi_IN" w:bidi="hi_IN"/>
-        </w:rPr>
-        <w:t>)</w:t>
-      </w:r>
-    </w:p>
-    <w:p>
-      <w:pPr>
-        <w:pStyle w:val="Heading4"/>
-      </w:pPr>
-      <w:r>
-        <w:rPr>
-          <w:lang w:val="hi_IN" w:bidi="hi_IN"/>
-        </w:rPr>
-        <w:t>“छुड़ानेवाला कुटुम्बी” (2:20)</w:t>
-      </w:r>
-    </w:p>
-    <w:p>
-      <w:pPr/>
-      <w:r>
-        <w:rPr>
-          <w:lang w:val="hi_IN" w:bidi="hi_IN"/>
-        </w:rPr>
-      </w:r>
-      <w:r>
-        <w:rPr>
-          <w:lang w:val="hi_IN" w:bidi="hi_IN"/>
-        </w:rPr>
-        <w:t>एक "छुड़ानेवाला कुटुम्बी" वह पुरुष कुटुम्बी होता था जो अपने कुल के किसी भी निकट सदस्य की जरूरतों को पूरा करने, देवर विवाह की जिम्मेदारियों को निभाने और परिवार से बाहर बेची गई भूमि को परिवार में वापस मोल लेने के लिये उत्तरदायी होता था। अधिक जानकारी के लिये पुस्तक की प्रस्तावना देखें।"</w:t>
-      </w:r>
-      <w:r>
-        <w:rPr>
-          <w:lang w:val="hi_IN" w:bidi="hi_IN"/>
-        </w:rPr>
-      </w:r>
-      <w:r>
-        <w:rPr>
-          <w:lang w:val="hi_IN" w:bidi="hi_IN"/>
-        </w:rPr>
-      </w:r>
-    </w:p>
-    <w:p>
-      <w:pPr/>
-      <w:r>
-        <w:rPr>
-          <w:lang w:val="hi_IN" w:bidi="hi_IN"/>
-        </w:rPr>
-      </w:r>
-    </w:p>
-    <w:p>
-      <w:pPr>
-        <w:pStyle w:val="Heading2"/>
-      </w:pPr>
-      <w:r>
-        <w:rPr>
-          <w:lang w:val="hi_IN" w:bidi="hi_IN"/>
-        </w:rPr>
-        <w:t>रूत - अध्याय 3 परिचय</w:t>
-      </w:r>
-      <w:r>
-        <w:rPr>
-          <w:lang w:val="hi_IN" w:bidi="hi_IN"/>
-        </w:rPr>
-      </w:r>
-    </w:p>
-    <w:p>
-      <w:pPr>
-        <w:pStyle w:val="Heading3"/>
-      </w:pPr>
-      <w:r>
-        <w:rPr>
-          <w:lang w:val="hi_IN" w:bidi="hi_IN"/>
-        </w:rPr>
-        <w:t>इस अध्याय की विशेष अवधारणाएँ</w:t>
-      </w:r>
-    </w:p>
-    <w:p>
-      <w:pPr>
-        <w:pStyle w:val="Heading4"/>
-      </w:pPr>
-      <w:r>
-        <w:rPr>
-          <w:lang w:val="hi_IN" w:bidi="hi_IN"/>
-        </w:rPr>
-        <w:t xml:space="preserve">बोअज की खराई </w:t>
-      </w:r>
-    </w:p>
-    <w:p>
-      <w:pPr/>
-      <w:r>
-        <w:rPr>
-          <w:lang w:val="hi_IN" w:bidi="hi_IN"/>
-        </w:rPr>
-      </w:r>
-      <w:r>
-        <w:rPr>
-          <w:lang w:val="hi_IN" w:bidi="hi_IN"/>
-        </w:rPr>
-        <w:t>इस अध्याय में बोअज ने बड़ी खराई दिखाई, क्योंकि उन्होंने विवाह से पहले रूत से शारीरिक सम्बन्ध नहीं बनाए। वह रूत की अच्छी प्रतिष्ठा को बनाए रखने के लिये भी चिन्तित था। इस अध्याय में बोअज के उत्तम चरित्र को दिखाना एक महत्वपूर्ण बात है।</w:t>
-      </w:r>
-    </w:p>
-    <w:p>
-      <w:pPr>
-        <w:pStyle w:val="Heading3"/>
-      </w:pPr>
-      <w:r>
-        <w:rPr>
-          <w:lang w:val="hi_IN" w:bidi="hi_IN"/>
-        </w:rPr>
-        <w:t>इस अध्याय में अन्य सम्भावित अनुवाद सम्बन्धी कठिनाइयाँ</w:t>
-      </w:r>
-    </w:p>
-    <w:p>
-      <w:pPr>
-        <w:pStyle w:val="Heading4"/>
-      </w:pPr>
-      <w:r>
-        <w:rPr>
-          <w:b/>
-          <w:lang w:val="hi_IN" w:bidi="hi_IN"/>
-        </w:rPr>
-        <w:t>की तेरा भला हो</w:t>
-      </w:r>
-    </w:p>
-    <w:p>
-      <w:pPr/>
-      <w:r>
-        <w:rPr>
-          <w:lang w:val="hi_IN" w:bidi="hi_IN"/>
-        </w:rPr>
-      </w:r>
-      <w:r>
-        <w:rPr>
-          <w:lang w:val="hi_IN" w:bidi="hi_IN"/>
-        </w:rPr>
-        <w:t xml:space="preserve">नओमी चाहती थी कि रूत को एक सुरक्षित घर और एक ऐसा अच्छा पति मिले जो उनकी देखभाल कर सके। वह देख सकती थीं कि बोअज उनके लिये सबसे उत्तम पति होगा। उन्होंने यह भी सोचा कि बोअज, एक छुड़ानेवाला कुटुम्बी के रूप में, उन पर रूत से विवाह करने का दायित्व था। यह सच हो सकता था क्योंकि, भले ही रूत जन्म से अन्यजाति थीं, वह नाओमी के परिवार और इस्राएल के देश का हिस्सा बन गई थीं। (देखें: </w:t>
-      </w:r>
-      <w:r>
-        <w:rPr>
-          <w:lang w:val="hi_IN" w:bidi="hi_IN"/>
-        </w:rPr>
-        <w:t>अनुमानित ज्ञान और अंतर्निहित जानकारी</w:t>
-      </w:r>
-      <w:r>
-        <w:rPr>
-          <w:lang w:val="hi_IN" w:bidi="hi_IN"/>
-        </w:rPr>
-        <w:t>)</w:t>
-      </w:r>
-      <w:r>
-        <w:rPr>
-          <w:lang w:val="hi_IN" w:bidi="hi_IN"/>
-        </w:rPr>
-      </w:r>
-      <w:r>
-        <w:rPr>
-          <w:lang w:val="hi_IN" w:bidi="hi_IN"/>
-        </w:rPr>
-      </w:r>
-    </w:p>
-    <w:p>
-      <w:pPr/>
-      <w:r>
-        <w:rPr>
-          <w:lang w:val="hi_IN" w:bidi="hi_IN"/>
-        </w:rPr>
-      </w:r>
-    </w:p>
-    <w:p>
-      <w:pPr>
-        <w:pStyle w:val="Heading2"/>
-      </w:pPr>
-      <w:r>
-        <w:rPr>
-          <w:lang w:val="hi_IN" w:bidi="hi_IN"/>
-        </w:rPr>
-        <w:t>रूत - अध्याय 4 परिचय</w:t>
-      </w:r>
-      <w:r>
-        <w:rPr>
-          <w:lang w:val="hi_IN" w:bidi="hi_IN"/>
-        </w:rPr>
-      </w:r>
-    </w:p>
-    <w:p>
-      <w:pPr/>
-      <w:r>
-        <w:rPr>
-          <w:lang w:val="hi_IN" w:bidi="hi_IN"/>
-        </w:rPr>
-      </w:r>
-      <w:r>
-        <w:rPr>
-          <w:lang w:val="hi_IN" w:bidi="hi_IN"/>
-        </w:rPr>
-        <w:t xml:space="preserve">"# रूत 4 के सामान्य टिप्पणियाँ </w:t>
-      </w:r>
-    </w:p>
-    <w:p>
-      <w:pPr>
-        <w:pStyle w:val="Heading3"/>
-      </w:pPr>
-      <w:r>
-        <w:rPr>
-          <w:lang w:val="hi_IN" w:bidi="hi_IN"/>
-        </w:rPr>
-        <w:t>इस अध्याय की प्रमुख अवधारणाएँ</w:t>
-      </w:r>
-    </w:p>
-    <w:p>
-      <w:pPr>
-        <w:pStyle w:val="Heading4"/>
-      </w:pPr>
-      <w:r>
-        <w:rPr>
-          <w:lang w:val="hi_IN" w:bidi="hi_IN"/>
-        </w:rPr>
-        <w:t>राजा दाऊद</w:t>
-      </w:r>
-    </w:p>
-    <w:p>
-      <w:pPr/>
-      <w:r>
-        <w:rPr>
-          <w:lang w:val="hi_IN" w:bidi="hi_IN"/>
-        </w:rPr>
-      </w:r>
-      <w:r>
-        <w:rPr>
-          <w:lang w:val="hi_IN" w:bidi="hi_IN"/>
-        </w:rPr>
-        <w:t>यद्यपि रूत एक मोआबी स्त्री थी, फिर भी वह दाऊद की पूर्वज बनी। दाऊद इस्राएल के सबसे महान राजा थे। यह आश्चर्य की बात हो सकती है कि एक अन्यजाति इतनी महत्वपूर्ण वंशावली का भाग बन गई, परन्तु यह हमें स्मरण दिलाता है कि परमेश्वर सब लोगों से प्रेम करते हैं। रूत को यहोवा पर बड़ा विश्वास था। यह हमें दिखाता है कि परमेश्वर उन सबको स्वीकार करते हैं जो उन पर विश्वास करते हैं।</w:t>
-      </w:r>
-    </w:p>
-    <w:p>
-      <w:pPr>
-        <w:pStyle w:val="Heading4"/>
-      </w:pPr>
-      <w:r>
-        <w:rPr>
-          <w:lang w:val="hi_IN" w:bidi="hi_IN"/>
-        </w:rPr>
-        <w:t>"तब उसे रूत मोआबिन "-"मोल लेना पड़ेगा"</w:t>
-      </w:r>
-    </w:p>
-    <w:p>
-      <w:pPr/>
-      <w:r>
-        <w:rPr>
-          <w:lang w:val="hi_IN" w:bidi="hi_IN"/>
-        </w:rPr>
-      </w:r>
-      <w:r>
-        <w:rPr>
-          <w:lang w:val="hi_IN" w:bidi="hi_IN"/>
-        </w:rPr>
-        <w:t>परिवार की भूमि के अधिकार के साथ यह उत्तरदायित्व भी जुड़ा था कि उस परिवार की विधवाओं की देखभाल की जाए। इसलिए, जो कुटुम्बी नाओमी की भूमि उपयोग करना चाहता था, उसे यह उत्तरदायित्व भी लेना था कि वह रूत को एक पुत्र प्राप्त करने में सहायता करे जो परिवार के नाम और भाग को आगे बढ़ाए और उसकी आवश्यकताओं की पूर्ति करे।</w:t>
-      </w:r>
-    </w:p>
-    <w:p>
-      <w:pPr>
-        <w:pStyle w:val="Heading3"/>
-      </w:pPr>
-      <w:r>
-        <w:rPr>
-          <w:lang w:val="hi_IN" w:bidi="hi_IN"/>
-        </w:rPr>
-        <w:t>इस अध्याय में अन्य सम्भावित अनुवाद सम्बन्धी कठिनाइयाँ</w:t>
-      </w:r>
-    </w:p>
-    <w:p>
-      <w:pPr>
-        <w:pStyle w:val="Heading4"/>
-      </w:pPr>
-      <w:r>
-        <w:rPr>
-          <w:lang w:val="hi_IN" w:bidi="hi_IN"/>
-        </w:rPr>
-        <w:t>"पुराने समय में इस्राएल में"</w:t>
-      </w:r>
-    </w:p>
-    <w:p>
-      <w:pPr/>
-      <w:r>
-        <w:rPr>
-          <w:lang w:val="hi_IN" w:bidi="hi_IN"/>
-        </w:rPr>
-      </w:r>
-      <w:r>
-        <w:rPr>
-          <w:lang w:val="hi_IN" w:bidi="hi_IN"/>
-        </w:rPr>
-        <w:t>अध्याय चार के वचन सात में लेखक द्वारा की गई एक टिप्पणी है। यह संकेत करता है कि जिन घटनाओं का वर्णन किया गया है और जब उन्हें लिखा किया गया, उनके बीच काफी समय बीत चुका था, और इस समय रीति में परिवर्तन आ चुका था। ध्यान दें कि यह कहानी का हिस्सा नहीं बल्कि कहानी के विषय में एक टिप्पणी है।"</w:t>
       </w:r>
       <w:r>
         <w:rPr>

--- a/hin/docx/08.content.docx
+++ b/hin/docx/08.content.docx
@@ -1409,6 +1409,20 @@
       </w:r>
       <w:r>
         <w:rPr>
+          <w:lang w:val="hi_IN" w:bidi="hi_IN"/>
+        </w:rPr>
+        <w:t>וַ⁠תִּשָּׁאֵ֥ר הִ֖יא וּ⁠שְׁנֵ֥י בָנֶֽי⁠הָ</w:t>
+      </w:r>
+    </w:p>
+    <w:p>
+      <w:pPr/>
+      <w:r>
+        <w:rPr>
+          <w:lang w:val="hi_IN" w:bidi="hi_IN"/>
+        </w:rPr>
+      </w:r>
+      <w:r>
+        <w:rPr>
           <w:b/>
           <w:lang w:val="hi_IN" w:bidi="hi_IN"/>
         </w:rPr>
@@ -1473,6 +1487,20 @@
       </w:r>
       <w:r>
         <w:rPr>
+          <w:lang w:val="hi_IN" w:bidi="hi_IN"/>
+        </w:rPr>
+        <w:t>וַ⁠יִּשְׂא֣וּ לָ⁠הֶ֗ם נָשִׁים֙</w:t>
+      </w:r>
+    </w:p>
+    <w:p>
+      <w:pPr/>
+      <w:r>
+        <w:rPr>
+          <w:lang w:val="hi_IN" w:bidi="hi_IN"/>
+        </w:rPr>
+      </w:r>
+      <w:r>
+        <w:rPr>
           <w:b/>
           <w:lang w:val="hi_IN" w:bidi="hi_IN"/>
         </w:rPr>
@@ -1563,6 +1591,20 @@
       </w:r>
       <w:r>
         <w:rPr>
+          <w:lang w:val="hi_IN" w:bidi="hi_IN"/>
+        </w:rPr>
+        <w:t>שֵׁ֤ם הָֽ⁠אַחַת֙ עָרְפָּ֔ה וְ⁠שֵׁ֥ם הַ⁠שֵּׁנִ֖ית ר֑וּת</w:t>
+      </w:r>
+    </w:p>
+    <w:p>
+      <w:pPr/>
+      <w:r>
+        <w:rPr>
+          <w:lang w:val="hi_IN" w:bidi="hi_IN"/>
+        </w:rPr>
+      </w:r>
+      <w:r>
+        <w:rPr>
           <w:b/>
           <w:lang w:val="hi_IN" w:bidi="hi_IN"/>
         </w:rPr>
@@ -1627,6 +1669,20 @@
       </w:r>
       <w:r>
         <w:rPr>
+          <w:lang w:val="hi_IN" w:bidi="hi_IN"/>
+        </w:rPr>
+        <w:t>וַ⁠תִּשָּׁאֵר֙ הָֽ⁠אִשָּׁ֔ה מִ⁠שְּׁנֵ֥י יְלָדֶ֖י⁠הָ וּ⁠מֵ⁠אִישָֽׁ⁠הּ</w:t>
+      </w:r>
+    </w:p>
+    <w:p>
+      <w:pPr/>
+      <w:r>
+        <w:rPr>
+          <w:lang w:val="hi_IN" w:bidi="hi_IN"/>
+        </w:rPr>
+      </w:r>
+      <w:r>
+        <w:rPr>
           <w:b/>
           <w:lang w:val="hi_IN" w:bidi="hi_IN"/>
         </w:rPr>
@@ -1690,6 +1746,20 @@
       </w:r>
       <w:r>
         <w:rPr>
+          <w:lang w:val="hi_IN" w:bidi="hi_IN"/>
+        </w:rPr>
+        <w:t>וַ⁠תָּ֤קָם הִיא֙ וְ⁠כַלֹּתֶ֔י⁠הָ וַ⁠תָּ֖שָׁב</w:t>
+      </w:r>
+    </w:p>
+    <w:p>
+      <w:pPr/>
+      <w:r>
+        <w:rPr>
+          <w:lang w:val="hi_IN" w:bidi="hi_IN"/>
+        </w:rPr>
+      </w:r>
+      <w:r>
+        <w:rPr>
           <w:b/>
           <w:lang w:val="hi_IN" w:bidi="hi_IN"/>
         </w:rPr>
@@ -1916,6 +1986,20 @@
       </w:r>
       <w:r>
         <w:rPr>
+          <w:lang w:val="hi_IN" w:bidi="hi_IN"/>
+        </w:rPr>
+        <w:t>וְ⁠כַלֹּתֶ֔י⁠הָ</w:t>
+      </w:r>
+    </w:p>
+    <w:p>
+      <w:pPr/>
+      <w:r>
+        <w:rPr>
+          <w:lang w:val="hi_IN" w:bidi="hi_IN"/>
+        </w:rPr>
+      </w:r>
+      <w:r>
+        <w:rPr>
           <w:b/>
           <w:lang w:val="hi_IN" w:bidi="hi_IN"/>
         </w:rPr>
@@ -1979,6 +2063,20 @@
       </w:r>
       <w:r>
         <w:rPr>
+          <w:lang w:val="hi_IN" w:bidi="hi_IN"/>
+        </w:rPr>
+        <w:t>כִּ֤י שָֽׁמְעָה֙ בִּ⁠שְׂדֵ֣ה מוֹאָ֔ב כִּֽי־פָקַ֤ד יְהוָה֙ אֶת־עַמּ֔⁠וֹ לָ⁠תֵ֥ת לָ⁠הֶ֖ם לָֽחֶם</w:t>
+      </w:r>
+    </w:p>
+    <w:p>
+      <w:pPr/>
+      <w:r>
+        <w:rPr>
+          <w:lang w:val="hi_IN" w:bidi="hi_IN"/>
+        </w:rPr>
+      </w:r>
+      <w:r>
+        <w:rPr>
           <w:b/>
           <w:lang w:val="hi_IN" w:bidi="hi_IN"/>
         </w:rPr>
@@ -2062,6 +2160,20 @@
       </w:r>
       <w:r>
         <w:rPr>
+          <w:lang w:val="hi_IN" w:bidi="hi_IN"/>
+        </w:rPr>
+        <w:t>שָֽׁמְעָה֙ בִּ⁠שְׂדֵ֣ה מוֹאָ֔ב</w:t>
+      </w:r>
+    </w:p>
+    <w:p>
+      <w:pPr/>
+      <w:r>
+        <w:rPr>
+          <w:lang w:val="hi_IN" w:bidi="hi_IN"/>
+        </w:rPr>
+      </w:r>
+      <w:r>
+        <w:rPr>
           <w:b/>
           <w:lang w:val="hi_IN" w:bidi="hi_IN"/>
         </w:rPr>
@@ -2371,6 +2483,20 @@
       </w:r>
       <w:r>
         <w:rPr>
+          <w:lang w:val="hi_IN" w:bidi="hi_IN"/>
+        </w:rPr>
+        <w:t>וַ⁠תֵּלַ֣כְנָה בַ⁠דֶּ֔רֶךְ</w:t>
+      </w:r>
+    </w:p>
+    <w:p>
+      <w:pPr/>
+      <w:r>
+        <w:rPr>
+          <w:lang w:val="hi_IN" w:bidi="hi_IN"/>
+        </w:rPr>
+      </w:r>
+      <w:r>
+        <w:rPr>
           <w:b/>
           <w:lang w:val="hi_IN" w:bidi="hi_IN"/>
         </w:rPr>
@@ -2461,6 +2587,20 @@
       </w:r>
       <w:r>
         <w:rPr>
+          <w:lang w:val="hi_IN" w:bidi="hi_IN"/>
+        </w:rPr>
+        <w:t>לִ⁠שְׁתֵּ֣י כַלֹּתֶ֔י⁠הָ</w:t>
+      </w:r>
+    </w:p>
+    <w:p>
+      <w:pPr/>
+      <w:r>
+        <w:rPr>
+          <w:lang w:val="hi_IN" w:bidi="hi_IN"/>
+        </w:rPr>
+      </w:r>
+      <w:r>
+        <w:rPr>
           <w:b/>
           <w:lang w:val="hi_IN" w:bidi="hi_IN"/>
         </w:rPr>
@@ -2538,6 +2678,20 @@
       </w:r>
       <w:r>
         <w:rPr>
+          <w:lang w:val="hi_IN" w:bidi="hi_IN"/>
+        </w:rPr>
+        <w:t>לֵ֣כְנָה שֹּׁ֔בְנָה אִשָּׁ֖ה</w:t>
+      </w:r>
+    </w:p>
+    <w:p>
+      <w:pPr/>
+      <w:r>
+        <w:rPr>
+          <w:lang w:val="hi_IN" w:bidi="hi_IN"/>
+        </w:rPr>
+      </w:r>
+      <w:r>
+        <w:rPr>
           <w:b/>
           <w:lang w:val="hi_IN" w:bidi="hi_IN"/>
         </w:rPr>
@@ -2634,6 +2788,20 @@
       </w:r>
       <w:r>
         <w:rPr>
+          <w:lang w:val="hi_IN" w:bidi="hi_IN"/>
+        </w:rPr>
+        <w:t>לֵ֣כְנָה שֹּׁ֔בְנָה אִשָּׁ֖ה לְ⁠בֵ֣ית אִמָּ֑⁠הּ</w:t>
+      </w:r>
+    </w:p>
+    <w:p>
+      <w:pPr/>
+      <w:r>
+        <w:rPr>
+          <w:lang w:val="hi_IN" w:bidi="hi_IN"/>
+        </w:rPr>
+      </w:r>
+      <w:r>
+        <w:rPr>
           <w:b/>
           <w:lang w:val="hi_IN" w:bidi="hi_IN"/>
         </w:rPr>
@@ -2697,6 +2865,20 @@
       </w:r>
       <w:r>
         <w:rPr>
+          <w:lang w:val="hi_IN" w:bidi="hi_IN"/>
+        </w:rPr>
+        <w:t>לְ⁠בֵ֣ית אִמָּ֑⁠הּ</w:t>
+      </w:r>
+    </w:p>
+    <w:p>
+      <w:pPr/>
+      <w:r>
+        <w:rPr>
+          <w:lang w:val="hi_IN" w:bidi="hi_IN"/>
+        </w:rPr>
+      </w:r>
+      <w:r>
+        <w:rPr>
           <w:b/>
           <w:lang w:val="hi_IN" w:bidi="hi_IN"/>
         </w:rPr>
@@ -2761,6 +2943,20 @@
       </w:r>
       <w:r>
         <w:rPr>
+          <w:lang w:val="hi_IN" w:bidi="hi_IN"/>
+        </w:rPr>
+        <w:t>יעשה יְהוָ֤ה עִמָּ⁠כֶם֙ חֶ֔סֶד כַּ⁠אֲשֶׁ֧ר עֲשִׂיתֶ֛ם עִם־הַ⁠מֵּתִ֖ים וְ⁠עִמָּדִֽ⁠י</w:t>
+      </w:r>
+    </w:p>
+    <w:p>
+      <w:pPr/>
+      <w:r>
+        <w:rPr>
+          <w:lang w:val="hi_IN" w:bidi="hi_IN"/>
+        </w:rPr>
+      </w:r>
+      <w:r>
+        <w:rPr>
           <w:b/>
           <w:lang w:val="hi_IN" w:bidi="hi_IN"/>
         </w:rPr>
@@ -3052,6 +3248,20 @@
       </w:r>
       <w:r>
         <w:rPr>
+          <w:lang w:val="hi_IN" w:bidi="hi_IN"/>
+        </w:rPr>
+        <w:t>יִתֵּ֤ן יְהוָה֙ לָ⁠כֶ֔ם וּ⁠מְצֶ֣אןָ</w:t>
+      </w:r>
+    </w:p>
+    <w:p>
+      <w:pPr/>
+      <w:r>
+        <w:rPr>
+          <w:lang w:val="hi_IN" w:bidi="hi_IN"/>
+        </w:rPr>
+      </w:r>
+      <w:r>
+        <w:rPr>
           <w:b/>
           <w:lang w:val="hi_IN" w:bidi="hi_IN"/>
         </w:rPr>
@@ -3382,6 +3592,20 @@
       </w:r>
       <w:r>
         <w:rPr>
+          <w:lang w:val="hi_IN" w:bidi="hi_IN"/>
+        </w:rPr>
+        <w:t>וַ⁠תִּשֶּׂ֥אנָה קוֹלָ֖⁠ן וַ⁠תִּבְכֶּֽינָה</w:t>
+      </w:r>
+    </w:p>
+    <w:p>
+      <w:pPr/>
+      <w:r>
+        <w:rPr>
+          <w:lang w:val="hi_IN" w:bidi="hi_IN"/>
+        </w:rPr>
+      </w:r>
+      <w:r>
+        <w:rPr>
           <w:b/>
           <w:lang w:val="hi_IN" w:bidi="hi_IN"/>
         </w:rPr>
@@ -3834,6 +4058,20 @@
       </w:r>
       <w:r>
         <w:rPr>
+          <w:lang w:val="hi_IN" w:bidi="hi_IN"/>
+        </w:rPr>
+        <w:t>אִתָּ֥⁠ךְ</w:t>
+      </w:r>
+    </w:p>
+    <w:p>
+      <w:pPr/>
+      <w:r>
+        <w:rPr>
+          <w:lang w:val="hi_IN" w:bidi="hi_IN"/>
+        </w:rPr>
+      </w:r>
+      <w:r>
+        <w:rPr>
           <w:b/>
           <w:lang w:val="hi_IN" w:bidi="hi_IN"/>
         </w:rPr>
@@ -4227,6 +4465,20 @@
       </w:r>
       <w:r>
         <w:rPr>
+          <w:lang w:val="hi_IN" w:bidi="hi_IN"/>
+        </w:rPr>
+        <w:t>הַֽ⁠עֽוֹד־לִ֤⁠י בָנִים֙ בְּֽ⁠מֵעַ֔⁠י וְ⁠הָי֥וּ לָ⁠כֶ֖ם לַ⁠אֲנָשִֽׁים</w:t>
+      </w:r>
+    </w:p>
+    <w:p>
+      <w:pPr/>
+      <w:r>
+        <w:rPr>
+          <w:lang w:val="hi_IN" w:bidi="hi_IN"/>
+        </w:rPr>
+      </w:r>
+      <w:r>
+        <w:rPr>
           <w:b/>
           <w:lang w:val="hi_IN" w:bidi="hi_IN"/>
         </w:rPr>
@@ -4407,6 +4659,20 @@
       </w:r>
       <w:r>
         <w:rPr>
+          <w:lang w:val="hi_IN" w:bidi="hi_IN"/>
+        </w:rPr>
+        <w:t>כִּ֤י אָמַ֨רְתִּי֙ יֶשׁ־לִ֣⁠י תִקְוָ֔ה גַּ֣ם הָיִ֤יתִי הַ⁠לַּ֨יְלָה֙ לְ⁠אִ֔ישׁ וְ⁠גַ֖ם יָלַ֥דְתִּי בָנִֽים</w:t>
+      </w:r>
+    </w:p>
+    <w:p>
+      <w:pPr/>
+      <w:r>
+        <w:rPr>
+          <w:lang w:val="hi_IN" w:bidi="hi_IN"/>
+        </w:rPr>
+      </w:r>
+      <w:r>
+        <w:rPr>
           <w:b/>
           <w:lang w:val="hi_IN" w:bidi="hi_IN"/>
         </w:rPr>
@@ -4490,6 +4756,20 @@
       </w:r>
       <w:r>
         <w:rPr>
+          <w:lang w:val="hi_IN" w:bidi="hi_IN"/>
+        </w:rPr>
+        <w:t>יָלַ֥דְתִּי בָנִֽים</w:t>
+      </w:r>
+    </w:p>
+    <w:p>
+      <w:pPr/>
+      <w:r>
+        <w:rPr>
+          <w:lang w:val="hi_IN" w:bidi="hi_IN"/>
+        </w:rPr>
+      </w:r>
+      <w:r>
+        <w:rPr>
           <w:b/>
           <w:lang w:val="hi_IN" w:bidi="hi_IN"/>
         </w:rPr>
@@ -4567,6 +4847,20 @@
       </w:r>
       <w:r>
         <w:rPr>
+          <w:lang w:val="hi_IN" w:bidi="hi_IN"/>
+        </w:rPr>
+        <w:t>הֲ⁠לָהֵ֣ן ׀ תְּשַׂבֵּ֗רְנָה עַ֚ד אֲשֶׁ֣ר יִגְדָּ֔לוּ הֲ⁠לָהֵן֙ תֵּֽעָגֵ֔נָה לְ⁠בִלְתִּ֖י הֱי֣וֹת לְ⁠אִ֑ישׁ</w:t>
+      </w:r>
+    </w:p>
+    <w:p>
+      <w:pPr/>
+      <w:r>
+        <w:rPr>
+          <w:lang w:val="hi_IN" w:bidi="hi_IN"/>
+        </w:rPr>
+      </w:r>
+      <w:r>
+        <w:rPr>
           <w:b/>
           <w:lang w:val="hi_IN" w:bidi="hi_IN"/>
         </w:rPr>
@@ -4676,6 +4970,20 @@
       </w:r>
       <w:r>
         <w:rPr>
+          <w:lang w:val="hi_IN" w:bidi="hi_IN"/>
+        </w:rPr>
+        <w:t>הֲ⁠לָהֵ֣ן ׀ תְּשַׂבֵּ֗רְנָה עַ֚ד אֲשֶׁ֣ר יִגְדָּ֔לוּ הֲ⁠לָהֵן֙ תֵּֽעָגֵ֔נָה לְ⁠בִלְתִּ֖י הֱי֣וֹת לְ⁠אִ֑ישׁ</w:t>
+      </w:r>
+    </w:p>
+    <w:p>
+      <w:pPr/>
+      <w:r>
+        <w:rPr>
+          <w:lang w:val="hi_IN" w:bidi="hi_IN"/>
+        </w:rPr>
+      </w:r>
+      <w:r>
+        <w:rPr>
           <w:b/>
           <w:lang w:val="hi_IN" w:bidi="hi_IN"/>
         </w:rPr>
@@ -4765,6 +5073,20 @@
       </w:r>
       <w:r>
         <w:rPr>
+          <w:lang w:val="hi_IN" w:bidi="hi_IN"/>
+        </w:rPr>
+        <w:t>מַר־לִ֤⁠י מְאֹד֙</w:t>
+      </w:r>
+    </w:p>
+    <w:p>
+      <w:pPr/>
+      <w:r>
+        <w:rPr>
+          <w:lang w:val="hi_IN" w:bidi="hi_IN"/>
+        </w:rPr>
+      </w:r>
+      <w:r>
+        <w:rPr>
           <w:b/>
           <w:lang w:val="hi_IN" w:bidi="hi_IN"/>
         </w:rPr>
@@ -4997,6 +5319,20 @@
       </w:r>
       <w:r>
         <w:rPr>
+          <w:lang w:val="hi_IN" w:bidi="hi_IN"/>
+        </w:rPr>
+        <w:t>יָצְאָ֥ה בִ֖⁠י יַד־יְהוָֽה</w:t>
+      </w:r>
+    </w:p>
+    <w:p>
+      <w:pPr/>
+      <w:r>
+        <w:rPr>
+          <w:lang w:val="hi_IN" w:bidi="hi_IN"/>
+        </w:rPr>
+      </w:r>
+      <w:r>
+        <w:rPr>
           <w:b/>
           <w:lang w:val="hi_IN" w:bidi="hi_IN"/>
         </w:rPr>
@@ -5992,6 +6328,20 @@
       </w:r>
       <w:r>
         <w:rPr>
+          <w:lang w:val="hi_IN" w:bidi="hi_IN"/>
+        </w:rPr>
+        <w:t>עַמֵּ֣⁠ךְ עַמִּ֔⁠י וֵ⁠אלֹהַ֖יִ⁠ךְ אֱלֹהָֽ⁠י</w:t>
+      </w:r>
+    </w:p>
+    <w:p>
+      <w:pPr/>
+      <w:r>
+        <w:rPr>
+          <w:lang w:val="hi_IN" w:bidi="hi_IN"/>
+        </w:rPr>
+      </w:r>
+      <w:r>
+        <w:rPr>
           <w:b/>
           <w:lang w:val="hi_IN" w:bidi="hi_IN"/>
         </w:rPr>
@@ -6412,6 +6762,20 @@
       </w:r>
       <w:r>
         <w:rPr>
+          <w:lang w:val="hi_IN" w:bidi="hi_IN"/>
+        </w:rPr>
+        <w:t>וַ⁠תֶּחְדַּ֖ל לְ⁠דַבֵּ֥ר אֵלֶֽי⁠הָ</w:t>
+      </w:r>
+    </w:p>
+    <w:p>
+      <w:pPr/>
+      <w:r>
+        <w:rPr>
+          <w:lang w:val="hi_IN" w:bidi="hi_IN"/>
+        </w:rPr>
+      </w:r>
+      <w:r>
+        <w:rPr>
           <w:b/>
           <w:lang w:val="hi_IN" w:bidi="hi_IN"/>
         </w:rPr>
@@ -7329,6 +7693,20 @@
       </w:r>
       <w:r>
         <w:rPr>
+          <w:lang w:val="hi_IN" w:bidi="hi_IN"/>
+        </w:rPr>
+        <w:t>אֲנִי֙ מְלֵאָ֣ה הָלַ֔כְתִּי וְ⁠רֵיקָ֖ם הֱשִׁיבַ֣⁠נִי יְהוָ֑ה</w:t>
+      </w:r>
+    </w:p>
+    <w:p>
+      <w:pPr/>
+      <w:r>
+        <w:rPr>
+          <w:lang w:val="hi_IN" w:bidi="hi_IN"/>
+        </w:rPr>
+      </w:r>
+      <w:r>
+        <w:rPr>
           <w:b/>
           <w:lang w:val="hi_IN" w:bidi="hi_IN"/>
         </w:rPr>
@@ -7515,6 +7893,20 @@
       </w:r>
       <w:r>
         <w:rPr>
+          <w:lang w:val="hi_IN" w:bidi="hi_IN"/>
+        </w:rPr>
+        <w:t>וַֽ⁠יהוָה֙ עָ֣נָה בִ֔⁠י וְ⁠שַׁדַּ֖י הֵ֥רַֽע לִֽ⁠י</w:t>
+      </w:r>
+    </w:p>
+    <w:p>
+      <w:pPr/>
+      <w:r>
+        <w:rPr>
+          <w:lang w:val="hi_IN" w:bidi="hi_IN"/>
+        </w:rPr>
+      </w:r>
+      <w:r>
+        <w:rPr>
           <w:b/>
           <w:lang w:val="hi_IN" w:bidi="hi_IN"/>
         </w:rPr>
@@ -7714,6 +8106,20 @@
       </w:r>
       <w:r>
         <w:rPr>
+          <w:lang w:val="hi_IN" w:bidi="hi_IN"/>
+        </w:rPr>
+        <w:t>הֵ֥רַֽע לִֽ⁠י</w:t>
+      </w:r>
+    </w:p>
+    <w:p>
+      <w:pPr/>
+      <w:r>
+        <w:rPr>
+          <w:lang w:val="hi_IN" w:bidi="hi_IN"/>
+        </w:rPr>
+      </w:r>
+      <w:r>
+        <w:rPr>
           <w:b/>
           <w:lang w:val="hi_IN" w:bidi="hi_IN"/>
         </w:rPr>
@@ -7804,6 +8210,20 @@
       </w:r>
       <w:r>
         <w:rPr>
+          <w:lang w:val="hi_IN" w:bidi="hi_IN"/>
+        </w:rPr>
+        <w:t>וַ⁠תָּ֣שָׁב נָעֳמִ֗י וְ⁠ר֨וּת הַ⁠מּוֹאֲבִיָּ֤ה כַלָּתָ⁠הּ֙ עִמָּ֔⁠הּ הַ⁠שָּׁ֖בָה מִ⁠שְּׂדֵ֣י מוֹאָ֑ב</w:t>
+      </w:r>
+    </w:p>
+    <w:p>
+      <w:pPr/>
+      <w:r>
+        <w:rPr>
+          <w:lang w:val="hi_IN" w:bidi="hi_IN"/>
+        </w:rPr>
+      </w:r>
+      <w:r>
+        <w:rPr>
           <w:b/>
           <w:lang w:val="hi_IN" w:bidi="hi_IN"/>
         </w:rPr>
@@ -7887,6 +8307,20 @@
       </w:r>
       <w:r>
         <w:rPr>
+          <w:lang w:val="hi_IN" w:bidi="hi_IN"/>
+        </w:rPr>
+        <w:t>וְ⁠הֵ֗מָּה בָּ֚אוּ בֵּ֣ית לֶ֔חֶם בִּ⁠תְחִלַּ֖ת קְצִ֥יר שְׂעֹרִֽים</w:t>
+      </w:r>
+    </w:p>
+    <w:p>
+      <w:pPr/>
+      <w:r>
+        <w:rPr>
+          <w:lang w:val="hi_IN" w:bidi="hi_IN"/>
+        </w:rPr>
+      </w:r>
+      <w:r>
+        <w:rPr>
           <w:b/>
           <w:lang w:val="hi_IN" w:bidi="hi_IN"/>
         </w:rPr>
@@ -7970,6 +8404,20 @@
       </w:r>
       <w:r>
         <w:rPr>
+          <w:lang w:val="hi_IN" w:bidi="hi_IN"/>
+        </w:rPr>
+        <w:t>בִּ⁠תְחִלַּ֖ת קְצִ֥יר שְׂעֹרִֽים</w:t>
+      </w:r>
+    </w:p>
+    <w:p>
+      <w:pPr/>
+      <w:r>
+        <w:rPr>
+          <w:lang w:val="hi_IN" w:bidi="hi_IN"/>
+        </w:rPr>
+      </w:r>
+      <w:r>
+        <w:rPr>
           <w:b/>
           <w:lang w:val="hi_IN" w:bidi="hi_IN"/>
         </w:rPr>
@@ -8237,6 +8685,20 @@
       </w:r>
       <w:r>
         <w:rPr>
+          <w:lang w:val="hi_IN" w:bidi="hi_IN"/>
+        </w:rPr>
+        <w:t>וּֽ⁠לְ⁠נָעֳמִ֞י מוֹדַ֣ע לְ⁠אִישָׁ֗⁠הּ</w:t>
+      </w:r>
+    </w:p>
+    <w:p>
+      <w:pPr/>
+      <w:r>
+        <w:rPr>
+          <w:lang w:val="hi_IN" w:bidi="hi_IN"/>
+        </w:rPr>
+      </w:r>
+      <w:r>
+        <w:rPr>
           <w:b/>
           <w:lang w:val="hi_IN" w:bidi="hi_IN"/>
         </w:rPr>
@@ -8320,6 +8782,20 @@
       </w:r>
       <w:r>
         <w:rPr>
+          <w:lang w:val="hi_IN" w:bidi="hi_IN"/>
+        </w:rPr>
+        <w:t>וּֽ⁠לְ⁠נָעֳמִ֞י מוֹדַ֣ע לְ⁠אִישָׁ֗⁠הּ</w:t>
+      </w:r>
+    </w:p>
+    <w:p>
+      <w:pPr/>
+      <w:r>
+        <w:rPr>
+          <w:lang w:val="hi_IN" w:bidi="hi_IN"/>
+        </w:rPr>
+      </w:r>
+      <w:r>
+        <w:rPr>
           <w:b/>
           <w:lang w:val="hi_IN" w:bidi="hi_IN"/>
         </w:rPr>
@@ -8667,6 +9143,20 @@
       </w:r>
       <w:r>
         <w:rPr>
+          <w:lang w:val="hi_IN" w:bidi="hi_IN"/>
+        </w:rPr>
+        <w:t>הַ⁠מּוֹאֲבִיָּ֜ה</w:t>
+      </w:r>
+    </w:p>
+    <w:p>
+      <w:pPr/>
+      <w:r>
+        <w:rPr>
+          <w:lang w:val="hi_IN" w:bidi="hi_IN"/>
+        </w:rPr>
+      </w:r>
+      <w:r>
+        <w:rPr>
           <w:b/>
           <w:lang w:val="hi_IN" w:bidi="hi_IN"/>
         </w:rPr>
@@ -9550,6 +10040,20 @@
       </w:r>
       <w:r>
         <w:rPr>
+          <w:lang w:val="hi_IN" w:bidi="hi_IN"/>
+        </w:rPr>
+        <w:t>לְ⁠מִ֖י הַ⁠נַּעֲרָ֥ה הַ⁠זֹּֽאת</w:t>
+      </w:r>
+    </w:p>
+    <w:p>
+      <w:pPr/>
+      <w:r>
+        <w:rPr>
+          <w:lang w:val="hi_IN" w:bidi="hi_IN"/>
+        </w:rPr>
+      </w:r>
+      <w:r>
+        <w:rPr>
           <w:b/>
           <w:lang w:val="hi_IN" w:bidi="hi_IN"/>
         </w:rPr>
@@ -9723,6 +10227,20 @@
       </w:r>
       <w:r>
         <w:rPr>
+          <w:lang w:val="hi_IN" w:bidi="hi_IN"/>
+        </w:rPr>
+        <w:t>וַ⁠תֹּ֗אמֶר אֲלַקֳטָה־נָּא֙ וְ⁠אָסַפְתִּ֣י בָֽ⁠עֳמָרִ֔ים אַחֲרֵ֖י הַ⁠קּוֹצְרִ֑ים</w:t>
+      </w:r>
+    </w:p>
+    <w:p>
+      <w:pPr/>
+      <w:r>
+        <w:rPr>
+          <w:lang w:val="hi_IN" w:bidi="hi_IN"/>
+        </w:rPr>
+      </w:r>
+      <w:r>
+        <w:rPr>
           <w:b/>
           <w:lang w:val="hi_IN" w:bidi="hi_IN"/>
         </w:rPr>
@@ -10716,6 +11234,20 @@
       </w:r>
       <w:r>
         <w:rPr>
+          <w:lang w:val="hi_IN" w:bidi="hi_IN"/>
+        </w:rPr>
+        <w:t>מֵ⁠אֲשֶׁ֥ר יִשְׁאֲב֖וּ⁠ן הַ⁠נְּעָרִֽים</w:t>
+      </w:r>
+    </w:p>
+    <w:p>
+      <w:pPr/>
+      <w:r>
+        <w:rPr>
+          <w:lang w:val="hi_IN" w:bidi="hi_IN"/>
+        </w:rPr>
+      </w:r>
+      <w:r>
+        <w:rPr>
           <w:b/>
           <w:lang w:val="hi_IN" w:bidi="hi_IN"/>
         </w:rPr>
@@ -10792,6 +11324,20 @@
       </w:r>
       <w:r>
         <w:rPr>
+          <w:lang w:val="hi_IN" w:bidi="hi_IN"/>
+        </w:rPr>
+        <w:t>וַ⁠תִּפֹּל֙ עַל־פָּנֶ֔י⁠הָ וַ⁠תִּשְׁתַּ֖חוּ אָ֑רְצָ⁠ה</w:t>
+      </w:r>
+    </w:p>
+    <w:p>
+      <w:pPr/>
+      <w:r>
+        <w:rPr>
+          <w:lang w:val="hi_IN" w:bidi="hi_IN"/>
+        </w:rPr>
+      </w:r>
+      <w:r>
+        <w:rPr>
           <w:b/>
           <w:lang w:val="hi_IN" w:bidi="hi_IN"/>
         </w:rPr>
@@ -10972,6 +11518,20 @@
       </w:r>
       <w:r>
         <w:rPr>
+          <w:lang w:val="hi_IN" w:bidi="hi_IN"/>
+        </w:rPr>
+        <w:t>וַ⁠תִּפֹּל֙ עַל־פָּנֶ֔י⁠הָ וַ⁠תִּשְׁתַּ֖חוּ אָ֑רְצָ⁠ה</w:t>
+      </w:r>
+    </w:p>
+    <w:p>
+      <w:pPr/>
+      <w:r>
+        <w:rPr>
+          <w:lang w:val="hi_IN" w:bidi="hi_IN"/>
+        </w:rPr>
+      </w:r>
+      <w:r>
+        <w:rPr>
           <w:b/>
           <w:lang w:val="hi_IN" w:bidi="hi_IN"/>
         </w:rPr>
@@ -11055,6 +11615,20 @@
       </w:r>
       <w:r>
         <w:rPr>
+          <w:lang w:val="hi_IN" w:bidi="hi_IN"/>
+        </w:rPr>
+        <w:t>מַדּוּעַ֩ מָצָ֨אתִי חֵ֤ן בְּ⁠עֵינֶ֨י⁠ךָ֙ לְ⁠הַכִּירֵ֔⁠נִי וְ⁠אָּנֹכִ֖י נָכְרִיָּֽה</w:t>
+      </w:r>
+    </w:p>
+    <w:p>
+      <w:pPr/>
+      <w:r>
+        <w:rPr>
+          <w:lang w:val="hi_IN" w:bidi="hi_IN"/>
+        </w:rPr>
+      </w:r>
+      <w:r>
+        <w:rPr>
           <w:b/>
           <w:lang w:val="hi_IN" w:bidi="hi_IN"/>
         </w:rPr>
@@ -12275,6 +12849,20 @@
       </w:r>
       <w:r>
         <w:rPr>
+          <w:lang w:val="hi_IN" w:bidi="hi_IN"/>
+        </w:rPr>
+        <w:t>עַל־לֵ֣ב שִׁפְחָתֶ֑⁠ךָ</w:t>
+      </w:r>
+    </w:p>
+    <w:p>
+      <w:pPr/>
+      <w:r>
+        <w:rPr>
+          <w:lang w:val="hi_IN" w:bidi="hi_IN"/>
+        </w:rPr>
+      </w:r>
+      <w:r>
+        <w:rPr>
           <w:b/>
           <w:lang w:val="hi_IN" w:bidi="hi_IN"/>
         </w:rPr>
@@ -12668,6 +13256,20 @@
       </w:r>
       <w:r>
         <w:rPr>
+          <w:lang w:val="hi_IN" w:bidi="hi_IN"/>
+        </w:rPr>
+        <w:t>לְ⁠עֵ֣ת הָ⁠אֹ֗כֶל</w:t>
+      </w:r>
+    </w:p>
+    <w:p>
+      <w:pPr/>
+      <w:r>
+        <w:rPr>
+          <w:lang w:val="hi_IN" w:bidi="hi_IN"/>
+        </w:rPr>
+      </w:r>
+      <w:r>
+        <w:rPr>
           <w:b/>
           <w:lang w:val="hi_IN" w:bidi="hi_IN"/>
         </w:rPr>
@@ -12744,6 +13346,20 @@
       </w:r>
       <w:r>
         <w:rPr>
+          <w:lang w:val="hi_IN" w:bidi="hi_IN"/>
+        </w:rPr>
+        <w:t>גֹּ֤שִֽׁי הֲלֹם֙ וְ⁠אָכַ֣לְתְּ מִן־הַ⁠לֶּ֔חֶם וְ⁠טָבַ֥לְתְּ פִּתֵּ֖⁠ךְ בַּ⁠חֹ֑מֶץ</w:t>
+      </w:r>
+    </w:p>
+    <w:p>
+      <w:pPr/>
+      <w:r>
+        <w:rPr>
+          <w:lang w:val="hi_IN" w:bidi="hi_IN"/>
+        </w:rPr>
+      </w:r>
+      <w:r>
+        <w:rPr>
           <w:b/>
           <w:lang w:val="hi_IN" w:bidi="hi_IN"/>
         </w:rPr>
@@ -12827,6 +13443,20 @@
       </w:r>
       <w:r>
         <w:rPr>
+          <w:lang w:val="hi_IN" w:bidi="hi_IN"/>
+        </w:rPr>
+        <w:t>וְ⁠אָכַ֣לְתְּ מִן־הַ⁠לֶּ֔חֶם וְ⁠טָבַ֥לְתְּ פִּתֵּ֖⁠ךְ בַּ⁠חֹ֑מֶץ</w:t>
+      </w:r>
+    </w:p>
+    <w:p>
+      <w:pPr/>
+      <w:r>
+        <w:rPr>
+          <w:lang w:val="hi_IN" w:bidi="hi_IN"/>
+        </w:rPr>
+      </w:r>
+      <w:r>
+        <w:rPr>
           <w:b/>
           <w:lang w:val="hi_IN" w:bidi="hi_IN"/>
         </w:rPr>
@@ -13406,6 +14036,20 @@
       </w:r>
       <w:r>
         <w:rPr>
+          <w:lang w:val="hi_IN" w:bidi="hi_IN"/>
+        </w:rPr>
+        <w:t>וְ⁠לֹ֥א תִגְעֲרוּ־בָֽ⁠הּ</w:t>
+      </w:r>
+    </w:p>
+    <w:p>
+      <w:pPr/>
+      <w:r>
+        <w:rPr>
+          <w:lang w:val="hi_IN" w:bidi="hi_IN"/>
+        </w:rPr>
+      </w:r>
+      <w:r>
+        <w:rPr>
           <w:b/>
           <w:lang w:val="hi_IN" w:bidi="hi_IN"/>
         </w:rPr>
@@ -13683,6 +14327,20 @@
       </w:r>
       <w:r>
         <w:rPr>
+          <w:lang w:val="hi_IN" w:bidi="hi_IN"/>
+        </w:rPr>
+        <w:t>וַ⁠תִּשָּׂא֙ וַ⁠תָּב֣וֹא הָ⁠עִ֔יר</w:t>
+      </w:r>
+    </w:p>
+    <w:p>
+      <w:pPr/>
+      <w:r>
+        <w:rPr>
+          <w:lang w:val="hi_IN" w:bidi="hi_IN"/>
+        </w:rPr>
+      </w:r>
+      <w:r>
+        <w:rPr>
           <w:b/>
           <w:lang w:val="hi_IN" w:bidi="hi_IN"/>
         </w:rPr>
@@ -13863,6 +14521,20 @@
       </w:r>
       <w:r>
         <w:rPr>
+          <w:lang w:val="hi_IN" w:bidi="hi_IN"/>
+        </w:rPr>
+        <w:t>יְהִ֥י מַכִּירֵ֖⁠ךְ בָּר֑וּךְ</w:t>
+      </w:r>
+    </w:p>
+    <w:p>
+      <w:pPr/>
+      <w:r>
+        <w:rPr>
+          <w:lang w:val="hi_IN" w:bidi="hi_IN"/>
+        </w:rPr>
+      </w:r>
+      <w:r>
+        <w:rPr>
           <w:b/>
           <w:lang w:val="hi_IN" w:bidi="hi_IN"/>
         </w:rPr>
@@ -13946,6 +14618,20 @@
       </w:r>
       <w:r>
         <w:rPr>
+          <w:lang w:val="hi_IN" w:bidi="hi_IN"/>
+        </w:rPr>
+        <w:t>יְהִ֥י מַכִּירֵ֖⁠ךְ בָּר֑וּךְ</w:t>
+      </w:r>
+    </w:p>
+    <w:p>
+      <w:pPr/>
+      <w:r>
+        <w:rPr>
+          <w:lang w:val="hi_IN" w:bidi="hi_IN"/>
+        </w:rPr>
+      </w:r>
+      <w:r>
+        <w:rPr>
           <w:b/>
           <w:lang w:val="hi_IN" w:bidi="hi_IN"/>
         </w:rPr>
@@ -14139,6 +14825,20 @@
       </w:r>
       <w:r>
         <w:rPr>
+          <w:lang w:val="hi_IN" w:bidi="hi_IN"/>
+        </w:rPr>
+        <w:t>וַ⁠תַּגֵּ֣ד לַ⁠חֲמוֹתָ֗⁠הּ אֵ֤ת אֲשֶׁר־עָשְׂתָה֙ עִמּ֔⁠וֹ וַ⁠תֹּ֗אמֶר שֵׁ֤ם הָ⁠אִישׁ֙ אֲשֶׁ֨ר עָשִׂ֧יתִי עִמּ֛⁠וֹ הַ⁠יּ֖וֹם בֹּֽעַז</w:t>
+      </w:r>
+    </w:p>
+    <w:p>
+      <w:pPr/>
+      <w:r>
+        <w:rPr>
+          <w:lang w:val="hi_IN" w:bidi="hi_IN"/>
+        </w:rPr>
+      </w:r>
+      <w:r>
+        <w:rPr>
           <w:b/>
           <w:lang w:val="hi_IN" w:bidi="hi_IN"/>
         </w:rPr>
@@ -15197,6 +15897,20 @@
       </w:r>
       <w:r>
         <w:rPr>
+          <w:lang w:val="hi_IN" w:bidi="hi_IN"/>
+        </w:rPr>
+        <w:t>אָמַ֣ר אֵלַ֗⁠י עִם־הַ⁠נְּעָרִ֤ים אֲשֶׁר־לִ⁠י֙ תִּדְבָּקִ֔י⁠ן עַ֣ד אִם־כִּלּ֔וּ אֵ֥ת כָּל־הַ⁠קָּצִ֖יר אֲשֶׁר־לִֽ⁠י</w:t>
+      </w:r>
+    </w:p>
+    <w:p>
+      <w:pPr/>
+      <w:r>
+        <w:rPr>
+          <w:lang w:val="hi_IN" w:bidi="hi_IN"/>
+        </w:rPr>
+      </w:r>
+      <w:r>
+        <w:rPr>
           <w:b/>
           <w:lang w:val="hi_IN" w:bidi="hi_IN"/>
         </w:rPr>
@@ -15280,6 +15994,20 @@
       </w:r>
       <w:r>
         <w:rPr>
+          <w:lang w:val="hi_IN" w:bidi="hi_IN"/>
+        </w:rPr>
+        <w:t>עִם־הַ⁠נְּעָרִ֤ים אֲשֶׁר־לִ⁠י֙ תִּדְבָּקִ֔י⁠ן</w:t>
+      </w:r>
+    </w:p>
+    <w:p>
+      <w:pPr/>
+      <w:r>
+        <w:rPr>
+          <w:lang w:val="hi_IN" w:bidi="hi_IN"/>
+        </w:rPr>
+      </w:r>
+      <w:r>
+        <w:rPr>
           <w:b/>
           <w:lang w:val="hi_IN" w:bidi="hi_IN"/>
         </w:rPr>
@@ -15369,6 +16097,20 @@
       </w:r>
       <w:r>
         <w:rPr>
+          <w:lang w:val="hi_IN" w:bidi="hi_IN"/>
+        </w:rPr>
+        <w:t>תֵֽצְאִי֙ עִם</w:t>
+      </w:r>
+    </w:p>
+    <w:p>
+      <w:pPr/>
+      <w:r>
+        <w:rPr>
+          <w:lang w:val="hi_IN" w:bidi="hi_IN"/>
+        </w:rPr>
+      </w:r>
+      <w:r>
+        <w:rPr>
           <w:b/>
           <w:lang w:val="hi_IN" w:bidi="hi_IN"/>
         </w:rPr>
@@ -15446,6 +16188,20 @@
       </w:r>
       <w:r>
         <w:rPr>
+          <w:lang w:val="hi_IN" w:bidi="hi_IN"/>
+        </w:rPr>
+        <w:t>וְ⁠לֹ֥א יִפְגְּעוּ־בָ֖⁠ךְ</w:t>
+      </w:r>
+    </w:p>
+    <w:p>
+      <w:pPr/>
+      <w:r>
+        <w:rPr>
+          <w:lang w:val="hi_IN" w:bidi="hi_IN"/>
+        </w:rPr>
+      </w:r>
+      <w:r>
+        <w:rPr>
           <w:b/>
           <w:lang w:val="hi_IN" w:bidi="hi_IN"/>
         </w:rPr>
@@ -15599,6 +16355,20 @@
       </w:r>
       <w:r>
         <w:rPr>
+          <w:lang w:val="hi_IN" w:bidi="hi_IN"/>
+        </w:rPr>
+        <w:t>עַד־כְּל֥וֹת קְצִֽיר־הַ⁠שְּׂעֹרִ֖ים וּ⁠קְצִ֣יר הַֽ⁠חִטִּ֑ים</w:t>
+      </w:r>
+    </w:p>
+    <w:p>
+      <w:pPr/>
+      <w:r>
+        <w:rPr>
+          <w:lang w:val="hi_IN" w:bidi="hi_IN"/>
+        </w:rPr>
+      </w:r>
+      <w:r>
+        <w:rPr>
           <w:b/>
           <w:lang w:val="hi_IN" w:bidi="hi_IN"/>
         </w:rPr>
@@ -16092,6 +16862,20 @@
       </w:r>
       <w:r>
         <w:rPr>
+          <w:lang w:val="hi_IN" w:bidi="hi_IN"/>
+        </w:rPr>
+        <w:t>חֲמוֹתָ֑⁠הּ</w:t>
+      </w:r>
+    </w:p>
+    <w:p>
+      <w:pPr/>
+      <w:r>
+        <w:rPr>
+          <w:lang w:val="hi_IN" w:bidi="hi_IN"/>
+        </w:rPr>
+      </w:r>
+      <w:r>
+        <w:rPr>
           <w:b/>
           <w:lang w:val="hi_IN" w:bidi="hi_IN"/>
         </w:rPr>
@@ -16582,6 +17366,20 @@
       </w:r>
       <w:r>
         <w:rPr>
+          <w:lang w:val="hi_IN" w:bidi="hi_IN"/>
+        </w:rPr>
+        <w:t>הֲ⁠לֹ֥א בֹ֨עַז֙ מֹֽדַעְתָּ֔⁠נוּ אֲשֶׁ֥ר הָיִ֖ית אֶת־נַעֲרוֹתָ֑י⁠ו</w:t>
+      </w:r>
+    </w:p>
+    <w:p>
+      <w:pPr/>
+      <w:r>
+        <w:rPr>
+          <w:lang w:val="hi_IN" w:bidi="hi_IN"/>
+        </w:rPr>
+      </w:r>
+      <w:r>
+        <w:rPr>
           <w:b/>
           <w:lang w:val="hi_IN" w:bidi="hi_IN"/>
         </w:rPr>
@@ -16678,6 +17476,20 @@
       </w:r>
       <w:r>
         <w:rPr>
+          <w:lang w:val="hi_IN" w:bidi="hi_IN"/>
+        </w:rPr>
+        <w:t>אֲשֶׁ֥ר הָיִ֖ית אֶת־נַעֲרוֹתָ֑י⁠ו</w:t>
+      </w:r>
+    </w:p>
+    <w:p>
+      <w:pPr/>
+      <w:r>
+        <w:rPr>
+          <w:lang w:val="hi_IN" w:bidi="hi_IN"/>
+        </w:rPr>
+      </w:r>
+      <w:r>
+        <w:rPr>
           <w:b/>
           <w:lang w:val="hi_IN" w:bidi="hi_IN"/>
         </w:rPr>
@@ -16865,6 +17677,20 @@
       </w:r>
       <w:r>
         <w:rPr>
+          <w:lang w:val="hi_IN" w:bidi="hi_IN"/>
+        </w:rPr>
+        <w:t>וָ⁠סַ֗כְתְּ</w:t>
+      </w:r>
+    </w:p>
+    <w:p>
+      <w:pPr/>
+      <w:r>
+        <w:rPr>
+          <w:lang w:val="hi_IN" w:bidi="hi_IN"/>
+        </w:rPr>
+      </w:r>
+      <w:r>
+        <w:rPr>
           <w:b/>
           <w:lang w:val="hi_IN" w:bidi="hi_IN"/>
         </w:rPr>
@@ -17367,6 +18193,20 @@
       </w:r>
       <w:r>
         <w:rPr>
+          <w:lang w:val="hi_IN" w:bidi="hi_IN"/>
+        </w:rPr>
+        <w:t>וְ⁠הוּא֙ יַגִּ֣יד לָ֔⁠ךְ אֵ֖ת אֲשֶׁ֥ר תַּעַשִֽׂי⁠ן</w:t>
+      </w:r>
+    </w:p>
+    <w:p>
+      <w:pPr/>
+      <w:r>
+        <w:rPr>
+          <w:lang w:val="hi_IN" w:bidi="hi_IN"/>
+        </w:rPr>
+      </w:r>
+      <w:r>
+        <w:rPr>
           <w:b/>
           <w:lang w:val="hi_IN" w:bidi="hi_IN"/>
         </w:rPr>
@@ -17534,6 +18374,20 @@
       </w:r>
       <w:r>
         <w:rPr>
+          <w:lang w:val="hi_IN" w:bidi="hi_IN"/>
+        </w:rPr>
+        <w:t>וַ⁠תַּ֕עַשׂ כְּ⁠כֹ֥ל אֲשֶׁר־צִוַּ֖תָּ⁠ה חֲמוֹתָֽ⁠הּ</w:t>
+      </w:r>
+    </w:p>
+    <w:p>
+      <w:pPr/>
+      <w:r>
+        <w:rPr>
+          <w:lang w:val="hi_IN" w:bidi="hi_IN"/>
+        </w:rPr>
+      </w:r>
+      <w:r>
+        <w:rPr>
           <w:b/>
           <w:lang w:val="hi_IN" w:bidi="hi_IN"/>
         </w:rPr>
@@ -17753,6 +18607,20 @@
       </w:r>
       <w:r>
         <w:rPr>
+          <w:lang w:val="hi_IN" w:bidi="hi_IN"/>
+        </w:rPr>
+        <w:t>וַ⁠תָּבֹ֣א בַ⁠לָּ֔ט</w:t>
+      </w:r>
+    </w:p>
+    <w:p>
+      <w:pPr/>
+      <w:r>
+        <w:rPr>
+          <w:lang w:val="hi_IN" w:bidi="hi_IN"/>
+        </w:rPr>
+      </w:r>
+      <w:r>
+        <w:rPr>
           <w:b/>
           <w:lang w:val="hi_IN" w:bidi="hi_IN"/>
         </w:rPr>
@@ -17830,6 +18698,20 @@
       </w:r>
       <w:r>
         <w:rPr>
+          <w:lang w:val="hi_IN" w:bidi="hi_IN"/>
+        </w:rPr>
+        <w:t>וַ⁠תְּגַ֥ל מַרְגְּלֹתָ֖י⁠ו</w:t>
+      </w:r>
+    </w:p>
+    <w:p>
+      <w:pPr/>
+      <w:r>
+        <w:rPr>
+          <w:lang w:val="hi_IN" w:bidi="hi_IN"/>
+        </w:rPr>
+      </w:r>
+      <w:r>
+        <w:rPr>
           <w:b/>
           <w:lang w:val="hi_IN" w:bidi="hi_IN"/>
         </w:rPr>
@@ -17894,6 +18776,20 @@
       </w:r>
       <w:r>
         <w:rPr>
+          <w:lang w:val="hi_IN" w:bidi="hi_IN"/>
+        </w:rPr>
+        <w:t>וַ⁠יְהִי֙ בַּ⁠חֲצִ֣י הַ⁠לַּ֔יְלָה</w:t>
+      </w:r>
+    </w:p>
+    <w:p>
+      <w:pPr/>
+      <w:r>
+        <w:rPr>
+          <w:lang w:val="hi_IN" w:bidi="hi_IN"/>
+        </w:rPr>
+      </w:r>
+      <w:r>
+        <w:rPr>
           <w:b/>
           <w:lang w:val="hi_IN" w:bidi="hi_IN"/>
         </w:rPr>
@@ -18228,6 +19124,20 @@
       </w:r>
       <w:r>
         <w:rPr>
+          <w:lang w:val="hi_IN" w:bidi="hi_IN"/>
+        </w:rPr>
+        <w:t>וּ⁠פָרַשְׂתָּ֤ כְנָפֶ֨⁠ךָ֙ עַל־אֲמָ֣תְ⁠ךָ֔</w:t>
+      </w:r>
+    </w:p>
+    <w:p>
+      <w:pPr/>
+      <w:r>
+        <w:rPr>
+          <w:lang w:val="hi_IN" w:bidi="hi_IN"/>
+        </w:rPr>
+      </w:r>
+      <w:r>
+        <w:rPr>
           <w:b/>
           <w:lang w:val="hi_IN" w:bidi="hi_IN"/>
         </w:rPr>
@@ -18311,6 +19221,20 @@
       </w:r>
       <w:r>
         <w:rPr>
+          <w:lang w:val="hi_IN" w:bidi="hi_IN"/>
+        </w:rPr>
+        <w:t>גֹאֵ֖ל</w:t>
+      </w:r>
+    </w:p>
+    <w:p>
+      <w:pPr/>
+      <w:r>
+        <w:rPr>
+          <w:lang w:val="hi_IN" w:bidi="hi_IN"/>
+        </w:rPr>
+      </w:r>
+      <w:r>
+        <w:rPr>
           <w:b/>
           <w:lang w:val="hi_IN" w:bidi="hi_IN"/>
         </w:rPr>
@@ -18363,6 +19287,20 @@
         <w:rPr>
           <w:lang w:val="hi_IN" w:bidi="hi_IN"/>
         </w:rPr>
+      </w:r>
+    </w:p>
+    <w:p>
+      <w:pPr/>
+      <w:r>
+        <w:rPr>
+          <w:lang w:val="hi_IN" w:bidi="hi_IN"/>
+        </w:rPr>
+      </w:r>
+      <w:r>
+        <w:rPr>
+          <w:lang w:val="hi_IN" w:bidi="hi_IN"/>
+        </w:rPr>
+        <w:t>בְּרוּכָ֨ה אַ֤תְּ לַֽ⁠יהוָה֙</w:t>
       </w:r>
     </w:p>
     <w:p>
@@ -18585,6 +19523,20 @@
       </w:r>
       <w:r>
         <w:rPr>
+          <w:lang w:val="hi_IN" w:bidi="hi_IN"/>
+        </w:rPr>
+        <w:t>הֵיטַ֛בְתְּ חַסְדֵּ֥⁠ךְ הָ⁠אַחֲר֖וֹן מִן־הָ⁠רִאשׁ֑וֹן</w:t>
+      </w:r>
+    </w:p>
+    <w:p>
+      <w:pPr/>
+      <w:r>
+        <w:rPr>
+          <w:lang w:val="hi_IN" w:bidi="hi_IN"/>
+        </w:rPr>
+      </w:r>
+      <w:r>
+        <w:rPr>
           <w:b/>
           <w:lang w:val="hi_IN" w:bidi="hi_IN"/>
         </w:rPr>
@@ -19127,6 +20079,20 @@
       </w:r>
       <w:r>
         <w:rPr>
+          <w:lang w:val="hi_IN" w:bidi="hi_IN"/>
+        </w:rPr>
+        <w:t>אֵ֥שֶׁת חַ֖יִל</w:t>
+      </w:r>
+    </w:p>
+    <w:p>
+      <w:pPr/>
+      <w:r>
+        <w:rPr>
+          <w:lang w:val="hi_IN" w:bidi="hi_IN"/>
+        </w:rPr>
+      </w:r>
+      <w:r>
+        <w:rPr>
           <w:b/>
           <w:lang w:val="hi_IN" w:bidi="hi_IN"/>
         </w:rPr>
@@ -19391,6 +20357,20 @@
       </w:r>
       <w:r>
         <w:rPr>
+          <w:lang w:val="hi_IN" w:bidi="hi_IN"/>
+        </w:rPr>
+        <w:t>גֹאֵ֖ל &amp; גֹּאֵ֖ל</w:t>
+      </w:r>
+    </w:p>
+    <w:p>
+      <w:pPr/>
+      <w:r>
+        <w:rPr>
+          <w:lang w:val="hi_IN" w:bidi="hi_IN"/>
+        </w:rPr>
+      </w:r>
+      <w:r>
+        <w:rPr>
           <w:b/>
           <w:lang w:val="hi_IN" w:bidi="hi_IN"/>
         </w:rPr>
@@ -20809,6 +21789,20 @@
       </w:r>
       <w:r>
         <w:rPr>
+          <w:lang w:val="hi_IN" w:bidi="hi_IN"/>
+        </w:rPr>
+        <w:t>שֵׁשׁ־הַ⁠שְּׂעֹרִ֥ים</w:t>
+      </w:r>
+    </w:p>
+    <w:p>
+      <w:pPr/>
+      <w:r>
+        <w:rPr>
+          <w:lang w:val="hi_IN" w:bidi="hi_IN"/>
+        </w:rPr>
+      </w:r>
+      <w:r>
+        <w:rPr>
           <w:b/>
           <w:lang w:val="hi_IN" w:bidi="hi_IN"/>
         </w:rPr>
@@ -20872,6 +21866,20 @@
       </w:r>
       <w:r>
         <w:rPr>
+          <w:lang w:val="hi_IN" w:bidi="hi_IN"/>
+        </w:rPr>
+        <w:t>כִּ֚י אָמַ֣ר אַל־תָּב֥וֹאִי רֵיקָ֖ם אֶל־חֲמוֹתֵֽ⁠ךְ</w:t>
+      </w:r>
+    </w:p>
+    <w:p>
+      <w:pPr/>
+      <w:r>
+        <w:rPr>
+          <w:lang w:val="hi_IN" w:bidi="hi_IN"/>
+        </w:rPr>
+      </w:r>
+      <w:r>
+        <w:rPr>
           <w:b/>
           <w:lang w:val="hi_IN" w:bidi="hi_IN"/>
         </w:rPr>
@@ -21189,6 +22197,20 @@
       </w:r>
       <w:r>
         <w:rPr>
+          <w:lang w:val="hi_IN" w:bidi="hi_IN"/>
+        </w:rPr>
+        <w:t>בִתִּ֔⁠י</w:t>
+      </w:r>
+    </w:p>
+    <w:p>
+      <w:pPr/>
+      <w:r>
+        <w:rPr>
+          <w:lang w:val="hi_IN" w:bidi="hi_IN"/>
+        </w:rPr>
+      </w:r>
+      <w:r>
+        <w:rPr>
           <w:b/>
           <w:lang w:val="hi_IN" w:bidi="hi_IN"/>
         </w:rPr>
@@ -22322,6 +23344,20 @@
       </w:r>
       <w:r>
         <w:rPr>
+          <w:lang w:val="hi_IN" w:bidi="hi_IN"/>
+        </w:rPr>
+        <w:t>וַ⁠יִּקַּ֞ח עֲשָׂרָ֧ה אֲנָשִׁ֛ים</w:t>
+      </w:r>
+    </w:p>
+    <w:p>
+      <w:pPr/>
+      <w:r>
+        <w:rPr>
+          <w:lang w:val="hi_IN" w:bidi="hi_IN"/>
+        </w:rPr>
+      </w:r>
+      <w:r>
+        <w:rPr>
           <w:b/>
           <w:lang w:val="hi_IN" w:bidi="hi_IN"/>
         </w:rPr>
@@ -22683,6 +23719,20 @@
       </w:r>
       <w:r>
         <w:rPr>
+          <w:lang w:val="hi_IN" w:bidi="hi_IN"/>
+        </w:rPr>
+        <w:t>נֶ֥גֶד הַֽ⁠יֹּשְׁבִים֮</w:t>
+      </w:r>
+    </w:p>
+    <w:p>
+      <w:pPr/>
+      <w:r>
+        <w:rPr>
+          <w:lang w:val="hi_IN" w:bidi="hi_IN"/>
+        </w:rPr>
+      </w:r>
+      <w:r>
+        <w:rPr>
           <w:b/>
           <w:lang w:val="hi_IN" w:bidi="hi_IN"/>
         </w:rPr>
@@ -22837,6 +23887,20 @@
       </w:r>
       <w:r>
         <w:rPr>
+          <w:lang w:val="hi_IN" w:bidi="hi_IN"/>
+        </w:rPr>
+        <w:t>אֵ֤ין זוּלָֽתְ⁠ךָ֙ לִ⁠גְא֔וֹל וְ⁠אָנֹכִ֖י אַחֲרֶ֑י⁠ךָ</w:t>
+      </w:r>
+    </w:p>
+    <w:p>
+      <w:pPr/>
+      <w:r>
+        <w:rPr>
+          <w:lang w:val="hi_IN" w:bidi="hi_IN"/>
+        </w:rPr>
+      </w:r>
+      <w:r>
+        <w:rPr>
           <w:b/>
           <w:lang w:val="hi_IN" w:bidi="hi_IN"/>
         </w:rPr>
@@ -23347,6 +24411,20 @@
       </w:r>
       <w:r>
         <w:rPr>
+          <w:lang w:val="hi_IN" w:bidi="hi_IN"/>
+        </w:rPr>
+        <w:t>אֵֽשֶׁת־הַ⁠מֵּת֙</w:t>
+      </w:r>
+    </w:p>
+    <w:p>
+      <w:pPr/>
+      <w:r>
+        <w:rPr>
+          <w:lang w:val="hi_IN" w:bidi="hi_IN"/>
+        </w:rPr>
+      </w:r>
+      <w:r>
+        <w:rPr>
           <w:b/>
           <w:lang w:val="hi_IN" w:bidi="hi_IN"/>
         </w:rPr>
@@ -23676,6 +24754,20 @@
       </w:r>
       <w:r>
         <w:rPr>
+          <w:lang w:val="hi_IN" w:bidi="hi_IN"/>
+        </w:rPr>
+        <w:t>גְּאַל־לְ⁠ךָ֤ אַתָּה֙ אֶת־גְּאֻלָּתִ֔⁠י</w:t>
+      </w:r>
+    </w:p>
+    <w:p>
+      <w:pPr/>
+      <w:r>
+        <w:rPr>
+          <w:lang w:val="hi_IN" w:bidi="hi_IN"/>
+        </w:rPr>
+      </w:r>
+      <w:r>
+        <w:rPr>
           <w:b/>
           <w:lang w:val="hi_IN" w:bidi="hi_IN"/>
         </w:rPr>
@@ -24162,6 +25254,20 @@
       </w:r>
       <w:r>
         <w:rPr>
+          <w:lang w:val="hi_IN" w:bidi="hi_IN"/>
+        </w:rPr>
+        <w:t>וַ⁠יֹּ֧אמֶר הַ⁠גֹּאֵ֛ל לְ⁠בֹ֖עַז קְנֵה־לָ֑⁠ךְ וַ⁠יִּשְׁלֹ֖ף נַעֲלֽ⁠וֹ</w:t>
+      </w:r>
+    </w:p>
+    <w:p>
+      <w:pPr/>
+      <w:r>
+        <w:rPr>
+          <w:lang w:val="hi_IN" w:bidi="hi_IN"/>
+        </w:rPr>
+      </w:r>
+      <w:r>
+        <w:rPr>
           <w:b/>
           <w:lang w:val="hi_IN" w:bidi="hi_IN"/>
         </w:rPr>
@@ -24245,6 +25351,20 @@
       </w:r>
       <w:r>
         <w:rPr>
+          <w:lang w:val="hi_IN" w:bidi="hi_IN"/>
+        </w:rPr>
+        <w:t>וַ⁠יֹּ֧אמֶר הַ⁠גֹּאֵ֛ל לְ⁠בֹ֖עַז קְנֵה־לָ֑⁠ךְ וַ⁠יִּשְׁלֹ֖ף נַעֲלֽ⁠וֹ</w:t>
+      </w:r>
+    </w:p>
+    <w:p>
+      <w:pPr/>
+      <w:r>
+        <w:rPr>
+          <w:lang w:val="hi_IN" w:bidi="hi_IN"/>
+        </w:rPr>
+      </w:r>
+      <w:r>
+        <w:rPr>
           <w:b/>
           <w:lang w:val="hi_IN" w:bidi="hi_IN"/>
         </w:rPr>
@@ -24626,6 +25746,20 @@
       </w:r>
       <w:r>
         <w:rPr>
+          <w:lang w:val="hi_IN" w:bidi="hi_IN"/>
+        </w:rPr>
+        <w:t>אֶת־כָּל־אֲשֶׁ֣ר לֶֽ⁠אֱלִימֶ֔לֶךְ וְ⁠אֵ֛ת כָּל־אֲשֶׁ֥ר לְ⁠כִלְי֖וֹן וּ⁠מַחְל֑וֹן</w:t>
+      </w:r>
+    </w:p>
+    <w:p>
+      <w:pPr/>
+      <w:r>
+        <w:rPr>
+          <w:lang w:val="hi_IN" w:bidi="hi_IN"/>
+        </w:rPr>
+      </w:r>
+      <w:r>
+        <w:rPr>
           <w:b/>
           <w:lang w:val="hi_IN" w:bidi="hi_IN"/>
         </w:rPr>
@@ -24801,6 +25935,20 @@
         <w:rPr>
           <w:lang w:val="hi_IN" w:bidi="hi_IN"/>
         </w:rPr>
+      </w:r>
+    </w:p>
+    <w:p>
+      <w:pPr/>
+      <w:r>
+        <w:rPr>
+          <w:lang w:val="hi_IN" w:bidi="hi_IN"/>
+        </w:rPr>
+      </w:r>
+      <w:r>
+        <w:rPr>
+          <w:lang w:val="hi_IN" w:bidi="hi_IN"/>
+        </w:rPr>
+        <w:t>לְ⁠הָקִ֤ים שֵׁם־הַ⁠מֵּת֙ עַל־נַ֣חֲלָת֔⁠וֹ</w:t>
       </w:r>
     </w:p>
     <w:p>
@@ -25016,6 +26164,20 @@
       </w:r>
       <w:r>
         <w:rPr>
+          <w:lang w:val="hi_IN" w:bidi="hi_IN"/>
+        </w:rPr>
+        <w:t>וְ⁠לֹא־יִכָּרֵ֧ת שֵׁם־הַ⁠מֵּ֛ת מֵ⁠עִ֥ם אֶחָ֖י⁠ו וּ⁠מִ⁠שַּׁ֣עַר מְקוֹמ֑⁠וֹ</w:t>
+      </w:r>
+    </w:p>
+    <w:p>
+      <w:pPr/>
+      <w:r>
+        <w:rPr>
+          <w:lang w:val="hi_IN" w:bidi="hi_IN"/>
+        </w:rPr>
+      </w:r>
+      <w:r>
+        <w:rPr>
           <w:b/>
           <w:lang w:val="hi_IN" w:bidi="hi_IN"/>
         </w:rPr>
@@ -25125,6 +26287,20 @@
       </w:r>
       <w:r>
         <w:rPr>
+          <w:lang w:val="hi_IN" w:bidi="hi_IN"/>
+        </w:rPr>
+        <w:t>וְ⁠לֹא־יִכָּרֵ֧ת שֵׁם־הַ⁠מֵּ֛ת מֵ⁠עִ֥ם אֶחָ֖י⁠ו וּ⁠מִ⁠שַּׁ֣עַר מְקוֹמ֑⁠וֹ</w:t>
+      </w:r>
+    </w:p>
+    <w:p>
+      <w:pPr/>
+      <w:r>
+        <w:rPr>
+          <w:lang w:val="hi_IN" w:bidi="hi_IN"/>
+        </w:rPr>
+      </w:r>
+      <w:r>
+        <w:rPr>
           <w:b/>
           <w:lang w:val="hi_IN" w:bidi="hi_IN"/>
         </w:rPr>
@@ -25318,6 +26494,20 @@
       </w:r>
       <w:r>
         <w:rPr>
+          <w:lang w:val="hi_IN" w:bidi="hi_IN"/>
+        </w:rPr>
+        <w:t>עֵדִ֥ים אַתֶּ֖ם הַ⁠יּֽוֹם</w:t>
+      </w:r>
+    </w:p>
+    <w:p>
+      <w:pPr/>
+      <w:r>
+        <w:rPr>
+          <w:lang w:val="hi_IN" w:bidi="hi_IN"/>
+        </w:rPr>
+      </w:r>
+      <w:r>
+        <w:rPr>
           <w:b/>
           <w:lang w:val="hi_IN" w:bidi="hi_IN"/>
         </w:rPr>
@@ -25596,6 +26786,20 @@
       </w:r>
       <w:r>
         <w:rPr>
+          <w:lang w:val="hi_IN" w:bidi="hi_IN"/>
+        </w:rPr>
+        <w:t>יִתֵּן֩ יְהוָ֨ה אֶֽת־הָ⁠אִשָּׁ֜ה הַ⁠בָּאָ֣ה אֶל־בֵּיתֶ֗⁠ךָ כְּ⁠רָחֵ֤ל ׀ וּ⁠כְ⁠לֵאָה֙ אֲשֶׁ֨ר בָּנ֤וּ שְׁתֵּי⁠הֶם֙ אֶת־בֵּ֣ית יִשְׂרָאֵ֔ל</w:t>
+      </w:r>
+    </w:p>
+    <w:p>
+      <w:pPr/>
+      <w:r>
+        <w:rPr>
+          <w:lang w:val="hi_IN" w:bidi="hi_IN"/>
+        </w:rPr>
+      </w:r>
+      <w:r>
+        <w:rPr>
           <w:b/>
           <w:lang w:val="hi_IN" w:bidi="hi_IN"/>
         </w:rPr>
@@ -26797,6 +28001,20 @@
       </w:r>
       <w:r>
         <w:rPr>
+          <w:lang w:val="hi_IN" w:bidi="hi_IN"/>
+        </w:rPr>
+        <w:t>לֹ֣א הִשְׁבִּ֥ית לָ֛⁠ךְ גֹּאֵ֖ל הַ⁠יּ֑וֹם</w:t>
+      </w:r>
+    </w:p>
+    <w:p>
+      <w:pPr/>
+      <w:r>
+        <w:rPr>
+          <w:lang w:val="hi_IN" w:bidi="hi_IN"/>
+        </w:rPr>
+      </w:r>
+      <w:r>
+        <w:rPr>
           <w:b/>
           <w:lang w:val="hi_IN" w:bidi="hi_IN"/>
         </w:rPr>
@@ -27597,6 +28815,20 @@
       </w:r>
       <w:r>
         <w:rPr>
+          <w:lang w:val="hi_IN" w:bidi="hi_IN"/>
+        </w:rPr>
+        <w:t>וַ⁠תִּקְרֶאנָה֩ ל֨⁠וֹ הַ⁠שְּׁכֵנ֥וֹת שֵׁם֙ לֵ⁠אמֹ֔ר &amp; וַ⁠תִּקְרֶ֤אנָֽה שְׁמ⁠וֹ֙ עוֹבֵ֔ד</w:t>
+      </w:r>
+    </w:p>
+    <w:p>
+      <w:pPr/>
+      <w:r>
+        <w:rPr>
+          <w:lang w:val="hi_IN" w:bidi="hi_IN"/>
+        </w:rPr>
+      </w:r>
+      <w:r>
+        <w:rPr>
           <w:b/>
           <w:lang w:val="hi_IN" w:bidi="hi_IN"/>
         </w:rPr>
@@ -28210,6 +29442,20 @@
       </w:r>
       <w:r>
         <w:rPr>
+          <w:lang w:val="hi_IN" w:bidi="hi_IN"/>
+        </w:rPr>
+        <w:t>פֶּ֖רֶץ הוֹלִ֥יד אֶת־חֶצְרֽוֹן</w:t>
+      </w:r>
+    </w:p>
+    <w:p>
+      <w:pPr/>
+      <w:r>
+        <w:rPr>
+          <w:lang w:val="hi_IN" w:bidi="hi_IN"/>
+        </w:rPr>
+      </w:r>
+      <w:r>
+        <w:rPr>
           <w:b/>
           <w:lang w:val="hi_IN" w:bidi="hi_IN"/>
         </w:rPr>
@@ -28313,6 +29559,20 @@
       </w:r>
       <w:r>
         <w:rPr>
+          <w:lang w:val="hi_IN" w:bidi="hi_IN"/>
+        </w:rPr>
+        <w:t>וְ⁠חֶצְרוֹן֙ &amp; אֶת־רָ֔ם &amp; אֶת־עַמִּֽינָדָֽב</w:t>
+      </w:r>
+    </w:p>
+    <w:p>
+      <w:pPr/>
+      <w:r>
+        <w:rPr>
+          <w:lang w:val="hi_IN" w:bidi="hi_IN"/>
+        </w:rPr>
+      </w:r>
+      <w:r>
+        <w:rPr>
           <w:b/>
           <w:lang w:val="hi_IN" w:bidi="hi_IN"/>
         </w:rPr>
@@ -28385,6 +29645,20 @@
         <w:rPr>
           <w:lang w:val="hi_IN" w:bidi="hi_IN"/>
         </w:rPr>
+      </w:r>
+    </w:p>
+    <w:p>
+      <w:pPr/>
+      <w:r>
+        <w:rPr>
+          <w:lang w:val="hi_IN" w:bidi="hi_IN"/>
+        </w:rPr>
+      </w:r>
+      <w:r>
+        <w:rPr>
+          <w:lang w:val="hi_IN" w:bidi="hi_IN"/>
+        </w:rPr>
+        <w:t>וְ⁠עַמִּֽינָדָב֙ &amp; וְ⁠נַחְשׁ֖וֹן &amp; אֶת־שַׂלְמָֽה</w:t>
       </w:r>
     </w:p>
     <w:p>

--- a/hin/docx/08.content.docx
+++ b/hin/docx/08.content.docx
@@ -8687,7 +8687,7 @@
         <w:rPr>
           <w:lang w:val="hi_IN" w:bidi="hi_IN"/>
         </w:rPr>
-        <w:t>וּֽ⁠לְ⁠נָעֳמִ֞י מוֹדַ֣ע לְ⁠אִישָׁ֗⁠הּ</w:t>
+        <w:t>וּֽ⁠לְ⁠נָעֳמִ֞י מידע לְ⁠אִישָׁ֗⁠הּ</w:t>
       </w:r>
     </w:p>
     <w:p>
@@ -8784,7 +8784,7 @@
         <w:rPr>
           <w:lang w:val="hi_IN" w:bidi="hi_IN"/>
         </w:rPr>
-        <w:t>וּֽ⁠לְ⁠נָעֳמִ֞י מוֹדַ֣ע לְ⁠אִישָׁ֗⁠הּ</w:t>
+        <w:t>וּֽ⁠לְ⁠נָעֳמִ֞י מידע לְ⁠אִישָׁ֗⁠הּ</w:t>
       </w:r>
     </w:p>
     <w:p>
@@ -17756,7 +17756,7 @@
         <w:rPr>
           <w:lang w:val="hi_IN" w:bidi="hi_IN"/>
         </w:rPr>
-        <w:t>וְיָרַ֣דְתְּ הַ⁠גֹּ֑רֶן</w:t>
+        <w:t>ו⁠ירדתי הַ⁠גֹּ֑רֶן</w:t>
       </w:r>
     </w:p>
     <w:p>
@@ -20746,7 +20746,7 @@
         <w:rPr>
           <w:lang w:val="hi_IN" w:bidi="hi_IN"/>
         </w:rPr>
-        <w:t>וַ⁠תִּשְׁכַּ֤ב מַרְגְּלוֹתָיו֙</w:t>
+        <w:t>וַ⁠תִּשְׁכַּ֤ב מרגלת⁠ו</w:t>
       </w:r>
     </w:p>
     <w:p>
@@ -20823,7 +20823,7 @@
         <w:rPr>
           <w:lang w:val="hi_IN" w:bidi="hi_IN"/>
         </w:rPr>
-        <w:t>בְּטֶ֛רֶם יַכִּ֥יר אִ֖ישׁ אֶת־רֵעֵ֑⁠הוּ</w:t>
+        <w:t>ב⁠טרום יַכִּ֥יר אִ֖ישׁ אֶת־רֵעֵ֑⁠הוּ</w:t>
       </w:r>
     </w:p>
     <w:p>
@@ -24309,7 +24309,7 @@
         <w:rPr>
           <w:lang w:val="hi_IN" w:bidi="hi_IN"/>
         </w:rPr>
-        <w:t>וּ֠⁠מֵ⁠אֵת ר֣וּת &amp; קָנִ֔יתָה</w:t>
+        <w:t>וּ֠⁠מֵ⁠אֵת ר֣וּת &amp; קניתי</w:t>
       </w:r>
     </w:p>
     <w:p>
